--- a/Notes/Notes_Pratyush.docx
+++ b/Notes/Notes_Pratyush.docx
@@ -94,6 +94,9 @@
         </w:numPr>
       </w:pPr>
       <w:r>
+        <w:rPr>
+          <w:noProof/>
+        </w:rPr>
         <w:drawing>
           <wp:anchor distT="0" distB="0" distL="114300" distR="114300" simplePos="0" relativeHeight="251658240" behindDoc="0" locked="0" layoutInCell="1" allowOverlap="1" wp14:anchorId="0FD41D52" wp14:editId="3CB98D56">
             <wp:simplePos x="0" y="0"/>
@@ -172,6 +175,9 @@
     </w:p>
     <w:p>
       <w:r>
+        <w:rPr>
+          <w:noProof/>
+        </w:rPr>
         <w:drawing>
           <wp:anchor distT="0" distB="0" distL="114300" distR="114300" simplePos="0" relativeHeight="251659264" behindDoc="0" locked="0" layoutInCell="1" allowOverlap="1" wp14:anchorId="36A14295" wp14:editId="45922D4C">
             <wp:simplePos x="0" y="0"/>
@@ -253,6 +259,9 @@
         <w:pStyle w:val="ListParagraph"/>
       </w:pPr>
       <w:r>
+        <w:rPr>
+          <w:noProof/>
+        </w:rPr>
         <w:drawing>
           <wp:anchor distT="0" distB="0" distL="114300" distR="114300" simplePos="0" relativeHeight="251660288" behindDoc="0" locked="0" layoutInCell="1" allowOverlap="1" wp14:anchorId="5C75D2F6" wp14:editId="35E85B06">
             <wp:simplePos x="0" y="0"/>
@@ -336,6 +345,120 @@
         <w:t>Cost function is the average of loss function summed over all the data-points.</w:t>
       </w:r>
     </w:p>
+    <w:p>
+      <w:pPr>
+        <w:pStyle w:val="ListParagraph"/>
+      </w:pPr>
+    </w:p>
+    <w:p>
+      <w:pPr>
+        <w:pStyle w:val="ListParagraph"/>
+        <w:numPr>
+          <w:ilvl w:val="0"/>
+          <w:numId w:val="1"/>
+        </w:numPr>
+      </w:pPr>
+      <w:r>
+        <w:drawing>
+          <wp:anchor distT="0" distB="0" distL="114300" distR="114300" simplePos="0" relativeHeight="251661312" behindDoc="0" locked="0" layoutInCell="1" allowOverlap="1" wp14:anchorId="7F787D81" wp14:editId="036D364F">
+            <wp:simplePos x="0" y="0"/>
+            <wp:positionH relativeFrom="column">
+              <wp:posOffset>804384</wp:posOffset>
+            </wp:positionH>
+            <wp:positionV relativeFrom="paragraph">
+              <wp:posOffset>180959</wp:posOffset>
+            </wp:positionV>
+            <wp:extent cx="2016125" cy="1086485"/>
+            <wp:effectExtent l="0" t="0" r="3175" b="0"/>
+            <wp:wrapSquare wrapText="bothSides"/>
+            <wp:docPr id="321812364" name="Picture 1"/>
+            <wp:cNvGraphicFramePr>
+              <a:graphicFrameLocks xmlns:a="http://schemas.openxmlformats.org/drawingml/2006/main" noChangeAspect="1"/>
+            </wp:cNvGraphicFramePr>
+            <a:graphic xmlns:a="http://schemas.openxmlformats.org/drawingml/2006/main">
+              <a:graphicData uri="http://schemas.openxmlformats.org/drawingml/2006/picture">
+                <pic:pic xmlns:pic="http://schemas.openxmlformats.org/drawingml/2006/picture">
+                  <pic:nvPicPr>
+                    <pic:cNvPr id="321812364" name=""/>
+                    <pic:cNvPicPr/>
+                  </pic:nvPicPr>
+                  <pic:blipFill>
+                    <a:blip r:embed="rId8" cstate="print">
+                      <a:extLst>
+                        <a:ext uri="{28A0092B-C50C-407E-A947-70E740481C1C}">
+                          <a14:useLocalDpi xmlns:a14="http://schemas.microsoft.com/office/drawing/2010/main" val="0"/>
+                        </a:ext>
+                      </a:extLst>
+                    </a:blip>
+                    <a:stretch>
+                      <a:fillRect/>
+                    </a:stretch>
+                  </pic:blipFill>
+                  <pic:spPr>
+                    <a:xfrm>
+                      <a:off x="0" y="0"/>
+                      <a:ext cx="2016125" cy="1086485"/>
+                    </a:xfrm>
+                    <a:prstGeom prst="rect">
+                      <a:avLst/>
+                    </a:prstGeom>
+                  </pic:spPr>
+                </pic:pic>
+              </a:graphicData>
+            </a:graphic>
+            <wp14:sizeRelH relativeFrom="margin">
+              <wp14:pctWidth>0</wp14:pctWidth>
+            </wp14:sizeRelH>
+            <wp14:sizeRelV relativeFrom="margin">
+              <wp14:pctHeight>0</wp14:pctHeight>
+            </wp14:sizeRelV>
+          </wp:anchor>
+        </w:drawing>
+      </w:r>
+      <w:r>
+        <w:t>Gradient Descent:</w:t>
+      </w:r>
+    </w:p>
+    <w:p>
+      <w:pPr>
+        <w:pStyle w:val="ListParagraph"/>
+      </w:pPr>
+    </w:p>
+    <w:p>
+      <w:pPr>
+        <w:pStyle w:val="ListParagraph"/>
+      </w:pPr>
+    </w:p>
+    <w:p>
+      <w:pPr>
+        <w:pStyle w:val="ListParagraph"/>
+      </w:pPr>
+    </w:p>
+    <w:p>
+      <w:pPr>
+        <w:pStyle w:val="ListParagraph"/>
+      </w:pPr>
+    </w:p>
+    <w:p>
+      <w:pPr>
+        <w:pStyle w:val="ListParagraph"/>
+      </w:pPr>
+    </w:p>
+    <w:p>
+      <w:pPr>
+        <w:pStyle w:val="ListParagraph"/>
+      </w:pPr>
+    </w:p>
+    <w:p>
+      <w:pPr>
+        <w:pStyle w:val="ListParagraph"/>
+      </w:pPr>
+    </w:p>
+    <w:p>
+      <w:pPr>
+        <w:pStyle w:val="ListParagraph"/>
+      </w:pPr>
+    </w:p>
     <w:p/>
     <w:sectPr>
       <w:pgSz w:w="11906" w:h="16838"/>
@@ -352,7 +475,7 @@
   <w:abstractNum w:abstractNumId="0" w15:restartNumberingAfterBreak="0">
     <w:nsid w:val="6CC46432"/>
     <w:multiLevelType w:val="hybridMultilevel"/>
-    <w:tmpl w:val="207ED982"/>
+    <w:tmpl w:val="151E625E"/>
     <w:lvl w:ilvl="0" w:tplc="40090001">
       <w:start w:val="1"/>
       <w:numFmt w:val="bullet"/>

--- a/Notes/Notes_Pratyush.docx
+++ b/Notes/Notes_Pratyush.docx
@@ -359,6 +359,9 @@
         </w:numPr>
       </w:pPr>
       <w:r>
+        <w:rPr>
+          <w:noProof/>
+        </w:rPr>
         <w:drawing>
           <wp:anchor distT="0" distB="0" distL="114300" distR="114300" simplePos="0" relativeHeight="251661312" behindDoc="0" locked="0" layoutInCell="1" allowOverlap="1" wp14:anchorId="7F787D81" wp14:editId="036D364F">
             <wp:simplePos x="0" y="0"/>
@@ -459,6 +462,77 @@
         <w:pStyle w:val="ListParagraph"/>
       </w:pPr>
     </w:p>
+    <w:p>
+      <w:pPr>
+        <w:pStyle w:val="ListParagraph"/>
+        <w:numPr>
+          <w:ilvl w:val="0"/>
+          <w:numId w:val="1"/>
+        </w:numPr>
+        <w:rPr>
+          <w:b/>
+          <w:bCs/>
+        </w:rPr>
+      </w:pPr>
+      <w:r>
+        <w:rPr>
+          <w:b/>
+          <w:bCs/>
+        </w:rPr>
+        <w:t>Vectorisation</w:t>
+      </w:r>
+      <w:r>
+        <w:rPr>
+          <w:b/>
+          <w:bCs/>
+        </w:rPr>
+        <w:t xml:space="preserve"> – </w:t>
+      </w:r>
+      <w:r>
+        <w:t xml:space="preserve">It can be used </w:t>
+      </w:r>
+      <w:r>
+        <w:t>in place of for loops to make the code a lot faster</w:t>
+      </w:r>
+      <w:r>
+        <w:t xml:space="preserve"> and simpler</w:t>
+      </w:r>
+      <w:r>
+        <w:t>.</w:t>
+      </w:r>
+    </w:p>
+    <w:p>
+      <w:pPr>
+        <w:pStyle w:val="ListParagraph"/>
+      </w:pPr>
+    </w:p>
+    <w:p>
+      <w:pPr>
+        <w:pStyle w:val="ListParagraph"/>
+        <w:numPr>
+          <w:ilvl w:val="0"/>
+          <w:numId w:val="1"/>
+        </w:numPr>
+      </w:pPr>
+      <w:r>
+        <w:rPr>
+          <w:b/>
+          <w:bCs/>
+        </w:rPr>
+        <w:t>Broadcasting</w:t>
+      </w:r>
+      <w:r>
+        <w:t xml:space="preserve"> in Python can change the dimension of matrix </w:t>
+      </w:r>
+      <w:r>
+        <w:t>implicitly to suit the matrix calculations</w:t>
+      </w:r>
+    </w:p>
+    <w:p>
+      <w:pPr>
+        <w:pStyle w:val="ListParagraph"/>
+      </w:pPr>
+    </w:p>
     <w:p/>
     <w:sectPr>
       <w:pgSz w:w="11906" w:h="16838"/>
@@ -475,7 +549,7 @@
   <w:abstractNum w:abstractNumId="0" w15:restartNumberingAfterBreak="0">
     <w:nsid w:val="6CC46432"/>
     <w:multiLevelType w:val="hybridMultilevel"/>
-    <w:tmpl w:val="151E625E"/>
+    <w:tmpl w:val="3C447CFE"/>
     <w:lvl w:ilvl="0" w:tplc="40090001">
       <w:start w:val="1"/>
       <w:numFmt w:val="bullet"/>

--- a/Notes/Notes_Pratyush.docx
+++ b/Notes/Notes_Pratyush.docx
@@ -513,6 +513,7 @@
           <w:ilvl w:val="0"/>
           <w:numId w:val="1"/>
         </w:numPr>
+        <w:spacing w:after="0"/>
       </w:pPr>
       <w:r>
         <w:rPr>
@@ -527,11 +528,35 @@
       <w:r>
         <w:t>implicitly to suit the matrix calculations</w:t>
       </w:r>
-    </w:p>
-    <w:p>
-      <w:pPr>
-        <w:pStyle w:val="ListParagraph"/>
-      </w:pPr>
+      <w:r>
+        <w:t>.</w:t>
+      </w:r>
+    </w:p>
+    <w:p>
+      <w:pPr>
+        <w:spacing w:after="0"/>
+      </w:pPr>
+    </w:p>
+    <w:p>
+      <w:pPr>
+        <w:pStyle w:val="ListParagraph"/>
+        <w:numPr>
+          <w:ilvl w:val="0"/>
+          <w:numId w:val="1"/>
+        </w:numPr>
+      </w:pPr>
+      <w:r>
+        <w:t>Use strictly row/column vectors instead of rank 1 arrays</w:t>
+      </w:r>
+      <w:r>
+        <w:t xml:space="preserve"> to resolve </w:t>
+      </w:r>
+      <w:r>
+        <w:t>vector-size inconsistency</w:t>
+      </w:r>
+      <w:r>
+        <w:t>.</w:t>
+      </w:r>
     </w:p>
     <w:p/>
     <w:sectPr>
@@ -549,7 +574,7 @@
   <w:abstractNum w:abstractNumId="0" w15:restartNumberingAfterBreak="0">
     <w:nsid w:val="6CC46432"/>
     <w:multiLevelType w:val="hybridMultilevel"/>
-    <w:tmpl w:val="3C447CFE"/>
+    <w:tmpl w:val="134EE972"/>
     <w:lvl w:ilvl="0" w:tplc="40090001">
       <w:start w:val="1"/>
       <w:numFmt w:val="bullet"/>

--- a/Notes/Notes_Pratyush.docx
+++ b/Notes/Notes_Pratyush.docx
@@ -559,6 +559,228 @@
       </w:r>
     </w:p>
     <w:p/>
+    <w:p>
+      <w:pPr>
+        <w:pStyle w:val="ListParagraph"/>
+        <w:numPr>
+          <w:ilvl w:val="0"/>
+          <w:numId w:val="1"/>
+        </w:numPr>
+      </w:pPr>
+      <w:r>
+        <w:lastRenderedPageBreak/>
+        <w:t>NN Representation</w:t>
+      </w:r>
+    </w:p>
+    <w:p>
+      <w:pPr>
+        <w:pStyle w:val="ListParagraph"/>
+      </w:pPr>
+      <w:r>
+        <w:drawing>
+          <wp:anchor distT="0" distB="0" distL="114300" distR="114300" simplePos="0" relativeHeight="251662336" behindDoc="1" locked="0" layoutInCell="1" allowOverlap="1" wp14:anchorId="73F0B2D2" wp14:editId="11CDEAB2">
+            <wp:simplePos x="0" y="0"/>
+            <wp:positionH relativeFrom="column">
+              <wp:posOffset>679450</wp:posOffset>
+            </wp:positionH>
+            <wp:positionV relativeFrom="paragraph">
+              <wp:posOffset>43180</wp:posOffset>
+            </wp:positionV>
+            <wp:extent cx="3283205" cy="1847850"/>
+            <wp:effectExtent l="0" t="0" r="0" b="0"/>
+            <wp:wrapTight wrapText="bothSides">
+              <wp:wrapPolygon edited="0">
+                <wp:start x="0" y="0"/>
+                <wp:lineTo x="0" y="21377"/>
+                <wp:lineTo x="21433" y="21377"/>
+                <wp:lineTo x="21433" y="0"/>
+                <wp:lineTo x="0" y="0"/>
+              </wp:wrapPolygon>
+            </wp:wrapTight>
+            <wp:docPr id="1709856260" name="Picture 1"/>
+            <wp:cNvGraphicFramePr>
+              <a:graphicFrameLocks xmlns:a="http://schemas.openxmlformats.org/drawingml/2006/main" noChangeAspect="1"/>
+            </wp:cNvGraphicFramePr>
+            <a:graphic xmlns:a="http://schemas.openxmlformats.org/drawingml/2006/main">
+              <a:graphicData uri="http://schemas.openxmlformats.org/drawingml/2006/picture">
+                <pic:pic xmlns:pic="http://schemas.openxmlformats.org/drawingml/2006/picture">
+                  <pic:nvPicPr>
+                    <pic:cNvPr id="1709856260" name=""/>
+                    <pic:cNvPicPr/>
+                  </pic:nvPicPr>
+                  <pic:blipFill>
+                    <a:blip r:embed="rId9" cstate="print">
+                      <a:extLst>
+                        <a:ext uri="{28A0092B-C50C-407E-A947-70E740481C1C}">
+                          <a14:useLocalDpi xmlns:a14="http://schemas.microsoft.com/office/drawing/2010/main" val="0"/>
+                        </a:ext>
+                      </a:extLst>
+                    </a:blip>
+                    <a:stretch>
+                      <a:fillRect/>
+                    </a:stretch>
+                  </pic:blipFill>
+                  <pic:spPr>
+                    <a:xfrm>
+                      <a:off x="0" y="0"/>
+                      <a:ext cx="3283205" cy="1847850"/>
+                    </a:xfrm>
+                    <a:prstGeom prst="rect">
+                      <a:avLst/>
+                    </a:prstGeom>
+                  </pic:spPr>
+                </pic:pic>
+              </a:graphicData>
+            </a:graphic>
+          </wp:anchor>
+        </w:drawing>
+      </w:r>
+    </w:p>
+    <w:p>
+      <w:pPr>
+        <w:pStyle w:val="ListParagraph"/>
+      </w:pPr>
+    </w:p>
+    <w:p>
+      <w:pPr>
+        <w:pStyle w:val="ListParagraph"/>
+      </w:pPr>
+    </w:p>
+    <w:p>
+      <w:pPr>
+        <w:pStyle w:val="ListParagraph"/>
+      </w:pPr>
+    </w:p>
+    <w:p>
+      <w:pPr>
+        <w:pStyle w:val="ListParagraph"/>
+      </w:pPr>
+    </w:p>
+    <w:p>
+      <w:pPr>
+        <w:pStyle w:val="ListParagraph"/>
+      </w:pPr>
+    </w:p>
+    <w:p>
+      <w:pPr>
+        <w:pStyle w:val="ListParagraph"/>
+      </w:pPr>
+    </w:p>
+    <w:p>
+      <w:pPr>
+        <w:pStyle w:val="ListParagraph"/>
+      </w:pPr>
+    </w:p>
+    <w:p>
+      <w:pPr>
+        <w:pStyle w:val="ListParagraph"/>
+      </w:pPr>
+    </w:p>
+    <w:p>
+      <w:pPr>
+        <w:pStyle w:val="ListParagraph"/>
+      </w:pPr>
+    </w:p>
+    <w:p>
+      <w:pPr>
+        <w:pStyle w:val="ListParagraph"/>
+      </w:pPr>
+    </w:p>
+    <w:p>
+      <w:pPr>
+        <w:pStyle w:val="ListParagraph"/>
+      </w:pPr>
+      <w:r>
+        <w:t xml:space="preserve">‘a’ is the Activation or the value of a particular node which is to be passed to the next </w:t>
+      </w:r>
+      <w:r>
+        <w:t>layer.</w:t>
+      </w:r>
+    </w:p>
+    <w:p>
+      <w:pPr>
+        <w:pStyle w:val="ListParagraph"/>
+      </w:pPr>
+    </w:p>
+    <w:p>
+      <w:pPr>
+        <w:pStyle w:val="ListParagraph"/>
+        <w:numPr>
+          <w:ilvl w:val="0"/>
+          <w:numId w:val="1"/>
+        </w:numPr>
+      </w:pPr>
+      <w:r>
+        <w:drawing>
+          <wp:anchor distT="0" distB="0" distL="114300" distR="114300" simplePos="0" relativeHeight="251663360" behindDoc="0" locked="0" layoutInCell="1" allowOverlap="1" wp14:anchorId="2E92529B" wp14:editId="220B4E95">
+            <wp:simplePos x="0" y="0"/>
+            <wp:positionH relativeFrom="column">
+              <wp:posOffset>654050</wp:posOffset>
+            </wp:positionH>
+            <wp:positionV relativeFrom="paragraph">
+              <wp:posOffset>191273</wp:posOffset>
+            </wp:positionV>
+            <wp:extent cx="2232896" cy="1308100"/>
+            <wp:effectExtent l="0" t="0" r="0" b="6350"/>
+            <wp:wrapSquare wrapText="bothSides"/>
+            <wp:docPr id="1389248957" name="Picture 1"/>
+            <wp:cNvGraphicFramePr>
+              <a:graphicFrameLocks xmlns:a="http://schemas.openxmlformats.org/drawingml/2006/main" noChangeAspect="1"/>
+            </wp:cNvGraphicFramePr>
+            <a:graphic xmlns:a="http://schemas.openxmlformats.org/drawingml/2006/main">
+              <a:graphicData uri="http://schemas.openxmlformats.org/drawingml/2006/picture">
+                <pic:pic xmlns:pic="http://schemas.openxmlformats.org/drawingml/2006/picture">
+                  <pic:nvPicPr>
+                    <pic:cNvPr id="1389248957" name=""/>
+                    <pic:cNvPicPr/>
+                  </pic:nvPicPr>
+                  <pic:blipFill>
+                    <a:blip r:embed="rId10">
+                      <a:extLst>
+                        <a:ext uri="{28A0092B-C50C-407E-A947-70E740481C1C}">
+                          <a14:useLocalDpi xmlns:a14="http://schemas.microsoft.com/office/drawing/2010/main" val="0"/>
+                        </a:ext>
+                      </a:extLst>
+                    </a:blip>
+                    <a:stretch>
+                      <a:fillRect/>
+                    </a:stretch>
+                  </pic:blipFill>
+                  <pic:spPr>
+                    <a:xfrm>
+                      <a:off x="0" y="0"/>
+                      <a:ext cx="2232896" cy="1308100"/>
+                    </a:xfrm>
+                    <a:prstGeom prst="rect">
+                      <a:avLst/>
+                    </a:prstGeom>
+                  </pic:spPr>
+                </pic:pic>
+              </a:graphicData>
+            </a:graphic>
+          </wp:anchor>
+        </w:drawing>
+      </w:r>
+      <w:r>
+        <w:t xml:space="preserve">Vectorizing across multiple </w:t>
+      </w:r>
+      <w:proofErr w:type="gramStart"/>
+      <w:r>
+        <w:t>examples</w:t>
+      </w:r>
+      <w:r>
+        <w:t xml:space="preserve"> </w:t>
+      </w:r>
+      <w:r>
+        <w:t>:</w:t>
+      </w:r>
+      <w:proofErr w:type="gramEnd"/>
+    </w:p>
+    <w:p>
+      <w:pPr>
+        <w:pStyle w:val="ListParagraph"/>
+      </w:pPr>
+    </w:p>
     <w:sectPr>
       <w:pgSz w:w="11906" w:h="16838"/>
       <w:pgMar w:top="1440" w:right="1440" w:bottom="1440" w:left="1440" w:header="708" w:footer="708" w:gutter="0"/>
@@ -574,7 +796,7 @@
   <w:abstractNum w:abstractNumId="0" w15:restartNumberingAfterBreak="0">
     <w:nsid w:val="6CC46432"/>
     <w:multiLevelType w:val="hybridMultilevel"/>
-    <w:tmpl w:val="134EE972"/>
+    <w:tmpl w:val="6CFCA1E0"/>
     <w:lvl w:ilvl="0" w:tplc="40090001">
       <w:start w:val="1"/>
       <w:numFmt w:val="bullet"/>

--- a/Notes/Notes_Pratyush.docx
+++ b/Notes/Notes_Pratyush.docx
@@ -6,20 +6,27 @@
       <w:pPr>
         <w:jc w:val="center"/>
         <w:rPr>
-          <w:sz w:val="32"/>
-          <w:szCs w:val="32"/>
-        </w:rPr>
-      </w:pPr>
-      <w:r>
-        <w:rPr>
-          <w:sz w:val="32"/>
-          <w:szCs w:val="32"/>
+          <w:sz w:val="36"/>
+          <w:szCs w:val="36"/>
+        </w:rPr>
+      </w:pPr>
+      <w:r>
+        <w:rPr>
+          <w:sz w:val="36"/>
+          <w:szCs w:val="36"/>
           <w:u w:val="single"/>
         </w:rPr>
         <w:t>Course 1: Neural Network &amp; Deep Learning</w:t>
       </w:r>
     </w:p>
-    <w:p/>
+    <w:p>
+      <w:pPr>
+        <w:rPr>
+          <w:sz w:val="24"/>
+          <w:szCs w:val="24"/>
+        </w:rPr>
+      </w:pPr>
+    </w:p>
     <w:p>
       <w:pPr>
         <w:pStyle w:val="ListParagraph"/>
@@ -28,63 +35,100 @@
           <w:numId w:val="1"/>
         </w:numPr>
         <w:rPr>
-          <w:sz w:val="24"/>
-          <w:szCs w:val="24"/>
-        </w:rPr>
-      </w:pPr>
-      <w:r>
-        <w:rPr>
-          <w:sz w:val="24"/>
-          <w:szCs w:val="24"/>
+          <w:sz w:val="28"/>
+          <w:szCs w:val="28"/>
+        </w:rPr>
+      </w:pPr>
+      <w:r>
+        <w:rPr>
+          <w:sz w:val="28"/>
+          <w:szCs w:val="28"/>
         </w:rPr>
         <w:t>What is a Neural Network?</w:t>
       </w:r>
     </w:p>
     <w:p>
-      <w:r>
+      <w:pPr>
+        <w:rPr>
+          <w:sz w:val="24"/>
+          <w:szCs w:val="24"/>
+        </w:rPr>
+      </w:pPr>
+      <w:r>
+        <w:rPr>
+          <w:sz w:val="24"/>
+          <w:szCs w:val="24"/>
+        </w:rPr>
         <w:t>It basically acts like a function taking in an input, x and generating an output, y based on x. The input may include a single parameter or a combination of many parameters (x</w:t>
       </w:r>
       <w:r>
         <w:rPr>
+          <w:sz w:val="24"/>
+          <w:szCs w:val="24"/>
           <w:vertAlign w:val="subscript"/>
         </w:rPr>
         <w:t>1</w:t>
       </w:r>
       <w:r>
+        <w:rPr>
+          <w:sz w:val="24"/>
+          <w:szCs w:val="24"/>
+        </w:rPr>
         <w:t>,</w:t>
       </w:r>
       <w:r>
+        <w:rPr>
+          <w:sz w:val="24"/>
+          <w:szCs w:val="24"/>
+        </w:rPr>
         <w:t xml:space="preserve"> </w:t>
       </w:r>
       <w:r>
+        <w:rPr>
+          <w:sz w:val="24"/>
+          <w:szCs w:val="24"/>
+        </w:rPr>
         <w:t>x</w:t>
       </w:r>
       <w:r>
         <w:rPr>
+          <w:sz w:val="24"/>
+          <w:szCs w:val="24"/>
           <w:vertAlign w:val="subscript"/>
         </w:rPr>
         <w:t>2</w:t>
       </w:r>
       <w:r>
+        <w:rPr>
+          <w:sz w:val="24"/>
+          <w:szCs w:val="24"/>
+        </w:rPr>
         <w:t>, x</w:t>
       </w:r>
       <w:r>
         <w:rPr>
+          <w:sz w:val="24"/>
+          <w:szCs w:val="24"/>
           <w:vertAlign w:val="subscript"/>
         </w:rPr>
         <w:t>3</w:t>
       </w:r>
       <w:r>
-        <w:t>,</w:t>
-      </w:r>
-      <w:r>
-        <w:t xml:space="preserve"> </w:t>
-      </w:r>
-      <w:r>
-        <w:t>...). It consists of neurons which take decisions and lead to an output.</w:t>
-      </w:r>
-    </w:p>
-    <w:p/>
+        <w:rPr>
+          <w:sz w:val="24"/>
+          <w:szCs w:val="24"/>
+        </w:rPr>
+        <w:t>,...). It consists of neurons which take decisions and lead to an output.</w:t>
+      </w:r>
+    </w:p>
+    <w:p>
+      <w:pPr>
+        <w:rPr>
+          <w:sz w:val="24"/>
+          <w:szCs w:val="24"/>
+        </w:rPr>
+      </w:pPr>
+    </w:p>
     <w:p>
       <w:pPr>
         <w:pStyle w:val="ListParagraph"/>
@@ -92,10 +136,16 @@
           <w:ilvl w:val="0"/>
           <w:numId w:val="1"/>
         </w:numPr>
+        <w:rPr>
+          <w:sz w:val="24"/>
+          <w:szCs w:val="24"/>
+        </w:rPr>
       </w:pPr>
       <w:r>
         <w:rPr>
           <w:noProof/>
+          <w:sz w:val="24"/>
+          <w:szCs w:val="24"/>
         </w:rPr>
         <w:drawing>
           <wp:anchor distT="0" distB="0" distL="114300" distR="114300" simplePos="0" relativeHeight="251658240" behindDoc="0" locked="0" layoutInCell="1" allowOverlap="1" wp14:anchorId="0FD41D52" wp14:editId="3CB98D56">
@@ -154,29 +204,88 @@
         </w:drawing>
       </w:r>
     </w:p>
-    <w:p/>
-    <w:p/>
-    <w:p/>
-    <w:p/>
-    <w:p/>
+    <w:p>
+      <w:pPr>
+        <w:rPr>
+          <w:sz w:val="24"/>
+          <w:szCs w:val="24"/>
+        </w:rPr>
+      </w:pPr>
+    </w:p>
+    <w:p>
+      <w:pPr>
+        <w:rPr>
+          <w:sz w:val="24"/>
+          <w:szCs w:val="24"/>
+        </w:rPr>
+      </w:pPr>
+    </w:p>
+    <w:p>
+      <w:pPr>
+        <w:rPr>
+          <w:sz w:val="24"/>
+          <w:szCs w:val="24"/>
+        </w:rPr>
+      </w:pPr>
+    </w:p>
+    <w:p>
+      <w:pPr>
+        <w:rPr>
+          <w:sz w:val="24"/>
+          <w:szCs w:val="24"/>
+        </w:rPr>
+      </w:pPr>
+    </w:p>
+    <w:p>
+      <w:pPr>
+        <w:rPr>
+          <w:sz w:val="24"/>
+          <w:szCs w:val="24"/>
+        </w:rPr>
+      </w:pPr>
+    </w:p>
     <w:p>
       <w:pPr>
         <w:ind w:left="720"/>
-      </w:pPr>
-      <w:r>
+        <w:rPr>
+          <w:sz w:val="24"/>
+          <w:szCs w:val="24"/>
+        </w:rPr>
+      </w:pPr>
+      <w:r>
+        <w:rPr>
+          <w:sz w:val="24"/>
+          <w:szCs w:val="24"/>
+        </w:rPr>
         <w:t>L</w:t>
       </w:r>
       <w:r>
+        <w:rPr>
+          <w:sz w:val="24"/>
+          <w:szCs w:val="24"/>
+        </w:rPr>
         <w:t>arger NNs perform better at larger amount of data</w:t>
       </w:r>
       <w:r>
+        <w:rPr>
+          <w:sz w:val="24"/>
+          <w:szCs w:val="24"/>
+        </w:rPr>
         <w:t xml:space="preserve"> while smaller NNs tend to saturate after some point.</w:t>
       </w:r>
     </w:p>
     <w:p>
+      <w:pPr>
+        <w:rPr>
+          <w:sz w:val="24"/>
+          <w:szCs w:val="24"/>
+        </w:rPr>
+      </w:pPr>
       <w:r>
         <w:rPr>
           <w:noProof/>
+          <w:sz w:val="24"/>
+          <w:szCs w:val="24"/>
         </w:rPr>
         <w:drawing>
           <wp:anchor distT="0" distB="0" distL="114300" distR="114300" simplePos="0" relativeHeight="251659264" behindDoc="0" locked="0" layoutInCell="1" allowOverlap="1" wp14:anchorId="36A14295" wp14:editId="45922D4C">
@@ -242,25 +351,39 @@
           <w:ilvl w:val="0"/>
           <w:numId w:val="1"/>
         </w:numPr>
-      </w:pPr>
-      <w:r>
-        <w:rPr>
-          <w:sz w:val="24"/>
-          <w:szCs w:val="24"/>
+        <w:rPr>
+          <w:sz w:val="24"/>
+          <w:szCs w:val="24"/>
+        </w:rPr>
+      </w:pPr>
+      <w:r>
+        <w:rPr>
+          <w:sz w:val="28"/>
+          <w:szCs w:val="28"/>
         </w:rPr>
         <w:t>Logistic Regression</w:t>
       </w:r>
       <w:r>
+        <w:rPr>
+          <w:sz w:val="24"/>
+          <w:szCs w:val="24"/>
+        </w:rPr>
         <w:t xml:space="preserve"> - </w:t>
       </w:r>
     </w:p>
     <w:p>
       <w:pPr>
         <w:pStyle w:val="ListParagraph"/>
+        <w:rPr>
+          <w:sz w:val="24"/>
+          <w:szCs w:val="24"/>
+        </w:rPr>
       </w:pPr>
       <w:r>
         <w:rPr>
           <w:noProof/>
+          <w:sz w:val="24"/>
+          <w:szCs w:val="24"/>
         </w:rPr>
         <w:drawing>
           <wp:anchor distT="0" distB="0" distL="114300" distR="114300" simplePos="0" relativeHeight="251660288" behindDoc="0" locked="0" layoutInCell="1" allowOverlap="1" wp14:anchorId="5C75D2F6" wp14:editId="35E85B06">
@@ -322,32 +445,50 @@
     <w:p>
       <w:pPr>
         <w:pStyle w:val="ListParagraph"/>
-      </w:pPr>
-      <w:r>
+        <w:rPr>
+          <w:sz w:val="24"/>
+          <w:szCs w:val="24"/>
+        </w:rPr>
+      </w:pPr>
+      <w:r>
+        <w:rPr>
+          <w:sz w:val="24"/>
+          <w:szCs w:val="24"/>
+        </w:rPr>
         <w:t xml:space="preserve">Loss Function – </w:t>
       </w:r>
     </w:p>
     <w:p>
       <w:pPr>
         <w:pStyle w:val="ListParagraph"/>
+        <w:rPr>
+          <w:sz w:val="24"/>
+          <w:szCs w:val="24"/>
+        </w:rPr>
       </w:pPr>
     </w:p>
     <w:p>
       <w:pPr>
         <w:pStyle w:val="ListParagraph"/>
-      </w:pPr>
-    </w:p>
-    <w:p>
-      <w:pPr>
-        <w:pStyle w:val="ListParagraph"/>
-      </w:pPr>
-      <w:r>
+        <w:rPr>
+          <w:sz w:val="24"/>
+          <w:szCs w:val="24"/>
+        </w:rPr>
+      </w:pPr>
+      <w:r>
+        <w:rPr>
+          <w:sz w:val="24"/>
+          <w:szCs w:val="24"/>
+        </w:rPr>
         <w:t>Cost function is the average of loss function summed over all the data-points.</w:t>
       </w:r>
     </w:p>
     <w:p>
       <w:pPr>
-        <w:pStyle w:val="ListParagraph"/>
+        <w:rPr>
+          <w:sz w:val="24"/>
+          <w:szCs w:val="24"/>
+        </w:rPr>
       </w:pPr>
     </w:p>
     <w:p>
@@ -357,19 +498,41 @@
           <w:ilvl w:val="0"/>
           <w:numId w:val="1"/>
         </w:numPr>
+        <w:rPr>
+          <w:sz w:val="24"/>
+          <w:szCs w:val="24"/>
+        </w:rPr>
+      </w:pPr>
+      <w:r>
+        <w:rPr>
+          <w:sz w:val="24"/>
+          <w:szCs w:val="24"/>
+        </w:rPr>
+        <w:t>Gradient Descent:</w:t>
+      </w:r>
+    </w:p>
+    <w:p>
+      <w:pPr>
+        <w:pStyle w:val="ListParagraph"/>
+        <w:rPr>
+          <w:sz w:val="24"/>
+          <w:szCs w:val="24"/>
+        </w:rPr>
       </w:pPr>
       <w:r>
         <w:rPr>
           <w:noProof/>
+          <w:sz w:val="24"/>
+          <w:szCs w:val="24"/>
         </w:rPr>
         <w:drawing>
-          <wp:anchor distT="0" distB="0" distL="114300" distR="114300" simplePos="0" relativeHeight="251661312" behindDoc="0" locked="0" layoutInCell="1" allowOverlap="1" wp14:anchorId="7F787D81" wp14:editId="036D364F">
+          <wp:anchor distT="0" distB="0" distL="114300" distR="114300" simplePos="0" relativeHeight="251661312" behindDoc="0" locked="0" layoutInCell="1" allowOverlap="1" wp14:anchorId="7F787D81" wp14:editId="721FCA57">
             <wp:simplePos x="0" y="0"/>
             <wp:positionH relativeFrom="column">
-              <wp:posOffset>804384</wp:posOffset>
+              <wp:posOffset>808990</wp:posOffset>
             </wp:positionH>
             <wp:positionV relativeFrom="paragraph">
-              <wp:posOffset>180959</wp:posOffset>
+              <wp:posOffset>24130</wp:posOffset>
             </wp:positionV>
             <wp:extent cx="2016125" cy="1086485"/>
             <wp:effectExtent l="0" t="0" r="3175" b="0"/>
@@ -418,48 +581,68 @@
           </wp:anchor>
         </w:drawing>
       </w:r>
-      <w:r>
-        <w:t>Gradient Descent:</w:t>
-      </w:r>
     </w:p>
     <w:p>
       <w:pPr>
         <w:pStyle w:val="ListParagraph"/>
+        <w:rPr>
+          <w:sz w:val="24"/>
+          <w:szCs w:val="24"/>
+        </w:rPr>
       </w:pPr>
     </w:p>
     <w:p>
       <w:pPr>
         <w:pStyle w:val="ListParagraph"/>
+        <w:rPr>
+          <w:sz w:val="24"/>
+          <w:szCs w:val="24"/>
+        </w:rPr>
       </w:pPr>
     </w:p>
     <w:p>
       <w:pPr>
         <w:pStyle w:val="ListParagraph"/>
+        <w:rPr>
+          <w:sz w:val="24"/>
+          <w:szCs w:val="24"/>
+        </w:rPr>
       </w:pPr>
     </w:p>
     <w:p>
       <w:pPr>
         <w:pStyle w:val="ListParagraph"/>
+        <w:rPr>
+          <w:sz w:val="24"/>
+          <w:szCs w:val="24"/>
+        </w:rPr>
       </w:pPr>
     </w:p>
     <w:p>
       <w:pPr>
         <w:pStyle w:val="ListParagraph"/>
+        <w:rPr>
+          <w:sz w:val="24"/>
+          <w:szCs w:val="24"/>
+        </w:rPr>
       </w:pPr>
     </w:p>
     <w:p>
       <w:pPr>
         <w:pStyle w:val="ListParagraph"/>
+        <w:rPr>
+          <w:sz w:val="24"/>
+          <w:szCs w:val="24"/>
+        </w:rPr>
       </w:pPr>
     </w:p>
     <w:p>
       <w:pPr>
         <w:pStyle w:val="ListParagraph"/>
-      </w:pPr>
-    </w:p>
-    <w:p>
-      <w:pPr>
-        <w:pStyle w:val="ListParagraph"/>
+        <w:rPr>
+          <w:sz w:val="24"/>
+          <w:szCs w:val="24"/>
+        </w:rPr>
       </w:pPr>
     </w:p>
     <w:p>
@@ -472,38 +655,55 @@
         <w:rPr>
           <w:b/>
           <w:bCs/>
+          <w:sz w:val="24"/>
+          <w:szCs w:val="24"/>
         </w:rPr>
       </w:pPr>
       <w:r>
         <w:rPr>
           <w:b/>
           <w:bCs/>
-        </w:rPr>
-        <w:t>Vectorisation</w:t>
-      </w:r>
-      <w:r>
-        <w:rPr>
-          <w:b/>
-          <w:bCs/>
-        </w:rPr>
-        <w:t xml:space="preserve"> – </w:t>
-      </w:r>
-      <w:r>
+          <w:sz w:val="24"/>
+          <w:szCs w:val="24"/>
+        </w:rPr>
+        <w:t xml:space="preserve">Vectorisation – </w:t>
+      </w:r>
+      <w:r>
+        <w:rPr>
+          <w:sz w:val="24"/>
+          <w:szCs w:val="24"/>
+        </w:rPr>
         <w:t xml:space="preserve">It can be used </w:t>
       </w:r>
       <w:r>
+        <w:rPr>
+          <w:sz w:val="24"/>
+          <w:szCs w:val="24"/>
+        </w:rPr>
         <w:t>in place of for loops to make the code a lot faster</w:t>
       </w:r>
       <w:r>
+        <w:rPr>
+          <w:sz w:val="24"/>
+          <w:szCs w:val="24"/>
+        </w:rPr>
         <w:t xml:space="preserve"> and simpler</w:t>
       </w:r>
       <w:r>
+        <w:rPr>
+          <w:sz w:val="24"/>
+          <w:szCs w:val="24"/>
+        </w:rPr>
         <w:t>.</w:t>
       </w:r>
     </w:p>
     <w:p>
       <w:pPr>
         <w:pStyle w:val="ListParagraph"/>
+        <w:rPr>
+          <w:sz w:val="24"/>
+          <w:szCs w:val="24"/>
+        </w:rPr>
       </w:pPr>
     </w:p>
     <w:p>
@@ -514,27 +714,50 @@
           <w:numId w:val="1"/>
         </w:numPr>
         <w:spacing w:after="0"/>
+        <w:rPr>
+          <w:sz w:val="24"/>
+          <w:szCs w:val="24"/>
+        </w:rPr>
       </w:pPr>
       <w:r>
         <w:rPr>
           <w:b/>
           <w:bCs/>
-        </w:rPr>
+          <w:sz w:val="24"/>
+          <w:szCs w:val="24"/>
+        </w:rPr>
+        <w:lastRenderedPageBreak/>
         <w:t>Broadcasting</w:t>
       </w:r>
       <w:r>
+        <w:rPr>
+          <w:sz w:val="24"/>
+          <w:szCs w:val="24"/>
+        </w:rPr>
         <w:t xml:space="preserve"> in Python can change the dimension of matrix </w:t>
       </w:r>
       <w:r>
+        <w:rPr>
+          <w:sz w:val="24"/>
+          <w:szCs w:val="24"/>
+        </w:rPr>
         <w:t>implicitly to suit the matrix calculations</w:t>
       </w:r>
       <w:r>
+        <w:rPr>
+          <w:sz w:val="24"/>
+          <w:szCs w:val="24"/>
+        </w:rPr>
         <w:t>.</w:t>
       </w:r>
     </w:p>
     <w:p>
       <w:pPr>
         <w:spacing w:after="0"/>
+        <w:rPr>
+          <w:sz w:val="24"/>
+          <w:szCs w:val="24"/>
+        </w:rPr>
       </w:pPr>
     </w:p>
     <w:p>
@@ -544,21 +767,48 @@
           <w:ilvl w:val="0"/>
           <w:numId w:val="1"/>
         </w:numPr>
-      </w:pPr>
-      <w:r>
+        <w:rPr>
+          <w:sz w:val="24"/>
+          <w:szCs w:val="24"/>
+        </w:rPr>
+      </w:pPr>
+      <w:r>
+        <w:rPr>
+          <w:sz w:val="24"/>
+          <w:szCs w:val="24"/>
+        </w:rPr>
         <w:t>Use strictly row/column vectors instead of rank 1 arrays</w:t>
       </w:r>
       <w:r>
+        <w:rPr>
+          <w:sz w:val="24"/>
+          <w:szCs w:val="24"/>
+        </w:rPr>
         <w:t xml:space="preserve"> to resolve </w:t>
       </w:r>
       <w:r>
+        <w:rPr>
+          <w:sz w:val="24"/>
+          <w:szCs w:val="24"/>
+        </w:rPr>
         <w:t>vector-size inconsistency</w:t>
       </w:r>
       <w:r>
+        <w:rPr>
+          <w:sz w:val="24"/>
+          <w:szCs w:val="24"/>
+        </w:rPr>
         <w:t>.</w:t>
       </w:r>
     </w:p>
-    <w:p/>
+    <w:p>
+      <w:pPr>
+        <w:rPr>
+          <w:sz w:val="24"/>
+          <w:szCs w:val="24"/>
+        </w:rPr>
+      </w:pPr>
+    </w:p>
     <w:p>
       <w:pPr>
         <w:pStyle w:val="ListParagraph"/>
@@ -566,34 +816,50 @@
           <w:ilvl w:val="0"/>
           <w:numId w:val="1"/>
         </w:numPr>
-      </w:pPr>
-      <w:r>
-        <w:lastRenderedPageBreak/>
+        <w:rPr>
+          <w:sz w:val="24"/>
+          <w:szCs w:val="24"/>
+        </w:rPr>
+      </w:pPr>
+      <w:r>
+        <w:rPr>
+          <w:sz w:val="24"/>
+          <w:szCs w:val="24"/>
+        </w:rPr>
         <w:t>NN Representation</w:t>
       </w:r>
     </w:p>
     <w:p>
       <w:pPr>
         <w:pStyle w:val="ListParagraph"/>
-      </w:pPr>
-      <w:r>
+        <w:rPr>
+          <w:sz w:val="24"/>
+          <w:szCs w:val="24"/>
+        </w:rPr>
+      </w:pPr>
+      <w:r>
+        <w:rPr>
+          <w:noProof/>
+          <w:sz w:val="24"/>
+          <w:szCs w:val="24"/>
+        </w:rPr>
         <w:drawing>
-          <wp:anchor distT="0" distB="0" distL="114300" distR="114300" simplePos="0" relativeHeight="251662336" behindDoc="1" locked="0" layoutInCell="1" allowOverlap="1" wp14:anchorId="73F0B2D2" wp14:editId="11CDEAB2">
+          <wp:anchor distT="0" distB="0" distL="114300" distR="114300" simplePos="0" relativeHeight="251662336" behindDoc="1" locked="0" layoutInCell="1" allowOverlap="1" wp14:anchorId="73F0B2D2" wp14:editId="7FC196D3">
             <wp:simplePos x="0" y="0"/>
             <wp:positionH relativeFrom="column">
-              <wp:posOffset>679450</wp:posOffset>
+              <wp:posOffset>730250</wp:posOffset>
             </wp:positionH>
             <wp:positionV relativeFrom="paragraph">
               <wp:posOffset>43180</wp:posOffset>
             </wp:positionV>
-            <wp:extent cx="3283205" cy="1847850"/>
-            <wp:effectExtent l="0" t="0" r="0" b="0"/>
+            <wp:extent cx="3232150" cy="1818640"/>
+            <wp:effectExtent l="0" t="0" r="6350" b="0"/>
             <wp:wrapTight wrapText="bothSides">
               <wp:wrapPolygon edited="0">
                 <wp:start x="0" y="0"/>
-                <wp:lineTo x="0" y="21377"/>
-                <wp:lineTo x="21433" y="21377"/>
-                <wp:lineTo x="21433" y="0"/>
+                <wp:lineTo x="0" y="21268"/>
+                <wp:lineTo x="21515" y="21268"/>
+                <wp:lineTo x="21515" y="0"/>
                 <wp:lineTo x="0" y="0"/>
               </wp:wrapPolygon>
             </wp:wrapTight>
@@ -623,7 +889,7 @@
                   <pic:spPr>
                     <a:xfrm>
                       <a:off x="0" y="0"/>
-                      <a:ext cx="3283205" cy="1847850"/>
+                      <a:ext cx="3232150" cy="1818640"/>
                     </a:xfrm>
                     <a:prstGeom prst="rect">
                       <a:avLst/>
@@ -632,6 +898,12 @@
                 </pic:pic>
               </a:graphicData>
             </a:graphic>
+            <wp14:sizeRelH relativeFrom="margin">
+              <wp14:pctWidth>0</wp14:pctWidth>
+            </wp14:sizeRelH>
+            <wp14:sizeRelV relativeFrom="margin">
+              <wp14:pctHeight>0</wp14:pctHeight>
+            </wp14:sizeRelV>
           </wp:anchor>
         </w:drawing>
       </w:r>
@@ -639,67 +911,114 @@
     <w:p>
       <w:pPr>
         <w:pStyle w:val="ListParagraph"/>
+        <w:rPr>
+          <w:sz w:val="24"/>
+          <w:szCs w:val="24"/>
+        </w:rPr>
       </w:pPr>
     </w:p>
     <w:p>
       <w:pPr>
         <w:pStyle w:val="ListParagraph"/>
+        <w:rPr>
+          <w:sz w:val="24"/>
+          <w:szCs w:val="24"/>
+        </w:rPr>
       </w:pPr>
     </w:p>
     <w:p>
       <w:pPr>
         <w:pStyle w:val="ListParagraph"/>
+        <w:rPr>
+          <w:sz w:val="24"/>
+          <w:szCs w:val="24"/>
+        </w:rPr>
       </w:pPr>
     </w:p>
     <w:p>
       <w:pPr>
         <w:pStyle w:val="ListParagraph"/>
+        <w:rPr>
+          <w:sz w:val="24"/>
+          <w:szCs w:val="24"/>
+        </w:rPr>
       </w:pPr>
     </w:p>
     <w:p>
       <w:pPr>
         <w:pStyle w:val="ListParagraph"/>
+        <w:rPr>
+          <w:sz w:val="24"/>
+          <w:szCs w:val="24"/>
+        </w:rPr>
       </w:pPr>
     </w:p>
     <w:p>
       <w:pPr>
         <w:pStyle w:val="ListParagraph"/>
+        <w:rPr>
+          <w:sz w:val="24"/>
+          <w:szCs w:val="24"/>
+        </w:rPr>
       </w:pPr>
     </w:p>
     <w:p>
       <w:pPr>
         <w:pStyle w:val="ListParagraph"/>
+        <w:rPr>
+          <w:sz w:val="24"/>
+          <w:szCs w:val="24"/>
+        </w:rPr>
       </w:pPr>
     </w:p>
     <w:p>
       <w:pPr>
         <w:pStyle w:val="ListParagraph"/>
+        <w:rPr>
+          <w:sz w:val="24"/>
+          <w:szCs w:val="24"/>
+        </w:rPr>
       </w:pPr>
     </w:p>
     <w:p>
       <w:pPr>
         <w:pStyle w:val="ListParagraph"/>
+        <w:rPr>
+          <w:sz w:val="24"/>
+          <w:szCs w:val="24"/>
+        </w:rPr>
       </w:pPr>
     </w:p>
     <w:p>
       <w:pPr>
         <w:pStyle w:val="ListParagraph"/>
-      </w:pPr>
+        <w:rPr>
+          <w:sz w:val="24"/>
+          <w:szCs w:val="24"/>
+        </w:rPr>
+      </w:pPr>
+      <w:r>
+        <w:rPr>
+          <w:sz w:val="24"/>
+          <w:szCs w:val="24"/>
+        </w:rPr>
+        <w:t xml:space="preserve">‘a’ is the Activation or the value of a particular node which is to be passed to the next </w:t>
+      </w:r>
+      <w:r>
+        <w:rPr>
+          <w:sz w:val="24"/>
+          <w:szCs w:val="24"/>
+        </w:rPr>
+        <w:t>layer.</w:t>
+      </w:r>
     </w:p>
     <w:p>
       <w:pPr>
         <w:pStyle w:val="ListParagraph"/>
-      </w:pPr>
-      <w:r>
-        <w:t xml:space="preserve">‘a’ is the Activation or the value of a particular node which is to be passed to the next </w:t>
-      </w:r>
-      <w:r>
-        <w:t>layer.</w:t>
-      </w:r>
-    </w:p>
-    <w:p>
-      <w:pPr>
-        <w:pStyle w:val="ListParagraph"/>
+        <w:rPr>
+          <w:sz w:val="24"/>
+          <w:szCs w:val="24"/>
+        </w:rPr>
       </w:pPr>
     </w:p>
     <w:p>
@@ -709,18 +1028,50 @@
           <w:ilvl w:val="0"/>
           <w:numId w:val="1"/>
         </w:numPr>
-      </w:pPr>
-      <w:r>
+        <w:rPr>
+          <w:sz w:val="24"/>
+          <w:szCs w:val="24"/>
+        </w:rPr>
+      </w:pPr>
+      <w:r>
+        <w:rPr>
+          <w:sz w:val="24"/>
+          <w:szCs w:val="24"/>
+        </w:rPr>
+        <w:t>Vectorizing across multiple examples</w:t>
+      </w:r>
+      <w:r>
+        <w:rPr>
+          <w:sz w:val="24"/>
+          <w:szCs w:val="24"/>
+        </w:rPr>
+        <w:t>:</w:t>
+      </w:r>
+    </w:p>
+    <w:p>
+      <w:pPr>
+        <w:pStyle w:val="ListParagraph"/>
+        <w:rPr>
+          <w:sz w:val="24"/>
+          <w:szCs w:val="24"/>
+        </w:rPr>
+      </w:pPr>
+      <w:r>
+        <w:rPr>
+          <w:noProof/>
+          <w:sz w:val="24"/>
+          <w:szCs w:val="24"/>
+        </w:rPr>
         <w:drawing>
-          <wp:anchor distT="0" distB="0" distL="114300" distR="114300" simplePos="0" relativeHeight="251663360" behindDoc="0" locked="0" layoutInCell="1" allowOverlap="1" wp14:anchorId="2E92529B" wp14:editId="220B4E95">
+          <wp:anchor distT="0" distB="0" distL="114300" distR="114300" simplePos="0" relativeHeight="251663360" behindDoc="0" locked="0" layoutInCell="1" allowOverlap="1" wp14:anchorId="2E92529B" wp14:editId="7B486AD7">
             <wp:simplePos x="0" y="0"/>
             <wp:positionH relativeFrom="column">
               <wp:posOffset>654050</wp:posOffset>
             </wp:positionH>
             <wp:positionV relativeFrom="paragraph">
-              <wp:posOffset>191273</wp:posOffset>
+              <wp:posOffset>11430</wp:posOffset>
             </wp:positionV>
-            <wp:extent cx="2232896" cy="1308100"/>
+            <wp:extent cx="2232660" cy="1308100"/>
             <wp:effectExtent l="0" t="0" r="0" b="6350"/>
             <wp:wrapSquare wrapText="bothSides"/>
             <wp:docPr id="1389248957" name="Picture 1"/>
@@ -749,7 +1100,7 @@
                   <pic:spPr>
                     <a:xfrm>
                       <a:off x="0" y="0"/>
-                      <a:ext cx="2232896" cy="1308100"/>
+                      <a:ext cx="2232660" cy="1308100"/>
                     </a:xfrm>
                     <a:prstGeom prst="rect">
                       <a:avLst/>
@@ -761,24 +1112,1621 @@
           </wp:anchor>
         </w:drawing>
       </w:r>
-      <w:r>
-        <w:t xml:space="preserve">Vectorizing across multiple </w:t>
-      </w:r>
-      <w:proofErr w:type="gramStart"/>
-      <w:r>
-        <w:t>examples</w:t>
-      </w:r>
-      <w:r>
-        <w:t xml:space="preserve"> </w:t>
-      </w:r>
-      <w:r>
+    </w:p>
+    <w:p>
+      <w:pPr>
+        <w:ind w:left="360"/>
+        <w:rPr>
+          <w:sz w:val="24"/>
+          <w:szCs w:val="24"/>
+        </w:rPr>
+      </w:pPr>
+    </w:p>
+    <w:p>
+      <w:pPr>
+        <w:ind w:left="360"/>
+        <w:rPr>
+          <w:sz w:val="24"/>
+          <w:szCs w:val="24"/>
+        </w:rPr>
+      </w:pPr>
+    </w:p>
+    <w:p>
+      <w:pPr>
+        <w:ind w:left="360"/>
+        <w:rPr>
+          <w:sz w:val="24"/>
+          <w:szCs w:val="24"/>
+        </w:rPr>
+      </w:pPr>
+    </w:p>
+    <w:p>
+      <w:pPr>
+        <w:ind w:left="360"/>
+        <w:rPr>
+          <w:sz w:val="24"/>
+          <w:szCs w:val="24"/>
+        </w:rPr>
+      </w:pPr>
+    </w:p>
+    <w:p>
+      <w:pPr>
+        <w:ind w:left="360"/>
+        <w:rPr>
+          <w:sz w:val="24"/>
+          <w:szCs w:val="24"/>
+        </w:rPr>
+      </w:pPr>
+    </w:p>
+    <w:p>
+      <w:pPr>
+        <w:pStyle w:val="ListParagraph"/>
+        <w:numPr>
+          <w:ilvl w:val="0"/>
+          <w:numId w:val="1"/>
+        </w:numPr>
+        <w:rPr>
+          <w:sz w:val="24"/>
+          <w:szCs w:val="24"/>
+        </w:rPr>
+      </w:pPr>
+      <w:r>
+        <w:rPr>
+          <w:sz w:val="28"/>
+          <w:szCs w:val="28"/>
+        </w:rPr>
+        <w:t>Activation Functions</w:t>
+      </w:r>
+      <w:r>
+        <w:rPr>
+          <w:sz w:val="24"/>
+          <w:szCs w:val="24"/>
+        </w:rPr>
         <w:t>:</w:t>
       </w:r>
-      <w:proofErr w:type="gramEnd"/>
     </w:p>
     <w:p>
       <w:pPr>
         <w:pStyle w:val="ListParagraph"/>
+        <w:rPr>
+          <w:sz w:val="24"/>
+          <w:szCs w:val="24"/>
+        </w:rPr>
+      </w:pPr>
+      <w:r>
+        <w:rPr>
+          <w:sz w:val="24"/>
+          <w:szCs w:val="24"/>
+        </w:rPr>
+        <w:drawing>
+          <wp:anchor distT="0" distB="0" distL="114300" distR="114300" simplePos="0" relativeHeight="251664384" behindDoc="1" locked="0" layoutInCell="1" allowOverlap="1" wp14:anchorId="70A89971" wp14:editId="237D41A8">
+            <wp:simplePos x="0" y="0"/>
+            <wp:positionH relativeFrom="column">
+              <wp:posOffset>571500</wp:posOffset>
+            </wp:positionH>
+            <wp:positionV relativeFrom="paragraph">
+              <wp:posOffset>12065</wp:posOffset>
+            </wp:positionV>
+            <wp:extent cx="3443605" cy="1765300"/>
+            <wp:effectExtent l="0" t="0" r="4445" b="6350"/>
+            <wp:wrapTight wrapText="bothSides">
+              <wp:wrapPolygon edited="0">
+                <wp:start x="0" y="0"/>
+                <wp:lineTo x="0" y="21445"/>
+                <wp:lineTo x="21508" y="21445"/>
+                <wp:lineTo x="21508" y="0"/>
+                <wp:lineTo x="0" y="0"/>
+              </wp:wrapPolygon>
+            </wp:wrapTight>
+            <wp:docPr id="345639978" name="Picture 1"/>
+            <wp:cNvGraphicFramePr>
+              <a:graphicFrameLocks xmlns:a="http://schemas.openxmlformats.org/drawingml/2006/main" noChangeAspect="1"/>
+            </wp:cNvGraphicFramePr>
+            <a:graphic xmlns:a="http://schemas.openxmlformats.org/drawingml/2006/main">
+              <a:graphicData uri="http://schemas.openxmlformats.org/drawingml/2006/picture">
+                <pic:pic xmlns:pic="http://schemas.openxmlformats.org/drawingml/2006/picture">
+                  <pic:nvPicPr>
+                    <pic:cNvPr id="345639978" name=""/>
+                    <pic:cNvPicPr/>
+                  </pic:nvPicPr>
+                  <pic:blipFill>
+                    <a:blip r:embed="rId11" cstate="print">
+                      <a:extLst>
+                        <a:ext uri="{28A0092B-C50C-407E-A947-70E740481C1C}">
+                          <a14:useLocalDpi xmlns:a14="http://schemas.microsoft.com/office/drawing/2010/main" val="0"/>
+                        </a:ext>
+                      </a:extLst>
+                    </a:blip>
+                    <a:stretch>
+                      <a:fillRect/>
+                    </a:stretch>
+                  </pic:blipFill>
+                  <pic:spPr>
+                    <a:xfrm>
+                      <a:off x="0" y="0"/>
+                      <a:ext cx="3443605" cy="1765300"/>
+                    </a:xfrm>
+                    <a:prstGeom prst="rect">
+                      <a:avLst/>
+                    </a:prstGeom>
+                  </pic:spPr>
+                </pic:pic>
+              </a:graphicData>
+            </a:graphic>
+            <wp14:sizeRelH relativeFrom="margin">
+              <wp14:pctWidth>0</wp14:pctWidth>
+            </wp14:sizeRelH>
+            <wp14:sizeRelV relativeFrom="margin">
+              <wp14:pctHeight>0</wp14:pctHeight>
+            </wp14:sizeRelV>
+          </wp:anchor>
+        </w:drawing>
+      </w:r>
+    </w:p>
+    <w:p>
+      <w:pPr>
+        <w:rPr>
+          <w:sz w:val="24"/>
+          <w:szCs w:val="24"/>
+        </w:rPr>
+      </w:pPr>
+    </w:p>
+    <w:p>
+      <w:pPr>
+        <w:rPr>
+          <w:sz w:val="24"/>
+          <w:szCs w:val="24"/>
+        </w:rPr>
+      </w:pPr>
+    </w:p>
+    <w:p>
+      <w:pPr>
+        <w:rPr>
+          <w:sz w:val="24"/>
+          <w:szCs w:val="24"/>
+        </w:rPr>
+      </w:pPr>
+    </w:p>
+    <w:p>
+      <w:pPr>
+        <w:rPr>
+          <w:sz w:val="24"/>
+          <w:szCs w:val="24"/>
+        </w:rPr>
+      </w:pPr>
+    </w:p>
+    <w:p>
+      <w:pPr>
+        <w:rPr>
+          <w:sz w:val="24"/>
+          <w:szCs w:val="24"/>
+        </w:rPr>
+      </w:pPr>
+    </w:p>
+    <w:p>
+      <w:pPr>
+        <w:rPr>
+          <w:sz w:val="24"/>
+          <w:szCs w:val="24"/>
+        </w:rPr>
+      </w:pPr>
+    </w:p>
+    <w:p>
+      <w:pPr>
+        <w:rPr>
+          <w:sz w:val="24"/>
+          <w:szCs w:val="24"/>
+        </w:rPr>
+      </w:pPr>
+    </w:p>
+    <w:p>
+      <w:pPr>
+        <w:pStyle w:val="ListParagraph"/>
+        <w:numPr>
+          <w:ilvl w:val="0"/>
+          <w:numId w:val="1"/>
+        </w:numPr>
+        <w:ind w:left="360"/>
+        <w:rPr>
+          <w:sz w:val="28"/>
+          <w:szCs w:val="28"/>
+        </w:rPr>
+      </w:pPr>
+      <w:r>
+        <w:rPr>
+          <w:sz w:val="28"/>
+          <w:szCs w:val="28"/>
+        </w:rPr>
+        <w:t>Important Formula:</w:t>
+      </w:r>
+    </w:p>
+    <w:p>
+      <w:pPr>
+        <w:rPr>
+          <w:sz w:val="28"/>
+          <w:szCs w:val="28"/>
+        </w:rPr>
+      </w:pPr>
+      <w:r>
+        <w:rPr>
+          <w:sz w:val="24"/>
+          <w:szCs w:val="24"/>
+        </w:rPr>
+        <w:drawing>
+          <wp:anchor distT="0" distB="0" distL="114300" distR="114300" simplePos="0" relativeHeight="251666432" behindDoc="0" locked="0" layoutInCell="1" allowOverlap="1" wp14:anchorId="2B752BC0" wp14:editId="71953484">
+            <wp:simplePos x="0" y="0"/>
+            <wp:positionH relativeFrom="column">
+              <wp:posOffset>2429933</wp:posOffset>
+            </wp:positionH>
+            <wp:positionV relativeFrom="paragraph">
+              <wp:posOffset>245110</wp:posOffset>
+            </wp:positionV>
+            <wp:extent cx="2025650" cy="1752353"/>
+            <wp:effectExtent l="0" t="0" r="0" b="635"/>
+            <wp:wrapNone/>
+            <wp:docPr id="1263608658" name="Picture 1"/>
+            <wp:cNvGraphicFramePr>
+              <a:graphicFrameLocks xmlns:a="http://schemas.openxmlformats.org/drawingml/2006/main" noChangeAspect="1"/>
+            </wp:cNvGraphicFramePr>
+            <a:graphic xmlns:a="http://schemas.openxmlformats.org/drawingml/2006/main">
+              <a:graphicData uri="http://schemas.openxmlformats.org/drawingml/2006/picture">
+                <pic:pic xmlns:pic="http://schemas.openxmlformats.org/drawingml/2006/picture">
+                  <pic:nvPicPr>
+                    <pic:cNvPr id="1263608658" name=""/>
+                    <pic:cNvPicPr/>
+                  </pic:nvPicPr>
+                  <pic:blipFill>
+                    <a:blip r:embed="rId12">
+                      <a:extLst>
+                        <a:ext uri="{28A0092B-C50C-407E-A947-70E740481C1C}">
+                          <a14:useLocalDpi xmlns:a14="http://schemas.microsoft.com/office/drawing/2010/main" val="0"/>
+                        </a:ext>
+                      </a:extLst>
+                    </a:blip>
+                    <a:stretch>
+                      <a:fillRect/>
+                    </a:stretch>
+                  </pic:blipFill>
+                  <pic:spPr>
+                    <a:xfrm>
+                      <a:off x="0" y="0"/>
+                      <a:ext cx="2025650" cy="1752353"/>
+                    </a:xfrm>
+                    <a:prstGeom prst="rect">
+                      <a:avLst/>
+                    </a:prstGeom>
+                  </pic:spPr>
+                </pic:pic>
+              </a:graphicData>
+            </a:graphic>
+            <wp14:sizeRelH relativeFrom="margin">
+              <wp14:pctWidth>0</wp14:pctWidth>
+            </wp14:sizeRelH>
+            <wp14:sizeRelV relativeFrom="margin">
+              <wp14:pctHeight>0</wp14:pctHeight>
+            </wp14:sizeRelV>
+          </wp:anchor>
+        </w:drawing>
+      </w:r>
+      <w:r>
+        <w:rPr>
+          <w:noProof/>
+          <w:sz w:val="24"/>
+          <w:szCs w:val="24"/>
+        </w:rPr>
+        <mc:AlternateContent>
+          <mc:Choice Requires="wpi">
+            <w:drawing>
+              <wp:anchor distT="0" distB="0" distL="114300" distR="114300" simplePos="0" relativeHeight="251675648" behindDoc="0" locked="0" layoutInCell="1" allowOverlap="1" wp14:anchorId="089273D0" wp14:editId="5372FC83">
+                <wp:simplePos x="0" y="0"/>
+                <wp:positionH relativeFrom="column">
+                  <wp:posOffset>5831993</wp:posOffset>
+                </wp:positionH>
+                <wp:positionV relativeFrom="paragraph">
+                  <wp:posOffset>-176360</wp:posOffset>
+                </wp:positionV>
+                <wp:extent cx="637200" cy="918360"/>
+                <wp:effectExtent l="38100" t="38100" r="48895" b="34290"/>
+                <wp:wrapNone/>
+                <wp:docPr id="546158817" name="Ink 8"/>
+                <wp:cNvGraphicFramePr/>
+                <a:graphic xmlns:a="http://schemas.openxmlformats.org/drawingml/2006/main">
+                  <a:graphicData uri="http://schemas.microsoft.com/office/word/2010/wordprocessingInk">
+                    <w14:contentPart bwMode="auto" r:id="rId13">
+                      <w14:nvContentPartPr>
+                        <w14:cNvContentPartPr/>
+                      </w14:nvContentPartPr>
+                      <w14:xfrm>
+                        <a:off x="0" y="0"/>
+                        <a:ext cx="637200" cy="918360"/>
+                      </w14:xfrm>
+                    </w14:contentPart>
+                  </a:graphicData>
+                </a:graphic>
+              </wp:anchor>
+            </w:drawing>
+          </mc:Choice>
+          <mc:Fallback>
+            <w:pict>
+              <v:shapetype w14:anchorId="7832D68D" id="_x0000_t75" coordsize="21600,21600" o:spt="75" o:preferrelative="t" path="m@4@5l@4@11@9@11@9@5xe" filled="f" stroked="f">
+                <v:stroke joinstyle="miter"/>
+                <v:formulas>
+                  <v:f eqn="if lineDrawn pixelLineWidth 0"/>
+                  <v:f eqn="sum @0 1 0"/>
+                  <v:f eqn="sum 0 0 @1"/>
+                  <v:f eqn="prod @2 1 2"/>
+                  <v:f eqn="prod @3 21600 pixelWidth"/>
+                  <v:f eqn="prod @3 21600 pixelHeight"/>
+                  <v:f eqn="sum @0 0 1"/>
+                  <v:f eqn="prod @6 1 2"/>
+                  <v:f eqn="prod @7 21600 pixelWidth"/>
+                  <v:f eqn="sum @8 21600 0"/>
+                  <v:f eqn="prod @7 21600 pixelHeight"/>
+                  <v:f eqn="sum @10 21600 0"/>
+                </v:formulas>
+                <v:path o:extrusionok="f" gradientshapeok="t" o:connecttype="rect"/>
+                <o:lock v:ext="edit" aspectratio="t"/>
+              </v:shapetype>
+              <v:shape id="Ink 8" o:spid="_x0000_s1026" type="#_x0000_t75" style="position:absolute;margin-left:458.7pt;margin-top:-14.4pt;width:51.15pt;height:73.3pt;z-index:251675648;visibility:visible;mso-wrap-style:square;mso-wrap-distance-left:9pt;mso-wrap-distance-top:0;mso-wrap-distance-right:9pt;mso-wrap-distance-bottom:0;mso-position-horizontal:absolute;mso-position-horizontal-relative:text;mso-position-vertical:absolute;mso-position-vertical-relative:text" o:gfxdata="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">
+                <v:imagedata r:id="rId14" o:title=""/>
+              </v:shape>
+            </w:pict>
+          </mc:Fallback>
+        </mc:AlternateContent>
+      </w:r>
+      <w:r>
+        <w:rPr>
+          <w:sz w:val="24"/>
+          <w:szCs w:val="24"/>
+        </w:rPr>
+        <w:drawing>
+          <wp:anchor distT="0" distB="0" distL="114300" distR="114300" simplePos="0" relativeHeight="251665408" behindDoc="1" locked="0" layoutInCell="1" allowOverlap="1" wp14:anchorId="57337EB0" wp14:editId="65C5C155">
+            <wp:simplePos x="0" y="0"/>
+            <wp:positionH relativeFrom="column">
+              <wp:posOffset>645160</wp:posOffset>
+            </wp:positionH>
+            <wp:positionV relativeFrom="paragraph">
+              <wp:posOffset>3810</wp:posOffset>
+            </wp:positionV>
+            <wp:extent cx="2834005" cy="2025650"/>
+            <wp:effectExtent l="0" t="0" r="4445" b="0"/>
+            <wp:wrapTight wrapText="bothSides">
+              <wp:wrapPolygon edited="0">
+                <wp:start x="0" y="0"/>
+                <wp:lineTo x="0" y="21329"/>
+                <wp:lineTo x="21489" y="21329"/>
+                <wp:lineTo x="21489" y="0"/>
+                <wp:lineTo x="0" y="0"/>
+              </wp:wrapPolygon>
+            </wp:wrapTight>
+            <wp:docPr id="557839734" name="Picture 1"/>
+            <wp:cNvGraphicFramePr>
+              <a:graphicFrameLocks xmlns:a="http://schemas.openxmlformats.org/drawingml/2006/main" noChangeAspect="1"/>
+            </wp:cNvGraphicFramePr>
+            <a:graphic xmlns:a="http://schemas.openxmlformats.org/drawingml/2006/main">
+              <a:graphicData uri="http://schemas.openxmlformats.org/drawingml/2006/picture">
+                <pic:pic xmlns:pic="http://schemas.openxmlformats.org/drawingml/2006/picture">
+                  <pic:nvPicPr>
+                    <pic:cNvPr id="557839734" name=""/>
+                    <pic:cNvPicPr/>
+                  </pic:nvPicPr>
+                  <pic:blipFill rotWithShape="1">
+                    <a:blip r:embed="rId15" cstate="print">
+                      <a:extLst>
+                        <a:ext uri="{28A0092B-C50C-407E-A947-70E740481C1C}">
+                          <a14:useLocalDpi xmlns:a14="http://schemas.microsoft.com/office/drawing/2010/main" val="0"/>
+                        </a:ext>
+                      </a:extLst>
+                    </a:blip>
+                    <a:srcRect r="41662"/>
+                    <a:stretch>
+                      <a:fillRect/>
+                    </a:stretch>
+                  </pic:blipFill>
+                  <pic:spPr bwMode="auto">
+                    <a:xfrm>
+                      <a:off x="0" y="0"/>
+                      <a:ext cx="2834005" cy="2025650"/>
+                    </a:xfrm>
+                    <a:prstGeom prst="rect">
+                      <a:avLst/>
+                    </a:prstGeom>
+                    <a:ln>
+                      <a:noFill/>
+                    </a:ln>
+                    <a:extLst>
+                      <a:ext uri="{53640926-AAD7-44D8-BBD7-CCE9431645EC}">
+                        <a14:shadowObscured xmlns:a14="http://schemas.microsoft.com/office/drawing/2010/main"/>
+                      </a:ext>
+                    </a:extLst>
+                  </pic:spPr>
+                </pic:pic>
+              </a:graphicData>
+            </a:graphic>
+            <wp14:sizeRelH relativeFrom="margin">
+              <wp14:pctWidth>0</wp14:pctWidth>
+            </wp14:sizeRelH>
+            <wp14:sizeRelV relativeFrom="margin">
+              <wp14:pctHeight>0</wp14:pctHeight>
+            </wp14:sizeRelV>
+          </wp:anchor>
+        </w:drawing>
+      </w:r>
+    </w:p>
+    <w:p>
+      <w:pPr>
+        <w:rPr>
+          <w:sz w:val="24"/>
+          <w:szCs w:val="24"/>
+        </w:rPr>
+      </w:pPr>
+      <w:r>
+        <w:rPr>
+          <w:sz w:val="24"/>
+          <w:szCs w:val="24"/>
+        </w:rPr>
+        <w:drawing>
+          <wp:anchor distT="0" distB="0" distL="114300" distR="114300" simplePos="0" relativeHeight="251667456" behindDoc="0" locked="0" layoutInCell="1" allowOverlap="1" wp14:anchorId="2C9CBE4D" wp14:editId="20278836">
+            <wp:simplePos x="0" y="0"/>
+            <wp:positionH relativeFrom="column">
+              <wp:posOffset>4327948</wp:posOffset>
+            </wp:positionH>
+            <wp:positionV relativeFrom="paragraph">
+              <wp:posOffset>6350</wp:posOffset>
+            </wp:positionV>
+            <wp:extent cx="2073703" cy="1022350"/>
+            <wp:effectExtent l="0" t="0" r="3175" b="6350"/>
+            <wp:wrapNone/>
+            <wp:docPr id="2108534237" name="Picture 1"/>
+            <wp:cNvGraphicFramePr>
+              <a:graphicFrameLocks xmlns:a="http://schemas.openxmlformats.org/drawingml/2006/main" noChangeAspect="1"/>
+            </wp:cNvGraphicFramePr>
+            <a:graphic xmlns:a="http://schemas.openxmlformats.org/drawingml/2006/main">
+              <a:graphicData uri="http://schemas.openxmlformats.org/drawingml/2006/picture">
+                <pic:pic xmlns:pic="http://schemas.openxmlformats.org/drawingml/2006/picture">
+                  <pic:nvPicPr>
+                    <pic:cNvPr id="2108534237" name=""/>
+                    <pic:cNvPicPr/>
+                  </pic:nvPicPr>
+                  <pic:blipFill>
+                    <a:blip r:embed="rId16" cstate="print">
+                      <a:extLst>
+                        <a:ext uri="{28A0092B-C50C-407E-A947-70E740481C1C}">
+                          <a14:useLocalDpi xmlns:a14="http://schemas.microsoft.com/office/drawing/2010/main" val="0"/>
+                        </a:ext>
+                      </a:extLst>
+                    </a:blip>
+                    <a:stretch>
+                      <a:fillRect/>
+                    </a:stretch>
+                  </pic:blipFill>
+                  <pic:spPr>
+                    <a:xfrm>
+                      <a:off x="0" y="0"/>
+                      <a:ext cx="2073703" cy="1022350"/>
+                    </a:xfrm>
+                    <a:prstGeom prst="rect">
+                      <a:avLst/>
+                    </a:prstGeom>
+                  </pic:spPr>
+                </pic:pic>
+              </a:graphicData>
+            </a:graphic>
+            <wp14:sizeRelH relativeFrom="margin">
+              <wp14:pctWidth>0</wp14:pctWidth>
+            </wp14:sizeRelH>
+            <wp14:sizeRelV relativeFrom="margin">
+              <wp14:pctHeight>0</wp14:pctHeight>
+            </wp14:sizeRelV>
+          </wp:anchor>
+        </w:drawing>
+      </w:r>
+      <w:r>
+        <w:rPr>
+          <w:noProof/>
+          <w:sz w:val="24"/>
+          <w:szCs w:val="24"/>
+        </w:rPr>
+        <mc:AlternateContent>
+          <mc:Choice Requires="wpi">
+            <w:drawing>
+              <wp:anchor distT="0" distB="0" distL="114300" distR="114300" simplePos="0" relativeHeight="251693056" behindDoc="0" locked="0" layoutInCell="1" allowOverlap="1" wp14:anchorId="00510D53" wp14:editId="7E6BAC2E">
+                <wp:simplePos x="0" y="0"/>
+                <wp:positionH relativeFrom="column">
+                  <wp:posOffset>4305233</wp:posOffset>
+                </wp:positionH>
+                <wp:positionV relativeFrom="paragraph">
+                  <wp:posOffset>169565</wp:posOffset>
+                </wp:positionV>
+                <wp:extent cx="137520" cy="360"/>
+                <wp:effectExtent l="57150" t="76200" r="53340" b="76200"/>
+                <wp:wrapNone/>
+                <wp:docPr id="561883901" name="Ink 25"/>
+                <wp:cNvGraphicFramePr/>
+                <a:graphic xmlns:a="http://schemas.openxmlformats.org/drawingml/2006/main">
+                  <a:graphicData uri="http://schemas.microsoft.com/office/word/2010/wordprocessingInk">
+                    <w14:contentPart bwMode="auto" r:id="rId17">
+                      <w14:nvContentPartPr>
+                        <w14:cNvContentPartPr/>
+                      </w14:nvContentPartPr>
+                      <w14:xfrm>
+                        <a:off x="0" y="0"/>
+                        <a:ext cx="137520" cy="360"/>
+                      </w14:xfrm>
+                    </w14:contentPart>
+                  </a:graphicData>
+                </a:graphic>
+              </wp:anchor>
+            </w:drawing>
+          </mc:Choice>
+          <mc:Fallback>
+            <w:pict>
+              <v:shape w14:anchorId="44E8E0F3" id="Ink 25" o:spid="_x0000_s1026" type="#_x0000_t75" style="position:absolute;margin-left:337.6pt;margin-top:11.95pt;width:13.7pt;height:2.9pt;z-index:251693056;visibility:visible;mso-wrap-style:square;mso-wrap-distance-left:9pt;mso-wrap-distance-top:0;mso-wrap-distance-right:9pt;mso-wrap-distance-bottom:0;mso-position-horizontal:absolute;mso-position-horizontal-relative:text;mso-position-vertical:absolute;mso-position-vertical-relative:text" o:gfxdata="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">
+                <v:imagedata r:id="rId18" o:title=""/>
+              </v:shape>
+            </w:pict>
+          </mc:Fallback>
+        </mc:AlternateContent>
+      </w:r>
+      <w:r>
+        <w:rPr>
+          <w:noProof/>
+          <w:sz w:val="24"/>
+          <w:szCs w:val="24"/>
+        </w:rPr>
+        <mc:AlternateContent>
+          <mc:Choice Requires="wpi">
+            <w:drawing>
+              <wp:anchor distT="0" distB="0" distL="114300" distR="114300" simplePos="0" relativeHeight="251692032" behindDoc="0" locked="0" layoutInCell="1" allowOverlap="1" wp14:anchorId="3FE52BBA" wp14:editId="646B323D">
+                <wp:simplePos x="0" y="0"/>
+                <wp:positionH relativeFrom="column">
+                  <wp:posOffset>4487393</wp:posOffset>
+                </wp:positionH>
+                <wp:positionV relativeFrom="paragraph">
+                  <wp:posOffset>169565</wp:posOffset>
+                </wp:positionV>
+                <wp:extent cx="148320" cy="360"/>
+                <wp:effectExtent l="57150" t="76200" r="42545" b="76200"/>
+                <wp:wrapNone/>
+                <wp:docPr id="1349209313" name="Ink 24"/>
+                <wp:cNvGraphicFramePr/>
+                <a:graphic xmlns:a="http://schemas.openxmlformats.org/drawingml/2006/main">
+                  <a:graphicData uri="http://schemas.microsoft.com/office/word/2010/wordprocessingInk">
+                    <w14:contentPart bwMode="auto" r:id="rId19">
+                      <w14:nvContentPartPr>
+                        <w14:cNvContentPartPr/>
+                      </w14:nvContentPartPr>
+                      <w14:xfrm>
+                        <a:off x="0" y="0"/>
+                        <a:ext cx="148320" cy="360"/>
+                      </w14:xfrm>
+                    </w14:contentPart>
+                  </a:graphicData>
+                </a:graphic>
+              </wp:anchor>
+            </w:drawing>
+          </mc:Choice>
+          <mc:Fallback>
+            <w:pict>
+              <v:shape w14:anchorId="4821326E" id="Ink 24" o:spid="_x0000_s1026" type="#_x0000_t75" style="position:absolute;margin-left:351.95pt;margin-top:11.95pt;width:14.55pt;height:2.9pt;z-index:251692032;visibility:visible;mso-wrap-style:square;mso-wrap-distance-left:9pt;mso-wrap-distance-top:0;mso-wrap-distance-right:9pt;mso-wrap-distance-bottom:0;mso-position-horizontal:absolute;mso-position-horizontal-relative:text;mso-position-vertical:absolute;mso-position-vertical-relative:text" o:gfxdata="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">
+                <v:imagedata r:id="rId20" o:title=""/>
+              </v:shape>
+            </w:pict>
+          </mc:Fallback>
+        </mc:AlternateContent>
+      </w:r>
+      <w:r>
+        <w:rPr>
+          <w:noProof/>
+          <w:sz w:val="24"/>
+          <w:szCs w:val="24"/>
+        </w:rPr>
+        <mc:AlternateContent>
+          <mc:Choice Requires="wpi">
+            <w:drawing>
+              <wp:anchor distT="0" distB="0" distL="114300" distR="114300" simplePos="0" relativeHeight="251691008" behindDoc="0" locked="0" layoutInCell="1" allowOverlap="1" wp14:anchorId="0835DD7B" wp14:editId="4D984CC4">
+                <wp:simplePos x="0" y="0"/>
+                <wp:positionH relativeFrom="column">
+                  <wp:posOffset>4647953</wp:posOffset>
+                </wp:positionH>
+                <wp:positionV relativeFrom="paragraph">
+                  <wp:posOffset>169565</wp:posOffset>
+                </wp:positionV>
+                <wp:extent cx="29520" cy="360"/>
+                <wp:effectExtent l="57150" t="76200" r="66040" b="76200"/>
+                <wp:wrapNone/>
+                <wp:docPr id="1555219544" name="Ink 23"/>
+                <wp:cNvGraphicFramePr/>
+                <a:graphic xmlns:a="http://schemas.openxmlformats.org/drawingml/2006/main">
+                  <a:graphicData uri="http://schemas.microsoft.com/office/word/2010/wordprocessingInk">
+                    <w14:contentPart bwMode="auto" r:id="rId21">
+                      <w14:nvContentPartPr>
+                        <w14:cNvContentPartPr/>
+                      </w14:nvContentPartPr>
+                      <w14:xfrm>
+                        <a:off x="0" y="0"/>
+                        <a:ext cx="29520" cy="360"/>
+                      </w14:xfrm>
+                    </w14:contentPart>
+                  </a:graphicData>
+                </a:graphic>
+              </wp:anchor>
+            </w:drawing>
+          </mc:Choice>
+          <mc:Fallback>
+            <w:pict>
+              <v:shape w14:anchorId="2D4E963B" id="Ink 23" o:spid="_x0000_s1026" type="#_x0000_t75" style="position:absolute;margin-left:364.6pt;margin-top:11.95pt;width:5.15pt;height:2.9pt;z-index:251691008;visibility:visible;mso-wrap-style:square;mso-wrap-distance-left:9pt;mso-wrap-distance-top:0;mso-wrap-distance-right:9pt;mso-wrap-distance-bottom:0;mso-position-horizontal:absolute;mso-position-horizontal-relative:text;mso-position-vertical:absolute;mso-position-vertical-relative:text" o:gfxdata="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">
+                <v:imagedata r:id="rId22" o:title=""/>
+              </v:shape>
+            </w:pict>
+          </mc:Fallback>
+        </mc:AlternateContent>
+      </w:r>
+      <w:r>
+        <w:rPr>
+          <w:noProof/>
+          <w:sz w:val="24"/>
+          <w:szCs w:val="24"/>
+        </w:rPr>
+        <mc:AlternateContent>
+          <mc:Choice Requires="wpi">
+            <w:drawing>
+              <wp:anchor distT="0" distB="0" distL="114300" distR="114300" simplePos="0" relativeHeight="251689984" behindDoc="0" locked="0" layoutInCell="1" allowOverlap="1" wp14:anchorId="3D3CE7FD" wp14:editId="1DA7BB3C">
+                <wp:simplePos x="0" y="0"/>
+                <wp:positionH relativeFrom="column">
+                  <wp:posOffset>4610153</wp:posOffset>
+                </wp:positionH>
+                <wp:positionV relativeFrom="paragraph">
+                  <wp:posOffset>160925</wp:posOffset>
+                </wp:positionV>
+                <wp:extent cx="110160" cy="43200"/>
+                <wp:effectExtent l="57150" t="76200" r="61595" b="71120"/>
+                <wp:wrapNone/>
+                <wp:docPr id="1270978264" name="Ink 22"/>
+                <wp:cNvGraphicFramePr/>
+                <a:graphic xmlns:a="http://schemas.openxmlformats.org/drawingml/2006/main">
+                  <a:graphicData uri="http://schemas.microsoft.com/office/word/2010/wordprocessingInk">
+                    <w14:contentPart bwMode="auto" r:id="rId23">
+                      <w14:nvContentPartPr>
+                        <w14:cNvContentPartPr/>
+                      </w14:nvContentPartPr>
+                      <w14:xfrm>
+                        <a:off x="0" y="0"/>
+                        <a:ext cx="110160" cy="43200"/>
+                      </w14:xfrm>
+                    </w14:contentPart>
+                  </a:graphicData>
+                </a:graphic>
+              </wp:anchor>
+            </w:drawing>
+          </mc:Choice>
+          <mc:Fallback>
+            <w:pict>
+              <v:shape w14:anchorId="0420D866" id="Ink 22" o:spid="_x0000_s1026" type="#_x0000_t75" style="position:absolute;margin-left:361.6pt;margin-top:11.25pt;width:11.5pt;height:6.2pt;z-index:251689984;visibility:visible;mso-wrap-style:square;mso-wrap-distance-left:9pt;mso-wrap-distance-top:0;mso-wrap-distance-right:9pt;mso-wrap-distance-bottom:0;mso-position-horizontal:absolute;mso-position-horizontal-relative:text;mso-position-vertical:absolute;mso-position-vertical-relative:text" o:gfxdata="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">
+                <v:imagedata r:id="rId24" o:title=""/>
+              </v:shape>
+            </w:pict>
+          </mc:Fallback>
+        </mc:AlternateContent>
+      </w:r>
+      <w:r>
+        <w:rPr>
+          <w:noProof/>
+          <w:sz w:val="24"/>
+          <w:szCs w:val="24"/>
+        </w:rPr>
+        <mc:AlternateContent>
+          <mc:Choice Requires="wpi">
+            <w:drawing>
+              <wp:anchor distT="0" distB="0" distL="114300" distR="114300" simplePos="0" relativeHeight="251688960" behindDoc="0" locked="0" layoutInCell="1" allowOverlap="1" wp14:anchorId="459C8272" wp14:editId="1F85B730">
+                <wp:simplePos x="0" y="0"/>
+                <wp:positionH relativeFrom="column">
+                  <wp:posOffset>4472940</wp:posOffset>
+                </wp:positionH>
+                <wp:positionV relativeFrom="paragraph">
+                  <wp:posOffset>194310</wp:posOffset>
+                </wp:positionV>
+                <wp:extent cx="280670" cy="39240"/>
+                <wp:effectExtent l="57150" t="57150" r="62230" b="75565"/>
+                <wp:wrapNone/>
+                <wp:docPr id="1697495425" name="Ink 21"/>
+                <wp:cNvGraphicFramePr/>
+                <a:graphic xmlns:a="http://schemas.openxmlformats.org/drawingml/2006/main">
+                  <a:graphicData uri="http://schemas.microsoft.com/office/word/2010/wordprocessingInk">
+                    <w14:contentPart bwMode="auto" r:id="rId25">
+                      <w14:nvContentPartPr>
+                        <w14:cNvContentPartPr/>
+                      </w14:nvContentPartPr>
+                      <w14:xfrm>
+                        <a:off x="0" y="0"/>
+                        <a:ext cx="280670" cy="39240"/>
+                      </w14:xfrm>
+                    </w14:contentPart>
+                  </a:graphicData>
+                </a:graphic>
+              </wp:anchor>
+            </w:drawing>
+          </mc:Choice>
+          <mc:Fallback>
+            <w:pict>
+              <v:shape w14:anchorId="7CBAC732" id="Ink 21" o:spid="_x0000_s1026" type="#_x0000_t75" style="position:absolute;margin-left:350.8pt;margin-top:13.9pt;width:24.9pt;height:5.95pt;z-index:251688960;visibility:visible;mso-wrap-style:square;mso-wrap-distance-left:9pt;mso-wrap-distance-top:0;mso-wrap-distance-right:9pt;mso-wrap-distance-bottom:0;mso-position-horizontal:absolute;mso-position-horizontal-relative:text;mso-position-vertical:absolute;mso-position-vertical-relative:text" o:gfxdata="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">
+                <v:imagedata r:id="rId26" o:title=""/>
+              </v:shape>
+            </w:pict>
+          </mc:Fallback>
+        </mc:AlternateContent>
+      </w:r>
+      <w:r>
+        <w:rPr>
+          <w:noProof/>
+          <w:sz w:val="24"/>
+          <w:szCs w:val="24"/>
+        </w:rPr>
+        <mc:AlternateContent>
+          <mc:Choice Requires="wpi">
+            <w:drawing>
+              <wp:anchor distT="0" distB="0" distL="114300" distR="114300" simplePos="0" relativeHeight="251685888" behindDoc="0" locked="0" layoutInCell="1" allowOverlap="1" wp14:anchorId="4EEE673D" wp14:editId="7B55F6BC">
+                <wp:simplePos x="0" y="0"/>
+                <wp:positionH relativeFrom="column">
+                  <wp:posOffset>4800593</wp:posOffset>
+                </wp:positionH>
+                <wp:positionV relativeFrom="paragraph">
+                  <wp:posOffset>228605</wp:posOffset>
+                </wp:positionV>
+                <wp:extent cx="159480" cy="360"/>
+                <wp:effectExtent l="133350" t="133350" r="88265" b="133350"/>
+                <wp:wrapNone/>
+                <wp:docPr id="1662507121" name="Ink 18"/>
+                <wp:cNvGraphicFramePr/>
+                <a:graphic xmlns:a="http://schemas.openxmlformats.org/drawingml/2006/main">
+                  <a:graphicData uri="http://schemas.microsoft.com/office/word/2010/wordprocessingInk">
+                    <w14:contentPart bwMode="auto" r:id="rId27">
+                      <w14:nvContentPartPr>
+                        <w14:cNvContentPartPr/>
+                      </w14:nvContentPartPr>
+                      <w14:xfrm>
+                        <a:off x="0" y="0"/>
+                        <a:ext cx="159480" cy="360"/>
+                      </w14:xfrm>
+                    </w14:contentPart>
+                  </a:graphicData>
+                </a:graphic>
+              </wp:anchor>
+            </w:drawing>
+          </mc:Choice>
+          <mc:Fallback>
+            <w:pict>
+              <v:shape w14:anchorId="541FCC0C" id="Ink 18" o:spid="_x0000_s1026" type="#_x0000_t75" style="position:absolute;margin-left:373.05pt;margin-top:13.05pt;width:22.45pt;height:9.95pt;z-index:251685888;visibility:visible;mso-wrap-style:square;mso-wrap-distance-left:9pt;mso-wrap-distance-top:0;mso-wrap-distance-right:9pt;mso-wrap-distance-bottom:0;mso-position-horizontal:absolute;mso-position-horizontal-relative:text;mso-position-vertical:absolute;mso-position-vertical-relative:text" o:gfxdata="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">
+                <v:imagedata r:id="rId28" o:title=""/>
+              </v:shape>
+            </w:pict>
+          </mc:Fallback>
+        </mc:AlternateContent>
+      </w:r>
+      <w:r>
+        <w:rPr>
+          <w:noProof/>
+          <w:sz w:val="24"/>
+          <w:szCs w:val="24"/>
+        </w:rPr>
+        <mc:AlternateContent>
+          <mc:Choice Requires="wpi">
+            <w:drawing>
+              <wp:anchor distT="0" distB="0" distL="114300" distR="114300" simplePos="0" relativeHeight="251684864" behindDoc="0" locked="0" layoutInCell="1" allowOverlap="1" wp14:anchorId="42669DC5" wp14:editId="1504701A">
+                <wp:simplePos x="0" y="0"/>
+                <wp:positionH relativeFrom="column">
+                  <wp:posOffset>5365750</wp:posOffset>
+                </wp:positionH>
+                <wp:positionV relativeFrom="paragraph">
+                  <wp:posOffset>-22860</wp:posOffset>
+                </wp:positionV>
+                <wp:extent cx="795020" cy="393685"/>
+                <wp:effectExtent l="133350" t="133350" r="157480" b="140335"/>
+                <wp:wrapNone/>
+                <wp:docPr id="1976871706" name="Ink 17"/>
+                <wp:cNvGraphicFramePr/>
+                <a:graphic xmlns:a="http://schemas.openxmlformats.org/drawingml/2006/main">
+                  <a:graphicData uri="http://schemas.microsoft.com/office/word/2010/wordprocessingInk">
+                    <w14:contentPart bwMode="auto" r:id="rId29">
+                      <w14:nvContentPartPr>
+                        <w14:cNvContentPartPr/>
+                      </w14:nvContentPartPr>
+                      <w14:xfrm>
+                        <a:off x="0" y="0"/>
+                        <a:ext cx="795020" cy="393685"/>
+                      </w14:xfrm>
+                    </w14:contentPart>
+                  </a:graphicData>
+                </a:graphic>
+              </wp:anchor>
+            </w:drawing>
+          </mc:Choice>
+          <mc:Fallback>
+            <w:pict>
+              <v:shape w14:anchorId="2420B8AC" id="Ink 17" o:spid="_x0000_s1026" type="#_x0000_t75" style="position:absolute;margin-left:417.55pt;margin-top:-6.75pt;width:72.5pt;height:40.95pt;z-index:251684864;visibility:visible;mso-wrap-style:square;mso-wrap-distance-left:9pt;mso-wrap-distance-top:0;mso-wrap-distance-right:9pt;mso-wrap-distance-bottom:0;mso-position-horizontal:absolute;mso-position-horizontal-relative:text;mso-position-vertical:absolute;mso-position-vertical-relative:text" o:gfxdata="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">
+                <v:imagedata r:id="rId30" o:title=""/>
+              </v:shape>
+            </w:pict>
+          </mc:Fallback>
+        </mc:AlternateContent>
+      </w:r>
+      <w:r>
+        <w:rPr>
+          <w:noProof/>
+          <w:sz w:val="24"/>
+          <w:szCs w:val="24"/>
+        </w:rPr>
+        <mc:AlternateContent>
+          <mc:Choice Requires="wpi">
+            <w:drawing>
+              <wp:anchor distT="0" distB="0" distL="114300" distR="114300" simplePos="0" relativeHeight="251681792" behindDoc="0" locked="0" layoutInCell="1" allowOverlap="1" wp14:anchorId="2A7C67B8" wp14:editId="2F4A0344">
+                <wp:simplePos x="0" y="0"/>
+                <wp:positionH relativeFrom="column">
+                  <wp:posOffset>5736233</wp:posOffset>
+                </wp:positionH>
+                <wp:positionV relativeFrom="paragraph">
+                  <wp:posOffset>109085</wp:posOffset>
+                </wp:positionV>
+                <wp:extent cx="126720" cy="250560"/>
+                <wp:effectExtent l="133350" t="133350" r="45085" b="130810"/>
+                <wp:wrapNone/>
+                <wp:docPr id="1213528401" name="Ink 14"/>
+                <wp:cNvGraphicFramePr/>
+                <a:graphic xmlns:a="http://schemas.openxmlformats.org/drawingml/2006/main">
+                  <a:graphicData uri="http://schemas.microsoft.com/office/word/2010/wordprocessingInk">
+                    <w14:contentPart bwMode="auto" r:id="rId31">
+                      <w14:nvContentPartPr>
+                        <w14:cNvContentPartPr/>
+                      </w14:nvContentPartPr>
+                      <w14:xfrm>
+                        <a:off x="0" y="0"/>
+                        <a:ext cx="126720" cy="250560"/>
+                      </w14:xfrm>
+                    </w14:contentPart>
+                  </a:graphicData>
+                </a:graphic>
+              </wp:anchor>
+            </w:drawing>
+          </mc:Choice>
+          <mc:Fallback>
+            <w:pict>
+              <v:shape w14:anchorId="7EE51E7E" id="Ink 14" o:spid="_x0000_s1026" type="#_x0000_t75" style="position:absolute;margin-left:446.7pt;margin-top:3.65pt;width:19.9pt;height:29.65pt;z-index:251681792;visibility:visible;mso-wrap-style:square;mso-wrap-distance-left:9pt;mso-wrap-distance-top:0;mso-wrap-distance-right:9pt;mso-wrap-distance-bottom:0;mso-position-horizontal:absolute;mso-position-horizontal-relative:text;mso-position-vertical:absolute;mso-position-vertical-relative:text" o:gfxdata="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">
+                <v:imagedata r:id="rId32" o:title=""/>
+              </v:shape>
+            </w:pict>
+          </mc:Fallback>
+        </mc:AlternateContent>
+      </w:r>
+      <w:r>
+        <w:rPr>
+          <w:noProof/>
+          <w:sz w:val="24"/>
+          <w:szCs w:val="24"/>
+        </w:rPr>
+        <mc:AlternateContent>
+          <mc:Choice Requires="wpi">
+            <w:drawing>
+              <wp:anchor distT="0" distB="0" distL="114300" distR="114300" simplePos="0" relativeHeight="251680768" behindDoc="0" locked="0" layoutInCell="1" allowOverlap="1" wp14:anchorId="5555EDA1" wp14:editId="51F3E2B1">
+                <wp:simplePos x="0" y="0"/>
+                <wp:positionH relativeFrom="column">
+                  <wp:posOffset>5835760</wp:posOffset>
+                </wp:positionH>
+                <wp:positionV relativeFrom="paragraph">
+                  <wp:posOffset>187328</wp:posOffset>
+                </wp:positionV>
+                <wp:extent cx="344170" cy="59690"/>
+                <wp:effectExtent l="133350" t="133350" r="93980" b="149860"/>
+                <wp:wrapNone/>
+                <wp:docPr id="1895883001" name="Ink 13"/>
+                <wp:cNvGraphicFramePr/>
+                <a:graphic xmlns:a="http://schemas.openxmlformats.org/drawingml/2006/main">
+                  <a:graphicData uri="http://schemas.microsoft.com/office/word/2010/wordprocessingInk">
+                    <w14:contentPart bwMode="auto" r:id="rId33">
+                      <w14:nvContentPartPr>
+                        <w14:cNvContentPartPr/>
+                      </w14:nvContentPartPr>
+                      <w14:xfrm rot="41401">
+                        <a:off x="0" y="0"/>
+                        <a:ext cx="344170" cy="59690"/>
+                      </w14:xfrm>
+                    </w14:contentPart>
+                  </a:graphicData>
+                </a:graphic>
+                <wp14:sizeRelH relativeFrom="margin">
+                  <wp14:pctWidth>0</wp14:pctWidth>
+                </wp14:sizeRelH>
+                <wp14:sizeRelV relativeFrom="margin">
+                  <wp14:pctHeight>0</wp14:pctHeight>
+                </wp14:sizeRelV>
+              </wp:anchor>
+            </w:drawing>
+          </mc:Choice>
+          <mc:Fallback>
+            <w:pict>
+              <v:shape w14:anchorId="2BE772D2" id="Ink 13" o:spid="_x0000_s1026" type="#_x0000_t75" style="position:absolute;margin-left:454.7pt;margin-top:10.85pt;width:36.7pt;height:12.5pt;rotation:45221fd;z-index:251680768;visibility:visible;mso-wrap-style:square;mso-width-percent:0;mso-height-percent:0;mso-wrap-distance-left:9pt;mso-wrap-distance-top:0;mso-wrap-distance-right:9pt;mso-wrap-distance-bottom:0;mso-position-horizontal:absolute;mso-position-horizontal-relative:text;mso-position-vertical:absolute;mso-position-vertical-relative:text;mso-width-percent:0;mso-height-percent:0;mso-width-relative:margin;mso-height-relative:margin" o:gfxdata="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">
+                <v:imagedata r:id="rId34" o:title=""/>
+              </v:shape>
+            </w:pict>
+          </mc:Fallback>
+        </mc:AlternateContent>
+      </w:r>
+      <w:r>
+        <w:rPr>
+          <w:noProof/>
+          <w:sz w:val="24"/>
+          <w:szCs w:val="24"/>
+        </w:rPr>
+        <mc:AlternateContent>
+          <mc:Choice Requires="wpi">
+            <w:drawing>
+              <wp:anchor distT="0" distB="0" distL="114300" distR="114300" simplePos="0" relativeHeight="251677696" behindDoc="0" locked="0" layoutInCell="1" allowOverlap="1" wp14:anchorId="01F03659" wp14:editId="2DA22EE8">
+                <wp:simplePos x="0" y="0"/>
+                <wp:positionH relativeFrom="column">
+                  <wp:posOffset>5684753</wp:posOffset>
+                </wp:positionH>
+                <wp:positionV relativeFrom="paragraph">
+                  <wp:posOffset>196565</wp:posOffset>
+                </wp:positionV>
+                <wp:extent cx="485280" cy="87480"/>
+                <wp:effectExtent l="95250" t="152400" r="105410" b="160655"/>
+                <wp:wrapNone/>
+                <wp:docPr id="660465383" name="Ink 10"/>
+                <wp:cNvGraphicFramePr/>
+                <a:graphic xmlns:a="http://schemas.openxmlformats.org/drawingml/2006/main">
+                  <a:graphicData uri="http://schemas.microsoft.com/office/word/2010/wordprocessingInk">
+                    <w14:contentPart bwMode="auto" r:id="rId35">
+                      <w14:nvContentPartPr>
+                        <w14:cNvContentPartPr/>
+                      </w14:nvContentPartPr>
+                      <w14:xfrm>
+                        <a:off x="0" y="0"/>
+                        <a:ext cx="485280" cy="87480"/>
+                      </w14:xfrm>
+                    </w14:contentPart>
+                  </a:graphicData>
+                </a:graphic>
+              </wp:anchor>
+            </w:drawing>
+          </mc:Choice>
+          <mc:Fallback>
+            <w:pict>
+              <v:shape w14:anchorId="386124ED" id="Ink 10" o:spid="_x0000_s1026" type="#_x0000_t75" style="position:absolute;margin-left:443.4pt;margin-top:7pt;width:46.7pt;height:23.9pt;z-index:251677696;visibility:visible;mso-wrap-style:square;mso-wrap-distance-left:9pt;mso-wrap-distance-top:0;mso-wrap-distance-right:9pt;mso-wrap-distance-bottom:0;mso-position-horizontal:absolute;mso-position-horizontal-relative:text;mso-position-vertical:absolute;mso-position-vertical-relative:text" o:gfxdata="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">
+                <v:imagedata r:id="rId36" o:title=""/>
+              </v:shape>
+            </w:pict>
+          </mc:Fallback>
+        </mc:AlternateContent>
+      </w:r>
+      <w:r>
+        <w:rPr>
+          <w:noProof/>
+          <w:sz w:val="24"/>
+          <w:szCs w:val="24"/>
+        </w:rPr>
+        <mc:AlternateContent>
+          <mc:Choice Requires="wpi">
+            <w:drawing>
+              <wp:anchor distT="0" distB="0" distL="114300" distR="114300" simplePos="0" relativeHeight="251676672" behindDoc="0" locked="0" layoutInCell="1" allowOverlap="1" wp14:anchorId="118DFB6E" wp14:editId="7573F5CB">
+                <wp:simplePos x="0" y="0"/>
+                <wp:positionH relativeFrom="column">
+                  <wp:posOffset>5797793</wp:posOffset>
+                </wp:positionH>
+                <wp:positionV relativeFrom="paragraph">
+                  <wp:posOffset>249485</wp:posOffset>
+                </wp:positionV>
+                <wp:extent cx="768240" cy="34560"/>
+                <wp:effectExtent l="57150" t="152400" r="127635" b="156210"/>
+                <wp:wrapNone/>
+                <wp:docPr id="1949266206" name="Ink 9"/>
+                <wp:cNvGraphicFramePr/>
+                <a:graphic xmlns:a="http://schemas.openxmlformats.org/drawingml/2006/main">
+                  <a:graphicData uri="http://schemas.microsoft.com/office/word/2010/wordprocessingInk">
+                    <w14:contentPart bwMode="auto" r:id="rId37">
+                      <w14:nvContentPartPr>
+                        <w14:cNvContentPartPr/>
+                      </w14:nvContentPartPr>
+                      <w14:xfrm>
+                        <a:off x="0" y="0"/>
+                        <a:ext cx="768240" cy="34560"/>
+                      </w14:xfrm>
+                    </w14:contentPart>
+                  </a:graphicData>
+                </a:graphic>
+              </wp:anchor>
+            </w:drawing>
+          </mc:Choice>
+          <mc:Fallback>
+            <w:pict>
+              <v:shape w14:anchorId="55A401FF" id="Ink 9" o:spid="_x0000_s1026" type="#_x0000_t75" style="position:absolute;margin-left:452.25pt;margin-top:11.15pt;width:69pt;height:19.7pt;z-index:251676672;visibility:visible;mso-wrap-style:square;mso-wrap-distance-left:9pt;mso-wrap-distance-top:0;mso-wrap-distance-right:9pt;mso-wrap-distance-bottom:0;mso-position-horizontal:absolute;mso-position-horizontal-relative:text;mso-position-vertical:absolute;mso-position-vertical-relative:text" o:gfxdata="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">
+                <v:imagedata r:id="rId38" o:title=""/>
+              </v:shape>
+            </w:pict>
+          </mc:Fallback>
+        </mc:AlternateContent>
+      </w:r>
+      <w:r>
+        <w:rPr>
+          <w:noProof/>
+          <w:sz w:val="24"/>
+          <w:szCs w:val="24"/>
+        </w:rPr>
+        <mc:AlternateContent>
+          <mc:Choice Requires="wpi">
+            <w:drawing>
+              <wp:anchor distT="0" distB="0" distL="114300" distR="114300" simplePos="0" relativeHeight="251674624" behindDoc="0" locked="0" layoutInCell="1" allowOverlap="1" wp14:anchorId="27092FF7" wp14:editId="07A5A3B1">
+                <wp:simplePos x="0" y="0"/>
+                <wp:positionH relativeFrom="column">
+                  <wp:posOffset>5105534</wp:posOffset>
+                </wp:positionH>
+                <wp:positionV relativeFrom="paragraph">
+                  <wp:posOffset>-36955</wp:posOffset>
+                </wp:positionV>
+                <wp:extent cx="956880" cy="385920"/>
+                <wp:effectExtent l="38100" t="38100" r="0" b="52705"/>
+                <wp:wrapNone/>
+                <wp:docPr id="2092357167" name="Ink 6"/>
+                <wp:cNvGraphicFramePr/>
+                <a:graphic xmlns:a="http://schemas.openxmlformats.org/drawingml/2006/main">
+                  <a:graphicData uri="http://schemas.microsoft.com/office/word/2010/wordprocessingInk">
+                    <w14:contentPart bwMode="auto" r:id="rId39">
+                      <w14:nvContentPartPr>
+                        <w14:cNvContentPartPr/>
+                      </w14:nvContentPartPr>
+                      <w14:xfrm>
+                        <a:off x="0" y="0"/>
+                        <a:ext cx="956880" cy="385920"/>
+                      </w14:xfrm>
+                    </w14:contentPart>
+                  </a:graphicData>
+                </a:graphic>
+              </wp:anchor>
+            </w:drawing>
+          </mc:Choice>
+          <mc:Fallback>
+            <w:pict>
+              <v:shape w14:anchorId="1FC9C681" id="Ink 6" o:spid="_x0000_s1026" type="#_x0000_t75" style="position:absolute;margin-left:401.5pt;margin-top:-3.4pt;width:76.35pt;height:31.4pt;z-index:251674624;visibility:visible;mso-wrap-style:square;mso-wrap-distance-left:9pt;mso-wrap-distance-top:0;mso-wrap-distance-right:9pt;mso-wrap-distance-bottom:0;mso-position-horizontal:absolute;mso-position-horizontal-relative:text;mso-position-vertical:absolute;mso-position-vertical-relative:text" o:gfxdata="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">
+                <v:imagedata r:id="rId40" o:title=""/>
+              </v:shape>
+            </w:pict>
+          </mc:Fallback>
+        </mc:AlternateContent>
+      </w:r>
+      <w:r>
+        <w:rPr>
+          <w:noProof/>
+          <w:sz w:val="24"/>
+          <w:szCs w:val="24"/>
+        </w:rPr>
+        <mc:AlternateContent>
+          <mc:Choice Requires="wpi">
+            <w:drawing>
+              <wp:anchor distT="0" distB="0" distL="114300" distR="114300" simplePos="0" relativeHeight="251673600" behindDoc="0" locked="0" layoutInCell="1" allowOverlap="1" wp14:anchorId="54CABB45" wp14:editId="2AEE1400">
+                <wp:simplePos x="0" y="0"/>
+                <wp:positionH relativeFrom="column">
+                  <wp:posOffset>5492534</wp:posOffset>
+                </wp:positionH>
+                <wp:positionV relativeFrom="paragraph">
+                  <wp:posOffset>161045</wp:posOffset>
+                </wp:positionV>
+                <wp:extent cx="492120" cy="148680"/>
+                <wp:effectExtent l="95250" t="152400" r="118110" b="156210"/>
+                <wp:wrapNone/>
+                <wp:docPr id="1611816405" name="Ink 5"/>
+                <wp:cNvGraphicFramePr/>
+                <a:graphic xmlns:a="http://schemas.openxmlformats.org/drawingml/2006/main">
+                  <a:graphicData uri="http://schemas.microsoft.com/office/word/2010/wordprocessingInk">
+                    <w14:contentPart bwMode="auto" r:id="rId41">
+                      <w14:nvContentPartPr>
+                        <w14:cNvContentPartPr/>
+                      </w14:nvContentPartPr>
+                      <w14:xfrm>
+                        <a:off x="0" y="0"/>
+                        <a:ext cx="492120" cy="148680"/>
+                      </w14:xfrm>
+                    </w14:contentPart>
+                  </a:graphicData>
+                </a:graphic>
+              </wp:anchor>
+            </w:drawing>
+          </mc:Choice>
+          <mc:Fallback>
+            <w:pict>
+              <v:shape w14:anchorId="410D453B" id="Ink 5" o:spid="_x0000_s1026" type="#_x0000_t75" style="position:absolute;margin-left:428.25pt;margin-top:4.2pt;width:47.3pt;height:28.7pt;z-index:251673600;visibility:visible;mso-wrap-style:square;mso-wrap-distance-left:9pt;mso-wrap-distance-top:0;mso-wrap-distance-right:9pt;mso-wrap-distance-bottom:0;mso-position-horizontal:absolute;mso-position-horizontal-relative:text;mso-position-vertical:absolute;mso-position-vertical-relative:text" o:gfxdata="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">
+                <v:imagedata r:id="rId42" o:title=""/>
+              </v:shape>
+            </w:pict>
+          </mc:Fallback>
+        </mc:AlternateContent>
+      </w:r>
+      <w:r>
+        <w:rPr>
+          <w:noProof/>
+          <w:sz w:val="24"/>
+          <w:szCs w:val="24"/>
+        </w:rPr>
+        <mc:AlternateContent>
+          <mc:Choice Requires="wpi">
+            <w:drawing>
+              <wp:anchor distT="0" distB="0" distL="114300" distR="114300" simplePos="0" relativeHeight="251672576" behindDoc="0" locked="0" layoutInCell="1" allowOverlap="1" wp14:anchorId="3B4556C6" wp14:editId="3D4A87C7">
+                <wp:simplePos x="0" y="0"/>
+                <wp:positionH relativeFrom="column">
+                  <wp:posOffset>5359694</wp:posOffset>
+                </wp:positionH>
+                <wp:positionV relativeFrom="paragraph">
+                  <wp:posOffset>197405</wp:posOffset>
+                </wp:positionV>
+                <wp:extent cx="544680" cy="157680"/>
+                <wp:effectExtent l="95250" t="152400" r="122555" b="147320"/>
+                <wp:wrapNone/>
+                <wp:docPr id="1962447723" name="Ink 4"/>
+                <wp:cNvGraphicFramePr/>
+                <a:graphic xmlns:a="http://schemas.openxmlformats.org/drawingml/2006/main">
+                  <a:graphicData uri="http://schemas.microsoft.com/office/word/2010/wordprocessingInk">
+                    <w14:contentPart bwMode="auto" r:id="rId43">
+                      <w14:nvContentPartPr>
+                        <w14:cNvContentPartPr/>
+                      </w14:nvContentPartPr>
+                      <w14:xfrm>
+                        <a:off x="0" y="0"/>
+                        <a:ext cx="544680" cy="157680"/>
+                      </w14:xfrm>
+                    </w14:contentPart>
+                  </a:graphicData>
+                </a:graphic>
+              </wp:anchor>
+            </w:drawing>
+          </mc:Choice>
+          <mc:Fallback>
+            <w:pict>
+              <v:shape w14:anchorId="3A3DC72F" id="Ink 4" o:spid="_x0000_s1026" type="#_x0000_t75" style="position:absolute;margin-left:417.8pt;margin-top:7.05pt;width:51.4pt;height:29.4pt;z-index:251672576;visibility:visible;mso-wrap-style:square;mso-wrap-distance-left:9pt;mso-wrap-distance-top:0;mso-wrap-distance-right:9pt;mso-wrap-distance-bottom:0;mso-position-horizontal:absolute;mso-position-horizontal-relative:text;mso-position-vertical:absolute;mso-position-vertical-relative:text" o:gfxdata="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">
+                <v:imagedata r:id="rId44" o:title=""/>
+              </v:shape>
+            </w:pict>
+          </mc:Fallback>
+        </mc:AlternateContent>
+      </w:r>
+      <w:r>
+        <w:rPr>
+          <w:noProof/>
+          <w:sz w:val="24"/>
+          <w:szCs w:val="24"/>
+        </w:rPr>
+        <mc:AlternateContent>
+          <mc:Choice Requires="wpi">
+            <w:drawing>
+              <wp:anchor distT="0" distB="0" distL="114300" distR="114300" simplePos="0" relativeHeight="251671552" behindDoc="0" locked="0" layoutInCell="1" allowOverlap="1" wp14:anchorId="09B85968" wp14:editId="44A2CA6B">
+                <wp:simplePos x="0" y="0"/>
+                <wp:positionH relativeFrom="column">
+                  <wp:posOffset>5411894</wp:posOffset>
+                </wp:positionH>
+                <wp:positionV relativeFrom="paragraph">
+                  <wp:posOffset>192365</wp:posOffset>
+                </wp:positionV>
+                <wp:extent cx="211320" cy="17640"/>
+                <wp:effectExtent l="95250" t="152400" r="93980" b="154305"/>
+                <wp:wrapNone/>
+                <wp:docPr id="866189052" name="Ink 3"/>
+                <wp:cNvGraphicFramePr/>
+                <a:graphic xmlns:a="http://schemas.openxmlformats.org/drawingml/2006/main">
+                  <a:graphicData uri="http://schemas.microsoft.com/office/word/2010/wordprocessingInk">
+                    <w14:contentPart bwMode="auto" r:id="rId45">
+                      <w14:nvContentPartPr>
+                        <w14:cNvContentPartPr/>
+                      </w14:nvContentPartPr>
+                      <w14:xfrm>
+                        <a:off x="0" y="0"/>
+                        <a:ext cx="211320" cy="17640"/>
+                      </w14:xfrm>
+                    </w14:contentPart>
+                  </a:graphicData>
+                </a:graphic>
+              </wp:anchor>
+            </w:drawing>
+          </mc:Choice>
+          <mc:Fallback>
+            <w:pict>
+              <v:shape w14:anchorId="13F80F2E" id="Ink 3" o:spid="_x0000_s1026" type="#_x0000_t75" style="position:absolute;margin-left:421.95pt;margin-top:6.65pt;width:25.15pt;height:18.4pt;z-index:251671552;visibility:visible;mso-wrap-style:square;mso-wrap-distance-left:9pt;mso-wrap-distance-top:0;mso-wrap-distance-right:9pt;mso-wrap-distance-bottom:0;mso-position-horizontal:absolute;mso-position-horizontal-relative:text;mso-position-vertical:absolute;mso-position-vertical-relative:text" o:gfxdata="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">
+                <v:imagedata r:id="rId46" o:title=""/>
+              </v:shape>
+            </w:pict>
+          </mc:Fallback>
+        </mc:AlternateContent>
+      </w:r>
+      <w:r>
+        <w:rPr>
+          <w:noProof/>
+          <w:sz w:val="24"/>
+          <w:szCs w:val="24"/>
+        </w:rPr>
+        <mc:AlternateContent>
+          <mc:Choice Requires="wpi">
+            <w:drawing>
+              <wp:anchor distT="0" distB="0" distL="114300" distR="114300" simplePos="0" relativeHeight="251670528" behindDoc="0" locked="0" layoutInCell="1" allowOverlap="1" wp14:anchorId="350BA110" wp14:editId="2A80CFA2">
+                <wp:simplePos x="0" y="0"/>
+                <wp:positionH relativeFrom="column">
+                  <wp:posOffset>5306774</wp:posOffset>
+                </wp:positionH>
+                <wp:positionV relativeFrom="paragraph">
+                  <wp:posOffset>192005</wp:posOffset>
+                </wp:positionV>
+                <wp:extent cx="110490" cy="635"/>
+                <wp:effectExtent l="95250" t="152400" r="99060" b="151765"/>
+                <wp:wrapNone/>
+                <wp:docPr id="711243528" name="Ink 2"/>
+                <wp:cNvGraphicFramePr/>
+                <a:graphic xmlns:a="http://schemas.openxmlformats.org/drawingml/2006/main">
+                  <a:graphicData uri="http://schemas.microsoft.com/office/word/2010/wordprocessingInk">
+                    <w14:contentPart bwMode="auto" r:id="rId47">
+                      <w14:nvContentPartPr>
+                        <w14:cNvContentPartPr/>
+                      </w14:nvContentPartPr>
+                      <w14:xfrm>
+                        <a:off x="0" y="0"/>
+                        <a:ext cx="110490" cy="635"/>
+                      </w14:xfrm>
+                    </w14:contentPart>
+                  </a:graphicData>
+                </a:graphic>
+                <wp14:sizeRelH relativeFrom="margin">
+                  <wp14:pctWidth>0</wp14:pctWidth>
+                </wp14:sizeRelH>
+              </wp:anchor>
+            </w:drawing>
+          </mc:Choice>
+          <mc:Fallback>
+            <w:pict>
+              <v:shape w14:anchorId="60BB872A" id="Ink 2" o:spid="_x0000_s1026" type="#_x0000_t75" style="position:absolute;margin-left:413.6pt;margin-top:.1pt;width:17.15pt;height:30pt;z-index:251670528;visibility:visible;mso-wrap-style:square;mso-width-percent:0;mso-wrap-distance-left:9pt;mso-wrap-distance-top:0;mso-wrap-distance-right:9pt;mso-wrap-distance-bottom:0;mso-position-horizontal:absolute;mso-position-horizontal-relative:text;mso-position-vertical:absolute;mso-position-vertical-relative:text;mso-width-percent:0;mso-width-relative:margin" o:gfxdata="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">
+                <v:imagedata r:id="rId48" o:title=""/>
+              </v:shape>
+            </w:pict>
+          </mc:Fallback>
+        </mc:AlternateContent>
+      </w:r>
+    </w:p>
+    <w:p>
+      <w:pPr>
+        <w:rPr>
+          <w:sz w:val="24"/>
+          <w:szCs w:val="24"/>
+        </w:rPr>
+      </w:pPr>
+      <w:r>
+        <w:rPr>
+          <w:noProof/>
+          <w:sz w:val="24"/>
+          <w:szCs w:val="24"/>
+        </w:rPr>
+        <mc:AlternateContent>
+          <mc:Choice Requires="wpi">
+            <w:drawing>
+              <wp:anchor distT="0" distB="0" distL="114300" distR="114300" simplePos="0" relativeHeight="251678720" behindDoc="0" locked="0" layoutInCell="1" allowOverlap="1" wp14:anchorId="35994A40" wp14:editId="48C0A215">
+                <wp:simplePos x="0" y="0"/>
+                <wp:positionH relativeFrom="column">
+                  <wp:posOffset>4393073</wp:posOffset>
+                </wp:positionH>
+                <wp:positionV relativeFrom="paragraph">
+                  <wp:posOffset>-69335</wp:posOffset>
+                </wp:positionV>
+                <wp:extent cx="585360" cy="224640"/>
+                <wp:effectExtent l="95250" t="152400" r="100965" b="156845"/>
+                <wp:wrapNone/>
+                <wp:docPr id="2061599695" name="Ink 11"/>
+                <wp:cNvGraphicFramePr/>
+                <a:graphic xmlns:a="http://schemas.openxmlformats.org/drawingml/2006/main">
+                  <a:graphicData uri="http://schemas.microsoft.com/office/word/2010/wordprocessingInk">
+                    <w14:contentPart bwMode="auto" r:id="rId49">
+                      <w14:nvContentPartPr>
+                        <w14:cNvContentPartPr/>
+                      </w14:nvContentPartPr>
+                      <w14:xfrm>
+                        <a:off x="0" y="0"/>
+                        <a:ext cx="585360" cy="224640"/>
+                      </w14:xfrm>
+                    </w14:contentPart>
+                  </a:graphicData>
+                </a:graphic>
+              </wp:anchor>
+            </w:drawing>
+          </mc:Choice>
+          <mc:Fallback>
+            <w:pict>
+              <v:shape w14:anchorId="6F3EE646" id="Ink 11" o:spid="_x0000_s1026" type="#_x0000_t75" style="position:absolute;margin-left:341.7pt;margin-top:-13.9pt;width:54.6pt;height:34.65pt;z-index:251678720;visibility:visible;mso-wrap-style:square;mso-wrap-distance-left:9pt;mso-wrap-distance-top:0;mso-wrap-distance-right:9pt;mso-wrap-distance-bottom:0;mso-position-horizontal:absolute;mso-position-horizontal-relative:text;mso-position-vertical:absolute;mso-position-vertical-relative:text" o:gfxdata="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">
+                <v:imagedata r:id="rId50" o:title=""/>
+              </v:shape>
+            </w:pict>
+          </mc:Fallback>
+        </mc:AlternateContent>
+      </w:r>
+    </w:p>
+    <w:p>
+      <w:pPr>
+        <w:rPr>
+          <w:sz w:val="24"/>
+          <w:szCs w:val="24"/>
+        </w:rPr>
+      </w:pPr>
+    </w:p>
+    <w:p>
+      <w:pPr>
+        <w:rPr>
+          <w:sz w:val="24"/>
+          <w:szCs w:val="24"/>
+        </w:rPr>
+      </w:pPr>
+    </w:p>
+    <w:p>
+      <w:pPr>
+        <w:rPr>
+          <w:sz w:val="24"/>
+          <w:szCs w:val="24"/>
+        </w:rPr>
+      </w:pPr>
+    </w:p>
+    <w:p>
+      <w:pPr>
+        <w:rPr>
+          <w:sz w:val="24"/>
+          <w:szCs w:val="24"/>
+        </w:rPr>
+      </w:pPr>
+    </w:p>
+    <w:p>
+      <w:pPr>
+        <w:rPr>
+          <w:sz w:val="24"/>
+          <w:szCs w:val="24"/>
+        </w:rPr>
+      </w:pPr>
+    </w:p>
+    <w:p>
+      <w:pPr>
+        <w:pStyle w:val="ListParagraph"/>
+        <w:numPr>
+          <w:ilvl w:val="0"/>
+          <w:numId w:val="1"/>
+        </w:numPr>
+        <w:rPr>
+          <w:sz w:val="28"/>
+          <w:szCs w:val="28"/>
+        </w:rPr>
+      </w:pPr>
+      <w:r>
+        <w:rPr>
+          <w:sz w:val="28"/>
+          <w:szCs w:val="28"/>
+        </w:rPr>
+        <w:drawing>
+          <wp:anchor distT="0" distB="0" distL="114300" distR="114300" simplePos="0" relativeHeight="251668480" behindDoc="0" locked="0" layoutInCell="1" allowOverlap="1" wp14:anchorId="49F145F3" wp14:editId="6ABC0061">
+            <wp:simplePos x="0" y="0"/>
+            <wp:positionH relativeFrom="column">
+              <wp:posOffset>2533730</wp:posOffset>
+            </wp:positionH>
+            <wp:positionV relativeFrom="paragraph">
+              <wp:posOffset>6350</wp:posOffset>
+            </wp:positionV>
+            <wp:extent cx="1812925" cy="819150"/>
+            <wp:effectExtent l="0" t="0" r="0" b="0"/>
+            <wp:wrapSquare wrapText="bothSides"/>
+            <wp:docPr id="1226366136" name="Picture 1"/>
+            <wp:cNvGraphicFramePr>
+              <a:graphicFrameLocks xmlns:a="http://schemas.openxmlformats.org/drawingml/2006/main" noChangeAspect="1"/>
+            </wp:cNvGraphicFramePr>
+            <a:graphic xmlns:a="http://schemas.openxmlformats.org/drawingml/2006/main">
+              <a:graphicData uri="http://schemas.openxmlformats.org/drawingml/2006/picture">
+                <pic:pic xmlns:pic="http://schemas.openxmlformats.org/drawingml/2006/picture">
+                  <pic:nvPicPr>
+                    <pic:cNvPr id="1226366136" name=""/>
+                    <pic:cNvPicPr/>
+                  </pic:nvPicPr>
+                  <pic:blipFill rotWithShape="1">
+                    <a:blip r:embed="rId51">
+                      <a:extLst>
+                        <a:ext uri="{28A0092B-C50C-407E-A947-70E740481C1C}">
+                          <a14:useLocalDpi xmlns:a14="http://schemas.microsoft.com/office/drawing/2010/main" val="0"/>
+                        </a:ext>
+                      </a:extLst>
+                    </a:blip>
+                    <a:srcRect t="16414" b="2146"/>
+                    <a:stretch>
+                      <a:fillRect/>
+                    </a:stretch>
+                  </pic:blipFill>
+                  <pic:spPr bwMode="auto">
+                    <a:xfrm>
+                      <a:off x="0" y="0"/>
+                      <a:ext cx="1812925" cy="819150"/>
+                    </a:xfrm>
+                    <a:prstGeom prst="rect">
+                      <a:avLst/>
+                    </a:prstGeom>
+                    <a:ln>
+                      <a:noFill/>
+                    </a:ln>
+                    <a:extLst>
+                      <a:ext uri="{53640926-AAD7-44D8-BBD7-CCE9431645EC}">
+                        <a14:shadowObscured xmlns:a14="http://schemas.microsoft.com/office/drawing/2010/main"/>
+                      </a:ext>
+                    </a:extLst>
+                  </pic:spPr>
+                </pic:pic>
+              </a:graphicData>
+            </a:graphic>
+            <wp14:sizeRelH relativeFrom="margin">
+              <wp14:pctWidth>0</wp14:pctWidth>
+            </wp14:sizeRelH>
+            <wp14:sizeRelV relativeFrom="margin">
+              <wp14:pctHeight>0</wp14:pctHeight>
+            </wp14:sizeRelV>
+          </wp:anchor>
+        </w:drawing>
+      </w:r>
+      <w:r>
+        <w:rPr>
+          <w:sz w:val="28"/>
+          <w:szCs w:val="28"/>
+        </w:rPr>
+        <w:t xml:space="preserve">Dimensions for a </w:t>
+      </w:r>
+      <w:r>
+        <w:rPr>
+          <w:sz w:val="28"/>
+          <w:szCs w:val="28"/>
+        </w:rPr>
+        <w:t>Deep NN:</w:t>
+      </w:r>
+    </w:p>
+    <w:p>
+      <w:pPr>
+        <w:ind w:left="360"/>
+        <w:rPr>
+          <w:sz w:val="24"/>
+          <w:szCs w:val="24"/>
+        </w:rPr>
+      </w:pPr>
+    </w:p>
+    <w:p>
+      <w:pPr>
+        <w:rPr>
+          <w:sz w:val="24"/>
+          <w:szCs w:val="24"/>
+        </w:rPr>
+      </w:pPr>
+    </w:p>
+    <w:p>
+      <w:pPr>
+        <w:rPr>
+          <w:sz w:val="24"/>
+          <w:szCs w:val="24"/>
+        </w:rPr>
+      </w:pPr>
+    </w:p>
+    <w:p>
+      <w:pPr>
+        <w:pStyle w:val="ListParagraph"/>
+        <w:numPr>
+          <w:ilvl w:val="0"/>
+          <w:numId w:val="1"/>
+        </w:numPr>
+        <w:rPr>
+          <w:sz w:val="28"/>
+          <w:szCs w:val="28"/>
+        </w:rPr>
+      </w:pPr>
+      <w:r>
+        <w:rPr>
+          <w:sz w:val="28"/>
+          <w:szCs w:val="28"/>
+        </w:rPr>
+        <w:t>Parameters include weights and biases.</w:t>
+      </w:r>
+    </w:p>
+    <w:p>
+      <w:pPr>
+        <w:pStyle w:val="ListParagraph"/>
+        <w:rPr>
+          <w:sz w:val="28"/>
+          <w:szCs w:val="28"/>
+        </w:rPr>
+      </w:pPr>
+      <w:r>
+        <w:rPr>
+          <w:sz w:val="28"/>
+          <w:szCs w:val="28"/>
+        </w:rPr>
+        <w:t xml:space="preserve">Hyper-parameters include </w:t>
+      </w:r>
+      <w:r>
+        <w:rPr>
+          <w:sz w:val="28"/>
+          <w:szCs w:val="28"/>
+        </w:rPr>
+        <w:t>learning rate(</w:t>
+      </w:r>
+      <w:r>
+        <w:rPr>
+          <w:rFonts w:ascii="Times New Roman" w:hAnsi="Times New Roman" w:cs="Times New Roman"/>
+          <w:sz w:val="28"/>
+          <w:szCs w:val="28"/>
+        </w:rPr>
+        <w:t>α</w:t>
+      </w:r>
+      <w:r>
+        <w:rPr>
+          <w:sz w:val="28"/>
+          <w:szCs w:val="28"/>
+        </w:rPr>
+        <w:t xml:space="preserve">), </w:t>
+      </w:r>
+      <w:r>
+        <w:rPr>
+          <w:sz w:val="28"/>
+          <w:szCs w:val="28"/>
+        </w:rPr>
+        <w:t>iterations, number of hidden layers, etc.</w:t>
+      </w:r>
+    </w:p>
+    <w:p>
+      <w:pPr>
+        <w:rPr>
+          <w:sz w:val="28"/>
+          <w:szCs w:val="28"/>
+        </w:rPr>
+      </w:pPr>
+    </w:p>
+    <w:p>
+      <w:pPr>
+        <w:rPr>
+          <w:sz w:val="28"/>
+          <w:szCs w:val="28"/>
+        </w:rPr>
+      </w:pPr>
+    </w:p>
+    <w:p>
+      <w:pPr>
+        <w:rPr>
+          <w:sz w:val="28"/>
+          <w:szCs w:val="28"/>
+        </w:rPr>
+      </w:pPr>
+    </w:p>
+    <w:p>
+      <w:pPr>
+        <w:rPr>
+          <w:sz w:val="28"/>
+          <w:szCs w:val="28"/>
+        </w:rPr>
+      </w:pPr>
+    </w:p>
+    <w:p>
+      <w:pPr>
+        <w:rPr>
+          <w:sz w:val="24"/>
+          <w:szCs w:val="24"/>
+        </w:rPr>
+      </w:pPr>
+    </w:p>
+    <w:p>
+      <w:pPr>
+        <w:rPr>
+          <w:sz w:val="24"/>
+          <w:szCs w:val="24"/>
+        </w:rPr>
+      </w:pPr>
+    </w:p>
+    <w:p>
+      <w:pPr>
+        <w:rPr>
+          <w:sz w:val="24"/>
+          <w:szCs w:val="24"/>
+        </w:rPr>
+      </w:pPr>
+    </w:p>
+    <w:p>
+      <w:pPr>
+        <w:rPr>
+          <w:sz w:val="24"/>
+          <w:szCs w:val="24"/>
+        </w:rPr>
       </w:pPr>
     </w:p>
     <w:sectPr>
@@ -796,7 +2744,7 @@
   <w:abstractNum w:abstractNumId="0" w15:restartNumberingAfterBreak="0">
     <w:nsid w:val="6CC46432"/>
     <w:multiLevelType w:val="hybridMultilevel"/>
-    <w:tmpl w:val="6CFCA1E0"/>
+    <w:tmpl w:val="AAC85134"/>
     <w:lvl w:ilvl="0" w:tplc="40090001">
       <w:start w:val="1"/>
       <w:numFmt w:val="bullet"/>
@@ -809,7 +2757,7 @@
         <w:rFonts w:ascii="Symbol" w:hAnsi="Symbol" w:hint="default"/>
       </w:rPr>
     </w:lvl>
-    <w:lvl w:ilvl="1" w:tplc="40090003" w:tentative="1">
+    <w:lvl w:ilvl="1" w:tplc="40090003">
       <w:start w:val="1"/>
       <w:numFmt w:val="bullet"/>
       <w:lvlText w:val="o"/>
@@ -1832,6 +3780,521 @@
 </w:styles>
 </file>
 
+<file path=word/ink/ink1.xml><?xml version="1.0" encoding="utf-8"?>
+<inkml:ink xmlns:inkml="http://www.w3.org/2003/InkML">
+  <inkml:definitions>
+    <inkml:context xml:id="ctx0">
+      <inkml:inkSource xml:id="inkSrc0">
+        <inkml:traceFormat>
+          <inkml:channel name="X" type="integer" min="-2.14748E9" max="2.14748E9" units="cm"/>
+          <inkml:channel name="Y" type="integer" min="-2.14748E9" max="2.14748E9" units="cm"/>
+          <inkml:channel name="F" type="integer" max="32767" units="dev"/>
+        </inkml:traceFormat>
+        <inkml:channelProperties>
+          <inkml:channelProperty channel="X" name="resolution" value="1000" units="1/cm"/>
+          <inkml:channelProperty channel="Y" name="resolution" value="1000" units="1/cm"/>
+          <inkml:channelProperty channel="F" name="resolution" value="0" units="1/dev"/>
+        </inkml:channelProperties>
+      </inkml:inkSource>
+      <inkml:timestamp xml:id="ts0" timeString="2025-07-25T11:03:32.869"/>
+    </inkml:context>
+    <inkml:brush xml:id="br0">
+      <inkml:brushProperty name="width" value="0.035" units="cm"/>
+      <inkml:brushProperty name="height" value="0.035" units="cm"/>
+      <inkml:brushProperty name="color" value="#FFFFFF"/>
+    </inkml:brush>
+  </inkml:definitions>
+  <inkml:trace contextRef="#ctx0" brushRef="#br0">545 2117 24575,'-14'9'0,"0"0"0,0 0 0,-18 18 0,-21 13 0,52-39 0,1 0 0,-1-1 0,0 1 0,0-1 0,0 1 0,1-1 0,-1 1 0,0-1 0,0 1 0,0-1 0,0 0 0,0 0 0,0 1 0,0-1 0,0 0 0,0 0 0,0 0 0,0 0 0,0 0 0,0 0 0,0 0 0,0-1 0,-1 1 0,1-1 0,1 0 0,-1 1 0,1-1 0,-1 0 0,1 0 0,-1 1 0,1-1 0,0 0 0,-1 0 0,1 0 0,0 0 0,0 0 0,0 1 0,-1-1 0,1 0 0,0 0 0,0 0 0,0 0 0,1-2 0,0-5 0,0 0 0,1 0 0,0 0 0,4-11 0,24-48 0,65-105 0,-79 144 0,84-116 0,-43 64 0,-56 79 0,0 0 0,0-1 0,0 1 0,-1 0 0,1 0 0,1 0 0,-1 0 0,0 0 0,0 0 0,0 0 0,3-1 0,-4 2 0,0 0 0,1 0 0,-1 0 0,0 0 0,0 0 0,1 0 0,-1 0 0,0 0 0,0 0 0,0 0 0,1 0 0,-1 0 0,0 1 0,0-1 0,0 0 0,1 0 0,-1 0 0,0 0 0,0 1 0,0-1 0,1 0 0,-1 0 0,0 0 0,0 1 0,0-1 0,0 0 0,0 0 0,0 1 0,0-1 0,0 0 0,0 0 0,1 1 0,-1-1 0,0 0 0,0 0 0,0 1 0,0-1 0,-1 1 0,2 5 0,-2 1 0,1 0 0,-1 0 0,-2 9 0,-9 35 0,-3 0 0,-25 58 0,-53 95 0,92-202 0,-3 7 0,12-21 0,-3 3 0,73-118 0,124-200 0,-182 296 0,3-4 0,-1-2 0,22-48 0,-44 84 0,10-30 0,-10 31 0,0-1 0,0 1 0,0 0 0,1-1 0,-1 1 0,0-1 0,0 1 0,0-1 0,0 1 0,0-1 0,0 1 0,0-1 0,0 1 0,0 0 0,0-1 0,0 1 0,-1-1 0,1 1 0,0-1 0,0 1 0,0 0 0,-1-1 0,1 1 0,0-1 0,0 1 0,-1 0 0,1-1 0,0 1 0,-1 0 0,1-1 0,0 1 0,-1 0 0,1 0 0,0-1 0,-1 1 0,1 0 0,-1 0 0,1 0 0,-1 0 0,1-1 0,0 1 0,-1 0 0,1 0 0,-1 0 0,1 0 0,-1 0 0,1 0 0,-1 0 0,1 0 0,-1 0 0,1 0 0,0 1 0,-1-1 0,1 0 0,-1 0 0,1 0 0,-1 0 0,1 1 0,-1-1 0,-15 8 0,0 0 0,1 1 0,0 0 0,0 2 0,1-1 0,-16 18 0,8-10 0,-296 302 0,310-312 0,-68 70 0,75-77 0,0 0 0,0 0 0,0 0 0,-1 0 0,1-1 0,0 1 0,0 0 0,-1 0 0,1-1 0,-1 1 0,1-1 0,0 1 0,-3 0 0,1-7 0,6-10 0,12-25 0,33-59 0,-20 43 0,2-5 0,-10 25 0,-3 0 0,16-48 0,-31 75 0,-4 9 0,-12 15 0,-264 344 0,73-88 0,190-250 0,7-10 0,1 0 0,-1-1 0,-1 0 0,-17 15 0,23-24 0,6-7 0,58-87 0,-29 48 0,212-296-442,42-63-274,-191 257 716,-82 129 0,-27 43 0,-162 253-20,-127 187 1005,246-377-792,49-73-193,22-30 0,79-111 0,52-68 0,-14 25 0,-121 154 0,-9 14 0,-9 11 0,-109 172 0,9-13 0,76-124 0,14-21 0,1 1 0,-26 47 0,66-96 0,84-133 0,-97 146 0,-7 12 0,-9 22 0,-4-1 0,0-1 0,-18 24 0,18-29 0,0-1 0,1 2 0,1-1 0,1 1 0,-9 26 0,16-40 0,-1-1 0,1 1 0,-1-1 0,1 1 0,0-1 0,0 1 0,0-1 0,0 1 0,0-1 0,0 1 0,1 1 0,-1-2 0,0-1 0,0 0 0,1 0 0,-1 1 0,0-1 0,0 0 0,0 0 0,1 1 0,-1-1 0,0 0 0,0 0 0,1 1 0,-1-1 0,0 0 0,0 0 0,1 0 0,-1 0 0,0 1 0,1-1 0,-1 0 0,0 0 0,1 0 0,-1 0 0,0 0 0,1 0 0,-1 0 0,0 0 0,1 0 0,-1 0 0,0 0 0,1 0 0,3-1 0,-1-1 0,1 0 0,0 1 0,-1-1 0,0 0 0,1 0 0,-1-1 0,4-3 0,49-44 0,-2-2 0,81-103 0,69-138 0,-201 289 0,-7 13 0,-16 27 0,-148 240-1,89-149-161,-164 243-592,177-273 694,50-72 60,1 0 0,-16 37 0,62-122 0,-12 26 0,61-103 0,49-76-151,226-396-593,-325 554 744,115-241 0,-130 254 0,-14 35 0,-6 10 0,-14 26 0,-20 40 0,7-11 0,-560 913 805,577-950-805,8-11 0,0 1 0,0-1 0,1 1 0,0 1 0,-7 20 0,13-31-1,0-1 0,0 0 0,0 0 0,0 0-1,-1 0 1,1 1 0,0-1 0,0 0 0,0 0 0,0 1 0,0-1 0,0 0 0,-1 0 0,1 0 0,0 1 0,0-1-1,0 0 1,0 0 0,0 1 0,0-1 0,0 0 0,0 0 0,0 1 0,0-1 0,0 0 0,0 0 0,0 1 0,0-1-1,1 0 1,-1 0 0,0 1 0,0-1 0,0 0 0,0 0 0,0 0 0,0 1 0,1-1 0,-1 0 0,0 0 0,0 1-1,13-17 225,145-227 446,-48 71-449,-58 94-220,133-220 0,-166 260 0,-16 26 0,-6 10 0,-17 17 0,-29 33 0,-43 57 0,45-49 0,-24 25 0,-117 175 0,169-221 0,15-23 0,13-21 0,166-255 0,-16-17 0,-61 107 0,-92 163 0,4-5 0,-2-1 0,1 1 0,6-22 0,-15 38 0,0 0 0,0 0 0,0 0 0,0 0 0,0 0 0,0 0 0,0 0 0,0 0 0,0 0 0,0 0 0,0 0 0,0 0 0,0 0 0,0 0 0,0 0 0,0 0 0,-1 0 0,1 0 0,0 0 0,0 0 0,0 0 0,0 0 0,0 0 0,0 0 0,0 0 0,0-1 0,0 1 0,0 0 0,0 0 0,0 0 0,0 0 0,0 0 0,0 0 0,0 0 0,0 0 0,0 0 0,0 0 0,0 0 0,0 0 0,0 0 0,0 0 0,0 0 0,-6 7 0,-8 17 0,-79 153 0,-35 67 0,122-234 0,-2 4 0,0 0 0,-7 21 0,12-18 0,7-14 0,6-9 0,6-8 0,0-1 0,-2 0 0,22-29 0,-15 18 0,197-263 0,-152 189 0,56-112 0,-122 212 0,11-20 0,-9 20 0,-6 14 0,-111 269 0,-25-8 0,31-85 0,104-179 0,11-19 0,4-5 0,374-575-1094,-296 444 973,136-229 121,-195 323 0,-20 42 0,-8 16 0,-10 30 0,-90 225 49,-20 0 51,83-187-70,5-9-9,-84 174-5,77-170-17,-56 80 0,103-163 153,282-421 607,-38-33-1207,-246 454 448,-16 31 0,-263 497 90,136-249 358,123-237-448,13-27 0,4-7 0,30-53 0,137-246-254,126-225-320,-216 366 574,-77 154 0,6-14 0,-22 43 0,-415 835 60,414-829-60,1-1 0,0 1 0,-15 54 0,25-65-8,5-15 30,6-10 92,38-53 81,-3-2 0,42-81 0,-37 62-140,-36 59-55,9-16 0,-20 38 0,-1 0 0,0 0 0,1 0 0,0 0 0,-1 0 0,1 0 0,0 0 0,0 0 0,0 1 0,3-3 0,-5 4 0,0 0 0,0 0 0,0 0 0,1 0 0,-1 0 0,0 0 0,0 0 0,0 0 0,0 0 0,0 0 0,0 0 0,1 0 0,-1 0 0,0 0 0,0 0 0,0 0 0,0 0 0,0 1 0,0-1 0,0 0 0,1 0 0,-1 0 0,0 0 0,0 0 0,0 0 0,0 0 0,0 0 0,0 1 0,0-1 0,0 0 0,0 0 0,0 0 0,0 0 0,0 0 0,1 0 0,-1 1 0,0-1 0,0 0 0,0 0 0,0 0 0,0 0 0,0 0 0,0 0 0,0 1 0,0-1 0,0 0 0,-1 0 0,1 0 0,-2 17 0,-14 48 0,-51 123 0,39-118 0,-51 127 0,-35 98 0,103-261 0,12-26 0,6-13 0,16-27 0,148-258 32,-91 147-299,-70 126 235,417-772-1236,-416 768 1268,-22 52 0,-159 332 8,103-227-214,-436 888-1716,485-988 1922,2-7 0,2 1 0,-13 41 0,274-750 1872,-95 285-1040,-144 372-832,1-2 0,0-1 0,6-36 0,-14 60-1,-1-1 0,0 1 0,1-1 0,-1 1 0,0-1 1,0 1-1,0-1 0,0 1 0,0-1 0,-1 1 0,1-1 1,0 1-1,-1 0 0,1-1 0,-1 1 0,1-1 0,-1 1 1,0 0-1,1 0 0,-3-3 0,2 4 0,0-1 0,0 0 0,0 1-1,-1-1 1,1 0 0,0 1 0,0 0 0,-1-1-1,1 1 1,0 0 0,-1-1 0,1 1 0,0 0-1,-1 0 1,1 0 0,-1 0 0,-2 1 0,-6 2 27,-1 0 1,1 0-1,0 1 1,-14 7-1,16-7 39,-50 27 332,-88 61-1,134-84-396,-1 0 0,1-1 0,-16 6 0,27-12 0,0-1 0,0 1 0,0-1 0,0 1 0,0-1 0,0 0 0,0 0 0,-1 1 0,1-1 0,0 0 0,0 0 0,0 0 0,0 0 0,0-1 0,0 1 0,-2 0 0,2-1 0,1 0 0,-1 1 0,1-1 0,-1 0 0,1 0 0,-1 1 0,1-1 0,-1 0 0,1 0 0,0 0 0,0 1 0,-1-1 0,1 0 0,0 0 0,0 0 0,0 0 0,0 0 0,0 0 0,0 1 0,0-1 0,0 0 0,0 0 0,1 0 0,-1-1 0,5-22 0,1 0 0,2 0 0,0 1 0,14-27 0,0-5 0,-20 50 0,94-252 0,-91 240 0,-14 32 0,-110 198 0,15-30 0,98-173 0,3-6 0,1 1 0,-1 0 0,1-1 0,0 1 0,0 0 0,0 0 0,1 0 0,-1 0 0,1 0 0,0 7 0,1-12 0,0 1 0,0-1 0,0 0 0,0 0 0,1 1 0,-1-1 0,0 0 0,0 0 0,0 1 0,0-1 0,1 0 0,-1 0 0,0 0 0,0 1 0,0-1 0,1 0 0,-1 0 0,0 0 0,0 0 0,1 0 0,-1 0 0,0 0 0,0 1 0,1-1 0,-1 0 0,0 0 0,1 0 0,-1 0 0,0 0 0,0 0 0,1 0 0,-1 0 0,0 0 0,1 0 0,-1-1 0,0 1 0,0 0 0,1 0 0,-1 0 0,0 0 0,0 0 0,1 0 0,-1-1 0,0 1 0,0 0 0,0 0 0,1 0 0,-1-1 0,17-9 0,-16 9 0,27-21 0,0-1 0,-1-2 0,-2-1 0,0-1 0,-2-1 0,36-56 0,-49 71 0,-12 23 0,-13 26 0,2-7 0,0 0 0,3 1 0,-11 43 0,21-58 0,0-15 0,0 0 0,0 0 0,0 0 0,0 0 0,0 1 0,0-1 0,0 0 0,1 0 0,-1 0 0,0 0 0,0 0 0,0 1 0,0-1 0,0 0 0,0 0 0,1 0 0,-1 0 0,0 0 0,0 0 0,0 0 0,0 1 0,1-1 0,-1 0 0,0 0 0,0 0 0,0 0 0,1 0 0,-1 0 0,0 0 0,0 0 0,0 0 0,1 0 0,-1 0 0,0 0 0,0 0 0,3-1 0,-1-1 0,0 1 0,0 0 0,0 0 0,0-1 0,0 0 0,0 1 0,2-4 0,31-32 0,51-74 0,-32 38 0,-46 66 0,-13 22 0,-102 185 0,71-135 0,-57 84 0,40-69 0,37-47 0,16-33 0,0 0 0,0 0 0,0 0 0,0 0 0,0 0 0,0 0 0,0 0 0,0 0 0,0 0 0,0 0 0,1-1 0,-1 1 0,0 0 0,0 0 0,0 0 0,0 0 0,0 0 0,0 0 0,0 0 0,0 0 0,0 0 0,0 0 0,1 0 0,-1 0 0,0 0 0,0 0 0,0 0 0,0 1 0,0-1 0,0 0 0,0 0 0,0 0 0,0 0 0,0 0 0,0 0 0,1 0 0,-1 0 0,0 0 0,0 0 0,0 0 0,0 0 0,0 0 0,0 0 0,0 0 0,0 1 0,0-1 0,0 0 0,0 0 0,0 0 0,0 0 0,0 0 0,0 0 0,0 0 0,17-21 0,30-51 0,53-109 0,-65 115 0,213-445 0,-242 495 0,0 4 0,-1 0 0,-1-1 0,0 1 0,4-23 0,-8 35 0,0 0 0,0 0 0,0 0 0,0 0 0,-1 0 0,1 1 0,0-1 0,0 0 0,0 0 0,0 0 0,-1 0 0,1 0 0,0 0 0,0 0 0,0 0 0,-1 0 0,1 0 0,0 0 0,0 0 0,0 0 0,-1 0 0,1 0 0,0 0 0,0 0 0,0 0 0,-1 0 0,1 0 0,0 0 0,0 0 0,0 0 0,0-1 0,-1 1 0,1 0 0,0 0 0,0 0 0,0 0 0,0 0 0,-1 0 0,1-1 0,0 1 0,0 0 0,0 0 0,0 0 0,0 0 0,0-1 0,0 1 0,0 0 0,0 0 0,-1 0 0,1-1 0,0 1 0,0 0 0,0 0 0,0 0 0,0 0 0,0-1 0,0 1 0,0 0 0,1-1 0,-13 14 0,1 1 0,1-1 0,0 2 0,-12 23 0,-3 4 0,-454 768-1011,467-788 1011,-37 70 0,57-109 0,0 0 0,19-28 0,-1 2 0,-2 2 1,365-661 45,-366 656-46,19-57 0,-41 90 0,-9 18 0,-18 26 0,-489 699 964,506-718-964,18-25 0,-1 1 0,147-201 0,57-89 0,-188 258 0,-23 43 0,-1 0 0,1 0 0,-1 0 0,1 0 0,-1 0 0,1 0 0,-1 0 0,0 0 0,1 0 0,-1 0 0,0 0 0,0 0 0,0 0 0,0 0 0,0-2 0,-1 4 0,-1-1 0,1 1 0,0 0 0,0-1 0,-1 1 0,1 0 0,0 0 0,0 0 0,0 0 0,0 0 0,0 0 0,-1 3 0,-46 52 0,-47 71 0,-36 74 0,103-157 0,-19 38 0,41-67 0,21-30 0,266-373 0,-214 278 0,-57 90 0,-10 15 0,-8 11 0,-25 30 0,3 1 0,0 2 0,-26 49 0,12-21 0,-26 38 0,-206 317 0,272-415 0,-2 1 0,1 0 0,0 1 0,0 0 0,1 0 0,0 0 0,-4 19 0,12-35 0,68-115 0,309-510-822,-366 607 822,0 2 0,22-49 0,-35 62 0,-2 10 0,0 0 0,0 0 0,0 0 0,0 0 0,0-1 0,0 1 0,0 0 0,0 0 0,-1 0 0,1 0 0,0 0 0,0 0 0,0 0 0,0 0 0,0 0 0,0 0 0,-1 0 0,1 0 0,0 0 0,0 0 0,0 0 0,0 0 0,0 0 0,0 0 0,-1 0 0,1 0 0,0 0 0,0 0 0,0 0 0,0 0 0,0 0 0,-1 0 0,1 0 0,0 0 0,0 0 0,0 0 0,0 0 0,0 1 0,0-1 0,0 0 0,0 0 0,-1 0 0,1 0 0,0 0 0,0 0 0,0 0 0,0 1 0,0-1 0,-9 9 0,0 0 0,-13 19 0,-66 95 0,-225 411-2051,227-379 1753,-53 97 220,-72 126-71,198-356 149,5-7 0,0-1 0,-21 25 0,29-39 1,0 0 0,0 0 0,0 0 0,0 0 0,0 0 0,0 0 0,0 0 0,0 0 0,0 0 0,0 0 0,0 0 0,0 0 0,0 0 0,0 0 0,0 0 0,0-1 0,0 1 0,0 0 0,-1 0 0,1 0 0,0 0 0,0 0 0,0 0 0,0 0 0,0 0 0,0 0 0,0 0 0,0 0 0,0 0 0,0 0 0,0 0 0,0 0 0,0 0 0,0 0 0,0 0 0,0 0 0,0 0 0,0 0 0,-1 0 0,1 0 0,0 0 0,0 0 0,0 0 0,0 0 0,0 0 0,0 0 0,0 0 0,6-15 337,89-177 1547,-79 164-1839,341-589-475,-124 227 215,-179 290 214,-49 89 0,-13 26 0,-149 319 1724,157-333-1724,-10 20 0,1 0 0,1 0 0,-10 40 0,18-60 0,0 0 0,0-1 0,-1 1 0,1 0 0,0 0 0,0 0 0,0-1 0,0 1 0,0 0 0,0 0 0,0 0 0,0-1 0,1 1 0,-1 0 0,0 0 0,0 0 0,1-1 0,-1 1 0,0 0 0,1 1 0,0-2 0,0 0 0,0 0 0,0 0 0,0 0 0,0-1 0,0 1 0,0 0 0,0 0 0,0 0 0,0-1 0,0 1 0,0-1 0,0 1 0,0-1 0,0 1 0,0-1 0,-1 1 0,1-1 0,0 0 0,0 1 0,0-2 0,20-17 0,-1 0 0,-1-2 0,18-24 0,-15 18 0,83-98 0,130-168 0,-212 255 0,-21 34 0,-11 21 0,4-7 0,-228 501-503,54-107 159,154-347 344,19-39 0,7-12 0,1-8 0,0 1 0,1-1 0,-1 0 0,0 0 0,0-1 0,0 1 0,0 0 0,0-1 0,1-3 0,256-376-217,-143 206 65,-30 49 76,143-225 78,-208 312-2,-18 33 0,-8 9 0,-10 14 0,0 1 0,-24 36 0,10-11 0,-400 597 209,360-527-209,-55 96 0,118-200 0,8-13 0,11-25 0,192-379-17,24 8-7,-150 266 21,-64 109 3,26-50 0,-71 120 0,-77 118 119,-167 264 700,221-328-632,85-184-187,-32 85 0,0 1 0,1-1 0,-1 1 0,0 0 0,1-1 0,-1 1 0,0-1 0,1 1 0,-1 0 0,1-1 0,-1 1 0,1 0 0,-1-1 0,1 1 0,-1 0 0,1 0 0,-1 0 0,1-1 0,-1 1 0,1 0 0,-1 0 0,1 0 0,0 0 0,-1 0 0,1 0 0,-1 0 0,1 0 0,-1 0 0,1 0 0,-1 0 0,1 0 0,0 1 0,13-1 0,-8-3 0,0 1 0,-1-1 0,0-1 0,0 1 0,0-1 0,0 0 0,0 0 0,-1 0 0,1-1 0,-1 0 0,4-7 0,13-11 0,-21 23 0,0-1 0,0 1 0,0 0 0,0 0 0,0-1 0,1 1 0,-1 0 0,0 0 0,0-1 0,0 1 0,0 0 0,1 0 0,-1-1 0,0 1 0,0 0 0,0 0 0,1 0 0,-1 0 0,0-1 0,0 1 0,1 0 0,-1 0 0,0 0 0,1 0 0,-1 0 0,0 0 0,0 0 0,1 0 0,-1 0 0,0 0 0,1 0 0,-1 0 0,0 0 0,0 0 0,1 0 0,-1 0 0,0 0 0,0 0 0,1 0 0,-1 0 0,0 0 0,1 0 0,-1 1 0,0-1 0,0 0 0,1 0 0,-1 0 0,0 17 0,-10 30 0,-29 83 0,2-11 0,29-83 0,-7 54 0,16-75 0,-1-15 0,0 0 0,0 0 0,0 0 0,0 1 0,0-1 0,1 0 0,-1 0 0,0 0 0,0 0 0,0 0 0,0 0 0,0 0 0,1 0 0,-1 0 0,0 0 0,0 0 0,0 0 0,0 0 0,0 0 0,1 0 0,-1 0 0,0 0 0,0 0 0,0 0 0,0-1 0,0 1 0,1 0 0,-1 0 0,0 0 0,0 0 0,0 0 0,0 0 0,0 0 0,0 0 0,0-1 0,1 1 0,-1 0 0,0 0 0,0 0 0,0 0 0,0 0 0,0 0 0,0-1 0,0 1 0,18-31 0,-10 16 0,85-149 0,209-412 0,-300 570 0,9-19 0,13-43 0,-24 68 0,0 0 0,0 0 0,0 1 0,0-1 0,-1 0 0,1 0 0,0 0 0,0 0 0,0 0 0,-1 0 0,1 0 0,0 0 0,0 0 0,0 0 0,-1 0 0,1 0 0,0 0 0,0 0 0,0 0 0,-1 0 0,1 0 0,0 0 0,0 0 0,0 0 0,-1 0 0,1 0 0,0 0 0,0 0 0,0 0 0,-1 0 0,1-1 0,0 1 0,0 0 0,0 0 0,0 0 0,-1 0 0,1 0 0,0-1 0,0 1 0,0 0 0,0 0 0,0 0 0,0 0 0,0-1 0,0 1 0,-1 0 0,1 0 0,0 0 0,0-1 0,0 1 0,0 0 0,0 0 0,0 0 0,0-1 0,0 1 0,0 0 0,-19 19 0,-39 54-9,-72 120 0,81-115-191,-478 736-891,517-799 1091,5-8 0,-1 1 0,1 0 0,1 1 0,-1-1 0,1 1 0,1 0 0,-5 17 0,9-22 109,3-8 164,8-11 436,381-672-491,-315 542-218,30-60 0,-107 203 0,-3 3 0,-7 12 0,-13 24 0,-110 234 0,-1 1 0,122-251 0,-10 18 0,-17 43 0,35-71 0,4-9 0,13-17 0,23-41 0,55-109 0,-39 62 0,7 3 0,-28 47 0,30-65 0,-57 99 0,-5 19 0,-1 1 0,0-1 0,0 0 0,0 1 0,0-1 0,0 1 0,1-1 0,-1 1 0,0 0 0,0-1 0,1 1 0,-1-1 0,0 1 0,1 0 0,-1 0 0,1-1 0,-1 1 0,1 0 0,-1 0 0,1 1 0,-33 45 0,-44 90 0,34-57 0,20-40 0,-157 291 0,174-320 0,-1 2 0,0 1 0,1 0 0,0 0 0,-4 18 0,28-60 0,183-367 0,-88 169 0,-108 216 0,1-2 0,0 0 0,7-21 0,-14 32 0,-4 6 0,-8 15 0,-110 216 0,-34 62 0,148-280 0,-13 29 0,21-39 0,6-12 0,16-24 0,157-258 3,-117 182-210,368-684-816,-421 771 1023,3-7 0,0 0 0,12-45 0,-23 55 0,-8 19 0,-18 33 0,-40 85 0,-242 569-409,135-286 102,119-289 112,-61 156-118,108-250 459,7-23-135,0 0 0,0 0 0,0 0 0,0 0 0,0 0 0,0 0 0,0 0 0,1 0 0,-1 0 0,0 0 0,0 0 1,0 0-1,0 0 0,0 0 0,0 0 0,0 0 0,0 0 0,0 0 0,0 0 0,0 0 0,0 0 0,0 0 0,0 1 0,0-1 0,1 0 1,-1 0-1,0 0 0,0 0 0,0 0 0,0 0 0,0 0 0,0 0 0,22-43 945,-21 42-938,295-578 29,69-138-552,-347 678 505,16-45 0,-30 65 0,-17 42 0,-118 244-11,-341 678-140,427-860 73,-50 101-38,94-184 116,-3 6 0,0 0 0,1 1 0,-1-1 0,-2 16 0,13-33 255,522-956-146,-513 934-118,12-21 0,-2 0-1,21-66 1,-46 113 6,1 1 1,-1 0-1,0 0 1,-1 0-1,1 0 1,-1-1 0,0-4-1,0 9 4,0-1 0,0 1 1,0 0-1,0-1 0,0 1 0,0 0 0,0-1 0,0 1 0,0 0 0,-1-1 1,1 1-1,0 0 0,0 0 0,0-1 0,-1 1 0,1 0 0,0-1 0,0 1 1,-1 0-1,1 0 0,0 0 0,0-1 0,-1 1 0,1 0 0,0 0 0,-1 0 0,1 0 1,0 0-1,-1-1 0,1 1 0,-1 0 0,0 0 16,-1 1 0,1-1-1,0 0 1,-1 1 0,1-1 0,-1 1-1,1-1 1,0 1 0,0 0 0,-1-1-1,1 1 1,-2 2 0,-14 10 138,1 1 0,1 1 0,-26 32 0,-38 60 351,40-52-413,-12 17-93,-72 89 0,120-157 0,-1 1 0,0-2 0,-1 1 0,1 0 0,-6 3 0,10-7 0,0 0 0,-1 0 0,1 0 0,0 0 0,-1 1 0,1-1 0,0 0 0,0 0 0,-1 0 0,1 0 0,0 0 0,-1 0 0,1 0 0,0 0 0,-1 0 0,1 0 0,0 0 0,-1 0 0,1 0 0,0 0 0,-1 0 0,1 0 0,0 0 0,-1 0 0,1 0 0,0 0 0,-1-1 0,1 1 0,0 0 0,0 0 0,-1 0 0,1-1 0,0 1 0,-1 0 0,1-2 0,-1 1 0,1-1 0,0 0 0,0 1 0,0-1 0,0 1 0,0-1 0,0 0 0,0 1 0,0-1 0,0 1 0,2-4 0,10-36 0,1 0 0,30-62 0,-20 52 0,11-26 0,44-114 0,-77 188 0,-6 10 0,-10 21 0,-124 273 0,-67 128 0,200-418 0,-9 15 0,-19 49 0,32-67 0,5-9 0,12-21 0,154-310-372,-78 147 54,-48 101 217,162-344 64,-183 371 37,-15 33 0,-7 24 0,0 0 0,0 0 0,0 0 0,0-1 0,0 1 0,0 0 0,0 0 0,0 0 0,0 0 0,0 0 0,0 0 0,0 0 0,0 0 0,0 0 0,0 0 0,0-1 0,0 1 0,0 0 0,0 0 0,0 0 0,0 0 0,0 0 0,0 0 0,0 0 0,0 0 0,0 0 0,-1 0 0,1 0 0,0 0 0,0-1 0,0 1 0,0 0 0,0 0 0,0 0 0,0 0 0,0 0 0,0 0 0,0 0 0,0 0 0,0 0 0,-1 0 0,1 0 0,0 0 0,0 0 0,0 0 0,0 0 0,0 0 0,0 0 0,0 0 0,0 0 0,0 0 0,0 0 0,0 0 0,-1 0 0,1 0 0,0 0 0,0 0 0,0 0 0,0 0 0,0 0 0,0 0 0,0 0 0,0 0 0,0 1 0,-12 11 0,-30 49 0,-50 96 0,45-71 0,-44 70 23,-125 231 644,208-371-554,4-10-110,1 0-1,0 0 1,0 1-1,0-1 1,0 1-1,1 0 1,1 0-1,-1 0 1,0 10-1,20-38-2,69-113 0,16-21 0,-103 154 0,1 0 0,-1 0 0,1 0 0,-1 0 0,1 1 0,0-1 0,-1 0 0,1 0 0,0 1 0,0-1 0,0 1 0,0-1 0,-1 1 0,1-1 0,1 0 0,-1 1 0,-1 0 0,0 0 0,1 0 0,-1 0 0,0 1 0,1-1 0,-1 0 0,0 0 0,1 0 0,-1 0 0,0 0 0,0 1 0,1-1 0,-1 0 0,0 0 0,0 0 0,1 1 0,-1-1 0,0 0 0,0 1 0,0-1 0,1 0 0,-1 0 0,0 1 0,0-1 0,0 0 0,0 1 0,0-1 0,0 1 0,4 32 0,-4-32 0,-3 147 0,0-7 0,3-140 0,0-1 0,0 1 0,0 0 0,0 0 0,0 0 0,0-1 0,0 1 0,0 0 0,0 0 0,1 0 0,-1-1 0,0 1 0,0 0 0,1 0 0,-1-1 0,1 1 0,0 1 0,0-2 0,-1 0 0,1 0 0,0 0 0,0-1 0,0 1 0,0 0 0,0 0 0,0 0 0,0-1 0,-1 1 0,1 0 0,0-1 0,0 1 0,0-1 0,-1 1 0,1-1 0,0 1 0,0-1 0,-1 1 0,1-1 0,0-1 0,18-14 0,-2-1 0,0 0 0,-1-2 0,25-36 0,51-95 0,-65 103 0,27-45 0,90-163 0,-128 216 0,-15 38 0,-1 0 0,0 1 0,0-1 0,1 0 0,-1 1 0,0-1 0,0 0 0,0 1 0,1-1 0,-1 0 0,0 1 0,0-1 0,0 0 0,0 0 0,0 1 0,-1-1 0,1 0 0,0 1 0,0-1 0,0 0 0,-1 1 0,1-1 0,-1-1 0,0 2 0,0 0 0,0 1 0,1-1 0,-1 0 0,0 0 0,0 1 0,0-1 0,0 1 0,0-1 0,1 1 0,-1-1 0,0 1 0,0-1 0,1 1 0,-1-1 0,0 1 0,1 0 0,-1 0 0,1-1 0,-2 2 0,-19 25 0,0 2 0,-28 51 0,13-18 0,-208 316 0,239-371 0,-21 32 0,23-36 0,14-26 0,239-475 0,-214 410 0,-35 86 0,2-13 0,-6 16 0,-6 11 0,-44 70 0,-49 103 0,-31 100 0,57-117 0,67-150 0,-5 11 0,-19 57 0,33-82 0,5-10 0,10-23 0,66-138-86,225-476-583,-298 626 669,13-27 0,-3-1 0,20-67 0,-34 84 0,-4 28 0,0 1 0,0-1 0,0 0 0,0 0 0,0 0 0,0 0 0,0 0 0,0 0 0,0 0 0,0 1 0,-1-1 0,1 0 0,0 0 0,0 0 0,0 0 0,0 0 0,0 0 0,0 0 0,-1 0 0,1 0 0,0 0 0,0 0 0,0 0 0,0 0 0,0 0 0,-1 0 0,1 0 0,0 0 0,0 0 0,0 0 0,0 0 0,0 0 0,-1 0 0,1 0 0,0 0 0,0 0 0,0 0 0,0 0 0,0 0 0,0 0 0,-1-1 0,1 1 0,0 0 0,0 0 0,0 0 0,0 0 0,0 0 0,0 0 0,0 0 0,0-1 0,0 1 0,0 0 0,0 0 0,0 0 0,-1 0 0,1 0 0,0-1 0,-7 12 101,0 1-1,0-1 1,-5 16-1,-3 4 127,-179 328-101,185-344-126,1 0 0,0 1 0,2-1 0,-9 28 0,15-43 0,0 0 0,0 0 0,0 0 0,1 0 0,-1 0 0,0 0 0,0 0 0,0 0 0,0 0 0,0 0 0,0 0 0,0 0 0,0 0 0,0 0 0,1 0 0,-1 0 0,0 0 0,0 0 0,0 0 0,0 0 0,0 0 0,0 0 0,0 0 0,0 0 0,0 0 0,0 1 0,0-1 0,0 0 0,0 0 0,0 0 0,0 0 0,1 0 0,-1 0 0,0 0 0,0 0 0,0 0 0,0 0 0,0 0 0,0 1 0,0-1 0,0 0 0,10-15 0,12-25 0,19-60 0,-60 150 0,2 2 0,-18 85 0,32-111 0,5-23 0,4-8 0,7-17 0,-5 7 0,78-153 0,-66 125 0,-3-1 0,14-48 0,-26 63 0,-7 24 0,-4 9 0,-10 12 0,-40 59 0,-55 98 0,57-86 0,-144 222 0,160-245 0,33-58 0,4-13 0,7-26 0,63-194-197,20-5-229,-40 106 183,2-3 79,-4 12 159,39-149 0,-79 237 5,-8 21 1,-2 11 2,-7 16 167,-70 190 463,21-48-400,-77 143-233,109-244 0,27-58 0,4-4 0,8-13 0,19-24 0,53-91 0,-5-5 0,68-158 0,-112 209 0,-31 74 0,-6 18 0,-10 20 0,-2 4 0,-22 49 0,-43 140 0,72-185 0,9-27 0,9-24 0,110-237 0,-50 100 0,-9 26 0,-13 31 0,56-154 0,-101 235 0,-4 12 0,-2 4 0,-12 29 0,-206 435-374,-17 40-40,228-486 414,-11 37 0,20-50-16,5-11 0,12-25 180,415-659-625,-272 442 469,-77 110-16,-70 114-14,-10 19 6,-2 5 9,-15 44 229,-190 448 344,154-377-892,36-83 286,-256 534-49,268-566 99,-12 22-33,12-21 49,9-18 99,446-802 566,-437 791-691,-4 5 0,0 0 0,14-36 0,-25 55 0,0 1 0,-1-1 0,1 0 0,-1 0 0,0 0 0,1 0 0,-1 0 0,0 0 0,0 0 0,0 0 0,0 0 0,-1-2 0,1 4 0,0-1 0,-1 0 0,1 1 0,0-1 0,-1 1 0,1-1 0,0 1 0,-1-1 0,1 1 0,-1-1 0,1 1 0,-1 0 0,1-1 0,-1 1 0,1-1 0,-1 1 0,1 0 0,-1 0 0,1-1 0,-1 1 0,1 0 0,-1 0 0,0 0 0,1-1 0,-2 1 0,-2 0 0,0 1 0,1-1 0,-1 1 0,0 0 0,0 0 0,0 0 0,1 0 0,-1 1 0,0-1 0,1 1 0,-4 3 0,-29 18 0,1 1 0,1 2 0,-35 35 0,-89 101 0,133-135 0,-18 19 0,-220 257 0,251-291 0,12-13 0,-1 1 0,1-1 0,0 0 0,-1 1 0,1-1 0,0 0 0,0 0 0,-1 1 0,1-1 0,0 0 0,0 0 0,0 0 0,0 1 0,0-1 0,0 0 0,0 0 0,0 1 0,1-1 0,-1 0 0,0 0 0,0 1 0,1-2 0,7-30 0,0 2 0,3-1 0,0 1 0,19-34 0,-1 1 0,43-105 0,64-220 0,-129 361 0,7-47 0,-14 70 0,0-14 0,-4 16 0,-7 9 0,-6 10 0,1 1 0,1 1 0,-22 34 0,18-25 0,-487 786-999,504-809 999,-51 97 0,46-83 0,7-19 0,0 0 0,0 0 0,0 0 0,0 0 0,0 0 0,0 0 0,0 0 0,0 0 0,0 0 0,0 0 0,0 0 0,1 0 0,-1 0 0,0 0 0,0 0 0,0 0 0,0 0 0,0 0 0,0 0 0,0 0 0,0 0 0,0 0 0,0 0 0,0 0 0,0 0 0,0 0 0,0 0 0,0 0 0,0 0 0,1 0 0,-1 0 0,0 0 0,0 0 0,0 0 0,0 0 0,0 0 0,0 0 0,0 0 0,0 0 0,0 0 0,0 0 0,0 0 0,0 0 0,0 0 0,0 0 0,0 0 0,0 0 0,0 0 0,0 0 0,0 0 0,0 0 0,0 0 0,0 0 0,0 0 0,0 1 0,0-1 0,1 0 0,-1 0 0,0 0 0,0 0 0,10-13 0,60-94 415,86-181 1,-83 146-248,-5 19-168,22-42 0,-71 121 0,-17 38 0,-7 12 0,-10 24 0,-34 78 0,-297 616 0,295-634 0,45-79 0,5-10 0,2-4 0,26-48 0,398-741-1166,-391 729 1166,127-269 0,-154 307-24,-7 25 24,-1 0-1,1 0 0,0 0 1,0 0-1,0 0 1,-1-1-1,1 1 1,0 0-1,0 0 1,-1 0-1,1 0 1,0 0-1,0 0 1,0 0-1,-1 0 1,1 0-1,0 0 1,0 0-1,-1 0 1,1 0-1,0 0 0,0 0 1,-1 0-1,1 1 1,0-1-1,0 0 1,0 0-1,-1 0 1,1 0-1,0 0 1,0 0-1,0 1 1,-1-1-1,1 0 1,0 0-1,0 0 1,0 1-1,0-1 0,0 0 1,0 0-1,-1 0 1,1 1-1,0-1 1,0 0-1,0 1 1,-35 45 243,-130 229 738,83-132-1169,-262 432-704,239-416 892,134-227 0,495-1195-760,-520 1253 750,48-132-21,-46 118 31,-7 18 0,-6 15 0,-94 188 1489,49-92-1379,-194 364-65,242-462-31,-6 10 16,1 0 1,1 0-1,0 1 1,1 0-1,1 0 1,-3 20-1,11-48-30,1 1 0,0-1 0,0 1 0,6-11 0,4-11 0,66-161 179,-41 102-1723,-26 63-5282</inkml:trace>
+</inkml:ink>
+</file>
+
+<file path=word/ink/ink10.xml><?xml version="1.0" encoding="utf-8"?>
+<inkml:ink xmlns:inkml="http://www.w3.org/2003/InkML">
+  <inkml:definitions>
+    <inkml:context xml:id="ctx0">
+      <inkml:inkSource xml:id="inkSrc0">
+        <inkml:traceFormat>
+          <inkml:channel name="X" type="integer" min="-2.14748E9" max="2.14748E9" units="cm"/>
+          <inkml:channel name="Y" type="integer" min="-2.14748E9" max="2.14748E9" units="cm"/>
+          <inkml:channel name="F" type="integer" max="32767" units="dev"/>
+        </inkml:traceFormat>
+        <inkml:channelProperties>
+          <inkml:channelProperty channel="X" name="resolution" value="1000" units="1/cm"/>
+          <inkml:channelProperty channel="Y" name="resolution" value="1000" units="1/cm"/>
+          <inkml:channelProperty channel="F" name="resolution" value="0" units="1/dev"/>
+        </inkml:channelProperties>
+      </inkml:inkSource>
+      <inkml:timestamp xml:id="ts0" timeString="2025-07-25T11:03:54.247"/>
+    </inkml:context>
+    <inkml:brush xml:id="br0">
+      <inkml:brushProperty name="width" value="0.35" units="cm"/>
+      <inkml:brushProperty name="height" value="0.35" units="cm"/>
+      <inkml:brushProperty name="color" value="#FFFFFF"/>
+    </inkml:brush>
+  </inkml:definitions>
+  <inkml:trace contextRef="#ctx0" brushRef="#br0">986 210 24565,'-188'-209'0,"-610"359"0,1784-91 0</inkml:trace>
+</inkml:ink>
+</file>
+
+<file path=word/ink/ink11.xml><?xml version="1.0" encoding="utf-8"?>
+<inkml:ink xmlns:inkml="http://www.w3.org/2003/InkML">
+  <inkml:definitions>
+    <inkml:context xml:id="ctx0">
+      <inkml:inkSource xml:id="inkSrc0">
+        <inkml:traceFormat>
+          <inkml:channel name="X" type="integer" min="-2.14748E9" max="2.14748E9" units="cm"/>
+          <inkml:channel name="Y" type="integer" min="-2.14748E9" max="2.14748E9" units="cm"/>
+        </inkml:traceFormat>
+        <inkml:channelProperties>
+          <inkml:channelProperty channel="X" name="resolution" value="1000" units="1/cm"/>
+          <inkml:channelProperty channel="Y" name="resolution" value="1000" units="1/cm"/>
+        </inkml:channelProperties>
+      </inkml:inkSource>
+      <inkml:timestamp xml:id="ts0" timeString="2025-07-25T11:03:39.808"/>
+    </inkml:context>
+    <inkml:brush xml:id="br0">
+      <inkml:brushProperty name="width" value="0.3" units="cm"/>
+      <inkml:brushProperty name="height" value="0.6" units="cm"/>
+      <inkml:brushProperty name="color" value="#FFFFFF"/>
+      <inkml:brushProperty name="tip" value="rectangle"/>
+      <inkml:brushProperty name="rasterOp" value="maskPen"/>
+      <inkml:brushProperty name="ignorePressure" value="1"/>
+    </inkml:brush>
+  </inkml:definitions>
+  <inkml:trace contextRef="#ctx0" brushRef="#br0">813 219,'-60'8,"-108"1,105-8,-27 2,-330 0,410-5,9-1,23-10,49-14,103-25,83-8,-255 60,384-67,-279 56,178 3,-280 8,-1 1,1-1,-1 1,1 0,-1 0,8 2,-12-3,0 0,1 0,-1 0,0 1,0-1,0 0,0 0,1 0,-1 0,0 0,0 0,0 1,0-1,0 0,1 0,-1 0,0 0,0 1,0-1,0 0,0 0,0 0,0 1,0-1,0 0,0 0,0 0,0 1,0-1,0 0,0 0,0 0,0 1,0-1,0 0,0 0,0 0,0 1,0-1,0 0,0 0,0 0,-1 0,1 1,0-1,0 0,0 0,-1 0,-22 12,-10-1,0-2,-60 8,-75-1,140-14,-75 6,-145-7,386-1,-57-1,-5 1,-162-1,-94 2,178 0,0-2,1 1,0 0,0 0,0 0,0 1,0-1,-1 0,1 0,0 0,0 1,0-1,0 1,0-1,0 1,0-1,0 1,0-1,0 1,0 0,-1 1,3 3</inkml:trace>
+</inkml:ink>
+</file>
+
+<file path=word/ink/ink12.xml><?xml version="1.0" encoding="utf-8"?>
+<inkml:ink xmlns:inkml="http://www.w3.org/2003/InkML">
+  <inkml:definitions>
+    <inkml:context xml:id="ctx0">
+      <inkml:inkSource xml:id="inkSrc0">
+        <inkml:traceFormat>
+          <inkml:channel name="X" type="integer" min="-2.14748E9" max="2.14748E9" units="cm"/>
+          <inkml:channel name="Y" type="integer" min="-2.14748E9" max="2.14748E9" units="cm"/>
+        </inkml:traceFormat>
+        <inkml:channelProperties>
+          <inkml:channelProperty channel="X" name="resolution" value="1000" units="1/cm"/>
+          <inkml:channelProperty channel="Y" name="resolution" value="1000" units="1/cm"/>
+        </inkml:channelProperties>
+      </inkml:inkSource>
+      <inkml:timestamp xml:id="ts0" timeString="2025-07-25T11:03:38.920"/>
+    </inkml:context>
+    <inkml:brush xml:id="br0">
+      <inkml:brushProperty name="width" value="0.3" units="cm"/>
+      <inkml:brushProperty name="height" value="0.6" units="cm"/>
+      <inkml:brushProperty name="color" value="#FFFFFF"/>
+      <inkml:brushProperty name="tip" value="rectangle"/>
+      <inkml:brushProperty name="rasterOp" value="maskPen"/>
+      <inkml:brushProperty name="ignorePressure" value="1"/>
+    </inkml:brush>
+  </inkml:definitions>
+  <inkml:trace contextRef="#ctx0" brushRef="#br0">2134 95,'-565'-38,"156"12,285 16,-285-11,337 22,-235 9,276-8,12-2,0 2,0 0,0 1,-21 7,-3-1,35-7,-1-1,0 1,1 1,-12 3,20-6,0 0,0 0,0 0,0 0,0 0,-1 0,1 0,0 0,0 0,0 0,0 0,0 0,-1 1,1-1,0 0,0 0,0 0,0 0,0 0,-1 0,1 0,0 0,0 0,0 0,0 1,0-1,0 0,0 0,0 0,-1 0,1 0,0 1,0-1,0 0,0 0,0 0,0 0,0 0,0 1,0-1,0 0,0 0,0 0,0 0,0 0,0 1,0-1,0 0,0 0,0 0,0 0,0 0,1 1,-1-1,0 0,0 0,0 0,0 0,0 0,0 0,0 1,0-1,1 0,-1 0,0 0,0 0,0 0,0 0,1 0,15 4,65 3,102-5,-97-2,668-1,-1334 1,558 0</inkml:trace>
+</inkml:ink>
+</file>
+
+<file path=word/ink/ink13.xml><?xml version="1.0" encoding="utf-8"?>
+<inkml:ink xmlns:inkml="http://www.w3.org/2003/InkML">
+  <inkml:definitions>
+    <inkml:context xml:id="ctx0">
+      <inkml:inkSource xml:id="inkSrc0">
+        <inkml:traceFormat>
+          <inkml:channel name="X" type="integer" min="-2.14748E9" max="2.14748E9" units="cm"/>
+          <inkml:channel name="Y" type="integer" min="-2.14748E9" max="2.14748E9" units="cm"/>
+          <inkml:channel name="F" type="integer" max="32767" units="dev"/>
+        </inkml:traceFormat>
+        <inkml:channelProperties>
+          <inkml:channelProperty channel="X" name="resolution" value="1000" units="1/cm"/>
+          <inkml:channelProperty channel="Y" name="resolution" value="1000" units="1/cm"/>
+          <inkml:channelProperty channel="F" name="resolution" value="0" units="1/dev"/>
+        </inkml:channelProperties>
+      </inkml:inkSource>
+      <inkml:timestamp xml:id="ts0" timeString="2025-07-25T11:02:55.964"/>
+    </inkml:context>
+    <inkml:brush xml:id="br0">
+      <inkml:brushProperty name="width" value="0.035" units="cm"/>
+      <inkml:brushProperty name="height" value="0.035" units="cm"/>
+      <inkml:brushProperty name="color" value="#FFFFFF"/>
+    </inkml:brush>
+  </inkml:definitions>
+  <inkml:trace contextRef="#ctx0" brushRef="#br0">1155 509 24575,'1107'0'0,"-1273"-10"0,-626 16 0,592-2 0,326-5 0,-58 2 0,715 47 0,-762-45 0,-11-3 0,1 2 0,-1-1 0,0 2 0,0-1 0,18 8 0,-27-10 0,0 1 0,0-1 0,1 1 0,-1 0 0,0-1 0,0 1 0,0 0 0,0 0 0,0 0 0,-1 0 0,1 0 0,0 0 0,1 2 0,-2-2 0,0-1 0,0 1 0,0 0 0,0-1 0,0 1 0,0-1 0,0 1 0,0 0 0,0-1 0,0 1 0,-1-1 0,1 1 0,0-1 0,0 1 0,-1 0 0,1-1 0,0 1 0,-1-1 0,1 1 0,0-1 0,-1 0 0,1 1 0,-1-1 0,1 1 0,-1-1 0,1 0 0,-1 1 0,1-1 0,-1 0 0,1 0 0,-1 1 0,1-1 0,-1 0 0,0 0 0,0 0 0,-6 3 0,-1 0 0,0-1 0,0 0 0,0 0 0,0-1 0,-10 1 0,-60-2 0,67 0 0,-126-7-142,-134-26-1,-142-43-330,146 25 337,168 36 136,81 11-19,18 4 19,0 0 0,0 0-1,0 0 1,0 0 0,0 0-1,0-1 1,0 1 0,0 0-1,0 0 1,0 0 0,0 0-1,0 0 1,0 0 0,0-1-1,0 1 1,0 0-1,0 0 1,0 0 0,0 0-1,0 0 1,0-1 0,0 1-1,0 0 1,0 0 0,0 0-1,0 0 1,0 0 0,0 0-1,0 0 1,0-1 0,0 1-1,0 0 1,1 0 0,-1 0-1,0 0 1,0 0-1,0 0 1,0 0 0,0 0-1,0 0 1,0 0 0,1-1-1,-1 1 1,0 0 0,0 0-1,0 0 1,0 0 0,0 0-1,0 0 1,1 0 0,-1 0-1,0 0 1,35-10 186,21 1-65,1 1 0,-1 4 0,103 3 0,172 39 140,-325-37-261,173 33 0,-163-29 0,-35-4 0,-65-8 0,-107-23 0,76 10 0,-265-24 0,366 44 0,25 2 0,-3 0 0,111 21 0,211 34 0,-316-55 0,-19-1 0,-29-2 0,30 1 0,-183-8 0,-190-3 0,394 12 0,0 1 0,22 5 0,-6-1 0,593 135 0,-616-137 0,-10-2 0,-21-3 0,-22-6 0,1-1 0,-46-15 0,-87-37 0,134 46 0,-313-131 0,328 134 0,-1 2 0,-43-10 0,69 19 0,0 0 0,0 0 0,-1 0 0,1-1 0,0 1 0,0 0 0,-1-1 0,1 1 0,0 0 0,0-1 0,0 1 0,0-1 0,0 0 0,0 1 0,0-1 0,0 0 0,0 0 0,0 0 0,0 0 0,0 0 0,0 0 0,1 0 0,-1 0 0,0-1 0,1 2 0,0-1 0,0 1 0,0-1 0,1 1 0,-1-1 0,0 1 0,1-1 0,-1 1 0,0-1 0,1 1 0,-1-1 0,0 1 0,1 0 0,-1-1 0,1 1 0,-1 0 0,1-1 0,-1 1 0,0 0 0,2-1 0,21-6 0,12 1 0,0 1 0,0 2 0,0 2 0,41 3 0,144 23 0,-130-10 0,90 27 0,-140-30 0,0 2 0,-1 2 0,-1 1 0,54 33 0,-78-37 0,-14-13 0,0 0 0,0 1 0,0-1 0,0 0 0,0 0 0,0 1 0,0-1 0,0 0 0,0 1 0,0-1 0,0 0 0,0 0 0,0 1 0,0-1 0,0 0 0,0 0 0,0 1 0,0-1 0,0 0 0,-1 0 0,1 0 0,0 1 0,0-1 0,0 0 0,0 0 0,-1 0 0,1 1 0,0-1 0,0 0 0,0 0 0,-1 0 0,1 0 0,0 0 0,0 1 0,-1-1 0,-3 1 0,0 0 0,-1 0 0,1 0 0,0 0 0,-9-1 0,-291-1 0,143-3 0,160 4 0,-1-1 0,1 1 0,-1 0 0,1 0 0,-1 0 0,1 0 0,0 0 0,-1 1 0,1-1 0,0 0 0,-1 1 0,1-1 0,0 0 0,-1 1 0,1 0 0,0-1 0,-3 2 0,4-1 0,0 0 0,0-1 0,1 1 0,-1 0 0,0-1 0,0 1 0,0-1 0,0 1 0,0 0 0,1-1 0,-1 1 0,0-1 0,1 1 0,-1-1 0,0 1 0,1-1 0,-1 1 0,0-1 0,1 1 0,-1-1 0,1 1 0,-1-1 0,1 0 0,-1 1 0,2-1 0,9 8 0,-1-2 0,17 8 0,24 10 0,-51-24 0,0 0 0,0 0 0,-1-1 0,1 1 0,0 0 0,0 0 0,0 0 0,0 0 0,0 0 0,-1 1 0,1-1 0,0 0 0,0 0 0,0 0 0,0 0 0,-1 0 0,1 0 0,0 0 0,0 0 0,0 0 0,0 0 0,0 0 0,0 0 0,-1 1 0,1-1 0,0 0 0,0 0 0,0 0 0,0 0 0,0 0 0,0 0 0,0 1 0,0-1 0,0 0 0,-1 0 0,1 0 0,0 0 0,0 0 0,0 1 0,0-1 0,0 0 0,0 0 0,0 0 0,0 0 0,0 1 0,0-1 0,0 0 0,0 0 0,0 0 0,1 0 0,-1 1 0,0-1 0,0 0 0,0 0 0,0 0 0,0 0 0,0 0 0,0 0 0,0 1 0,0-1 0,1 0 0,-21 0 0,-27-5 0,-88-24 0,-47-26 0,108 31 0,-129-30 0,152 43 0,-88-7 0,200 21 0,189 15 0,-360-16 0,88-3 0,14 0 0,0 1 0,0 0 0,0 0 0,1 0 0,-1 1 0,0 0 0,-14 5 0,21-6 0,1 0 0,0 0 0,-1 1 0,1-1 0,-1 0 0,1 0 0,-1 1 0,1-1 0,-1 0 0,1 1 0,0-1 0,-1 0 0,1 1 0,0-1 0,-1 0 0,1 1 0,0-1 0,0 1 0,-1-1 0,1 1 0,0-1 0,0 1 0,0-1 0,-1 1 0,1-1 0,0 1 0,0-1 0,0 1 0,0-1 0,0 1 0,0-1 0,0 1 0,0-1 0,0 1 0,1 0 0,11 16 0,-3-9 0,0-1 0,0-1 0,0 1 0,1-1 0,0-1 0,12 5 0,67 22 0,-33-14 0,-50-14 0,-8-3 0,-18-2 0,-189-32 0,18 1 0,124 24 0,-104 1 0,278 16 0,368 74 0,-311-48 0,-162-35 0,77 16 0,106 8 0,-185-24 0,0 0 0,0-1 0,0 1 0,0 0 0,0 0 0,0 0 0,0 0 0,0 0 0,0 0 0,0 0 0,0 0 0,0 0 0,0-1 0,0 1 0,0 0 0,0 0 0,0 0 0,0 0 0,0 0 0,0 0 0,0 0 0,0 0 0,0 0 0,0 0 0,0-1 0,0 1 0,1 0 0,-1 0 0,0 0 0,0 0 0,0 0 0,0 0 0,0 0 0,0 0 0,0 0 0,0 0 0,0 0 0,0 0 0,1 0 0,-1 0 0,0 0 0,0 0 0,0 0 0,0 0 0,0 0 0,0 0 0,0 0 0,0 0 0,0 0 0,1 0 0,-1 0 0,0 0 0,0 0 0,0 0 0,0 0 0,0 0 0,0 0 0,0 0 0,0 0 0,0 0 0,-11-6 0,-27-11 0,28 12 0,-41-17 0,67 28 0,0 0 0,17 10 0,-31-15 0,99 66 0,-99-65 0,0-1 0,0 1 0,0 0 0,0 0 0,-1 0 0,1 0 0,-1 0 0,1 0 0,-1 0 0,2 5 0,-3-7 0,1 1 0,-1-1 0,0 1 0,0-1 0,0 0 0,0 1 0,0-1 0,0 1 0,0-1 0,0 0 0,0 1 0,0-1 0,-1 1 0,1-1 0,0 0 0,0 1 0,0-1 0,0 1 0,-1-1 0,1 0 0,0 1 0,0-1 0,-1 0 0,1 1 0,-1-1 0,0 1 0,0 0 0,0-1 0,-1 1 0,1-1 0,0 1 0,0-1 0,-1 0 0,1 1 0,0-1 0,-1 0 0,1 0 0,-2 0 0,-12-1 0,1-1 0,0 0 0,0-2 0,0 1 0,-24-11 0,-9-1 0,46 15 0,-141-36 0,117 31 0,0 1 0,0 1 0,-44 1 0,47 5 0,19-2 0,-1-1 0,1 1 0,-1-1 0,1 0 0,0 0 0,-1 0 0,1 0 0,-1-1 0,1 1 0,-5-2 0,-24-10 0,-1-2 0,2-1 0,0-1 0,-43-30 0,50 27 0,23 12 0,10 3 0,10 5 0,-1 0 0,0 1 0,0 1 0,0 1 0,30 10 0,-19-6 0,-27-7 0,351 106 0,-294-85 0,0 2 0,-2 3 0,99 62 0,-156-88 0,15 8 0,-26-20 0,-26-23 0,-81-56 0,-53-17 0,121 77 0,3 1 0,-163-90 0,222 126 0,102 52 0,-99-53 0,24 13 0,-37-14 0,-9-2 0,-14-1 0,-153-12 0,21-1 0,131 8 0,22 3 0,0 0 0,0 0 0,-1-1 0,1 1 0,0 0 0,0 0 0,0 0 0,-1 0 0,1 0 0,0-1 0,0 1 0,0 0 0,0 0 0,-1 0 0,1-1 0,0 1 0,0 0 0,0 0 0,0 0 0,0-1 0,0 1 0,0 0 0,0 0 0,-1-1 0,1 1 0,0 0 0,0 0 0,0-1 0,0 1 0,0 0 0,0 0 0,0-1 0,1 1 0,-1 0 0,0 0 0,0 0 0,0-1 0,0 1 0,2-2 0,0 0 0,0 0 0,0 0 0,0 0 0,1 0 0,-1 1 0,0-1 0,1 1 0,-1 0 0,1-1 0,4 0 0,24-7 0,-1 2 0,2 1 0,-1 1 0,57-1 0,-76 5 0,-115-5 0,-3-2 0,85 7 0,44 1 0,-10 0 0,91 1 0,-141-2 0,23-1 0,-1 2 0,1 0 0,-27 4 0,38-2 0,9 3 0,10 5 0,1 0 0,1-1 0,19 6 0,0 1 0,412 161-714,-312-127 603,-64-21 111,0 4 0,125 77 0,-690-404 825,421 259-825,63 31 0,1 1 0,-1 1 0,0 0 0,1 0 0,-1 0 0,0 1 0,-9-1 0,21 3 0,0-1 0,-1 0 0,1 1 0,0 0 0,-1 0 0,6 2 0,16 5 0,68 15 0,0 5 0,150 66 0,-199-69 0,-29-14 0,-35-22 0,-82-52 0,-343-194 0,424 246 0,-39-18 0,53 26 0,1 1 0,-1 0 0,1 0 0,-1 0 0,0 1 0,-12-1 0,16 4 0,9 4 0,120 62 0,-45-25 0,-18-9 0,192 116 0,-240-139 0,-33-17 0,-221-128 0,143 78 0,36 20 0,-9-4 0,-93-41 0,159 80 0,-17-9 0,20 10 0,1 0 0,-1 0 0,0 0 0,0 0 0,0 0 0,0 0 0,0 0 0,0 0 0,0 0 0,0 0 0,0 0 0,0 0 0,0 0 0,0 0 0,1 0 0,-1 0 0,0 0 0,0 0 0,0 0 0,0 0 0,0 0 0,0 0 0,0 0 0,0 0 0,0 0 0,0 0 0,0 0 0,0 0 0,0 0 0,0 0 0,0 0 0,0-1 0,0 1 0,0 0 0,0 0 0,0 0 0,0 0 0,0 0 0,0 0 0,0 0 0,0 0 0,0 0 0,0 0 0,0 0 0,0 0 0,0-1 0,0 1 0,0 0 0,0 0 0,0 0 0,0 0 0,0 0 0,0 0 0,0 0 0,0 0 0,0 0 0,0 0 0,0 0 0,0 0 0,0 0 0,0 0 0,0 0 0,0 0 0,0-1 0,0 1 0,0 0 0,0 0 0,-1 0 0,1 0 0,17 0 0,31 7 0,-1 2 0,54 17 0,602 219-1126,-362-84 1126,-537-278 658,39 22-190,-64-32-468,194 108 0,27 19 0,-1 0 0,1-1 0,0 1 0,0 0 0,0 0 0,-1 0 0,1-1 0,0 1 0,0 0 0,0 0 0,0-1 0,-1 1 0,1 0 0,0 0 0,0-1 0,0 1 0,0 0 0,0 0 0,0-1 0,0 1 0,0 0 0,0-1 0,0 1 0,0 0 0,0 0 0,0-1 0,0 1 0,0 0 0,0-1 0,0 1 0,0 0 0,0-1 0,1 1 0,0-1 0,0 1 0,0-1 0,0 1 0,0 0 0,0-1 0,0 1 0,0 0 0,0 0 0,0 0 0,0 0 0,1 0 0,-1 0 0,1 0 0,25 3 0,0 2 0,-1 0 0,1 2 0,24 9 0,-46-14 0,133 45 0,227 110 0,-342-143 0,-21-12 0,-16-7 0,-283-139 0,219 105 0,-42-25 0,-72-32 0,190 95 0,-29-10 0,29 10 0,1 1 0,0-1 0,0 1 0,-1 0 0,1-1 0,-1 1 0,1 0 0,0 0 0,-1 0 0,1 0 0,0 0 0,-1 0 0,1 1 0,-1-1 0,1 0 0,-2 1 0,2 5 0,10 3 0,19 11 0,0-1 0,2-1 0,47 20 0,-14-7 0,11 9 0,137 96 0,-184-113 0,-23-15 0,-10-7 0,-18-10 0,-28-17 0,-90-64 0,-39-48 0,31 22 0,122 97 0,-48-24 0,63 34 0,11 5 0,5 4 0,0-1 0,0 1 0,0 1 0,1-1 0,-1 0 0,0 1 0,0-1 0,4 2 0,76 21-7,0 4 1,89 42-1,-91-35-113,135 56-483,144 57 503,-334-137 100,-12-3 0,1-2 0,0 0 0,1 0 0,17 2 0,-33-7 0,0 0 0,0 0 0,1 0 0,-1 0 0,0 0 0,1 0 0,-1 0 0,0 0 0,0 0 0,1 0 0,-1 0 0,0 0 0,1 0 0,-1 0 0,0 0 0,1 0 0,-1 0 0,0 0 0,0 0 0,1 0 0,-1 0 0,0-1 0,0 1 0,1 0 0,-1 0 0,0 0 0,0 0 0,0-1 0,1 1 0,-1 0 0,0 0 0,0-1 0,0 1 0,1 0 0,-1 0 0,0-1 0,0 1 0,0 0 0,0 0 0,0-1 0,0 1 0,0 0 0,0-1 0,0 1 0,0 0 0,0-1 0,0 1 0,0 0 0,0 0 0,0-1 0,0 1 0,0 0 0,0-1 0,0 1 0,0 0 0,0 0 0,-1-1 0,1 1 0,0 0 0,0 0 0,0-1 0,0 1 0,-1 0 0,1-1 0,-9-12 0,0 1 0,0 0 0,-2 0 0,1 1 0,-16-13 0,4 3 0,-249-209 563,96 89-283,174 139-280,-1 1 0,0 0 0,1-1 0,-1 1 0,1-1 0,0 1 0,0-1 0,-1 0 0,1 1 0,-1-5 0,1 6 0,1 0 0,0-1 0,0 1 0,0 0 0,0 0 0,0-1 0,1 1 0,-1 0 0,0 0 0,0-1 0,0 1 0,0 0 0,0 0 0,0-1 0,0 1 0,0 0 0,1 0 0,-1-1 0,0 1 0,0 0 0,0 0 0,0 0 0,1-1 0,-1 1 0,0 0 0,0 0 0,0 0 0,1 0 0,-1-1 0,17-1 0,6 3 0,0 2 0,0 0 0,36 11 0,-44-10 0,435 142 0,-436-140 0,-9-5 0,1 1 0,-1 0 0,0 0 0,0 0 0,0 1 0,0 0 0,-1 0 0,8 6 0,-13-7 0,-7-3 0,-36-12 0,0-2 0,2-2 0,-53-29 0,-28-11 0,114 53 0,12 4 0,21 6 0,24 10 0,-2 3 0,46 24 0,92 59 0,-97-53 0,-32-19 0,-26-15 0,0 1 0,-1 1 0,30 24 0,-58-41 0,1 1 0,-1-1 0,1 1 0,0-1 0,-1 1 0,1-1 0,-1 1 0,1-1 0,-1 1 0,0-1 0,1 1 0,-1 0 0,0-1 0,1 1 0,-1 0 0,0-1 0,0 1 0,1 1 0,-1-2 0,-1 0 0,1 1 0,0-1 0,0 0 0,-1 0 0,1 1 0,0-1 0,-1 0 0,1 0 0,0 0 0,-1 0 0,1 1 0,0-1 0,-1 0 0,1 0 0,0 0 0,-1 0 0,1 0 0,0 0 0,-1 0 0,1 0 0,-1 0 0,1 0 0,0 0 0,-1 0 0,-6-1 0,-1 0 0,1-1 0,-13-4 0,-296-134-508,191 79 212,33 18 157,-287-120 117,365 159 22,0 0 0,0 0 0,0 1 0,-15-1 0,18 5-20,12 3 0,20 6 221,86 38 201,126 77 0,-147-75-402,6 3 0,88 68 0,-149-92 0,-29-23 0,-11-6 0,-25-12 0,0 0 0,1-3 0,1 0 0,-34-23 0,-26-24 0,64 41 0,-2 2 0,-49-25 0,77 43 0,1 0 0,-1 0 0,0 0 0,-1 1 0,1-1 0,0 1 0,0-1 0,0 1 0,0 0 0,-4 0 0,6 0 0,-1 0 0,1 0 0,-1 0 0,1 1 0,0-1 0,-1 0 0,1 0 0,-1 0 0,1 1 0,-1-1 0,1 0 0,0 0 0,-1 1 0,1-1 0,-1 0 0,1 1 0,0-1 0,-1 1 0,1-1 0,0 0 0,0 1 0,-1-1 0,1 1 0,0-1 0,0 1 0,0-1 0,-1 2 0,1 0 0,1 1 0,-1-1 0,0 1 0,1 0 0,-1-1 0,1 1 0,0-1 0,0 1 0,0-1 0,0 0 0,0 1 0,0-1 0,1 0 0,2 4 0,19 18 0,-19-21 0,0 1 0,-1-1 0,1 1 0,-1 0 0,0 0 0,0 0 0,0 1 0,0-1 0,-1 1 0,3 5 0,-5-9 0,0-1 0,0 1 0,0-1 0,0 0 0,0 1 0,0-1 0,0 1 0,0-1 0,0 1 0,0-1 0,-1 1 0,1-1 0,0 0 0,0 1 0,0-1 0,-1 0 0,1 1 0,0-1 0,0 1 0,-1-1 0,1 0 0,0 1 0,-1-1 0,1 0 0,0 0 0,-1 1 0,1-1 0,0 0 0,-1 0 0,1 0 0,-1 1 0,1-1 0,0 0 0,-1 0 0,1 0 0,-1 0 0,1 0 0,-1 0 0,1 0 0,-1 0 0,1 0 0,-1 0 0,-25-2 0,22 1 0,-107-19 0,-68-8 0,160 28 0,19 0 0,0 0 0,0 0 0,1 0 0,-1 0 0,0 0 0,0 0 0,0 0 0,0 0 0,0 0 0,0 0 0,0 0 0,0 1 0,0-1 0,0 0 0,1 0 0,-1 0 0,0 0 0,0 0 0,0 0 0,0 0 0,0 0 0,0 0 0,0 0 0,0 0 0,0 0 0,0 0 0,0 0 0,0 0 0,0 1 0,0-1 0,0 0 0,0 0 0,0 0 0,0 0 0,0 0 0,0 0 0,0 0 0,0 0 0,0 0 0,0 0 0,0 1 0,0-1 0,0 0 0,0 0 0,0 0 0,0 0 0,0 0 0,0 0 0,0 0 0,0 0 0,0 0 0,0 0 0,0 0 0,0 1 0,0-1 0,0 0 0,0 0 0,0 0 0,0 0 0,0 0 0,0 0 0,-1 0 0,1 0 0,0 0 0,0 0 0,0 0 0,0 0 0,0 0 0,31 13 0,272 103 0,-290-109 0,-12-5 0,-8-4 0,-43-21 0,-79-49 0,74 39 0,40 24 0,-250-140 0,179 106 0,-106-39 0,182 79 0,-1-2 0,0 0 0,0 2 0,-1-1 0,1 1 0,-1 1 0,0 0 0,0 1 0,0 0 0,-14 1 0,25 0 0,1 0 0,-1 0 0,1 0 0,-1 0 0,1 0 0,0 0 0,-1 0 0,1 1 0,-1-1 0,1 0 0,-1 0 0,1 0 0,0 0 0,-1 0 0,1 1 0,-1-1 0,1 0 0,0 0 0,-1 1 0,1-1 0,0 0 0,-1 0 0,1 1 0,0-1 0,0 0 0,-1 1 0,1-1 0,0 1 0,0-1 0,0 0 0,-1 1 0,1-1 0,0 1 0,0-1 0,0 0 0,0 1 0,0-1 0,0 1 0,0-1 0,0 1 0,0-1 0,0 1 0,0-1 0,0 0 0,0 1 0,0-1 0,0 1 0,1-1 0,-1 0 0,0 1 0,0-1 0,0 1 0,1 0 0,20 24 0,-18-22 0,166 145 0,16-9 0,-63-49 0,-104-77 0,0 2 0,30 31 0,-46-45 0,-1 1 0,0-1 0,0 1 0,0-1 0,0 1 0,0 0 0,0 0 0,0-1 0,0 4 0,-4 1 0,-9-4 0,-1-4 0,0-1 0,1 0 0,-1-1 0,1-1 0,-22-11 0,15 7 0,-109-53 0,55 25 0,-95-35 0,164 71 0,-1-1 0,0 0 0,0 0 0,0 1 0,-1-1 0,1 1 0,-1 1 0,1-1 0,0 1 0,-10 0 0,11 5 0,9 4 0,8 5 0,0-2 0,2 1 0,-1-2 0,1 0 0,22 11 0,0 2 0,756 521-1013,-769-528 1013,-18-13 0,0 0 0,0-1 0,0 2 0,-1-1 0,0 1 0,0 0 0,0 0 0,7 10 0,-12-15 0,0 0 0,0 0 0,0 0 0,0 0 0,0 0 0,0 0 0,0 0 0,0 0 0,0 0 0,0 0 0,0 1 0,0-1 0,0 0 0,0 0 0,0 0 0,0 0 0,0 0 0,0 0 0,0 0 0,0 0 0,0 0 0,0 0 0,0 1 0,0-1 0,0 0 0,0 0 0,0 0 0,0 0 0,-1 0 0,1 0 0,0 0 0,0 0 0,0 0 0,0 0 0,0 0 0,0 0 0,0 0 0,0 0 0,0 0 0,0 0 0,0 0 0,0 0 0,-1 0 0,1 0 0,0 0 0,0 0 0,0 0 0,0 0 0,0 0 0,0 0 0,0 0 0,0 0 0,0 0 0,0 0 0,-1 0 0,1 0 0,0 0 0,0 0 0,0 0 0,0 0 0,0 0 0,-13-5 0,-23-14 0,-47-36 0,45 29 0,-548-332 169,575 352-93,-5-2 33,0 0 1,0 0 0,0 1 0,-1 1 0,0 1-1,-24-4 1,39 8-110,1 1 0,-1 0 0,1 0 0,-1 0 0,1 0 0,-1 0 0,1 0 0,-1 0 0,1 0 0,-1 1 0,1-1 0,-1 1 0,1-1 0,-1 1 0,1-1 0,0 1 0,-2 1 0,2-1 0,1-1 0,-1 1 0,1 0 0,-1 0 0,1 0 0,-1-1 0,1 1 0,-1 0 0,1 0 0,0 0 0,-1 0 0,1 0 0,0 0 0,0 0 0,0 0 0,0 0 0,0 0 0,0 0 0,0 2 0,1 3 0,1 0 0,0 0 0,0 0 0,0 0 0,1-1 0,5 11 0,13 16 0,2 0 0,1-2 0,33 34 0,-25-30 0,-8-2 0,-23-32 0,-1 1 0,0-1 0,0 0 0,0 0 0,1 1 0,-1-1 0,0 0 0,0 1 0,0-1 0,0 1 0,1-1 0,-1 0 0,0 1 0,0-1 0,0 0 0,0 1 0,0-1 0,0 1 0,0-1 0,0 0 0,0 1 0,0-1 0,-1 0 0,1 1 0,0-1 0,0 1 0,0-1 0,0 0 0,0 1 0,-1-1 0,1 0 0,0 0 0,0 1 0,-1-1 0,1 0 0,0 1 0,0-1 0,-1 0 0,1 0 0,0 1 0,-1-1 0,1 0 0,0 0 0,-1 0 0,1 0 0,0 0 0,-1 1 0,1-1 0,-1 0 0,1 0 0,0 0 0,-1 0 0,1 0 0,0 0 0,-1 0 0,1 0 0,-1 0 0,1-1 0,-10 0 0,1-2 0,0 1 0,0-1 0,0-1 0,-8-4 0,-340-177-726,227 113 343,3 2 179,-337-171 187,439 229 17,0 2 0,0 0 0,-28-5 0,51 15-2,0-1-1,0 0 1,1 1 0,-1 0 0,0-1 0,0 1 0,0 0 0,0 0-1,0 0 1,0 0 0,0 1 0,-4 0 0,6-1 1,0 1 0,0-1 1,0 0-1,-1 1 0,1-1 0,0 1 1,0-1-1,0 0 0,0 1 0,0-1 1,0 1-1,0-1 0,0 1 0,0-1 0,0 0 1,0 1-1,0-1 0,0 1 0,0-1 1,0 0-1,0 1 0,0-1 0,1 1 1,-1-1-1,0 0 0,0 1 0,1-1 0,-1 0 1,0 1-1,0-1 0,1 0 0,-1 1 1,0-1-1,1 0 0,-1 1 0,10 9 94,1 0-1,17 13 0,386 290-44,114 91-427,-420-317 379,-94-72 0,-15-10 0,-11-6 0,-15-8 241,0-2 1,1 0 0,0-1 0,-31-22-1,2 3-9,-30-16-232,-182-92 0,253 132 0,-31-11 0,42 18 0,0-1 0,0 1 0,-1-1 0,1 1 0,0 0 0,0 0 0,-1 0 0,1 1 0,0-1 0,0 1 0,0 0 0,-6 1 0,7-1 0,0-1 0,0 1 0,0-1 0,-1 0 0,1 0 0,0 0 0,0 0 0,-1 0 0,1-1 0,0 1 0,0-1 0,0 1 0,0-1 0,0 0 0,-2-1 0,-35-18 0,26 12 0,-65-39 0,51 30 0,0 1 0,-1 0 0,-36-12 0,39 22 0,24 6 0,1 0 0,0 0 0,-1 0 0,1-1 0,0 1 0,-1 0 0,1 0 0,-1 1 0,1-1 0,0 0 0,-1 0 0,1 0 0,0 0 0,-1 0 0,1 0 0,0 0 0,-1 1 0,1-1 0,0 0 0,-1 0 0,1 0 0,0 1 0,-1-1 0,1 0 0,0 1 0,0-1 0,-1 0 0,1 0 0,0 1 0,0-1 0,0 0 0,-1 1 0,1-1 0,0 1 0,0-1 0,0 0 0,0 1 0,0-1 0,0 0 0,0 1 0,0-1 0,0 1 0,0-1 0,0 0 0,0 1 0,0-1 0,0 0 0,0 1 0,0-1 0,0 1 0,0-1 0,1 0 0,-1 1 0,0-1 0,0 0 0,0 1 0,1-1 0,-1 0 0,1 1 0,2 6-124,2 0 0,-1 0 0,1-1 0,0 1 0,0-1 0,1 0-1,0 0 1,0-1 0,0 0 0,9 6 0,16 8-6702</inkml:trace>
+</inkml:ink>
+</file>
+
+<file path=word/ink/ink14.xml><?xml version="1.0" encoding="utf-8"?>
+<inkml:ink xmlns:inkml="http://www.w3.org/2003/InkML">
+  <inkml:definitions>
+    <inkml:context xml:id="ctx0">
+      <inkml:inkSource xml:id="inkSrc0">
+        <inkml:traceFormat>
+          <inkml:channel name="X" type="integer" min="-2.14748E9" max="2.14748E9" units="cm"/>
+          <inkml:channel name="Y" type="integer" min="-2.14748E9" max="2.14748E9" units="cm"/>
+        </inkml:traceFormat>
+        <inkml:channelProperties>
+          <inkml:channelProperty channel="X" name="resolution" value="1000" units="1/cm"/>
+          <inkml:channelProperty channel="Y" name="resolution" value="1000" units="1/cm"/>
+        </inkml:channelProperties>
+      </inkml:inkSource>
+      <inkml:timestamp xml:id="ts0" timeString="2025-07-25T11:02:38.691"/>
+    </inkml:context>
+    <inkml:brush xml:id="br0">
+      <inkml:brushProperty name="width" value="0.3" units="cm"/>
+      <inkml:brushProperty name="height" value="0.6" units="cm"/>
+      <inkml:brushProperty name="color" value="#FFFFFF"/>
+      <inkml:brushProperty name="tip" value="rectangle"/>
+      <inkml:brushProperty name="rasterOp" value="maskPen"/>
+      <inkml:brushProperty name="ignorePressure" value="1"/>
+    </inkml:brush>
+  </inkml:definitions>
+  <inkml:trace contextRef="#ctx0" brushRef="#br0">1156 377,'-216'1,"-228"-2,406-2,-1-1,1-2,0-2,0-1,1-2,-48-21,55 21,1 1,-60-11,60 12,29 9,-1 0,1 0,0 0,-1 0,1-1,0 1,-1 0,1 0,0-1,-1 1,1 0,0-1,0 1,0 0,-1-1,1 1,0 0,0-1,0 1,0-1,0 1,-1 0,1-1,0 1,0 0,0-1,1 0,-1 0,1 0,-1 0,1 0,-1 0,1 0,-1 1,1-1,0 0,-1 0,1 1,0-1,0 0,0 1,1-1,8-6,1 1,0 1,0 0,1 1,-1 0,19-3,78-10,-83 14,125-12,1 6,215 14,-180 20,-49-5,-133-19,-17-1,-26-3,-51-11,0-5,-109-38,35 10,125 36,-108-24,119 29,-1 2,0 1,-31 1,59 2,-18 3,16 1,11 5,9 1,0-1,0-1,1 0,26 6,-12-3,384 142,-87-31,-167-68,-140-46,-57-15,-354-102,-122-28,392 121,82 14</inkml:trace>
+</inkml:ink>
+</file>
+
+<file path=word/ink/ink15.xml><?xml version="1.0" encoding="utf-8"?>
+<inkml:ink xmlns:inkml="http://www.w3.org/2003/InkML">
+  <inkml:definitions>
+    <inkml:context xml:id="ctx0">
+      <inkml:inkSource xml:id="inkSrc0">
+        <inkml:traceFormat>
+          <inkml:channel name="X" type="integer" min="-2.14748E9" max="2.14748E9" units="cm"/>
+          <inkml:channel name="Y" type="integer" min="-2.14748E9" max="2.14748E9" units="cm"/>
+        </inkml:traceFormat>
+        <inkml:channelProperties>
+          <inkml:channelProperty channel="X" name="resolution" value="1000" units="1/cm"/>
+          <inkml:channelProperty channel="Y" name="resolution" value="1000" units="1/cm"/>
+        </inkml:channelProperties>
+      </inkml:inkSource>
+      <inkml:timestamp xml:id="ts0" timeString="2025-07-25T11:02:37.236"/>
+    </inkml:context>
+    <inkml:brush xml:id="br0">
+      <inkml:brushProperty name="width" value="0.3" units="cm"/>
+      <inkml:brushProperty name="height" value="0.6" units="cm"/>
+      <inkml:brushProperty name="color" value="#FFFFFF"/>
+      <inkml:brushProperty name="tip" value="rectangle"/>
+      <inkml:brushProperty name="rasterOp" value="maskPen"/>
+      <inkml:brushProperty name="ignorePressure" value="1"/>
+    </inkml:brush>
+  </inkml:definitions>
+  <inkml:trace contextRef="#ctx0" brushRef="#br0">111 35,'18'0,"31"6,-5 0,307 15,-2-1,-103-8,-219-12,-454-1,25 1,338-6,-1-2,-121-33,154 33,16 1,16 7,0 0,0 0,-1 0,1 0,0 0,0 0,0 0,0-1,0 1,0 0,0 0,-1 0,1 0,0 0,0-1,0 1,0 0,0 0,0 0,0 0,0-1,0 1,0 0,0 0,0 0,0 0,0-1,0 1,0 0,0 0,0 0,0-1,0 1,0 0,0 0,0 0,1 0,-1 0,0-1,0 1,0 0,2-1,1-1,-1 1,0 0,1 0,-1 0,1 0,-1 1,1-1,-1 1,4-1,79-7,0 4,0 3,124 16,-64 6,-1 7,199 66,-200-42,54 15,-194-66,-1 0,1 0,0 0,0 0,0 0,-1 0,1 1,0-1,-1 1,1 0,-1 0,0 0,3 2,-4-2,0-1,0 1,-1 0,1-1,-1 1,1-1,-1 1,0 0,1 0,-1-1,0 1,0 0,0-1,0 1,-1 0,1-1,0 1,-1 0,1-1,-1 1,0 0,1-1,-3 3,1 1,-1 1,0-2,-1 1,1 0,-1-1,0 1,0-1,0 0,-6 4,-4 1,1-1,-15 7,1-1,37-18,1-1,-1 2,1-1,0 1,17-2,0 0,-91 0,-444 7,504-2,-7 0,1-1,-1 1,-10-3,18 3,1-1,0 1,-1 0,1-1,0 1,0-1,-1 0,1 1,0-1,0 0,0 0,0 1,-1-3,1 3,1-1,0 0,-1 1,1-1,0 1,0-1,0 0,0 1,0-1,-1 0,1 0,0 1,0-1,1 0,-1 1,0-1,0 0,0 1,0-1,1 0,-1 1,0-1,1 1,-1-1,0 0,1 1,0-2,4-4,0 0,0 1,1-1,-1 1,1 0,1 0,12-7,55-26,-66 35,46-18,0 2,0 3,2 2,58-6,-196 24,106 4,157 38,-145-34</inkml:trace>
+</inkml:ink>
+</file>
+
+<file path=word/ink/ink16.xml><?xml version="1.0" encoding="utf-8"?>
+<inkml:ink xmlns:inkml="http://www.w3.org/2003/InkML">
+  <inkml:definitions>
+    <inkml:context xml:id="ctx0">
+      <inkml:inkSource xml:id="inkSrc0">
+        <inkml:traceFormat>
+          <inkml:channel name="X" type="integer" min="-2.14748E9" max="2.14748E9" units="cm"/>
+          <inkml:channel name="Y" type="integer" min="-2.14748E9" max="2.14748E9" units="cm"/>
+        </inkml:traceFormat>
+        <inkml:channelProperties>
+          <inkml:channelProperty channel="X" name="resolution" value="1000" units="1/cm"/>
+          <inkml:channelProperty channel="Y" name="resolution" value="1000" units="1/cm"/>
+        </inkml:channelProperties>
+      </inkml:inkSource>
+      <inkml:timestamp xml:id="ts0" timeString="2025-07-25T11:02:35.020"/>
+    </inkml:context>
+    <inkml:brush xml:id="br0">
+      <inkml:brushProperty name="width" value="0.3" units="cm"/>
+      <inkml:brushProperty name="height" value="0.6" units="cm"/>
+      <inkml:brushProperty name="color" value="#FFFFFF"/>
+      <inkml:brushProperty name="tip" value="rectangle"/>
+      <inkml:brushProperty name="rasterOp" value="maskPen"/>
+      <inkml:brushProperty name="ignorePressure" value="1"/>
+    </inkml:brush>
+  </inkml:definitions>
+  <inkml:trace contextRef="#ctx0" brushRef="#br0">14 0,'7'3,"-1"-1,1 0,0 0,0-1,0 0,0 0,1 0,9-2,6 2,179 23,-145-18,111 0,-118-6,-611 0,536 0</inkml:trace>
+</inkml:ink>
+</file>
+
+<file path=word/ink/ink17.xml><?xml version="1.0" encoding="utf-8"?>
+<inkml:ink xmlns:inkml="http://www.w3.org/2003/InkML">
+  <inkml:definitions>
+    <inkml:context xml:id="ctx0">
+      <inkml:inkSource xml:id="inkSrc0">
+        <inkml:traceFormat>
+          <inkml:channel name="X" type="integer" min="-2.14748E9" max="2.14748E9" units="cm"/>
+          <inkml:channel name="Y" type="integer" min="-2.14748E9" max="2.14748E9" units="cm"/>
+          <inkml:channel name="F" type="integer" max="32767" units="dev"/>
+        </inkml:traceFormat>
+        <inkml:channelProperties>
+          <inkml:channelProperty channel="X" name="resolution" value="1000" units="1/cm"/>
+          <inkml:channelProperty channel="Y" name="resolution" value="1000" units="1/cm"/>
+          <inkml:channelProperty channel="F" name="resolution" value="0" units="1/dev"/>
+        </inkml:channelProperties>
+      </inkml:inkSource>
+      <inkml:timestamp xml:id="ts0" timeString="2025-07-25T11:02:33.757"/>
+    </inkml:context>
+    <inkml:brush xml:id="br0">
+      <inkml:brushProperty name="width" value="0.3" units="cm"/>
+      <inkml:brushProperty name="height" value="0.6" units="cm"/>
+      <inkml:brushProperty name="color" value="#FFFFFF"/>
+      <inkml:brushProperty name="tip" value="rectangle"/>
+      <inkml:brushProperty name="rasterOp" value="maskPen"/>
+      <inkml:brushProperty name="ignorePressure" value="1"/>
+    </inkml:brush>
+  </inkml:definitions>
+  <inkml:trace contextRef="#ctx0" brushRef="#br0">0 0 0,'306'0'0</inkml:trace>
+</inkml:ink>
+</file>
+
+<file path=word/ink/ink18.xml><?xml version="1.0" encoding="utf-8"?>
+<inkml:ink xmlns:inkml="http://www.w3.org/2003/InkML">
+  <inkml:definitions>
+    <inkml:context xml:id="ctx0">
+      <inkml:inkSource xml:id="inkSrc0">
+        <inkml:traceFormat>
+          <inkml:channel name="X" type="integer" min="-2.14748E9" max="2.14748E9" units="cm"/>
+          <inkml:channel name="Y" type="integer" min="-2.14748E9" max="2.14748E9" units="cm"/>
+        </inkml:traceFormat>
+        <inkml:channelProperties>
+          <inkml:channelProperty channel="X" name="resolution" value="1000" units="1/cm"/>
+          <inkml:channelProperty channel="Y" name="resolution" value="1000" units="1/cm"/>
+        </inkml:channelProperties>
+      </inkml:inkSource>
+      <inkml:timestamp xml:id="ts0" timeString="2025-07-25T11:03:41.362"/>
+    </inkml:context>
+    <inkml:brush xml:id="br0">
+      <inkml:brushProperty name="width" value="0.3" units="cm"/>
+      <inkml:brushProperty name="height" value="0.6" units="cm"/>
+      <inkml:brushProperty name="color" value="#FFFFFF"/>
+      <inkml:brushProperty name="tip" value="rectangle"/>
+      <inkml:brushProperty name="rasterOp" value="maskPen"/>
+      <inkml:brushProperty name="ignorePressure" value="1"/>
+    </inkml:brush>
+  </inkml:definitions>
+  <inkml:trace contextRef="#ctx0" brushRef="#br0">1629 0,'0'26,"-5"44,3-60,-1 1,1 0,-2-1,1 0,-1 0,-11 18,1-7,-1 0,0-1,-2-1,-1-1,-32 28,2-9,-66 39,72-50,-2-2,-1-1,-1-3,-1-2,-1-1,0-3,-1-2,0-2,-1-2,0-3,-53 0,16-9,0-4,-114-25,-17 8,158 21,58 4,1 0,0 0,0 0,0 0,0 0,0-1,-1 1,1 0,0-1,0 1,0-1,0 1,0-1,0 1,0-1,0 0,0 1,0-1,1 0,-3-2,3 3,0-1,0 0,-1 0,1 0,0 0,0 0,0 0,0-1,0 1,0 0,0 0,0 0,0 0,1 0,-1 0,0 0,1 1,0-3,1-2,1 1,0 0,0 0,0 0,0 0,1 0,-1 1,8-6,4 0,0 0,0 2,32-12,-3 4</inkml:trace>
+</inkml:ink>
+</file>
+
+<file path=word/ink/ink2.xml><?xml version="1.0" encoding="utf-8"?>
+<inkml:ink xmlns:inkml="http://www.w3.org/2003/InkML">
+  <inkml:definitions>
+    <inkml:context xml:id="ctx0">
+      <inkml:inkSource xml:id="inkSrc0">
+        <inkml:traceFormat>
+          <inkml:channel name="X" type="integer" min="-2.14748E9" max="2.14748E9" units="cm"/>
+          <inkml:channel name="Y" type="integer" min="-2.14748E9" max="2.14748E9" units="cm"/>
+          <inkml:channel name="F" type="integer" max="32767" units="dev"/>
+        </inkml:traceFormat>
+        <inkml:channelProperties>
+          <inkml:channelProperty channel="X" name="resolution" value="1000" units="1/cm"/>
+          <inkml:channelProperty channel="Y" name="resolution" value="1000" units="1/cm"/>
+          <inkml:channelProperty channel="F" name="resolution" value="0" units="1/dev"/>
+        </inkml:channelProperties>
+      </inkml:inkSource>
+      <inkml:timestamp xml:id="ts0" timeString="2025-07-25T11:04:43.959"/>
+    </inkml:context>
+    <inkml:brush xml:id="br0">
+      <inkml:brushProperty name="width" value="0.1" units="cm"/>
+      <inkml:brushProperty name="height" value="0.1" units="cm"/>
+      <inkml:brushProperty name="color" value="#FFFFFF"/>
+    </inkml:brush>
+  </inkml:definitions>
+  <inkml:trace contextRef="#ctx0" brushRef="#br0">0 0 24575,'359'0'-1365,"-337"0"-5461</inkml:trace>
+</inkml:ink>
+</file>
+
+<file path=word/ink/ink3.xml><?xml version="1.0" encoding="utf-8"?>
+<inkml:ink xmlns:inkml="http://www.w3.org/2003/InkML">
+  <inkml:definitions>
+    <inkml:context xml:id="ctx0">
+      <inkml:inkSource xml:id="inkSrc0">
+        <inkml:traceFormat>
+          <inkml:channel name="X" type="integer" min="-2.14748E9" max="2.14748E9" units="cm"/>
+          <inkml:channel name="Y" type="integer" min="-2.14748E9" max="2.14748E9" units="cm"/>
+          <inkml:channel name="F" type="integer" max="32767" units="dev"/>
+        </inkml:traceFormat>
+        <inkml:channelProperties>
+          <inkml:channelProperty channel="X" name="resolution" value="1000" units="1/cm"/>
+          <inkml:channelProperty channel="Y" name="resolution" value="1000" units="1/cm"/>
+          <inkml:channelProperty channel="F" name="resolution" value="0" units="1/dev"/>
+        </inkml:channelProperties>
+      </inkml:inkSource>
+      <inkml:timestamp xml:id="ts0" timeString="2025-07-25T11:04:40.904"/>
+    </inkml:context>
+    <inkml:brush xml:id="br0">
+      <inkml:brushProperty name="width" value="0.1" units="cm"/>
+      <inkml:brushProperty name="height" value="0.1" units="cm"/>
+      <inkml:brushProperty name="color" value="#FFFFFF"/>
+    </inkml:brush>
+  </inkml:definitions>
+  <inkml:trace contextRef="#ctx0" brushRef="#br0">0 0 24575,'391'0'-1365,"-371"0"-5461</inkml:trace>
+</inkml:ink>
+</file>
+
+<file path=word/ink/ink4.xml><?xml version="1.0" encoding="utf-8"?>
+<inkml:ink xmlns:inkml="http://www.w3.org/2003/InkML">
+  <inkml:definitions>
+    <inkml:context xml:id="ctx0">
+      <inkml:inkSource xml:id="inkSrc0">
+        <inkml:traceFormat>
+          <inkml:channel name="X" type="integer" min="-2.14748E9" max="2.14748E9" units="cm"/>
+          <inkml:channel name="Y" type="integer" min="-2.14748E9" max="2.14748E9" units="cm"/>
+          <inkml:channel name="F" type="integer" max="32767" units="dev"/>
+        </inkml:traceFormat>
+        <inkml:channelProperties>
+          <inkml:channelProperty channel="X" name="resolution" value="1000" units="1/cm"/>
+          <inkml:channelProperty channel="Y" name="resolution" value="1000" units="1/cm"/>
+          <inkml:channelProperty channel="F" name="resolution" value="0" units="1/dev"/>
+        </inkml:channelProperties>
+      </inkml:inkSource>
+      <inkml:timestamp xml:id="ts0" timeString="2025-07-25T11:04:37.868"/>
+    </inkml:context>
+    <inkml:brush xml:id="br0">
+      <inkml:brushProperty name="width" value="0.1" units="cm"/>
+      <inkml:brushProperty name="height" value="0.1" units="cm"/>
+      <inkml:brushProperty name="color" value="#FFFFFF"/>
+    </inkml:brush>
+  </inkml:definitions>
+  <inkml:trace contextRef="#ctx0" brushRef="#br0">1 0 24575,'4'0'0,"5"0"0,3 0 0,4 0 0,3 0 0,2 0 0</inkml:trace>
+</inkml:ink>
+</file>
+
+<file path=word/ink/ink5.xml><?xml version="1.0" encoding="utf-8"?>
+<inkml:ink xmlns:inkml="http://www.w3.org/2003/InkML">
+  <inkml:definitions>
+    <inkml:context xml:id="ctx0">
+      <inkml:inkSource xml:id="inkSrc0">
+        <inkml:traceFormat>
+          <inkml:channel name="X" type="integer" min="-2.14748E9" max="2.14748E9" units="cm"/>
+          <inkml:channel name="Y" type="integer" min="-2.14748E9" max="2.14748E9" units="cm"/>
+          <inkml:channel name="F" type="integer" max="32767" units="dev"/>
+        </inkml:traceFormat>
+        <inkml:channelProperties>
+          <inkml:channelProperty channel="X" name="resolution" value="1000" units="1/cm"/>
+          <inkml:channelProperty channel="Y" name="resolution" value="1000" units="1/cm"/>
+          <inkml:channelProperty channel="F" name="resolution" value="0" units="1/dev"/>
+        </inkml:channelProperties>
+      </inkml:inkSource>
+      <inkml:timestamp xml:id="ts0" timeString="2025-07-25T11:04:34.556"/>
+    </inkml:context>
+    <inkml:brush xml:id="br0">
+      <inkml:brushProperty name="width" value="0.1" units="cm"/>
+      <inkml:brushProperty name="height" value="0.1" units="cm"/>
+      <inkml:brushProperty name="color" value="#FFFFFF"/>
+    </inkml:brush>
+  </inkml:definitions>
+  <inkml:trace contextRef="#ctx0" brushRef="#br0">306 0 24575,'-22'20'0,"-1"-1"0,-50 30 0,65-44 43,0-1 0,0-1-1,-1 1 1,1-1 0,-1-1-1,0 0 1,-15 2 0,-3-1-897,-33-2 1,43-1-5973</inkml:trace>
+</inkml:ink>
+</file>
+
+<file path=word/ink/ink6.xml><?xml version="1.0" encoding="utf-8"?>
+<inkml:ink xmlns:inkml="http://www.w3.org/2003/InkML">
+  <inkml:definitions>
+    <inkml:context xml:id="ctx0">
+      <inkml:inkSource xml:id="inkSrc0">
+        <inkml:traceFormat>
+          <inkml:channel name="X" type="integer" min="-2.14748E9" max="2.14748E9" units="cm"/>
+          <inkml:channel name="Y" type="integer" min="-2.14748E9" max="2.14748E9" units="cm"/>
+          <inkml:channel name="F" type="integer" max="32767" units="dev"/>
+        </inkml:traceFormat>
+        <inkml:channelProperties>
+          <inkml:channelProperty channel="X" name="resolution" value="1000" units="1/cm"/>
+          <inkml:channelProperty channel="Y" name="resolution" value="1000" units="1/cm"/>
+          <inkml:channelProperty channel="F" name="resolution" value="0" units="1/dev"/>
+        </inkml:channelProperties>
+      </inkml:inkSource>
+      <inkml:timestamp xml:id="ts0" timeString="2025-07-25T11:04:27.705"/>
+    </inkml:context>
+    <inkml:brush xml:id="br0">
+      <inkml:brushProperty name="width" value="0.1" units="cm"/>
+      <inkml:brushProperty name="height" value="0.1" units="cm"/>
+      <inkml:brushProperty name="color" value="#FFFFFF"/>
+    </inkml:brush>
+  </inkml:definitions>
+  <inkml:trace contextRef="#ctx0" brushRef="#br0">781 1 24575,'-2'0'0,"-5"0"0,-5 0 0,-2 0 0,-3 0 0,-3 0 0,0 0 0,0 0 0,-5 0 0,0 0 0,-1 0 0,2 0 0,0 0 0,2 0 0,1 0 0,-1 0 0</inkml:trace>
+  <inkml:trace contextRef="#ctx0" brushRef="#br0" timeOffset="1736.08">438 1 24575,'-3'2'0,"0"-1"0,-1 1 0,1-1 0,-1 0 0,1 0 0,-1 0 0,0 0 0,1 0 0,-1-1 0,0 0 0,0 0 0,-6 0 0,-9 1 0,-11 4 0,-1 2 0,-47 17 0,48-13 0,-2-1 0,-40 6 0,52-13-682,-33 11-1,34-8-6143</inkml:trace>
+</inkml:ink>
+</file>
+
+<file path=word/ink/ink7.xml><?xml version="1.0" encoding="utf-8"?>
+<inkml:ink xmlns:inkml="http://www.w3.org/2003/InkML">
+  <inkml:definitions>
+    <inkml:context xml:id="ctx0">
+      <inkml:inkSource xml:id="inkSrc0">
+        <inkml:traceFormat>
+          <inkml:channel name="X" type="integer" min="-2.14748E9" max="2.14748E9" units="cm"/>
+          <inkml:channel name="Y" type="integer" min="-2.14748E9" max="2.14748E9" units="cm"/>
+          <inkml:channel name="F" type="integer" max="32767" units="dev"/>
+        </inkml:traceFormat>
+        <inkml:channelProperties>
+          <inkml:channelProperty channel="X" name="resolution" value="1000" units="1/cm"/>
+          <inkml:channelProperty channel="Y" name="resolution" value="1000" units="1/cm"/>
+          <inkml:channelProperty channel="F" name="resolution" value="0" units="1/dev"/>
+        </inkml:channelProperties>
+      </inkml:inkSource>
+      <inkml:timestamp xml:id="ts0" timeString="2025-07-25T11:04:17.851"/>
+    </inkml:context>
+    <inkml:brush xml:id="br0">
+      <inkml:brushProperty name="width" value="0.35" units="cm"/>
+      <inkml:brushProperty name="height" value="0.35" units="cm"/>
+      <inkml:brushProperty name="color" value="#FFFFFF"/>
+    </inkml:brush>
+  </inkml:definitions>
+  <inkml:trace contextRef="#ctx0" brushRef="#br0">0 1 24575,'442'0'-1365</inkml:trace>
+</inkml:ink>
+</file>
+
+<file path=word/ink/ink8.xml><?xml version="1.0" encoding="utf-8"?>
+<inkml:ink xmlns:inkml="http://www.w3.org/2003/InkML">
+  <inkml:definitions>
+    <inkml:context xml:id="ctx0">
+      <inkml:inkSource xml:id="inkSrc0">
+        <inkml:traceFormat>
+          <inkml:channel name="X" type="integer" min="-2.14748E9" max="2.14748E9" units="cm"/>
+          <inkml:channel name="Y" type="integer" min="-2.14748E9" max="2.14748E9" units="cm"/>
+          <inkml:channel name="F" type="integer" max="32767" units="dev"/>
+        </inkml:traceFormat>
+        <inkml:channelProperties>
+          <inkml:channelProperty channel="X" name="resolution" value="1000" units="1/cm"/>
+          <inkml:channelProperty channel="Y" name="resolution" value="1000" units="1/cm"/>
+          <inkml:channelProperty channel="F" name="resolution" value="0" units="1/dev"/>
+        </inkml:channelProperties>
+      </inkml:inkSource>
+      <inkml:timestamp xml:id="ts0" timeString="2025-07-25T11:04:06.077"/>
+    </inkml:context>
+    <inkml:brush xml:id="br0">
+      <inkml:brushProperty name="width" value="0.35" units="cm"/>
+      <inkml:brushProperty name="height" value="0.35" units="cm"/>
+      <inkml:brushProperty name="color" value="#FFFFFF"/>
+    </inkml:brush>
+  </inkml:definitions>
+  <inkml:trace contextRef="#ctx0" brushRef="#br0">970 535 24575,'-229'110'0,"212"-103"0,0 0 0,-1-1 0,0-1 0,0 0 0,0-2 0,0 0 0,-20 0 0,4 1 0,8 1 0,1 0 0,-1 2 0,-36 15 0,25-8 0,20-9 0,0-1 0,0 0 0,0-1 0,-28 1 0,-72-5 0,47-1 0,67 3 0,1-1 0,-1 0 0,1 0 0,-1 0 0,1-1 0,-1 1 0,1-1 0,-1 1 0,1-1 0,0 0 0,-1 0 0,1 0 0,0 0 0,-1 0 0,1 0 0,0-1 0,0 1 0,0-1 0,0 1 0,1-1 0,-1 0 0,0 0 0,1 0 0,-1 0 0,1 0 0,-1 0 0,1 0 0,0 0 0,0-1 0,0 1 0,0 0 0,1-1 0,-1 1 0,1-1 0,-1 1 0,1-5 0,-2-28 0,1 0 0,2-1 0,6-42 0,2-45 0,-9 110 0,0 0 0,1 0 0,1 0 0,0 0 0,0 1 0,1-1 0,1 1 0,9-23 0,-6 20 0,-1-1 0,5-20 0,1-8 0,-8 36 0,0 1 0,0-1 0,0 1 0,1 0 0,0 1 0,0-1 0,1 1 0,0 0 0,0 0 0,0 0 0,1 1 0,-1 0 0,1 1 0,1-1 0,-1 1 0,11-4 0,1 0 0,0 1 0,0 1 0,1 1 0,-1 1 0,35-4 0,-38 6 0,0 1 0,0 1 0,1 0 0,-1 1 0,0 1 0,0 1 0,0 0 0,0 1 0,21 8 0,3 7 0,-1 2 0,72 52 0,14 8 0,80 14 0,-120-59 0,-30-15 0,1-3 0,0-3 0,63 10 0,-23-5 0,-63-11 0,-1 1 0,31 16 0,-9-4 0,-35-14 0,34 20 0,0 1 0,-30-17 0,1 2 0,-2 0 0,0 1 0,-1 1 0,38 37 0,-19-11 0,57 79 0,-86-103 0,14 27 0,4 6 0,-29-51 0,0 1 0,0-1 0,1 1 0,-1-1 0,0 1 0,0-1 0,1 0 0,-1 1 0,1-1 0,-1 1 0,0-1 0,1 0 0,-1 1 0,1-1 0,-1 0 0,1 0 0,-1 1 0,0-1 0,1 0 0,-1 0 0,1 0 0,-1 0 0,2 1 0,4-10 0,-3-22 0,-3 30 0,0-374 0,-2 158 0,2 74 0,0 610 0,4-423-1365</inkml:trace>
+  <inkml:trace contextRef="#ctx0" brushRef="#br0" timeOffset="2303.52">1580 804 24575,'261'26'0,"-127"-15"0,-131-11 0,-1 0 0,0 1 0,0-1 0,1 1 0,-1-1 0,0 1 0,0 0 0,0-1 0,0 1 0,0 0 0,0 1 0,0-1 0,0 0 0,0 0 0,0 1 0,-1-1 0,3 4 0,-3-4 0,-1 0 0,1-1 0,-1 1 0,0 0 0,1 0 0,-1 0 0,0 0 0,0-1 0,1 1 0,-1 0 0,0 0 0,0 0 0,0 0 0,0 0 0,0 0 0,-1 0 0,1 0 0,0 1 0,-1 0 0,0 0 0,0-1 0,0 1 0,0 0 0,0 0 0,-1-1 0,1 1 0,0 0 0,-1-1 0,-2 3 0,-7 4 0,0-1 0,0-1 0,-1 0 0,0 0 0,-18 6 0,14-6 0,-281 97 0,254-92 0,-1-1 0,-1-2 0,0-3 0,0-1 0,-47-2 0,74-4 0,18 2 0,0 0 0,0 0 0,0 0 0,0 0 0,0 0 0,0 0 0,0 0 0,0 0 0,0-1 0,0 1 0,0 0 0,1 0 0,-1 0 0,0 0 0,0 0 0,0 0 0,0 0 0,0 0 0,0 0 0,0 0 0,0 0 0,0 0 0,0 0 0,0 0 0,0 0 0,0 0 0,0-1 0,0 1 0,0 0 0,0 0 0,0 0 0,0 0 0,0 0 0,0 0 0,0 0 0,0 0 0,0 0 0,0 0 0,0 0 0,0 0 0,0 0 0,0 0 0,0 0 0,0-1 0,0 1 0,0 0 0,-1 0 0,1 0 0,0 0 0,0 0 0,0 0 0,0 0 0,0 0 0,0 0 0,0 0 0,30-7 0,-9 3 0,130-39 0,-83 22 0,0 2 0,80-10 0,-162 22 0,-1 0 0,-18-5 0,-12-1 0,-1 2 0,-71-8 0,116 19 0,-1 0 0,0-1 0,0 1 0,0 0 0,1-1 0,-1 1 0,0-1 0,1 0 0,-1 1 0,0-1 0,1 0 0,-1 0 0,1 0 0,-1 0 0,1 0 0,0-1 0,-2 0 0,2 0 0,1 1 0,-1 0 0,1 0 0,-1 0 0,1 0 0,0 0 0,-1 0 0,1-1 0,0 1 0,0 0 0,0 0 0,0 0 0,0-1 0,0 1 0,0 0 0,1 0 0,-1 0 0,0 0 0,1-2 0,1-2 0,1 0 0,-1 1 0,1-1 0,0 1 0,0-1 0,0 1 0,1 0 0,-1 1 0,1-1 0,5-3 0,5-3 0,-9 6 0,0 1 0,0-1 0,0 0 0,-1 0 0,9-10 0,-12 12 0,0 1 0,-1-1 0,1 1 0,0-1 0,0 0 0,-1 0 0,1 1 0,-1-1 0,0 0 0,1 0 0,-1 0 0,0 1 0,0-1 0,0 0 0,0 0 0,0 0 0,-1 0 0,1 1 0,-1-1 0,1 0 0,-1 0 0,1 1 0,-1-1 0,-2-3 0,-7-11 0,-1 1 0,0 0 0,-2 1 0,1 0 0,-2 1 0,-16-13 0,20 17 0,8 8-54,1 0-1,-1-1 0,1 1 1,-1-1-1,1 1 1,0-1-1,-1 1 0,1-1 1,0 1-1,0-1 1,0 0-1,0 0 0,1 0 1,-1 0-1,0 1 0,1-1 1,-1 0-1,1 0 1,0 0-1,-1 0 0,1 0 1,0 0-1,0 0 1,1-3-1</inkml:trace>
+</inkml:ink>
+</file>
+
+<file path=word/ink/ink9.xml><?xml version="1.0" encoding="utf-8"?>
+<inkml:ink xmlns:inkml="http://www.w3.org/2003/InkML">
+  <inkml:definitions>
+    <inkml:context xml:id="ctx0">
+      <inkml:inkSource xml:id="inkSrc0">
+        <inkml:traceFormat>
+          <inkml:channel name="X" type="integer" min="-2.14748E9" max="2.14748E9" units="cm"/>
+          <inkml:channel name="Y" type="integer" min="-2.14748E9" max="2.14748E9" units="cm"/>
+          <inkml:channel name="F" type="integer" max="32767" units="dev"/>
+        </inkml:traceFormat>
+        <inkml:channelProperties>
+          <inkml:channelProperty channel="X" name="resolution" value="1000" units="1/cm"/>
+          <inkml:channelProperty channel="Y" name="resolution" value="1000" units="1/cm"/>
+          <inkml:channelProperty channel="F" name="resolution" value="0" units="1/dev"/>
+        </inkml:channelProperties>
+      </inkml:inkSource>
+      <inkml:timestamp xml:id="ts0" timeString="2025-07-25T11:04:01.942"/>
+    </inkml:context>
+    <inkml:brush xml:id="br0">
+      <inkml:brushProperty name="width" value="0.35" units="cm"/>
+      <inkml:brushProperty name="height" value="0.35" units="cm"/>
+      <inkml:brushProperty name="color" value="#FFFFFF"/>
+    </inkml:brush>
+  </inkml:definitions>
+  <inkml:trace contextRef="#ctx0" brushRef="#br0">352 168 24575,'-8'8'0,"-1"-1"0,1 2 0,0-1 0,0 1 0,-11 17 0,-26 56 0,12-23 0,17-35 0,-1-1 0,-23 24 0,-19 25 0,51-58 0,0-1 0,1 1 0,-7 23 0,9-24 0,-1 1 0,0-1 0,-12 20 0,18-33 0,0 0 0,0 0 0,0 0 0,0 1 0,0-1 0,0 0 0,-1 0 0,1 0 0,0 0 0,0 0 0,0 0 0,0 1 0,0-1 0,0 0 0,0 0 0,0 0 0,0 0 0,0 0 0,-1 0 0,1 0 0,0 0 0,0 0 0,0 1 0,0-1 0,0 0 0,0 0 0,-1 0 0,1 0 0,0 0 0,0 0 0,0 0 0,0 0 0,0 0 0,0 0 0,-1 0 0,1 0 0,0 0 0,0 0 0,0 0 0,0 0 0,0 0 0,-1 0 0,1 0 0,0 0 0,0-1 0,0 1 0,0 0 0,0 0 0,0 0 0,-1 0 0,1 0 0,0 0 0,0 0 0,0 0 0,0 0 0,0-1 0,0 1 0,0 0 0,0 0 0,0 0 0,0 0 0,0 0 0,0 0 0,-1-1 0,1 1 0,-2-13 0,2-8 0,1-1 0,0 0 0,2 0 0,7-32 0,32-85 0,-23 92 0,46-82 0,-38 81 0,23-61 0,-44 95-455,-2-1 0,5-22 0</inkml:trace>
+</inkml:ink>
+</file>
+
 <file path=word/theme/theme1.xml><?xml version="1.0" encoding="utf-8"?>
 <a:theme xmlns:a="http://schemas.openxmlformats.org/drawingml/2006/main" name="Office Theme">
   <a:themeElements>

--- a/Notes/Notes_Pratyush.docx
+++ b/Notes/Notes_Pratyush.docx
@@ -105,6 +105,7 @@
         </w:rPr>
         <w:t>, x</w:t>
       </w:r>
+      <w:proofErr w:type="gramStart"/>
       <w:r>
         <w:rPr>
           <w:sz w:val="24"/>
@@ -118,7 +119,15 @@
           <w:sz w:val="24"/>
           <w:szCs w:val="24"/>
         </w:rPr>
-        <w:t>,...). It consists of neurons which take decisions and lead to an output.</w:t>
+        <w:t>,...</w:t>
+      </w:r>
+      <w:proofErr w:type="gramEnd"/>
+      <w:r>
+        <w:rPr>
+          <w:sz w:val="24"/>
+          <w:szCs w:val="24"/>
+        </w:rPr>
+        <w:t>). It consists of neurons which take decisions and lead to an output.</w:t>
       </w:r>
     </w:p>
     <w:p>
@@ -844,7 +853,7 @@
           <w:szCs w:val="24"/>
         </w:rPr>
         <w:drawing>
-          <wp:anchor distT="0" distB="0" distL="114300" distR="114300" simplePos="0" relativeHeight="251662336" behindDoc="1" locked="0" layoutInCell="1" allowOverlap="1" wp14:anchorId="73F0B2D2" wp14:editId="7FC196D3">
+          <wp:anchor distT="0" distB="0" distL="114300" distR="114300" simplePos="0" relativeHeight="251662336" behindDoc="1" locked="0" layoutInCell="1" allowOverlap="1" wp14:anchorId="73F0B2D2" wp14:editId="5C4D82CB">
             <wp:simplePos x="0" y="0"/>
             <wp:positionH relativeFrom="column">
               <wp:posOffset>730250</wp:posOffset>
@@ -1195,6 +1204,7 @@
       </w:pPr>
       <w:r>
         <w:rPr>
+          <w:noProof/>
           <w:sz w:val="24"/>
           <w:szCs w:val="24"/>
         </w:rPr>
@@ -1349,6 +1359,7 @@
       </w:pPr>
       <w:r>
         <w:rPr>
+          <w:noProof/>
           <w:sz w:val="24"/>
           <w:szCs w:val="24"/>
         </w:rPr>
@@ -1476,6 +1487,7 @@
       </w:r>
       <w:r>
         <w:rPr>
+          <w:noProof/>
           <w:sz w:val="24"/>
           <w:szCs w:val="24"/>
         </w:rPr>
@@ -1562,6 +1574,7 @@
       </w:pPr>
       <w:r>
         <w:rPr>
+          <w:noProof/>
           <w:sz w:val="24"/>
           <w:szCs w:val="24"/>
         </w:rPr>
@@ -2492,6 +2505,7 @@
       </w:pPr>
       <w:r>
         <w:rPr>
+          <w:noProof/>
           <w:sz w:val="28"/>
           <w:szCs w:val="28"/>
         </w:rPr>
@@ -2729,9 +2743,2151 @@
         </w:rPr>
       </w:pPr>
     </w:p>
+    <w:p>
+      <w:pPr>
+        <w:rPr>
+          <w:sz w:val="24"/>
+          <w:szCs w:val="24"/>
+        </w:rPr>
+      </w:pPr>
+    </w:p>
+    <w:p>
+      <w:pPr>
+        <w:rPr>
+          <w:sz w:val="24"/>
+          <w:szCs w:val="24"/>
+        </w:rPr>
+      </w:pPr>
+    </w:p>
+    <w:p>
+      <w:pPr>
+        <w:rPr>
+          <w:sz w:val="24"/>
+          <w:szCs w:val="24"/>
+        </w:rPr>
+      </w:pPr>
+    </w:p>
+    <w:p>
+      <w:pPr>
+        <w:rPr>
+          <w:sz w:val="24"/>
+          <w:szCs w:val="24"/>
+        </w:rPr>
+      </w:pPr>
+    </w:p>
+    <w:p>
+      <w:pPr>
+        <w:rPr>
+          <w:sz w:val="24"/>
+          <w:szCs w:val="24"/>
+        </w:rPr>
+      </w:pPr>
+    </w:p>
+    <w:p>
+      <w:pPr>
+        <w:jc w:val="center"/>
+        <w:rPr>
+          <w:sz w:val="36"/>
+          <w:szCs w:val="36"/>
+          <w:u w:val="single"/>
+        </w:rPr>
+      </w:pPr>
+      <w:r>
+        <w:rPr>
+          <w:sz w:val="36"/>
+          <w:szCs w:val="36"/>
+          <w:u w:val="single"/>
+        </w:rPr>
+        <w:t>Course 2: Improving Deep NNs</w:t>
+      </w:r>
+    </w:p>
+    <w:p>
+      <w:pPr>
+        <w:pStyle w:val="ListParagraph"/>
+        <w:numPr>
+          <w:ilvl w:val="0"/>
+          <w:numId w:val="5"/>
+        </w:numPr>
+        <w:spacing w:after="0"/>
+        <w:ind w:left="426" w:hanging="284"/>
+        <w:rPr>
+          <w:sz w:val="26"/>
+          <w:szCs w:val="26"/>
+        </w:rPr>
+      </w:pPr>
+      <w:r>
+        <w:rPr>
+          <w:sz w:val="26"/>
+          <w:szCs w:val="26"/>
+        </w:rPr>
+        <w:t>Data is split into: -</w:t>
+      </w:r>
+    </w:p>
+    <w:p>
+      <w:pPr>
+        <w:pStyle w:val="ListParagraph"/>
+        <w:numPr>
+          <w:ilvl w:val="0"/>
+          <w:numId w:val="6"/>
+        </w:numPr>
+        <w:rPr>
+          <w:sz w:val="26"/>
+          <w:szCs w:val="26"/>
+        </w:rPr>
+      </w:pPr>
+      <w:r>
+        <w:rPr>
+          <w:sz w:val="26"/>
+          <w:szCs w:val="26"/>
+        </w:rPr>
+        <w:t>Training Data</w:t>
+      </w:r>
+      <w:r>
+        <w:rPr>
+          <w:sz w:val="26"/>
+          <w:szCs w:val="26"/>
+        </w:rPr>
+        <w:t>set</w:t>
+      </w:r>
+      <w:r>
+        <w:rPr>
+          <w:sz w:val="26"/>
+          <w:szCs w:val="26"/>
+        </w:rPr>
+        <w:t xml:space="preserve"> – Used to train the model</w:t>
+      </w:r>
+    </w:p>
+    <w:p>
+      <w:pPr>
+        <w:pStyle w:val="ListParagraph"/>
+        <w:numPr>
+          <w:ilvl w:val="0"/>
+          <w:numId w:val="6"/>
+        </w:numPr>
+        <w:rPr>
+          <w:sz w:val="26"/>
+          <w:szCs w:val="26"/>
+        </w:rPr>
+      </w:pPr>
+      <w:r>
+        <w:rPr>
+          <w:sz w:val="26"/>
+          <w:szCs w:val="26"/>
+        </w:rPr>
+        <w:t>Develop</w:t>
+      </w:r>
+      <w:r>
+        <w:rPr>
+          <w:sz w:val="26"/>
+          <w:szCs w:val="26"/>
+        </w:rPr>
+        <w:t>ment Dataset – Used to check which model works best on this dataset</w:t>
+      </w:r>
+    </w:p>
+    <w:p>
+      <w:pPr>
+        <w:pStyle w:val="ListParagraph"/>
+        <w:numPr>
+          <w:ilvl w:val="0"/>
+          <w:numId w:val="6"/>
+        </w:numPr>
+        <w:rPr>
+          <w:sz w:val="26"/>
+          <w:szCs w:val="26"/>
+        </w:rPr>
+      </w:pPr>
+      <w:r>
+        <w:rPr>
+          <w:sz w:val="26"/>
+          <w:szCs w:val="26"/>
+        </w:rPr>
+        <w:t>T</w:t>
+      </w:r>
+      <w:r>
+        <w:rPr>
+          <w:sz w:val="26"/>
+          <w:szCs w:val="26"/>
+        </w:rPr>
+        <w:t xml:space="preserve">esting </w:t>
+      </w:r>
+      <w:r>
+        <w:rPr>
+          <w:sz w:val="26"/>
+          <w:szCs w:val="26"/>
+        </w:rPr>
+        <w:t xml:space="preserve">Dataset – Used to </w:t>
+      </w:r>
+      <w:r>
+        <w:rPr>
+          <w:sz w:val="26"/>
+          <w:szCs w:val="26"/>
+        </w:rPr>
+        <w:t>test the best model</w:t>
+      </w:r>
+    </w:p>
+    <w:p>
+      <w:pPr>
+        <w:pStyle w:val="ListParagraph"/>
+        <w:rPr>
+          <w:sz w:val="26"/>
+          <w:szCs w:val="26"/>
+        </w:rPr>
+      </w:pPr>
+    </w:p>
+    <w:p>
+      <w:pPr>
+        <w:pStyle w:val="ListParagraph"/>
+        <w:numPr>
+          <w:ilvl w:val="0"/>
+          <w:numId w:val="5"/>
+        </w:numPr>
+        <w:ind w:left="426" w:hanging="283"/>
+        <w:rPr>
+          <w:sz w:val="26"/>
+          <w:szCs w:val="26"/>
+        </w:rPr>
+      </w:pPr>
+      <w:r>
+        <w:rPr>
+          <w:sz w:val="26"/>
+          <w:szCs w:val="26"/>
+        </w:rPr>
+        <w:t xml:space="preserve">The ratio of splitting the dataset depends on </w:t>
+      </w:r>
+      <w:r>
+        <w:rPr>
+          <w:sz w:val="26"/>
+          <w:szCs w:val="26"/>
+        </w:rPr>
+        <w:t>many factors and not</w:t>
+      </w:r>
+      <w:r>
+        <w:rPr>
+          <w:sz w:val="26"/>
+          <w:szCs w:val="26"/>
+        </w:rPr>
+        <w:t xml:space="preserve"> a constant value. If we have a very large dataset, we would need to allocate only a small percentage of the total data to </w:t>
+      </w:r>
+      <w:r>
+        <w:rPr>
+          <w:sz w:val="26"/>
+          <w:szCs w:val="26"/>
+        </w:rPr>
+        <w:t>testing and dev sets.</w:t>
+      </w:r>
+      <w:r>
+        <w:rPr>
+          <w:sz w:val="26"/>
+          <w:szCs w:val="26"/>
+        </w:rPr>
+        <w:t xml:space="preserve"> </w:t>
+      </w:r>
+    </w:p>
+    <w:p>
+      <w:pPr>
+        <w:pStyle w:val="ListParagraph"/>
+        <w:numPr>
+          <w:ilvl w:val="0"/>
+          <w:numId w:val="5"/>
+        </w:numPr>
+        <w:ind w:left="426" w:hanging="283"/>
+        <w:rPr>
+          <w:sz w:val="26"/>
+          <w:szCs w:val="26"/>
+        </w:rPr>
+      </w:pPr>
+      <w:r>
+        <w:rPr>
+          <w:sz w:val="26"/>
+          <w:szCs w:val="26"/>
+        </w:rPr>
+        <w:t>Test &amp; Dev datasets should come from the same set as Train dataset</w:t>
+      </w:r>
+    </w:p>
+    <w:p>
+      <w:pPr>
+        <w:pStyle w:val="ListParagraph"/>
+        <w:ind w:left="426"/>
+        <w:rPr>
+          <w:sz w:val="26"/>
+          <w:szCs w:val="26"/>
+        </w:rPr>
+      </w:pPr>
+    </w:p>
+    <w:p>
+      <w:pPr>
+        <w:pStyle w:val="ListParagraph"/>
+        <w:numPr>
+          <w:ilvl w:val="0"/>
+          <w:numId w:val="5"/>
+        </w:numPr>
+        <w:ind w:left="426" w:hanging="283"/>
+        <w:rPr>
+          <w:b/>
+          <w:bCs/>
+          <w:sz w:val="26"/>
+          <w:szCs w:val="26"/>
+        </w:rPr>
+      </w:pPr>
+      <w:r>
+        <w:rPr>
+          <w:b/>
+          <w:bCs/>
+          <w:sz w:val="26"/>
+          <w:szCs w:val="26"/>
+        </w:rPr>
+        <w:t xml:space="preserve">High Bias </w:t>
+      </w:r>
+      <w:r>
+        <w:rPr>
+          <w:sz w:val="26"/>
+          <w:szCs w:val="26"/>
+        </w:rPr>
+        <w:t xml:space="preserve">happens when </w:t>
+      </w:r>
+      <w:r>
+        <w:rPr>
+          <w:sz w:val="26"/>
+          <w:szCs w:val="26"/>
+        </w:rPr>
+        <w:t>the dataset is underfitted</w:t>
+      </w:r>
+      <w:r>
+        <w:rPr>
+          <w:sz w:val="26"/>
+          <w:szCs w:val="26"/>
+        </w:rPr>
+        <w:t xml:space="preserve"> resulting in weak classification</w:t>
+      </w:r>
+      <w:r>
+        <w:rPr>
+          <w:sz w:val="26"/>
+          <w:szCs w:val="26"/>
+        </w:rPr>
+        <w:t>.</w:t>
+      </w:r>
+    </w:p>
+    <w:p>
+      <w:pPr>
+        <w:pStyle w:val="ListParagraph"/>
+        <w:ind w:left="426"/>
+        <w:rPr>
+          <w:sz w:val="26"/>
+          <w:szCs w:val="26"/>
+        </w:rPr>
+      </w:pPr>
+      <w:r>
+        <w:rPr>
+          <w:b/>
+          <w:bCs/>
+          <w:sz w:val="26"/>
+          <w:szCs w:val="26"/>
+        </w:rPr>
+        <w:t xml:space="preserve">High Variance </w:t>
+      </w:r>
+      <w:r>
+        <w:rPr>
+          <w:sz w:val="26"/>
+          <w:szCs w:val="26"/>
+        </w:rPr>
+        <w:t xml:space="preserve">happens when the dataset if overfitted and leads to </w:t>
+      </w:r>
+      <w:r>
+        <w:rPr>
+          <w:sz w:val="26"/>
+          <w:szCs w:val="26"/>
+        </w:rPr>
+        <w:t>a worse accuracy in dev set than in the training set.</w:t>
+      </w:r>
+    </w:p>
+    <w:p>
+      <w:pPr>
+        <w:pStyle w:val="ListParagraph"/>
+        <w:ind w:left="426"/>
+        <w:rPr>
+          <w:sz w:val="26"/>
+          <w:szCs w:val="26"/>
+        </w:rPr>
+      </w:pPr>
+      <w:r>
+        <w:rPr>
+          <w:sz w:val="26"/>
+          <w:szCs w:val="26"/>
+        </w:rPr>
+        <w:drawing>
+          <wp:anchor distT="0" distB="0" distL="114300" distR="114300" simplePos="0" relativeHeight="251695104" behindDoc="1" locked="0" layoutInCell="1" allowOverlap="1" wp14:anchorId="388A080F" wp14:editId="0F5687D3">
+            <wp:simplePos x="0" y="0"/>
+            <wp:positionH relativeFrom="margin">
+              <wp:posOffset>3371215</wp:posOffset>
+            </wp:positionH>
+            <wp:positionV relativeFrom="paragraph">
+              <wp:posOffset>204879</wp:posOffset>
+            </wp:positionV>
+            <wp:extent cx="2263140" cy="1440815"/>
+            <wp:effectExtent l="0" t="0" r="3810" b="6985"/>
+            <wp:wrapTight wrapText="bothSides">
+              <wp:wrapPolygon edited="0">
+                <wp:start x="0" y="0"/>
+                <wp:lineTo x="0" y="21419"/>
+                <wp:lineTo x="21455" y="21419"/>
+                <wp:lineTo x="21455" y="0"/>
+                <wp:lineTo x="0" y="0"/>
+              </wp:wrapPolygon>
+            </wp:wrapTight>
+            <wp:docPr id="1714342686" name="Picture 1"/>
+            <wp:cNvGraphicFramePr>
+              <a:graphicFrameLocks xmlns:a="http://schemas.openxmlformats.org/drawingml/2006/main" noChangeAspect="1"/>
+            </wp:cNvGraphicFramePr>
+            <a:graphic xmlns:a="http://schemas.openxmlformats.org/drawingml/2006/main">
+              <a:graphicData uri="http://schemas.openxmlformats.org/drawingml/2006/picture">
+                <pic:pic xmlns:pic="http://schemas.openxmlformats.org/drawingml/2006/picture">
+                  <pic:nvPicPr>
+                    <pic:cNvPr id="1714342686" name=""/>
+                    <pic:cNvPicPr/>
+                  </pic:nvPicPr>
+                  <pic:blipFill>
+                    <a:blip r:embed="rId52" cstate="print">
+                      <a:extLst>
+                        <a:ext uri="{28A0092B-C50C-407E-A947-70E740481C1C}">
+                          <a14:useLocalDpi xmlns:a14="http://schemas.microsoft.com/office/drawing/2010/main" val="0"/>
+                        </a:ext>
+                      </a:extLst>
+                    </a:blip>
+                    <a:stretch>
+                      <a:fillRect/>
+                    </a:stretch>
+                  </pic:blipFill>
+                  <pic:spPr>
+                    <a:xfrm>
+                      <a:off x="0" y="0"/>
+                      <a:ext cx="2263140" cy="1440815"/>
+                    </a:xfrm>
+                    <a:prstGeom prst="rect">
+                      <a:avLst/>
+                    </a:prstGeom>
+                  </pic:spPr>
+                </pic:pic>
+              </a:graphicData>
+            </a:graphic>
+            <wp14:sizeRelH relativeFrom="margin">
+              <wp14:pctWidth>0</wp14:pctWidth>
+            </wp14:sizeRelH>
+            <wp14:sizeRelV relativeFrom="margin">
+              <wp14:pctHeight>0</wp14:pctHeight>
+            </wp14:sizeRelV>
+          </wp:anchor>
+        </w:drawing>
+      </w:r>
+    </w:p>
+    <w:p>
+      <w:pPr>
+        <w:pStyle w:val="ListParagraph"/>
+        <w:ind w:left="426"/>
+        <w:rPr>
+          <w:sz w:val="26"/>
+          <w:szCs w:val="26"/>
+        </w:rPr>
+      </w:pPr>
+      <w:r>
+        <w:rPr>
+          <w:sz w:val="26"/>
+          <w:szCs w:val="26"/>
+        </w:rPr>
+        <w:drawing>
+          <wp:anchor distT="0" distB="0" distL="114300" distR="114300" simplePos="0" relativeHeight="251694080" behindDoc="0" locked="0" layoutInCell="1" allowOverlap="1" wp14:anchorId="4795DBCA" wp14:editId="181D0EF9">
+            <wp:simplePos x="0" y="0"/>
+            <wp:positionH relativeFrom="margin">
+              <wp:posOffset>311785</wp:posOffset>
+            </wp:positionH>
+            <wp:positionV relativeFrom="paragraph">
+              <wp:posOffset>5715</wp:posOffset>
+            </wp:positionV>
+            <wp:extent cx="3029585" cy="1434465"/>
+            <wp:effectExtent l="0" t="0" r="0" b="0"/>
+            <wp:wrapSquare wrapText="bothSides"/>
+            <wp:docPr id="750565911" name="Picture 1"/>
+            <wp:cNvGraphicFramePr>
+              <a:graphicFrameLocks xmlns:a="http://schemas.openxmlformats.org/drawingml/2006/main" noChangeAspect="1"/>
+            </wp:cNvGraphicFramePr>
+            <a:graphic xmlns:a="http://schemas.openxmlformats.org/drawingml/2006/main">
+              <a:graphicData uri="http://schemas.openxmlformats.org/drawingml/2006/picture">
+                <pic:pic xmlns:pic="http://schemas.openxmlformats.org/drawingml/2006/picture">
+                  <pic:nvPicPr>
+                    <pic:cNvPr id="750565911" name=""/>
+                    <pic:cNvPicPr/>
+                  </pic:nvPicPr>
+                  <pic:blipFill>
+                    <a:blip r:embed="rId53" cstate="print">
+                      <a:extLst>
+                        <a:ext uri="{28A0092B-C50C-407E-A947-70E740481C1C}">
+                          <a14:useLocalDpi xmlns:a14="http://schemas.microsoft.com/office/drawing/2010/main" val="0"/>
+                        </a:ext>
+                      </a:extLst>
+                    </a:blip>
+                    <a:stretch>
+                      <a:fillRect/>
+                    </a:stretch>
+                  </pic:blipFill>
+                  <pic:spPr>
+                    <a:xfrm>
+                      <a:off x="0" y="0"/>
+                      <a:ext cx="3029585" cy="1434465"/>
+                    </a:xfrm>
+                    <a:prstGeom prst="rect">
+                      <a:avLst/>
+                    </a:prstGeom>
+                  </pic:spPr>
+                </pic:pic>
+              </a:graphicData>
+            </a:graphic>
+            <wp14:sizeRelH relativeFrom="margin">
+              <wp14:pctWidth>0</wp14:pctWidth>
+            </wp14:sizeRelH>
+            <wp14:sizeRelV relativeFrom="margin">
+              <wp14:pctHeight>0</wp14:pctHeight>
+            </wp14:sizeRelV>
+          </wp:anchor>
+        </w:drawing>
+      </w:r>
+    </w:p>
+    <w:p>
+      <w:pPr>
+        <w:pStyle w:val="ListParagraph"/>
+        <w:numPr>
+          <w:ilvl w:val="0"/>
+          <w:numId w:val="5"/>
+        </w:numPr>
+        <w:tabs>
+          <w:tab w:val="left" w:pos="3828"/>
+        </w:tabs>
+        <w:ind w:left="426" w:hanging="284"/>
+        <w:rPr>
+          <w:b/>
+          <w:bCs/>
+          <w:sz w:val="26"/>
+          <w:szCs w:val="26"/>
+        </w:rPr>
+      </w:pPr>
+      <w:r>
+        <w:rPr>
+          <w:b/>
+          <w:bCs/>
+          <w:sz w:val="26"/>
+          <w:szCs w:val="26"/>
+        </w:rPr>
+        <w:t xml:space="preserve">How to tackle high bias/variance? </w:t>
+      </w:r>
+    </w:p>
+    <w:p>
+      <w:pPr>
+        <w:pStyle w:val="ListParagraph"/>
+        <w:tabs>
+          <w:tab w:val="left" w:pos="3828"/>
+        </w:tabs>
+        <w:ind w:left="426"/>
+        <w:rPr>
+          <w:b/>
+          <w:bCs/>
+        </w:rPr>
+      </w:pPr>
+      <w:r>
+        <w:rPr>
+          <w:b/>
+          <w:bCs/>
+        </w:rPr>
+        <w:drawing>
+          <wp:anchor distT="0" distB="0" distL="114300" distR="114300" simplePos="0" relativeHeight="251696128" behindDoc="1" locked="0" layoutInCell="1" allowOverlap="1" wp14:anchorId="0F627931" wp14:editId="2F1BFF4C">
+            <wp:simplePos x="0" y="0"/>
+            <wp:positionH relativeFrom="column">
+              <wp:posOffset>496843</wp:posOffset>
+            </wp:positionH>
+            <wp:positionV relativeFrom="paragraph">
+              <wp:posOffset>576</wp:posOffset>
+            </wp:positionV>
+            <wp:extent cx="3526806" cy="1892227"/>
+            <wp:effectExtent l="0" t="0" r="0" b="0"/>
+            <wp:wrapTight wrapText="bothSides">
+              <wp:wrapPolygon edited="0">
+                <wp:start x="0" y="0"/>
+                <wp:lineTo x="0" y="21317"/>
+                <wp:lineTo x="21468" y="21317"/>
+                <wp:lineTo x="21468" y="0"/>
+                <wp:lineTo x="0" y="0"/>
+              </wp:wrapPolygon>
+            </wp:wrapTight>
+            <wp:docPr id="1131634698" name="Picture 1"/>
+            <wp:cNvGraphicFramePr>
+              <a:graphicFrameLocks xmlns:a="http://schemas.openxmlformats.org/drawingml/2006/main" noChangeAspect="1"/>
+            </wp:cNvGraphicFramePr>
+            <a:graphic xmlns:a="http://schemas.openxmlformats.org/drawingml/2006/main">
+              <a:graphicData uri="http://schemas.openxmlformats.org/drawingml/2006/picture">
+                <pic:pic xmlns:pic="http://schemas.openxmlformats.org/drawingml/2006/picture">
+                  <pic:nvPicPr>
+                    <pic:cNvPr id="1131634698" name=""/>
+                    <pic:cNvPicPr/>
+                  </pic:nvPicPr>
+                  <pic:blipFill rotWithShape="1">
+                    <a:blip r:embed="rId54">
+                      <a:extLst>
+                        <a:ext uri="{28A0092B-C50C-407E-A947-70E740481C1C}">
+                          <a14:useLocalDpi xmlns:a14="http://schemas.microsoft.com/office/drawing/2010/main" val="0"/>
+                        </a:ext>
+                      </a:extLst>
+                    </a:blip>
+                    <a:srcRect t="1087" b="3275"/>
+                    <a:stretch>
+                      <a:fillRect/>
+                    </a:stretch>
+                  </pic:blipFill>
+                  <pic:spPr bwMode="auto">
+                    <a:xfrm>
+                      <a:off x="0" y="0"/>
+                      <a:ext cx="3529392" cy="1893614"/>
+                    </a:xfrm>
+                    <a:prstGeom prst="rect">
+                      <a:avLst/>
+                    </a:prstGeom>
+                    <a:ln>
+                      <a:noFill/>
+                    </a:ln>
+                    <a:extLst>
+                      <a:ext uri="{53640926-AAD7-44D8-BBD7-CCE9431645EC}">
+                        <a14:shadowObscured xmlns:a14="http://schemas.microsoft.com/office/drawing/2010/main"/>
+                      </a:ext>
+                    </a:extLst>
+                  </pic:spPr>
+                </pic:pic>
+              </a:graphicData>
+            </a:graphic>
+            <wp14:sizeRelH relativeFrom="margin">
+              <wp14:pctWidth>0</wp14:pctWidth>
+            </wp14:sizeRelH>
+            <wp14:sizeRelV relativeFrom="margin">
+              <wp14:pctHeight>0</wp14:pctHeight>
+            </wp14:sizeRelV>
+          </wp:anchor>
+        </w:drawing>
+      </w:r>
+    </w:p>
+    <w:p>
+      <w:pPr>
+        <w:pStyle w:val="ListParagraph"/>
+        <w:tabs>
+          <w:tab w:val="left" w:pos="3828"/>
+        </w:tabs>
+        <w:ind w:left="426"/>
+        <w:rPr>
+          <w:b/>
+          <w:bCs/>
+        </w:rPr>
+      </w:pPr>
+    </w:p>
+    <w:p>
+      <w:pPr>
+        <w:pStyle w:val="ListParagraph"/>
+        <w:tabs>
+          <w:tab w:val="left" w:pos="3828"/>
+        </w:tabs>
+        <w:ind w:left="426"/>
+        <w:rPr>
+          <w:b/>
+          <w:bCs/>
+        </w:rPr>
+      </w:pPr>
+    </w:p>
+    <w:p>
+      <w:pPr>
+        <w:pStyle w:val="ListParagraph"/>
+        <w:tabs>
+          <w:tab w:val="left" w:pos="3828"/>
+        </w:tabs>
+        <w:ind w:left="426"/>
+        <w:rPr>
+          <w:b/>
+          <w:bCs/>
+        </w:rPr>
+      </w:pPr>
+    </w:p>
+    <w:p>
+      <w:pPr>
+        <w:pStyle w:val="ListParagraph"/>
+        <w:tabs>
+          <w:tab w:val="left" w:pos="3828"/>
+        </w:tabs>
+        <w:ind w:left="426"/>
+        <w:rPr>
+          <w:b/>
+          <w:bCs/>
+        </w:rPr>
+      </w:pPr>
+    </w:p>
+    <w:p>
+      <w:pPr>
+        <w:pStyle w:val="ListParagraph"/>
+        <w:tabs>
+          <w:tab w:val="left" w:pos="3828"/>
+        </w:tabs>
+        <w:ind w:left="426"/>
+        <w:rPr>
+          <w:b/>
+          <w:bCs/>
+        </w:rPr>
+      </w:pPr>
+    </w:p>
+    <w:p>
+      <w:pPr>
+        <w:pStyle w:val="ListParagraph"/>
+        <w:tabs>
+          <w:tab w:val="left" w:pos="3828"/>
+        </w:tabs>
+        <w:ind w:left="426"/>
+        <w:rPr>
+          <w:b/>
+          <w:bCs/>
+        </w:rPr>
+      </w:pPr>
+    </w:p>
+    <w:p>
+      <w:pPr>
+        <w:pStyle w:val="ListParagraph"/>
+        <w:tabs>
+          <w:tab w:val="left" w:pos="3828"/>
+        </w:tabs>
+        <w:ind w:left="426"/>
+        <w:rPr>
+          <w:b/>
+          <w:bCs/>
+        </w:rPr>
+      </w:pPr>
+    </w:p>
+    <w:p>
+      <w:pPr>
+        <w:pStyle w:val="ListParagraph"/>
+        <w:tabs>
+          <w:tab w:val="left" w:pos="3828"/>
+        </w:tabs>
+        <w:ind w:left="426"/>
+        <w:rPr>
+          <w:b/>
+          <w:bCs/>
+        </w:rPr>
+      </w:pPr>
+    </w:p>
+    <w:p>
+      <w:pPr>
+        <w:pStyle w:val="ListParagraph"/>
+        <w:tabs>
+          <w:tab w:val="left" w:pos="3828"/>
+        </w:tabs>
+        <w:ind w:left="426"/>
+        <w:rPr>
+          <w:b/>
+          <w:bCs/>
+        </w:rPr>
+      </w:pPr>
+    </w:p>
+    <w:p>
+      <w:pPr>
+        <w:pStyle w:val="ListParagraph"/>
+        <w:tabs>
+          <w:tab w:val="left" w:pos="3828"/>
+        </w:tabs>
+        <w:ind w:left="426"/>
+        <w:rPr>
+          <w:b/>
+          <w:bCs/>
+        </w:rPr>
+      </w:pPr>
+    </w:p>
+    <w:p>
+      <w:pPr>
+        <w:pStyle w:val="ListParagraph"/>
+        <w:tabs>
+          <w:tab w:val="left" w:pos="3828"/>
+        </w:tabs>
+        <w:ind w:left="426"/>
+        <w:rPr>
+          <w:b/>
+          <w:bCs/>
+        </w:rPr>
+      </w:pPr>
+    </w:p>
+    <w:p>
+      <w:pPr>
+        <w:pStyle w:val="ListParagraph"/>
+        <w:tabs>
+          <w:tab w:val="left" w:pos="3828"/>
+        </w:tabs>
+        <w:ind w:left="426"/>
+        <w:rPr>
+          <w:b/>
+          <w:bCs/>
+        </w:rPr>
+      </w:pPr>
+    </w:p>
+    <w:p>
+      <w:pPr>
+        <w:pStyle w:val="ListParagraph"/>
+        <w:tabs>
+          <w:tab w:val="left" w:pos="3828"/>
+        </w:tabs>
+        <w:ind w:left="426"/>
+        <w:rPr>
+          <w:b/>
+          <w:bCs/>
+        </w:rPr>
+      </w:pPr>
+    </w:p>
+    <w:p>
+      <w:pPr>
+        <w:pStyle w:val="ListParagraph"/>
+        <w:tabs>
+          <w:tab w:val="left" w:pos="3828"/>
+        </w:tabs>
+        <w:ind w:left="426"/>
+        <w:rPr>
+          <w:b/>
+          <w:bCs/>
+        </w:rPr>
+      </w:pPr>
+    </w:p>
+    <w:p>
+      <w:pPr>
+        <w:pStyle w:val="ListParagraph"/>
+        <w:tabs>
+          <w:tab w:val="left" w:pos="3828"/>
+        </w:tabs>
+        <w:ind w:left="426"/>
+        <w:rPr>
+          <w:b/>
+          <w:bCs/>
+        </w:rPr>
+      </w:pPr>
+    </w:p>
+    <w:p>
+      <w:pPr>
+        <w:pStyle w:val="ListParagraph"/>
+        <w:tabs>
+          <w:tab w:val="left" w:pos="3828"/>
+        </w:tabs>
+        <w:ind w:left="426"/>
+        <w:rPr>
+          <w:b/>
+          <w:bCs/>
+        </w:rPr>
+      </w:pPr>
+    </w:p>
+    <w:p>
+      <w:pPr>
+        <w:pStyle w:val="ListParagraph"/>
+        <w:numPr>
+          <w:ilvl w:val="0"/>
+          <w:numId w:val="5"/>
+        </w:numPr>
+        <w:tabs>
+          <w:tab w:val="left" w:pos="3828"/>
+        </w:tabs>
+        <w:ind w:left="426" w:hanging="284"/>
+        <w:rPr>
+          <w:b/>
+          <w:bCs/>
+        </w:rPr>
+      </w:pPr>
+      <w:r>
+        <w:rPr>
+          <w:b/>
+          <w:bCs/>
+        </w:rPr>
+        <w:t>Regularization:</w:t>
+      </w:r>
+    </w:p>
+    <w:p>
+      <w:pPr>
+        <w:pStyle w:val="ListParagraph"/>
+        <w:tabs>
+          <w:tab w:val="left" w:pos="3828"/>
+        </w:tabs>
+        <w:ind w:left="426"/>
+      </w:pPr>
+      <w:r>
+        <w:rPr>
+          <w:noProof/>
+        </w:rPr>
+        <mc:AlternateContent>
+          <mc:Choice Requires="wpi">
+            <w:drawing>
+              <wp:anchor distT="0" distB="0" distL="114300" distR="114300" simplePos="0" relativeHeight="251698176" behindDoc="0" locked="0" layoutInCell="1" allowOverlap="1" wp14:anchorId="43525EA6" wp14:editId="015A47A2">
+                <wp:simplePos x="0" y="0"/>
+                <wp:positionH relativeFrom="column">
+                  <wp:posOffset>332105</wp:posOffset>
+                </wp:positionH>
+                <wp:positionV relativeFrom="paragraph">
+                  <wp:posOffset>302895</wp:posOffset>
+                </wp:positionV>
+                <wp:extent cx="504000" cy="50400"/>
+                <wp:effectExtent l="95250" t="152400" r="125095" b="159385"/>
+                <wp:wrapNone/>
+                <wp:docPr id="1556223265" name="Ink 1"/>
+                <wp:cNvGraphicFramePr/>
+                <a:graphic xmlns:a="http://schemas.openxmlformats.org/drawingml/2006/main">
+                  <a:graphicData uri="http://schemas.microsoft.com/office/word/2010/wordprocessingInk">
+                    <w14:contentPart bwMode="auto" r:id="rId55">
+                      <w14:nvContentPartPr>
+                        <w14:cNvContentPartPr/>
+                      </w14:nvContentPartPr>
+                      <w14:xfrm>
+                        <a:off x="0" y="0"/>
+                        <a:ext cx="504000" cy="50400"/>
+                      </w14:xfrm>
+                    </w14:contentPart>
+                  </a:graphicData>
+                </a:graphic>
+              </wp:anchor>
+            </w:drawing>
+          </mc:Choice>
+          <mc:Fallback>
+            <w:pict>
+              <v:shapetype w14:anchorId="12859727" id="_x0000_t75" coordsize="21600,21600" o:spt="75" o:preferrelative="t" path="m@4@5l@4@11@9@11@9@5xe" filled="f" stroked="f">
+                <v:stroke joinstyle="miter"/>
+                <v:formulas>
+                  <v:f eqn="if lineDrawn pixelLineWidth 0"/>
+                  <v:f eqn="sum @0 1 0"/>
+                  <v:f eqn="sum 0 0 @1"/>
+                  <v:f eqn="prod @2 1 2"/>
+                  <v:f eqn="prod @3 21600 pixelWidth"/>
+                  <v:f eqn="prod @3 21600 pixelHeight"/>
+                  <v:f eqn="sum @0 0 1"/>
+                  <v:f eqn="prod @6 1 2"/>
+                  <v:f eqn="prod @7 21600 pixelWidth"/>
+                  <v:f eqn="sum @8 21600 0"/>
+                  <v:f eqn="prod @7 21600 pixelHeight"/>
+                  <v:f eqn="sum @10 21600 0"/>
+                </v:formulas>
+                <v:path o:extrusionok="f" gradientshapeok="t" o:connecttype="rect"/>
+                <o:lock v:ext="edit" aspectratio="t"/>
+              </v:shapetype>
+              <v:shape id="Ink 1" o:spid="_x0000_s1026" type="#_x0000_t75" style="position:absolute;margin-left:21.95pt;margin-top:15.35pt;width:48.2pt;height:20.95pt;z-index:251698176;visibility:visible;mso-wrap-style:square;mso-wrap-distance-left:9pt;mso-wrap-distance-top:0;mso-wrap-distance-right:9pt;mso-wrap-distance-bottom:0;mso-position-horizontal:absolute;mso-position-horizontal-relative:text;mso-position-vertical:absolute;mso-position-vertical-relative:text" o:gfxdata="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">
+                <v:imagedata r:id="rId56" o:title=""/>
+              </v:shape>
+            </w:pict>
+          </mc:Fallback>
+        </mc:AlternateContent>
+      </w:r>
+      <w:r>
+        <w:t xml:space="preserve">For cost function: </w:t>
+      </w:r>
+      <w:r>
+        <w:tab/>
+      </w:r>
+      <w:r>
+        <w:tab/>
+      </w:r>
+      <w:r>
+        <w:tab/>
+      </w:r>
+      <w:r>
+        <w:tab/>
+        <w:t>For back-propagation:</w:t>
+      </w:r>
+    </w:p>
+    <w:p>
+      <w:pPr>
+        <w:pStyle w:val="ListParagraph"/>
+        <w:tabs>
+          <w:tab w:val="left" w:pos="3828"/>
+        </w:tabs>
+        <w:ind w:left="426"/>
+      </w:pPr>
+      <w:r>
+        <w:rPr>
+          <w:noProof/>
+        </w:rPr>
+        <mc:AlternateContent>
+          <mc:Choice Requires="wpi">
+            <w:drawing>
+              <wp:anchor distT="0" distB="0" distL="114300" distR="114300" simplePos="0" relativeHeight="251726848" behindDoc="0" locked="0" layoutInCell="1" allowOverlap="1" wp14:anchorId="3AF5EC41" wp14:editId="49A7D450">
+                <wp:simplePos x="0" y="0"/>
+                <wp:positionH relativeFrom="column">
+                  <wp:posOffset>1287732</wp:posOffset>
+                </wp:positionH>
+                <wp:positionV relativeFrom="paragraph">
+                  <wp:posOffset>163982</wp:posOffset>
+                </wp:positionV>
+                <wp:extent cx="9000" cy="19800"/>
+                <wp:effectExtent l="76200" t="95250" r="86360" b="94615"/>
+                <wp:wrapNone/>
+                <wp:docPr id="1095563483" name="Ink 33"/>
+                <wp:cNvGraphicFramePr/>
+                <a:graphic xmlns:a="http://schemas.openxmlformats.org/drawingml/2006/main">
+                  <a:graphicData uri="http://schemas.microsoft.com/office/word/2010/wordprocessingInk">
+                    <w14:contentPart bwMode="auto" r:id="rId57">
+                      <w14:nvContentPartPr>
+                        <w14:cNvContentPartPr/>
+                      </w14:nvContentPartPr>
+                      <w14:xfrm>
+                        <a:off x="0" y="0"/>
+                        <a:ext cx="9000" cy="19800"/>
+                      </w14:xfrm>
+                    </w14:contentPart>
+                  </a:graphicData>
+                </a:graphic>
+              </wp:anchor>
+            </w:drawing>
+          </mc:Choice>
+          <mc:Fallback>
+            <w:pict>
+              <v:shape w14:anchorId="582BAF9A" id="Ink 33" o:spid="_x0000_s1026" type="#_x0000_t75" style="position:absolute;margin-left:98.55pt;margin-top:10.05pt;width:6.35pt;height:7.2pt;z-index:251726848;visibility:visible;mso-wrap-style:square;mso-wrap-distance-left:9pt;mso-wrap-distance-top:0;mso-wrap-distance-right:9pt;mso-wrap-distance-bottom:0;mso-position-horizontal:absolute;mso-position-horizontal-relative:text;mso-position-vertical:absolute;mso-position-vertical-relative:text" o:gfxdata="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">
+                <v:imagedata r:id="rId58" o:title=""/>
+              </v:shape>
+            </w:pict>
+          </mc:Fallback>
+        </mc:AlternateContent>
+      </w:r>
+      <w:r>
+        <w:rPr>
+          <w:noProof/>
+        </w:rPr>
+        <mc:AlternateContent>
+          <mc:Choice Requires="wpi">
+            <w:drawing>
+              <wp:anchor distT="0" distB="0" distL="114300" distR="114300" simplePos="0" relativeHeight="251725824" behindDoc="0" locked="0" layoutInCell="1" allowOverlap="1" wp14:anchorId="1B3FFE72" wp14:editId="5332C71E">
+                <wp:simplePos x="0" y="0"/>
+                <wp:positionH relativeFrom="column">
+                  <wp:posOffset>353532</wp:posOffset>
+                </wp:positionH>
+                <wp:positionV relativeFrom="paragraph">
+                  <wp:posOffset>116462</wp:posOffset>
+                </wp:positionV>
+                <wp:extent cx="893880" cy="48240"/>
+                <wp:effectExtent l="95250" t="95250" r="78105" b="104775"/>
+                <wp:wrapNone/>
+                <wp:docPr id="1414423438" name="Ink 32"/>
+                <wp:cNvGraphicFramePr/>
+                <a:graphic xmlns:a="http://schemas.openxmlformats.org/drawingml/2006/main">
+                  <a:graphicData uri="http://schemas.microsoft.com/office/word/2010/wordprocessingInk">
+                    <w14:contentPart bwMode="auto" r:id="rId59">
+                      <w14:nvContentPartPr>
+                        <w14:cNvContentPartPr/>
+                      </w14:nvContentPartPr>
+                      <w14:xfrm>
+                        <a:off x="0" y="0"/>
+                        <a:ext cx="893880" cy="48240"/>
+                      </w14:xfrm>
+                    </w14:contentPart>
+                  </a:graphicData>
+                </a:graphic>
+              </wp:anchor>
+            </w:drawing>
+          </mc:Choice>
+          <mc:Fallback>
+            <w:pict>
+              <v:shape w14:anchorId="75347E37" id="Ink 32" o:spid="_x0000_s1026" type="#_x0000_t75" style="position:absolute;margin-left:25.05pt;margin-top:6.35pt;width:76.1pt;height:9.5pt;z-index:251725824;visibility:visible;mso-wrap-style:square;mso-wrap-distance-left:9pt;mso-wrap-distance-top:0;mso-wrap-distance-right:9pt;mso-wrap-distance-bottom:0;mso-position-horizontal:absolute;mso-position-horizontal-relative:text;mso-position-vertical:absolute;mso-position-vertical-relative:text" o:gfxdata="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">
+                <v:imagedata r:id="rId60" o:title=""/>
+              </v:shape>
+            </w:pict>
+          </mc:Fallback>
+        </mc:AlternateContent>
+      </w:r>
+      <w:r>
+        <w:rPr>
+          <w:noProof/>
+        </w:rPr>
+        <mc:AlternateContent>
+          <mc:Choice Requires="wpi">
+            <w:drawing>
+              <wp:anchor distT="0" distB="0" distL="114300" distR="114300" simplePos="0" relativeHeight="251723776" behindDoc="0" locked="0" layoutInCell="1" allowOverlap="1" wp14:anchorId="20DEDB28" wp14:editId="1EE01F5A">
+                <wp:simplePos x="0" y="0"/>
+                <wp:positionH relativeFrom="column">
+                  <wp:posOffset>395652</wp:posOffset>
+                </wp:positionH>
+                <wp:positionV relativeFrom="paragraph">
+                  <wp:posOffset>84782</wp:posOffset>
+                </wp:positionV>
+                <wp:extent cx="497880" cy="16920"/>
+                <wp:effectExtent l="95250" t="95250" r="73660" b="97790"/>
+                <wp:wrapNone/>
+                <wp:docPr id="1104449527" name="Ink 30"/>
+                <wp:cNvGraphicFramePr/>
+                <a:graphic xmlns:a="http://schemas.openxmlformats.org/drawingml/2006/main">
+                  <a:graphicData uri="http://schemas.microsoft.com/office/word/2010/wordprocessingInk">
+                    <w14:contentPart bwMode="auto" r:id="rId61">
+                      <w14:nvContentPartPr>
+                        <w14:cNvContentPartPr/>
+                      </w14:nvContentPartPr>
+                      <w14:xfrm>
+                        <a:off x="0" y="0"/>
+                        <a:ext cx="497880" cy="16920"/>
+                      </w14:xfrm>
+                    </w14:contentPart>
+                  </a:graphicData>
+                </a:graphic>
+              </wp:anchor>
+            </w:drawing>
+          </mc:Choice>
+          <mc:Fallback>
+            <w:pict>
+              <v:shape w14:anchorId="0A9D0367" id="Ink 30" o:spid="_x0000_s1026" type="#_x0000_t75" style="position:absolute;margin-left:28.3pt;margin-top:3.85pt;width:44.85pt;height:7pt;z-index:251723776;visibility:visible;mso-wrap-style:square;mso-wrap-distance-left:9pt;mso-wrap-distance-top:0;mso-wrap-distance-right:9pt;mso-wrap-distance-bottom:0;mso-position-horizontal:absolute;mso-position-horizontal-relative:text;mso-position-vertical:absolute;mso-position-vertical-relative:text" o:gfxdata="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">
+                <v:imagedata r:id="rId62" o:title=""/>
+              </v:shape>
+            </w:pict>
+          </mc:Fallback>
+        </mc:AlternateContent>
+      </w:r>
+      <w:r>
+        <w:rPr>
+          <w:noProof/>
+        </w:rPr>
+        <mc:AlternateContent>
+          <mc:Choice Requires="wpi">
+            <w:drawing>
+              <wp:anchor distT="0" distB="0" distL="114300" distR="114300" simplePos="0" relativeHeight="251722752" behindDoc="0" locked="0" layoutInCell="1" allowOverlap="1" wp14:anchorId="38A2DE1D" wp14:editId="78D978A4">
+                <wp:simplePos x="0" y="0"/>
+                <wp:positionH relativeFrom="column">
+                  <wp:posOffset>364692</wp:posOffset>
+                </wp:positionH>
+                <wp:positionV relativeFrom="paragraph">
+                  <wp:posOffset>121862</wp:posOffset>
+                </wp:positionV>
+                <wp:extent cx="879120" cy="360"/>
+                <wp:effectExtent l="38100" t="38100" r="35560" b="38100"/>
+                <wp:wrapNone/>
+                <wp:docPr id="1479742578" name="Ink 29"/>
+                <wp:cNvGraphicFramePr/>
+                <a:graphic xmlns:a="http://schemas.openxmlformats.org/drawingml/2006/main">
+                  <a:graphicData uri="http://schemas.microsoft.com/office/word/2010/wordprocessingInk">
+                    <w14:contentPart bwMode="auto" r:id="rId63">
+                      <w14:nvContentPartPr>
+                        <w14:cNvContentPartPr/>
+                      </w14:nvContentPartPr>
+                      <w14:xfrm>
+                        <a:off x="0" y="0"/>
+                        <a:ext cx="879120" cy="360"/>
+                      </w14:xfrm>
+                    </w14:contentPart>
+                  </a:graphicData>
+                </a:graphic>
+              </wp:anchor>
+            </w:drawing>
+          </mc:Choice>
+          <mc:Fallback>
+            <w:pict>
+              <v:shape w14:anchorId="7B9FFEA3" id="Ink 29" o:spid="_x0000_s1026" type="#_x0000_t75" style="position:absolute;margin-left:28.2pt;margin-top:9.1pt;width:70.2pt;height:1.05pt;z-index:251722752;visibility:visible;mso-wrap-style:square;mso-wrap-distance-left:9pt;mso-wrap-distance-top:0;mso-wrap-distance-right:9pt;mso-wrap-distance-bottom:0;mso-position-horizontal:absolute;mso-position-horizontal-relative:text;mso-position-vertical:absolute;mso-position-vertical-relative:text" o:gfxdata="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">
+                <v:imagedata r:id="rId64" o:title=""/>
+              </v:shape>
+            </w:pict>
+          </mc:Fallback>
+        </mc:AlternateContent>
+      </w:r>
+      <w:r>
+        <w:rPr>
+          <w:noProof/>
+        </w:rPr>
+        <mc:AlternateContent>
+          <mc:Choice Requires="wpi">
+            <w:drawing>
+              <wp:anchor distT="0" distB="0" distL="114300" distR="114300" simplePos="0" relativeHeight="251721728" behindDoc="0" locked="0" layoutInCell="1" allowOverlap="1" wp14:anchorId="0F771AA3" wp14:editId="28F0C4E1">
+                <wp:simplePos x="0" y="0"/>
+                <wp:positionH relativeFrom="column">
+                  <wp:posOffset>605892</wp:posOffset>
+                </wp:positionH>
+                <wp:positionV relativeFrom="paragraph">
+                  <wp:posOffset>79742</wp:posOffset>
+                </wp:positionV>
+                <wp:extent cx="388080" cy="360"/>
+                <wp:effectExtent l="95250" t="152400" r="107315" b="152400"/>
+                <wp:wrapNone/>
+                <wp:docPr id="741167472" name="Ink 27"/>
+                <wp:cNvGraphicFramePr/>
+                <a:graphic xmlns:a="http://schemas.openxmlformats.org/drawingml/2006/main">
+                  <a:graphicData uri="http://schemas.microsoft.com/office/word/2010/wordprocessingInk">
+                    <w14:contentPart bwMode="auto" r:id="rId65">
+                      <w14:nvContentPartPr>
+                        <w14:cNvContentPartPr/>
+                      </w14:nvContentPartPr>
+                      <w14:xfrm>
+                        <a:off x="0" y="0"/>
+                        <a:ext cx="388080" cy="360"/>
+                      </w14:xfrm>
+                    </w14:contentPart>
+                  </a:graphicData>
+                </a:graphic>
+              </wp:anchor>
+            </w:drawing>
+          </mc:Choice>
+          <mc:Fallback>
+            <w:pict>
+              <v:shape w14:anchorId="46E8B47B" id="Ink 27" o:spid="_x0000_s1026" type="#_x0000_t75" style="position:absolute;margin-left:43.5pt;margin-top:-2.2pt;width:39.05pt;height:17.05pt;z-index:251721728;visibility:visible;mso-wrap-style:square;mso-wrap-distance-left:9pt;mso-wrap-distance-top:0;mso-wrap-distance-right:9pt;mso-wrap-distance-bottom:0;mso-position-horizontal:absolute;mso-position-horizontal-relative:text;mso-position-vertical:absolute;mso-position-vertical-relative:text" o:gfxdata="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">
+                <v:imagedata r:id="rId66" o:title=""/>
+              </v:shape>
+            </w:pict>
+          </mc:Fallback>
+        </mc:AlternateContent>
+      </w:r>
+      <w:r>
+        <w:rPr>
+          <w:noProof/>
+        </w:rPr>
+        <mc:AlternateContent>
+          <mc:Choice Requires="wpi">
+            <w:drawing>
+              <wp:anchor distT="0" distB="0" distL="114300" distR="114300" simplePos="0" relativeHeight="251720704" behindDoc="0" locked="0" layoutInCell="1" allowOverlap="1" wp14:anchorId="55E236DF" wp14:editId="220C5574">
+                <wp:simplePos x="0" y="0"/>
+                <wp:positionH relativeFrom="column">
+                  <wp:posOffset>993612</wp:posOffset>
+                </wp:positionH>
+                <wp:positionV relativeFrom="paragraph">
+                  <wp:posOffset>79742</wp:posOffset>
+                </wp:positionV>
+                <wp:extent cx="360" cy="360"/>
+                <wp:effectExtent l="95250" t="152400" r="95250" b="152400"/>
+                <wp:wrapNone/>
+                <wp:docPr id="2077832541" name="Ink 26"/>
+                <wp:cNvGraphicFramePr/>
+                <a:graphic xmlns:a="http://schemas.openxmlformats.org/drawingml/2006/main">
+                  <a:graphicData uri="http://schemas.microsoft.com/office/word/2010/wordprocessingInk">
+                    <w14:contentPart bwMode="auto" r:id="rId67">
+                      <w14:nvContentPartPr>
+                        <w14:cNvContentPartPr/>
+                      </w14:nvContentPartPr>
+                      <w14:xfrm>
+                        <a:off x="0" y="0"/>
+                        <a:ext cx="360" cy="360"/>
+                      </w14:xfrm>
+                    </w14:contentPart>
+                  </a:graphicData>
+                </a:graphic>
+              </wp:anchor>
+            </w:drawing>
+          </mc:Choice>
+          <mc:Fallback>
+            <w:pict>
+              <v:shape w14:anchorId="0A12E8F7" id="Ink 26" o:spid="_x0000_s1026" type="#_x0000_t75" style="position:absolute;margin-left:74.05pt;margin-top:-2.2pt;width:8.55pt;height:17.05pt;z-index:251720704;visibility:visible;mso-wrap-style:square;mso-wrap-distance-left:9pt;mso-wrap-distance-top:0;mso-wrap-distance-right:9pt;mso-wrap-distance-bottom:0;mso-position-horizontal:absolute;mso-position-horizontal-relative:text;mso-position-vertical:absolute;mso-position-vertical-relative:text" o:gfxdata="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">
+                <v:imagedata r:id="rId68" o:title=""/>
+              </v:shape>
+            </w:pict>
+          </mc:Fallback>
+        </mc:AlternateContent>
+      </w:r>
+      <w:r>
+        <w:rPr>
+          <w:noProof/>
+        </w:rPr>
+        <mc:AlternateContent>
+          <mc:Choice Requires="wpi">
+            <w:drawing>
+              <wp:anchor distT="0" distB="0" distL="114300" distR="114300" simplePos="0" relativeHeight="251719680" behindDoc="0" locked="0" layoutInCell="1" allowOverlap="1" wp14:anchorId="6B68BDDF" wp14:editId="2AB0CEA9">
+                <wp:simplePos x="0" y="0"/>
+                <wp:positionH relativeFrom="column">
+                  <wp:posOffset>273612</wp:posOffset>
+                </wp:positionH>
+                <wp:positionV relativeFrom="paragraph">
+                  <wp:posOffset>127262</wp:posOffset>
+                </wp:positionV>
+                <wp:extent cx="813600" cy="47880"/>
+                <wp:effectExtent l="95250" t="152400" r="0" b="161925"/>
+                <wp:wrapNone/>
+                <wp:docPr id="318233935" name="Ink 25"/>
+                <wp:cNvGraphicFramePr/>
+                <a:graphic xmlns:a="http://schemas.openxmlformats.org/drawingml/2006/main">
+                  <a:graphicData uri="http://schemas.microsoft.com/office/word/2010/wordprocessingInk">
+                    <w14:contentPart bwMode="auto" r:id="rId69">
+                      <w14:nvContentPartPr>
+                        <w14:cNvContentPartPr/>
+                      </w14:nvContentPartPr>
+                      <w14:xfrm>
+                        <a:off x="0" y="0"/>
+                        <a:ext cx="813600" cy="47880"/>
+                      </w14:xfrm>
+                    </w14:contentPart>
+                  </a:graphicData>
+                </a:graphic>
+              </wp:anchor>
+            </w:drawing>
+          </mc:Choice>
+          <mc:Fallback>
+            <w:pict>
+              <v:shape w14:anchorId="4C0684CD" id="Ink 25" o:spid="_x0000_s1026" type="#_x0000_t75" style="position:absolute;margin-left:17.35pt;margin-top:1.5pt;width:72.55pt;height:20.75pt;z-index:251719680;visibility:visible;mso-wrap-style:square;mso-wrap-distance-left:9pt;mso-wrap-distance-top:0;mso-wrap-distance-right:9pt;mso-wrap-distance-bottom:0;mso-position-horizontal:absolute;mso-position-horizontal-relative:text;mso-position-vertical:absolute;mso-position-vertical-relative:text" o:gfxdata="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">
+                <v:imagedata r:id="rId70" o:title=""/>
+              </v:shape>
+            </w:pict>
+          </mc:Fallback>
+        </mc:AlternateContent>
+      </w:r>
+      <w:r>
+        <w:rPr>
+          <w:noProof/>
+        </w:rPr>
+        <mc:AlternateContent>
+          <mc:Choice Requires="wpi">
+            <w:drawing>
+              <wp:anchor distT="0" distB="0" distL="114300" distR="114300" simplePos="0" relativeHeight="251718656" behindDoc="0" locked="0" layoutInCell="1" allowOverlap="1" wp14:anchorId="23F60E7E" wp14:editId="58EA2DEA">
+                <wp:simplePos x="0" y="0"/>
+                <wp:positionH relativeFrom="column">
+                  <wp:posOffset>406452</wp:posOffset>
+                </wp:positionH>
+                <wp:positionV relativeFrom="paragraph">
+                  <wp:posOffset>182</wp:posOffset>
+                </wp:positionV>
+                <wp:extent cx="308160" cy="188280"/>
+                <wp:effectExtent l="95250" t="152400" r="111125" b="154940"/>
+                <wp:wrapNone/>
+                <wp:docPr id="2084056171" name="Ink 24"/>
+                <wp:cNvGraphicFramePr/>
+                <a:graphic xmlns:a="http://schemas.openxmlformats.org/drawingml/2006/main">
+                  <a:graphicData uri="http://schemas.microsoft.com/office/word/2010/wordprocessingInk">
+                    <w14:contentPart bwMode="auto" r:id="rId71">
+                      <w14:nvContentPartPr>
+                        <w14:cNvContentPartPr/>
+                      </w14:nvContentPartPr>
+                      <w14:xfrm>
+                        <a:off x="0" y="0"/>
+                        <a:ext cx="308160" cy="188280"/>
+                      </w14:xfrm>
+                    </w14:contentPart>
+                  </a:graphicData>
+                </a:graphic>
+              </wp:anchor>
+            </w:drawing>
+          </mc:Choice>
+          <mc:Fallback>
+            <w:pict>
+              <v:shape w14:anchorId="4B772B03" id="Ink 24" o:spid="_x0000_s1026" type="#_x0000_t75" style="position:absolute;margin-left:27.75pt;margin-top:-8.5pt;width:32.75pt;height:31.85pt;z-index:251718656;visibility:visible;mso-wrap-style:square;mso-wrap-distance-left:9pt;mso-wrap-distance-top:0;mso-wrap-distance-right:9pt;mso-wrap-distance-bottom:0;mso-position-horizontal:absolute;mso-position-horizontal-relative:text;mso-position-vertical:absolute;mso-position-vertical-relative:text" o:gfxdata="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">
+                <v:imagedata r:id="rId72" o:title=""/>
+              </v:shape>
+            </w:pict>
+          </mc:Fallback>
+        </mc:AlternateContent>
+      </w:r>
+      <w:r>
+        <w:drawing>
+          <wp:anchor distT="0" distB="0" distL="114300" distR="114300" simplePos="0" relativeHeight="251717632" behindDoc="1" locked="0" layoutInCell="1" allowOverlap="1" wp14:anchorId="785D5D03" wp14:editId="46EFC768">
+            <wp:simplePos x="0" y="0"/>
+            <wp:positionH relativeFrom="column">
+              <wp:posOffset>3524885</wp:posOffset>
+            </wp:positionH>
+            <wp:positionV relativeFrom="paragraph">
+              <wp:posOffset>42545</wp:posOffset>
+            </wp:positionV>
+            <wp:extent cx="2414905" cy="644525"/>
+            <wp:effectExtent l="0" t="0" r="4445" b="3175"/>
+            <wp:wrapThrough wrapText="bothSides">
+              <wp:wrapPolygon edited="0">
+                <wp:start x="0" y="0"/>
+                <wp:lineTo x="0" y="21068"/>
+                <wp:lineTo x="21469" y="21068"/>
+                <wp:lineTo x="21469" y="0"/>
+                <wp:lineTo x="0" y="0"/>
+              </wp:wrapPolygon>
+            </wp:wrapThrough>
+            <wp:docPr id="2059152245" name="Picture 1"/>
+            <wp:cNvGraphicFramePr>
+              <a:graphicFrameLocks xmlns:a="http://schemas.openxmlformats.org/drawingml/2006/main" noChangeAspect="1"/>
+            </wp:cNvGraphicFramePr>
+            <a:graphic xmlns:a="http://schemas.openxmlformats.org/drawingml/2006/main">
+              <a:graphicData uri="http://schemas.openxmlformats.org/drawingml/2006/picture">
+                <pic:pic xmlns:pic="http://schemas.openxmlformats.org/drawingml/2006/picture">
+                  <pic:nvPicPr>
+                    <pic:cNvPr id="2059152245" name=""/>
+                    <pic:cNvPicPr/>
+                  </pic:nvPicPr>
+                  <pic:blipFill rotWithShape="1">
+                    <a:blip r:embed="rId73">
+                      <a:extLst>
+                        <a:ext uri="{28A0092B-C50C-407E-A947-70E740481C1C}">
+                          <a14:useLocalDpi xmlns:a14="http://schemas.microsoft.com/office/drawing/2010/main" val="0"/>
+                        </a:ext>
+                      </a:extLst>
+                    </a:blip>
+                    <a:srcRect r="16333"/>
+                    <a:stretch>
+                      <a:fillRect/>
+                    </a:stretch>
+                  </pic:blipFill>
+                  <pic:spPr bwMode="auto">
+                    <a:xfrm>
+                      <a:off x="0" y="0"/>
+                      <a:ext cx="2414905" cy="644525"/>
+                    </a:xfrm>
+                    <a:prstGeom prst="rect">
+                      <a:avLst/>
+                    </a:prstGeom>
+                    <a:ln>
+                      <a:noFill/>
+                    </a:ln>
+                    <a:extLst>
+                      <a:ext uri="{53640926-AAD7-44D8-BBD7-CCE9431645EC}">
+                        <a14:shadowObscured xmlns:a14="http://schemas.microsoft.com/office/drawing/2010/main"/>
+                      </a:ext>
+                    </a:extLst>
+                  </pic:spPr>
+                </pic:pic>
+              </a:graphicData>
+            </a:graphic>
+            <wp14:sizeRelH relativeFrom="margin">
+              <wp14:pctWidth>0</wp14:pctWidth>
+            </wp14:sizeRelH>
+            <wp14:sizeRelV relativeFrom="margin">
+              <wp14:pctHeight>0</wp14:pctHeight>
+            </wp14:sizeRelV>
+          </wp:anchor>
+        </w:drawing>
+      </w:r>
+      <w:r>
+        <w:rPr>
+          <w:noProof/>
+        </w:rPr>
+        <mc:AlternateContent>
+          <mc:Choice Requires="wpi">
+            <w:drawing>
+              <wp:anchor distT="0" distB="0" distL="114300" distR="114300" simplePos="0" relativeHeight="251716608" behindDoc="0" locked="0" layoutInCell="1" allowOverlap="1" wp14:anchorId="46251F4B" wp14:editId="0B74F20D">
+                <wp:simplePos x="0" y="0"/>
+                <wp:positionH relativeFrom="column">
+                  <wp:posOffset>998665</wp:posOffset>
+                </wp:positionH>
+                <wp:positionV relativeFrom="paragraph">
+                  <wp:posOffset>66412</wp:posOffset>
+                </wp:positionV>
+                <wp:extent cx="329760" cy="10800"/>
+                <wp:effectExtent l="57150" t="57150" r="51435" b="65405"/>
+                <wp:wrapNone/>
+                <wp:docPr id="1661810881" name="Ink 23"/>
+                <wp:cNvGraphicFramePr/>
+                <a:graphic xmlns:a="http://schemas.openxmlformats.org/drawingml/2006/main">
+                  <a:graphicData uri="http://schemas.microsoft.com/office/word/2010/wordprocessingInk">
+                    <w14:contentPart bwMode="auto" r:id="rId74">
+                      <w14:nvContentPartPr>
+                        <w14:cNvContentPartPr/>
+                      </w14:nvContentPartPr>
+                      <w14:xfrm>
+                        <a:off x="0" y="0"/>
+                        <a:ext cx="329760" cy="10800"/>
+                      </w14:xfrm>
+                    </w14:contentPart>
+                  </a:graphicData>
+                </a:graphic>
+              </wp:anchor>
+            </w:drawing>
+          </mc:Choice>
+          <mc:Fallback>
+            <w:pict>
+              <v:shape w14:anchorId="487B6420" id="Ink 23" o:spid="_x0000_s1026" type="#_x0000_t75" style="position:absolute;margin-left:77.25pt;margin-top:3.85pt;width:28.75pt;height:3.65pt;z-index:251716608;visibility:visible;mso-wrap-style:square;mso-wrap-distance-left:9pt;mso-wrap-distance-top:0;mso-wrap-distance-right:9pt;mso-wrap-distance-bottom:0;mso-position-horizontal:absolute;mso-position-horizontal-relative:text;mso-position-vertical:absolute;mso-position-vertical-relative:text" o:gfxdata="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">
+                <v:imagedata r:id="rId75" o:title=""/>
+              </v:shape>
+            </w:pict>
+          </mc:Fallback>
+        </mc:AlternateContent>
+      </w:r>
+      <w:r>
+        <w:rPr>
+          <w:noProof/>
+        </w:rPr>
+        <mc:AlternateContent>
+          <mc:Choice Requires="wpi">
+            <w:drawing>
+              <wp:anchor distT="0" distB="0" distL="114300" distR="114300" simplePos="0" relativeHeight="251715584" behindDoc="0" locked="0" layoutInCell="1" allowOverlap="1" wp14:anchorId="0DC69CA4" wp14:editId="784844F4">
+                <wp:simplePos x="0" y="0"/>
+                <wp:positionH relativeFrom="column">
+                  <wp:posOffset>378385</wp:posOffset>
+                </wp:positionH>
+                <wp:positionV relativeFrom="paragraph">
+                  <wp:posOffset>41932</wp:posOffset>
+                </wp:positionV>
+                <wp:extent cx="925200" cy="10080"/>
+                <wp:effectExtent l="57150" t="57150" r="65405" b="66675"/>
+                <wp:wrapNone/>
+                <wp:docPr id="1276384540" name="Ink 22"/>
+                <wp:cNvGraphicFramePr/>
+                <a:graphic xmlns:a="http://schemas.openxmlformats.org/drawingml/2006/main">
+                  <a:graphicData uri="http://schemas.microsoft.com/office/word/2010/wordprocessingInk">
+                    <w14:contentPart bwMode="auto" r:id="rId76">
+                      <w14:nvContentPartPr>
+                        <w14:cNvContentPartPr/>
+                      </w14:nvContentPartPr>
+                      <w14:xfrm>
+                        <a:off x="0" y="0"/>
+                        <a:ext cx="925200" cy="10080"/>
+                      </w14:xfrm>
+                    </w14:contentPart>
+                  </a:graphicData>
+                </a:graphic>
+              </wp:anchor>
+            </w:drawing>
+          </mc:Choice>
+          <mc:Fallback>
+            <w:pict>
+              <v:shape w14:anchorId="32BB9B86" id="Ink 22" o:spid="_x0000_s1026" type="#_x0000_t75" style="position:absolute;margin-left:28.4pt;margin-top:1.9pt;width:75.65pt;height:3.65pt;z-index:251715584;visibility:visible;mso-wrap-style:square;mso-wrap-distance-left:9pt;mso-wrap-distance-top:0;mso-wrap-distance-right:9pt;mso-wrap-distance-bottom:0;mso-position-horizontal:absolute;mso-position-horizontal-relative:text;mso-position-vertical:absolute;mso-position-vertical-relative:text" o:gfxdata="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">
+                <v:imagedata r:id="rId77" o:title=""/>
+              </v:shape>
+            </w:pict>
+          </mc:Fallback>
+        </mc:AlternateContent>
+      </w:r>
+      <w:r>
+        <w:rPr>
+          <w:noProof/>
+        </w:rPr>
+        <mc:AlternateContent>
+          <mc:Choice Requires="wpi">
+            <w:drawing>
+              <wp:anchor distT="0" distB="0" distL="114300" distR="114300" simplePos="0" relativeHeight="251713536" behindDoc="0" locked="0" layoutInCell="1" allowOverlap="1" wp14:anchorId="574017F7" wp14:editId="523D4294">
+                <wp:simplePos x="0" y="0"/>
+                <wp:positionH relativeFrom="column">
+                  <wp:posOffset>347065</wp:posOffset>
+                </wp:positionH>
+                <wp:positionV relativeFrom="paragraph">
+                  <wp:posOffset>6652</wp:posOffset>
+                </wp:positionV>
+                <wp:extent cx="1041840" cy="24480"/>
+                <wp:effectExtent l="76200" t="57150" r="63500" b="71120"/>
+                <wp:wrapNone/>
+                <wp:docPr id="1536212112" name="Ink 20"/>
+                <wp:cNvGraphicFramePr/>
+                <a:graphic xmlns:a="http://schemas.openxmlformats.org/drawingml/2006/main">
+                  <a:graphicData uri="http://schemas.microsoft.com/office/word/2010/wordprocessingInk">
+                    <w14:contentPart bwMode="auto" r:id="rId78">
+                      <w14:nvContentPartPr>
+                        <w14:cNvContentPartPr/>
+                      </w14:nvContentPartPr>
+                      <w14:xfrm>
+                        <a:off x="0" y="0"/>
+                        <a:ext cx="1041840" cy="24480"/>
+                      </w14:xfrm>
+                    </w14:contentPart>
+                  </a:graphicData>
+                </a:graphic>
+              </wp:anchor>
+            </w:drawing>
+          </mc:Choice>
+          <mc:Fallback>
+            <w:pict>
+              <v:shape w14:anchorId="430F0D73" id="Ink 20" o:spid="_x0000_s1026" type="#_x0000_t75" style="position:absolute;margin-left:25.95pt;margin-top:-.9pt;width:84.9pt;height:4.8pt;z-index:251713536;visibility:visible;mso-wrap-style:square;mso-wrap-distance-left:9pt;mso-wrap-distance-top:0;mso-wrap-distance-right:9pt;mso-wrap-distance-bottom:0;mso-position-horizontal:absolute;mso-position-horizontal-relative:text;mso-position-vertical:absolute;mso-position-vertical-relative:text" o:gfxdata="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">
+                <v:imagedata r:id="rId79" o:title=""/>
+              </v:shape>
+            </w:pict>
+          </mc:Fallback>
+        </mc:AlternateContent>
+      </w:r>
+      <w:r>
+        <w:rPr>
+          <w:noProof/>
+        </w:rPr>
+        <mc:AlternateContent>
+          <mc:Choice Requires="wpi">
+            <w:drawing>
+              <wp:anchor distT="0" distB="0" distL="114300" distR="114300" simplePos="0" relativeHeight="251711488" behindDoc="0" locked="0" layoutInCell="1" allowOverlap="1" wp14:anchorId="593FF2E2" wp14:editId="7C058B47">
+                <wp:simplePos x="0" y="0"/>
+                <wp:positionH relativeFrom="column">
+                  <wp:posOffset>336985</wp:posOffset>
+                </wp:positionH>
+                <wp:positionV relativeFrom="paragraph">
+                  <wp:posOffset>16372</wp:posOffset>
+                </wp:positionV>
+                <wp:extent cx="360" cy="58680"/>
+                <wp:effectExtent l="57150" t="57150" r="57150" b="74930"/>
+                <wp:wrapNone/>
+                <wp:docPr id="54415669" name="Ink 18"/>
+                <wp:cNvGraphicFramePr/>
+                <a:graphic xmlns:a="http://schemas.openxmlformats.org/drawingml/2006/main">
+                  <a:graphicData uri="http://schemas.microsoft.com/office/word/2010/wordprocessingInk">
+                    <w14:contentPart bwMode="auto" r:id="rId80">
+                      <w14:nvContentPartPr>
+                        <w14:cNvContentPartPr/>
+                      </w14:nvContentPartPr>
+                      <w14:xfrm>
+                        <a:off x="0" y="0"/>
+                        <a:ext cx="360" cy="58680"/>
+                      </w14:xfrm>
+                    </w14:contentPart>
+                  </a:graphicData>
+                </a:graphic>
+              </wp:anchor>
+            </w:drawing>
+          </mc:Choice>
+          <mc:Fallback>
+            <w:pict>
+              <v:shape w14:anchorId="0452DFAF" id="Ink 18" o:spid="_x0000_s1026" type="#_x0000_t75" style="position:absolute;margin-left:25.15pt;margin-top:-.1pt;width:2.9pt;height:7.45pt;z-index:251711488;visibility:visible;mso-wrap-style:square;mso-wrap-distance-left:9pt;mso-wrap-distance-top:0;mso-wrap-distance-right:9pt;mso-wrap-distance-bottom:0;mso-position-horizontal:absolute;mso-position-horizontal-relative:text;mso-position-vertical:absolute;mso-position-vertical-relative:text" o:gfxdata="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">
+                <v:imagedata r:id="rId81" o:title=""/>
+              </v:shape>
+            </w:pict>
+          </mc:Fallback>
+        </mc:AlternateContent>
+      </w:r>
+      <w:r>
+        <w:rPr>
+          <w:noProof/>
+        </w:rPr>
+        <mc:AlternateContent>
+          <mc:Choice Requires="wpi">
+            <w:drawing>
+              <wp:anchor distT="0" distB="0" distL="114300" distR="114300" simplePos="0" relativeHeight="251710464" behindDoc="0" locked="0" layoutInCell="1" allowOverlap="1" wp14:anchorId="71D45AD2" wp14:editId="7CD6E034">
+                <wp:simplePos x="0" y="0"/>
+                <wp:positionH relativeFrom="column">
+                  <wp:posOffset>283210</wp:posOffset>
+                </wp:positionH>
+                <wp:positionV relativeFrom="paragraph">
+                  <wp:posOffset>88900</wp:posOffset>
+                </wp:positionV>
+                <wp:extent cx="1051560" cy="635"/>
+                <wp:effectExtent l="57150" t="76200" r="53340" b="75565"/>
+                <wp:wrapNone/>
+                <wp:docPr id="2125296249" name="Ink 17"/>
+                <wp:cNvGraphicFramePr/>
+                <a:graphic xmlns:a="http://schemas.openxmlformats.org/drawingml/2006/main">
+                  <a:graphicData uri="http://schemas.microsoft.com/office/word/2010/wordprocessingInk">
+                    <w14:contentPart bwMode="auto" r:id="rId82">
+                      <w14:nvContentPartPr>
+                        <w14:cNvContentPartPr/>
+                      </w14:nvContentPartPr>
+                      <w14:xfrm>
+                        <a:off x="0" y="0"/>
+                        <a:ext cx="1051560" cy="635"/>
+                      </w14:xfrm>
+                    </w14:contentPart>
+                  </a:graphicData>
+                </a:graphic>
+                <wp14:sizeRelH relativeFrom="margin">
+                  <wp14:pctWidth>0</wp14:pctWidth>
+                </wp14:sizeRelH>
+              </wp:anchor>
+            </w:drawing>
+          </mc:Choice>
+          <mc:Fallback>
+            <w:pict>
+              <v:shape w14:anchorId="34BA3B04" id="Ink 17" o:spid="_x0000_s1026" type="#_x0000_t75" style="position:absolute;margin-left:20.9pt;margin-top:4.5pt;width:85.6pt;height:5pt;z-index:251710464;visibility:visible;mso-wrap-style:square;mso-width-percent:0;mso-wrap-distance-left:9pt;mso-wrap-distance-top:0;mso-wrap-distance-right:9pt;mso-wrap-distance-bottom:0;mso-position-horizontal:absolute;mso-position-horizontal-relative:text;mso-position-vertical:absolute;mso-position-vertical-relative:text;mso-width-percent:0;mso-width-relative:margin" o:gfxdata="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">
+                <v:imagedata r:id="rId83" o:title=""/>
+              </v:shape>
+            </w:pict>
+          </mc:Fallback>
+        </mc:AlternateContent>
+      </w:r>
+      <w:r>
+        <w:rPr>
+          <w:noProof/>
+        </w:rPr>
+        <mc:AlternateContent>
+          <mc:Choice Requires="wpi">
+            <w:drawing>
+              <wp:anchor distT="0" distB="0" distL="114300" distR="114300" simplePos="0" relativeHeight="251708416" behindDoc="0" locked="0" layoutInCell="1" allowOverlap="1" wp14:anchorId="4B4D15A5" wp14:editId="5C6B1B6E">
+                <wp:simplePos x="0" y="0"/>
+                <wp:positionH relativeFrom="column">
+                  <wp:posOffset>997225</wp:posOffset>
+                </wp:positionH>
+                <wp:positionV relativeFrom="paragraph">
+                  <wp:posOffset>99532</wp:posOffset>
+                </wp:positionV>
+                <wp:extent cx="273685" cy="19685"/>
+                <wp:effectExtent l="57150" t="76200" r="69215" b="75565"/>
+                <wp:wrapNone/>
+                <wp:docPr id="239337366" name="Ink 15"/>
+                <wp:cNvGraphicFramePr/>
+                <a:graphic xmlns:a="http://schemas.openxmlformats.org/drawingml/2006/main">
+                  <a:graphicData uri="http://schemas.microsoft.com/office/word/2010/wordprocessingInk">
+                    <w14:contentPart bwMode="auto" r:id="rId84">
+                      <w14:nvContentPartPr>
+                        <w14:cNvContentPartPr/>
+                      </w14:nvContentPartPr>
+                      <w14:xfrm>
+                        <a:off x="0" y="0"/>
+                        <a:ext cx="273685" cy="19685"/>
+                      </w14:xfrm>
+                    </w14:contentPart>
+                  </a:graphicData>
+                </a:graphic>
+                <wp14:sizeRelH relativeFrom="margin">
+                  <wp14:pctWidth>0</wp14:pctWidth>
+                </wp14:sizeRelH>
+                <wp14:sizeRelV relativeFrom="margin">
+                  <wp14:pctHeight>0</wp14:pctHeight>
+                </wp14:sizeRelV>
+              </wp:anchor>
+            </w:drawing>
+          </mc:Choice>
+          <mc:Fallback>
+            <w:pict>
+              <v:shape w14:anchorId="70DFB1C7" id="Ink 15" o:spid="_x0000_s1026" type="#_x0000_t75" style="position:absolute;margin-left:77.1pt;margin-top:6.45pt;width:24.35pt;height:4.35pt;z-index:251708416;visibility:visible;mso-wrap-style:square;mso-width-percent:0;mso-height-percent:0;mso-wrap-distance-left:9pt;mso-wrap-distance-top:0;mso-wrap-distance-right:9pt;mso-wrap-distance-bottom:0;mso-position-horizontal:absolute;mso-position-horizontal-relative:text;mso-position-vertical:absolute;mso-position-vertical-relative:text;mso-width-percent:0;mso-height-percent:0;mso-width-relative:margin;mso-height-relative:margin" o:gfxdata="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">
+                <v:imagedata r:id="rId85" o:title=""/>
+              </v:shape>
+            </w:pict>
+          </mc:Fallback>
+        </mc:AlternateContent>
+      </w:r>
+      <w:r>
+        <w:rPr>
+          <w:noProof/>
+        </w:rPr>
+        <mc:AlternateContent>
+          <mc:Choice Requires="wpi">
+            <w:drawing>
+              <wp:anchor distT="0" distB="0" distL="114300" distR="114300" simplePos="0" relativeHeight="251706368" behindDoc="0" locked="0" layoutInCell="1" allowOverlap="1" wp14:anchorId="3BC1119F" wp14:editId="1D9E5C72">
+                <wp:simplePos x="0" y="0"/>
+                <wp:positionH relativeFrom="column">
+                  <wp:posOffset>1031785</wp:posOffset>
+                </wp:positionH>
+                <wp:positionV relativeFrom="paragraph">
+                  <wp:posOffset>11332</wp:posOffset>
+                </wp:positionV>
+                <wp:extent cx="39240" cy="360"/>
+                <wp:effectExtent l="95250" t="152400" r="94615" b="152400"/>
+                <wp:wrapNone/>
+                <wp:docPr id="163300480" name="Ink 9"/>
+                <wp:cNvGraphicFramePr/>
+                <a:graphic xmlns:a="http://schemas.openxmlformats.org/drawingml/2006/main">
+                  <a:graphicData uri="http://schemas.microsoft.com/office/word/2010/wordprocessingInk">
+                    <w14:contentPart bwMode="auto" r:id="rId86">
+                      <w14:nvContentPartPr>
+                        <w14:cNvContentPartPr/>
+                      </w14:nvContentPartPr>
+                      <w14:xfrm>
+                        <a:off x="0" y="0"/>
+                        <a:ext cx="39240" cy="360"/>
+                      </w14:xfrm>
+                    </w14:contentPart>
+                  </a:graphicData>
+                </a:graphic>
+              </wp:anchor>
+            </w:drawing>
+          </mc:Choice>
+          <mc:Fallback>
+            <w:pict>
+              <v:shape w14:anchorId="05A92840" id="Ink 9" o:spid="_x0000_s1026" type="#_x0000_t75" style="position:absolute;margin-left:77pt;margin-top:-7.6pt;width:11.6pt;height:17.05pt;z-index:251706368;visibility:visible;mso-wrap-style:square;mso-wrap-distance-left:9pt;mso-wrap-distance-top:0;mso-wrap-distance-right:9pt;mso-wrap-distance-bottom:0;mso-position-horizontal:absolute;mso-position-horizontal-relative:text;mso-position-vertical:absolute;mso-position-vertical-relative:text" o:gfxdata="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">
+                <v:imagedata r:id="rId87" o:title=""/>
+              </v:shape>
+            </w:pict>
+          </mc:Fallback>
+        </mc:AlternateContent>
+      </w:r>
+      <w:r>
+        <w:rPr>
+          <w:noProof/>
+        </w:rPr>
+        <mc:AlternateContent>
+          <mc:Choice Requires="wpi">
+            <w:drawing>
+              <wp:anchor distT="0" distB="0" distL="114300" distR="114300" simplePos="0" relativeHeight="251705344" behindDoc="0" locked="0" layoutInCell="1" allowOverlap="1" wp14:anchorId="7BCF5A1D" wp14:editId="374279DE">
+                <wp:simplePos x="0" y="0"/>
+                <wp:positionH relativeFrom="column">
+                  <wp:posOffset>684385</wp:posOffset>
+                </wp:positionH>
+                <wp:positionV relativeFrom="paragraph">
+                  <wp:posOffset>9172</wp:posOffset>
+                </wp:positionV>
+                <wp:extent cx="823680" cy="164520"/>
+                <wp:effectExtent l="95250" t="152400" r="128905" b="159385"/>
+                <wp:wrapNone/>
+                <wp:docPr id="904555" name="Ink 8"/>
+                <wp:cNvGraphicFramePr/>
+                <a:graphic xmlns:a="http://schemas.openxmlformats.org/drawingml/2006/main">
+                  <a:graphicData uri="http://schemas.microsoft.com/office/word/2010/wordprocessingInk">
+                    <w14:contentPart bwMode="auto" r:id="rId88">
+                      <w14:nvContentPartPr>
+                        <w14:cNvContentPartPr/>
+                      </w14:nvContentPartPr>
+                      <w14:xfrm>
+                        <a:off x="0" y="0"/>
+                        <a:ext cx="823680" cy="164520"/>
+                      </w14:xfrm>
+                    </w14:contentPart>
+                  </a:graphicData>
+                </a:graphic>
+              </wp:anchor>
+            </w:drawing>
+          </mc:Choice>
+          <mc:Fallback>
+            <w:pict>
+              <v:shape w14:anchorId="0BAF8C28" id="Ink 8" o:spid="_x0000_s1026" type="#_x0000_t75" style="position:absolute;margin-left:49.7pt;margin-top:-7.8pt;width:73.35pt;height:29.95pt;z-index:251705344;visibility:visible;mso-wrap-style:square;mso-wrap-distance-left:9pt;mso-wrap-distance-top:0;mso-wrap-distance-right:9pt;mso-wrap-distance-bottom:0;mso-position-horizontal:absolute;mso-position-horizontal-relative:text;mso-position-vertical:absolute;mso-position-vertical-relative:text" o:gfxdata="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">
+                <v:imagedata r:id="rId89" o:title=""/>
+              </v:shape>
+            </w:pict>
+          </mc:Fallback>
+        </mc:AlternateContent>
+      </w:r>
+      <w:r>
+        <w:rPr>
+          <w:noProof/>
+        </w:rPr>
+        <mc:AlternateContent>
+          <mc:Choice Requires="wpi">
+            <w:drawing>
+              <wp:anchor distT="0" distB="0" distL="114300" distR="114300" simplePos="0" relativeHeight="251704320" behindDoc="0" locked="0" layoutInCell="1" allowOverlap="1" wp14:anchorId="0580A182" wp14:editId="44EC0D9A">
+                <wp:simplePos x="0" y="0"/>
+                <wp:positionH relativeFrom="column">
+                  <wp:posOffset>624985</wp:posOffset>
+                </wp:positionH>
+                <wp:positionV relativeFrom="paragraph">
+                  <wp:posOffset>99532</wp:posOffset>
+                </wp:positionV>
+                <wp:extent cx="84240" cy="20160"/>
+                <wp:effectExtent l="95250" t="152400" r="106680" b="151765"/>
+                <wp:wrapNone/>
+                <wp:docPr id="1886190432" name="Ink 7"/>
+                <wp:cNvGraphicFramePr/>
+                <a:graphic xmlns:a="http://schemas.openxmlformats.org/drawingml/2006/main">
+                  <a:graphicData uri="http://schemas.microsoft.com/office/word/2010/wordprocessingInk">
+                    <w14:contentPart bwMode="auto" r:id="rId90">
+                      <w14:nvContentPartPr>
+                        <w14:cNvContentPartPr/>
+                      </w14:nvContentPartPr>
+                      <w14:xfrm>
+                        <a:off x="0" y="0"/>
+                        <a:ext cx="84240" cy="20160"/>
+                      </w14:xfrm>
+                    </w14:contentPart>
+                  </a:graphicData>
+                </a:graphic>
+              </wp:anchor>
+            </w:drawing>
+          </mc:Choice>
+          <mc:Fallback>
+            <w:pict>
+              <v:shape w14:anchorId="466014FE" id="Ink 7" o:spid="_x0000_s1026" type="#_x0000_t75" style="position:absolute;margin-left:44.95pt;margin-top:-.65pt;width:15.15pt;height:18.6pt;z-index:251704320;visibility:visible;mso-wrap-style:square;mso-wrap-distance-left:9pt;mso-wrap-distance-top:0;mso-wrap-distance-right:9pt;mso-wrap-distance-bottom:0;mso-position-horizontal:absolute;mso-position-horizontal-relative:text;mso-position-vertical:absolute;mso-position-vertical-relative:text" o:gfxdata="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">
+                <v:imagedata r:id="rId91" o:title=""/>
+              </v:shape>
+            </w:pict>
+          </mc:Fallback>
+        </mc:AlternateContent>
+      </w:r>
+      <w:r>
+        <w:rPr>
+          <w:noProof/>
+        </w:rPr>
+        <mc:AlternateContent>
+          <mc:Choice Requires="wpi">
+            <w:drawing>
+              <wp:anchor distT="0" distB="0" distL="114300" distR="114300" simplePos="0" relativeHeight="251703296" behindDoc="0" locked="0" layoutInCell="1" allowOverlap="1" wp14:anchorId="2F987025" wp14:editId="5EF188C0">
+                <wp:simplePos x="0" y="0"/>
+                <wp:positionH relativeFrom="column">
+                  <wp:posOffset>708865</wp:posOffset>
+                </wp:positionH>
+                <wp:positionV relativeFrom="paragraph">
+                  <wp:posOffset>99532</wp:posOffset>
+                </wp:positionV>
+                <wp:extent cx="360" cy="360"/>
+                <wp:effectExtent l="95250" t="152400" r="95250" b="152400"/>
+                <wp:wrapNone/>
+                <wp:docPr id="753965660" name="Ink 6"/>
+                <wp:cNvGraphicFramePr/>
+                <a:graphic xmlns:a="http://schemas.openxmlformats.org/drawingml/2006/main">
+                  <a:graphicData uri="http://schemas.microsoft.com/office/word/2010/wordprocessingInk">
+                    <w14:contentPart bwMode="auto" r:id="rId92">
+                      <w14:nvContentPartPr>
+                        <w14:cNvContentPartPr/>
+                      </w14:nvContentPartPr>
+                      <w14:xfrm>
+                        <a:off x="0" y="0"/>
+                        <a:ext cx="360" cy="360"/>
+                      </w14:xfrm>
+                    </w14:contentPart>
+                  </a:graphicData>
+                </a:graphic>
+              </wp:anchor>
+            </w:drawing>
+          </mc:Choice>
+          <mc:Fallback>
+            <w:pict>
+              <v:shape w14:anchorId="757FDEBA" id="Ink 6" o:spid="_x0000_s1026" type="#_x0000_t75" style="position:absolute;margin-left:51.55pt;margin-top:-.65pt;width:8.55pt;height:17.05pt;z-index:251703296;visibility:visible;mso-wrap-style:square;mso-wrap-distance-left:9pt;mso-wrap-distance-top:0;mso-wrap-distance-right:9pt;mso-wrap-distance-bottom:0;mso-position-horizontal:absolute;mso-position-horizontal-relative:text;mso-position-vertical:absolute;mso-position-vertical-relative:text" o:gfxdata="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">
+                <v:imagedata r:id="rId68" o:title=""/>
+              </v:shape>
+            </w:pict>
+          </mc:Fallback>
+        </mc:AlternateContent>
+      </w:r>
+      <w:r>
+        <w:rPr>
+          <w:noProof/>
+        </w:rPr>
+        <mc:AlternateContent>
+          <mc:Choice Requires="wpi">
+            <w:drawing>
+              <wp:anchor distT="0" distB="0" distL="114300" distR="114300" simplePos="0" relativeHeight="251702272" behindDoc="0" locked="0" layoutInCell="1" allowOverlap="1" wp14:anchorId="7BF4BC5C" wp14:editId="591099B3">
+                <wp:simplePos x="0" y="0"/>
+                <wp:positionH relativeFrom="column">
+                  <wp:posOffset>322585</wp:posOffset>
+                </wp:positionH>
+                <wp:positionV relativeFrom="paragraph">
+                  <wp:posOffset>65332</wp:posOffset>
+                </wp:positionV>
+                <wp:extent cx="378000" cy="34920"/>
+                <wp:effectExtent l="95250" t="152400" r="117475" b="156210"/>
+                <wp:wrapNone/>
+                <wp:docPr id="263300080" name="Ink 5"/>
+                <wp:cNvGraphicFramePr/>
+                <a:graphic xmlns:a="http://schemas.openxmlformats.org/drawingml/2006/main">
+                  <a:graphicData uri="http://schemas.microsoft.com/office/word/2010/wordprocessingInk">
+                    <w14:contentPart bwMode="auto" r:id="rId93">
+                      <w14:nvContentPartPr>
+                        <w14:cNvContentPartPr/>
+                      </w14:nvContentPartPr>
+                      <w14:xfrm>
+                        <a:off x="0" y="0"/>
+                        <a:ext cx="378000" cy="34920"/>
+                      </w14:xfrm>
+                    </w14:contentPart>
+                  </a:graphicData>
+                </a:graphic>
+              </wp:anchor>
+            </w:drawing>
+          </mc:Choice>
+          <mc:Fallback>
+            <w:pict>
+              <v:shape w14:anchorId="5CAF7AFC" id="Ink 5" o:spid="_x0000_s1026" type="#_x0000_t75" style="position:absolute;margin-left:21.2pt;margin-top:-3.35pt;width:38.25pt;height:19.8pt;z-index:251702272;visibility:visible;mso-wrap-style:square;mso-wrap-distance-left:9pt;mso-wrap-distance-top:0;mso-wrap-distance-right:9pt;mso-wrap-distance-bottom:0;mso-position-horizontal:absolute;mso-position-horizontal-relative:text;mso-position-vertical:absolute;mso-position-vertical-relative:text" o:gfxdata="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">
+                <v:imagedata r:id="rId94" o:title=""/>
+              </v:shape>
+            </w:pict>
+          </mc:Fallback>
+        </mc:AlternateContent>
+      </w:r>
+      <w:r>
+        <w:rPr>
+          <w:noProof/>
+        </w:rPr>
+        <mc:AlternateContent>
+          <mc:Choice Requires="wpi">
+            <w:drawing>
+              <wp:anchor distT="0" distB="0" distL="114300" distR="114300" simplePos="0" relativeHeight="251701248" behindDoc="0" locked="0" layoutInCell="1" allowOverlap="1" wp14:anchorId="4F1C4C50" wp14:editId="7F479758">
+                <wp:simplePos x="0" y="0"/>
+                <wp:positionH relativeFrom="column">
+                  <wp:posOffset>640465</wp:posOffset>
+                </wp:positionH>
+                <wp:positionV relativeFrom="paragraph">
+                  <wp:posOffset>65332</wp:posOffset>
+                </wp:positionV>
+                <wp:extent cx="360" cy="360"/>
+                <wp:effectExtent l="95250" t="152400" r="95250" b="152400"/>
+                <wp:wrapNone/>
+                <wp:docPr id="1546061265" name="Ink 4"/>
+                <wp:cNvGraphicFramePr/>
+                <a:graphic xmlns:a="http://schemas.openxmlformats.org/drawingml/2006/main">
+                  <a:graphicData uri="http://schemas.microsoft.com/office/word/2010/wordprocessingInk">
+                    <w14:contentPart bwMode="auto" r:id="rId95">
+                      <w14:nvContentPartPr>
+                        <w14:cNvContentPartPr/>
+                      </w14:nvContentPartPr>
+                      <w14:xfrm>
+                        <a:off x="0" y="0"/>
+                        <a:ext cx="360" cy="360"/>
+                      </w14:xfrm>
+                    </w14:contentPart>
+                  </a:graphicData>
+                </a:graphic>
+              </wp:anchor>
+            </w:drawing>
+          </mc:Choice>
+          <mc:Fallback>
+            <w:pict>
+              <v:shape w14:anchorId="5ED8584B" id="Ink 4" o:spid="_x0000_s1026" type="#_x0000_t75" style="position:absolute;margin-left:46.2pt;margin-top:-3.35pt;width:8.55pt;height:17.05pt;z-index:251701248;visibility:visible;mso-wrap-style:square;mso-wrap-distance-left:9pt;mso-wrap-distance-top:0;mso-wrap-distance-right:9pt;mso-wrap-distance-bottom:0;mso-position-horizontal:absolute;mso-position-horizontal-relative:text;mso-position-vertical:absolute;mso-position-vertical-relative:text" o:gfxdata="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">
+                <v:imagedata r:id="rId68" o:title=""/>
+              </v:shape>
+            </w:pict>
+          </mc:Fallback>
+        </mc:AlternateContent>
+      </w:r>
+      <w:r>
+        <w:rPr>
+          <w:noProof/>
+        </w:rPr>
+        <mc:AlternateContent>
+          <mc:Choice Requires="wpi">
+            <w:drawing>
+              <wp:anchor distT="0" distB="0" distL="114300" distR="114300" simplePos="0" relativeHeight="251700224" behindDoc="0" locked="0" layoutInCell="1" allowOverlap="1" wp14:anchorId="2AE2BD0F" wp14:editId="1288EB45">
+                <wp:simplePos x="0" y="0"/>
+                <wp:positionH relativeFrom="column">
+                  <wp:posOffset>342025</wp:posOffset>
+                </wp:positionH>
+                <wp:positionV relativeFrom="paragraph">
+                  <wp:posOffset>65332</wp:posOffset>
+                </wp:positionV>
+                <wp:extent cx="290520" cy="360"/>
+                <wp:effectExtent l="95250" t="152400" r="109855" b="152400"/>
+                <wp:wrapNone/>
+                <wp:docPr id="115477141" name="Ink 3"/>
+                <wp:cNvGraphicFramePr/>
+                <a:graphic xmlns:a="http://schemas.openxmlformats.org/drawingml/2006/main">
+                  <a:graphicData uri="http://schemas.microsoft.com/office/word/2010/wordprocessingInk">
+                    <w14:contentPart bwMode="auto" r:id="rId96">
+                      <w14:nvContentPartPr>
+                        <w14:cNvContentPartPr/>
+                      </w14:nvContentPartPr>
+                      <w14:xfrm>
+                        <a:off x="0" y="0"/>
+                        <a:ext cx="290520" cy="360"/>
+                      </w14:xfrm>
+                    </w14:contentPart>
+                  </a:graphicData>
+                </a:graphic>
+              </wp:anchor>
+            </w:drawing>
+          </mc:Choice>
+          <mc:Fallback>
+            <w:pict>
+              <v:shape w14:anchorId="5A3907A2" id="Ink 3" o:spid="_x0000_s1026" type="#_x0000_t75" style="position:absolute;margin-left:22.75pt;margin-top:-3.35pt;width:31.4pt;height:17.05pt;z-index:251700224;visibility:visible;mso-wrap-style:square;mso-wrap-distance-left:9pt;mso-wrap-distance-top:0;mso-wrap-distance-right:9pt;mso-wrap-distance-bottom:0;mso-position-horizontal:absolute;mso-position-horizontal-relative:text;mso-position-vertical:absolute;mso-position-vertical-relative:text" o:gfxdata="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">
+                <v:imagedata r:id="rId97" o:title=""/>
+              </v:shape>
+            </w:pict>
+          </mc:Fallback>
+        </mc:AlternateContent>
+      </w:r>
+      <w:r>
+        <w:rPr>
+          <w:noProof/>
+        </w:rPr>
+        <mc:AlternateContent>
+          <mc:Choice Requires="wpi">
+            <w:drawing>
+              <wp:anchor distT="0" distB="0" distL="114300" distR="114300" simplePos="0" relativeHeight="251699200" behindDoc="0" locked="0" layoutInCell="1" allowOverlap="1" wp14:anchorId="163B5EC8" wp14:editId="4D9BCBCB">
+                <wp:simplePos x="0" y="0"/>
+                <wp:positionH relativeFrom="column">
+                  <wp:posOffset>351745</wp:posOffset>
+                </wp:positionH>
+                <wp:positionV relativeFrom="paragraph">
+                  <wp:posOffset>-42308</wp:posOffset>
+                </wp:positionV>
+                <wp:extent cx="494280" cy="109440"/>
+                <wp:effectExtent l="95250" t="152400" r="96520" b="157480"/>
+                <wp:wrapNone/>
+                <wp:docPr id="1774133409" name="Ink 2"/>
+                <wp:cNvGraphicFramePr/>
+                <a:graphic xmlns:a="http://schemas.openxmlformats.org/drawingml/2006/main">
+                  <a:graphicData uri="http://schemas.microsoft.com/office/word/2010/wordprocessingInk">
+                    <w14:contentPart bwMode="auto" r:id="rId98">
+                      <w14:nvContentPartPr>
+                        <w14:cNvContentPartPr/>
+                      </w14:nvContentPartPr>
+                      <w14:xfrm>
+                        <a:off x="0" y="0"/>
+                        <a:ext cx="494280" cy="109440"/>
+                      </w14:xfrm>
+                    </w14:contentPart>
+                  </a:graphicData>
+                </a:graphic>
+              </wp:anchor>
+            </w:drawing>
+          </mc:Choice>
+          <mc:Fallback>
+            <w:pict>
+              <v:shape w14:anchorId="7579ADE6" id="Ink 2" o:spid="_x0000_s1026" type="#_x0000_t75" style="position:absolute;margin-left:23.5pt;margin-top:-11.85pt;width:47.4pt;height:25.6pt;z-index:251699200;visibility:visible;mso-wrap-style:square;mso-wrap-distance-left:9pt;mso-wrap-distance-top:0;mso-wrap-distance-right:9pt;mso-wrap-distance-bottom:0;mso-position-horizontal:absolute;mso-position-horizontal-relative:text;mso-position-vertical:absolute;mso-position-vertical-relative:text" o:gfxdata="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">
+                <v:imagedata r:id="rId99" o:title=""/>
+              </v:shape>
+            </w:pict>
+          </mc:Fallback>
+        </mc:AlternateContent>
+      </w:r>
+      <w:r>
+        <w:drawing>
+          <wp:anchor distT="0" distB="0" distL="114300" distR="114300" simplePos="0" relativeHeight="251697152" behindDoc="1" locked="0" layoutInCell="1" allowOverlap="1" wp14:anchorId="359AAE0D" wp14:editId="210B5A8F">
+            <wp:simplePos x="0" y="0"/>
+            <wp:positionH relativeFrom="page">
+              <wp:posOffset>1256665</wp:posOffset>
+            </wp:positionH>
+            <wp:positionV relativeFrom="paragraph">
+              <wp:posOffset>35689</wp:posOffset>
+            </wp:positionV>
+            <wp:extent cx="2581275" cy="924180"/>
+            <wp:effectExtent l="0" t="0" r="0" b="9525"/>
+            <wp:wrapTight wrapText="bothSides">
+              <wp:wrapPolygon edited="0">
+                <wp:start x="0" y="0"/>
+                <wp:lineTo x="0" y="21377"/>
+                <wp:lineTo x="21361" y="21377"/>
+                <wp:lineTo x="21361" y="0"/>
+                <wp:lineTo x="0" y="0"/>
+              </wp:wrapPolygon>
+            </wp:wrapTight>
+            <wp:docPr id="1356712487" name="Picture 1"/>
+            <wp:cNvGraphicFramePr>
+              <a:graphicFrameLocks xmlns:a="http://schemas.openxmlformats.org/drawingml/2006/main" noChangeAspect="1"/>
+            </wp:cNvGraphicFramePr>
+            <a:graphic xmlns:a="http://schemas.openxmlformats.org/drawingml/2006/main">
+              <a:graphicData uri="http://schemas.openxmlformats.org/drawingml/2006/picture">
+                <pic:pic xmlns:pic="http://schemas.openxmlformats.org/drawingml/2006/picture">
+                  <pic:nvPicPr>
+                    <pic:cNvPr id="1356712487" name=""/>
+                    <pic:cNvPicPr/>
+                  </pic:nvPicPr>
+                  <pic:blipFill>
+                    <a:blip r:embed="rId100" cstate="print">
+                      <a:extLst>
+                        <a:ext uri="{28A0092B-C50C-407E-A947-70E740481C1C}">
+                          <a14:useLocalDpi xmlns:a14="http://schemas.microsoft.com/office/drawing/2010/main" val="0"/>
+                        </a:ext>
+                      </a:extLst>
+                    </a:blip>
+                    <a:stretch>
+                      <a:fillRect/>
+                    </a:stretch>
+                  </pic:blipFill>
+                  <pic:spPr>
+                    <a:xfrm>
+                      <a:off x="0" y="0"/>
+                      <a:ext cx="2581275" cy="924180"/>
+                    </a:xfrm>
+                    <a:prstGeom prst="rect">
+                      <a:avLst/>
+                    </a:prstGeom>
+                  </pic:spPr>
+                </pic:pic>
+              </a:graphicData>
+            </a:graphic>
+            <wp14:sizeRelH relativeFrom="margin">
+              <wp14:pctWidth>0</wp14:pctWidth>
+            </wp14:sizeRelH>
+            <wp14:sizeRelV relativeFrom="margin">
+              <wp14:pctHeight>0</wp14:pctHeight>
+            </wp14:sizeRelV>
+          </wp:anchor>
+        </w:drawing>
+      </w:r>
+    </w:p>
+    <w:p>
+      <w:pPr>
+        <w:pStyle w:val="ListParagraph"/>
+        <w:tabs>
+          <w:tab w:val="left" w:pos="3828"/>
+        </w:tabs>
+        <w:ind w:left="426"/>
+      </w:pPr>
+    </w:p>
+    <w:p>
+      <w:pPr>
+        <w:pStyle w:val="ListParagraph"/>
+        <w:tabs>
+          <w:tab w:val="left" w:pos="3828"/>
+        </w:tabs>
+        <w:ind w:left="426"/>
+      </w:pPr>
+    </w:p>
+    <w:p>
+      <w:pPr>
+        <w:pStyle w:val="ListParagraph"/>
+        <w:tabs>
+          <w:tab w:val="left" w:pos="3828"/>
+        </w:tabs>
+        <w:ind w:left="426"/>
+      </w:pPr>
+    </w:p>
+    <w:p>
+      <w:pPr>
+        <w:pStyle w:val="ListParagraph"/>
+        <w:tabs>
+          <w:tab w:val="left" w:pos="3828"/>
+        </w:tabs>
+        <w:ind w:left="426"/>
+      </w:pPr>
+      <w:r>
+        <w:tab/>
+      </w:r>
+      <w:r>
+        <w:t xml:space="preserve">    </w:t>
+      </w:r>
+      <w:r>
+        <w:t xml:space="preserve">  </w:t>
+      </w:r>
+      <w:r>
+        <w:t xml:space="preserve">      This is also called “weight decay”</w:t>
+      </w:r>
+    </w:p>
     <w:sectPr>
       <w:pgSz w:w="11906" w:h="16838"/>
-      <w:pgMar w:top="1440" w:right="1440" w:bottom="1440" w:left="1440" w:header="708" w:footer="708" w:gutter="0"/>
+      <w:pgMar w:top="1440" w:right="1440" w:bottom="1276" w:left="1440" w:header="708" w:footer="708" w:gutter="0"/>
       <w:cols w:space="708"/>
       <w:docGrid w:linePitch="360"/>
     </w:sectPr>
@@ -2742,6 +4898,568 @@
 <file path=word/numbering.xml><?xml version="1.0" encoding="utf-8"?>
 <w:numbering xmlns:wpc="http://schemas.microsoft.com/office/word/2010/wordprocessingCanvas" xmlns:cx="http://schemas.microsoft.com/office/drawing/2014/chartex" xmlns:cx1="http://schemas.microsoft.com/office/drawing/2015/9/8/chartex" xmlns:cx2="http://schemas.microsoft.com/office/drawing/2015/10/21/chartex" xmlns:cx3="http://schemas.microsoft.com/office/drawing/2016/5/9/chartex" xmlns:cx4="http://schemas.microsoft.com/office/drawing/2016/5/10/chartex" xmlns:cx5="http://schemas.microsoft.com/office/drawing/2016/5/11/chartex" xmlns:cx6="http://schemas.microsoft.com/office/drawing/2016/5/12/chartex" xmlns:cx7="http://schemas.microsoft.com/office/drawing/2016/5/13/chartex" xmlns:cx8="http://schemas.microsoft.com/office/drawing/2016/5/14/chartex" xmlns:mc="http://schemas.openxmlformats.org/markup-compatibility/2006" xmlns:aink="http://schemas.microsoft.com/office/drawing/2016/ink" xmlns:am3d="http://schemas.microsoft.com/office/drawing/2017/model3d" xmlns:o="urn:schemas-microsoft-com:office:office" xmlns:oel="http://schemas.microsoft.com/office/2019/extlst" xmlns:r="http://schemas.openxmlformats.org/officeDocument/2006/relationships" xmlns:m="http://schemas.openxmlformats.org/officeDocument/2006/math" xmlns:v="urn:schemas-microsoft-com:vml" xmlns:wp14="http://schemas.microsoft.com/office/word/2010/wordprocessingDrawing" xmlns:wp="http://schemas.openxmlformats.org/drawingml/2006/wordprocessingDrawing" xmlns:w10="urn:schemas-microsoft-com:office:word" xmlns:w="http://schemas.openxmlformats.org/wordprocessingml/2006/main" xmlns:w14="http://schemas.microsoft.com/office/word/2010/wordml" xmlns:w15="http://schemas.microsoft.com/office/word/2012/wordml" xmlns:w16cex="http://schemas.microsoft.com/office/word/2018/wordml/cex" xmlns:w16cid="http://schemas.microsoft.com/office/word/2016/wordml/cid" xmlns:w16="http://schemas.microsoft.com/office/word/2018/wordml" xmlns:w16du="http://schemas.microsoft.com/office/word/2023/wordml/word16du" xmlns:w16sdtdh="http://schemas.microsoft.com/office/word/2020/wordml/sdtdatahash" xmlns:w16sdtfl="http://schemas.microsoft.com/office/word/2024/wordml/sdtformatlock" xmlns:w16se="http://schemas.microsoft.com/office/word/2015/wordml/symex" xmlns:wpg="http://schemas.microsoft.com/office/word/2010/wordprocessingGroup" xmlns:wpi="http://schemas.microsoft.com/office/word/2010/wordprocessingInk" xmlns:wne="http://schemas.microsoft.com/office/word/2006/wordml" xmlns:wps="http://schemas.microsoft.com/office/word/2010/wordprocessingShape" mc:Ignorable="w14 w15 w16se w16cid w16 w16cex w16sdtdh w16sdtfl w16du wp14">
   <w:abstractNum w:abstractNumId="0" w15:restartNumberingAfterBreak="0">
+    <w:nsid w:val="011818D9"/>
+    <w:multiLevelType w:val="hybridMultilevel"/>
+    <w:tmpl w:val="6616E6F6"/>
+    <w:lvl w:ilvl="0" w:tplc="40090001">
+      <w:start w:val="1"/>
+      <w:numFmt w:val="bullet"/>
+      <w:lvlText w:val=""/>
+      <w:lvlJc w:val="left"/>
+      <w:pPr>
+        <w:ind w:left="720" w:hanging="360"/>
+      </w:pPr>
+      <w:rPr>
+        <w:rFonts w:ascii="Symbol" w:hAnsi="Symbol" w:hint="default"/>
+      </w:rPr>
+    </w:lvl>
+    <w:lvl w:ilvl="1" w:tplc="40090003" w:tentative="1">
+      <w:start w:val="1"/>
+      <w:numFmt w:val="bullet"/>
+      <w:lvlText w:val="o"/>
+      <w:lvlJc w:val="left"/>
+      <w:pPr>
+        <w:ind w:left="1440" w:hanging="360"/>
+      </w:pPr>
+      <w:rPr>
+        <w:rFonts w:ascii="Courier New" w:hAnsi="Courier New" w:cs="Courier New" w:hint="default"/>
+      </w:rPr>
+    </w:lvl>
+    <w:lvl w:ilvl="2" w:tplc="40090005" w:tentative="1">
+      <w:start w:val="1"/>
+      <w:numFmt w:val="bullet"/>
+      <w:lvlText w:val=""/>
+      <w:lvlJc w:val="left"/>
+      <w:pPr>
+        <w:ind w:left="2160" w:hanging="360"/>
+      </w:pPr>
+      <w:rPr>
+        <w:rFonts w:ascii="Wingdings" w:hAnsi="Wingdings" w:hint="default"/>
+      </w:rPr>
+    </w:lvl>
+    <w:lvl w:ilvl="3" w:tplc="40090001" w:tentative="1">
+      <w:start w:val="1"/>
+      <w:numFmt w:val="bullet"/>
+      <w:lvlText w:val=""/>
+      <w:lvlJc w:val="left"/>
+      <w:pPr>
+        <w:ind w:left="2880" w:hanging="360"/>
+      </w:pPr>
+      <w:rPr>
+        <w:rFonts w:ascii="Symbol" w:hAnsi="Symbol" w:hint="default"/>
+      </w:rPr>
+    </w:lvl>
+    <w:lvl w:ilvl="4" w:tplc="40090003" w:tentative="1">
+      <w:start w:val="1"/>
+      <w:numFmt w:val="bullet"/>
+      <w:lvlText w:val="o"/>
+      <w:lvlJc w:val="left"/>
+      <w:pPr>
+        <w:ind w:left="3600" w:hanging="360"/>
+      </w:pPr>
+      <w:rPr>
+        <w:rFonts w:ascii="Courier New" w:hAnsi="Courier New" w:cs="Courier New" w:hint="default"/>
+      </w:rPr>
+    </w:lvl>
+    <w:lvl w:ilvl="5" w:tplc="40090005" w:tentative="1">
+      <w:start w:val="1"/>
+      <w:numFmt w:val="bullet"/>
+      <w:lvlText w:val=""/>
+      <w:lvlJc w:val="left"/>
+      <w:pPr>
+        <w:ind w:left="4320" w:hanging="360"/>
+      </w:pPr>
+      <w:rPr>
+        <w:rFonts w:ascii="Wingdings" w:hAnsi="Wingdings" w:hint="default"/>
+      </w:rPr>
+    </w:lvl>
+    <w:lvl w:ilvl="6" w:tplc="40090001" w:tentative="1">
+      <w:start w:val="1"/>
+      <w:numFmt w:val="bullet"/>
+      <w:lvlText w:val=""/>
+      <w:lvlJc w:val="left"/>
+      <w:pPr>
+        <w:ind w:left="5040" w:hanging="360"/>
+      </w:pPr>
+      <w:rPr>
+        <w:rFonts w:ascii="Symbol" w:hAnsi="Symbol" w:hint="default"/>
+      </w:rPr>
+    </w:lvl>
+    <w:lvl w:ilvl="7" w:tplc="40090003" w:tentative="1">
+      <w:start w:val="1"/>
+      <w:numFmt w:val="bullet"/>
+      <w:lvlText w:val="o"/>
+      <w:lvlJc w:val="left"/>
+      <w:pPr>
+        <w:ind w:left="5760" w:hanging="360"/>
+      </w:pPr>
+      <w:rPr>
+        <w:rFonts w:ascii="Courier New" w:hAnsi="Courier New" w:cs="Courier New" w:hint="default"/>
+      </w:rPr>
+    </w:lvl>
+    <w:lvl w:ilvl="8" w:tplc="40090005" w:tentative="1">
+      <w:start w:val="1"/>
+      <w:numFmt w:val="bullet"/>
+      <w:lvlText w:val=""/>
+      <w:lvlJc w:val="left"/>
+      <w:pPr>
+        <w:ind w:left="6480" w:hanging="360"/>
+      </w:pPr>
+      <w:rPr>
+        <w:rFonts w:ascii="Wingdings" w:hAnsi="Wingdings" w:hint="default"/>
+      </w:rPr>
+    </w:lvl>
+  </w:abstractNum>
+  <w:abstractNum w:abstractNumId="1" w15:restartNumberingAfterBreak="0">
+    <w:nsid w:val="16737717"/>
+    <w:multiLevelType w:val="hybridMultilevel"/>
+    <w:tmpl w:val="C31A4576"/>
+    <w:lvl w:ilvl="0" w:tplc="40090003">
+      <w:start w:val="1"/>
+      <w:numFmt w:val="bullet"/>
+      <w:lvlText w:val="o"/>
+      <w:lvlJc w:val="left"/>
+      <w:pPr>
+        <w:ind w:left="720" w:hanging="360"/>
+      </w:pPr>
+      <w:rPr>
+        <w:rFonts w:ascii="Courier New" w:hAnsi="Courier New" w:cs="Courier New" w:hint="default"/>
+      </w:rPr>
+    </w:lvl>
+    <w:lvl w:ilvl="1" w:tplc="FFFFFFFF" w:tentative="1">
+      <w:start w:val="1"/>
+      <w:numFmt w:val="bullet"/>
+      <w:lvlText w:val="o"/>
+      <w:lvlJc w:val="left"/>
+      <w:pPr>
+        <w:ind w:left="1440" w:hanging="360"/>
+      </w:pPr>
+      <w:rPr>
+        <w:rFonts w:ascii="Courier New" w:hAnsi="Courier New" w:cs="Courier New" w:hint="default"/>
+      </w:rPr>
+    </w:lvl>
+    <w:lvl w:ilvl="2" w:tplc="FFFFFFFF" w:tentative="1">
+      <w:start w:val="1"/>
+      <w:numFmt w:val="bullet"/>
+      <w:lvlText w:val=""/>
+      <w:lvlJc w:val="left"/>
+      <w:pPr>
+        <w:ind w:left="2160" w:hanging="360"/>
+      </w:pPr>
+      <w:rPr>
+        <w:rFonts w:ascii="Wingdings" w:hAnsi="Wingdings" w:hint="default"/>
+      </w:rPr>
+    </w:lvl>
+    <w:lvl w:ilvl="3" w:tplc="FFFFFFFF" w:tentative="1">
+      <w:start w:val="1"/>
+      <w:numFmt w:val="bullet"/>
+      <w:lvlText w:val=""/>
+      <w:lvlJc w:val="left"/>
+      <w:pPr>
+        <w:ind w:left="2880" w:hanging="360"/>
+      </w:pPr>
+      <w:rPr>
+        <w:rFonts w:ascii="Symbol" w:hAnsi="Symbol" w:hint="default"/>
+      </w:rPr>
+    </w:lvl>
+    <w:lvl w:ilvl="4" w:tplc="FFFFFFFF" w:tentative="1">
+      <w:start w:val="1"/>
+      <w:numFmt w:val="bullet"/>
+      <w:lvlText w:val="o"/>
+      <w:lvlJc w:val="left"/>
+      <w:pPr>
+        <w:ind w:left="3600" w:hanging="360"/>
+      </w:pPr>
+      <w:rPr>
+        <w:rFonts w:ascii="Courier New" w:hAnsi="Courier New" w:cs="Courier New" w:hint="default"/>
+      </w:rPr>
+    </w:lvl>
+    <w:lvl w:ilvl="5" w:tplc="FFFFFFFF" w:tentative="1">
+      <w:start w:val="1"/>
+      <w:numFmt w:val="bullet"/>
+      <w:lvlText w:val=""/>
+      <w:lvlJc w:val="left"/>
+      <w:pPr>
+        <w:ind w:left="4320" w:hanging="360"/>
+      </w:pPr>
+      <w:rPr>
+        <w:rFonts w:ascii="Wingdings" w:hAnsi="Wingdings" w:hint="default"/>
+      </w:rPr>
+    </w:lvl>
+    <w:lvl w:ilvl="6" w:tplc="FFFFFFFF" w:tentative="1">
+      <w:start w:val="1"/>
+      <w:numFmt w:val="bullet"/>
+      <w:lvlText w:val=""/>
+      <w:lvlJc w:val="left"/>
+      <w:pPr>
+        <w:ind w:left="5040" w:hanging="360"/>
+      </w:pPr>
+      <w:rPr>
+        <w:rFonts w:ascii="Symbol" w:hAnsi="Symbol" w:hint="default"/>
+      </w:rPr>
+    </w:lvl>
+    <w:lvl w:ilvl="7" w:tplc="FFFFFFFF" w:tentative="1">
+      <w:start w:val="1"/>
+      <w:numFmt w:val="bullet"/>
+      <w:lvlText w:val="o"/>
+      <w:lvlJc w:val="left"/>
+      <w:pPr>
+        <w:ind w:left="5760" w:hanging="360"/>
+      </w:pPr>
+      <w:rPr>
+        <w:rFonts w:ascii="Courier New" w:hAnsi="Courier New" w:cs="Courier New" w:hint="default"/>
+      </w:rPr>
+    </w:lvl>
+    <w:lvl w:ilvl="8" w:tplc="FFFFFFFF" w:tentative="1">
+      <w:start w:val="1"/>
+      <w:numFmt w:val="bullet"/>
+      <w:lvlText w:val=""/>
+      <w:lvlJc w:val="left"/>
+      <w:pPr>
+        <w:ind w:left="6480" w:hanging="360"/>
+      </w:pPr>
+      <w:rPr>
+        <w:rFonts w:ascii="Wingdings" w:hAnsi="Wingdings" w:hint="default"/>
+      </w:rPr>
+    </w:lvl>
+  </w:abstractNum>
+  <w:abstractNum w:abstractNumId="2" w15:restartNumberingAfterBreak="0">
+    <w:nsid w:val="53180537"/>
+    <w:multiLevelType w:val="hybridMultilevel"/>
+    <w:tmpl w:val="A844D7DA"/>
+    <w:lvl w:ilvl="0" w:tplc="F94C7A84">
+      <w:numFmt w:val="bullet"/>
+      <w:lvlText w:val="-"/>
+      <w:lvlJc w:val="left"/>
+      <w:pPr>
+        <w:ind w:left="720" w:hanging="360"/>
+      </w:pPr>
+      <w:rPr>
+        <w:rFonts w:ascii="Calibri" w:eastAsiaTheme="minorHAnsi" w:hAnsi="Calibri" w:cs="Calibri" w:hint="default"/>
+      </w:rPr>
+    </w:lvl>
+    <w:lvl w:ilvl="1" w:tplc="40090003" w:tentative="1">
+      <w:start w:val="1"/>
+      <w:numFmt w:val="bullet"/>
+      <w:lvlText w:val="o"/>
+      <w:lvlJc w:val="left"/>
+      <w:pPr>
+        <w:ind w:left="1440" w:hanging="360"/>
+      </w:pPr>
+      <w:rPr>
+        <w:rFonts w:ascii="Courier New" w:hAnsi="Courier New" w:cs="Courier New" w:hint="default"/>
+      </w:rPr>
+    </w:lvl>
+    <w:lvl w:ilvl="2" w:tplc="40090005" w:tentative="1">
+      <w:start w:val="1"/>
+      <w:numFmt w:val="bullet"/>
+      <w:lvlText w:val=""/>
+      <w:lvlJc w:val="left"/>
+      <w:pPr>
+        <w:ind w:left="2160" w:hanging="360"/>
+      </w:pPr>
+      <w:rPr>
+        <w:rFonts w:ascii="Wingdings" w:hAnsi="Wingdings" w:hint="default"/>
+      </w:rPr>
+    </w:lvl>
+    <w:lvl w:ilvl="3" w:tplc="40090001" w:tentative="1">
+      <w:start w:val="1"/>
+      <w:numFmt w:val="bullet"/>
+      <w:lvlText w:val=""/>
+      <w:lvlJc w:val="left"/>
+      <w:pPr>
+        <w:ind w:left="2880" w:hanging="360"/>
+      </w:pPr>
+      <w:rPr>
+        <w:rFonts w:ascii="Symbol" w:hAnsi="Symbol" w:hint="default"/>
+      </w:rPr>
+    </w:lvl>
+    <w:lvl w:ilvl="4" w:tplc="40090003" w:tentative="1">
+      <w:start w:val="1"/>
+      <w:numFmt w:val="bullet"/>
+      <w:lvlText w:val="o"/>
+      <w:lvlJc w:val="left"/>
+      <w:pPr>
+        <w:ind w:left="3600" w:hanging="360"/>
+      </w:pPr>
+      <w:rPr>
+        <w:rFonts w:ascii="Courier New" w:hAnsi="Courier New" w:cs="Courier New" w:hint="default"/>
+      </w:rPr>
+    </w:lvl>
+    <w:lvl w:ilvl="5" w:tplc="40090005" w:tentative="1">
+      <w:start w:val="1"/>
+      <w:numFmt w:val="bullet"/>
+      <w:lvlText w:val=""/>
+      <w:lvlJc w:val="left"/>
+      <w:pPr>
+        <w:ind w:left="4320" w:hanging="360"/>
+      </w:pPr>
+      <w:rPr>
+        <w:rFonts w:ascii="Wingdings" w:hAnsi="Wingdings" w:hint="default"/>
+      </w:rPr>
+    </w:lvl>
+    <w:lvl w:ilvl="6" w:tplc="40090001" w:tentative="1">
+      <w:start w:val="1"/>
+      <w:numFmt w:val="bullet"/>
+      <w:lvlText w:val=""/>
+      <w:lvlJc w:val="left"/>
+      <w:pPr>
+        <w:ind w:left="5040" w:hanging="360"/>
+      </w:pPr>
+      <w:rPr>
+        <w:rFonts w:ascii="Symbol" w:hAnsi="Symbol" w:hint="default"/>
+      </w:rPr>
+    </w:lvl>
+    <w:lvl w:ilvl="7" w:tplc="40090003" w:tentative="1">
+      <w:start w:val="1"/>
+      <w:numFmt w:val="bullet"/>
+      <w:lvlText w:val="o"/>
+      <w:lvlJc w:val="left"/>
+      <w:pPr>
+        <w:ind w:left="5760" w:hanging="360"/>
+      </w:pPr>
+      <w:rPr>
+        <w:rFonts w:ascii="Courier New" w:hAnsi="Courier New" w:cs="Courier New" w:hint="default"/>
+      </w:rPr>
+    </w:lvl>
+    <w:lvl w:ilvl="8" w:tplc="40090005" w:tentative="1">
+      <w:start w:val="1"/>
+      <w:numFmt w:val="bullet"/>
+      <w:lvlText w:val=""/>
+      <w:lvlJc w:val="left"/>
+      <w:pPr>
+        <w:ind w:left="6480" w:hanging="360"/>
+      </w:pPr>
+      <w:rPr>
+        <w:rFonts w:ascii="Wingdings" w:hAnsi="Wingdings" w:hint="default"/>
+      </w:rPr>
+    </w:lvl>
+  </w:abstractNum>
+  <w:abstractNum w:abstractNumId="3" w15:restartNumberingAfterBreak="0">
+    <w:nsid w:val="55ED3347"/>
+    <w:multiLevelType w:val="hybridMultilevel"/>
+    <w:tmpl w:val="7C9C0A3C"/>
+    <w:lvl w:ilvl="0" w:tplc="79622A8A">
+      <w:numFmt w:val="bullet"/>
+      <w:lvlText w:val="-"/>
+      <w:lvlJc w:val="left"/>
+      <w:pPr>
+        <w:ind w:left="720" w:hanging="360"/>
+      </w:pPr>
+      <w:rPr>
+        <w:rFonts w:ascii="Calibri" w:eastAsiaTheme="minorHAnsi" w:hAnsi="Calibri" w:cs="Calibri" w:hint="default"/>
+      </w:rPr>
+    </w:lvl>
+    <w:lvl w:ilvl="1" w:tplc="40090003" w:tentative="1">
+      <w:start w:val="1"/>
+      <w:numFmt w:val="bullet"/>
+      <w:lvlText w:val="o"/>
+      <w:lvlJc w:val="left"/>
+      <w:pPr>
+        <w:ind w:left="1440" w:hanging="360"/>
+      </w:pPr>
+      <w:rPr>
+        <w:rFonts w:ascii="Courier New" w:hAnsi="Courier New" w:cs="Courier New" w:hint="default"/>
+      </w:rPr>
+    </w:lvl>
+    <w:lvl w:ilvl="2" w:tplc="40090005" w:tentative="1">
+      <w:start w:val="1"/>
+      <w:numFmt w:val="bullet"/>
+      <w:lvlText w:val=""/>
+      <w:lvlJc w:val="left"/>
+      <w:pPr>
+        <w:ind w:left="2160" w:hanging="360"/>
+      </w:pPr>
+      <w:rPr>
+        <w:rFonts w:ascii="Wingdings" w:hAnsi="Wingdings" w:hint="default"/>
+      </w:rPr>
+    </w:lvl>
+    <w:lvl w:ilvl="3" w:tplc="40090001" w:tentative="1">
+      <w:start w:val="1"/>
+      <w:numFmt w:val="bullet"/>
+      <w:lvlText w:val=""/>
+      <w:lvlJc w:val="left"/>
+      <w:pPr>
+        <w:ind w:left="2880" w:hanging="360"/>
+      </w:pPr>
+      <w:rPr>
+        <w:rFonts w:ascii="Symbol" w:hAnsi="Symbol" w:hint="default"/>
+      </w:rPr>
+    </w:lvl>
+    <w:lvl w:ilvl="4" w:tplc="40090003" w:tentative="1">
+      <w:start w:val="1"/>
+      <w:numFmt w:val="bullet"/>
+      <w:lvlText w:val="o"/>
+      <w:lvlJc w:val="left"/>
+      <w:pPr>
+        <w:ind w:left="3600" w:hanging="360"/>
+      </w:pPr>
+      <w:rPr>
+        <w:rFonts w:ascii="Courier New" w:hAnsi="Courier New" w:cs="Courier New" w:hint="default"/>
+      </w:rPr>
+    </w:lvl>
+    <w:lvl w:ilvl="5" w:tplc="40090005" w:tentative="1">
+      <w:start w:val="1"/>
+      <w:numFmt w:val="bullet"/>
+      <w:lvlText w:val=""/>
+      <w:lvlJc w:val="left"/>
+      <w:pPr>
+        <w:ind w:left="4320" w:hanging="360"/>
+      </w:pPr>
+      <w:rPr>
+        <w:rFonts w:ascii="Wingdings" w:hAnsi="Wingdings" w:hint="default"/>
+      </w:rPr>
+    </w:lvl>
+    <w:lvl w:ilvl="6" w:tplc="40090001" w:tentative="1">
+      <w:start w:val="1"/>
+      <w:numFmt w:val="bullet"/>
+      <w:lvlText w:val=""/>
+      <w:lvlJc w:val="left"/>
+      <w:pPr>
+        <w:ind w:left="5040" w:hanging="360"/>
+      </w:pPr>
+      <w:rPr>
+        <w:rFonts w:ascii="Symbol" w:hAnsi="Symbol" w:hint="default"/>
+      </w:rPr>
+    </w:lvl>
+    <w:lvl w:ilvl="7" w:tplc="40090003" w:tentative="1">
+      <w:start w:val="1"/>
+      <w:numFmt w:val="bullet"/>
+      <w:lvlText w:val="o"/>
+      <w:lvlJc w:val="left"/>
+      <w:pPr>
+        <w:ind w:left="5760" w:hanging="360"/>
+      </w:pPr>
+      <w:rPr>
+        <w:rFonts w:ascii="Courier New" w:hAnsi="Courier New" w:cs="Courier New" w:hint="default"/>
+      </w:rPr>
+    </w:lvl>
+    <w:lvl w:ilvl="8" w:tplc="40090005" w:tentative="1">
+      <w:start w:val="1"/>
+      <w:numFmt w:val="bullet"/>
+      <w:lvlText w:val=""/>
+      <w:lvlJc w:val="left"/>
+      <w:pPr>
+        <w:ind w:left="6480" w:hanging="360"/>
+      </w:pPr>
+      <w:rPr>
+        <w:rFonts w:ascii="Wingdings" w:hAnsi="Wingdings" w:hint="default"/>
+      </w:rPr>
+    </w:lvl>
+  </w:abstractNum>
+  <w:abstractNum w:abstractNumId="4" w15:restartNumberingAfterBreak="0">
+    <w:nsid w:val="660D5106"/>
+    <w:multiLevelType w:val="hybridMultilevel"/>
+    <w:tmpl w:val="4896FB80"/>
+    <w:lvl w:ilvl="0" w:tplc="FA6462F8">
+      <w:numFmt w:val="bullet"/>
+      <w:lvlText w:val=""/>
+      <w:lvlJc w:val="left"/>
+      <w:pPr>
+        <w:ind w:left="720" w:hanging="360"/>
+      </w:pPr>
+      <w:rPr>
+        <w:rFonts w:ascii="Wingdings" w:eastAsiaTheme="minorHAnsi" w:hAnsi="Wingdings" w:cstheme="minorBidi" w:hint="default"/>
+      </w:rPr>
+    </w:lvl>
+    <w:lvl w:ilvl="1" w:tplc="40090003" w:tentative="1">
+      <w:start w:val="1"/>
+      <w:numFmt w:val="bullet"/>
+      <w:lvlText w:val="o"/>
+      <w:lvlJc w:val="left"/>
+      <w:pPr>
+        <w:ind w:left="1440" w:hanging="360"/>
+      </w:pPr>
+      <w:rPr>
+        <w:rFonts w:ascii="Courier New" w:hAnsi="Courier New" w:cs="Courier New" w:hint="default"/>
+      </w:rPr>
+    </w:lvl>
+    <w:lvl w:ilvl="2" w:tplc="40090005" w:tentative="1">
+      <w:start w:val="1"/>
+      <w:numFmt w:val="bullet"/>
+      <w:lvlText w:val=""/>
+      <w:lvlJc w:val="left"/>
+      <w:pPr>
+        <w:ind w:left="2160" w:hanging="360"/>
+      </w:pPr>
+      <w:rPr>
+        <w:rFonts w:ascii="Wingdings" w:hAnsi="Wingdings" w:hint="default"/>
+      </w:rPr>
+    </w:lvl>
+    <w:lvl w:ilvl="3" w:tplc="40090001" w:tentative="1">
+      <w:start w:val="1"/>
+      <w:numFmt w:val="bullet"/>
+      <w:lvlText w:val=""/>
+      <w:lvlJc w:val="left"/>
+      <w:pPr>
+        <w:ind w:left="2880" w:hanging="360"/>
+      </w:pPr>
+      <w:rPr>
+        <w:rFonts w:ascii="Symbol" w:hAnsi="Symbol" w:hint="default"/>
+      </w:rPr>
+    </w:lvl>
+    <w:lvl w:ilvl="4" w:tplc="40090003" w:tentative="1">
+      <w:start w:val="1"/>
+      <w:numFmt w:val="bullet"/>
+      <w:lvlText w:val="o"/>
+      <w:lvlJc w:val="left"/>
+      <w:pPr>
+        <w:ind w:left="3600" w:hanging="360"/>
+      </w:pPr>
+      <w:rPr>
+        <w:rFonts w:ascii="Courier New" w:hAnsi="Courier New" w:cs="Courier New" w:hint="default"/>
+      </w:rPr>
+    </w:lvl>
+    <w:lvl w:ilvl="5" w:tplc="40090005" w:tentative="1">
+      <w:start w:val="1"/>
+      <w:numFmt w:val="bullet"/>
+      <w:lvlText w:val=""/>
+      <w:lvlJc w:val="left"/>
+      <w:pPr>
+        <w:ind w:left="4320" w:hanging="360"/>
+      </w:pPr>
+      <w:rPr>
+        <w:rFonts w:ascii="Wingdings" w:hAnsi="Wingdings" w:hint="default"/>
+      </w:rPr>
+    </w:lvl>
+    <w:lvl w:ilvl="6" w:tplc="40090001" w:tentative="1">
+      <w:start w:val="1"/>
+      <w:numFmt w:val="bullet"/>
+      <w:lvlText w:val=""/>
+      <w:lvlJc w:val="left"/>
+      <w:pPr>
+        <w:ind w:left="5040" w:hanging="360"/>
+      </w:pPr>
+      <w:rPr>
+        <w:rFonts w:ascii="Symbol" w:hAnsi="Symbol" w:hint="default"/>
+      </w:rPr>
+    </w:lvl>
+    <w:lvl w:ilvl="7" w:tplc="40090003" w:tentative="1">
+      <w:start w:val="1"/>
+      <w:numFmt w:val="bullet"/>
+      <w:lvlText w:val="o"/>
+      <w:lvlJc w:val="left"/>
+      <w:pPr>
+        <w:ind w:left="5760" w:hanging="360"/>
+      </w:pPr>
+      <w:rPr>
+        <w:rFonts w:ascii="Courier New" w:hAnsi="Courier New" w:cs="Courier New" w:hint="default"/>
+      </w:rPr>
+    </w:lvl>
+    <w:lvl w:ilvl="8" w:tplc="40090005" w:tentative="1">
+      <w:start w:val="1"/>
+      <w:numFmt w:val="bullet"/>
+      <w:lvlText w:val=""/>
+      <w:lvlJc w:val="left"/>
+      <w:pPr>
+        <w:ind w:left="6480" w:hanging="360"/>
+      </w:pPr>
+      <w:rPr>
+        <w:rFonts w:ascii="Wingdings" w:hAnsi="Wingdings" w:hint="default"/>
+      </w:rPr>
+    </w:lvl>
+  </w:abstractNum>
+  <w:abstractNum w:abstractNumId="5" w15:restartNumberingAfterBreak="0">
     <w:nsid w:val="6CC46432"/>
     <w:multiLevelType w:val="hybridMultilevel"/>
     <w:tmpl w:val="AAC85134"/>
@@ -2855,7 +5573,22 @@
     </w:lvl>
   </w:abstractNum>
   <w:num w:numId="1" w16cid:durableId="2145268574">
+    <w:abstractNumId w:val="5"/>
+  </w:num>
+  <w:num w:numId="2" w16cid:durableId="703671815">
+    <w:abstractNumId w:val="2"/>
+  </w:num>
+  <w:num w:numId="3" w16cid:durableId="2066367043">
+    <w:abstractNumId w:val="3"/>
+  </w:num>
+  <w:num w:numId="4" w16cid:durableId="2063289578">
+    <w:abstractNumId w:val="4"/>
+  </w:num>
+  <w:num w:numId="5" w16cid:durableId="2146847128">
     <w:abstractNumId w:val="0"/>
+  </w:num>
+  <w:num w:numId="6" w16cid:durableId="1947885721">
+    <w:abstractNumId w:val="1"/>
   </w:num>
 </w:numbering>
 </file>
@@ -4069,6 +6802,35 @@
 </inkml:ink>
 </file>
 
+<file path=word/ink/ink19.xml><?xml version="1.0" encoding="utf-8"?>
+<inkml:ink xmlns:inkml="http://www.w3.org/2003/InkML">
+  <inkml:definitions>
+    <inkml:context xml:id="ctx0">
+      <inkml:inkSource xml:id="inkSrc0">
+        <inkml:traceFormat>
+          <inkml:channel name="X" type="integer" min="-2.14748E9" max="2.14748E9" units="cm"/>
+          <inkml:channel name="Y" type="integer" min="-2.14748E9" max="2.14748E9" units="cm"/>
+        </inkml:traceFormat>
+        <inkml:channelProperties>
+          <inkml:channelProperty channel="X" name="resolution" value="1000" units="1/cm"/>
+          <inkml:channelProperty channel="Y" name="resolution" value="1000" units="1/cm"/>
+        </inkml:channelProperties>
+      </inkml:inkSource>
+      <inkml:timestamp xml:id="ts0" timeString="2025-07-29T14:14:22.602"/>
+    </inkml:context>
+    <inkml:brush xml:id="br0">
+      <inkml:brushProperty name="width" value="0.3" units="cm"/>
+      <inkml:brushProperty name="height" value="0.6" units="cm"/>
+      <inkml:brushProperty name="color" value="#FFFFFF"/>
+      <inkml:brushProperty name="tip" value="rectangle"/>
+      <inkml:brushProperty name="rasterOp" value="maskPen"/>
+      <inkml:brushProperty name="ignorePressure" value="1"/>
+    </inkml:brush>
+  </inkml:definitions>
+  <inkml:trace contextRef="#ctx0" brushRef="#br0">1 1,'22'9,"0"-1,0-1,43 8,-34-8,225 35,-62-11,-139-22,89 2,55-13,-65 0,100 2,-213 0</inkml:trace>
+</inkml:ink>
+</file>
+
 <file path=word/ink/ink2.xml><?xml version="1.0" encoding="utf-8"?>
 <inkml:ink xmlns:inkml="http://www.w3.org/2003/InkML">
   <inkml:definitions>
@@ -4094,6 +6856,290 @@
     </inkml:brush>
   </inkml:definitions>
   <inkml:trace contextRef="#ctx0" brushRef="#br0">0 0 24575,'359'0'-1365,"-337"0"-5461</inkml:trace>
+</inkml:ink>
+</file>
+
+<file path=word/ink/ink20.xml><?xml version="1.0" encoding="utf-8"?>
+<inkml:ink xmlns:inkml="http://www.w3.org/2003/InkML">
+  <inkml:definitions>
+    <inkml:context xml:id="ctx0">
+      <inkml:inkSource xml:id="inkSrc0">
+        <inkml:traceFormat>
+          <inkml:channel name="X" type="integer" min="-2.14748E9" max="2.14748E9" units="cm"/>
+          <inkml:channel name="Y" type="integer" min="-2.14748E9" max="2.14748E9" units="cm"/>
+          <inkml:channel name="F" type="integer" max="32767" units="dev"/>
+        </inkml:traceFormat>
+        <inkml:channelProperties>
+          <inkml:channelProperty channel="X" name="resolution" value="1000" units="1/cm"/>
+          <inkml:channelProperty channel="Y" name="resolution" value="1000" units="1/cm"/>
+          <inkml:channelProperty channel="F" name="resolution" value="0" units="1/dev"/>
+        </inkml:channelProperties>
+      </inkml:inkSource>
+      <inkml:timestamp xml:id="ts0" timeString="2025-07-29T14:20:09.664"/>
+    </inkml:context>
+    <inkml:brush xml:id="br0">
+      <inkml:brushProperty name="width" value="0.2" units="cm"/>
+      <inkml:brushProperty name="height" value="0.2" units="cm"/>
+      <inkml:brushProperty name="color" value="#FFFFFF"/>
+    </inkml:brush>
+  </inkml:definitions>
+  <inkml:trace contextRef="#ctx0" brushRef="#br0">24 55 24575,'-2'0'0,"-2"-5"0,1-4 0,-2-1 0,0-3 0,0-5 0</inkml:trace>
+</inkml:ink>
+</file>
+
+<file path=word/ink/ink21.xml><?xml version="1.0" encoding="utf-8"?>
+<inkml:ink xmlns:inkml="http://www.w3.org/2003/InkML">
+  <inkml:definitions>
+    <inkml:context xml:id="ctx0">
+      <inkml:inkSource xml:id="inkSrc0">
+        <inkml:traceFormat>
+          <inkml:channel name="X" type="integer" min="-2.14748E9" max="2.14748E9" units="cm"/>
+          <inkml:channel name="Y" type="integer" min="-2.14748E9" max="2.14748E9" units="cm"/>
+          <inkml:channel name="F" type="integer" max="32767" units="dev"/>
+        </inkml:traceFormat>
+        <inkml:channelProperties>
+          <inkml:channelProperty channel="X" name="resolution" value="1000" units="1/cm"/>
+          <inkml:channelProperty channel="Y" name="resolution" value="1000" units="1/cm"/>
+          <inkml:channelProperty channel="F" name="resolution" value="0" units="1/dev"/>
+        </inkml:channelProperties>
+      </inkml:inkSource>
+      <inkml:timestamp xml:id="ts0" timeString="2025-07-29T14:20:05.659"/>
+    </inkml:context>
+    <inkml:brush xml:id="br0">
+      <inkml:brushProperty name="width" value="0.2" units="cm"/>
+      <inkml:brushProperty name="height" value="0.2" units="cm"/>
+      <inkml:brushProperty name="color" value="#FFFFFF"/>
+    </inkml:brush>
+  </inkml:definitions>
+  <inkml:trace contextRef="#ctx0" brushRef="#br0">1 133 24476,'2482'-132'0</inkml:trace>
+</inkml:ink>
+</file>
+
+<file path=word/ink/ink22.xml><?xml version="1.0" encoding="utf-8"?>
+<inkml:ink xmlns:inkml="http://www.w3.org/2003/InkML">
+  <inkml:definitions>
+    <inkml:context xml:id="ctx0">
+      <inkml:inkSource xml:id="inkSrc0">
+        <inkml:traceFormat>
+          <inkml:channel name="X" type="integer" min="-2.14748E9" max="2.14748E9" units="cm"/>
+          <inkml:channel name="Y" type="integer" min="-2.14748E9" max="2.14748E9" units="cm"/>
+          <inkml:channel name="F" type="integer" max="32767" units="dev"/>
+        </inkml:traceFormat>
+        <inkml:channelProperties>
+          <inkml:channelProperty channel="X" name="resolution" value="1000" units="1/cm"/>
+          <inkml:channelProperty channel="Y" name="resolution" value="1000" units="1/cm"/>
+          <inkml:channelProperty channel="F" name="resolution" value="0" units="1/dev"/>
+        </inkml:channelProperties>
+      </inkml:inkSource>
+      <inkml:timestamp xml:id="ts0" timeString="2025-07-29T14:20:00.887"/>
+    </inkml:context>
+    <inkml:brush xml:id="br0">
+      <inkml:brushProperty name="width" value="0.2" units="cm"/>
+      <inkml:brushProperty name="height" value="0.2" units="cm"/>
+      <inkml:brushProperty name="color" value="#FFFFFF"/>
+    </inkml:brush>
+  </inkml:definitions>
+  <inkml:trace contextRef="#ctx0" brushRef="#br0">1382 1 24575,'-25'-1'0,"1"2"0,0 1 0,-38 8 0,-2 2 0,0-2 0,-84 2 0,-133-12 0,125-2 0,66 4 0,-100-5 0,104-11 0,54 8 0,-53-3 0,34 8-1365</inkml:trace>
+</inkml:ink>
+</file>
+
+<file path=word/ink/ink23.xml><?xml version="1.0" encoding="utf-8"?>
+<inkml:ink xmlns:inkml="http://www.w3.org/2003/InkML">
+  <inkml:definitions>
+    <inkml:context xml:id="ctx0">
+      <inkml:inkSource xml:id="inkSrc0">
+        <inkml:traceFormat>
+          <inkml:channel name="X" type="integer" min="-2.14748E9" max="2.14748E9" units="cm"/>
+          <inkml:channel name="Y" type="integer" min="-2.14748E9" max="2.14748E9" units="cm"/>
+          <inkml:channel name="F" type="integer" max="32767" units="dev"/>
+        </inkml:traceFormat>
+        <inkml:channelProperties>
+          <inkml:channelProperty channel="X" name="resolution" value="1000" units="1/cm"/>
+          <inkml:channelProperty channel="Y" name="resolution" value="1000" units="1/cm"/>
+          <inkml:channelProperty channel="F" name="resolution" value="0" units="1/dev"/>
+        </inkml:channelProperties>
+      </inkml:inkSource>
+      <inkml:timestamp xml:id="ts0" timeString="2025-07-29T14:19:50.289"/>
+    </inkml:context>
+    <inkml:brush xml:id="br0">
+      <inkml:brushProperty name="width" value="0.035" units="cm"/>
+      <inkml:brushProperty name="height" value="0.035" units="cm"/>
+      <inkml:brushProperty name="color" value="#FFFFFF"/>
+    </inkml:brush>
+  </inkml:definitions>
+  <inkml:trace contextRef="#ctx0" brushRef="#br0">0 1 24575,'2420'0'-1365,"-2399"0"-5461</inkml:trace>
+</inkml:ink>
+</file>
+
+<file path=word/ink/ink24.xml><?xml version="1.0" encoding="utf-8"?>
+<inkml:ink xmlns:inkml="http://www.w3.org/2003/InkML">
+  <inkml:definitions>
+    <inkml:context xml:id="ctx0">
+      <inkml:inkSource xml:id="inkSrc0">
+        <inkml:traceFormat>
+          <inkml:channel name="X" type="integer" min="-2.14748E9" max="2.14748E9" units="cm"/>
+          <inkml:channel name="Y" type="integer" min="-2.14748E9" max="2.14748E9" units="cm"/>
+        </inkml:traceFormat>
+        <inkml:channelProperties>
+          <inkml:channelProperty channel="X" name="resolution" value="1000" units="1/cm"/>
+          <inkml:channelProperty channel="Y" name="resolution" value="1000" units="1/cm"/>
+        </inkml:channelProperties>
+      </inkml:inkSource>
+      <inkml:timestamp xml:id="ts0" timeString="2025-07-29T14:19:32.973"/>
+    </inkml:context>
+    <inkml:brush xml:id="br0">
+      <inkml:brushProperty name="width" value="0.3" units="cm"/>
+      <inkml:brushProperty name="height" value="0.6" units="cm"/>
+      <inkml:brushProperty name="color" value="#FFFFFF"/>
+      <inkml:brushProperty name="tip" value="rectangle"/>
+      <inkml:brushProperty name="rasterOp" value="maskPen"/>
+      <inkml:brushProperty name="ignorePressure" value="1"/>
+    </inkml:brush>
+  </inkml:definitions>
+  <inkml:trace contextRef="#ctx0" brushRef="#br0">1078 1,'-23'0,"-47"0,-29 0,-20 0,-13 0,7 0,16 0,18 0,6 0,15 0,14 0,13 0,10 0,11 0</inkml:trace>
+</inkml:ink>
+</file>
+
+<file path=word/ink/ink25.xml><?xml version="1.0" encoding="utf-8"?>
+<inkml:ink xmlns:inkml="http://www.w3.org/2003/InkML">
+  <inkml:definitions>
+    <inkml:context xml:id="ctx0">
+      <inkml:inkSource xml:id="inkSrc0">
+        <inkml:traceFormat>
+          <inkml:channel name="X" type="integer" min="-2.14748E9" max="2.14748E9" units="cm"/>
+          <inkml:channel name="Y" type="integer" min="-2.14748E9" max="2.14748E9" units="cm"/>
+        </inkml:traceFormat>
+        <inkml:channelProperties>
+          <inkml:channelProperty channel="X" name="resolution" value="1000" units="1/cm"/>
+          <inkml:channelProperty channel="Y" name="resolution" value="1000" units="1/cm"/>
+        </inkml:channelProperties>
+      </inkml:inkSource>
+      <inkml:timestamp xml:id="ts0" timeString="2025-07-29T14:19:32.169"/>
+    </inkml:context>
+    <inkml:brush xml:id="br0">
+      <inkml:brushProperty name="width" value="0.3" units="cm"/>
+      <inkml:brushProperty name="height" value="0.6" units="cm"/>
+      <inkml:brushProperty name="color" value="#FFFFFF"/>
+      <inkml:brushProperty name="tip" value="rectangle"/>
+      <inkml:brushProperty name="rasterOp" value="maskPen"/>
+      <inkml:brushProperty name="ignorePressure" value="1"/>
+    </inkml:brush>
+  </inkml:definitions>
+  <inkml:trace contextRef="#ctx0" brushRef="#br0">1 1,'0'0</inkml:trace>
+</inkml:ink>
+</file>
+
+<file path=word/ink/ink26.xml><?xml version="1.0" encoding="utf-8"?>
+<inkml:ink xmlns:inkml="http://www.w3.org/2003/InkML">
+  <inkml:definitions>
+    <inkml:context xml:id="ctx0">
+      <inkml:inkSource xml:id="inkSrc0">
+        <inkml:traceFormat>
+          <inkml:channel name="X" type="integer" min="-2.14748E9" max="2.14748E9" units="cm"/>
+          <inkml:channel name="Y" type="integer" min="-2.14748E9" max="2.14748E9" units="cm"/>
+        </inkml:traceFormat>
+        <inkml:channelProperties>
+          <inkml:channelProperty channel="X" name="resolution" value="1000" units="1/cm"/>
+          <inkml:channelProperty channel="Y" name="resolution" value="1000" units="1/cm"/>
+        </inkml:channelProperties>
+      </inkml:inkSource>
+      <inkml:timestamp xml:id="ts0" timeString="2025-07-29T14:19:31.347"/>
+    </inkml:context>
+    <inkml:brush xml:id="br0">
+      <inkml:brushProperty name="width" value="0.3" units="cm"/>
+      <inkml:brushProperty name="height" value="0.6" units="cm"/>
+      <inkml:brushProperty name="color" value="#FFFFFF"/>
+      <inkml:brushProperty name="tip" value="rectangle"/>
+      <inkml:brushProperty name="rasterOp" value="maskPen"/>
+      <inkml:brushProperty name="ignorePressure" value="1"/>
+    </inkml:brush>
+  </inkml:definitions>
+  <inkml:trace contextRef="#ctx0" brushRef="#br0">1251 0,'-467'42,"-37"6,255-17,219-27,40-1,54 1,892-4,-462-14,-279 0,107-3,-124 18,-1269-1,1052 0</inkml:trace>
+</inkml:ink>
+</file>
+
+<file path=word/ink/ink27.xml><?xml version="1.0" encoding="utf-8"?>
+<inkml:ink xmlns:inkml="http://www.w3.org/2003/InkML">
+  <inkml:definitions>
+    <inkml:context xml:id="ctx0">
+      <inkml:inkSource xml:id="inkSrc0">
+        <inkml:traceFormat>
+          <inkml:channel name="X" type="integer" min="-2.14748E9" max="2.14748E9" units="cm"/>
+          <inkml:channel name="Y" type="integer" min="-2.14748E9" max="2.14748E9" units="cm"/>
+        </inkml:traceFormat>
+        <inkml:channelProperties>
+          <inkml:channelProperty channel="X" name="resolution" value="1000" units="1/cm"/>
+          <inkml:channelProperty channel="Y" name="resolution" value="1000" units="1/cm"/>
+        </inkml:channelProperties>
+      </inkml:inkSource>
+      <inkml:timestamp xml:id="ts0" timeString="2025-07-29T14:19:30.043"/>
+    </inkml:context>
+    <inkml:brush xml:id="br0">
+      <inkml:brushProperty name="width" value="0.3" units="cm"/>
+      <inkml:brushProperty name="height" value="0.6" units="cm"/>
+      <inkml:brushProperty name="color" value="#FFFFFF"/>
+      <inkml:brushProperty name="tip" value="rectangle"/>
+      <inkml:brushProperty name="rasterOp" value="maskPen"/>
+      <inkml:brushProperty name="ignorePressure" value="1"/>
+    </inkml:brush>
+  </inkml:definitions>
+  <inkml:trace contextRef="#ctx0" brushRef="#br0">16 1,'-7'177,"-1"7,8-161,-1-12,1 1,1-1,0 1,4 19,-5-28,1 0,0 0,1 0,-1-1,0 1,1 0,0-1,-1 1,1-1,0 1,0-1,0 0,1 0,-1 0,1 0,-1 0,1 0,-1-1,1 1,0-1,0 0,4 2,10 0,1 0,-1-2,1 1,-1-2,1 0,17-4,14 2,-18 1,1-2,-1 0,36-10,-3 0,-46 11,-1-1,1-1,-1-1,0 0,0-2,-1 1,30-19,-36 18,0 0,0 0,1 1,0 0,0 1,0 0,1 1,0 0,22-4,28 2,-38 3</inkml:trace>
+</inkml:ink>
+</file>
+
+<file path=word/ink/ink28.xml><?xml version="1.0" encoding="utf-8"?>
+<inkml:ink xmlns:inkml="http://www.w3.org/2003/InkML">
+  <inkml:definitions>
+    <inkml:context xml:id="ctx0">
+      <inkml:inkSource xml:id="inkSrc0">
+        <inkml:traceFormat>
+          <inkml:channel name="X" type="integer" min="-2.14748E9" max="2.14748E9" units="cm"/>
+          <inkml:channel name="Y" type="integer" min="-2.14748E9" max="2.14748E9" units="cm"/>
+          <inkml:channel name="F" type="integer" max="32767" units="dev"/>
+        </inkml:traceFormat>
+        <inkml:channelProperties>
+          <inkml:channelProperty channel="X" name="resolution" value="1000" units="1/cm"/>
+          <inkml:channelProperty channel="Y" name="resolution" value="1000" units="1/cm"/>
+          <inkml:channelProperty channel="F" name="resolution" value="0" units="1/dev"/>
+        </inkml:channelProperties>
+      </inkml:inkSource>
+      <inkml:timestamp xml:id="ts0" timeString="2025-07-29T14:15:28.452"/>
+    </inkml:context>
+    <inkml:brush xml:id="br0">
+      <inkml:brushProperty name="width" value="0.1" units="cm"/>
+      <inkml:brushProperty name="height" value="0.1" units="cm"/>
+      <inkml:brushProperty name="color" value="#FFFFFF"/>
+    </inkml:brush>
+  </inkml:definitions>
+  <inkml:trace contextRef="#ctx0" brushRef="#br0">915 1 24575,'-32'1'0,"-61"12"0,58-7 0,-44 2 0,-349-7 84,206-2-1533,196 1-5377</inkml:trace>
+</inkml:ink>
+</file>
+
+<file path=word/ink/ink29.xml><?xml version="1.0" encoding="utf-8"?>
+<inkml:ink xmlns:inkml="http://www.w3.org/2003/InkML">
+  <inkml:definitions>
+    <inkml:context xml:id="ctx0">
+      <inkml:inkSource xml:id="inkSrc0">
+        <inkml:traceFormat>
+          <inkml:channel name="X" type="integer" min="-2.14748E9" max="2.14748E9" units="cm"/>
+          <inkml:channel name="Y" type="integer" min="-2.14748E9" max="2.14748E9" units="cm"/>
+          <inkml:channel name="F" type="integer" max="32767" units="dev"/>
+        </inkml:traceFormat>
+        <inkml:channelProperties>
+          <inkml:channelProperty channel="X" name="resolution" value="1000" units="1/cm"/>
+          <inkml:channelProperty channel="Y" name="resolution" value="1000" units="1/cm"/>
+          <inkml:channelProperty channel="F" name="resolution" value="0" units="1/dev"/>
+        </inkml:channelProperties>
+      </inkml:inkSource>
+      <inkml:timestamp xml:id="ts0" timeString="2025-07-29T14:15:23.429"/>
+    </inkml:context>
+    <inkml:brush xml:id="br0">
+      <inkml:brushProperty name="width" value="0.1" units="cm"/>
+      <inkml:brushProperty name="height" value="0.1" units="cm"/>
+      <inkml:brushProperty name="color" value="#FFFFFF"/>
+    </inkml:brush>
+  </inkml:definitions>
+  <inkml:trace contextRef="#ctx0" brushRef="#br0">1 28 23381,'2569'-27'0</inkml:trace>
 </inkml:ink>
 </file>
 
@@ -4125,6 +7171,292 @@
 </inkml:ink>
 </file>
 
+<file path=word/ink/ink30.xml><?xml version="1.0" encoding="utf-8"?>
+<inkml:ink xmlns:inkml="http://www.w3.org/2003/InkML">
+  <inkml:definitions>
+    <inkml:context xml:id="ctx0">
+      <inkml:inkSource xml:id="inkSrc0">
+        <inkml:traceFormat>
+          <inkml:channel name="X" type="integer" min="-2.14748E9" max="2.14748E9" units="cm"/>
+          <inkml:channel name="Y" type="integer" min="-2.14748E9" max="2.14748E9" units="cm"/>
+          <inkml:channel name="F" type="integer" max="32767" units="dev"/>
+        </inkml:traceFormat>
+        <inkml:channelProperties>
+          <inkml:channelProperty channel="X" name="resolution" value="1000" units="1/cm"/>
+          <inkml:channelProperty channel="Y" name="resolution" value="1000" units="1/cm"/>
+          <inkml:channelProperty channel="F" name="resolution" value="0" units="1/dev"/>
+        </inkml:channelProperties>
+      </inkml:inkSource>
+      <inkml:timestamp xml:id="ts0" timeString="2025-07-29T14:15:14.211"/>
+    </inkml:context>
+    <inkml:brush xml:id="br0">
+      <inkml:brushProperty name="width" value="0.1" units="cm"/>
+      <inkml:brushProperty name="height" value="0.1" units="cm"/>
+      <inkml:brushProperty name="color" value="#FFFFFF"/>
+    </inkml:brush>
+  </inkml:definitions>
+  <inkml:trace contextRef="#ctx0" brushRef="#br0">0 68 24221,'2893'-67'0</inkml:trace>
+</inkml:ink>
+</file>
+
+<file path=word/ink/ink31.xml><?xml version="1.0" encoding="utf-8"?>
+<inkml:ink xmlns:inkml="http://www.w3.org/2003/InkML">
+  <inkml:definitions>
+    <inkml:context xml:id="ctx0">
+      <inkml:inkSource xml:id="inkSrc0">
+        <inkml:traceFormat>
+          <inkml:channel name="X" type="integer" min="-2.14748E9" max="2.14748E9" units="cm"/>
+          <inkml:channel name="Y" type="integer" min="-2.14748E9" max="2.14748E9" units="cm"/>
+          <inkml:channel name="F" type="integer" max="32767" units="dev"/>
+        </inkml:traceFormat>
+        <inkml:channelProperties>
+          <inkml:channelProperty channel="X" name="resolution" value="1000" units="1/cm"/>
+          <inkml:channelProperty channel="Y" name="resolution" value="1000" units="1/cm"/>
+          <inkml:channelProperty channel="F" name="resolution" value="0" units="1/dev"/>
+        </inkml:channelProperties>
+      </inkml:inkSource>
+      <inkml:timestamp xml:id="ts0" timeString="2025-07-29T14:15:07.314"/>
+    </inkml:context>
+    <inkml:brush xml:id="br0">
+      <inkml:brushProperty name="width" value="0.1" units="cm"/>
+      <inkml:brushProperty name="height" value="0.1" units="cm"/>
+      <inkml:brushProperty name="color" value="#FFFFFF"/>
+    </inkml:brush>
+  </inkml:definitions>
+  <inkml:trace contextRef="#ctx0" brushRef="#br0">1 1 24575,'0'4'0,"0"5"0,0 4 0,0 6 0,0 3 0,0 1 0,0 1 0,0 1 0,0-2 0</inkml:trace>
+</inkml:ink>
+</file>
+
+<file path=word/ink/ink32.xml><?xml version="1.0" encoding="utf-8"?>
+<inkml:ink xmlns:inkml="http://www.w3.org/2003/InkML">
+  <inkml:definitions>
+    <inkml:context xml:id="ctx0">
+      <inkml:inkSource xml:id="inkSrc0">
+        <inkml:traceFormat>
+          <inkml:channel name="X" type="integer" min="-2.14748E9" max="2.14748E9" units="cm"/>
+          <inkml:channel name="Y" type="integer" min="-2.14748E9" max="2.14748E9" units="cm"/>
+          <inkml:channel name="F" type="integer" max="32767" units="dev"/>
+        </inkml:traceFormat>
+        <inkml:channelProperties>
+          <inkml:channelProperty channel="X" name="resolution" value="1000" units="1/cm"/>
+          <inkml:channelProperty channel="Y" name="resolution" value="1000" units="1/cm"/>
+          <inkml:channelProperty channel="F" name="resolution" value="0" units="1/dev"/>
+        </inkml:channelProperties>
+      </inkml:inkSource>
+      <inkml:timestamp xml:id="ts0" timeString="2025-07-29T14:15:02.572"/>
+    </inkml:context>
+    <inkml:brush xml:id="br0">
+      <inkml:brushProperty name="width" value="0.1" units="cm"/>
+      <inkml:brushProperty name="height" value="0.1" units="cm"/>
+      <inkml:brushProperty name="color" value="#FFFFFF"/>
+    </inkml:brush>
+  </inkml:definitions>
+  <inkml:trace contextRef="#ctx0" brushRef="#br0">2921 12 22997,'-2921'0'0</inkml:trace>
+</inkml:ink>
+</file>
+
+<file path=word/ink/ink33.xml><?xml version="1.0" encoding="utf-8"?>
+<inkml:ink xmlns:inkml="http://www.w3.org/2003/InkML">
+  <inkml:definitions>
+    <inkml:context xml:id="ctx0">
+      <inkml:inkSource xml:id="inkSrc0">
+        <inkml:traceFormat>
+          <inkml:channel name="X" type="integer" min="-2.14748E9" max="2.14748E9" units="cm"/>
+          <inkml:channel name="Y" type="integer" min="-2.14748E9" max="2.14748E9" units="cm"/>
+          <inkml:channel name="F" type="integer" max="32767" units="dev"/>
+        </inkml:traceFormat>
+        <inkml:channelProperties>
+          <inkml:channelProperty channel="X" name="resolution" value="1000" units="1/cm"/>
+          <inkml:channelProperty channel="Y" name="resolution" value="1000" units="1/cm"/>
+          <inkml:channelProperty channel="F" name="resolution" value="0" units="1/dev"/>
+        </inkml:channelProperties>
+      </inkml:inkSource>
+      <inkml:timestamp xml:id="ts0" timeString="2025-07-29T14:14:54.830"/>
+    </inkml:context>
+    <inkml:brush xml:id="br0">
+      <inkml:brushProperty name="width" value="0.1" units="cm"/>
+      <inkml:brushProperty name="height" value="0.1" units="cm"/>
+      <inkml:brushProperty name="color" value="#FFFFFF"/>
+    </inkml:brush>
+  </inkml:definitions>
+  <inkml:trace contextRef="#ctx0" brushRef="#br0">1 0 23778,'760'55'0</inkml:trace>
+</inkml:ink>
+</file>
+
+<file path=word/ink/ink34.xml><?xml version="1.0" encoding="utf-8"?>
+<inkml:ink xmlns:inkml="http://www.w3.org/2003/InkML">
+  <inkml:definitions>
+    <inkml:context xml:id="ctx0">
+      <inkml:inkSource xml:id="inkSrc0">
+        <inkml:traceFormat>
+          <inkml:channel name="X" type="integer" min="-2.14748E9" max="2.14748E9" units="cm"/>
+          <inkml:channel name="Y" type="integer" min="-2.14748E9" max="2.14748E9" units="cm"/>
+        </inkml:traceFormat>
+        <inkml:channelProperties>
+          <inkml:channelProperty channel="X" name="resolution" value="1000" units="1/cm"/>
+          <inkml:channelProperty channel="Y" name="resolution" value="1000" units="1/cm"/>
+        </inkml:channelProperties>
+      </inkml:inkSource>
+      <inkml:timestamp xml:id="ts0" timeString="2025-07-29T14:14:28.089"/>
+    </inkml:context>
+    <inkml:brush xml:id="br0">
+      <inkml:brushProperty name="width" value="0.3" units="cm"/>
+      <inkml:brushProperty name="height" value="0.6" units="cm"/>
+      <inkml:brushProperty name="color" value="#FFFFFF"/>
+      <inkml:brushProperty name="tip" value="rectangle"/>
+      <inkml:brushProperty name="rasterOp" value="maskPen"/>
+      <inkml:brushProperty name="ignorePressure" value="1"/>
+    </inkml:brush>
+  </inkml:definitions>
+  <inkml:trace contextRef="#ctx0" brushRef="#br0">108 1,'-11'0,"-14"0,-11 0,0 0</inkml:trace>
+</inkml:ink>
+</file>
+
+<file path=word/ink/ink35.xml><?xml version="1.0" encoding="utf-8"?>
+<inkml:ink xmlns:inkml="http://www.w3.org/2003/InkML">
+  <inkml:definitions>
+    <inkml:context xml:id="ctx0">
+      <inkml:inkSource xml:id="inkSrc0">
+        <inkml:traceFormat>
+          <inkml:channel name="X" type="integer" min="-2.14748E9" max="2.14748E9" units="cm"/>
+          <inkml:channel name="Y" type="integer" min="-2.14748E9" max="2.14748E9" units="cm"/>
+        </inkml:traceFormat>
+        <inkml:channelProperties>
+          <inkml:channelProperty channel="X" name="resolution" value="1000" units="1/cm"/>
+          <inkml:channelProperty channel="Y" name="resolution" value="1000" units="1/cm"/>
+        </inkml:channelProperties>
+      </inkml:inkSource>
+      <inkml:timestamp xml:id="ts0" timeString="2025-07-29T14:14:27.738"/>
+    </inkml:context>
+    <inkml:brush xml:id="br0">
+      <inkml:brushProperty name="width" value="0.3" units="cm"/>
+      <inkml:brushProperty name="height" value="0.6" units="cm"/>
+      <inkml:brushProperty name="color" value="#FFFFFF"/>
+      <inkml:brushProperty name="tip" value="rectangle"/>
+      <inkml:brushProperty name="rasterOp" value="maskPen"/>
+      <inkml:brushProperty name="ignorePressure" value="1"/>
+    </inkml:brush>
+  </inkml:definitions>
+  <inkml:trace contextRef="#ctx0" brushRef="#br0">1 360,'37'6,"65"2,-40-4,733 44,-702-44,1011 22,-1100-26,5 0,0 0,1-1,-1 1,0-2,11-2,-19 3,1 1,-1-1,0 1,0-1,1 1,-1-1,0 0,0 0,0 1,0-1,0 0,0 0,0 0,0 0,0 0,0 0,-1-1,1 1,0 0,-1 0,1 0,-1-1,1 1,-1 0,0-1,1 1,-1 0,0-1,0 1,0-1,0 1,0 0,0-1,-1 1,1 0,0-1,-1 1,1 0,-1 0,1-1,-1 1,0 0,-1-2,-3-7,-1 0,0 1,-1 0,0 0,0 0,-14-12,-58-43,74 60,-41-29,-2 2,-1 2,-1 2,-2 2,0 3,-1 1,-2 4,-105-22,99 33,0 2,-102 7,31 1,105-4,2 0</inkml:trace>
+</inkml:ink>
+</file>
+
+<file path=word/ink/ink36.xml><?xml version="1.0" encoding="utf-8"?>
+<inkml:ink xmlns:inkml="http://www.w3.org/2003/InkML">
+  <inkml:definitions>
+    <inkml:context xml:id="ctx0">
+      <inkml:inkSource xml:id="inkSrc0">
+        <inkml:traceFormat>
+          <inkml:channel name="X" type="integer" min="-2.14748E9" max="2.14748E9" units="cm"/>
+          <inkml:channel name="Y" type="integer" min="-2.14748E9" max="2.14748E9" units="cm"/>
+        </inkml:traceFormat>
+        <inkml:channelProperties>
+          <inkml:channelProperty channel="X" name="resolution" value="1000" units="1/cm"/>
+          <inkml:channelProperty channel="Y" name="resolution" value="1000" units="1/cm"/>
+        </inkml:channelProperties>
+      </inkml:inkSource>
+      <inkml:timestamp xml:id="ts0" timeString="2025-07-29T14:14:26.667"/>
+    </inkml:context>
+    <inkml:brush xml:id="br0">
+      <inkml:brushProperty name="width" value="0.3" units="cm"/>
+      <inkml:brushProperty name="height" value="0.6" units="cm"/>
+      <inkml:brushProperty name="color" value="#FFFFFF"/>
+      <inkml:brushProperty name="tip" value="rectangle"/>
+      <inkml:brushProperty name="rasterOp" value="maskPen"/>
+      <inkml:brushProperty name="ignorePressure" value="1"/>
+    </inkml:brush>
+  </inkml:definitions>
+  <inkml:trace contextRef="#ctx0" brushRef="#br0">233 1,'0'4,"-4"2,-7 5,-3 0,-9-2,-21-2,-24-3,-1-2</inkml:trace>
+</inkml:ink>
+</file>
+
+<file path=word/ink/ink37.xml><?xml version="1.0" encoding="utf-8"?>
+<inkml:ink xmlns:inkml="http://www.w3.org/2003/InkML">
+  <inkml:definitions>
+    <inkml:context xml:id="ctx0">
+      <inkml:inkSource xml:id="inkSrc0">
+        <inkml:traceFormat>
+          <inkml:channel name="X" type="integer" min="-2.14748E9" max="2.14748E9" units="cm"/>
+          <inkml:channel name="Y" type="integer" min="-2.14748E9" max="2.14748E9" units="cm"/>
+        </inkml:traceFormat>
+        <inkml:channelProperties>
+          <inkml:channelProperty channel="X" name="resolution" value="1000" units="1/cm"/>
+          <inkml:channelProperty channel="Y" name="resolution" value="1000" units="1/cm"/>
+        </inkml:channelProperties>
+      </inkml:inkSource>
+      <inkml:timestamp xml:id="ts0" timeString="2025-07-29T14:14:25.986"/>
+    </inkml:context>
+    <inkml:brush xml:id="br0">
+      <inkml:brushProperty name="width" value="0.3" units="cm"/>
+      <inkml:brushProperty name="height" value="0.6" units="cm"/>
+      <inkml:brushProperty name="color" value="#FFFFFF"/>
+      <inkml:brushProperty name="tip" value="rectangle"/>
+      <inkml:brushProperty name="rasterOp" value="maskPen"/>
+      <inkml:brushProperty name="ignorePressure" value="1"/>
+    </inkml:brush>
+  </inkml:definitions>
+  <inkml:trace contextRef="#ctx0" brushRef="#br0">0 1,'0'0</inkml:trace>
+</inkml:ink>
+</file>
+
+<file path=word/ink/ink38.xml><?xml version="1.0" encoding="utf-8"?>
+<inkml:ink xmlns:inkml="http://www.w3.org/2003/InkML">
+  <inkml:definitions>
+    <inkml:context xml:id="ctx0">
+      <inkml:inkSource xml:id="inkSrc0">
+        <inkml:traceFormat>
+          <inkml:channel name="X" type="integer" min="-2.14748E9" max="2.14748E9" units="cm"/>
+          <inkml:channel name="Y" type="integer" min="-2.14748E9" max="2.14748E9" units="cm"/>
+        </inkml:traceFormat>
+        <inkml:channelProperties>
+          <inkml:channelProperty channel="X" name="resolution" value="1000" units="1/cm"/>
+          <inkml:channelProperty channel="Y" name="resolution" value="1000" units="1/cm"/>
+        </inkml:channelProperties>
+      </inkml:inkSource>
+      <inkml:timestamp xml:id="ts0" timeString="2025-07-29T14:14:25.555"/>
+    </inkml:context>
+    <inkml:brush xml:id="br0">
+      <inkml:brushProperty name="width" value="0.3" units="cm"/>
+      <inkml:brushProperty name="height" value="0.6" units="cm"/>
+      <inkml:brushProperty name="color" value="#FFFFFF"/>
+      <inkml:brushProperty name="tip" value="rectangle"/>
+      <inkml:brushProperty name="rasterOp" value="maskPen"/>
+      <inkml:brushProperty name="ignorePressure" value="1"/>
+    </inkml:brush>
+  </inkml:definitions>
+  <inkml:trace contextRef="#ctx0" brushRef="#br0">1 0,'20'6,"1"0,0-2,1 0,-1-2,0 0,25-2,-7 1,329 30,-210-3,-66-20,107-4,-178-4</inkml:trace>
+</inkml:ink>
+</file>
+
+<file path=word/ink/ink39.xml><?xml version="1.0" encoding="utf-8"?>
+<inkml:ink xmlns:inkml="http://www.w3.org/2003/InkML">
+  <inkml:definitions>
+    <inkml:context xml:id="ctx0">
+      <inkml:inkSource xml:id="inkSrc0">
+        <inkml:traceFormat>
+          <inkml:channel name="X" type="integer" min="-2.14748E9" max="2.14748E9" units="cm"/>
+          <inkml:channel name="Y" type="integer" min="-2.14748E9" max="2.14748E9" units="cm"/>
+        </inkml:traceFormat>
+        <inkml:channelProperties>
+          <inkml:channelProperty channel="X" name="resolution" value="1000" units="1/cm"/>
+          <inkml:channelProperty channel="Y" name="resolution" value="1000" units="1/cm"/>
+        </inkml:channelProperties>
+      </inkml:inkSource>
+      <inkml:timestamp xml:id="ts0" timeString="2025-07-29T14:14:24.204"/>
+    </inkml:context>
+    <inkml:brush xml:id="br0">
+      <inkml:brushProperty name="width" value="0.3" units="cm"/>
+      <inkml:brushProperty name="height" value="0.6" units="cm"/>
+      <inkml:brushProperty name="color" value="#FFFFFF"/>
+      <inkml:brushProperty name="tip" value="rectangle"/>
+      <inkml:brushProperty name="rasterOp" value="maskPen"/>
+      <inkml:brushProperty name="ignorePressure" value="1"/>
+    </inkml:brush>
+  </inkml:definitions>
+  <inkml:trace contextRef="#ctx0" brushRef="#br0">0 0,'0'0</inkml:trace>
+</inkml:ink>
+</file>
+
 <file path=word/ink/ink4.xml><?xml version="1.0" encoding="utf-8"?>
 <inkml:ink xmlns:inkml="http://www.w3.org/2003/InkML">
   <inkml:definitions>
@@ -4150,6 +7482,64 @@
     </inkml:brush>
   </inkml:definitions>
   <inkml:trace contextRef="#ctx0" brushRef="#br0">1 0 24575,'4'0'0,"5"0"0,3 0 0,4 0 0,3 0 0,2 0 0</inkml:trace>
+</inkml:ink>
+</file>
+
+<file path=word/ink/ink40.xml><?xml version="1.0" encoding="utf-8"?>
+<inkml:ink xmlns:inkml="http://www.w3.org/2003/InkML">
+  <inkml:definitions>
+    <inkml:context xml:id="ctx0">
+      <inkml:inkSource xml:id="inkSrc0">
+        <inkml:traceFormat>
+          <inkml:channel name="X" type="integer" min="-2.14748E9" max="2.14748E9" units="cm"/>
+          <inkml:channel name="Y" type="integer" min="-2.14748E9" max="2.14748E9" units="cm"/>
+        </inkml:traceFormat>
+        <inkml:channelProperties>
+          <inkml:channelProperty channel="X" name="resolution" value="1000" units="1/cm"/>
+          <inkml:channelProperty channel="Y" name="resolution" value="1000" units="1/cm"/>
+        </inkml:channelProperties>
+      </inkml:inkSource>
+      <inkml:timestamp xml:id="ts0" timeString="2025-07-29T14:14:23.829"/>
+    </inkml:context>
+    <inkml:brush xml:id="br0">
+      <inkml:brushProperty name="width" value="0.3" units="cm"/>
+      <inkml:brushProperty name="height" value="0.6" units="cm"/>
+      <inkml:brushProperty name="color" value="#FFFFFF"/>
+      <inkml:brushProperty name="tip" value="rectangle"/>
+      <inkml:brushProperty name="rasterOp" value="maskPen"/>
+      <inkml:brushProperty name="ignorePressure" value="1"/>
+    </inkml:brush>
+  </inkml:definitions>
+  <inkml:trace contextRef="#ctx0" brushRef="#br0">1 0,'7'0,"11"0,17 0,23 0,11 0,3 0,-2 0,2 0,-3 0,-8 0,-8 0,-8 0,-7 0,-8 0,1 0,-1 0,-3 0,-6 0</inkml:trace>
+</inkml:ink>
+</file>
+
+<file path=word/ink/ink41.xml><?xml version="1.0" encoding="utf-8"?>
+<inkml:ink xmlns:inkml="http://www.w3.org/2003/InkML">
+  <inkml:definitions>
+    <inkml:context xml:id="ctx0">
+      <inkml:inkSource xml:id="inkSrc0">
+        <inkml:traceFormat>
+          <inkml:channel name="X" type="integer" min="-2.14748E9" max="2.14748E9" units="cm"/>
+          <inkml:channel name="Y" type="integer" min="-2.14748E9" max="2.14748E9" units="cm"/>
+        </inkml:traceFormat>
+        <inkml:channelProperties>
+          <inkml:channelProperty channel="X" name="resolution" value="1000" units="1/cm"/>
+          <inkml:channelProperty channel="Y" name="resolution" value="1000" units="1/cm"/>
+        </inkml:channelProperties>
+      </inkml:inkSource>
+      <inkml:timestamp xml:id="ts0" timeString="2025-07-29T14:14:23.284"/>
+    </inkml:context>
+    <inkml:brush xml:id="br0">
+      <inkml:brushProperty name="width" value="0.3" units="cm"/>
+      <inkml:brushProperty name="height" value="0.6" units="cm"/>
+      <inkml:brushProperty name="color" value="#FFFFFF"/>
+      <inkml:brushProperty name="tip" value="rectangle"/>
+      <inkml:brushProperty name="rasterOp" value="maskPen"/>
+      <inkml:brushProperty name="ignorePressure" value="1"/>
+    </inkml:brush>
+  </inkml:definitions>
+  <inkml:trace contextRef="#ctx0" brushRef="#br0">1373 0,'-52'22,"-71"29,-204 56,283-96,1 2,-67 31,88-36,0-1,-1-1,-44 7,20-4,1-3,-1-2,1-1,-61-6,16 1,-43 2,113 0</inkml:trace>
 </inkml:ink>
 </file>
 

--- a/Notes/Notes_Pratyush.docx
+++ b/Notes/Notes_Pratyush.docx
@@ -853,7 +853,7 @@
           <w:szCs w:val="24"/>
         </w:rPr>
         <w:drawing>
-          <wp:anchor distT="0" distB="0" distL="114300" distR="114300" simplePos="0" relativeHeight="251662336" behindDoc="1" locked="0" layoutInCell="1" allowOverlap="1" wp14:anchorId="73F0B2D2" wp14:editId="5C4D82CB">
+          <wp:anchor distT="0" distB="0" distL="114300" distR="114300" simplePos="0" relativeHeight="251662336" behindDoc="1" locked="0" layoutInCell="1" allowOverlap="1" wp14:anchorId="73F0B2D2" wp14:editId="3C568D6C">
             <wp:simplePos x="0" y="0"/>
             <wp:positionH relativeFrom="column">
               <wp:posOffset>730250</wp:posOffset>
@@ -3111,6 +3111,7 @@
       </w:pPr>
       <w:r>
         <w:rPr>
+          <w:noProof/>
           <w:sz w:val="26"/>
           <w:szCs w:val="26"/>
         </w:rPr>
@@ -3190,6 +3191,7 @@
       </w:pPr>
       <w:r>
         <w:rPr>
+          <w:noProof/>
           <w:sz w:val="26"/>
           <w:szCs w:val="26"/>
         </w:rPr>
@@ -3294,6 +3296,7 @@
         <w:rPr>
           <w:b/>
           <w:bCs/>
+          <w:noProof/>
         </w:rPr>
         <w:drawing>
           <wp:anchor distT="0" distB="0" distL="114300" distR="114300" simplePos="0" relativeHeight="251696128" behindDoc="1" locked="0" layoutInCell="1" allowOverlap="1" wp14:anchorId="0F627931" wp14:editId="2F1BFF4C">
@@ -3591,12 +3594,16 @@
         <w:rPr>
           <w:b/>
           <w:bCs/>
+          <w:sz w:val="24"/>
+          <w:szCs w:val="24"/>
         </w:rPr>
       </w:pPr>
       <w:r>
         <w:rPr>
           <w:b/>
           <w:bCs/>
+          <w:sz w:val="24"/>
+          <w:szCs w:val="24"/>
         </w:rPr>
         <w:t>Regularization:</w:t>
       </w:r>
@@ -3608,15 +3615,21 @@
           <w:tab w:val="left" w:pos="3828"/>
         </w:tabs>
         <w:ind w:left="426"/>
+        <w:rPr>
+          <w:sz w:val="24"/>
+          <w:szCs w:val="24"/>
+        </w:rPr>
       </w:pPr>
       <w:r>
         <w:rPr>
           <w:noProof/>
+          <w:sz w:val="24"/>
+          <w:szCs w:val="24"/>
         </w:rPr>
         <mc:AlternateContent>
           <mc:Choice Requires="wpi">
             <w:drawing>
-              <wp:anchor distT="0" distB="0" distL="114300" distR="114300" simplePos="0" relativeHeight="251698176" behindDoc="0" locked="0" layoutInCell="1" allowOverlap="1" wp14:anchorId="43525EA6" wp14:editId="015A47A2">
+              <wp:anchor distT="0" distB="0" distL="114300" distR="114300" simplePos="0" relativeHeight="251698176" behindDoc="0" locked="0" layoutInCell="1" allowOverlap="1" wp14:anchorId="43525EA6" wp14:editId="691407A7">
                 <wp:simplePos x="0" y="0"/>
                 <wp:positionH relativeFrom="column">
                   <wp:posOffset>332105</wp:posOffset>
@@ -3647,7 +3660,7 @@
           </mc:Choice>
           <mc:Fallback>
             <w:pict>
-              <v:shapetype w14:anchorId="12859727" id="_x0000_t75" coordsize="21600,21600" o:spt="75" o:preferrelative="t" path="m@4@5l@4@11@9@11@9@5xe" filled="f" stroked="f">
+              <v:shapetype w14:anchorId="189CC213" id="_x0000_t75" coordsize="21600,21600" o:spt="75" o:preferrelative="t" path="m@4@5l@4@11@9@11@9@5xe" filled="f" stroked="f">
                 <v:stroke joinstyle="miter"/>
                 <v:formulas>
                   <v:f eqn="if lineDrawn pixelLineWidth 0"/>
@@ -3666,7 +3679,7 @@
                 <v:path o:extrusionok="f" gradientshapeok="t" o:connecttype="rect"/>
                 <o:lock v:ext="edit" aspectratio="t"/>
               </v:shapetype>
-              <v:shape id="Ink 1" o:spid="_x0000_s1026" type="#_x0000_t75" style="position:absolute;margin-left:21.95pt;margin-top:15.35pt;width:48.2pt;height:20.95pt;z-index:251698176;visibility:visible;mso-wrap-style:square;mso-wrap-distance-left:9pt;mso-wrap-distance-top:0;mso-wrap-distance-right:9pt;mso-wrap-distance-bottom:0;mso-position-horizontal:absolute;mso-position-horizontal-relative:text;mso-position-vertical:absolute;mso-position-vertical-relative:text" o:gfxdata="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">
+              <v:shape id="Ink 1" o:spid="_x0000_s1026" type="#_x0000_t75" style="position:absolute;margin-left:21.9pt;margin-top:15.35pt;width:48.2pt;height:20.95pt;z-index:251698176;visibility:visible;mso-wrap-style:square;mso-wrap-distance-left:9pt;mso-wrap-distance-top:0;mso-wrap-distance-right:9pt;mso-wrap-distance-bottom:0;mso-position-horizontal:absolute;mso-position-horizontal-relative:text;mso-position-vertical:absolute;mso-position-vertical-relative:text" o:gfxdata="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">
                 <v:imagedata r:id="rId56" o:title=""/>
               </v:shape>
             </w:pict>
@@ -3674,18 +3687,38 @@
         </mc:AlternateContent>
       </w:r>
       <w:r>
+        <w:rPr>
+          <w:sz w:val="24"/>
+          <w:szCs w:val="24"/>
+        </w:rPr>
         <w:t xml:space="preserve">For cost function: </w:t>
       </w:r>
       <w:r>
+        <w:rPr>
+          <w:sz w:val="24"/>
+          <w:szCs w:val="24"/>
+        </w:rPr>
         <w:tab/>
       </w:r>
       <w:r>
+        <w:rPr>
+          <w:sz w:val="24"/>
+          <w:szCs w:val="24"/>
+        </w:rPr>
         <w:tab/>
       </w:r>
       <w:r>
+        <w:rPr>
+          <w:sz w:val="24"/>
+          <w:szCs w:val="24"/>
+        </w:rPr>
         <w:tab/>
       </w:r>
       <w:r>
+        <w:rPr>
+          <w:sz w:val="24"/>
+          <w:szCs w:val="24"/>
+        </w:rPr>
         <w:tab/>
         <w:t>For back-propagation:</w:t>
       </w:r>
@@ -3697,10 +3730,16 @@
           <w:tab w:val="left" w:pos="3828"/>
         </w:tabs>
         <w:ind w:left="426"/>
+        <w:rPr>
+          <w:sz w:val="24"/>
+          <w:szCs w:val="24"/>
+        </w:rPr>
       </w:pPr>
       <w:r>
         <w:rPr>
           <w:noProof/>
+          <w:sz w:val="24"/>
+          <w:szCs w:val="24"/>
         </w:rPr>
         <mc:AlternateContent>
           <mc:Choice Requires="wpi">
@@ -3746,6 +3785,8 @@
       <w:r>
         <w:rPr>
           <w:noProof/>
+          <w:sz w:val="24"/>
+          <w:szCs w:val="24"/>
         </w:rPr>
         <mc:AlternateContent>
           <mc:Choice Requires="wpi">
@@ -3791,6 +3832,8 @@
       <w:r>
         <w:rPr>
           <w:noProof/>
+          <w:sz w:val="24"/>
+          <w:szCs w:val="24"/>
         </w:rPr>
         <mc:AlternateContent>
           <mc:Choice Requires="wpi">
@@ -3836,6 +3879,8 @@
       <w:r>
         <w:rPr>
           <w:noProof/>
+          <w:sz w:val="24"/>
+          <w:szCs w:val="24"/>
         </w:rPr>
         <mc:AlternateContent>
           <mc:Choice Requires="wpi">
@@ -3881,6 +3926,8 @@
       <w:r>
         <w:rPr>
           <w:noProof/>
+          <w:sz w:val="24"/>
+          <w:szCs w:val="24"/>
         </w:rPr>
         <mc:AlternateContent>
           <mc:Choice Requires="wpi">
@@ -3926,6 +3973,8 @@
       <w:r>
         <w:rPr>
           <w:noProof/>
+          <w:sz w:val="24"/>
+          <w:szCs w:val="24"/>
         </w:rPr>
         <mc:AlternateContent>
           <mc:Choice Requires="wpi">
@@ -3971,6 +4020,8 @@
       <w:r>
         <w:rPr>
           <w:noProof/>
+          <w:sz w:val="24"/>
+          <w:szCs w:val="24"/>
         </w:rPr>
         <mc:AlternateContent>
           <mc:Choice Requires="wpi">
@@ -4016,6 +4067,8 @@
       <w:r>
         <w:rPr>
           <w:noProof/>
+          <w:sz w:val="24"/>
+          <w:szCs w:val="24"/>
         </w:rPr>
         <mc:AlternateContent>
           <mc:Choice Requires="wpi">
@@ -4059,6 +4112,11 @@
         </mc:AlternateContent>
       </w:r>
       <w:r>
+        <w:rPr>
+          <w:noProof/>
+          <w:sz w:val="24"/>
+          <w:szCs w:val="24"/>
+        </w:rPr>
         <w:drawing>
           <wp:anchor distT="0" distB="0" distL="114300" distR="114300" simplePos="0" relativeHeight="251717632" behindDoc="1" locked="0" layoutInCell="1" allowOverlap="1" wp14:anchorId="785D5D03" wp14:editId="46EFC768">
             <wp:simplePos x="0" y="0"/>
@@ -4135,6 +4193,8 @@
       <w:r>
         <w:rPr>
           <w:noProof/>
+          <w:sz w:val="24"/>
+          <w:szCs w:val="24"/>
         </w:rPr>
         <mc:AlternateContent>
           <mc:Choice Requires="wpi">
@@ -4180,6 +4240,8 @@
       <w:r>
         <w:rPr>
           <w:noProof/>
+          <w:sz w:val="24"/>
+          <w:szCs w:val="24"/>
         </w:rPr>
         <mc:AlternateContent>
           <mc:Choice Requires="wpi">
@@ -4225,6 +4287,8 @@
       <w:r>
         <w:rPr>
           <w:noProof/>
+          <w:sz w:val="24"/>
+          <w:szCs w:val="24"/>
         </w:rPr>
         <mc:AlternateContent>
           <mc:Choice Requires="wpi">
@@ -4270,6 +4334,8 @@
       <w:r>
         <w:rPr>
           <w:noProof/>
+          <w:sz w:val="24"/>
+          <w:szCs w:val="24"/>
         </w:rPr>
         <mc:AlternateContent>
           <mc:Choice Requires="wpi">
@@ -4315,6 +4381,8 @@
       <w:r>
         <w:rPr>
           <w:noProof/>
+          <w:sz w:val="24"/>
+          <w:szCs w:val="24"/>
         </w:rPr>
         <mc:AlternateContent>
           <mc:Choice Requires="wpi">
@@ -4363,6 +4431,8 @@
       <w:r>
         <w:rPr>
           <w:noProof/>
+          <w:sz w:val="24"/>
+          <w:szCs w:val="24"/>
         </w:rPr>
         <mc:AlternateContent>
           <mc:Choice Requires="wpi">
@@ -4414,6 +4484,8 @@
       <w:r>
         <w:rPr>
           <w:noProof/>
+          <w:sz w:val="24"/>
+          <w:szCs w:val="24"/>
         </w:rPr>
         <mc:AlternateContent>
           <mc:Choice Requires="wpi">
@@ -4459,6 +4531,8 @@
       <w:r>
         <w:rPr>
           <w:noProof/>
+          <w:sz w:val="24"/>
+          <w:szCs w:val="24"/>
         </w:rPr>
         <mc:AlternateContent>
           <mc:Choice Requires="wpi">
@@ -4504,6 +4578,8 @@
       <w:r>
         <w:rPr>
           <w:noProof/>
+          <w:sz w:val="24"/>
+          <w:szCs w:val="24"/>
         </w:rPr>
         <mc:AlternateContent>
           <mc:Choice Requires="wpi">
@@ -4549,6 +4625,8 @@
       <w:r>
         <w:rPr>
           <w:noProof/>
+          <w:sz w:val="24"/>
+          <w:szCs w:val="24"/>
         </w:rPr>
         <mc:AlternateContent>
           <mc:Choice Requires="wpi">
@@ -4594,6 +4672,8 @@
       <w:r>
         <w:rPr>
           <w:noProof/>
+          <w:sz w:val="24"/>
+          <w:szCs w:val="24"/>
         </w:rPr>
         <mc:AlternateContent>
           <mc:Choice Requires="wpi">
@@ -4639,6 +4719,8 @@
       <w:r>
         <w:rPr>
           <w:noProof/>
+          <w:sz w:val="24"/>
+          <w:szCs w:val="24"/>
         </w:rPr>
         <mc:AlternateContent>
           <mc:Choice Requires="wpi">
@@ -4684,6 +4766,8 @@
       <w:r>
         <w:rPr>
           <w:noProof/>
+          <w:sz w:val="24"/>
+          <w:szCs w:val="24"/>
         </w:rPr>
         <mc:AlternateContent>
           <mc:Choice Requires="wpi">
@@ -4729,6 +4813,8 @@
       <w:r>
         <w:rPr>
           <w:noProof/>
+          <w:sz w:val="24"/>
+          <w:szCs w:val="24"/>
         </w:rPr>
         <mc:AlternateContent>
           <mc:Choice Requires="wpi">
@@ -4772,8 +4858,13 @@
         </mc:AlternateContent>
       </w:r>
       <w:r>
+        <w:rPr>
+          <w:noProof/>
+          <w:sz w:val="24"/>
+          <w:szCs w:val="24"/>
+        </w:rPr>
         <w:drawing>
-          <wp:anchor distT="0" distB="0" distL="114300" distR="114300" simplePos="0" relativeHeight="251697152" behindDoc="1" locked="0" layoutInCell="1" allowOverlap="1" wp14:anchorId="359AAE0D" wp14:editId="210B5A8F">
+          <wp:anchor distT="0" distB="0" distL="114300" distR="114300" simplePos="0" relativeHeight="251697152" behindDoc="1" locked="0" layoutInCell="1" allowOverlap="1" wp14:anchorId="359AAE0D" wp14:editId="2D449D62">
             <wp:simplePos x="0" y="0"/>
             <wp:positionH relativeFrom="page">
               <wp:posOffset>1256665</wp:posOffset>
@@ -4844,6 +4935,10 @@
           <w:tab w:val="left" w:pos="3828"/>
         </w:tabs>
         <w:ind w:left="426"/>
+        <w:rPr>
+          <w:sz w:val="24"/>
+          <w:szCs w:val="24"/>
+        </w:rPr>
       </w:pPr>
     </w:p>
     <w:p>
@@ -4853,6 +4948,10 @@
           <w:tab w:val="left" w:pos="3828"/>
         </w:tabs>
         <w:ind w:left="426"/>
+        <w:rPr>
+          <w:sz w:val="24"/>
+          <w:szCs w:val="24"/>
+        </w:rPr>
       </w:pPr>
     </w:p>
     <w:p>
@@ -4862,6 +4961,10 @@
           <w:tab w:val="left" w:pos="3828"/>
         </w:tabs>
         <w:ind w:left="426"/>
+        <w:rPr>
+          <w:sz w:val="24"/>
+          <w:szCs w:val="24"/>
+        </w:rPr>
       </w:pPr>
     </w:p>
     <w:p>
@@ -4871,19 +4974,714 @@
           <w:tab w:val="left" w:pos="3828"/>
         </w:tabs>
         <w:ind w:left="426"/>
-      </w:pPr>
-      <w:r>
+        <w:rPr>
+          <w:sz w:val="24"/>
+          <w:szCs w:val="24"/>
+        </w:rPr>
+      </w:pPr>
+      <w:r>
+        <w:rPr>
+          <w:sz w:val="24"/>
+          <w:szCs w:val="24"/>
+        </w:rPr>
         <w:tab/>
-      </w:r>
-      <w:r>
-        <w:t xml:space="preserve">    </w:t>
-      </w:r>
-      <w:r>
-        <w:t xml:space="preserve">  </w:t>
-      </w:r>
-      <w:r>
-        <w:t xml:space="preserve">      This is also called “weight decay”</w:t>
-      </w:r>
+        <w:t xml:space="preserve">            This is also called “weight decay”</w:t>
+      </w:r>
+    </w:p>
+    <w:p>
+      <w:pPr>
+        <w:pStyle w:val="ListParagraph"/>
+        <w:tabs>
+          <w:tab w:val="left" w:pos="3828"/>
+        </w:tabs>
+        <w:ind w:left="426"/>
+        <w:rPr>
+          <w:sz w:val="24"/>
+          <w:szCs w:val="24"/>
+        </w:rPr>
+      </w:pPr>
+    </w:p>
+    <w:p>
+      <w:pPr>
+        <w:pStyle w:val="ListParagraph"/>
+        <w:numPr>
+          <w:ilvl w:val="0"/>
+          <w:numId w:val="5"/>
+        </w:numPr>
+        <w:tabs>
+          <w:tab w:val="left" w:pos="3828"/>
+        </w:tabs>
+        <w:ind w:left="426" w:hanging="284"/>
+        <w:rPr>
+          <w:sz w:val="24"/>
+          <w:szCs w:val="24"/>
+        </w:rPr>
+      </w:pPr>
+      <w:r>
+        <w:rPr>
+          <w:sz w:val="24"/>
+          <w:szCs w:val="24"/>
+        </w:rPr>
+        <w:t xml:space="preserve">Regularization </w:t>
+      </w:r>
+      <w:r>
+        <w:rPr>
+          <w:b/>
+          <w:bCs/>
+          <w:sz w:val="24"/>
+          <w:szCs w:val="24"/>
+        </w:rPr>
+        <w:t>penalizes</w:t>
+      </w:r>
+      <w:r>
+        <w:rPr>
+          <w:sz w:val="24"/>
+          <w:szCs w:val="24"/>
+        </w:rPr>
+        <w:t xml:space="preserve"> the model </w:t>
+      </w:r>
+      <w:r>
+        <w:rPr>
+          <w:sz w:val="24"/>
+          <w:szCs w:val="24"/>
+        </w:rPr>
+        <w:t xml:space="preserve">to </w:t>
+      </w:r>
+      <w:r>
+        <w:rPr>
+          <w:b/>
+          <w:bCs/>
+          <w:sz w:val="24"/>
+          <w:szCs w:val="24"/>
+        </w:rPr>
+        <w:t>avoid</w:t>
+      </w:r>
+      <w:r>
+        <w:rPr>
+          <w:sz w:val="24"/>
+          <w:szCs w:val="24"/>
+        </w:rPr>
+        <w:t xml:space="preserve"> it from </w:t>
+      </w:r>
+      <w:r>
+        <w:rPr>
+          <w:b/>
+          <w:bCs/>
+          <w:sz w:val="24"/>
+          <w:szCs w:val="24"/>
+        </w:rPr>
+        <w:t>adding large weight values</w:t>
+      </w:r>
+      <w:r>
+        <w:rPr>
+          <w:sz w:val="24"/>
+          <w:szCs w:val="24"/>
+        </w:rPr>
+        <w:t xml:space="preserve">. This </w:t>
+      </w:r>
+      <w:r>
+        <w:rPr>
+          <w:b/>
+          <w:bCs/>
+          <w:sz w:val="24"/>
+          <w:szCs w:val="24"/>
+        </w:rPr>
+        <w:t xml:space="preserve">prevents </w:t>
+      </w:r>
+      <w:r>
+        <w:rPr>
+          <w:sz w:val="24"/>
+          <w:szCs w:val="24"/>
+        </w:rPr>
+        <w:t xml:space="preserve">the model from </w:t>
+      </w:r>
+      <w:r>
+        <w:rPr>
+          <w:b/>
+          <w:bCs/>
+          <w:sz w:val="24"/>
+          <w:szCs w:val="24"/>
+        </w:rPr>
+        <w:t>learning complex features</w:t>
+      </w:r>
+      <w:r>
+        <w:rPr>
+          <w:sz w:val="24"/>
+          <w:szCs w:val="24"/>
+        </w:rPr>
+        <w:t xml:space="preserve"> and hence, avoids </w:t>
+      </w:r>
+      <w:r>
+        <w:rPr>
+          <w:sz w:val="24"/>
+          <w:szCs w:val="24"/>
+        </w:rPr>
+        <w:t>overfitting.</w:t>
+      </w:r>
+    </w:p>
+    <w:p>
+      <w:pPr>
+        <w:pStyle w:val="ListParagraph"/>
+        <w:tabs>
+          <w:tab w:val="left" w:pos="3828"/>
+        </w:tabs>
+        <w:rPr>
+          <w:sz w:val="24"/>
+          <w:szCs w:val="24"/>
+        </w:rPr>
+      </w:pPr>
+    </w:p>
+    <w:p>
+      <w:pPr>
+        <w:pStyle w:val="ListParagraph"/>
+        <w:numPr>
+          <w:ilvl w:val="0"/>
+          <w:numId w:val="5"/>
+        </w:numPr>
+        <w:tabs>
+          <w:tab w:val="left" w:pos="3828"/>
+        </w:tabs>
+        <w:ind w:left="426" w:hanging="284"/>
+        <w:rPr>
+          <w:sz w:val="24"/>
+          <w:szCs w:val="24"/>
+        </w:rPr>
+      </w:pPr>
+      <w:r>
+        <w:rPr>
+          <w:b/>
+          <w:bCs/>
+          <w:sz w:val="24"/>
+          <w:szCs w:val="24"/>
+        </w:rPr>
+        <w:t xml:space="preserve">Dropout Regularization </w:t>
+      </w:r>
+      <w:r>
+        <w:rPr>
+          <w:sz w:val="24"/>
+          <w:szCs w:val="24"/>
+        </w:rPr>
+        <w:t>involves randomly dropping a few neurons from the network while training.</w:t>
+      </w:r>
+      <w:r>
+        <w:rPr>
+          <w:sz w:val="24"/>
+          <w:szCs w:val="24"/>
+        </w:rPr>
+        <w:t xml:space="preserve"> This helps the model in learning few generalized </w:t>
+      </w:r>
+      <w:r>
+        <w:rPr>
+          <w:sz w:val="24"/>
+          <w:szCs w:val="24"/>
+        </w:rPr>
+        <w:t xml:space="preserve">features and avoids getting overfitted. Dropouts are only done while training and </w:t>
+      </w:r>
+      <w:r>
+        <w:rPr>
+          <w:sz w:val="24"/>
+          <w:szCs w:val="24"/>
+        </w:rPr>
+        <w:t>avoided during testing</w:t>
+      </w:r>
+      <w:r>
+        <w:rPr>
+          <w:sz w:val="24"/>
+          <w:szCs w:val="24"/>
+        </w:rPr>
+        <w:t xml:space="preserve">. </w:t>
+      </w:r>
+      <w:r>
+        <w:rPr>
+          <w:b/>
+          <w:bCs/>
+          <w:sz w:val="24"/>
+          <w:szCs w:val="24"/>
+        </w:rPr>
+        <w:t>Downside:</w:t>
+      </w:r>
+      <w:r>
+        <w:rPr>
+          <w:b/>
+          <w:bCs/>
+          <w:sz w:val="24"/>
+          <w:szCs w:val="24"/>
+        </w:rPr>
+        <w:t xml:space="preserve"> </w:t>
+      </w:r>
+      <w:r>
+        <w:rPr>
+          <w:sz w:val="24"/>
+          <w:szCs w:val="24"/>
+        </w:rPr>
+        <w:t>The cost function is now not well defined.</w:t>
+      </w:r>
+    </w:p>
+    <w:p>
+      <w:pPr>
+        <w:pStyle w:val="ListParagraph"/>
+        <w:rPr>
+          <w:sz w:val="24"/>
+          <w:szCs w:val="24"/>
+        </w:rPr>
+      </w:pPr>
+      <w:r>
+        <w:rPr>
+          <w:sz w:val="24"/>
+          <w:szCs w:val="24"/>
+        </w:rPr>
+        <w:drawing>
+          <wp:anchor distT="0" distB="0" distL="114300" distR="114300" simplePos="0" relativeHeight="251727872" behindDoc="0" locked="0" layoutInCell="1" allowOverlap="1" wp14:anchorId="22FF27CB" wp14:editId="620830EC">
+            <wp:simplePos x="0" y="0"/>
+            <wp:positionH relativeFrom="column">
+              <wp:posOffset>1464086</wp:posOffset>
+            </wp:positionH>
+            <wp:positionV relativeFrom="paragraph">
+              <wp:posOffset>4508</wp:posOffset>
+            </wp:positionV>
+            <wp:extent cx="3018790" cy="967105"/>
+            <wp:effectExtent l="0" t="0" r="0" b="4445"/>
+            <wp:wrapSquare wrapText="bothSides"/>
+            <wp:docPr id="1994095153" name="Picture 1"/>
+            <wp:cNvGraphicFramePr>
+              <a:graphicFrameLocks xmlns:a="http://schemas.openxmlformats.org/drawingml/2006/main" noChangeAspect="1"/>
+            </wp:cNvGraphicFramePr>
+            <a:graphic xmlns:a="http://schemas.openxmlformats.org/drawingml/2006/main">
+              <a:graphicData uri="http://schemas.openxmlformats.org/drawingml/2006/picture">
+                <pic:pic xmlns:pic="http://schemas.openxmlformats.org/drawingml/2006/picture">
+                  <pic:nvPicPr>
+                    <pic:cNvPr id="1994095153" name=""/>
+                    <pic:cNvPicPr/>
+                  </pic:nvPicPr>
+                  <pic:blipFill>
+                    <a:blip r:embed="rId101">
+                      <a:extLst>
+                        <a:ext uri="{28A0092B-C50C-407E-A947-70E740481C1C}">
+                          <a14:useLocalDpi xmlns:a14="http://schemas.microsoft.com/office/drawing/2010/main" val="0"/>
+                        </a:ext>
+                      </a:extLst>
+                    </a:blip>
+                    <a:stretch>
+                      <a:fillRect/>
+                    </a:stretch>
+                  </pic:blipFill>
+                  <pic:spPr>
+                    <a:xfrm>
+                      <a:off x="0" y="0"/>
+                      <a:ext cx="3018790" cy="967105"/>
+                    </a:xfrm>
+                    <a:prstGeom prst="rect">
+                      <a:avLst/>
+                    </a:prstGeom>
+                  </pic:spPr>
+                </pic:pic>
+              </a:graphicData>
+            </a:graphic>
+            <wp14:sizeRelH relativeFrom="margin">
+              <wp14:pctWidth>0</wp14:pctWidth>
+            </wp14:sizeRelH>
+            <wp14:sizeRelV relativeFrom="margin">
+              <wp14:pctHeight>0</wp14:pctHeight>
+            </wp14:sizeRelV>
+          </wp:anchor>
+        </w:drawing>
+      </w:r>
+    </w:p>
+    <w:p>
+      <w:pPr>
+        <w:tabs>
+          <w:tab w:val="left" w:pos="3828"/>
+        </w:tabs>
+        <w:rPr>
+          <w:sz w:val="24"/>
+          <w:szCs w:val="24"/>
+        </w:rPr>
+      </w:pPr>
+    </w:p>
+    <w:p>
+      <w:pPr>
+        <w:tabs>
+          <w:tab w:val="left" w:pos="3828"/>
+        </w:tabs>
+        <w:rPr>
+          <w:sz w:val="24"/>
+          <w:szCs w:val="24"/>
+        </w:rPr>
+      </w:pPr>
+    </w:p>
+    <w:p>
+      <w:pPr>
+        <w:tabs>
+          <w:tab w:val="left" w:pos="3828"/>
+        </w:tabs>
+        <w:rPr>
+          <w:sz w:val="24"/>
+          <w:szCs w:val="24"/>
+        </w:rPr>
+      </w:pPr>
+    </w:p>
+    <w:p>
+      <w:pPr>
+        <w:pStyle w:val="ListParagraph"/>
+        <w:numPr>
+          <w:ilvl w:val="0"/>
+          <w:numId w:val="7"/>
+        </w:numPr>
+        <w:tabs>
+          <w:tab w:val="left" w:pos="3828"/>
+        </w:tabs>
+        <w:rPr>
+          <w:sz w:val="24"/>
+          <w:szCs w:val="24"/>
+        </w:rPr>
+      </w:pPr>
+      <w:r>
+        <w:rPr>
+          <w:b/>
+          <w:bCs/>
+          <w:sz w:val="24"/>
+          <w:szCs w:val="24"/>
+        </w:rPr>
+        <w:t xml:space="preserve">Data Augmentation </w:t>
+      </w:r>
+      <w:r>
+        <w:rPr>
+          <w:sz w:val="24"/>
+          <w:szCs w:val="24"/>
+        </w:rPr>
+        <w:t xml:space="preserve">is another regularization method which involves </w:t>
+      </w:r>
+      <w:r>
+        <w:rPr>
+          <w:sz w:val="24"/>
+          <w:szCs w:val="24"/>
+        </w:rPr>
+        <w:t>adding</w:t>
+      </w:r>
+      <w:r>
+        <w:rPr>
+          <w:sz w:val="24"/>
+          <w:szCs w:val="24"/>
+        </w:rPr>
+        <w:t xml:space="preserve"> cropped, skewed, blurred, or distorted images of the training set</w:t>
+      </w:r>
+      <w:r>
+        <w:rPr>
+          <w:sz w:val="24"/>
+          <w:szCs w:val="24"/>
+        </w:rPr>
+        <w:t xml:space="preserve"> to train the </w:t>
+      </w:r>
+      <w:r>
+        <w:rPr>
+          <w:sz w:val="24"/>
+          <w:szCs w:val="24"/>
+        </w:rPr>
+        <w:t xml:space="preserve">model. </w:t>
+      </w:r>
+    </w:p>
+    <w:p>
+      <w:pPr>
+        <w:pStyle w:val="ListParagraph"/>
+        <w:numPr>
+          <w:ilvl w:val="0"/>
+          <w:numId w:val="7"/>
+        </w:numPr>
+        <w:tabs>
+          <w:tab w:val="left" w:pos="3828"/>
+        </w:tabs>
+        <w:rPr>
+          <w:sz w:val="24"/>
+          <w:szCs w:val="24"/>
+        </w:rPr>
+      </w:pPr>
+      <w:r>
+        <w:rPr>
+          <w:b/>
+          <w:bCs/>
+          <w:sz w:val="24"/>
+          <w:szCs w:val="24"/>
+        </w:rPr>
+        <w:t>Early Stopping/Orthogonali</w:t>
+      </w:r>
+      <w:r>
+        <w:rPr>
+          <w:b/>
+          <w:bCs/>
+          <w:sz w:val="24"/>
+          <w:szCs w:val="24"/>
+        </w:rPr>
+        <w:t xml:space="preserve">zation </w:t>
+      </w:r>
+      <w:r>
+        <w:rPr>
+          <w:sz w:val="24"/>
+          <w:szCs w:val="24"/>
+        </w:rPr>
+        <w:t>is when we stop the training mid-way to achieve a better accuracy on the dev set.</w:t>
+      </w:r>
+    </w:p>
+    <w:p>
+      <w:pPr>
+        <w:pStyle w:val="ListParagraph"/>
+        <w:tabs>
+          <w:tab w:val="left" w:pos="3828"/>
+        </w:tabs>
+        <w:rPr>
+          <w:sz w:val="24"/>
+          <w:szCs w:val="24"/>
+        </w:rPr>
+      </w:pPr>
+    </w:p>
+    <w:p>
+      <w:pPr>
+        <w:pStyle w:val="ListParagraph"/>
+        <w:numPr>
+          <w:ilvl w:val="0"/>
+          <w:numId w:val="7"/>
+        </w:numPr>
+        <w:tabs>
+          <w:tab w:val="left" w:pos="3828"/>
+        </w:tabs>
+        <w:rPr>
+          <w:sz w:val="24"/>
+          <w:szCs w:val="24"/>
+        </w:rPr>
+      </w:pPr>
+      <w:r>
+        <w:drawing>
+          <wp:anchor distT="0" distB="0" distL="114300" distR="114300" simplePos="0" relativeHeight="251729920" behindDoc="0" locked="0" layoutInCell="1" allowOverlap="1" wp14:anchorId="11268609" wp14:editId="1E9153A7">
+            <wp:simplePos x="0" y="0"/>
+            <wp:positionH relativeFrom="margin">
+              <wp:align>right</wp:align>
+            </wp:positionH>
+            <wp:positionV relativeFrom="paragraph">
+              <wp:posOffset>405839</wp:posOffset>
+            </wp:positionV>
+            <wp:extent cx="2414905" cy="1320800"/>
+            <wp:effectExtent l="0" t="0" r="4445" b="0"/>
+            <wp:wrapSquare wrapText="bothSides"/>
+            <wp:docPr id="2079903552" name="Picture 1"/>
+            <wp:cNvGraphicFramePr>
+              <a:graphicFrameLocks xmlns:a="http://schemas.openxmlformats.org/drawingml/2006/main" noChangeAspect="1"/>
+            </wp:cNvGraphicFramePr>
+            <a:graphic xmlns:a="http://schemas.openxmlformats.org/drawingml/2006/main">
+              <a:graphicData uri="http://schemas.openxmlformats.org/drawingml/2006/picture">
+                <pic:pic xmlns:pic="http://schemas.openxmlformats.org/drawingml/2006/picture">
+                  <pic:nvPicPr>
+                    <pic:cNvPr id="2079903552" name=""/>
+                    <pic:cNvPicPr/>
+                  </pic:nvPicPr>
+                  <pic:blipFill>
+                    <a:blip r:embed="rId102" cstate="print">
+                      <a:extLst>
+                        <a:ext uri="{28A0092B-C50C-407E-A947-70E740481C1C}">
+                          <a14:useLocalDpi xmlns:a14="http://schemas.microsoft.com/office/drawing/2010/main" val="0"/>
+                        </a:ext>
+                      </a:extLst>
+                    </a:blip>
+                    <a:stretch>
+                      <a:fillRect/>
+                    </a:stretch>
+                  </pic:blipFill>
+                  <pic:spPr>
+                    <a:xfrm>
+                      <a:off x="0" y="0"/>
+                      <a:ext cx="2414905" cy="1320800"/>
+                    </a:xfrm>
+                    <a:prstGeom prst="rect">
+                      <a:avLst/>
+                    </a:prstGeom>
+                  </pic:spPr>
+                </pic:pic>
+              </a:graphicData>
+            </a:graphic>
+            <wp14:sizeRelH relativeFrom="margin">
+              <wp14:pctWidth>0</wp14:pctWidth>
+            </wp14:sizeRelH>
+            <wp14:sizeRelV relativeFrom="margin">
+              <wp14:pctHeight>0</wp14:pctHeight>
+            </wp14:sizeRelV>
+          </wp:anchor>
+        </w:drawing>
+      </w:r>
+      <w:r>
+        <w:drawing>
+          <wp:anchor distT="0" distB="0" distL="114300" distR="114300" simplePos="0" relativeHeight="251728896" behindDoc="0" locked="0" layoutInCell="1" allowOverlap="1" wp14:anchorId="4560BEFB" wp14:editId="7EEC5CB5">
+            <wp:simplePos x="0" y="0"/>
+            <wp:positionH relativeFrom="column">
+              <wp:posOffset>210820</wp:posOffset>
+            </wp:positionH>
+            <wp:positionV relativeFrom="paragraph">
+              <wp:posOffset>421640</wp:posOffset>
+            </wp:positionV>
+            <wp:extent cx="2943860" cy="1141095"/>
+            <wp:effectExtent l="0" t="0" r="8890" b="1905"/>
+            <wp:wrapSquare wrapText="bothSides"/>
+            <wp:docPr id="1762493491" name="Picture 1"/>
+            <wp:cNvGraphicFramePr>
+              <a:graphicFrameLocks xmlns:a="http://schemas.openxmlformats.org/drawingml/2006/main" noChangeAspect="1"/>
+            </wp:cNvGraphicFramePr>
+            <a:graphic xmlns:a="http://schemas.openxmlformats.org/drawingml/2006/main">
+              <a:graphicData uri="http://schemas.openxmlformats.org/drawingml/2006/picture">
+                <pic:pic xmlns:pic="http://schemas.openxmlformats.org/drawingml/2006/picture">
+                  <pic:nvPicPr>
+                    <pic:cNvPr id="1762493491" name=""/>
+                    <pic:cNvPicPr/>
+                  </pic:nvPicPr>
+                  <pic:blipFill>
+                    <a:blip r:embed="rId103" cstate="print">
+                      <a:extLst>
+                        <a:ext uri="{28A0092B-C50C-407E-A947-70E740481C1C}">
+                          <a14:useLocalDpi xmlns:a14="http://schemas.microsoft.com/office/drawing/2010/main" val="0"/>
+                        </a:ext>
+                      </a:extLst>
+                    </a:blip>
+                    <a:stretch>
+                      <a:fillRect/>
+                    </a:stretch>
+                  </pic:blipFill>
+                  <pic:spPr>
+                    <a:xfrm>
+                      <a:off x="0" y="0"/>
+                      <a:ext cx="2943860" cy="1141095"/>
+                    </a:xfrm>
+                    <a:prstGeom prst="rect">
+                      <a:avLst/>
+                    </a:prstGeom>
+                  </pic:spPr>
+                </pic:pic>
+              </a:graphicData>
+            </a:graphic>
+            <wp14:sizeRelH relativeFrom="margin">
+              <wp14:pctWidth>0</wp14:pctWidth>
+            </wp14:sizeRelH>
+            <wp14:sizeRelV relativeFrom="margin">
+              <wp14:pctHeight>0</wp14:pctHeight>
+            </wp14:sizeRelV>
+          </wp:anchor>
+        </w:drawing>
+      </w:r>
+      <w:r>
+        <w:rPr>
+          <w:b/>
+          <w:bCs/>
+          <w:sz w:val="24"/>
+          <w:szCs w:val="24"/>
+        </w:rPr>
+        <w:t xml:space="preserve">Input </w:t>
+      </w:r>
+      <w:r>
+        <w:rPr>
+          <w:sz w:val="24"/>
+          <w:szCs w:val="24"/>
+        </w:rPr>
+        <w:t xml:space="preserve">is </w:t>
+      </w:r>
+      <w:r>
+        <w:rPr>
+          <w:b/>
+          <w:bCs/>
+          <w:sz w:val="24"/>
+          <w:szCs w:val="24"/>
+        </w:rPr>
+        <w:t>Normalized</w:t>
+      </w:r>
+      <w:r>
+        <w:rPr>
+          <w:b/>
+          <w:bCs/>
+        </w:rPr>
+        <w:t xml:space="preserve"> </w:t>
+      </w:r>
+      <w:r>
+        <w:t>by subtracting its mean and dividing by variance. This improves the gradient descent and helps in training the model</w:t>
+      </w:r>
+      <w:r>
+        <w:t xml:space="preserve"> </w:t>
+      </w:r>
+      <w:r>
+        <w:t>in lesser iterations.</w:t>
+      </w:r>
+      <w:r>
+        <w:rPr>
+          <w:noProof/>
+        </w:rPr>
+        <w:t xml:space="preserve"> </w:t>
+      </w:r>
+    </w:p>
+    <w:p>
+      <w:pPr>
+        <w:pStyle w:val="ListParagraph"/>
+        <w:rPr>
+          <w:sz w:val="24"/>
+          <w:szCs w:val="24"/>
+        </w:rPr>
+      </w:pPr>
+    </w:p>
+    <w:p>
+      <w:pPr>
+        <w:tabs>
+          <w:tab w:val="left" w:pos="3828"/>
+        </w:tabs>
+        <w:rPr>
+          <w:sz w:val="24"/>
+          <w:szCs w:val="24"/>
+        </w:rPr>
+      </w:pPr>
+    </w:p>
+    <w:p>
+      <w:pPr>
+        <w:pStyle w:val="ListParagraph"/>
+        <w:numPr>
+          <w:ilvl w:val="0"/>
+          <w:numId w:val="7"/>
+        </w:numPr>
+        <w:tabs>
+          <w:tab w:val="left" w:pos="3828"/>
+        </w:tabs>
+        <w:rPr>
+          <w:sz w:val="24"/>
+          <w:szCs w:val="24"/>
+        </w:rPr>
+      </w:pPr>
+      <w:r>
+        <w:rPr>
+          <w:sz w:val="24"/>
+          <w:szCs w:val="24"/>
+        </w:rPr>
+        <w:t>In a very large NN, if the weights are slightly greater than 1, it results</w:t>
+      </w:r>
+      <w:r>
+        <w:rPr>
+          <w:sz w:val="24"/>
+          <w:szCs w:val="24"/>
+        </w:rPr>
+        <w:t xml:space="preserve"> in exploding gradients and if the weights are slightly less than 1, it results in vanishing gradients</w:t>
+      </w:r>
+      <w:r>
+        <w:rPr>
+          <w:sz w:val="24"/>
+          <w:szCs w:val="24"/>
+        </w:rPr>
+        <w:t>.</w:t>
+      </w:r>
+    </w:p>
+    <w:p>
+      <w:pPr>
+        <w:pStyle w:val="ListParagraph"/>
+        <w:numPr>
+          <w:ilvl w:val="0"/>
+          <w:numId w:val="7"/>
+        </w:numPr>
+        <w:tabs>
+          <w:tab w:val="left" w:pos="3828"/>
+        </w:tabs>
+        <w:rPr>
+          <w:sz w:val="24"/>
+          <w:szCs w:val="24"/>
+        </w:rPr>
+      </w:pPr>
     </w:p>
     <w:sectPr>
       <w:pgSz w:w="11906" w:h="16838"/>
@@ -4900,14 +5698,14 @@
   <w:abstractNum w:abstractNumId="0" w15:restartNumberingAfterBreak="0">
     <w:nsid w:val="011818D9"/>
     <w:multiLevelType w:val="hybridMultilevel"/>
-    <w:tmpl w:val="6616E6F6"/>
+    <w:tmpl w:val="2370DEDE"/>
     <w:lvl w:ilvl="0" w:tplc="40090001">
       <w:start w:val="1"/>
       <w:numFmt w:val="bullet"/>
       <w:lvlText w:val=""/>
       <w:lvlJc w:val="left"/>
       <w:pPr>
-        <w:ind w:left="720" w:hanging="360"/>
+        <w:ind w:left="786" w:hanging="360"/>
       </w:pPr>
       <w:rPr>
         <w:rFonts w:ascii="Symbol" w:hAnsi="Symbol" w:hint="default"/>
@@ -5124,6 +5922,119 @@
     </w:lvl>
   </w:abstractNum>
   <w:abstractNum w:abstractNumId="2" w15:restartNumberingAfterBreak="0">
+    <w:nsid w:val="2F2151BC"/>
+    <w:multiLevelType w:val="hybridMultilevel"/>
+    <w:tmpl w:val="B7028036"/>
+    <w:lvl w:ilvl="0" w:tplc="40090001">
+      <w:start w:val="1"/>
+      <w:numFmt w:val="bullet"/>
+      <w:lvlText w:val=""/>
+      <w:lvlJc w:val="left"/>
+      <w:pPr>
+        <w:ind w:left="720" w:hanging="360"/>
+      </w:pPr>
+      <w:rPr>
+        <w:rFonts w:ascii="Symbol" w:hAnsi="Symbol" w:hint="default"/>
+      </w:rPr>
+    </w:lvl>
+    <w:lvl w:ilvl="1" w:tplc="40090003" w:tentative="1">
+      <w:start w:val="1"/>
+      <w:numFmt w:val="bullet"/>
+      <w:lvlText w:val="o"/>
+      <w:lvlJc w:val="left"/>
+      <w:pPr>
+        <w:ind w:left="1440" w:hanging="360"/>
+      </w:pPr>
+      <w:rPr>
+        <w:rFonts w:ascii="Courier New" w:hAnsi="Courier New" w:cs="Courier New" w:hint="default"/>
+      </w:rPr>
+    </w:lvl>
+    <w:lvl w:ilvl="2" w:tplc="40090005" w:tentative="1">
+      <w:start w:val="1"/>
+      <w:numFmt w:val="bullet"/>
+      <w:lvlText w:val=""/>
+      <w:lvlJc w:val="left"/>
+      <w:pPr>
+        <w:ind w:left="2160" w:hanging="360"/>
+      </w:pPr>
+      <w:rPr>
+        <w:rFonts w:ascii="Wingdings" w:hAnsi="Wingdings" w:hint="default"/>
+      </w:rPr>
+    </w:lvl>
+    <w:lvl w:ilvl="3" w:tplc="40090001" w:tentative="1">
+      <w:start w:val="1"/>
+      <w:numFmt w:val="bullet"/>
+      <w:lvlText w:val=""/>
+      <w:lvlJc w:val="left"/>
+      <w:pPr>
+        <w:ind w:left="2880" w:hanging="360"/>
+      </w:pPr>
+      <w:rPr>
+        <w:rFonts w:ascii="Symbol" w:hAnsi="Symbol" w:hint="default"/>
+      </w:rPr>
+    </w:lvl>
+    <w:lvl w:ilvl="4" w:tplc="40090003" w:tentative="1">
+      <w:start w:val="1"/>
+      <w:numFmt w:val="bullet"/>
+      <w:lvlText w:val="o"/>
+      <w:lvlJc w:val="left"/>
+      <w:pPr>
+        <w:ind w:left="3600" w:hanging="360"/>
+      </w:pPr>
+      <w:rPr>
+        <w:rFonts w:ascii="Courier New" w:hAnsi="Courier New" w:cs="Courier New" w:hint="default"/>
+      </w:rPr>
+    </w:lvl>
+    <w:lvl w:ilvl="5" w:tplc="40090005" w:tentative="1">
+      <w:start w:val="1"/>
+      <w:numFmt w:val="bullet"/>
+      <w:lvlText w:val=""/>
+      <w:lvlJc w:val="left"/>
+      <w:pPr>
+        <w:ind w:left="4320" w:hanging="360"/>
+      </w:pPr>
+      <w:rPr>
+        <w:rFonts w:ascii="Wingdings" w:hAnsi="Wingdings" w:hint="default"/>
+      </w:rPr>
+    </w:lvl>
+    <w:lvl w:ilvl="6" w:tplc="40090001" w:tentative="1">
+      <w:start w:val="1"/>
+      <w:numFmt w:val="bullet"/>
+      <w:lvlText w:val=""/>
+      <w:lvlJc w:val="left"/>
+      <w:pPr>
+        <w:ind w:left="5040" w:hanging="360"/>
+      </w:pPr>
+      <w:rPr>
+        <w:rFonts w:ascii="Symbol" w:hAnsi="Symbol" w:hint="default"/>
+      </w:rPr>
+    </w:lvl>
+    <w:lvl w:ilvl="7" w:tplc="40090003" w:tentative="1">
+      <w:start w:val="1"/>
+      <w:numFmt w:val="bullet"/>
+      <w:lvlText w:val="o"/>
+      <w:lvlJc w:val="left"/>
+      <w:pPr>
+        <w:ind w:left="5760" w:hanging="360"/>
+      </w:pPr>
+      <w:rPr>
+        <w:rFonts w:ascii="Courier New" w:hAnsi="Courier New" w:cs="Courier New" w:hint="default"/>
+      </w:rPr>
+    </w:lvl>
+    <w:lvl w:ilvl="8" w:tplc="40090005" w:tentative="1">
+      <w:start w:val="1"/>
+      <w:numFmt w:val="bullet"/>
+      <w:lvlText w:val=""/>
+      <w:lvlJc w:val="left"/>
+      <w:pPr>
+        <w:ind w:left="6480" w:hanging="360"/>
+      </w:pPr>
+      <w:rPr>
+        <w:rFonts w:ascii="Wingdings" w:hAnsi="Wingdings" w:hint="default"/>
+      </w:rPr>
+    </w:lvl>
+  </w:abstractNum>
+  <w:abstractNum w:abstractNumId="3" w15:restartNumberingAfterBreak="0">
     <w:nsid w:val="53180537"/>
     <w:multiLevelType w:val="hybridMultilevel"/>
     <w:tmpl w:val="A844D7DA"/>
@@ -5235,7 +6146,7 @@
       </w:rPr>
     </w:lvl>
   </w:abstractNum>
-  <w:abstractNum w:abstractNumId="3" w15:restartNumberingAfterBreak="0">
+  <w:abstractNum w:abstractNumId="4" w15:restartNumberingAfterBreak="0">
     <w:nsid w:val="55ED3347"/>
     <w:multiLevelType w:val="hybridMultilevel"/>
     <w:tmpl w:val="7C9C0A3C"/>
@@ -5347,7 +6258,7 @@
       </w:rPr>
     </w:lvl>
   </w:abstractNum>
-  <w:abstractNum w:abstractNumId="4" w15:restartNumberingAfterBreak="0">
+  <w:abstractNum w:abstractNumId="5" w15:restartNumberingAfterBreak="0">
     <w:nsid w:val="660D5106"/>
     <w:multiLevelType w:val="hybridMultilevel"/>
     <w:tmpl w:val="4896FB80"/>
@@ -5459,7 +6370,7 @@
       </w:rPr>
     </w:lvl>
   </w:abstractNum>
-  <w:abstractNum w:abstractNumId="5" w15:restartNumberingAfterBreak="0">
+  <w:abstractNum w:abstractNumId="6" w15:restartNumberingAfterBreak="0">
     <w:nsid w:val="6CC46432"/>
     <w:multiLevelType w:val="hybridMultilevel"/>
     <w:tmpl w:val="AAC85134"/>
@@ -5573,22 +6484,25 @@
     </w:lvl>
   </w:abstractNum>
   <w:num w:numId="1" w16cid:durableId="2145268574">
-    <w:abstractNumId w:val="5"/>
+    <w:abstractNumId w:val="6"/>
   </w:num>
   <w:num w:numId="2" w16cid:durableId="703671815">
-    <w:abstractNumId w:val="2"/>
+    <w:abstractNumId w:val="3"/>
   </w:num>
   <w:num w:numId="3" w16cid:durableId="2066367043">
-    <w:abstractNumId w:val="3"/>
+    <w:abstractNumId w:val="4"/>
   </w:num>
   <w:num w:numId="4" w16cid:durableId="2063289578">
-    <w:abstractNumId w:val="4"/>
+    <w:abstractNumId w:val="5"/>
   </w:num>
   <w:num w:numId="5" w16cid:durableId="2146847128">
     <w:abstractNumId w:val="0"/>
   </w:num>
   <w:num w:numId="6" w16cid:durableId="1947885721">
     <w:abstractNumId w:val="1"/>
+  </w:num>
+  <w:num w:numId="7" w16cid:durableId="184363635">
+    <w:abstractNumId w:val="2"/>
   </w:num>
 </w:numbering>
 </file>
@@ -6196,7 +7110,6 @@
   <w:style w:type="character" w:default="1" w:styleId="DefaultParagraphFont">
     <w:name w:val="Default Paragraph Font"/>
     <w:uiPriority w:val="1"/>
-    <w:semiHidden/>
     <w:unhideWhenUsed/>
   </w:style>
   <w:style w:type="table" w:default="1" w:styleId="TableNormal">

--- a/Notes/Notes_Pratyush.docx
+++ b/Notes/Notes_Pratyush.docx
@@ -3629,7 +3629,7 @@
         <mc:AlternateContent>
           <mc:Choice Requires="wpi">
             <w:drawing>
-              <wp:anchor distT="0" distB="0" distL="114300" distR="114300" simplePos="0" relativeHeight="251698176" behindDoc="0" locked="0" layoutInCell="1" allowOverlap="1" wp14:anchorId="43525EA6" wp14:editId="691407A7">
+              <wp:anchor distT="0" distB="0" distL="114300" distR="114300" simplePos="0" relativeHeight="251698176" behindDoc="0" locked="0" layoutInCell="1" allowOverlap="1" wp14:anchorId="43525EA6" wp14:editId="1B954117">
                 <wp:simplePos x="0" y="0"/>
                 <wp:positionH relativeFrom="column">
                   <wp:posOffset>332105</wp:posOffset>
@@ -3660,7 +3660,7 @@
           </mc:Choice>
           <mc:Fallback>
             <w:pict>
-              <v:shapetype w14:anchorId="189CC213" id="_x0000_t75" coordsize="21600,21600" o:spt="75" o:preferrelative="t" path="m@4@5l@4@11@9@11@9@5xe" filled="f" stroked="f">
+              <v:shapetype w14:anchorId="66BF9E36" id="_x0000_t75" coordsize="21600,21600" o:spt="75" o:preferrelative="t" path="m@4@5l@4@11@9@11@9@5xe" filled="f" stroked="f">
                 <v:stroke joinstyle="miter"/>
                 <v:formulas>
                   <v:f eqn="if lineDrawn pixelLineWidth 0"/>
@@ -3744,7 +3744,7 @@
         <mc:AlternateContent>
           <mc:Choice Requires="wpi">
             <w:drawing>
-              <wp:anchor distT="0" distB="0" distL="114300" distR="114300" simplePos="0" relativeHeight="251726848" behindDoc="0" locked="0" layoutInCell="1" allowOverlap="1" wp14:anchorId="3AF5EC41" wp14:editId="49A7D450">
+              <wp:anchor distT="0" distB="0" distL="114300" distR="114300" simplePos="0" relativeHeight="251726848" behindDoc="0" locked="0" layoutInCell="1" allowOverlap="1" wp14:anchorId="3AF5EC41" wp14:editId="11A427B3">
                 <wp:simplePos x="0" y="0"/>
                 <wp:positionH relativeFrom="column">
                   <wp:posOffset>1287732</wp:posOffset>
@@ -3775,7 +3775,7 @@
           </mc:Choice>
           <mc:Fallback>
             <w:pict>
-              <v:shape w14:anchorId="582BAF9A" id="Ink 33" o:spid="_x0000_s1026" type="#_x0000_t75" style="position:absolute;margin-left:98.55pt;margin-top:10.05pt;width:6.35pt;height:7.2pt;z-index:251726848;visibility:visible;mso-wrap-style:square;mso-wrap-distance-left:9pt;mso-wrap-distance-top:0;mso-wrap-distance-right:9pt;mso-wrap-distance-bottom:0;mso-position-horizontal:absolute;mso-position-horizontal-relative:text;mso-position-vertical:absolute;mso-position-vertical-relative:text" o:gfxdata="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">
+              <v:shape w14:anchorId="3C4BE737" id="Ink 33" o:spid="_x0000_s1026" type="#_x0000_t75" style="position:absolute;margin-left:98.55pt;margin-top:10.1pt;width:6.35pt;height:7.1pt;z-index:251726848;visibility:visible;mso-wrap-style:square;mso-wrap-distance-left:9pt;mso-wrap-distance-top:0;mso-wrap-distance-right:9pt;mso-wrap-distance-bottom:0;mso-position-horizontal:absolute;mso-position-horizontal-relative:text;mso-position-vertical:absolute;mso-position-vertical-relative:text" o:gfxdata="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">
                 <v:imagedata r:id="rId58" o:title=""/>
               </v:shape>
             </w:pict>
@@ -5450,7 +5450,7 @@
       </w:pPr>
       <w:r>
         <w:drawing>
-          <wp:anchor distT="0" distB="0" distL="114300" distR="114300" simplePos="0" relativeHeight="251729920" behindDoc="0" locked="0" layoutInCell="1" allowOverlap="1" wp14:anchorId="11268609" wp14:editId="1E9153A7">
+          <wp:anchor distT="0" distB="0" distL="114300" distR="114300" simplePos="0" relativeHeight="251729920" behindDoc="0" locked="0" layoutInCell="1" allowOverlap="1" wp14:anchorId="11268609" wp14:editId="18682BCB">
             <wp:simplePos x="0" y="0"/>
             <wp:positionH relativeFrom="margin">
               <wp:align>right</wp:align>
@@ -5682,6 +5682,334 @@
           <w:szCs w:val="24"/>
         </w:rPr>
       </w:pPr>
+      <w:r>
+        <w:rPr>
+          <w:b/>
+          <w:bCs/>
+          <w:sz w:val="24"/>
+          <w:szCs w:val="24"/>
+        </w:rPr>
+        <w:t xml:space="preserve">Weight </w:t>
+      </w:r>
+      <w:proofErr w:type="gramStart"/>
+      <w:r>
+        <w:rPr>
+          <w:b/>
+          <w:bCs/>
+          <w:sz w:val="24"/>
+          <w:szCs w:val="24"/>
+        </w:rPr>
+        <w:t>Initialization:-</w:t>
+      </w:r>
+      <w:proofErr w:type="gramEnd"/>
+    </w:p>
+    <w:p>
+      <w:pPr>
+        <w:pStyle w:val="ListParagraph"/>
+        <w:tabs>
+          <w:tab w:val="left" w:pos="3828"/>
+        </w:tabs>
+        <w:rPr>
+          <w:sz w:val="24"/>
+          <w:szCs w:val="24"/>
+        </w:rPr>
+      </w:pPr>
+      <w:r>
+        <w:rPr>
+          <w:sz w:val="24"/>
+          <w:szCs w:val="24"/>
+        </w:rPr>
+        <w:drawing>
+          <wp:anchor distT="0" distB="0" distL="114300" distR="114300" simplePos="0" relativeHeight="251731968" behindDoc="1" locked="0" layoutInCell="1" allowOverlap="1" wp14:anchorId="210CD52D" wp14:editId="454EE015">
+            <wp:simplePos x="0" y="0"/>
+            <wp:positionH relativeFrom="column">
+              <wp:posOffset>3752215</wp:posOffset>
+            </wp:positionH>
+            <wp:positionV relativeFrom="paragraph">
+              <wp:posOffset>12065</wp:posOffset>
+            </wp:positionV>
+            <wp:extent cx="1558925" cy="893445"/>
+            <wp:effectExtent l="0" t="0" r="3175" b="1905"/>
+            <wp:wrapTight wrapText="bothSides">
+              <wp:wrapPolygon edited="0">
+                <wp:start x="0" y="0"/>
+                <wp:lineTo x="0" y="21186"/>
+                <wp:lineTo x="21380" y="21186"/>
+                <wp:lineTo x="21380" y="0"/>
+                <wp:lineTo x="0" y="0"/>
+              </wp:wrapPolygon>
+            </wp:wrapTight>
+            <wp:docPr id="366670576" name="Picture 1"/>
+            <wp:cNvGraphicFramePr>
+              <a:graphicFrameLocks xmlns:a="http://schemas.openxmlformats.org/drawingml/2006/main" noChangeAspect="1"/>
+            </wp:cNvGraphicFramePr>
+            <a:graphic xmlns:a="http://schemas.openxmlformats.org/drawingml/2006/main">
+              <a:graphicData uri="http://schemas.openxmlformats.org/drawingml/2006/picture">
+                <pic:pic xmlns:pic="http://schemas.openxmlformats.org/drawingml/2006/picture">
+                  <pic:nvPicPr>
+                    <pic:cNvPr id="366670576" name=""/>
+                    <pic:cNvPicPr/>
+                  </pic:nvPicPr>
+                  <pic:blipFill>
+                    <a:blip r:embed="rId104">
+                      <a:extLst>
+                        <a:ext uri="{28A0092B-C50C-407E-A947-70E740481C1C}">
+                          <a14:useLocalDpi xmlns:a14="http://schemas.microsoft.com/office/drawing/2010/main" val="0"/>
+                        </a:ext>
+                      </a:extLst>
+                    </a:blip>
+                    <a:stretch>
+                      <a:fillRect/>
+                    </a:stretch>
+                  </pic:blipFill>
+                  <pic:spPr>
+                    <a:xfrm>
+                      <a:off x="0" y="0"/>
+                      <a:ext cx="1558925" cy="893445"/>
+                    </a:xfrm>
+                    <a:prstGeom prst="rect">
+                      <a:avLst/>
+                    </a:prstGeom>
+                  </pic:spPr>
+                </pic:pic>
+              </a:graphicData>
+            </a:graphic>
+            <wp14:sizeRelH relativeFrom="margin">
+              <wp14:pctWidth>0</wp14:pctWidth>
+            </wp14:sizeRelH>
+            <wp14:sizeRelV relativeFrom="margin">
+              <wp14:pctHeight>0</wp14:pctHeight>
+            </wp14:sizeRelV>
+          </wp:anchor>
+        </w:drawing>
+      </w:r>
+      <w:r>
+        <w:rPr>
+          <w:sz w:val="24"/>
+          <w:szCs w:val="24"/>
+        </w:rPr>
+        <w:drawing>
+          <wp:anchor distT="0" distB="0" distL="114300" distR="114300" simplePos="0" relativeHeight="251730944" behindDoc="1" locked="0" layoutInCell="1" allowOverlap="1" wp14:anchorId="10289CCF" wp14:editId="669D722F">
+            <wp:simplePos x="0" y="0"/>
+            <wp:positionH relativeFrom="column">
+              <wp:posOffset>563300</wp:posOffset>
+            </wp:positionH>
+            <wp:positionV relativeFrom="paragraph">
+              <wp:posOffset>63364</wp:posOffset>
+            </wp:positionV>
+            <wp:extent cx="2821940" cy="532130"/>
+            <wp:effectExtent l="0" t="0" r="0" b="1270"/>
+            <wp:wrapTight wrapText="bothSides">
+              <wp:wrapPolygon edited="0">
+                <wp:start x="0" y="0"/>
+                <wp:lineTo x="0" y="20878"/>
+                <wp:lineTo x="21435" y="20878"/>
+                <wp:lineTo x="21435" y="0"/>
+                <wp:lineTo x="0" y="0"/>
+              </wp:wrapPolygon>
+            </wp:wrapTight>
+            <wp:docPr id="1347925664" name="Picture 1"/>
+            <wp:cNvGraphicFramePr>
+              <a:graphicFrameLocks xmlns:a="http://schemas.openxmlformats.org/drawingml/2006/main" noChangeAspect="1"/>
+            </wp:cNvGraphicFramePr>
+            <a:graphic xmlns:a="http://schemas.openxmlformats.org/drawingml/2006/main">
+              <a:graphicData uri="http://schemas.openxmlformats.org/drawingml/2006/picture">
+                <pic:pic xmlns:pic="http://schemas.openxmlformats.org/drawingml/2006/picture">
+                  <pic:nvPicPr>
+                    <pic:cNvPr id="1347925664" name=""/>
+                    <pic:cNvPicPr/>
+                  </pic:nvPicPr>
+                  <pic:blipFill rotWithShape="1">
+                    <a:blip r:embed="rId105">
+                      <a:extLst>
+                        <a:ext uri="{28A0092B-C50C-407E-A947-70E740481C1C}">
+                          <a14:useLocalDpi xmlns:a14="http://schemas.microsoft.com/office/drawing/2010/main" val="0"/>
+                        </a:ext>
+                      </a:extLst>
+                    </a:blip>
+                    <a:srcRect t="3596"/>
+                    <a:stretch>
+                      <a:fillRect/>
+                    </a:stretch>
+                  </pic:blipFill>
+                  <pic:spPr bwMode="auto">
+                    <a:xfrm>
+                      <a:off x="0" y="0"/>
+                      <a:ext cx="2821940" cy="532130"/>
+                    </a:xfrm>
+                    <a:prstGeom prst="rect">
+                      <a:avLst/>
+                    </a:prstGeom>
+                    <a:ln>
+                      <a:noFill/>
+                    </a:ln>
+                    <a:extLst>
+                      <a:ext uri="{53640926-AAD7-44D8-BBD7-CCE9431645EC}">
+                        <a14:shadowObscured xmlns:a14="http://schemas.microsoft.com/office/drawing/2010/main"/>
+                      </a:ext>
+                    </a:extLst>
+                  </pic:spPr>
+                </pic:pic>
+              </a:graphicData>
+            </a:graphic>
+            <wp14:sizeRelH relativeFrom="margin">
+              <wp14:pctWidth>0</wp14:pctWidth>
+            </wp14:sizeRelH>
+            <wp14:sizeRelV relativeFrom="margin">
+              <wp14:pctHeight>0</wp14:pctHeight>
+            </wp14:sizeRelV>
+          </wp:anchor>
+        </w:drawing>
+      </w:r>
+    </w:p>
+    <w:p>
+      <w:pPr>
+        <w:tabs>
+          <w:tab w:val="left" w:pos="3828"/>
+        </w:tabs>
+        <w:rPr>
+          <w:sz w:val="24"/>
+          <w:szCs w:val="24"/>
+        </w:rPr>
+      </w:pPr>
+    </w:p>
+    <w:p>
+      <w:pPr>
+        <w:tabs>
+          <w:tab w:val="left" w:pos="3828"/>
+        </w:tabs>
+        <w:rPr>
+          <w:sz w:val="24"/>
+          <w:szCs w:val="24"/>
+        </w:rPr>
+      </w:pPr>
+    </w:p>
+    <w:p>
+      <w:pPr>
+        <w:pStyle w:val="ListParagraph"/>
+        <w:numPr>
+          <w:ilvl w:val="0"/>
+          <w:numId w:val="7"/>
+        </w:numPr>
+        <w:tabs>
+          <w:tab w:val="left" w:pos="3828"/>
+        </w:tabs>
+        <w:rPr>
+          <w:sz w:val="24"/>
+          <w:szCs w:val="24"/>
+        </w:rPr>
+      </w:pPr>
+      <w:r>
+        <w:rPr>
+          <w:sz w:val="24"/>
+          <w:szCs w:val="24"/>
+        </w:rPr>
+        <w:drawing>
+          <wp:anchor distT="0" distB="0" distL="114300" distR="114300" simplePos="0" relativeHeight="251732992" behindDoc="1" locked="0" layoutInCell="1" allowOverlap="1" wp14:anchorId="34413EEB" wp14:editId="235E156A">
+            <wp:simplePos x="0" y="0"/>
+            <wp:positionH relativeFrom="column">
+              <wp:posOffset>3899979</wp:posOffset>
+            </wp:positionH>
+            <wp:positionV relativeFrom="paragraph">
+              <wp:posOffset>9525</wp:posOffset>
+            </wp:positionV>
+            <wp:extent cx="1569085" cy="619760"/>
+            <wp:effectExtent l="0" t="0" r="0" b="8890"/>
+            <wp:wrapTight wrapText="bothSides">
+              <wp:wrapPolygon edited="0">
+                <wp:start x="0" y="0"/>
+                <wp:lineTo x="0" y="21246"/>
+                <wp:lineTo x="21242" y="21246"/>
+                <wp:lineTo x="21242" y="0"/>
+                <wp:lineTo x="0" y="0"/>
+              </wp:wrapPolygon>
+            </wp:wrapTight>
+            <wp:docPr id="490976128" name="Picture 1"/>
+            <wp:cNvGraphicFramePr>
+              <a:graphicFrameLocks xmlns:a="http://schemas.openxmlformats.org/drawingml/2006/main" noChangeAspect="1"/>
+            </wp:cNvGraphicFramePr>
+            <a:graphic xmlns:a="http://schemas.openxmlformats.org/drawingml/2006/main">
+              <a:graphicData uri="http://schemas.openxmlformats.org/drawingml/2006/picture">
+                <pic:pic xmlns:pic="http://schemas.openxmlformats.org/drawingml/2006/picture">
+                  <pic:nvPicPr>
+                    <pic:cNvPr id="490976128" name=""/>
+                    <pic:cNvPicPr/>
+                  </pic:nvPicPr>
+                  <pic:blipFill>
+                    <a:blip r:embed="rId106">
+                      <a:extLst>
+                        <a:ext uri="{28A0092B-C50C-407E-A947-70E740481C1C}">
+                          <a14:useLocalDpi xmlns:a14="http://schemas.microsoft.com/office/drawing/2010/main" val="0"/>
+                        </a:ext>
+                      </a:extLst>
+                    </a:blip>
+                    <a:stretch>
+                      <a:fillRect/>
+                    </a:stretch>
+                  </pic:blipFill>
+                  <pic:spPr>
+                    <a:xfrm>
+                      <a:off x="0" y="0"/>
+                      <a:ext cx="1569085" cy="619760"/>
+                    </a:xfrm>
+                    <a:prstGeom prst="rect">
+                      <a:avLst/>
+                    </a:prstGeom>
+                  </pic:spPr>
+                </pic:pic>
+              </a:graphicData>
+            </a:graphic>
+          </wp:anchor>
+        </w:drawing>
+      </w:r>
+      <w:r>
+        <w:rPr>
+          <w:sz w:val="24"/>
+          <w:szCs w:val="24"/>
+        </w:rPr>
+        <w:t xml:space="preserve">Use two-sided difference </w:t>
+      </w:r>
+      <w:r>
+        <w:rPr>
+          <w:sz w:val="24"/>
+          <w:szCs w:val="24"/>
+        </w:rPr>
+        <w:t>while calculating gradients as it reduces error.</w:t>
+      </w:r>
+      <w:r>
+        <w:rPr>
+          <w:sz w:val="24"/>
+          <w:szCs w:val="24"/>
+        </w:rPr>
+        <w:t xml:space="preserve"> </w:t>
+      </w:r>
+    </w:p>
+    <w:p>
+      <w:pPr>
+        <w:tabs>
+          <w:tab w:val="left" w:pos="3828"/>
+        </w:tabs>
+        <w:rPr>
+          <w:sz w:val="24"/>
+          <w:szCs w:val="24"/>
+        </w:rPr>
+      </w:pPr>
+    </w:p>
+    <w:p>
+      <w:pPr>
+        <w:pStyle w:val="ListParagraph"/>
+        <w:numPr>
+          <w:ilvl w:val="0"/>
+          <w:numId w:val="7"/>
+        </w:numPr>
+        <w:tabs>
+          <w:tab w:val="left" w:pos="3828"/>
+        </w:tabs>
+        <w:rPr>
+          <w:sz w:val="24"/>
+          <w:szCs w:val="24"/>
+        </w:rPr>
+      </w:pPr>
     </w:p>
     <w:sectPr>
       <w:pgSz w:w="11906" w:h="16838"/>
@@ -5924,7 +6252,7 @@
   <w:abstractNum w:abstractNumId="2" w15:restartNumberingAfterBreak="0">
     <w:nsid w:val="2F2151BC"/>
     <w:multiLevelType w:val="hybridMultilevel"/>
-    <w:tmpl w:val="B7028036"/>
+    <w:tmpl w:val="57803CE2"/>
     <w:lvl w:ilvl="0" w:tplc="40090001">
       <w:start w:val="1"/>
       <w:numFmt w:val="bullet"/>

--- a/Notes/Notes_Pratyush.docx
+++ b/Notes/Notes_Pratyush.docx
@@ -853,7 +853,7 @@
           <w:szCs w:val="24"/>
         </w:rPr>
         <w:drawing>
-          <wp:anchor distT="0" distB="0" distL="114300" distR="114300" simplePos="0" relativeHeight="251662336" behindDoc="1" locked="0" layoutInCell="1" allowOverlap="1" wp14:anchorId="73F0B2D2" wp14:editId="3C568D6C">
+          <wp:anchor distT="0" distB="0" distL="114300" distR="114300" simplePos="0" relativeHeight="251662336" behindDoc="1" locked="0" layoutInCell="1" allowOverlap="1" wp14:anchorId="73F0B2D2" wp14:editId="280C4AAD">
             <wp:simplePos x="0" y="0"/>
             <wp:positionH relativeFrom="column">
               <wp:posOffset>730250</wp:posOffset>
@@ -4864,7 +4864,7 @@
           <w:szCs w:val="24"/>
         </w:rPr>
         <w:drawing>
-          <wp:anchor distT="0" distB="0" distL="114300" distR="114300" simplePos="0" relativeHeight="251697152" behindDoc="1" locked="0" layoutInCell="1" allowOverlap="1" wp14:anchorId="359AAE0D" wp14:editId="2D449D62">
+          <wp:anchor distT="0" distB="0" distL="114300" distR="114300" simplePos="0" relativeHeight="251697152" behindDoc="1" locked="0" layoutInCell="1" allowOverlap="1" wp14:anchorId="359AAE0D" wp14:editId="209C5241">
             <wp:simplePos x="0" y="0"/>
             <wp:positionH relativeFrom="page">
               <wp:posOffset>1256665</wp:posOffset>
@@ -5227,6 +5227,7 @@
       </w:pPr>
       <w:r>
         <w:rPr>
+          <w:noProof/>
           <w:sz w:val="24"/>
           <w:szCs w:val="24"/>
         </w:rPr>
@@ -5449,6 +5450,9 @@
         </w:rPr>
       </w:pPr>
       <w:r>
+        <w:rPr>
+          <w:noProof/>
+        </w:rPr>
         <w:drawing>
           <wp:anchor distT="0" distB="0" distL="114300" distR="114300" simplePos="0" relativeHeight="251729920" behindDoc="0" locked="0" layoutInCell="1" allowOverlap="1" wp14:anchorId="11268609" wp14:editId="18682BCB">
             <wp:simplePos x="0" y="0"/>
@@ -5506,6 +5510,9 @@
         </w:drawing>
       </w:r>
       <w:r>
+        <w:rPr>
+          <w:noProof/>
+        </w:rPr>
         <w:drawing>
           <wp:anchor distT="0" distB="0" distL="114300" distR="114300" simplePos="0" relativeHeight="251728896" behindDoc="0" locked="0" layoutInCell="1" allowOverlap="1" wp14:anchorId="4560BEFB" wp14:editId="7EEC5CB5">
             <wp:simplePos x="0" y="0"/>
@@ -5716,6 +5723,7 @@
       </w:pPr>
       <w:r>
         <w:rPr>
+          <w:noProof/>
           <w:sz w:val="24"/>
           <w:szCs w:val="24"/>
         </w:rPr>
@@ -5785,6 +5793,7 @@
       </w:r>
       <w:r>
         <w:rPr>
+          <w:noProof/>
           <w:sz w:val="24"/>
           <w:szCs w:val="24"/>
         </w:rPr>
@@ -5901,6 +5910,7 @@
       </w:pPr>
       <w:r>
         <w:rPr>
+          <w:noProof/>
           <w:sz w:val="24"/>
           <w:szCs w:val="24"/>
         </w:rPr>
@@ -6005,11 +6015,447 @@
         <w:tabs>
           <w:tab w:val="left" w:pos="3828"/>
         </w:tabs>
-        <w:rPr>
-          <w:sz w:val="24"/>
-          <w:szCs w:val="24"/>
-        </w:rPr>
-      </w:pPr>
+        <w:spacing w:after="120"/>
+        <w:ind w:left="714" w:hanging="357"/>
+        <w:rPr>
+          <w:b/>
+          <w:bCs/>
+          <w:sz w:val="24"/>
+          <w:szCs w:val="24"/>
+        </w:rPr>
+      </w:pPr>
+      <w:r>
+        <w:rPr>
+          <w:b/>
+          <w:bCs/>
+          <w:sz w:val="24"/>
+          <w:szCs w:val="24"/>
+        </w:rPr>
+        <w:t>Gradient Checking</w:t>
+      </w:r>
+      <w:r>
+        <w:rPr>
+          <w:b/>
+          <w:bCs/>
+          <w:sz w:val="24"/>
+          <w:szCs w:val="24"/>
+        </w:rPr>
+        <w:t xml:space="preserve"> </w:t>
+      </w:r>
+      <w:r>
+        <w:rPr>
+          <w:sz w:val="24"/>
+          <w:szCs w:val="24"/>
+        </w:rPr>
+        <w:t xml:space="preserve">is a method for debugging </w:t>
+      </w:r>
+      <w:r>
+        <w:rPr>
+          <w:sz w:val="24"/>
+          <w:szCs w:val="24"/>
+        </w:rPr>
+        <w:t xml:space="preserve">the gradient calculation by approximating the grads. Expected grad can be found by </w:t>
+      </w:r>
+      <w:r>
+        <w:rPr>
+          <w:sz w:val="24"/>
+          <w:szCs w:val="24"/>
+        </w:rPr>
+        <w:t>forming a single vector of all the parameters (</w:t>
+      </w:r>
+      <w:proofErr w:type="gramStart"/>
+      <w:r>
+        <w:rPr>
+          <w:sz w:val="24"/>
+          <w:szCs w:val="24"/>
+        </w:rPr>
+        <w:t>W</w:t>
+      </w:r>
+      <w:r>
+        <w:rPr>
+          <w:sz w:val="24"/>
+          <w:szCs w:val="24"/>
+          <w:vertAlign w:val="subscript"/>
+        </w:rPr>
+        <w:t>i</w:t>
+      </w:r>
+      <w:r>
+        <w:rPr>
+          <w:sz w:val="24"/>
+          <w:szCs w:val="24"/>
+        </w:rPr>
+        <w:t>,</w:t>
+      </w:r>
+      <w:r>
+        <w:rPr>
+          <w:sz w:val="24"/>
+          <w:szCs w:val="24"/>
+        </w:rPr>
+        <w:t xml:space="preserve">  </w:t>
+      </w:r>
+      <w:r>
+        <w:rPr>
+          <w:sz w:val="24"/>
+          <w:szCs w:val="24"/>
+        </w:rPr>
+        <w:t>b</w:t>
+      </w:r>
+      <w:r>
+        <w:rPr>
+          <w:sz w:val="24"/>
+          <w:szCs w:val="24"/>
+          <w:vertAlign w:val="subscript"/>
+        </w:rPr>
+        <w:t>i</w:t>
+      </w:r>
+      <w:proofErr w:type="gramEnd"/>
+      <w:r>
+        <w:rPr>
+          <w:sz w:val="24"/>
+          <w:szCs w:val="24"/>
+        </w:rPr>
+        <w:t>)</w:t>
+      </w:r>
+      <w:r>
+        <w:rPr>
+          <w:sz w:val="24"/>
+          <w:szCs w:val="24"/>
+        </w:rPr>
+        <w:t xml:space="preserve"> called </w:t>
+      </w:r>
+      <w:r>
+        <w:rPr>
+          <w:rFonts w:ascii="Gabriola" w:hAnsi="Gabriola"/>
+          <w:sz w:val="24"/>
+          <w:szCs w:val="24"/>
+        </w:rPr>
+        <w:t>Ѳ</w:t>
+      </w:r>
+      <w:r>
+        <w:rPr>
+          <w:sz w:val="24"/>
+          <w:szCs w:val="24"/>
+        </w:rPr>
+        <w:t xml:space="preserve"> </w:t>
+      </w:r>
+      <w:r>
+        <w:rPr>
+          <w:sz w:val="24"/>
+          <w:szCs w:val="24"/>
+        </w:rPr>
+        <w:t xml:space="preserve">and </w:t>
+      </w:r>
+      <w:r>
+        <w:rPr>
+          <w:sz w:val="24"/>
+          <w:szCs w:val="24"/>
+        </w:rPr>
+        <w:t xml:space="preserve">taking </w:t>
+      </w:r>
+      <w:r>
+        <w:rPr>
+          <w:sz w:val="24"/>
+          <w:szCs w:val="24"/>
+        </w:rPr>
+        <w:t>2-sided difference.</w:t>
+      </w:r>
+    </w:p>
+    <w:p>
+      <w:pPr>
+        <w:pStyle w:val="ListParagraph"/>
+        <w:tabs>
+          <w:tab w:val="left" w:pos="3828"/>
+        </w:tabs>
+        <w:spacing w:after="120"/>
+        <w:ind w:left="714"/>
+        <w:rPr>
+          <w:rFonts w:ascii="Ink Free" w:hAnsi="Ink Free"/>
+          <w:sz w:val="32"/>
+          <w:szCs w:val="32"/>
+        </w:rPr>
+      </w:pPr>
+      <w:r>
+        <w:rPr>
+          <w:rFonts w:ascii="Gabriola" w:hAnsi="Gabriola"/>
+          <w:b/>
+          <w:bCs/>
+          <w:sz w:val="32"/>
+          <w:szCs w:val="32"/>
+        </w:rPr>
+        <w:tab/>
+      </w:r>
+      <w:proofErr w:type="spellStart"/>
+      <w:r>
+        <w:rPr>
+          <w:rFonts w:ascii="Ink Free" w:hAnsi="Ink Free"/>
+          <w:b/>
+          <w:bCs/>
+          <w:sz w:val="32"/>
+          <w:szCs w:val="32"/>
+        </w:rPr>
+        <w:t>d</w:t>
+      </w:r>
+      <w:r>
+        <w:rPr>
+          <w:rFonts w:ascii="Ink Free" w:hAnsi="Ink Free"/>
+          <w:b/>
+          <w:bCs/>
+          <w:sz w:val="32"/>
+          <w:szCs w:val="32"/>
+        </w:rPr>
+        <w:t>Ѳ</w:t>
+      </w:r>
+      <w:r>
+        <w:rPr>
+          <w:rFonts w:ascii="Ink Free" w:hAnsi="Ink Free"/>
+          <w:b/>
+          <w:bCs/>
+          <w:sz w:val="32"/>
+          <w:szCs w:val="32"/>
+          <w:vertAlign w:val="subscript"/>
+        </w:rPr>
+        <w:t>exp</w:t>
+      </w:r>
+      <w:proofErr w:type="spellEnd"/>
+      <w:r>
+        <w:rPr>
+          <w:rFonts w:ascii="Ink Free" w:hAnsi="Ink Free"/>
+          <w:sz w:val="32"/>
+          <w:szCs w:val="32"/>
+          <w:vertAlign w:val="subscript"/>
+        </w:rPr>
+        <w:t xml:space="preserve"> </w:t>
+      </w:r>
+      <w:r>
+        <w:rPr>
+          <w:rFonts w:ascii="Ink Free" w:hAnsi="Ink Free"/>
+          <w:sz w:val="32"/>
+          <w:szCs w:val="32"/>
+        </w:rPr>
+        <w:t>=</w:t>
+      </w:r>
+      <w:r>
+        <w:rPr>
+          <w:rFonts w:ascii="Ink Free" w:hAnsi="Ink Free"/>
+          <w:sz w:val="32"/>
+          <w:szCs w:val="32"/>
+        </w:rPr>
+        <w:t xml:space="preserve"> </w:t>
+      </w:r>
+      <w:r>
+        <w:rPr>
+          <w:rFonts w:ascii="Ink Free" w:hAnsi="Ink Free"/>
+          <w:sz w:val="32"/>
+          <w:szCs w:val="32"/>
+        </w:rPr>
+        <w:t>(</w:t>
+      </w:r>
+      <w:r>
+        <w:rPr>
+          <w:rFonts w:ascii="Ink Free" w:hAnsi="Ink Free"/>
+          <w:sz w:val="32"/>
+          <w:szCs w:val="32"/>
+        </w:rPr>
+        <w:t>(</w:t>
+      </w:r>
+      <w:r>
+        <w:rPr>
+          <w:rFonts w:ascii="Ink Free" w:hAnsi="Ink Free"/>
+          <w:sz w:val="32"/>
+          <w:szCs w:val="32"/>
+        </w:rPr>
+        <w:t>Ѳ</w:t>
+      </w:r>
+      <w:r>
+        <w:rPr>
+          <w:rFonts w:ascii="Ink Free" w:hAnsi="Ink Free"/>
+          <w:sz w:val="32"/>
+          <w:szCs w:val="32"/>
+        </w:rPr>
+        <w:t>+</w:t>
+      </w:r>
+      <w:proofErr w:type="gramStart"/>
+      <w:r>
+        <w:rPr>
+          <w:rFonts w:ascii="Cambria" w:hAnsi="Cambria" w:cs="Cambria"/>
+          <w:sz w:val="32"/>
+          <w:szCs w:val="32"/>
+        </w:rPr>
+        <w:t>ϵ</w:t>
+      </w:r>
+      <w:r>
+        <w:rPr>
+          <w:rFonts w:ascii="Ink Free" w:hAnsi="Ink Free"/>
+          <w:sz w:val="32"/>
+          <w:szCs w:val="32"/>
+        </w:rPr>
+        <w:t>)-(</w:t>
+      </w:r>
+      <w:proofErr w:type="gramEnd"/>
+      <w:r>
+        <w:rPr>
+          <w:rFonts w:ascii="Ink Free" w:hAnsi="Ink Free"/>
+          <w:sz w:val="32"/>
+          <w:szCs w:val="32"/>
+        </w:rPr>
+        <w:t xml:space="preserve"> </w:t>
+      </w:r>
+      <w:r>
+        <w:rPr>
+          <w:rFonts w:ascii="Ink Free" w:hAnsi="Ink Free"/>
+          <w:sz w:val="32"/>
+          <w:szCs w:val="32"/>
+        </w:rPr>
+        <w:t>Ѳ</w:t>
+      </w:r>
+      <w:r>
+        <w:rPr>
+          <w:rFonts w:ascii="Ink Free" w:hAnsi="Ink Free"/>
+          <w:sz w:val="32"/>
+          <w:szCs w:val="32"/>
+        </w:rPr>
+        <w:t>-</w:t>
+      </w:r>
+      <w:r>
+        <w:rPr>
+          <w:rFonts w:ascii="Cambria" w:hAnsi="Cambria" w:cs="Cambria"/>
+          <w:sz w:val="32"/>
+          <w:szCs w:val="32"/>
+        </w:rPr>
+        <w:t>ϵ</w:t>
+      </w:r>
+      <w:r>
+        <w:rPr>
+          <w:rFonts w:ascii="Ink Free" w:hAnsi="Ink Free"/>
+          <w:sz w:val="32"/>
+          <w:szCs w:val="32"/>
+        </w:rPr>
+        <w:t xml:space="preserve">))/2 </w:t>
+      </w:r>
+      <w:r>
+        <w:rPr>
+          <w:rFonts w:ascii="Cambria" w:hAnsi="Cambria" w:cs="Cambria"/>
+          <w:sz w:val="32"/>
+          <w:szCs w:val="32"/>
+        </w:rPr>
+        <w:t>ϵ</w:t>
+      </w:r>
+    </w:p>
+    <w:p>
+      <w:pPr>
+        <w:tabs>
+          <w:tab w:val="left" w:pos="3828"/>
+        </w:tabs>
+        <w:spacing w:after="120"/>
+        <w:ind w:left="709"/>
+        <w:rPr>
+          <w:sz w:val="24"/>
+          <w:szCs w:val="24"/>
+        </w:rPr>
+      </w:pPr>
+      <w:r>
+        <w:rPr>
+          <w:sz w:val="24"/>
+          <w:szCs w:val="24"/>
+        </w:rPr>
+        <w:t>While applying grad-check</w:t>
+      </w:r>
+      <w:r>
+        <w:rPr>
+          <w:sz w:val="24"/>
+          <w:szCs w:val="24"/>
+        </w:rPr>
+        <w:t>, we still need to remember regularization if we have used it. Grad check cannot be used with dropout</w:t>
+      </w:r>
+      <w:r>
+        <w:rPr>
+          <w:sz w:val="24"/>
+          <w:szCs w:val="24"/>
+        </w:rPr>
+        <w:t xml:space="preserve"> regularization as random nodes will be turned off. We’d need to </w:t>
+      </w:r>
+      <w:r>
+        <w:rPr>
+          <w:sz w:val="24"/>
+          <w:szCs w:val="24"/>
+        </w:rPr>
+        <w:t>r</w:t>
+      </w:r>
+      <w:r>
+        <w:rPr>
+          <w:sz w:val="24"/>
+          <w:szCs w:val="24"/>
+        </w:rPr>
+        <w:t xml:space="preserve">emove dropout and then </w:t>
+      </w:r>
+      <w:r>
+        <w:rPr>
+          <w:sz w:val="24"/>
+          <w:szCs w:val="24"/>
+        </w:rPr>
+        <w:t>apply grad-check.</w:t>
+      </w:r>
+      <w:r>
+        <w:rPr>
+          <w:sz w:val="24"/>
+          <w:szCs w:val="24"/>
+        </w:rPr>
+        <w:t xml:space="preserve"> </w:t>
+      </w:r>
+    </w:p>
+    <w:p>
+      <w:pPr>
+        <w:tabs>
+          <w:tab w:val="left" w:pos="3828"/>
+        </w:tabs>
+        <w:spacing w:after="120"/>
+        <w:rPr>
+          <w:sz w:val="24"/>
+          <w:szCs w:val="24"/>
+        </w:rPr>
+      </w:pPr>
+    </w:p>
+    <w:p>
+      <w:pPr>
+        <w:tabs>
+          <w:tab w:val="left" w:pos="3828"/>
+        </w:tabs>
+        <w:spacing w:after="120"/>
+        <w:rPr>
+          <w:sz w:val="24"/>
+          <w:szCs w:val="24"/>
+        </w:rPr>
+      </w:pPr>
+    </w:p>
+    <w:p>
+      <w:pPr>
+        <w:pStyle w:val="ListParagraph"/>
+        <w:rPr>
+          <w:sz w:val="24"/>
+          <w:szCs w:val="24"/>
+        </w:rPr>
+      </w:pPr>
+    </w:p>
+    <w:p>
+      <w:pPr>
+        <w:pStyle w:val="ListParagraph"/>
+        <w:tabs>
+          <w:tab w:val="left" w:pos="3828"/>
+        </w:tabs>
+        <w:rPr>
+          <w:b/>
+          <w:bCs/>
+          <w:sz w:val="24"/>
+          <w:szCs w:val="24"/>
+        </w:rPr>
+      </w:pPr>
+      <w:r>
+        <w:rPr>
+          <w:sz w:val="24"/>
+          <w:szCs w:val="24"/>
+        </w:rPr>
+        <w:t xml:space="preserve"> </w:t>
+      </w:r>
     </w:p>
     <w:sectPr>
       <w:pgSz w:w="11906" w:h="16838"/>
@@ -7438,6 +7884,7 @@
   <w:style w:type="character" w:default="1" w:styleId="DefaultParagraphFont">
     <w:name w:val="Default Paragraph Font"/>
     <w:uiPriority w:val="1"/>
+    <w:semiHidden/>
     <w:unhideWhenUsed/>
   </w:style>
   <w:style w:type="table" w:default="1" w:styleId="TableNormal">

--- a/Notes/Notes_Pratyush.docx
+++ b/Notes/Notes_Pratyush.docx
@@ -853,7 +853,7 @@
           <w:szCs w:val="24"/>
         </w:rPr>
         <w:drawing>
-          <wp:anchor distT="0" distB="0" distL="114300" distR="114300" simplePos="0" relativeHeight="251662336" behindDoc="1" locked="0" layoutInCell="1" allowOverlap="1" wp14:anchorId="73F0B2D2" wp14:editId="280C4AAD">
+          <wp:anchor distT="0" distB="0" distL="114300" distR="114300" simplePos="0" relativeHeight="251662336" behindDoc="1" locked="0" layoutInCell="1" allowOverlap="1" wp14:anchorId="73F0B2D2" wp14:editId="221000C6">
             <wp:simplePos x="0" y="0"/>
             <wp:positionH relativeFrom="column">
               <wp:posOffset>730250</wp:posOffset>
@@ -2803,6 +2803,13 @@
     </w:p>
     <w:p>
       <w:pPr>
+        <w:rPr>
+          <w:u w:val="single"/>
+        </w:rPr>
+      </w:pPr>
+    </w:p>
+    <w:p>
+      <w:pPr>
         <w:pStyle w:val="ListParagraph"/>
         <w:numPr>
           <w:ilvl w:val="0"/>
@@ -4864,7 +4871,7 @@
           <w:szCs w:val="24"/>
         </w:rPr>
         <w:drawing>
-          <wp:anchor distT="0" distB="0" distL="114300" distR="114300" simplePos="0" relativeHeight="251697152" behindDoc="1" locked="0" layoutInCell="1" allowOverlap="1" wp14:anchorId="359AAE0D" wp14:editId="209C5241">
+          <wp:anchor distT="0" distB="0" distL="114300" distR="114300" simplePos="0" relativeHeight="251697152" behindDoc="1" locked="0" layoutInCell="1" allowOverlap="1" wp14:anchorId="359AAE0D" wp14:editId="419C3E54">
             <wp:simplePos x="0" y="0"/>
             <wp:positionH relativeFrom="page">
               <wp:posOffset>1256665</wp:posOffset>
@@ -5134,6 +5141,18 @@
     <w:p>
       <w:pPr>
         <w:pStyle w:val="ListParagraph"/>
+        <w:tabs>
+          <w:tab w:val="left" w:pos="3828"/>
+        </w:tabs>
+        <w:rPr>
+          <w:sz w:val="24"/>
+          <w:szCs w:val="24"/>
+        </w:rPr>
+      </w:pPr>
+    </w:p>
+    <w:p>
+      <w:pPr>
+        <w:pStyle w:val="ListParagraph"/>
         <w:numPr>
           <w:ilvl w:val="0"/>
           <w:numId w:val="5"/>
@@ -5323,6 +5342,17 @@
     </w:p>
     <w:p>
       <w:pPr>
+        <w:tabs>
+          <w:tab w:val="left" w:pos="3828"/>
+        </w:tabs>
+        <w:rPr>
+          <w:sz w:val="24"/>
+          <w:szCs w:val="24"/>
+        </w:rPr>
+      </w:pPr>
+    </w:p>
+    <w:p>
+      <w:pPr>
         <w:pStyle w:val="ListParagraph"/>
         <w:numPr>
           <w:ilvl w:val="0"/>
@@ -5421,6 +5451,18 @@
         </w:rPr>
         <w:t>is when we stop the training mid-way to achieve a better accuracy on the dev set.</w:t>
       </w:r>
+    </w:p>
+    <w:p>
+      <w:pPr>
+        <w:pStyle w:val="ListParagraph"/>
+        <w:tabs>
+          <w:tab w:val="left" w:pos="3828"/>
+        </w:tabs>
+        <w:rPr>
+          <w:sz w:val="24"/>
+          <w:szCs w:val="24"/>
+        </w:rPr>
+      </w:pPr>
     </w:p>
     <w:p>
       <w:pPr>
@@ -5895,6 +5937,17 @@
     </w:p>
     <w:p>
       <w:pPr>
+        <w:tabs>
+          <w:tab w:val="left" w:pos="3828"/>
+        </w:tabs>
+        <w:rPr>
+          <w:sz w:val="24"/>
+          <w:szCs w:val="24"/>
+        </w:rPr>
+      </w:pPr>
+    </w:p>
+    <w:p>
+      <w:pPr>
         <w:pStyle w:val="ListParagraph"/>
         <w:numPr>
           <w:ilvl w:val="0"/>
@@ -5996,6 +6049,18 @@
     </w:p>
     <w:p>
       <w:pPr>
+        <w:pStyle w:val="ListParagraph"/>
+        <w:tabs>
+          <w:tab w:val="left" w:pos="3828"/>
+        </w:tabs>
+        <w:rPr>
+          <w:sz w:val="24"/>
+          <w:szCs w:val="24"/>
+        </w:rPr>
+      </w:pPr>
+    </w:p>
+    <w:p>
+      <w:pPr>
         <w:tabs>
           <w:tab w:val="left" w:pos="3828"/>
         </w:tabs>
@@ -6193,17 +6258,7 @@
           <w:sz w:val="32"/>
           <w:szCs w:val="32"/>
         </w:rPr>
-        <w:t>d</w:t>
-      </w:r>
-      <w:r>
-        <w:rPr>
-          <w:rFonts w:ascii="Ink Free" w:hAnsi="Ink Free"/>
-          <w:b/>
-          <w:bCs/>
-          <w:sz w:val="32"/>
-          <w:szCs w:val="32"/>
-        </w:rPr>
-        <w:t>Ѳ</w:t>
+        <w:t>dѲ</w:t>
       </w:r>
       <w:r>
         <w:rPr>
@@ -6256,7 +6311,16 @@
           <w:sz w:val="32"/>
           <w:szCs w:val="32"/>
         </w:rPr>
-        <w:t>(</w:t>
+        <w:t>(Ѳ+</w:t>
+      </w:r>
+      <w:proofErr w:type="gramStart"/>
+      <w:r>
+        <w:rPr>
+          <w:rFonts w:ascii="Cambria" w:hAnsi="Cambria" w:cs="Cambria"/>
+          <w:sz w:val="32"/>
+          <w:szCs w:val="32"/>
+        </w:rPr>
+        <w:t>ϵ</w:t>
       </w:r>
       <w:r>
         <w:rPr>
@@ -6264,57 +6328,16 @@
           <w:sz w:val="32"/>
           <w:szCs w:val="32"/>
         </w:rPr>
-        <w:t>Ѳ</w:t>
-      </w:r>
+        <w:t>)-(</w:t>
+      </w:r>
+      <w:proofErr w:type="gramEnd"/>
       <w:r>
         <w:rPr>
           <w:rFonts w:ascii="Ink Free" w:hAnsi="Ink Free"/>
           <w:sz w:val="32"/>
           <w:szCs w:val="32"/>
         </w:rPr>
-        <w:t>+</w:t>
-      </w:r>
-      <w:proofErr w:type="gramStart"/>
-      <w:r>
-        <w:rPr>
-          <w:rFonts w:ascii="Cambria" w:hAnsi="Cambria" w:cs="Cambria"/>
-          <w:sz w:val="32"/>
-          <w:szCs w:val="32"/>
-        </w:rPr>
-        <w:t>ϵ</w:t>
-      </w:r>
-      <w:r>
-        <w:rPr>
-          <w:rFonts w:ascii="Ink Free" w:hAnsi="Ink Free"/>
-          <w:sz w:val="32"/>
-          <w:szCs w:val="32"/>
-        </w:rPr>
-        <w:t>)-(</w:t>
-      </w:r>
-      <w:proofErr w:type="gramEnd"/>
-      <w:r>
-        <w:rPr>
-          <w:rFonts w:ascii="Ink Free" w:hAnsi="Ink Free"/>
-          <w:sz w:val="32"/>
-          <w:szCs w:val="32"/>
-        </w:rPr>
-        <w:t xml:space="preserve"> </w:t>
-      </w:r>
-      <w:r>
-        <w:rPr>
-          <w:rFonts w:ascii="Ink Free" w:hAnsi="Ink Free"/>
-          <w:sz w:val="32"/>
-          <w:szCs w:val="32"/>
-        </w:rPr>
-        <w:t>Ѳ</w:t>
-      </w:r>
-      <w:r>
-        <w:rPr>
-          <w:rFonts w:ascii="Ink Free" w:hAnsi="Ink Free"/>
-          <w:sz w:val="32"/>
-          <w:szCs w:val="32"/>
-        </w:rPr>
-        <w:t>-</w:t>
+        <w:t xml:space="preserve"> Ѳ-</w:t>
       </w:r>
       <w:r>
         <w:rPr>
@@ -6430,25 +6453,42 @@
     <w:p>
       <w:pPr>
         <w:pStyle w:val="ListParagraph"/>
-        <w:rPr>
-          <w:sz w:val="24"/>
-          <w:szCs w:val="24"/>
-        </w:rPr>
-      </w:pPr>
-    </w:p>
-    <w:p>
-      <w:pPr>
-        <w:pStyle w:val="ListParagraph"/>
+        <w:numPr>
+          <w:ilvl w:val="0"/>
+          <w:numId w:val="9"/>
+        </w:numPr>
         <w:tabs>
           <w:tab w:val="left" w:pos="3828"/>
         </w:tabs>
+        <w:spacing w:after="120"/>
+        <w:rPr>
+          <w:sz w:val="24"/>
+          <w:szCs w:val="24"/>
+        </w:rPr>
+      </w:pPr>
+      <w:r>
         <w:rPr>
           <w:b/>
           <w:bCs/>
           <w:sz w:val="24"/>
           <w:szCs w:val="24"/>
         </w:rPr>
-      </w:pPr>
+        <w:t xml:space="preserve">Mini-Batch Gradient Descent </w:t>
+      </w:r>
+      <w:r>
+        <w:rPr>
+          <w:sz w:val="24"/>
+          <w:szCs w:val="24"/>
+        </w:rPr>
+        <w:t>involves splitting the large data-set into smaller batches and running gradient descent over the batches independently</w:t>
+      </w:r>
+      <w:r>
+        <w:rPr>
+          <w:sz w:val="24"/>
+          <w:szCs w:val="24"/>
+        </w:rPr>
+        <w:t>.</w:t>
+      </w:r>
       <w:r>
         <w:rPr>
           <w:sz w:val="24"/>
@@ -6456,6 +6496,905 @@
         </w:rPr>
         <w:t xml:space="preserve"> </w:t>
       </w:r>
+    </w:p>
+    <w:p>
+      <w:pPr>
+        <w:pStyle w:val="ListParagraph"/>
+        <w:tabs>
+          <w:tab w:val="left" w:pos="3828"/>
+        </w:tabs>
+        <w:spacing w:after="120"/>
+        <w:rPr>
+          <w:sz w:val="24"/>
+          <w:szCs w:val="24"/>
+        </w:rPr>
+      </w:pPr>
+      <w:r>
+        <w:rPr>
+          <w:sz w:val="24"/>
+          <w:szCs w:val="24"/>
+        </w:rPr>
+        <w:drawing>
+          <wp:anchor distT="0" distB="0" distL="114300" distR="114300" simplePos="0" relativeHeight="251734016" behindDoc="1" locked="0" layoutInCell="1" allowOverlap="1" wp14:anchorId="7457A341" wp14:editId="5E044219">
+            <wp:simplePos x="0" y="0"/>
+            <wp:positionH relativeFrom="column">
+              <wp:posOffset>422385</wp:posOffset>
+            </wp:positionH>
+            <wp:positionV relativeFrom="paragraph">
+              <wp:posOffset>200660</wp:posOffset>
+            </wp:positionV>
+            <wp:extent cx="5403215" cy="2901950"/>
+            <wp:effectExtent l="0" t="0" r="6985" b="0"/>
+            <wp:wrapTight wrapText="bothSides">
+              <wp:wrapPolygon edited="0">
+                <wp:start x="0" y="0"/>
+                <wp:lineTo x="0" y="21411"/>
+                <wp:lineTo x="21552" y="21411"/>
+                <wp:lineTo x="21552" y="0"/>
+                <wp:lineTo x="0" y="0"/>
+              </wp:wrapPolygon>
+            </wp:wrapTight>
+            <wp:docPr id="572776927" name="Picture 1"/>
+            <wp:cNvGraphicFramePr>
+              <a:graphicFrameLocks xmlns:a="http://schemas.openxmlformats.org/drawingml/2006/main" noChangeAspect="1"/>
+            </wp:cNvGraphicFramePr>
+            <a:graphic xmlns:a="http://schemas.openxmlformats.org/drawingml/2006/main">
+              <a:graphicData uri="http://schemas.openxmlformats.org/drawingml/2006/picture">
+                <pic:pic xmlns:pic="http://schemas.openxmlformats.org/drawingml/2006/picture">
+                  <pic:nvPicPr>
+                    <pic:cNvPr id="572776927" name=""/>
+                    <pic:cNvPicPr/>
+                  </pic:nvPicPr>
+                  <pic:blipFill>
+                    <a:blip r:embed="rId107">
+                      <a:extLst>
+                        <a:ext uri="{28A0092B-C50C-407E-A947-70E740481C1C}">
+                          <a14:useLocalDpi xmlns:a14="http://schemas.microsoft.com/office/drawing/2010/main" val="0"/>
+                        </a:ext>
+                      </a:extLst>
+                    </a:blip>
+                    <a:stretch>
+                      <a:fillRect/>
+                    </a:stretch>
+                  </pic:blipFill>
+                  <pic:spPr>
+                    <a:xfrm>
+                      <a:off x="0" y="0"/>
+                      <a:ext cx="5403215" cy="2901950"/>
+                    </a:xfrm>
+                    <a:prstGeom prst="rect">
+                      <a:avLst/>
+                    </a:prstGeom>
+                  </pic:spPr>
+                </pic:pic>
+              </a:graphicData>
+            </a:graphic>
+            <wp14:sizeRelH relativeFrom="margin">
+              <wp14:pctWidth>0</wp14:pctWidth>
+            </wp14:sizeRelH>
+            <wp14:sizeRelV relativeFrom="margin">
+              <wp14:pctHeight>0</wp14:pctHeight>
+            </wp14:sizeRelV>
+          </wp:anchor>
+        </w:drawing>
+      </w:r>
+      <w:r>
+        <w:rPr>
+          <w:sz w:val="24"/>
+          <w:szCs w:val="24"/>
+        </w:rPr>
+        <w:t xml:space="preserve">Gradient descent </w:t>
+      </w:r>
+      <w:r>
+        <w:rPr>
+          <w:sz w:val="24"/>
+          <w:szCs w:val="24"/>
+        </w:rPr>
+        <w:t>in mini-batch is a bit noisier than batch grad descent.</w:t>
+      </w:r>
+      <w:r>
+        <w:rPr>
+          <w:noProof/>
+        </w:rPr>
+        <w:t xml:space="preserve"> </w:t>
+      </w:r>
+    </w:p>
+    <w:p>
+      <w:pPr>
+        <w:tabs>
+          <w:tab w:val="left" w:pos="3828"/>
+        </w:tabs>
+        <w:spacing w:after="120"/>
+        <w:rPr>
+          <w:sz w:val="24"/>
+          <w:szCs w:val="24"/>
+        </w:rPr>
+      </w:pPr>
+    </w:p>
+    <w:p>
+      <w:pPr>
+        <w:tabs>
+          <w:tab w:val="left" w:pos="3828"/>
+        </w:tabs>
+        <w:spacing w:after="120"/>
+        <w:rPr>
+          <w:sz w:val="24"/>
+          <w:szCs w:val="24"/>
+        </w:rPr>
+      </w:pPr>
+    </w:p>
+    <w:p>
+      <w:pPr>
+        <w:tabs>
+          <w:tab w:val="left" w:pos="3828"/>
+        </w:tabs>
+        <w:spacing w:after="120"/>
+        <w:rPr>
+          <w:sz w:val="24"/>
+          <w:szCs w:val="24"/>
+        </w:rPr>
+      </w:pPr>
+    </w:p>
+    <w:p>
+      <w:pPr>
+        <w:tabs>
+          <w:tab w:val="left" w:pos="3828"/>
+        </w:tabs>
+        <w:spacing w:after="120"/>
+        <w:rPr>
+          <w:sz w:val="24"/>
+          <w:szCs w:val="24"/>
+        </w:rPr>
+      </w:pPr>
+    </w:p>
+    <w:p>
+      <w:pPr>
+        <w:pStyle w:val="ListParagraph"/>
+        <w:rPr>
+          <w:sz w:val="24"/>
+          <w:szCs w:val="24"/>
+        </w:rPr>
+      </w:pPr>
+      <w:r>
+        <w:rPr>
+          <w:sz w:val="24"/>
+          <w:szCs w:val="24"/>
+        </w:rPr>
+        <w:t>Preferably choose batch size in powers of 2 (64, 128, 512, 1024)</w:t>
+      </w:r>
+      <w:r>
+        <w:rPr>
+          <w:sz w:val="24"/>
+          <w:szCs w:val="24"/>
+        </w:rPr>
+        <w:t xml:space="preserve"> </w:t>
+      </w:r>
+      <w:r>
+        <w:rPr>
+          <w:sz w:val="24"/>
+          <w:szCs w:val="24"/>
+        </w:rPr>
+        <w:t>only for larger       NNs (with m&gt;2000).</w:t>
+      </w:r>
+    </w:p>
+    <w:p>
+      <w:pPr>
+        <w:pStyle w:val="ListParagraph"/>
+        <w:tabs>
+          <w:tab w:val="left" w:pos="3828"/>
+        </w:tabs>
+        <w:rPr>
+          <w:sz w:val="24"/>
+          <w:szCs w:val="24"/>
+        </w:rPr>
+      </w:pPr>
+      <w:r>
+        <w:rPr>
+          <w:sz w:val="24"/>
+          <w:szCs w:val="24"/>
+        </w:rPr>
+        <w:t xml:space="preserve"> </w:t>
+      </w:r>
+    </w:p>
+    <w:p>
+      <w:pPr>
+        <w:pStyle w:val="ListParagraph"/>
+        <w:numPr>
+          <w:ilvl w:val="0"/>
+          <w:numId w:val="9"/>
+        </w:numPr>
+        <w:tabs>
+          <w:tab w:val="left" w:pos="3828"/>
+        </w:tabs>
+        <w:rPr>
+          <w:b/>
+          <w:bCs/>
+          <w:sz w:val="24"/>
+          <w:szCs w:val="24"/>
+        </w:rPr>
+      </w:pPr>
+      <w:r>
+        <w:rPr>
+          <w:b/>
+          <w:bCs/>
+          <w:sz w:val="24"/>
+          <w:szCs w:val="24"/>
+        </w:rPr>
+        <w:drawing>
+          <wp:anchor distT="0" distB="0" distL="71755" distR="36195" simplePos="0" relativeHeight="251735040" behindDoc="0" locked="0" layoutInCell="1" allowOverlap="1" wp14:anchorId="554B0A91" wp14:editId="54B623B2">
+            <wp:simplePos x="0" y="0"/>
+            <wp:positionH relativeFrom="column">
+              <wp:posOffset>2684145</wp:posOffset>
+            </wp:positionH>
+            <wp:positionV relativeFrom="paragraph">
+              <wp:posOffset>10795</wp:posOffset>
+            </wp:positionV>
+            <wp:extent cx="1533525" cy="175895"/>
+            <wp:effectExtent l="0" t="0" r="0" b="0"/>
+            <wp:wrapSquare wrapText="bothSides"/>
+            <wp:docPr id="627369426" name="Picture 1"/>
+            <wp:cNvGraphicFramePr>
+              <a:graphicFrameLocks xmlns:a="http://schemas.openxmlformats.org/drawingml/2006/main" noChangeAspect="1"/>
+            </wp:cNvGraphicFramePr>
+            <a:graphic xmlns:a="http://schemas.openxmlformats.org/drawingml/2006/main">
+              <a:graphicData uri="http://schemas.openxmlformats.org/drawingml/2006/picture">
+                <pic:pic xmlns:pic="http://schemas.openxmlformats.org/drawingml/2006/picture">
+                  <pic:nvPicPr>
+                    <pic:cNvPr id="627369426" name=""/>
+                    <pic:cNvPicPr/>
+                  </pic:nvPicPr>
+                  <pic:blipFill rotWithShape="1">
+                    <a:blip r:embed="rId108" cstate="print">
+                      <a:extLst>
+                        <a:ext uri="{28A0092B-C50C-407E-A947-70E740481C1C}">
+                          <a14:useLocalDpi xmlns:a14="http://schemas.microsoft.com/office/drawing/2010/main" val="0"/>
+                        </a:ext>
+                      </a:extLst>
+                    </a:blip>
+                    <a:srcRect t="3881" b="18441"/>
+                    <a:stretch>
+                      <a:fillRect/>
+                    </a:stretch>
+                  </pic:blipFill>
+                  <pic:spPr bwMode="auto">
+                    <a:xfrm>
+                      <a:off x="0" y="0"/>
+                      <a:ext cx="1533525" cy="175895"/>
+                    </a:xfrm>
+                    <a:prstGeom prst="rect">
+                      <a:avLst/>
+                    </a:prstGeom>
+                    <a:ln>
+                      <a:noFill/>
+                    </a:ln>
+                    <a:extLst>
+                      <a:ext uri="{53640926-AAD7-44D8-BBD7-CCE9431645EC}">
+                        <a14:shadowObscured xmlns:a14="http://schemas.microsoft.com/office/drawing/2010/main"/>
+                      </a:ext>
+                    </a:extLst>
+                  </pic:spPr>
+                </pic:pic>
+              </a:graphicData>
+            </a:graphic>
+            <wp14:sizeRelH relativeFrom="margin">
+              <wp14:pctWidth>0</wp14:pctWidth>
+            </wp14:sizeRelH>
+            <wp14:sizeRelV relativeFrom="margin">
+              <wp14:pctHeight>0</wp14:pctHeight>
+            </wp14:sizeRelV>
+          </wp:anchor>
+        </w:drawing>
+      </w:r>
+      <w:r>
+        <w:rPr>
+          <w:b/>
+          <w:bCs/>
+          <w:sz w:val="24"/>
+          <w:szCs w:val="24"/>
+        </w:rPr>
+        <w:t>Exponentially Weighted Average</w:t>
+      </w:r>
+      <w:r>
+        <w:rPr>
+          <w:b/>
+          <w:bCs/>
+          <w:sz w:val="24"/>
+          <w:szCs w:val="24"/>
+        </w:rPr>
+        <w:t>:</w:t>
+      </w:r>
+    </w:p>
+    <w:p>
+      <w:pPr>
+        <w:pStyle w:val="ListParagraph"/>
+        <w:tabs>
+          <w:tab w:val="left" w:pos="3828"/>
+        </w:tabs>
+        <w:rPr>
+          <w:b/>
+          <w:bCs/>
+          <w:sz w:val="24"/>
+          <w:szCs w:val="24"/>
+        </w:rPr>
+      </w:pPr>
+      <w:r>
+        <w:rPr>
+          <w:rFonts w:cstheme="minorHAnsi"/>
+          <w:b/>
+          <w:bCs/>
+          <w:sz w:val="24"/>
+          <w:szCs w:val="24"/>
+        </w:rPr>
+        <w:t>β</w:t>
+      </w:r>
+      <w:r>
+        <w:rPr>
+          <w:b/>
+          <w:bCs/>
+          <w:sz w:val="24"/>
+          <w:szCs w:val="24"/>
+        </w:rPr>
+        <w:t xml:space="preserve"> </w:t>
+      </w:r>
+      <w:r>
+        <w:rPr>
+          <w:sz w:val="24"/>
+          <w:szCs w:val="24"/>
+        </w:rPr>
+        <w:t>is a parameter that controls how wide of a dataset is considered while averaging</w:t>
+      </w:r>
+      <w:r>
+        <w:rPr>
+          <w:b/>
+          <w:bCs/>
+          <w:sz w:val="24"/>
+          <w:szCs w:val="24"/>
+        </w:rPr>
+        <w:t>.</w:t>
+      </w:r>
+    </w:p>
+    <w:p>
+      <w:pPr>
+        <w:pStyle w:val="ListParagraph"/>
+        <w:tabs>
+          <w:tab w:val="left" w:pos="3828"/>
+        </w:tabs>
+        <w:rPr>
+          <w:rFonts w:eastAsiaTheme="minorEastAsia" w:cstheme="minorHAnsi"/>
+          <w:sz w:val="24"/>
+          <w:szCs w:val="24"/>
+        </w:rPr>
+      </w:pPr>
+      <w:r>
+        <w:rPr>
+          <w:rFonts w:cstheme="minorHAnsi"/>
+          <w:sz w:val="24"/>
+          <w:szCs w:val="24"/>
+        </w:rPr>
+        <w:t xml:space="preserve">The data points now will be averaged across approximately </w:t>
+      </w:r>
+      <m:oMath>
+        <m:f>
+          <m:fPr>
+            <m:ctrlPr>
+              <w:rPr>
+                <w:rFonts w:ascii="Cambria Math" w:hAnsi="Cambria Math" w:cstheme="minorHAnsi"/>
+                <w:b/>
+                <w:bCs/>
+                <w:i/>
+                <w:sz w:val="24"/>
+                <w:szCs w:val="24"/>
+              </w:rPr>
+            </m:ctrlPr>
+          </m:fPr>
+          <m:num>
+            <m:r>
+              <m:rPr>
+                <m:sty m:val="bi"/>
+              </m:rPr>
+              <w:rPr>
+                <w:rFonts w:ascii="Cambria Math" w:hAnsi="Cambria Math" w:cstheme="minorHAnsi"/>
+                <w:sz w:val="24"/>
+                <w:szCs w:val="24"/>
+              </w:rPr>
+              <m:t>1</m:t>
+            </m:r>
+          </m:num>
+          <m:den>
+            <m:r>
+              <m:rPr>
+                <m:sty m:val="bi"/>
+              </m:rPr>
+              <w:rPr>
+                <w:rFonts w:ascii="Cambria Math" w:hAnsi="Cambria Math" w:cstheme="minorHAnsi"/>
+                <w:sz w:val="24"/>
+                <w:szCs w:val="24"/>
+              </w:rPr>
+              <m:t>1-</m:t>
+            </m:r>
+            <m:r>
+              <m:rPr>
+                <m:sty m:val="b"/>
+              </m:rPr>
+              <w:rPr>
+                <w:rFonts w:ascii="Cambria Math" w:hAnsi="Cambria Math" w:cstheme="minorHAnsi"/>
+                <w:sz w:val="24"/>
+                <w:szCs w:val="24"/>
+              </w:rPr>
+              <m:t>β</m:t>
+            </m:r>
+          </m:den>
+        </m:f>
+      </m:oMath>
+      <w:r>
+        <w:rPr>
+          <w:rFonts w:eastAsiaTheme="minorEastAsia" w:cstheme="minorHAnsi"/>
+          <w:b/>
+          <w:bCs/>
+          <w:sz w:val="24"/>
+          <w:szCs w:val="24"/>
+        </w:rPr>
+        <w:t xml:space="preserve"> </w:t>
+      </w:r>
+      <w:r>
+        <w:rPr>
+          <w:rFonts w:eastAsiaTheme="minorEastAsia" w:cstheme="minorHAnsi"/>
+          <w:sz w:val="24"/>
+          <w:szCs w:val="24"/>
+        </w:rPr>
+        <w:t>days.</w:t>
+      </w:r>
+    </w:p>
+    <w:p>
+      <w:pPr>
+        <w:tabs>
+          <w:tab w:val="left" w:pos="3828"/>
+        </w:tabs>
+        <w:rPr>
+          <w:sz w:val="24"/>
+          <w:szCs w:val="24"/>
+        </w:rPr>
+      </w:pPr>
+    </w:p>
+    <w:p>
+      <w:pPr>
+        <w:pStyle w:val="ListParagraph"/>
+        <w:numPr>
+          <w:ilvl w:val="0"/>
+          <w:numId w:val="9"/>
+        </w:numPr>
+        <w:tabs>
+          <w:tab w:val="left" w:pos="3828"/>
+        </w:tabs>
+        <w:rPr>
+          <w:sz w:val="24"/>
+          <w:szCs w:val="24"/>
+        </w:rPr>
+      </w:pPr>
+      <w:r>
+        <w:rPr>
+          <w:sz w:val="24"/>
+          <w:szCs w:val="24"/>
+        </w:rPr>
+        <w:t xml:space="preserve">When the </w:t>
+      </w:r>
+      <w:r>
+        <w:rPr>
+          <w:rFonts w:cstheme="minorHAnsi"/>
+          <w:sz w:val="24"/>
+          <w:szCs w:val="24"/>
+        </w:rPr>
+        <w:t>β</w:t>
+      </w:r>
+      <w:r>
+        <w:rPr>
+          <w:rFonts w:cstheme="minorHAnsi"/>
+          <w:sz w:val="24"/>
+          <w:szCs w:val="24"/>
+        </w:rPr>
+        <w:t xml:space="preserve"> value is higher</w:t>
+      </w:r>
+      <w:r>
+        <w:rPr>
+          <w:rFonts w:cstheme="minorHAnsi"/>
+          <w:sz w:val="24"/>
+          <w:szCs w:val="24"/>
+        </w:rPr>
+        <w:t xml:space="preserve">, the initial resultant values are way lower than what is expected. A simple way to overcome this is by using a </w:t>
+      </w:r>
+      <w:r>
+        <w:rPr>
+          <w:rFonts w:cstheme="minorHAnsi"/>
+          <w:b/>
+          <w:bCs/>
+          <w:sz w:val="24"/>
+          <w:szCs w:val="24"/>
+        </w:rPr>
+        <w:t>Bias Correction</w:t>
+      </w:r>
+      <w:r>
+        <w:rPr>
+          <w:rFonts w:cstheme="minorHAnsi"/>
+          <w:b/>
+          <w:bCs/>
+          <w:sz w:val="24"/>
+          <w:szCs w:val="24"/>
+        </w:rPr>
+        <w:t xml:space="preserve">. </w:t>
+      </w:r>
+    </w:p>
+    <w:p>
+      <w:pPr>
+        <w:pStyle w:val="ListParagraph"/>
+        <w:tabs>
+          <w:tab w:val="left" w:pos="3828"/>
+        </w:tabs>
+        <w:jc w:val="center"/>
+        <w:rPr>
+          <w:rFonts w:eastAsiaTheme="minorEastAsia" w:cstheme="minorHAnsi"/>
+          <w:b/>
+          <w:bCs/>
+          <w:sz w:val="26"/>
+          <w:szCs w:val="26"/>
+        </w:rPr>
+      </w:pPr>
+      <w:r>
+        <w:rPr>
+          <w:rFonts w:cstheme="minorHAnsi"/>
+          <w:b/>
+          <w:bCs/>
+          <w:sz w:val="24"/>
+          <w:szCs w:val="24"/>
+        </w:rPr>
+        <w:t xml:space="preserve">Bias Correction = </w:t>
+      </w:r>
+      <m:oMath>
+        <m:f>
+          <m:fPr>
+            <m:ctrlPr>
+              <w:rPr>
+                <w:rFonts w:ascii="Cambria Math" w:hAnsi="Cambria Math" w:cstheme="minorHAnsi"/>
+                <w:b/>
+                <w:bCs/>
+                <w:i/>
+                <w:sz w:val="26"/>
+                <w:szCs w:val="26"/>
+              </w:rPr>
+            </m:ctrlPr>
+          </m:fPr>
+          <m:num>
+            <m:sSub>
+              <m:sSubPr>
+                <m:ctrlPr>
+                  <w:rPr>
+                    <w:rFonts w:ascii="Cambria Math" w:hAnsi="Cambria Math" w:cstheme="minorHAnsi"/>
+                    <w:b/>
+                    <w:bCs/>
+                    <w:i/>
+                    <w:sz w:val="26"/>
+                    <w:szCs w:val="26"/>
+                  </w:rPr>
+                </m:ctrlPr>
+              </m:sSubPr>
+              <m:e>
+                <m:r>
+                  <m:rPr>
+                    <m:sty m:val="bi"/>
+                  </m:rPr>
+                  <w:rPr>
+                    <w:rFonts w:ascii="Cambria Math" w:hAnsi="Cambria Math" w:cstheme="minorHAnsi"/>
+                    <w:sz w:val="26"/>
+                    <w:szCs w:val="26"/>
+                  </w:rPr>
+                  <m:t>v</m:t>
+                </m:r>
+              </m:e>
+              <m:sub>
+                <m:r>
+                  <m:rPr>
+                    <m:sty m:val="bi"/>
+                  </m:rPr>
+                  <w:rPr>
+                    <w:rFonts w:ascii="Cambria Math" w:hAnsi="Cambria Math" w:cstheme="minorHAnsi"/>
+                    <w:sz w:val="26"/>
+                    <w:szCs w:val="26"/>
+                  </w:rPr>
+                  <m:t>t</m:t>
+                </m:r>
+              </m:sub>
+            </m:sSub>
+          </m:num>
+          <m:den>
+            <m:r>
+              <m:rPr>
+                <m:sty m:val="bi"/>
+              </m:rPr>
+              <w:rPr>
+                <w:rFonts w:ascii="Cambria Math" w:hAnsi="Cambria Math" w:cstheme="minorHAnsi"/>
+                <w:sz w:val="26"/>
+                <w:szCs w:val="26"/>
+              </w:rPr>
+              <m:t>1-</m:t>
+            </m:r>
+            <m:sSup>
+              <m:sSupPr>
+                <m:ctrlPr>
+                  <w:rPr>
+                    <w:rFonts w:ascii="Cambria Math" w:hAnsi="Cambria Math" w:cstheme="minorHAnsi"/>
+                    <w:b/>
+                    <w:bCs/>
+                    <w:i/>
+                    <w:sz w:val="26"/>
+                    <w:szCs w:val="26"/>
+                  </w:rPr>
+                </m:ctrlPr>
+              </m:sSupPr>
+              <m:e>
+                <m:r>
+                  <m:rPr>
+                    <m:sty m:val="bi"/>
+                  </m:rPr>
+                  <w:rPr>
+                    <w:rFonts w:ascii="Cambria Math" w:hAnsi="Cambria Math" w:cstheme="minorHAnsi"/>
+                    <w:sz w:val="26"/>
+                    <w:szCs w:val="26"/>
+                  </w:rPr>
+                  <m:t>β</m:t>
+                </m:r>
+              </m:e>
+              <m:sup>
+                <m:r>
+                  <m:rPr>
+                    <m:sty m:val="bi"/>
+                  </m:rPr>
+                  <w:rPr>
+                    <w:rFonts w:ascii="Cambria Math" w:hAnsi="Cambria Math" w:cstheme="minorHAnsi"/>
+                    <w:sz w:val="26"/>
+                    <w:szCs w:val="26"/>
+                  </w:rPr>
+                  <m:t>t</m:t>
+                </m:r>
+              </m:sup>
+            </m:sSup>
+          </m:den>
+        </m:f>
+      </m:oMath>
+    </w:p>
+    <w:p>
+      <w:pPr>
+        <w:pStyle w:val="ListParagraph"/>
+        <w:tabs>
+          <w:tab w:val="left" w:pos="3828"/>
+        </w:tabs>
+        <w:rPr>
+          <w:rFonts w:eastAsiaTheme="minorEastAsia"/>
+          <w:sz w:val="24"/>
+          <w:szCs w:val="24"/>
+        </w:rPr>
+      </w:pPr>
+      <w:r>
+        <w:rPr>
+          <w:sz w:val="24"/>
+          <w:szCs w:val="24"/>
+        </w:rPr>
+        <w:t xml:space="preserve">The </w:t>
+      </w:r>
+      <w:r>
+        <w:rPr>
+          <w:sz w:val="24"/>
+          <w:szCs w:val="24"/>
+        </w:rPr>
+        <w:t xml:space="preserve">denominator here, at lower values, makes the equation much similar to averages of the first t values. At higher values of t, </w:t>
+      </w:r>
+      <m:oMath>
+        <m:sSup>
+          <m:sSupPr>
+            <m:ctrlPr>
+              <w:rPr>
+                <w:rFonts w:ascii="Cambria Math" w:hAnsi="Cambria Math" w:cstheme="minorHAnsi"/>
+                <w:i/>
+                <w:sz w:val="24"/>
+                <w:szCs w:val="24"/>
+              </w:rPr>
+            </m:ctrlPr>
+          </m:sSupPr>
+          <m:e>
+            <m:r>
+              <w:rPr>
+                <w:rFonts w:ascii="Cambria Math" w:hAnsi="Cambria Math" w:cstheme="minorHAnsi"/>
+                <w:sz w:val="24"/>
+                <w:szCs w:val="24"/>
+              </w:rPr>
+              <m:t>β</m:t>
+            </m:r>
+          </m:e>
+          <m:sup>
+            <m:r>
+              <w:rPr>
+                <w:rFonts w:ascii="Cambria Math" w:hAnsi="Cambria Math" w:cstheme="minorHAnsi"/>
+                <w:sz w:val="24"/>
+                <w:szCs w:val="24"/>
+              </w:rPr>
+              <m:t>t</m:t>
+            </m:r>
+          </m:sup>
+        </m:sSup>
+      </m:oMath>
+      <w:r>
+        <w:rPr>
+          <w:rFonts w:eastAsiaTheme="minorEastAsia"/>
+          <w:sz w:val="24"/>
+          <w:szCs w:val="24"/>
+        </w:rPr>
+        <w:t xml:space="preserve"> becomes negligible and equation returns to previous form.</w:t>
+      </w:r>
+      <w:r>
+        <w:rPr>
+          <w:rFonts w:eastAsiaTheme="minorEastAsia"/>
+          <w:sz w:val="24"/>
+          <w:szCs w:val="24"/>
+        </w:rPr>
+        <w:t xml:space="preserve"> </w:t>
+      </w:r>
+    </w:p>
+    <w:p>
+      <w:pPr>
+        <w:pStyle w:val="ListParagraph"/>
+        <w:tabs>
+          <w:tab w:val="left" w:pos="3828"/>
+        </w:tabs>
+        <w:rPr>
+          <w:rFonts w:eastAsiaTheme="minorEastAsia"/>
+          <w:sz w:val="24"/>
+          <w:szCs w:val="24"/>
+        </w:rPr>
+      </w:pPr>
+    </w:p>
+    <w:p>
+      <w:pPr>
+        <w:pStyle w:val="ListParagraph"/>
+        <w:numPr>
+          <w:ilvl w:val="0"/>
+          <w:numId w:val="9"/>
+        </w:numPr>
+        <w:tabs>
+          <w:tab w:val="left" w:pos="3828"/>
+        </w:tabs>
+        <w:rPr>
+          <w:b/>
+          <w:bCs/>
+          <w:sz w:val="24"/>
+          <w:szCs w:val="24"/>
+        </w:rPr>
+      </w:pPr>
+      <w:r>
+        <w:rPr>
+          <w:b/>
+          <w:bCs/>
+          <w:sz w:val="24"/>
+          <w:szCs w:val="24"/>
+        </w:rPr>
+        <w:t>Gradient Descent with Momentum:</w:t>
+      </w:r>
+    </w:p>
+    <w:p>
+      <w:pPr>
+        <w:pStyle w:val="ListParagraph"/>
+        <w:tabs>
+          <w:tab w:val="left" w:pos="3828"/>
+        </w:tabs>
+        <w:rPr>
+          <w:sz w:val="24"/>
+          <w:szCs w:val="24"/>
+        </w:rPr>
+      </w:pPr>
+      <w:r>
+        <w:rPr>
+          <w:b/>
+          <w:bCs/>
+          <w:sz w:val="24"/>
+          <w:szCs w:val="24"/>
+        </w:rPr>
+        <w:drawing>
+          <wp:anchor distT="0" distB="0" distL="114300" distR="114300" simplePos="0" relativeHeight="251736064" behindDoc="0" locked="0" layoutInCell="1" allowOverlap="1" wp14:anchorId="5FEE8260" wp14:editId="4918D122">
+            <wp:simplePos x="0" y="0"/>
+            <wp:positionH relativeFrom="column">
+              <wp:posOffset>512596</wp:posOffset>
+            </wp:positionH>
+            <wp:positionV relativeFrom="paragraph">
+              <wp:posOffset>4651</wp:posOffset>
+            </wp:positionV>
+            <wp:extent cx="3145155" cy="1141095"/>
+            <wp:effectExtent l="0" t="0" r="0" b="1905"/>
+            <wp:wrapSquare wrapText="bothSides"/>
+            <wp:docPr id="1471436098" name="Picture 1"/>
+            <wp:cNvGraphicFramePr>
+              <a:graphicFrameLocks xmlns:a="http://schemas.openxmlformats.org/drawingml/2006/main" noChangeAspect="1"/>
+            </wp:cNvGraphicFramePr>
+            <a:graphic xmlns:a="http://schemas.openxmlformats.org/drawingml/2006/main">
+              <a:graphicData uri="http://schemas.openxmlformats.org/drawingml/2006/picture">
+                <pic:pic xmlns:pic="http://schemas.openxmlformats.org/drawingml/2006/picture">
+                  <pic:nvPicPr>
+                    <pic:cNvPr id="1471436098" name=""/>
+                    <pic:cNvPicPr/>
+                  </pic:nvPicPr>
+                  <pic:blipFill>
+                    <a:blip r:embed="rId109">
+                      <a:extLst>
+                        <a:ext uri="{28A0092B-C50C-407E-A947-70E740481C1C}">
+                          <a14:useLocalDpi xmlns:a14="http://schemas.microsoft.com/office/drawing/2010/main" val="0"/>
+                        </a:ext>
+                      </a:extLst>
+                    </a:blip>
+                    <a:stretch>
+                      <a:fillRect/>
+                    </a:stretch>
+                  </pic:blipFill>
+                  <pic:spPr>
+                    <a:xfrm>
+                      <a:off x="0" y="0"/>
+                      <a:ext cx="3145155" cy="1141095"/>
+                    </a:xfrm>
+                    <a:prstGeom prst="rect">
+                      <a:avLst/>
+                    </a:prstGeom>
+                  </pic:spPr>
+                </pic:pic>
+              </a:graphicData>
+            </a:graphic>
+            <wp14:sizeRelH relativeFrom="margin">
+              <wp14:pctWidth>0</wp14:pctWidth>
+            </wp14:sizeRelH>
+            <wp14:sizeRelV relativeFrom="margin">
+              <wp14:pctHeight>0</wp14:pctHeight>
+            </wp14:sizeRelV>
+          </wp:anchor>
+        </w:drawing>
+      </w:r>
+    </w:p>
+    <w:p>
+      <w:pPr>
+        <w:tabs>
+          <w:tab w:val="left" w:pos="3828"/>
+        </w:tabs>
+        <w:rPr>
+          <w:sz w:val="24"/>
+          <w:szCs w:val="24"/>
+        </w:rPr>
+      </w:pPr>
+    </w:p>
+    <w:p>
+      <w:pPr>
+        <w:tabs>
+          <w:tab w:val="left" w:pos="3828"/>
+        </w:tabs>
+        <w:rPr>
+          <w:sz w:val="24"/>
+          <w:szCs w:val="24"/>
+        </w:rPr>
+      </w:pPr>
+    </w:p>
+    <w:p>
+      <w:pPr>
+        <w:tabs>
+          <w:tab w:val="left" w:pos="3828"/>
+        </w:tabs>
+        <w:rPr>
+          <w:sz w:val="24"/>
+          <w:szCs w:val="24"/>
+        </w:rPr>
+      </w:pPr>
+    </w:p>
+    <w:p>
+      <w:pPr>
+        <w:tabs>
+          <w:tab w:val="left" w:pos="3828"/>
+        </w:tabs>
+        <w:rPr>
+          <w:sz w:val="24"/>
+          <w:szCs w:val="24"/>
+        </w:rPr>
+      </w:pPr>
     </w:p>
     <w:sectPr>
       <w:pgSz w:w="11906" w:h="16838"/>
@@ -6809,10 +7748,10 @@
     </w:lvl>
   </w:abstractNum>
   <w:abstractNum w:abstractNumId="3" w15:restartNumberingAfterBreak="0">
-    <w:nsid w:val="53180537"/>
+    <w:nsid w:val="3545588B"/>
     <w:multiLevelType w:val="hybridMultilevel"/>
-    <w:tmpl w:val="A844D7DA"/>
-    <w:lvl w:ilvl="0" w:tplc="F94C7A84">
+    <w:tmpl w:val="27821E04"/>
+    <w:lvl w:ilvl="0" w:tplc="F966737E">
       <w:numFmt w:val="bullet"/>
       <w:lvlText w:val="-"/>
       <w:lvlJc w:val="left"/>
@@ -6921,10 +7860,10 @@
     </w:lvl>
   </w:abstractNum>
   <w:abstractNum w:abstractNumId="4" w15:restartNumberingAfterBreak="0">
-    <w:nsid w:val="55ED3347"/>
+    <w:nsid w:val="53180537"/>
     <w:multiLevelType w:val="hybridMultilevel"/>
-    <w:tmpl w:val="7C9C0A3C"/>
-    <w:lvl w:ilvl="0" w:tplc="79622A8A">
+    <w:tmpl w:val="A844D7DA"/>
+    <w:lvl w:ilvl="0" w:tplc="F94C7A84">
       <w:numFmt w:val="bullet"/>
       <w:lvlText w:val="-"/>
       <w:lvlJc w:val="left"/>
@@ -7033,6 +7972,118 @@
     </w:lvl>
   </w:abstractNum>
   <w:abstractNum w:abstractNumId="5" w15:restartNumberingAfterBreak="0">
+    <w:nsid w:val="55ED3347"/>
+    <w:multiLevelType w:val="hybridMultilevel"/>
+    <w:tmpl w:val="7C9C0A3C"/>
+    <w:lvl w:ilvl="0" w:tplc="79622A8A">
+      <w:numFmt w:val="bullet"/>
+      <w:lvlText w:val="-"/>
+      <w:lvlJc w:val="left"/>
+      <w:pPr>
+        <w:ind w:left="720" w:hanging="360"/>
+      </w:pPr>
+      <w:rPr>
+        <w:rFonts w:ascii="Calibri" w:eastAsiaTheme="minorHAnsi" w:hAnsi="Calibri" w:cs="Calibri" w:hint="default"/>
+      </w:rPr>
+    </w:lvl>
+    <w:lvl w:ilvl="1" w:tplc="40090003" w:tentative="1">
+      <w:start w:val="1"/>
+      <w:numFmt w:val="bullet"/>
+      <w:lvlText w:val="o"/>
+      <w:lvlJc w:val="left"/>
+      <w:pPr>
+        <w:ind w:left="1440" w:hanging="360"/>
+      </w:pPr>
+      <w:rPr>
+        <w:rFonts w:ascii="Courier New" w:hAnsi="Courier New" w:cs="Courier New" w:hint="default"/>
+      </w:rPr>
+    </w:lvl>
+    <w:lvl w:ilvl="2" w:tplc="40090005" w:tentative="1">
+      <w:start w:val="1"/>
+      <w:numFmt w:val="bullet"/>
+      <w:lvlText w:val=""/>
+      <w:lvlJc w:val="left"/>
+      <w:pPr>
+        <w:ind w:left="2160" w:hanging="360"/>
+      </w:pPr>
+      <w:rPr>
+        <w:rFonts w:ascii="Wingdings" w:hAnsi="Wingdings" w:hint="default"/>
+      </w:rPr>
+    </w:lvl>
+    <w:lvl w:ilvl="3" w:tplc="40090001" w:tentative="1">
+      <w:start w:val="1"/>
+      <w:numFmt w:val="bullet"/>
+      <w:lvlText w:val=""/>
+      <w:lvlJc w:val="left"/>
+      <w:pPr>
+        <w:ind w:left="2880" w:hanging="360"/>
+      </w:pPr>
+      <w:rPr>
+        <w:rFonts w:ascii="Symbol" w:hAnsi="Symbol" w:hint="default"/>
+      </w:rPr>
+    </w:lvl>
+    <w:lvl w:ilvl="4" w:tplc="40090003" w:tentative="1">
+      <w:start w:val="1"/>
+      <w:numFmt w:val="bullet"/>
+      <w:lvlText w:val="o"/>
+      <w:lvlJc w:val="left"/>
+      <w:pPr>
+        <w:ind w:left="3600" w:hanging="360"/>
+      </w:pPr>
+      <w:rPr>
+        <w:rFonts w:ascii="Courier New" w:hAnsi="Courier New" w:cs="Courier New" w:hint="default"/>
+      </w:rPr>
+    </w:lvl>
+    <w:lvl w:ilvl="5" w:tplc="40090005" w:tentative="1">
+      <w:start w:val="1"/>
+      <w:numFmt w:val="bullet"/>
+      <w:lvlText w:val=""/>
+      <w:lvlJc w:val="left"/>
+      <w:pPr>
+        <w:ind w:left="4320" w:hanging="360"/>
+      </w:pPr>
+      <w:rPr>
+        <w:rFonts w:ascii="Wingdings" w:hAnsi="Wingdings" w:hint="default"/>
+      </w:rPr>
+    </w:lvl>
+    <w:lvl w:ilvl="6" w:tplc="40090001" w:tentative="1">
+      <w:start w:val="1"/>
+      <w:numFmt w:val="bullet"/>
+      <w:lvlText w:val=""/>
+      <w:lvlJc w:val="left"/>
+      <w:pPr>
+        <w:ind w:left="5040" w:hanging="360"/>
+      </w:pPr>
+      <w:rPr>
+        <w:rFonts w:ascii="Symbol" w:hAnsi="Symbol" w:hint="default"/>
+      </w:rPr>
+    </w:lvl>
+    <w:lvl w:ilvl="7" w:tplc="40090003" w:tentative="1">
+      <w:start w:val="1"/>
+      <w:numFmt w:val="bullet"/>
+      <w:lvlText w:val="o"/>
+      <w:lvlJc w:val="left"/>
+      <w:pPr>
+        <w:ind w:left="5760" w:hanging="360"/>
+      </w:pPr>
+      <w:rPr>
+        <w:rFonts w:ascii="Courier New" w:hAnsi="Courier New" w:cs="Courier New" w:hint="default"/>
+      </w:rPr>
+    </w:lvl>
+    <w:lvl w:ilvl="8" w:tplc="40090005" w:tentative="1">
+      <w:start w:val="1"/>
+      <w:numFmt w:val="bullet"/>
+      <w:lvlText w:val=""/>
+      <w:lvlJc w:val="left"/>
+      <w:pPr>
+        <w:ind w:left="6480" w:hanging="360"/>
+      </w:pPr>
+      <w:rPr>
+        <w:rFonts w:ascii="Wingdings" w:hAnsi="Wingdings" w:hint="default"/>
+      </w:rPr>
+    </w:lvl>
+  </w:abstractNum>
+  <w:abstractNum w:abstractNumId="6" w15:restartNumberingAfterBreak="0">
     <w:nsid w:val="660D5106"/>
     <w:multiLevelType w:val="hybridMultilevel"/>
     <w:tmpl w:val="4896FB80"/>
@@ -7144,7 +8195,7 @@
       </w:rPr>
     </w:lvl>
   </w:abstractNum>
-  <w:abstractNum w:abstractNumId="6" w15:restartNumberingAfterBreak="0">
+  <w:abstractNum w:abstractNumId="7" w15:restartNumberingAfterBreak="0">
     <w:nsid w:val="6CC46432"/>
     <w:multiLevelType w:val="hybridMultilevel"/>
     <w:tmpl w:val="AAC85134"/>
@@ -7257,17 +8308,130 @@
       </w:rPr>
     </w:lvl>
   </w:abstractNum>
+  <w:abstractNum w:abstractNumId="8" w15:restartNumberingAfterBreak="0">
+    <w:nsid w:val="7145254E"/>
+    <w:multiLevelType w:val="hybridMultilevel"/>
+    <w:tmpl w:val="B562E7EE"/>
+    <w:lvl w:ilvl="0" w:tplc="40090001">
+      <w:start w:val="1"/>
+      <w:numFmt w:val="bullet"/>
+      <w:lvlText w:val=""/>
+      <w:lvlJc w:val="left"/>
+      <w:pPr>
+        <w:ind w:left="720" w:hanging="360"/>
+      </w:pPr>
+      <w:rPr>
+        <w:rFonts w:ascii="Symbol" w:hAnsi="Symbol" w:hint="default"/>
+      </w:rPr>
+    </w:lvl>
+    <w:lvl w:ilvl="1" w:tplc="40090003" w:tentative="1">
+      <w:start w:val="1"/>
+      <w:numFmt w:val="bullet"/>
+      <w:lvlText w:val="o"/>
+      <w:lvlJc w:val="left"/>
+      <w:pPr>
+        <w:ind w:left="1440" w:hanging="360"/>
+      </w:pPr>
+      <w:rPr>
+        <w:rFonts w:ascii="Courier New" w:hAnsi="Courier New" w:cs="Courier New" w:hint="default"/>
+      </w:rPr>
+    </w:lvl>
+    <w:lvl w:ilvl="2" w:tplc="40090005" w:tentative="1">
+      <w:start w:val="1"/>
+      <w:numFmt w:val="bullet"/>
+      <w:lvlText w:val=""/>
+      <w:lvlJc w:val="left"/>
+      <w:pPr>
+        <w:ind w:left="2160" w:hanging="360"/>
+      </w:pPr>
+      <w:rPr>
+        <w:rFonts w:ascii="Wingdings" w:hAnsi="Wingdings" w:hint="default"/>
+      </w:rPr>
+    </w:lvl>
+    <w:lvl w:ilvl="3" w:tplc="40090001" w:tentative="1">
+      <w:start w:val="1"/>
+      <w:numFmt w:val="bullet"/>
+      <w:lvlText w:val=""/>
+      <w:lvlJc w:val="left"/>
+      <w:pPr>
+        <w:ind w:left="2880" w:hanging="360"/>
+      </w:pPr>
+      <w:rPr>
+        <w:rFonts w:ascii="Symbol" w:hAnsi="Symbol" w:hint="default"/>
+      </w:rPr>
+    </w:lvl>
+    <w:lvl w:ilvl="4" w:tplc="40090003" w:tentative="1">
+      <w:start w:val="1"/>
+      <w:numFmt w:val="bullet"/>
+      <w:lvlText w:val="o"/>
+      <w:lvlJc w:val="left"/>
+      <w:pPr>
+        <w:ind w:left="3600" w:hanging="360"/>
+      </w:pPr>
+      <w:rPr>
+        <w:rFonts w:ascii="Courier New" w:hAnsi="Courier New" w:cs="Courier New" w:hint="default"/>
+      </w:rPr>
+    </w:lvl>
+    <w:lvl w:ilvl="5" w:tplc="40090005" w:tentative="1">
+      <w:start w:val="1"/>
+      <w:numFmt w:val="bullet"/>
+      <w:lvlText w:val=""/>
+      <w:lvlJc w:val="left"/>
+      <w:pPr>
+        <w:ind w:left="4320" w:hanging="360"/>
+      </w:pPr>
+      <w:rPr>
+        <w:rFonts w:ascii="Wingdings" w:hAnsi="Wingdings" w:hint="default"/>
+      </w:rPr>
+    </w:lvl>
+    <w:lvl w:ilvl="6" w:tplc="40090001" w:tentative="1">
+      <w:start w:val="1"/>
+      <w:numFmt w:val="bullet"/>
+      <w:lvlText w:val=""/>
+      <w:lvlJc w:val="left"/>
+      <w:pPr>
+        <w:ind w:left="5040" w:hanging="360"/>
+      </w:pPr>
+      <w:rPr>
+        <w:rFonts w:ascii="Symbol" w:hAnsi="Symbol" w:hint="default"/>
+      </w:rPr>
+    </w:lvl>
+    <w:lvl w:ilvl="7" w:tplc="40090003" w:tentative="1">
+      <w:start w:val="1"/>
+      <w:numFmt w:val="bullet"/>
+      <w:lvlText w:val="o"/>
+      <w:lvlJc w:val="left"/>
+      <w:pPr>
+        <w:ind w:left="5760" w:hanging="360"/>
+      </w:pPr>
+      <w:rPr>
+        <w:rFonts w:ascii="Courier New" w:hAnsi="Courier New" w:cs="Courier New" w:hint="default"/>
+      </w:rPr>
+    </w:lvl>
+    <w:lvl w:ilvl="8" w:tplc="40090005" w:tentative="1">
+      <w:start w:val="1"/>
+      <w:numFmt w:val="bullet"/>
+      <w:lvlText w:val=""/>
+      <w:lvlJc w:val="left"/>
+      <w:pPr>
+        <w:ind w:left="6480" w:hanging="360"/>
+      </w:pPr>
+      <w:rPr>
+        <w:rFonts w:ascii="Wingdings" w:hAnsi="Wingdings" w:hint="default"/>
+      </w:rPr>
+    </w:lvl>
+  </w:abstractNum>
   <w:num w:numId="1" w16cid:durableId="2145268574">
-    <w:abstractNumId w:val="6"/>
+    <w:abstractNumId w:val="7"/>
   </w:num>
   <w:num w:numId="2" w16cid:durableId="703671815">
-    <w:abstractNumId w:val="3"/>
+    <w:abstractNumId w:val="4"/>
   </w:num>
   <w:num w:numId="3" w16cid:durableId="2066367043">
-    <w:abstractNumId w:val="4"/>
+    <w:abstractNumId w:val="5"/>
   </w:num>
   <w:num w:numId="4" w16cid:durableId="2063289578">
-    <w:abstractNumId w:val="5"/>
+    <w:abstractNumId w:val="6"/>
   </w:num>
   <w:num w:numId="5" w16cid:durableId="2146847128">
     <w:abstractNumId w:val="0"/>
@@ -7277,6 +8441,12 @@
   </w:num>
   <w:num w:numId="7" w16cid:durableId="184363635">
     <w:abstractNumId w:val="2"/>
+  </w:num>
+  <w:num w:numId="8" w16cid:durableId="1106265886">
+    <w:abstractNumId w:val="3"/>
+  </w:num>
+  <w:num w:numId="9" w16cid:durableId="509567989">
+    <w:abstractNumId w:val="8"/>
   </w:num>
 </w:numbering>
 </file>
@@ -8196,6 +9366,16 @@
       <w:smallCaps/>
       <w:color w:val="2F5496" w:themeColor="accent1" w:themeShade="BF"/>
       <w:spacing w:val="5"/>
+    </w:rPr>
+  </w:style>
+  <w:style w:type="character" w:styleId="PlaceholderText">
+    <w:name w:val="Placeholder Text"/>
+    <w:basedOn w:val="DefaultParagraphFont"/>
+    <w:uiPriority w:val="99"/>
+    <w:semiHidden/>
+    <w:rsid w:val="00E21E2D"/>
+    <w:rPr>
+      <w:color w:val="666666"/>
     </w:rPr>
   </w:style>
 </w:styles>

--- a/Notes/Notes_Pratyush.docx
+++ b/Notes/Notes_Pratyush.docx
@@ -180,7 +180,7 @@
                     <pic:cNvPicPr/>
                   </pic:nvPicPr>
                   <pic:blipFill>
-                    <a:blip r:embed="rId5" cstate="print">
+                    <a:blip r:embed="rId7" cstate="print">
                       <a:extLst>
                         <a:ext uri="{28A0092B-C50C-407E-A947-70E740481C1C}">
                           <a14:useLocalDpi xmlns:a14="http://schemas.microsoft.com/office/drawing/2010/main" val="0"/>
@@ -320,7 +320,7 @@
                     <pic:cNvPicPr/>
                   </pic:nvPicPr>
                   <pic:blipFill>
-                    <a:blip r:embed="rId6">
+                    <a:blip r:embed="rId8">
                       <a:extLst>
                         <a:ext uri="{28A0092B-C50C-407E-A947-70E740481C1C}">
                           <a14:useLocalDpi xmlns:a14="http://schemas.microsoft.com/office/drawing/2010/main" val="0"/>
@@ -418,7 +418,7 @@
                     <pic:cNvPicPr/>
                   </pic:nvPicPr>
                   <pic:blipFill>
-                    <a:blip r:embed="rId7">
+                    <a:blip r:embed="rId9">
                       <a:extLst>
                         <a:ext uri="{28A0092B-C50C-407E-A947-70E740481C1C}">
                           <a14:useLocalDpi xmlns:a14="http://schemas.microsoft.com/office/drawing/2010/main" val="0"/>
@@ -558,7 +558,7 @@
                     <pic:cNvPicPr/>
                   </pic:nvPicPr>
                   <pic:blipFill>
-                    <a:blip r:embed="rId8" cstate="print">
+                    <a:blip r:embed="rId10" cstate="print">
                       <a:extLst>
                         <a:ext uri="{28A0092B-C50C-407E-A947-70E740481C1C}">
                           <a14:useLocalDpi xmlns:a14="http://schemas.microsoft.com/office/drawing/2010/main" val="0"/>
@@ -853,7 +853,7 @@
           <w:szCs w:val="24"/>
         </w:rPr>
         <w:drawing>
-          <wp:anchor distT="0" distB="0" distL="114300" distR="114300" simplePos="0" relativeHeight="251662336" behindDoc="1" locked="0" layoutInCell="1" allowOverlap="1" wp14:anchorId="73F0B2D2" wp14:editId="221000C6">
+          <wp:anchor distT="0" distB="0" distL="114300" distR="114300" simplePos="0" relativeHeight="251662336" behindDoc="1" locked="0" layoutInCell="1" allowOverlap="1" wp14:anchorId="73F0B2D2" wp14:editId="7D91FB8C">
             <wp:simplePos x="0" y="0"/>
             <wp:positionH relativeFrom="column">
               <wp:posOffset>730250</wp:posOffset>
@@ -884,7 +884,7 @@
                     <pic:cNvPicPr/>
                   </pic:nvPicPr>
                   <pic:blipFill>
-                    <a:blip r:embed="rId9" cstate="print">
+                    <a:blip r:embed="rId11" cstate="print">
                       <a:extLst>
                         <a:ext uri="{28A0092B-C50C-407E-A947-70E740481C1C}">
                           <a14:useLocalDpi xmlns:a14="http://schemas.microsoft.com/office/drawing/2010/main" val="0"/>
@@ -1095,7 +1095,7 @@
                     <pic:cNvPicPr/>
                   </pic:nvPicPr>
                   <pic:blipFill>
-                    <a:blip r:embed="rId10">
+                    <a:blip r:embed="rId12">
                       <a:extLst>
                         <a:ext uri="{28A0092B-C50C-407E-A947-70E740481C1C}">
                           <a14:useLocalDpi xmlns:a14="http://schemas.microsoft.com/office/drawing/2010/main" val="0"/>
@@ -1240,7 +1240,7 @@
                     <pic:cNvPicPr/>
                   </pic:nvPicPr>
                   <pic:blipFill>
-                    <a:blip r:embed="rId11" cstate="print">
+                    <a:blip r:embed="rId13" cstate="print">
                       <a:extLst>
                         <a:ext uri="{28A0092B-C50C-407E-A947-70E740481C1C}">
                           <a14:useLocalDpi xmlns:a14="http://schemas.microsoft.com/office/drawing/2010/main" val="0"/>
@@ -1387,7 +1387,7 @@
                     <pic:cNvPicPr/>
                   </pic:nvPicPr>
                   <pic:blipFill>
-                    <a:blip r:embed="rId12">
+                    <a:blip r:embed="rId14">
                       <a:extLst>
                         <a:ext uri="{28A0092B-C50C-407E-A947-70E740481C1C}">
                           <a14:useLocalDpi xmlns:a14="http://schemas.microsoft.com/office/drawing/2010/main" val="0"/>
@@ -1443,7 +1443,7 @@
                 <wp:cNvGraphicFramePr/>
                 <a:graphic xmlns:a="http://schemas.openxmlformats.org/drawingml/2006/main">
                   <a:graphicData uri="http://schemas.microsoft.com/office/word/2010/wordprocessingInk">
-                    <w14:contentPart bwMode="auto" r:id="rId13">
+                    <w14:contentPart bwMode="auto" r:id="rId15">
                       <w14:nvContentPartPr>
                         <w14:cNvContentPartPr/>
                       </w14:nvContentPartPr>
@@ -1479,7 +1479,7 @@
                 <o:lock v:ext="edit" aspectratio="t"/>
               </v:shapetype>
               <v:shape id="Ink 8" o:spid="_x0000_s1026" type="#_x0000_t75" style="position:absolute;margin-left:458.7pt;margin-top:-14.4pt;width:51.15pt;height:73.3pt;z-index:251675648;visibility:visible;mso-wrap-style:square;mso-wrap-distance-left:9pt;mso-wrap-distance-top:0;mso-wrap-distance-right:9pt;mso-wrap-distance-bottom:0;mso-position-horizontal:absolute;mso-position-horizontal-relative:text;mso-position-vertical:absolute;mso-position-vertical-relative:text" o:gfxdata="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">
-                <v:imagedata r:id="rId14" o:title=""/>
+                <v:imagedata r:id="rId16" o:title=""/>
               </v:shape>
             </w:pict>
           </mc:Fallback>
@@ -1523,7 +1523,7 @@
                     <pic:cNvPicPr/>
                   </pic:nvPicPr>
                   <pic:blipFill rotWithShape="1">
-                    <a:blip r:embed="rId15" cstate="print">
+                    <a:blip r:embed="rId17" cstate="print">
                       <a:extLst>
                         <a:ext uri="{28A0092B-C50C-407E-A947-70E740481C1C}">
                           <a14:useLocalDpi xmlns:a14="http://schemas.microsoft.com/office/drawing/2010/main" val="0"/>
@@ -1602,7 +1602,7 @@
                     <pic:cNvPicPr/>
                   </pic:nvPicPr>
                   <pic:blipFill>
-                    <a:blip r:embed="rId16" cstate="print">
+                    <a:blip r:embed="rId18" cstate="print">
                       <a:extLst>
                         <a:ext uri="{28A0092B-C50C-407E-A947-70E740481C1C}">
                           <a14:useLocalDpi xmlns:a14="http://schemas.microsoft.com/office/drawing/2010/main" val="0"/>
@@ -1658,7 +1658,7 @@
                 <wp:cNvGraphicFramePr/>
                 <a:graphic xmlns:a="http://schemas.openxmlformats.org/drawingml/2006/main">
                   <a:graphicData uri="http://schemas.microsoft.com/office/word/2010/wordprocessingInk">
-                    <w14:contentPart bwMode="auto" r:id="rId17">
+                    <w14:contentPart bwMode="auto" r:id="rId19">
                       <w14:nvContentPartPr>
                         <w14:cNvContentPartPr/>
                       </w14:nvContentPartPr>
@@ -1675,7 +1675,7 @@
           <mc:Fallback>
             <w:pict>
               <v:shape w14:anchorId="44E8E0F3" id="Ink 25" o:spid="_x0000_s1026" type="#_x0000_t75" style="position:absolute;margin-left:337.6pt;margin-top:11.95pt;width:13.7pt;height:2.9pt;z-index:251693056;visibility:visible;mso-wrap-style:square;mso-wrap-distance-left:9pt;mso-wrap-distance-top:0;mso-wrap-distance-right:9pt;mso-wrap-distance-bottom:0;mso-position-horizontal:absolute;mso-position-horizontal-relative:text;mso-position-vertical:absolute;mso-position-vertical-relative:text" o:gfxdata="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">
-                <v:imagedata r:id="rId18" o:title=""/>
+                <v:imagedata r:id="rId20" o:title=""/>
               </v:shape>
             </w:pict>
           </mc:Fallback>
@@ -1705,7 +1705,7 @@
                 <wp:cNvGraphicFramePr/>
                 <a:graphic xmlns:a="http://schemas.openxmlformats.org/drawingml/2006/main">
                   <a:graphicData uri="http://schemas.microsoft.com/office/word/2010/wordprocessingInk">
-                    <w14:contentPart bwMode="auto" r:id="rId19">
+                    <w14:contentPart bwMode="auto" r:id="rId21">
                       <w14:nvContentPartPr>
                         <w14:cNvContentPartPr/>
                       </w14:nvContentPartPr>
@@ -1722,7 +1722,7 @@
           <mc:Fallback>
             <w:pict>
               <v:shape w14:anchorId="4821326E" id="Ink 24" o:spid="_x0000_s1026" type="#_x0000_t75" style="position:absolute;margin-left:351.95pt;margin-top:11.95pt;width:14.55pt;height:2.9pt;z-index:251692032;visibility:visible;mso-wrap-style:square;mso-wrap-distance-left:9pt;mso-wrap-distance-top:0;mso-wrap-distance-right:9pt;mso-wrap-distance-bottom:0;mso-position-horizontal:absolute;mso-position-horizontal-relative:text;mso-position-vertical:absolute;mso-position-vertical-relative:text" o:gfxdata="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">
-                <v:imagedata r:id="rId20" o:title=""/>
+                <v:imagedata r:id="rId22" o:title=""/>
               </v:shape>
             </w:pict>
           </mc:Fallback>
@@ -1752,7 +1752,7 @@
                 <wp:cNvGraphicFramePr/>
                 <a:graphic xmlns:a="http://schemas.openxmlformats.org/drawingml/2006/main">
                   <a:graphicData uri="http://schemas.microsoft.com/office/word/2010/wordprocessingInk">
-                    <w14:contentPart bwMode="auto" r:id="rId21">
+                    <w14:contentPart bwMode="auto" r:id="rId23">
                       <w14:nvContentPartPr>
                         <w14:cNvContentPartPr/>
                       </w14:nvContentPartPr>
@@ -1769,7 +1769,7 @@
           <mc:Fallback>
             <w:pict>
               <v:shape w14:anchorId="2D4E963B" id="Ink 23" o:spid="_x0000_s1026" type="#_x0000_t75" style="position:absolute;margin-left:364.6pt;margin-top:11.95pt;width:5.15pt;height:2.9pt;z-index:251691008;visibility:visible;mso-wrap-style:square;mso-wrap-distance-left:9pt;mso-wrap-distance-top:0;mso-wrap-distance-right:9pt;mso-wrap-distance-bottom:0;mso-position-horizontal:absolute;mso-position-horizontal-relative:text;mso-position-vertical:absolute;mso-position-vertical-relative:text" o:gfxdata="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">
-                <v:imagedata r:id="rId22" o:title=""/>
+                <v:imagedata r:id="rId24" o:title=""/>
               </v:shape>
             </w:pict>
           </mc:Fallback>
@@ -1799,7 +1799,7 @@
                 <wp:cNvGraphicFramePr/>
                 <a:graphic xmlns:a="http://schemas.openxmlformats.org/drawingml/2006/main">
                   <a:graphicData uri="http://schemas.microsoft.com/office/word/2010/wordprocessingInk">
-                    <w14:contentPart bwMode="auto" r:id="rId23">
+                    <w14:contentPart bwMode="auto" r:id="rId25">
                       <w14:nvContentPartPr>
                         <w14:cNvContentPartPr/>
                       </w14:nvContentPartPr>
@@ -1816,7 +1816,7 @@
           <mc:Fallback>
             <w:pict>
               <v:shape w14:anchorId="0420D866" id="Ink 22" o:spid="_x0000_s1026" type="#_x0000_t75" style="position:absolute;margin-left:361.6pt;margin-top:11.25pt;width:11.5pt;height:6.2pt;z-index:251689984;visibility:visible;mso-wrap-style:square;mso-wrap-distance-left:9pt;mso-wrap-distance-top:0;mso-wrap-distance-right:9pt;mso-wrap-distance-bottom:0;mso-position-horizontal:absolute;mso-position-horizontal-relative:text;mso-position-vertical:absolute;mso-position-vertical-relative:text" o:gfxdata="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">
-                <v:imagedata r:id="rId24" o:title=""/>
+                <v:imagedata r:id="rId26" o:title=""/>
               </v:shape>
             </w:pict>
           </mc:Fallback>
@@ -1846,7 +1846,7 @@
                 <wp:cNvGraphicFramePr/>
                 <a:graphic xmlns:a="http://schemas.openxmlformats.org/drawingml/2006/main">
                   <a:graphicData uri="http://schemas.microsoft.com/office/word/2010/wordprocessingInk">
-                    <w14:contentPart bwMode="auto" r:id="rId25">
+                    <w14:contentPart bwMode="auto" r:id="rId27">
                       <w14:nvContentPartPr>
                         <w14:cNvContentPartPr/>
                       </w14:nvContentPartPr>
@@ -1863,7 +1863,7 @@
           <mc:Fallback>
             <w:pict>
               <v:shape w14:anchorId="7CBAC732" id="Ink 21" o:spid="_x0000_s1026" type="#_x0000_t75" style="position:absolute;margin-left:350.8pt;margin-top:13.9pt;width:24.9pt;height:5.95pt;z-index:251688960;visibility:visible;mso-wrap-style:square;mso-wrap-distance-left:9pt;mso-wrap-distance-top:0;mso-wrap-distance-right:9pt;mso-wrap-distance-bottom:0;mso-position-horizontal:absolute;mso-position-horizontal-relative:text;mso-position-vertical:absolute;mso-position-vertical-relative:text" o:gfxdata="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">
-                <v:imagedata r:id="rId26" o:title=""/>
+                <v:imagedata r:id="rId28" o:title=""/>
               </v:shape>
             </w:pict>
           </mc:Fallback>
@@ -1893,7 +1893,7 @@
                 <wp:cNvGraphicFramePr/>
                 <a:graphic xmlns:a="http://schemas.openxmlformats.org/drawingml/2006/main">
                   <a:graphicData uri="http://schemas.microsoft.com/office/word/2010/wordprocessingInk">
-                    <w14:contentPart bwMode="auto" r:id="rId27">
+                    <w14:contentPart bwMode="auto" r:id="rId29">
                       <w14:nvContentPartPr>
                         <w14:cNvContentPartPr/>
                       </w14:nvContentPartPr>
@@ -1910,7 +1910,7 @@
           <mc:Fallback>
             <w:pict>
               <v:shape w14:anchorId="541FCC0C" id="Ink 18" o:spid="_x0000_s1026" type="#_x0000_t75" style="position:absolute;margin-left:373.05pt;margin-top:13.05pt;width:22.45pt;height:9.95pt;z-index:251685888;visibility:visible;mso-wrap-style:square;mso-wrap-distance-left:9pt;mso-wrap-distance-top:0;mso-wrap-distance-right:9pt;mso-wrap-distance-bottom:0;mso-position-horizontal:absolute;mso-position-horizontal-relative:text;mso-position-vertical:absolute;mso-position-vertical-relative:text" o:gfxdata="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">
-                <v:imagedata r:id="rId28" o:title=""/>
+                <v:imagedata r:id="rId30" o:title=""/>
               </v:shape>
             </w:pict>
           </mc:Fallback>
@@ -1940,7 +1940,7 @@
                 <wp:cNvGraphicFramePr/>
                 <a:graphic xmlns:a="http://schemas.openxmlformats.org/drawingml/2006/main">
                   <a:graphicData uri="http://schemas.microsoft.com/office/word/2010/wordprocessingInk">
-                    <w14:contentPart bwMode="auto" r:id="rId29">
+                    <w14:contentPart bwMode="auto" r:id="rId31">
                       <w14:nvContentPartPr>
                         <w14:cNvContentPartPr/>
                       </w14:nvContentPartPr>
@@ -1957,7 +1957,7 @@
           <mc:Fallback>
             <w:pict>
               <v:shape w14:anchorId="2420B8AC" id="Ink 17" o:spid="_x0000_s1026" type="#_x0000_t75" style="position:absolute;margin-left:417.55pt;margin-top:-6.75pt;width:72.5pt;height:40.95pt;z-index:251684864;visibility:visible;mso-wrap-style:square;mso-wrap-distance-left:9pt;mso-wrap-distance-top:0;mso-wrap-distance-right:9pt;mso-wrap-distance-bottom:0;mso-position-horizontal:absolute;mso-position-horizontal-relative:text;mso-position-vertical:absolute;mso-position-vertical-relative:text" o:gfxdata="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">
-                <v:imagedata r:id="rId30" o:title=""/>
+                <v:imagedata r:id="rId32" o:title=""/>
               </v:shape>
             </w:pict>
           </mc:Fallback>
@@ -1987,7 +1987,7 @@
                 <wp:cNvGraphicFramePr/>
                 <a:graphic xmlns:a="http://schemas.openxmlformats.org/drawingml/2006/main">
                   <a:graphicData uri="http://schemas.microsoft.com/office/word/2010/wordprocessingInk">
-                    <w14:contentPart bwMode="auto" r:id="rId31">
+                    <w14:contentPart bwMode="auto" r:id="rId33">
                       <w14:nvContentPartPr>
                         <w14:cNvContentPartPr/>
                       </w14:nvContentPartPr>
@@ -2004,7 +2004,7 @@
           <mc:Fallback>
             <w:pict>
               <v:shape w14:anchorId="7EE51E7E" id="Ink 14" o:spid="_x0000_s1026" type="#_x0000_t75" style="position:absolute;margin-left:446.7pt;margin-top:3.65pt;width:19.9pt;height:29.65pt;z-index:251681792;visibility:visible;mso-wrap-style:square;mso-wrap-distance-left:9pt;mso-wrap-distance-top:0;mso-wrap-distance-right:9pt;mso-wrap-distance-bottom:0;mso-position-horizontal:absolute;mso-position-horizontal-relative:text;mso-position-vertical:absolute;mso-position-vertical-relative:text" o:gfxdata="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">
-                <v:imagedata r:id="rId32" o:title=""/>
+                <v:imagedata r:id="rId34" o:title=""/>
               </v:shape>
             </w:pict>
           </mc:Fallback>
@@ -2034,7 +2034,7 @@
                 <wp:cNvGraphicFramePr/>
                 <a:graphic xmlns:a="http://schemas.openxmlformats.org/drawingml/2006/main">
                   <a:graphicData uri="http://schemas.microsoft.com/office/word/2010/wordprocessingInk">
-                    <w14:contentPart bwMode="auto" r:id="rId33">
+                    <w14:contentPart bwMode="auto" r:id="rId35">
                       <w14:nvContentPartPr>
                         <w14:cNvContentPartPr/>
                       </w14:nvContentPartPr>
@@ -2057,7 +2057,7 @@
           <mc:Fallback>
             <w:pict>
               <v:shape w14:anchorId="2BE772D2" id="Ink 13" o:spid="_x0000_s1026" type="#_x0000_t75" style="position:absolute;margin-left:454.7pt;margin-top:10.85pt;width:36.7pt;height:12.5pt;rotation:45221fd;z-index:251680768;visibility:visible;mso-wrap-style:square;mso-width-percent:0;mso-height-percent:0;mso-wrap-distance-left:9pt;mso-wrap-distance-top:0;mso-wrap-distance-right:9pt;mso-wrap-distance-bottom:0;mso-position-horizontal:absolute;mso-position-horizontal-relative:text;mso-position-vertical:absolute;mso-position-vertical-relative:text;mso-width-percent:0;mso-height-percent:0;mso-width-relative:margin;mso-height-relative:margin" o:gfxdata="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">
-                <v:imagedata r:id="rId34" o:title=""/>
+                <v:imagedata r:id="rId36" o:title=""/>
               </v:shape>
             </w:pict>
           </mc:Fallback>
@@ -2087,7 +2087,7 @@
                 <wp:cNvGraphicFramePr/>
                 <a:graphic xmlns:a="http://schemas.openxmlformats.org/drawingml/2006/main">
                   <a:graphicData uri="http://schemas.microsoft.com/office/word/2010/wordprocessingInk">
-                    <w14:contentPart bwMode="auto" r:id="rId35">
+                    <w14:contentPart bwMode="auto" r:id="rId37">
                       <w14:nvContentPartPr>
                         <w14:cNvContentPartPr/>
                       </w14:nvContentPartPr>
@@ -2104,7 +2104,7 @@
           <mc:Fallback>
             <w:pict>
               <v:shape w14:anchorId="386124ED" id="Ink 10" o:spid="_x0000_s1026" type="#_x0000_t75" style="position:absolute;margin-left:443.4pt;margin-top:7pt;width:46.7pt;height:23.9pt;z-index:251677696;visibility:visible;mso-wrap-style:square;mso-wrap-distance-left:9pt;mso-wrap-distance-top:0;mso-wrap-distance-right:9pt;mso-wrap-distance-bottom:0;mso-position-horizontal:absolute;mso-position-horizontal-relative:text;mso-position-vertical:absolute;mso-position-vertical-relative:text" o:gfxdata="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">
-                <v:imagedata r:id="rId36" o:title=""/>
+                <v:imagedata r:id="rId38" o:title=""/>
               </v:shape>
             </w:pict>
           </mc:Fallback>
@@ -2134,7 +2134,7 @@
                 <wp:cNvGraphicFramePr/>
                 <a:graphic xmlns:a="http://schemas.openxmlformats.org/drawingml/2006/main">
                   <a:graphicData uri="http://schemas.microsoft.com/office/word/2010/wordprocessingInk">
-                    <w14:contentPart bwMode="auto" r:id="rId37">
+                    <w14:contentPart bwMode="auto" r:id="rId39">
                       <w14:nvContentPartPr>
                         <w14:cNvContentPartPr/>
                       </w14:nvContentPartPr>
@@ -2151,7 +2151,7 @@
           <mc:Fallback>
             <w:pict>
               <v:shape w14:anchorId="55A401FF" id="Ink 9" o:spid="_x0000_s1026" type="#_x0000_t75" style="position:absolute;margin-left:452.25pt;margin-top:11.15pt;width:69pt;height:19.7pt;z-index:251676672;visibility:visible;mso-wrap-style:square;mso-wrap-distance-left:9pt;mso-wrap-distance-top:0;mso-wrap-distance-right:9pt;mso-wrap-distance-bottom:0;mso-position-horizontal:absolute;mso-position-horizontal-relative:text;mso-position-vertical:absolute;mso-position-vertical-relative:text" o:gfxdata="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">
-                <v:imagedata r:id="rId38" o:title=""/>
+                <v:imagedata r:id="rId40" o:title=""/>
               </v:shape>
             </w:pict>
           </mc:Fallback>
@@ -2181,7 +2181,7 @@
                 <wp:cNvGraphicFramePr/>
                 <a:graphic xmlns:a="http://schemas.openxmlformats.org/drawingml/2006/main">
                   <a:graphicData uri="http://schemas.microsoft.com/office/word/2010/wordprocessingInk">
-                    <w14:contentPart bwMode="auto" r:id="rId39">
+                    <w14:contentPart bwMode="auto" r:id="rId41">
                       <w14:nvContentPartPr>
                         <w14:cNvContentPartPr/>
                       </w14:nvContentPartPr>
@@ -2198,7 +2198,7 @@
           <mc:Fallback>
             <w:pict>
               <v:shape w14:anchorId="1FC9C681" id="Ink 6" o:spid="_x0000_s1026" type="#_x0000_t75" style="position:absolute;margin-left:401.5pt;margin-top:-3.4pt;width:76.35pt;height:31.4pt;z-index:251674624;visibility:visible;mso-wrap-style:square;mso-wrap-distance-left:9pt;mso-wrap-distance-top:0;mso-wrap-distance-right:9pt;mso-wrap-distance-bottom:0;mso-position-horizontal:absolute;mso-position-horizontal-relative:text;mso-position-vertical:absolute;mso-position-vertical-relative:text" o:gfxdata="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">
-                <v:imagedata r:id="rId40" o:title=""/>
+                <v:imagedata r:id="rId42" o:title=""/>
               </v:shape>
             </w:pict>
           </mc:Fallback>
@@ -2228,7 +2228,7 @@
                 <wp:cNvGraphicFramePr/>
                 <a:graphic xmlns:a="http://schemas.openxmlformats.org/drawingml/2006/main">
                   <a:graphicData uri="http://schemas.microsoft.com/office/word/2010/wordprocessingInk">
-                    <w14:contentPart bwMode="auto" r:id="rId41">
+                    <w14:contentPart bwMode="auto" r:id="rId43">
                       <w14:nvContentPartPr>
                         <w14:cNvContentPartPr/>
                       </w14:nvContentPartPr>
@@ -2245,7 +2245,7 @@
           <mc:Fallback>
             <w:pict>
               <v:shape w14:anchorId="410D453B" id="Ink 5" o:spid="_x0000_s1026" type="#_x0000_t75" style="position:absolute;margin-left:428.25pt;margin-top:4.2pt;width:47.3pt;height:28.7pt;z-index:251673600;visibility:visible;mso-wrap-style:square;mso-wrap-distance-left:9pt;mso-wrap-distance-top:0;mso-wrap-distance-right:9pt;mso-wrap-distance-bottom:0;mso-position-horizontal:absolute;mso-position-horizontal-relative:text;mso-position-vertical:absolute;mso-position-vertical-relative:text" o:gfxdata="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">
-                <v:imagedata r:id="rId42" o:title=""/>
+                <v:imagedata r:id="rId44" o:title=""/>
               </v:shape>
             </w:pict>
           </mc:Fallback>
@@ -2275,7 +2275,7 @@
                 <wp:cNvGraphicFramePr/>
                 <a:graphic xmlns:a="http://schemas.openxmlformats.org/drawingml/2006/main">
                   <a:graphicData uri="http://schemas.microsoft.com/office/word/2010/wordprocessingInk">
-                    <w14:contentPart bwMode="auto" r:id="rId43">
+                    <w14:contentPart bwMode="auto" r:id="rId45">
                       <w14:nvContentPartPr>
                         <w14:cNvContentPartPr/>
                       </w14:nvContentPartPr>
@@ -2292,7 +2292,7 @@
           <mc:Fallback>
             <w:pict>
               <v:shape w14:anchorId="3A3DC72F" id="Ink 4" o:spid="_x0000_s1026" type="#_x0000_t75" style="position:absolute;margin-left:417.8pt;margin-top:7.05pt;width:51.4pt;height:29.4pt;z-index:251672576;visibility:visible;mso-wrap-style:square;mso-wrap-distance-left:9pt;mso-wrap-distance-top:0;mso-wrap-distance-right:9pt;mso-wrap-distance-bottom:0;mso-position-horizontal:absolute;mso-position-horizontal-relative:text;mso-position-vertical:absolute;mso-position-vertical-relative:text" o:gfxdata="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">
-                <v:imagedata r:id="rId44" o:title=""/>
+                <v:imagedata r:id="rId46" o:title=""/>
               </v:shape>
             </w:pict>
           </mc:Fallback>
@@ -2322,7 +2322,7 @@
                 <wp:cNvGraphicFramePr/>
                 <a:graphic xmlns:a="http://schemas.openxmlformats.org/drawingml/2006/main">
                   <a:graphicData uri="http://schemas.microsoft.com/office/word/2010/wordprocessingInk">
-                    <w14:contentPart bwMode="auto" r:id="rId45">
+                    <w14:contentPart bwMode="auto" r:id="rId47">
                       <w14:nvContentPartPr>
                         <w14:cNvContentPartPr/>
                       </w14:nvContentPartPr>
@@ -2339,7 +2339,7 @@
           <mc:Fallback>
             <w:pict>
               <v:shape w14:anchorId="13F80F2E" id="Ink 3" o:spid="_x0000_s1026" type="#_x0000_t75" style="position:absolute;margin-left:421.95pt;margin-top:6.65pt;width:25.15pt;height:18.4pt;z-index:251671552;visibility:visible;mso-wrap-style:square;mso-wrap-distance-left:9pt;mso-wrap-distance-top:0;mso-wrap-distance-right:9pt;mso-wrap-distance-bottom:0;mso-position-horizontal:absolute;mso-position-horizontal-relative:text;mso-position-vertical:absolute;mso-position-vertical-relative:text" o:gfxdata="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">
-                <v:imagedata r:id="rId46" o:title=""/>
+                <v:imagedata r:id="rId48" o:title=""/>
               </v:shape>
             </w:pict>
           </mc:Fallback>
@@ -2369,7 +2369,7 @@
                 <wp:cNvGraphicFramePr/>
                 <a:graphic xmlns:a="http://schemas.openxmlformats.org/drawingml/2006/main">
                   <a:graphicData uri="http://schemas.microsoft.com/office/word/2010/wordprocessingInk">
-                    <w14:contentPart bwMode="auto" r:id="rId47">
+                    <w14:contentPart bwMode="auto" r:id="rId49">
                       <w14:nvContentPartPr>
                         <w14:cNvContentPartPr/>
                       </w14:nvContentPartPr>
@@ -2389,7 +2389,7 @@
           <mc:Fallback>
             <w:pict>
               <v:shape w14:anchorId="60BB872A" id="Ink 2" o:spid="_x0000_s1026" type="#_x0000_t75" style="position:absolute;margin-left:413.6pt;margin-top:.1pt;width:17.15pt;height:30pt;z-index:251670528;visibility:visible;mso-wrap-style:square;mso-width-percent:0;mso-wrap-distance-left:9pt;mso-wrap-distance-top:0;mso-wrap-distance-right:9pt;mso-wrap-distance-bottom:0;mso-position-horizontal:absolute;mso-position-horizontal-relative:text;mso-position-vertical:absolute;mso-position-vertical-relative:text;mso-width-percent:0;mso-width-relative:margin" o:gfxdata="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">
-                <v:imagedata r:id="rId48" o:title=""/>
+                <v:imagedata r:id="rId50" o:title=""/>
               </v:shape>
             </w:pict>
           </mc:Fallback>
@@ -2427,7 +2427,7 @@
                 <wp:cNvGraphicFramePr/>
                 <a:graphic xmlns:a="http://schemas.openxmlformats.org/drawingml/2006/main">
                   <a:graphicData uri="http://schemas.microsoft.com/office/word/2010/wordprocessingInk">
-                    <w14:contentPart bwMode="auto" r:id="rId49">
+                    <w14:contentPart bwMode="auto" r:id="rId51">
                       <w14:nvContentPartPr>
                         <w14:cNvContentPartPr/>
                       </w14:nvContentPartPr>
@@ -2444,7 +2444,7 @@
           <mc:Fallback>
             <w:pict>
               <v:shape w14:anchorId="6F3EE646" id="Ink 11" o:spid="_x0000_s1026" type="#_x0000_t75" style="position:absolute;margin-left:341.7pt;margin-top:-13.9pt;width:54.6pt;height:34.65pt;z-index:251678720;visibility:visible;mso-wrap-style:square;mso-wrap-distance-left:9pt;mso-wrap-distance-top:0;mso-wrap-distance-right:9pt;mso-wrap-distance-bottom:0;mso-position-horizontal:absolute;mso-position-horizontal-relative:text;mso-position-vertical:absolute;mso-position-vertical-relative:text" o:gfxdata="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">
-                <v:imagedata r:id="rId50" o:title=""/>
+                <v:imagedata r:id="rId52" o:title=""/>
               </v:shape>
             </w:pict>
           </mc:Fallback>
@@ -2533,7 +2533,7 @@
                     <pic:cNvPicPr/>
                   </pic:nvPicPr>
                   <pic:blipFill rotWithShape="1">
-                    <a:blip r:embed="rId51">
+                    <a:blip r:embed="rId53">
                       <a:extLst>
                         <a:ext uri="{28A0092B-C50C-407E-A947-70E740481C1C}">
                           <a14:useLocalDpi xmlns:a14="http://schemas.microsoft.com/office/drawing/2010/main" val="0"/>
@@ -3154,7 +3154,7 @@
                     <pic:cNvPicPr/>
                   </pic:nvPicPr>
                   <pic:blipFill>
-                    <a:blip r:embed="rId52" cstate="print">
+                    <a:blip r:embed="rId54" cstate="print">
                       <a:extLst>
                         <a:ext uri="{28A0092B-C50C-407E-A947-70E740481C1C}">
                           <a14:useLocalDpi xmlns:a14="http://schemas.microsoft.com/office/drawing/2010/main" val="0"/>
@@ -3226,7 +3226,7 @@
                     <pic:cNvPicPr/>
                   </pic:nvPicPr>
                   <pic:blipFill>
-                    <a:blip r:embed="rId53" cstate="print">
+                    <a:blip r:embed="rId55" cstate="print">
                       <a:extLst>
                         <a:ext uri="{28A0092B-C50C-407E-A947-70E740481C1C}">
                           <a14:useLocalDpi xmlns:a14="http://schemas.microsoft.com/office/drawing/2010/main" val="0"/>
@@ -3337,7 +3337,7 @@
                     <pic:cNvPicPr/>
                   </pic:nvPicPr>
                   <pic:blipFill rotWithShape="1">
-                    <a:blip r:embed="rId54">
+                    <a:blip r:embed="rId56">
                       <a:extLst>
                         <a:ext uri="{28A0092B-C50C-407E-A947-70E740481C1C}">
                           <a14:useLocalDpi xmlns:a14="http://schemas.microsoft.com/office/drawing/2010/main" val="0"/>
@@ -3558,32 +3558,8 @@
         <w:rPr>
           <w:b/>
           <w:bCs/>
-        </w:rPr>
-      </w:pPr>
-    </w:p>
-    <w:p>
-      <w:pPr>
-        <w:pStyle w:val="ListParagraph"/>
-        <w:tabs>
-          <w:tab w:val="left" w:pos="3828"/>
-        </w:tabs>
-        <w:ind w:left="426"/>
-        <w:rPr>
-          <w:b/>
-          <w:bCs/>
-        </w:rPr>
-      </w:pPr>
-    </w:p>
-    <w:p>
-      <w:pPr>
-        <w:pStyle w:val="ListParagraph"/>
-        <w:tabs>
-          <w:tab w:val="left" w:pos="3828"/>
-        </w:tabs>
-        <w:ind w:left="426"/>
-        <w:rPr>
-          <w:b/>
-          <w:bCs/>
+          <w:sz w:val="24"/>
+          <w:szCs w:val="24"/>
         </w:rPr>
       </w:pPr>
     </w:p>
@@ -3651,7 +3627,7 @@
                 <wp:cNvGraphicFramePr/>
                 <a:graphic xmlns:a="http://schemas.openxmlformats.org/drawingml/2006/main">
                   <a:graphicData uri="http://schemas.microsoft.com/office/word/2010/wordprocessingInk">
-                    <w14:contentPart bwMode="auto" r:id="rId55">
+                    <w14:contentPart bwMode="auto" r:id="rId57">
                       <w14:nvContentPartPr>
                         <w14:cNvContentPartPr/>
                       </w14:nvContentPartPr>
@@ -3687,7 +3663,7 @@
                 <o:lock v:ext="edit" aspectratio="t"/>
               </v:shapetype>
               <v:shape id="Ink 1" o:spid="_x0000_s1026" type="#_x0000_t75" style="position:absolute;margin-left:21.9pt;margin-top:15.35pt;width:48.2pt;height:20.95pt;z-index:251698176;visibility:visible;mso-wrap-style:square;mso-wrap-distance-left:9pt;mso-wrap-distance-top:0;mso-wrap-distance-right:9pt;mso-wrap-distance-bottom:0;mso-position-horizontal:absolute;mso-position-horizontal-relative:text;mso-position-vertical:absolute;mso-position-vertical-relative:text" o:gfxdata="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">
-                <v:imagedata r:id="rId56" o:title=""/>
+                <v:imagedata r:id="rId58" o:title=""/>
               </v:shape>
             </w:pict>
           </mc:Fallback>
@@ -3766,7 +3742,7 @@
                 <wp:cNvGraphicFramePr/>
                 <a:graphic xmlns:a="http://schemas.openxmlformats.org/drawingml/2006/main">
                   <a:graphicData uri="http://schemas.microsoft.com/office/word/2010/wordprocessingInk">
-                    <w14:contentPart bwMode="auto" r:id="rId57">
+                    <w14:contentPart bwMode="auto" r:id="rId59">
                       <w14:nvContentPartPr>
                         <w14:cNvContentPartPr/>
                       </w14:nvContentPartPr>
@@ -3783,7 +3759,7 @@
           <mc:Fallback>
             <w:pict>
               <v:shape w14:anchorId="3C4BE737" id="Ink 33" o:spid="_x0000_s1026" type="#_x0000_t75" style="position:absolute;margin-left:98.55pt;margin-top:10.1pt;width:6.35pt;height:7.1pt;z-index:251726848;visibility:visible;mso-wrap-style:square;mso-wrap-distance-left:9pt;mso-wrap-distance-top:0;mso-wrap-distance-right:9pt;mso-wrap-distance-bottom:0;mso-position-horizontal:absolute;mso-position-horizontal-relative:text;mso-position-vertical:absolute;mso-position-vertical-relative:text" o:gfxdata="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">
-                <v:imagedata r:id="rId58" o:title=""/>
+                <v:imagedata r:id="rId60" o:title=""/>
               </v:shape>
             </w:pict>
           </mc:Fallback>
@@ -3813,7 +3789,7 @@
                 <wp:cNvGraphicFramePr/>
                 <a:graphic xmlns:a="http://schemas.openxmlformats.org/drawingml/2006/main">
                   <a:graphicData uri="http://schemas.microsoft.com/office/word/2010/wordprocessingInk">
-                    <w14:contentPart bwMode="auto" r:id="rId59">
+                    <w14:contentPart bwMode="auto" r:id="rId61">
                       <w14:nvContentPartPr>
                         <w14:cNvContentPartPr/>
                       </w14:nvContentPartPr>
@@ -3830,7 +3806,7 @@
           <mc:Fallback>
             <w:pict>
               <v:shape w14:anchorId="75347E37" id="Ink 32" o:spid="_x0000_s1026" type="#_x0000_t75" style="position:absolute;margin-left:25.05pt;margin-top:6.35pt;width:76.1pt;height:9.5pt;z-index:251725824;visibility:visible;mso-wrap-style:square;mso-wrap-distance-left:9pt;mso-wrap-distance-top:0;mso-wrap-distance-right:9pt;mso-wrap-distance-bottom:0;mso-position-horizontal:absolute;mso-position-horizontal-relative:text;mso-position-vertical:absolute;mso-position-vertical-relative:text" o:gfxdata="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">
-                <v:imagedata r:id="rId60" o:title=""/>
+                <v:imagedata r:id="rId62" o:title=""/>
               </v:shape>
             </w:pict>
           </mc:Fallback>
@@ -3860,7 +3836,7 @@
                 <wp:cNvGraphicFramePr/>
                 <a:graphic xmlns:a="http://schemas.openxmlformats.org/drawingml/2006/main">
                   <a:graphicData uri="http://schemas.microsoft.com/office/word/2010/wordprocessingInk">
-                    <w14:contentPart bwMode="auto" r:id="rId61">
+                    <w14:contentPart bwMode="auto" r:id="rId63">
                       <w14:nvContentPartPr>
                         <w14:cNvContentPartPr/>
                       </w14:nvContentPartPr>
@@ -3877,7 +3853,7 @@
           <mc:Fallback>
             <w:pict>
               <v:shape w14:anchorId="0A9D0367" id="Ink 30" o:spid="_x0000_s1026" type="#_x0000_t75" style="position:absolute;margin-left:28.3pt;margin-top:3.85pt;width:44.85pt;height:7pt;z-index:251723776;visibility:visible;mso-wrap-style:square;mso-wrap-distance-left:9pt;mso-wrap-distance-top:0;mso-wrap-distance-right:9pt;mso-wrap-distance-bottom:0;mso-position-horizontal:absolute;mso-position-horizontal-relative:text;mso-position-vertical:absolute;mso-position-vertical-relative:text" o:gfxdata="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">
-                <v:imagedata r:id="rId62" o:title=""/>
+                <v:imagedata r:id="rId64" o:title=""/>
               </v:shape>
             </w:pict>
           </mc:Fallback>
@@ -3907,7 +3883,7 @@
                 <wp:cNvGraphicFramePr/>
                 <a:graphic xmlns:a="http://schemas.openxmlformats.org/drawingml/2006/main">
                   <a:graphicData uri="http://schemas.microsoft.com/office/word/2010/wordprocessingInk">
-                    <w14:contentPart bwMode="auto" r:id="rId63">
+                    <w14:contentPart bwMode="auto" r:id="rId65">
                       <w14:nvContentPartPr>
                         <w14:cNvContentPartPr/>
                       </w14:nvContentPartPr>
@@ -3924,7 +3900,7 @@
           <mc:Fallback>
             <w:pict>
               <v:shape w14:anchorId="7B9FFEA3" id="Ink 29" o:spid="_x0000_s1026" type="#_x0000_t75" style="position:absolute;margin-left:28.2pt;margin-top:9.1pt;width:70.2pt;height:1.05pt;z-index:251722752;visibility:visible;mso-wrap-style:square;mso-wrap-distance-left:9pt;mso-wrap-distance-top:0;mso-wrap-distance-right:9pt;mso-wrap-distance-bottom:0;mso-position-horizontal:absolute;mso-position-horizontal-relative:text;mso-position-vertical:absolute;mso-position-vertical-relative:text" o:gfxdata="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">
-                <v:imagedata r:id="rId64" o:title=""/>
+                <v:imagedata r:id="rId66" o:title=""/>
               </v:shape>
             </w:pict>
           </mc:Fallback>
@@ -3954,7 +3930,7 @@
                 <wp:cNvGraphicFramePr/>
                 <a:graphic xmlns:a="http://schemas.openxmlformats.org/drawingml/2006/main">
                   <a:graphicData uri="http://schemas.microsoft.com/office/word/2010/wordprocessingInk">
-                    <w14:contentPart bwMode="auto" r:id="rId65">
+                    <w14:contentPart bwMode="auto" r:id="rId67">
                       <w14:nvContentPartPr>
                         <w14:cNvContentPartPr/>
                       </w14:nvContentPartPr>
@@ -3971,7 +3947,7 @@
           <mc:Fallback>
             <w:pict>
               <v:shape w14:anchorId="46E8B47B" id="Ink 27" o:spid="_x0000_s1026" type="#_x0000_t75" style="position:absolute;margin-left:43.5pt;margin-top:-2.2pt;width:39.05pt;height:17.05pt;z-index:251721728;visibility:visible;mso-wrap-style:square;mso-wrap-distance-left:9pt;mso-wrap-distance-top:0;mso-wrap-distance-right:9pt;mso-wrap-distance-bottom:0;mso-position-horizontal:absolute;mso-position-horizontal-relative:text;mso-position-vertical:absolute;mso-position-vertical-relative:text" o:gfxdata="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">
-                <v:imagedata r:id="rId66" o:title=""/>
+                <v:imagedata r:id="rId68" o:title=""/>
               </v:shape>
             </w:pict>
           </mc:Fallback>
@@ -4001,7 +3977,7 @@
                 <wp:cNvGraphicFramePr/>
                 <a:graphic xmlns:a="http://schemas.openxmlformats.org/drawingml/2006/main">
                   <a:graphicData uri="http://schemas.microsoft.com/office/word/2010/wordprocessingInk">
-                    <w14:contentPart bwMode="auto" r:id="rId67">
+                    <w14:contentPart bwMode="auto" r:id="rId69">
                       <w14:nvContentPartPr>
                         <w14:cNvContentPartPr/>
                       </w14:nvContentPartPr>
@@ -4018,7 +3994,7 @@
           <mc:Fallback>
             <w:pict>
               <v:shape w14:anchorId="0A12E8F7" id="Ink 26" o:spid="_x0000_s1026" type="#_x0000_t75" style="position:absolute;margin-left:74.05pt;margin-top:-2.2pt;width:8.55pt;height:17.05pt;z-index:251720704;visibility:visible;mso-wrap-style:square;mso-wrap-distance-left:9pt;mso-wrap-distance-top:0;mso-wrap-distance-right:9pt;mso-wrap-distance-bottom:0;mso-position-horizontal:absolute;mso-position-horizontal-relative:text;mso-position-vertical:absolute;mso-position-vertical-relative:text" o:gfxdata="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">
-                <v:imagedata r:id="rId68" o:title=""/>
+                <v:imagedata r:id="rId70" o:title=""/>
               </v:shape>
             </w:pict>
           </mc:Fallback>
@@ -4048,7 +4024,7 @@
                 <wp:cNvGraphicFramePr/>
                 <a:graphic xmlns:a="http://schemas.openxmlformats.org/drawingml/2006/main">
                   <a:graphicData uri="http://schemas.microsoft.com/office/word/2010/wordprocessingInk">
-                    <w14:contentPart bwMode="auto" r:id="rId69">
+                    <w14:contentPart bwMode="auto" r:id="rId71">
                       <w14:nvContentPartPr>
                         <w14:cNvContentPartPr/>
                       </w14:nvContentPartPr>
@@ -4065,7 +4041,7 @@
           <mc:Fallback>
             <w:pict>
               <v:shape w14:anchorId="4C0684CD" id="Ink 25" o:spid="_x0000_s1026" type="#_x0000_t75" style="position:absolute;margin-left:17.35pt;margin-top:1.5pt;width:72.55pt;height:20.75pt;z-index:251719680;visibility:visible;mso-wrap-style:square;mso-wrap-distance-left:9pt;mso-wrap-distance-top:0;mso-wrap-distance-right:9pt;mso-wrap-distance-bottom:0;mso-position-horizontal:absolute;mso-position-horizontal-relative:text;mso-position-vertical:absolute;mso-position-vertical-relative:text" o:gfxdata="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">
-                <v:imagedata r:id="rId70" o:title=""/>
+                <v:imagedata r:id="rId72" o:title=""/>
               </v:shape>
             </w:pict>
           </mc:Fallback>
@@ -4095,7 +4071,7 @@
                 <wp:cNvGraphicFramePr/>
                 <a:graphic xmlns:a="http://schemas.openxmlformats.org/drawingml/2006/main">
                   <a:graphicData uri="http://schemas.microsoft.com/office/word/2010/wordprocessingInk">
-                    <w14:contentPart bwMode="auto" r:id="rId71">
+                    <w14:contentPart bwMode="auto" r:id="rId73">
                       <w14:nvContentPartPr>
                         <w14:cNvContentPartPr/>
                       </w14:nvContentPartPr>
@@ -4112,7 +4088,7 @@
           <mc:Fallback>
             <w:pict>
               <v:shape w14:anchorId="4B772B03" id="Ink 24" o:spid="_x0000_s1026" type="#_x0000_t75" style="position:absolute;margin-left:27.75pt;margin-top:-8.5pt;width:32.75pt;height:31.85pt;z-index:251718656;visibility:visible;mso-wrap-style:square;mso-wrap-distance-left:9pt;mso-wrap-distance-top:0;mso-wrap-distance-right:9pt;mso-wrap-distance-bottom:0;mso-position-horizontal:absolute;mso-position-horizontal-relative:text;mso-position-vertical:absolute;mso-position-vertical-relative:text" o:gfxdata="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">
-                <v:imagedata r:id="rId72" o:title=""/>
+                <v:imagedata r:id="rId74" o:title=""/>
               </v:shape>
             </w:pict>
           </mc:Fallback>
@@ -4156,7 +4132,7 @@
                     <pic:cNvPicPr/>
                   </pic:nvPicPr>
                   <pic:blipFill rotWithShape="1">
-                    <a:blip r:embed="rId73">
+                    <a:blip r:embed="rId75">
                       <a:extLst>
                         <a:ext uri="{28A0092B-C50C-407E-A947-70E740481C1C}">
                           <a14:useLocalDpi xmlns:a14="http://schemas.microsoft.com/office/drawing/2010/main" val="0"/>
@@ -4221,7 +4197,7 @@
                 <wp:cNvGraphicFramePr/>
                 <a:graphic xmlns:a="http://schemas.openxmlformats.org/drawingml/2006/main">
                   <a:graphicData uri="http://schemas.microsoft.com/office/word/2010/wordprocessingInk">
-                    <w14:contentPart bwMode="auto" r:id="rId74">
+                    <w14:contentPart bwMode="auto" r:id="rId76">
                       <w14:nvContentPartPr>
                         <w14:cNvContentPartPr/>
                       </w14:nvContentPartPr>
@@ -4238,7 +4214,7 @@
           <mc:Fallback>
             <w:pict>
               <v:shape w14:anchorId="487B6420" id="Ink 23" o:spid="_x0000_s1026" type="#_x0000_t75" style="position:absolute;margin-left:77.25pt;margin-top:3.85pt;width:28.75pt;height:3.65pt;z-index:251716608;visibility:visible;mso-wrap-style:square;mso-wrap-distance-left:9pt;mso-wrap-distance-top:0;mso-wrap-distance-right:9pt;mso-wrap-distance-bottom:0;mso-position-horizontal:absolute;mso-position-horizontal-relative:text;mso-position-vertical:absolute;mso-position-vertical-relative:text" o:gfxdata="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">
-                <v:imagedata r:id="rId75" o:title=""/>
+                <v:imagedata r:id="rId77" o:title=""/>
               </v:shape>
             </w:pict>
           </mc:Fallback>
@@ -4268,7 +4244,7 @@
                 <wp:cNvGraphicFramePr/>
                 <a:graphic xmlns:a="http://schemas.openxmlformats.org/drawingml/2006/main">
                   <a:graphicData uri="http://schemas.microsoft.com/office/word/2010/wordprocessingInk">
-                    <w14:contentPart bwMode="auto" r:id="rId76">
+                    <w14:contentPart bwMode="auto" r:id="rId78">
                       <w14:nvContentPartPr>
                         <w14:cNvContentPartPr/>
                       </w14:nvContentPartPr>
@@ -4285,7 +4261,7 @@
           <mc:Fallback>
             <w:pict>
               <v:shape w14:anchorId="32BB9B86" id="Ink 22" o:spid="_x0000_s1026" type="#_x0000_t75" style="position:absolute;margin-left:28.4pt;margin-top:1.9pt;width:75.65pt;height:3.65pt;z-index:251715584;visibility:visible;mso-wrap-style:square;mso-wrap-distance-left:9pt;mso-wrap-distance-top:0;mso-wrap-distance-right:9pt;mso-wrap-distance-bottom:0;mso-position-horizontal:absolute;mso-position-horizontal-relative:text;mso-position-vertical:absolute;mso-position-vertical-relative:text" o:gfxdata="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">
-                <v:imagedata r:id="rId77" o:title=""/>
+                <v:imagedata r:id="rId79" o:title=""/>
               </v:shape>
             </w:pict>
           </mc:Fallback>
@@ -4315,7 +4291,7 @@
                 <wp:cNvGraphicFramePr/>
                 <a:graphic xmlns:a="http://schemas.openxmlformats.org/drawingml/2006/main">
                   <a:graphicData uri="http://schemas.microsoft.com/office/word/2010/wordprocessingInk">
-                    <w14:contentPart bwMode="auto" r:id="rId78">
+                    <w14:contentPart bwMode="auto" r:id="rId80">
                       <w14:nvContentPartPr>
                         <w14:cNvContentPartPr/>
                       </w14:nvContentPartPr>
@@ -4332,7 +4308,7 @@
           <mc:Fallback>
             <w:pict>
               <v:shape w14:anchorId="430F0D73" id="Ink 20" o:spid="_x0000_s1026" type="#_x0000_t75" style="position:absolute;margin-left:25.95pt;margin-top:-.9pt;width:84.9pt;height:4.8pt;z-index:251713536;visibility:visible;mso-wrap-style:square;mso-wrap-distance-left:9pt;mso-wrap-distance-top:0;mso-wrap-distance-right:9pt;mso-wrap-distance-bottom:0;mso-position-horizontal:absolute;mso-position-horizontal-relative:text;mso-position-vertical:absolute;mso-position-vertical-relative:text" o:gfxdata="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">
-                <v:imagedata r:id="rId79" o:title=""/>
+                <v:imagedata r:id="rId81" o:title=""/>
               </v:shape>
             </w:pict>
           </mc:Fallback>
@@ -4362,7 +4338,7 @@
                 <wp:cNvGraphicFramePr/>
                 <a:graphic xmlns:a="http://schemas.openxmlformats.org/drawingml/2006/main">
                   <a:graphicData uri="http://schemas.microsoft.com/office/word/2010/wordprocessingInk">
-                    <w14:contentPart bwMode="auto" r:id="rId80">
+                    <w14:contentPart bwMode="auto" r:id="rId82">
                       <w14:nvContentPartPr>
                         <w14:cNvContentPartPr/>
                       </w14:nvContentPartPr>
@@ -4379,7 +4355,7 @@
           <mc:Fallback>
             <w:pict>
               <v:shape w14:anchorId="0452DFAF" id="Ink 18" o:spid="_x0000_s1026" type="#_x0000_t75" style="position:absolute;margin-left:25.15pt;margin-top:-.1pt;width:2.9pt;height:7.45pt;z-index:251711488;visibility:visible;mso-wrap-style:square;mso-wrap-distance-left:9pt;mso-wrap-distance-top:0;mso-wrap-distance-right:9pt;mso-wrap-distance-bottom:0;mso-position-horizontal:absolute;mso-position-horizontal-relative:text;mso-position-vertical:absolute;mso-position-vertical-relative:text" o:gfxdata="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">
-                <v:imagedata r:id="rId81" o:title=""/>
+                <v:imagedata r:id="rId83" o:title=""/>
               </v:shape>
             </w:pict>
           </mc:Fallback>
@@ -4409,7 +4385,7 @@
                 <wp:cNvGraphicFramePr/>
                 <a:graphic xmlns:a="http://schemas.openxmlformats.org/drawingml/2006/main">
                   <a:graphicData uri="http://schemas.microsoft.com/office/word/2010/wordprocessingInk">
-                    <w14:contentPart bwMode="auto" r:id="rId82">
+                    <w14:contentPart bwMode="auto" r:id="rId84">
                       <w14:nvContentPartPr>
                         <w14:cNvContentPartPr/>
                       </w14:nvContentPartPr>
@@ -4429,7 +4405,7 @@
           <mc:Fallback>
             <w:pict>
               <v:shape w14:anchorId="34BA3B04" id="Ink 17" o:spid="_x0000_s1026" type="#_x0000_t75" style="position:absolute;margin-left:20.9pt;margin-top:4.5pt;width:85.6pt;height:5pt;z-index:251710464;visibility:visible;mso-wrap-style:square;mso-width-percent:0;mso-wrap-distance-left:9pt;mso-wrap-distance-top:0;mso-wrap-distance-right:9pt;mso-wrap-distance-bottom:0;mso-position-horizontal:absolute;mso-position-horizontal-relative:text;mso-position-vertical:absolute;mso-position-vertical-relative:text;mso-width-percent:0;mso-width-relative:margin" o:gfxdata="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">
-                <v:imagedata r:id="rId83" o:title=""/>
+                <v:imagedata r:id="rId85" o:title=""/>
               </v:shape>
             </w:pict>
           </mc:Fallback>
@@ -4459,7 +4435,7 @@
                 <wp:cNvGraphicFramePr/>
                 <a:graphic xmlns:a="http://schemas.openxmlformats.org/drawingml/2006/main">
                   <a:graphicData uri="http://schemas.microsoft.com/office/word/2010/wordprocessingInk">
-                    <w14:contentPart bwMode="auto" r:id="rId84">
+                    <w14:contentPart bwMode="auto" r:id="rId86">
                       <w14:nvContentPartPr>
                         <w14:cNvContentPartPr/>
                       </w14:nvContentPartPr>
@@ -4482,7 +4458,7 @@
           <mc:Fallback>
             <w:pict>
               <v:shape w14:anchorId="70DFB1C7" id="Ink 15" o:spid="_x0000_s1026" type="#_x0000_t75" style="position:absolute;margin-left:77.1pt;margin-top:6.45pt;width:24.35pt;height:4.35pt;z-index:251708416;visibility:visible;mso-wrap-style:square;mso-width-percent:0;mso-height-percent:0;mso-wrap-distance-left:9pt;mso-wrap-distance-top:0;mso-wrap-distance-right:9pt;mso-wrap-distance-bottom:0;mso-position-horizontal:absolute;mso-position-horizontal-relative:text;mso-position-vertical:absolute;mso-position-vertical-relative:text;mso-width-percent:0;mso-height-percent:0;mso-width-relative:margin;mso-height-relative:margin" o:gfxdata="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">
-                <v:imagedata r:id="rId85" o:title=""/>
+                <v:imagedata r:id="rId87" o:title=""/>
               </v:shape>
             </w:pict>
           </mc:Fallback>
@@ -4512,7 +4488,7 @@
                 <wp:cNvGraphicFramePr/>
                 <a:graphic xmlns:a="http://schemas.openxmlformats.org/drawingml/2006/main">
                   <a:graphicData uri="http://schemas.microsoft.com/office/word/2010/wordprocessingInk">
-                    <w14:contentPart bwMode="auto" r:id="rId86">
+                    <w14:contentPart bwMode="auto" r:id="rId88">
                       <w14:nvContentPartPr>
                         <w14:cNvContentPartPr/>
                       </w14:nvContentPartPr>
@@ -4529,7 +4505,7 @@
           <mc:Fallback>
             <w:pict>
               <v:shape w14:anchorId="05A92840" id="Ink 9" o:spid="_x0000_s1026" type="#_x0000_t75" style="position:absolute;margin-left:77pt;margin-top:-7.6pt;width:11.6pt;height:17.05pt;z-index:251706368;visibility:visible;mso-wrap-style:square;mso-wrap-distance-left:9pt;mso-wrap-distance-top:0;mso-wrap-distance-right:9pt;mso-wrap-distance-bottom:0;mso-position-horizontal:absolute;mso-position-horizontal-relative:text;mso-position-vertical:absolute;mso-position-vertical-relative:text" o:gfxdata="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">
-                <v:imagedata r:id="rId87" o:title=""/>
+                <v:imagedata r:id="rId89" o:title=""/>
               </v:shape>
             </w:pict>
           </mc:Fallback>
@@ -4559,7 +4535,7 @@
                 <wp:cNvGraphicFramePr/>
                 <a:graphic xmlns:a="http://schemas.openxmlformats.org/drawingml/2006/main">
                   <a:graphicData uri="http://schemas.microsoft.com/office/word/2010/wordprocessingInk">
-                    <w14:contentPart bwMode="auto" r:id="rId88">
+                    <w14:contentPart bwMode="auto" r:id="rId90">
                       <w14:nvContentPartPr>
                         <w14:cNvContentPartPr/>
                       </w14:nvContentPartPr>
@@ -4576,7 +4552,7 @@
           <mc:Fallback>
             <w:pict>
               <v:shape w14:anchorId="0BAF8C28" id="Ink 8" o:spid="_x0000_s1026" type="#_x0000_t75" style="position:absolute;margin-left:49.7pt;margin-top:-7.8pt;width:73.35pt;height:29.95pt;z-index:251705344;visibility:visible;mso-wrap-style:square;mso-wrap-distance-left:9pt;mso-wrap-distance-top:0;mso-wrap-distance-right:9pt;mso-wrap-distance-bottom:0;mso-position-horizontal:absolute;mso-position-horizontal-relative:text;mso-position-vertical:absolute;mso-position-vertical-relative:text" o:gfxdata="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">
-                <v:imagedata r:id="rId89" o:title=""/>
+                <v:imagedata r:id="rId91" o:title=""/>
               </v:shape>
             </w:pict>
           </mc:Fallback>
@@ -4606,7 +4582,7 @@
                 <wp:cNvGraphicFramePr/>
                 <a:graphic xmlns:a="http://schemas.openxmlformats.org/drawingml/2006/main">
                   <a:graphicData uri="http://schemas.microsoft.com/office/word/2010/wordprocessingInk">
-                    <w14:contentPart bwMode="auto" r:id="rId90">
+                    <w14:contentPart bwMode="auto" r:id="rId92">
                       <w14:nvContentPartPr>
                         <w14:cNvContentPartPr/>
                       </w14:nvContentPartPr>
@@ -4623,7 +4599,7 @@
           <mc:Fallback>
             <w:pict>
               <v:shape w14:anchorId="466014FE" id="Ink 7" o:spid="_x0000_s1026" type="#_x0000_t75" style="position:absolute;margin-left:44.95pt;margin-top:-.65pt;width:15.15pt;height:18.6pt;z-index:251704320;visibility:visible;mso-wrap-style:square;mso-wrap-distance-left:9pt;mso-wrap-distance-top:0;mso-wrap-distance-right:9pt;mso-wrap-distance-bottom:0;mso-position-horizontal:absolute;mso-position-horizontal-relative:text;mso-position-vertical:absolute;mso-position-vertical-relative:text" o:gfxdata="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">
-                <v:imagedata r:id="rId91" o:title=""/>
+                <v:imagedata r:id="rId93" o:title=""/>
               </v:shape>
             </w:pict>
           </mc:Fallback>
@@ -4653,7 +4629,7 @@
                 <wp:cNvGraphicFramePr/>
                 <a:graphic xmlns:a="http://schemas.openxmlformats.org/drawingml/2006/main">
                   <a:graphicData uri="http://schemas.microsoft.com/office/word/2010/wordprocessingInk">
-                    <w14:contentPart bwMode="auto" r:id="rId92">
+                    <w14:contentPart bwMode="auto" r:id="rId94">
                       <w14:nvContentPartPr>
                         <w14:cNvContentPartPr/>
                       </w14:nvContentPartPr>
@@ -4670,7 +4646,7 @@
           <mc:Fallback>
             <w:pict>
               <v:shape w14:anchorId="757FDEBA" id="Ink 6" o:spid="_x0000_s1026" type="#_x0000_t75" style="position:absolute;margin-left:51.55pt;margin-top:-.65pt;width:8.55pt;height:17.05pt;z-index:251703296;visibility:visible;mso-wrap-style:square;mso-wrap-distance-left:9pt;mso-wrap-distance-top:0;mso-wrap-distance-right:9pt;mso-wrap-distance-bottom:0;mso-position-horizontal:absolute;mso-position-horizontal-relative:text;mso-position-vertical:absolute;mso-position-vertical-relative:text" o:gfxdata="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">
-                <v:imagedata r:id="rId68" o:title=""/>
+                <v:imagedata r:id="rId70" o:title=""/>
               </v:shape>
             </w:pict>
           </mc:Fallback>
@@ -4700,7 +4676,7 @@
                 <wp:cNvGraphicFramePr/>
                 <a:graphic xmlns:a="http://schemas.openxmlformats.org/drawingml/2006/main">
                   <a:graphicData uri="http://schemas.microsoft.com/office/word/2010/wordprocessingInk">
-                    <w14:contentPart bwMode="auto" r:id="rId93">
+                    <w14:contentPart bwMode="auto" r:id="rId95">
                       <w14:nvContentPartPr>
                         <w14:cNvContentPartPr/>
                       </w14:nvContentPartPr>
@@ -4717,7 +4693,7 @@
           <mc:Fallback>
             <w:pict>
               <v:shape w14:anchorId="5CAF7AFC" id="Ink 5" o:spid="_x0000_s1026" type="#_x0000_t75" style="position:absolute;margin-left:21.2pt;margin-top:-3.35pt;width:38.25pt;height:19.8pt;z-index:251702272;visibility:visible;mso-wrap-style:square;mso-wrap-distance-left:9pt;mso-wrap-distance-top:0;mso-wrap-distance-right:9pt;mso-wrap-distance-bottom:0;mso-position-horizontal:absolute;mso-position-horizontal-relative:text;mso-position-vertical:absolute;mso-position-vertical-relative:text" o:gfxdata="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">
-                <v:imagedata r:id="rId94" o:title=""/>
+                <v:imagedata r:id="rId96" o:title=""/>
               </v:shape>
             </w:pict>
           </mc:Fallback>
@@ -4747,7 +4723,7 @@
                 <wp:cNvGraphicFramePr/>
                 <a:graphic xmlns:a="http://schemas.openxmlformats.org/drawingml/2006/main">
                   <a:graphicData uri="http://schemas.microsoft.com/office/word/2010/wordprocessingInk">
-                    <w14:contentPart bwMode="auto" r:id="rId95">
+                    <w14:contentPart bwMode="auto" r:id="rId97">
                       <w14:nvContentPartPr>
                         <w14:cNvContentPartPr/>
                       </w14:nvContentPartPr>
@@ -4764,7 +4740,7 @@
           <mc:Fallback>
             <w:pict>
               <v:shape w14:anchorId="5ED8584B" id="Ink 4" o:spid="_x0000_s1026" type="#_x0000_t75" style="position:absolute;margin-left:46.2pt;margin-top:-3.35pt;width:8.55pt;height:17.05pt;z-index:251701248;visibility:visible;mso-wrap-style:square;mso-wrap-distance-left:9pt;mso-wrap-distance-top:0;mso-wrap-distance-right:9pt;mso-wrap-distance-bottom:0;mso-position-horizontal:absolute;mso-position-horizontal-relative:text;mso-position-vertical:absolute;mso-position-vertical-relative:text" o:gfxdata="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">
-                <v:imagedata r:id="rId68" o:title=""/>
+                <v:imagedata r:id="rId70" o:title=""/>
               </v:shape>
             </w:pict>
           </mc:Fallback>
@@ -4794,7 +4770,7 @@
                 <wp:cNvGraphicFramePr/>
                 <a:graphic xmlns:a="http://schemas.openxmlformats.org/drawingml/2006/main">
                   <a:graphicData uri="http://schemas.microsoft.com/office/word/2010/wordprocessingInk">
-                    <w14:contentPart bwMode="auto" r:id="rId96">
+                    <w14:contentPart bwMode="auto" r:id="rId98">
                       <w14:nvContentPartPr>
                         <w14:cNvContentPartPr/>
                       </w14:nvContentPartPr>
@@ -4811,7 +4787,7 @@
           <mc:Fallback>
             <w:pict>
               <v:shape w14:anchorId="5A3907A2" id="Ink 3" o:spid="_x0000_s1026" type="#_x0000_t75" style="position:absolute;margin-left:22.75pt;margin-top:-3.35pt;width:31.4pt;height:17.05pt;z-index:251700224;visibility:visible;mso-wrap-style:square;mso-wrap-distance-left:9pt;mso-wrap-distance-top:0;mso-wrap-distance-right:9pt;mso-wrap-distance-bottom:0;mso-position-horizontal:absolute;mso-position-horizontal-relative:text;mso-position-vertical:absolute;mso-position-vertical-relative:text" o:gfxdata="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">
-                <v:imagedata r:id="rId97" o:title=""/>
+                <v:imagedata r:id="rId99" o:title=""/>
               </v:shape>
             </w:pict>
           </mc:Fallback>
@@ -4841,7 +4817,7 @@
                 <wp:cNvGraphicFramePr/>
                 <a:graphic xmlns:a="http://schemas.openxmlformats.org/drawingml/2006/main">
                   <a:graphicData uri="http://schemas.microsoft.com/office/word/2010/wordprocessingInk">
-                    <w14:contentPart bwMode="auto" r:id="rId98">
+                    <w14:contentPart bwMode="auto" r:id="rId100">
                       <w14:nvContentPartPr>
                         <w14:cNvContentPartPr/>
                       </w14:nvContentPartPr>
@@ -4858,7 +4834,7 @@
           <mc:Fallback>
             <w:pict>
               <v:shape w14:anchorId="7579ADE6" id="Ink 2" o:spid="_x0000_s1026" type="#_x0000_t75" style="position:absolute;margin-left:23.5pt;margin-top:-11.85pt;width:47.4pt;height:25.6pt;z-index:251699200;visibility:visible;mso-wrap-style:square;mso-wrap-distance-left:9pt;mso-wrap-distance-top:0;mso-wrap-distance-right:9pt;mso-wrap-distance-bottom:0;mso-position-horizontal:absolute;mso-position-horizontal-relative:text;mso-position-vertical:absolute;mso-position-vertical-relative:text" o:gfxdata="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">
-                <v:imagedata r:id="rId99" o:title=""/>
+                <v:imagedata r:id="rId101" o:title=""/>
               </v:shape>
             </w:pict>
           </mc:Fallback>
@@ -4871,7 +4847,7 @@
           <w:szCs w:val="24"/>
         </w:rPr>
         <w:drawing>
-          <wp:anchor distT="0" distB="0" distL="114300" distR="114300" simplePos="0" relativeHeight="251697152" behindDoc="1" locked="0" layoutInCell="1" allowOverlap="1" wp14:anchorId="359AAE0D" wp14:editId="419C3E54">
+          <wp:anchor distT="0" distB="0" distL="114300" distR="114300" simplePos="0" relativeHeight="251697152" behindDoc="1" locked="0" layoutInCell="1" allowOverlap="1" wp14:anchorId="359AAE0D" wp14:editId="5639AC40">
             <wp:simplePos x="0" y="0"/>
             <wp:positionH relativeFrom="page">
               <wp:posOffset>1256665</wp:posOffset>
@@ -4902,7 +4878,7 @@
                     <pic:cNvPicPr/>
                   </pic:nvPicPr>
                   <pic:blipFill>
-                    <a:blip r:embed="rId100" cstate="print">
+                    <a:blip r:embed="rId102" cstate="print">
                       <a:extLst>
                         <a:ext uri="{28A0092B-C50C-407E-A947-70E740481C1C}">
                           <a14:useLocalDpi xmlns:a14="http://schemas.microsoft.com/office/drawing/2010/main" val="0"/>
@@ -5274,7 +5250,7 @@
                     <pic:cNvPicPr/>
                   </pic:nvPicPr>
                   <pic:blipFill>
-                    <a:blip r:embed="rId101">
+                    <a:blip r:embed="rId103">
                       <a:extLst>
                         <a:ext uri="{28A0092B-C50C-407E-A947-70E740481C1C}">
                           <a14:useLocalDpi xmlns:a14="http://schemas.microsoft.com/office/drawing/2010/main" val="0"/>
@@ -5519,7 +5495,7 @@
                     <pic:cNvPicPr/>
                   </pic:nvPicPr>
                   <pic:blipFill>
-                    <a:blip r:embed="rId102" cstate="print">
+                    <a:blip r:embed="rId104" cstate="print">
                       <a:extLst>
                         <a:ext uri="{28A0092B-C50C-407E-A947-70E740481C1C}">
                           <a14:useLocalDpi xmlns:a14="http://schemas.microsoft.com/office/drawing/2010/main" val="0"/>
@@ -5579,7 +5555,7 @@
                     <pic:cNvPicPr/>
                   </pic:nvPicPr>
                   <pic:blipFill>
-                    <a:blip r:embed="rId103" cstate="print">
+                    <a:blip r:embed="rId105" cstate="print">
                       <a:extLst>
                         <a:ext uri="{28A0092B-C50C-407E-A947-70E740481C1C}">
                           <a14:useLocalDpi xmlns:a14="http://schemas.microsoft.com/office/drawing/2010/main" val="0"/>
@@ -5715,6 +5691,17 @@
         </w:rPr>
         <w:t>.</w:t>
       </w:r>
+    </w:p>
+    <w:p>
+      <w:pPr>
+        <w:tabs>
+          <w:tab w:val="left" w:pos="3828"/>
+        </w:tabs>
+        <w:rPr>
+          <w:sz w:val="24"/>
+          <w:szCs w:val="24"/>
+        </w:rPr>
+      </w:pPr>
     </w:p>
     <w:p>
       <w:pPr>
@@ -5801,7 +5788,7 @@
                     <pic:cNvPicPr/>
                   </pic:nvPicPr>
                   <pic:blipFill>
-                    <a:blip r:embed="rId104">
+                    <a:blip r:embed="rId106">
                       <a:extLst>
                         <a:ext uri="{28A0092B-C50C-407E-A947-70E740481C1C}">
                           <a14:useLocalDpi xmlns:a14="http://schemas.microsoft.com/office/drawing/2010/main" val="0"/>
@@ -5871,7 +5858,7 @@
                     <pic:cNvPicPr/>
                   </pic:nvPicPr>
                   <pic:blipFill rotWithShape="1">
-                    <a:blip r:embed="rId105">
+                    <a:blip r:embed="rId107">
                       <a:extLst>
                         <a:ext uri="{28A0092B-C50C-407E-A947-70E740481C1C}">
                           <a14:useLocalDpi xmlns:a14="http://schemas.microsoft.com/office/drawing/2010/main" val="0"/>
@@ -5999,7 +5986,7 @@
                     <pic:cNvPicPr/>
                   </pic:nvPicPr>
                   <pic:blipFill>
-                    <a:blip r:embed="rId106">
+                    <a:blip r:embed="rId108">
                       <a:extLst>
                         <a:ext uri="{28A0092B-C50C-407E-A947-70E740481C1C}">
                           <a14:useLocalDpi xmlns:a14="http://schemas.microsoft.com/office/drawing/2010/main" val="0"/>
@@ -6190,7 +6177,6 @@
       </w:r>
       <w:r>
         <w:rPr>
-          <w:rFonts w:ascii="Gabriola" w:hAnsi="Gabriola"/>
           <w:sz w:val="24"/>
           <w:szCs w:val="24"/>
         </w:rPr>
@@ -6511,6 +6497,7 @@
       </w:pPr>
       <w:r>
         <w:rPr>
+          <w:noProof/>
           <w:sz w:val="24"/>
           <w:szCs w:val="24"/>
         </w:rPr>
@@ -6546,7 +6533,7 @@
                     <pic:cNvPicPr/>
                   </pic:nvPicPr>
                   <pic:blipFill>
-                    <a:blip r:embed="rId107">
+                    <a:blip r:embed="rId109">
                       <a:extLst>
                         <a:ext uri="{28A0092B-C50C-407E-A947-70E740481C1C}">
                           <a14:useLocalDpi xmlns:a14="http://schemas.microsoft.com/office/drawing/2010/main" val="0"/>
@@ -6717,11 +6704,12 @@
         <w:rPr>
           <w:b/>
           <w:bCs/>
+          <w:noProof/>
           <w:sz w:val="24"/>
           <w:szCs w:val="24"/>
         </w:rPr>
         <w:drawing>
-          <wp:anchor distT="0" distB="0" distL="71755" distR="36195" simplePos="0" relativeHeight="251735040" behindDoc="0" locked="0" layoutInCell="1" allowOverlap="1" wp14:anchorId="554B0A91" wp14:editId="54B623B2">
+          <wp:anchor distT="0" distB="0" distL="71755" distR="36195" simplePos="0" relativeHeight="251735040" behindDoc="0" locked="0" layoutInCell="1" allowOverlap="1" wp14:anchorId="554B0A91" wp14:editId="7B41AC51">
             <wp:simplePos x="0" y="0"/>
             <wp:positionH relativeFrom="column">
               <wp:posOffset>2684145</wp:posOffset>
@@ -6744,7 +6732,7 @@
                     <pic:cNvPicPr/>
                   </pic:nvPicPr>
                   <pic:blipFill rotWithShape="1">
-                    <a:blip r:embed="rId108" cstate="print">
+                    <a:blip r:embed="rId110" cstate="print">
                       <a:extLst>
                         <a:ext uri="{28A0092B-C50C-407E-A947-70E740481C1C}">
                           <a14:useLocalDpi xmlns:a14="http://schemas.microsoft.com/office/drawing/2010/main" val="0"/>
@@ -7292,6 +7280,7 @@
         <w:rPr>
           <w:b/>
           <w:bCs/>
+          <w:noProof/>
           <w:sz w:val="24"/>
           <w:szCs w:val="24"/>
         </w:rPr>
@@ -7319,7 +7308,7 @@
                     <pic:cNvPicPr/>
                   </pic:nvPicPr>
                   <pic:blipFill>
-                    <a:blip r:embed="rId109">
+                    <a:blip r:embed="rId111">
                       <a:extLst>
                         <a:ext uri="{28A0092B-C50C-407E-A947-70E740481C1C}">
                           <a14:useLocalDpi xmlns:a14="http://schemas.microsoft.com/office/drawing/2010/main" val="0"/>
@@ -7396,6 +7385,1436 @@
         </w:rPr>
       </w:pPr>
     </w:p>
+    <w:p>
+      <w:pPr>
+        <w:pStyle w:val="ListParagraph"/>
+        <w:numPr>
+          <w:ilvl w:val="0"/>
+          <w:numId w:val="9"/>
+        </w:numPr>
+        <w:tabs>
+          <w:tab w:val="left" w:pos="3828"/>
+        </w:tabs>
+        <w:rPr>
+          <w:b/>
+          <w:bCs/>
+          <w:sz w:val="24"/>
+          <w:szCs w:val="24"/>
+        </w:rPr>
+      </w:pPr>
+      <w:r>
+        <w:rPr>
+          <w:b/>
+          <w:bCs/>
+          <w:sz w:val="24"/>
+          <w:szCs w:val="24"/>
+        </w:rPr>
+        <w:t xml:space="preserve">RMS Prop Algo: </w:t>
+      </w:r>
+    </w:p>
+    <w:p>
+      <w:pPr>
+        <w:pStyle w:val="ListParagraph"/>
+        <w:tabs>
+          <w:tab w:val="left" w:pos="3828"/>
+        </w:tabs>
+        <w:rPr>
+          <w:b/>
+          <w:bCs/>
+          <w:sz w:val="24"/>
+          <w:szCs w:val="24"/>
+        </w:rPr>
+      </w:pPr>
+      <w:r>
+        <w:rPr>
+          <w:b/>
+          <w:bCs/>
+          <w:noProof/>
+          <w:sz w:val="24"/>
+          <w:szCs w:val="24"/>
+        </w:rPr>
+        <w:drawing>
+          <wp:anchor distT="0" distB="0" distL="114300" distR="114300" simplePos="0" relativeHeight="251737088" behindDoc="0" locked="0" layoutInCell="1" allowOverlap="1" wp14:anchorId="1A5FCC0C" wp14:editId="6ECF7F91">
+            <wp:simplePos x="0" y="0"/>
+            <wp:positionH relativeFrom="column">
+              <wp:posOffset>512764</wp:posOffset>
+            </wp:positionH>
+            <wp:positionV relativeFrom="paragraph">
+              <wp:posOffset>1426</wp:posOffset>
+            </wp:positionV>
+            <wp:extent cx="3821806" cy="1550079"/>
+            <wp:effectExtent l="0" t="0" r="7620" b="0"/>
+            <wp:wrapSquare wrapText="bothSides"/>
+            <wp:docPr id="357067367" name="Picture 1"/>
+            <wp:cNvGraphicFramePr>
+              <a:graphicFrameLocks xmlns:a="http://schemas.openxmlformats.org/drawingml/2006/main" noChangeAspect="1"/>
+            </wp:cNvGraphicFramePr>
+            <a:graphic xmlns:a="http://schemas.openxmlformats.org/drawingml/2006/main">
+              <a:graphicData uri="http://schemas.openxmlformats.org/drawingml/2006/picture">
+                <pic:pic xmlns:pic="http://schemas.openxmlformats.org/drawingml/2006/picture">
+                  <pic:nvPicPr>
+                    <pic:cNvPr id="357067367" name=""/>
+                    <pic:cNvPicPr/>
+                  </pic:nvPicPr>
+                  <pic:blipFill rotWithShape="1">
+                    <a:blip r:embed="rId112">
+                      <a:extLst>
+                        <a:ext uri="{28A0092B-C50C-407E-A947-70E740481C1C}">
+                          <a14:useLocalDpi xmlns:a14="http://schemas.microsoft.com/office/drawing/2010/main" val="0"/>
+                        </a:ext>
+                      </a:extLst>
+                    </a:blip>
+                    <a:srcRect t="7897" b="5763"/>
+                    <a:stretch>
+                      <a:fillRect/>
+                    </a:stretch>
+                  </pic:blipFill>
+                  <pic:spPr bwMode="auto">
+                    <a:xfrm>
+                      <a:off x="0" y="0"/>
+                      <a:ext cx="3821806" cy="1550079"/>
+                    </a:xfrm>
+                    <a:prstGeom prst="rect">
+                      <a:avLst/>
+                    </a:prstGeom>
+                    <a:ln>
+                      <a:noFill/>
+                    </a:ln>
+                    <a:extLst>
+                      <a:ext uri="{53640926-AAD7-44D8-BBD7-CCE9431645EC}">
+                        <a14:shadowObscured xmlns:a14="http://schemas.microsoft.com/office/drawing/2010/main"/>
+                      </a:ext>
+                    </a:extLst>
+                  </pic:spPr>
+                </pic:pic>
+              </a:graphicData>
+            </a:graphic>
+          </wp:anchor>
+        </w:drawing>
+      </w:r>
+    </w:p>
+    <w:p>
+      <w:pPr>
+        <w:pStyle w:val="ListParagraph"/>
+        <w:tabs>
+          <w:tab w:val="left" w:pos="3828"/>
+        </w:tabs>
+        <w:rPr>
+          <w:b/>
+          <w:bCs/>
+          <w:sz w:val="24"/>
+          <w:szCs w:val="24"/>
+        </w:rPr>
+      </w:pPr>
+    </w:p>
+    <w:p>
+      <w:pPr>
+        <w:pStyle w:val="ListParagraph"/>
+        <w:tabs>
+          <w:tab w:val="left" w:pos="3828"/>
+        </w:tabs>
+        <w:rPr>
+          <w:b/>
+          <w:bCs/>
+          <w:sz w:val="24"/>
+          <w:szCs w:val="24"/>
+        </w:rPr>
+      </w:pPr>
+    </w:p>
+    <w:p>
+      <w:pPr>
+        <w:pStyle w:val="ListParagraph"/>
+        <w:tabs>
+          <w:tab w:val="left" w:pos="3828"/>
+        </w:tabs>
+        <w:rPr>
+          <w:b/>
+          <w:bCs/>
+          <w:sz w:val="24"/>
+          <w:szCs w:val="24"/>
+        </w:rPr>
+      </w:pPr>
+    </w:p>
+    <w:p>
+      <w:pPr>
+        <w:pStyle w:val="ListParagraph"/>
+        <w:tabs>
+          <w:tab w:val="left" w:pos="3828"/>
+        </w:tabs>
+        <w:rPr>
+          <w:b/>
+          <w:bCs/>
+          <w:sz w:val="24"/>
+          <w:szCs w:val="24"/>
+        </w:rPr>
+      </w:pPr>
+    </w:p>
+    <w:p>
+      <w:pPr>
+        <w:pStyle w:val="ListParagraph"/>
+        <w:tabs>
+          <w:tab w:val="left" w:pos="3828"/>
+        </w:tabs>
+        <w:rPr>
+          <w:b/>
+          <w:bCs/>
+          <w:sz w:val="24"/>
+          <w:szCs w:val="24"/>
+        </w:rPr>
+      </w:pPr>
+    </w:p>
+    <w:p>
+      <w:pPr>
+        <w:pStyle w:val="ListParagraph"/>
+        <w:tabs>
+          <w:tab w:val="left" w:pos="3828"/>
+        </w:tabs>
+        <w:rPr>
+          <w:b/>
+          <w:bCs/>
+          <w:sz w:val="24"/>
+          <w:szCs w:val="24"/>
+        </w:rPr>
+      </w:pPr>
+    </w:p>
+    <w:p>
+      <w:pPr>
+        <w:pStyle w:val="ListParagraph"/>
+        <w:tabs>
+          <w:tab w:val="left" w:pos="3828"/>
+        </w:tabs>
+        <w:rPr>
+          <w:b/>
+          <w:bCs/>
+          <w:sz w:val="24"/>
+          <w:szCs w:val="24"/>
+        </w:rPr>
+      </w:pPr>
+    </w:p>
+    <w:p>
+      <w:pPr>
+        <w:pStyle w:val="ListParagraph"/>
+        <w:tabs>
+          <w:tab w:val="left" w:pos="3828"/>
+        </w:tabs>
+        <w:rPr>
+          <w:sz w:val="24"/>
+          <w:szCs w:val="24"/>
+        </w:rPr>
+      </w:pPr>
+      <w:r>
+        <w:rPr>
+          <w:sz w:val="24"/>
+          <w:szCs w:val="24"/>
+        </w:rPr>
+        <w:t xml:space="preserve">The denominator here </w:t>
+      </w:r>
+      <w:r>
+        <w:rPr>
+          <w:sz w:val="24"/>
+          <w:szCs w:val="24"/>
+        </w:rPr>
+        <w:t xml:space="preserve">dampens the oscillations in direction with </w:t>
+      </w:r>
+      <w:r>
+        <w:rPr>
+          <w:sz w:val="24"/>
+          <w:szCs w:val="24"/>
+        </w:rPr>
+        <w:t>larger oscillations and doesn’t affect the other directions much.</w:t>
+      </w:r>
+    </w:p>
+    <w:p>
+      <w:pPr>
+        <w:pStyle w:val="ListParagraph"/>
+        <w:tabs>
+          <w:tab w:val="left" w:pos="3828"/>
+        </w:tabs>
+        <w:rPr>
+          <w:sz w:val="24"/>
+          <w:szCs w:val="24"/>
+        </w:rPr>
+      </w:pPr>
+    </w:p>
+    <w:p>
+      <w:pPr>
+        <w:pStyle w:val="ListParagraph"/>
+        <w:numPr>
+          <w:ilvl w:val="0"/>
+          <w:numId w:val="9"/>
+        </w:numPr>
+        <w:tabs>
+          <w:tab w:val="left" w:pos="3828"/>
+        </w:tabs>
+        <w:rPr>
+          <w:sz w:val="24"/>
+          <w:szCs w:val="24"/>
+        </w:rPr>
+      </w:pPr>
+      <w:r>
+        <w:rPr>
+          <w:b/>
+          <w:bCs/>
+          <w:sz w:val="24"/>
+          <w:szCs w:val="24"/>
+        </w:rPr>
+        <w:t>Adam Optimization:</w:t>
+      </w:r>
+      <w:r>
+        <w:rPr>
+          <w:sz w:val="24"/>
+          <w:szCs w:val="24"/>
+        </w:rPr>
+        <w:t xml:space="preserve"> (Merges both momentum and RMS Prop)</w:t>
+      </w:r>
+    </w:p>
+    <w:p>
+      <w:pPr>
+        <w:pStyle w:val="ListParagraph"/>
+        <w:tabs>
+          <w:tab w:val="left" w:pos="3828"/>
+        </w:tabs>
+        <w:rPr>
+          <w:b/>
+          <w:bCs/>
+          <w:sz w:val="24"/>
+          <w:szCs w:val="24"/>
+        </w:rPr>
+      </w:pPr>
+      <w:r>
+        <w:rPr>
+          <w:b/>
+          <w:bCs/>
+          <w:noProof/>
+          <w:sz w:val="24"/>
+          <w:szCs w:val="24"/>
+        </w:rPr>
+        <w:drawing>
+          <wp:anchor distT="0" distB="0" distL="114300" distR="114300" simplePos="0" relativeHeight="251738112" behindDoc="0" locked="0" layoutInCell="1" allowOverlap="1" wp14:anchorId="0542CCBC" wp14:editId="627E1921">
+            <wp:simplePos x="0" y="0"/>
+            <wp:positionH relativeFrom="column">
+              <wp:posOffset>511345</wp:posOffset>
+            </wp:positionH>
+            <wp:positionV relativeFrom="paragraph">
+              <wp:posOffset>67310</wp:posOffset>
+            </wp:positionV>
+            <wp:extent cx="3877310" cy="1925955"/>
+            <wp:effectExtent l="0" t="0" r="8890" b="0"/>
+            <wp:wrapSquare wrapText="bothSides"/>
+            <wp:docPr id="1012207871" name="Picture 1"/>
+            <wp:cNvGraphicFramePr>
+              <a:graphicFrameLocks xmlns:a="http://schemas.openxmlformats.org/drawingml/2006/main" noChangeAspect="1"/>
+            </wp:cNvGraphicFramePr>
+            <a:graphic xmlns:a="http://schemas.openxmlformats.org/drawingml/2006/main">
+              <a:graphicData uri="http://schemas.openxmlformats.org/drawingml/2006/picture">
+                <pic:pic xmlns:pic="http://schemas.openxmlformats.org/drawingml/2006/picture">
+                  <pic:nvPicPr>
+                    <pic:cNvPr id="1012207871" name=""/>
+                    <pic:cNvPicPr/>
+                  </pic:nvPicPr>
+                  <pic:blipFill rotWithShape="1">
+                    <a:blip r:embed="rId113">
+                      <a:extLst>
+                        <a:ext uri="{28A0092B-C50C-407E-A947-70E740481C1C}">
+                          <a14:useLocalDpi xmlns:a14="http://schemas.microsoft.com/office/drawing/2010/main" val="0"/>
+                        </a:ext>
+                      </a:extLst>
+                    </a:blip>
+                    <a:srcRect l="2133" t="1396" r="855"/>
+                    <a:stretch>
+                      <a:fillRect/>
+                    </a:stretch>
+                  </pic:blipFill>
+                  <pic:spPr bwMode="auto">
+                    <a:xfrm>
+                      <a:off x="0" y="0"/>
+                      <a:ext cx="3877310" cy="1925955"/>
+                    </a:xfrm>
+                    <a:prstGeom prst="rect">
+                      <a:avLst/>
+                    </a:prstGeom>
+                    <a:ln>
+                      <a:noFill/>
+                    </a:ln>
+                    <a:extLst>
+                      <a:ext uri="{53640926-AAD7-44D8-BBD7-CCE9431645EC}">
+                        <a14:shadowObscured xmlns:a14="http://schemas.microsoft.com/office/drawing/2010/main"/>
+                      </a:ext>
+                    </a:extLst>
+                  </pic:spPr>
+                </pic:pic>
+              </a:graphicData>
+            </a:graphic>
+            <wp14:sizeRelH relativeFrom="margin">
+              <wp14:pctWidth>0</wp14:pctWidth>
+            </wp14:sizeRelH>
+            <wp14:sizeRelV relativeFrom="margin">
+              <wp14:pctHeight>0</wp14:pctHeight>
+            </wp14:sizeRelV>
+          </wp:anchor>
+        </w:drawing>
+      </w:r>
+    </w:p>
+    <w:p>
+      <w:pPr>
+        <w:tabs>
+          <w:tab w:val="left" w:pos="3828"/>
+        </w:tabs>
+        <w:rPr>
+          <w:b/>
+          <w:bCs/>
+          <w:sz w:val="24"/>
+          <w:szCs w:val="24"/>
+        </w:rPr>
+      </w:pPr>
+    </w:p>
+    <w:p>
+      <w:pPr>
+        <w:tabs>
+          <w:tab w:val="left" w:pos="3828"/>
+        </w:tabs>
+        <w:ind w:left="720"/>
+        <w:rPr>
+          <w:b/>
+          <w:bCs/>
+          <w:sz w:val="24"/>
+          <w:szCs w:val="24"/>
+        </w:rPr>
+      </w:pPr>
+    </w:p>
+    <w:p>
+      <w:pPr>
+        <w:tabs>
+          <w:tab w:val="left" w:pos="3828"/>
+        </w:tabs>
+        <w:rPr>
+          <w:b/>
+          <w:bCs/>
+          <w:sz w:val="24"/>
+          <w:szCs w:val="24"/>
+        </w:rPr>
+      </w:pPr>
+    </w:p>
+    <w:p>
+      <w:pPr>
+        <w:tabs>
+          <w:tab w:val="left" w:pos="3828"/>
+        </w:tabs>
+        <w:rPr>
+          <w:b/>
+          <w:bCs/>
+          <w:sz w:val="24"/>
+          <w:szCs w:val="24"/>
+        </w:rPr>
+      </w:pPr>
+      <w:r>
+        <w:rPr>
+          <w:b/>
+          <w:bCs/>
+          <w:sz w:val="24"/>
+          <w:szCs w:val="24"/>
+        </w:rPr>
+        <w:t xml:space="preserve"> Adam </w:t>
+      </w:r>
+      <w:r>
+        <w:rPr>
+          <w:sz w:val="24"/>
+          <w:szCs w:val="24"/>
+        </w:rPr>
+        <w:t>stands for</w:t>
+      </w:r>
+      <w:r>
+        <w:rPr>
+          <w:b/>
+          <w:bCs/>
+          <w:sz w:val="24"/>
+          <w:szCs w:val="24"/>
+        </w:rPr>
+        <w:t xml:space="preserve"> </w:t>
+      </w:r>
+      <w:r>
+        <w:rPr>
+          <w:b/>
+          <w:bCs/>
+          <w:sz w:val="24"/>
+          <w:szCs w:val="24"/>
+        </w:rPr>
+        <w:t>Adaptive Moment Estimation</w:t>
+      </w:r>
+    </w:p>
+    <w:p>
+      <w:pPr>
+        <w:pStyle w:val="ListParagraph"/>
+        <w:numPr>
+          <w:ilvl w:val="0"/>
+          <w:numId w:val="9"/>
+        </w:numPr>
+        <w:tabs>
+          <w:tab w:val="left" w:pos="3828"/>
+        </w:tabs>
+        <w:rPr>
+          <w:sz w:val="24"/>
+          <w:szCs w:val="24"/>
+        </w:rPr>
+      </w:pPr>
+      <w:r>
+        <w:rPr>
+          <w:b/>
+          <w:bCs/>
+          <w:sz w:val="24"/>
+          <w:szCs w:val="24"/>
+        </w:rPr>
+        <w:t xml:space="preserve">Learning Rate Decay </w:t>
+      </w:r>
+      <w:r>
+        <w:rPr>
+          <w:sz w:val="24"/>
+          <w:szCs w:val="24"/>
+        </w:rPr>
+        <w:t>implies reducing the learning rat</w:t>
+      </w:r>
+      <w:r>
+        <w:rPr>
+          <w:sz w:val="24"/>
+          <w:szCs w:val="24"/>
+        </w:rPr>
+        <w:t>e as the training progresses.</w:t>
+      </w:r>
+      <w:r>
+        <w:rPr>
+          <w:sz w:val="24"/>
+          <w:szCs w:val="24"/>
+        </w:rPr>
+        <w:t xml:space="preserve"> Initial high </w:t>
+      </w:r>
+      <w:r>
+        <w:rPr>
+          <w:rFonts w:cstheme="minorHAnsi"/>
+          <w:sz w:val="24"/>
+          <w:szCs w:val="24"/>
+        </w:rPr>
+        <w:t>α</w:t>
+      </w:r>
+      <w:r>
+        <w:rPr>
+          <w:sz w:val="24"/>
+          <w:szCs w:val="24"/>
+        </w:rPr>
+        <w:t xml:space="preserve"> </w:t>
+      </w:r>
+      <w:r>
+        <w:rPr>
+          <w:sz w:val="24"/>
+          <w:szCs w:val="24"/>
+        </w:rPr>
+        <w:t xml:space="preserve">converges the model faster and the lower </w:t>
+      </w:r>
+      <w:r>
+        <w:rPr>
+          <w:rFonts w:cstheme="minorHAnsi"/>
+          <w:sz w:val="24"/>
+          <w:szCs w:val="24"/>
+        </w:rPr>
+        <w:t>α</w:t>
+      </w:r>
+      <w:r>
+        <w:rPr>
+          <w:sz w:val="24"/>
+          <w:szCs w:val="24"/>
+        </w:rPr>
+        <w:t xml:space="preserve"> at the end </w:t>
+      </w:r>
+      <w:r>
+        <w:rPr>
+          <w:sz w:val="24"/>
+          <w:szCs w:val="24"/>
+        </w:rPr>
+        <w:t>ensures that the</w:t>
+      </w:r>
+      <w:r>
+        <w:rPr>
+          <w:sz w:val="24"/>
+          <w:szCs w:val="24"/>
+        </w:rPr>
+        <w:t xml:space="preserve"> </w:t>
+      </w:r>
+      <w:r>
+        <w:rPr>
+          <w:sz w:val="24"/>
+          <w:szCs w:val="24"/>
+        </w:rPr>
+        <w:t xml:space="preserve">model will </w:t>
+      </w:r>
+      <w:r>
+        <w:rPr>
+          <w:sz w:val="24"/>
+          <w:szCs w:val="24"/>
+        </w:rPr>
+        <w:t>be closer to the global minima.</w:t>
+      </w:r>
+    </w:p>
+    <w:p>
+      <w:pPr>
+        <w:pStyle w:val="ListParagraph"/>
+        <w:tabs>
+          <w:tab w:val="left" w:pos="3828"/>
+        </w:tabs>
+        <w:spacing w:before="240" w:after="0"/>
+        <w:rPr>
+          <w:sz w:val="24"/>
+          <w:szCs w:val="24"/>
+        </w:rPr>
+      </w:pPr>
+      <w:r>
+        <w:rPr>
+          <w:sz w:val="24"/>
+          <w:szCs w:val="24"/>
+        </w:rPr>
+        <w:t xml:space="preserve">Ways to </w:t>
+      </w:r>
+      <w:r>
+        <w:rPr>
+          <w:sz w:val="24"/>
+          <w:szCs w:val="24"/>
+        </w:rPr>
+        <w:t>apply this:</w:t>
+      </w:r>
+    </w:p>
+    <w:p>
+      <w:pPr>
+        <w:pStyle w:val="ListParagraph"/>
+        <w:numPr>
+          <w:ilvl w:val="0"/>
+          <w:numId w:val="10"/>
+        </w:numPr>
+        <w:tabs>
+          <w:tab w:val="left" w:pos="3828"/>
+        </w:tabs>
+        <w:rPr>
+          <w:sz w:val="24"/>
+          <w:szCs w:val="24"/>
+        </w:rPr>
+      </w:pPr>
+      <w:r>
+        <w:rPr>
+          <w:noProof/>
+          <w:sz w:val="24"/>
+          <w:szCs w:val="24"/>
+        </w:rPr>
+        <w:drawing>
+          <wp:anchor distT="0" distB="0" distL="114300" distR="114300" simplePos="0" relativeHeight="251739136" behindDoc="0" locked="0" layoutInCell="1" allowOverlap="1" wp14:anchorId="589A84EE" wp14:editId="1D42687F">
+            <wp:simplePos x="0" y="0"/>
+            <wp:positionH relativeFrom="column">
+              <wp:posOffset>1075309</wp:posOffset>
+            </wp:positionH>
+            <wp:positionV relativeFrom="paragraph">
+              <wp:posOffset>29329</wp:posOffset>
+            </wp:positionV>
+            <wp:extent cx="1901825" cy="375920"/>
+            <wp:effectExtent l="0" t="0" r="3175" b="5080"/>
+            <wp:wrapSquare wrapText="bothSides"/>
+            <wp:docPr id="920075988" name="Picture 1"/>
+            <wp:cNvGraphicFramePr>
+              <a:graphicFrameLocks xmlns:a="http://schemas.openxmlformats.org/drawingml/2006/main" noChangeAspect="1"/>
+            </wp:cNvGraphicFramePr>
+            <a:graphic xmlns:a="http://schemas.openxmlformats.org/drawingml/2006/main">
+              <a:graphicData uri="http://schemas.openxmlformats.org/drawingml/2006/picture">
+                <pic:pic xmlns:pic="http://schemas.openxmlformats.org/drawingml/2006/picture">
+                  <pic:nvPicPr>
+                    <pic:cNvPr id="920075988" name=""/>
+                    <pic:cNvPicPr/>
+                  </pic:nvPicPr>
+                  <pic:blipFill rotWithShape="1">
+                    <a:blip r:embed="rId114">
+                      <a:extLst>
+                        <a:ext uri="{28A0092B-C50C-407E-A947-70E740481C1C}">
+                          <a14:useLocalDpi xmlns:a14="http://schemas.microsoft.com/office/drawing/2010/main" val="0"/>
+                        </a:ext>
+                      </a:extLst>
+                    </a:blip>
+                    <a:srcRect t="9534" r="2490" b="8820"/>
+                    <a:stretch>
+                      <a:fillRect/>
+                    </a:stretch>
+                  </pic:blipFill>
+                  <pic:spPr bwMode="auto">
+                    <a:xfrm>
+                      <a:off x="0" y="0"/>
+                      <a:ext cx="1901825" cy="375920"/>
+                    </a:xfrm>
+                    <a:prstGeom prst="rect">
+                      <a:avLst/>
+                    </a:prstGeom>
+                    <a:ln>
+                      <a:noFill/>
+                    </a:ln>
+                    <a:extLst>
+                      <a:ext uri="{53640926-AAD7-44D8-BBD7-CCE9431645EC}">
+                        <a14:shadowObscured xmlns:a14="http://schemas.microsoft.com/office/drawing/2010/main"/>
+                      </a:ext>
+                    </a:extLst>
+                  </pic:spPr>
+                </pic:pic>
+              </a:graphicData>
+            </a:graphic>
+            <wp14:sizeRelH relativeFrom="margin">
+              <wp14:pctWidth>0</wp14:pctWidth>
+            </wp14:sizeRelH>
+            <wp14:sizeRelV relativeFrom="margin">
+              <wp14:pctHeight>0</wp14:pctHeight>
+            </wp14:sizeRelV>
+          </wp:anchor>
+        </w:drawing>
+      </w:r>
+    </w:p>
+    <w:p>
+      <w:pPr>
+        <w:pStyle w:val="ListParagraph"/>
+        <w:tabs>
+          <w:tab w:val="left" w:pos="3828"/>
+        </w:tabs>
+        <w:ind w:left="1498"/>
+        <w:rPr>
+          <w:sz w:val="24"/>
+          <w:szCs w:val="24"/>
+        </w:rPr>
+      </w:pPr>
+      <w:r>
+        <w:rPr>
+          <w:sz w:val="24"/>
+          <w:szCs w:val="24"/>
+        </w:rPr>
+        <w:t xml:space="preserve">  </w:t>
+      </w:r>
+    </w:p>
+    <w:p>
+      <w:pPr>
+        <w:pStyle w:val="ListParagraph"/>
+        <w:tabs>
+          <w:tab w:val="left" w:pos="3828"/>
+        </w:tabs>
+        <w:ind w:left="1498"/>
+        <w:rPr>
+          <w:sz w:val="24"/>
+          <w:szCs w:val="24"/>
+        </w:rPr>
+      </w:pPr>
+      <w:r>
+        <w:rPr>
+          <w:sz w:val="24"/>
+          <w:szCs w:val="24"/>
+        </w:rPr>
+        <w:t xml:space="preserve">  </w:t>
+      </w:r>
+    </w:p>
+    <w:p>
+      <w:pPr>
+        <w:pStyle w:val="ListParagraph"/>
+        <w:numPr>
+          <w:ilvl w:val="0"/>
+          <w:numId w:val="10"/>
+        </w:numPr>
+        <w:tabs>
+          <w:tab w:val="left" w:pos="3828"/>
+        </w:tabs>
+        <w:rPr>
+          <w:sz w:val="24"/>
+          <w:szCs w:val="24"/>
+        </w:rPr>
+      </w:pPr>
+      <w:r>
+        <w:rPr>
+          <w:noProof/>
+          <w:sz w:val="24"/>
+          <w:szCs w:val="24"/>
+        </w:rPr>
+        <w:drawing>
+          <wp:anchor distT="0" distB="0" distL="114300" distR="114300" simplePos="0" relativeHeight="251740160" behindDoc="0" locked="0" layoutInCell="1" allowOverlap="1" wp14:anchorId="2DDD896D" wp14:editId="22E79BF1">
+            <wp:simplePos x="0" y="0"/>
+            <wp:positionH relativeFrom="column">
+              <wp:posOffset>2278380</wp:posOffset>
+            </wp:positionH>
+            <wp:positionV relativeFrom="paragraph">
+              <wp:posOffset>3810</wp:posOffset>
+            </wp:positionV>
+            <wp:extent cx="1657350" cy="313690"/>
+            <wp:effectExtent l="0" t="0" r="0" b="0"/>
+            <wp:wrapSquare wrapText="bothSides"/>
+            <wp:docPr id="2108595640" name="Picture 1"/>
+            <wp:cNvGraphicFramePr>
+              <a:graphicFrameLocks xmlns:a="http://schemas.openxmlformats.org/drawingml/2006/main" noChangeAspect="1"/>
+            </wp:cNvGraphicFramePr>
+            <a:graphic xmlns:a="http://schemas.openxmlformats.org/drawingml/2006/main">
+              <a:graphicData uri="http://schemas.openxmlformats.org/drawingml/2006/picture">
+                <pic:pic xmlns:pic="http://schemas.openxmlformats.org/drawingml/2006/picture">
+                  <pic:nvPicPr>
+                    <pic:cNvPr id="2108595640" name=""/>
+                    <pic:cNvPicPr/>
+                  </pic:nvPicPr>
+                  <pic:blipFill rotWithShape="1">
+                    <a:blip r:embed="rId115">
+                      <a:extLst>
+                        <a:ext uri="{28A0092B-C50C-407E-A947-70E740481C1C}">
+                          <a14:useLocalDpi xmlns:a14="http://schemas.microsoft.com/office/drawing/2010/main" val="0"/>
+                        </a:ext>
+                      </a:extLst>
+                    </a:blip>
+                    <a:srcRect t="7093" b="12852"/>
+                    <a:stretch>
+                      <a:fillRect/>
+                    </a:stretch>
+                  </pic:blipFill>
+                  <pic:spPr bwMode="auto">
+                    <a:xfrm>
+                      <a:off x="0" y="0"/>
+                      <a:ext cx="1657350" cy="313690"/>
+                    </a:xfrm>
+                    <a:prstGeom prst="rect">
+                      <a:avLst/>
+                    </a:prstGeom>
+                    <a:ln>
+                      <a:noFill/>
+                    </a:ln>
+                    <a:extLst>
+                      <a:ext uri="{53640926-AAD7-44D8-BBD7-CCE9431645EC}">
+                        <a14:shadowObscured xmlns:a14="http://schemas.microsoft.com/office/drawing/2010/main"/>
+                      </a:ext>
+                    </a:extLst>
+                  </pic:spPr>
+                </pic:pic>
+              </a:graphicData>
+            </a:graphic>
+            <wp14:sizeRelH relativeFrom="margin">
+              <wp14:pctWidth>0</wp14:pctWidth>
+            </wp14:sizeRelH>
+            <wp14:sizeRelV relativeFrom="margin">
+              <wp14:pctHeight>0</wp14:pctHeight>
+            </wp14:sizeRelV>
+          </wp:anchor>
+        </w:drawing>
+      </w:r>
+      <w:r>
+        <w:rPr>
+          <w:sz w:val="24"/>
+          <w:szCs w:val="24"/>
+        </w:rPr>
+        <w:t xml:space="preserve">Exponential Decay: </w:t>
+      </w:r>
+    </w:p>
+    <w:p>
+      <w:pPr>
+        <w:pStyle w:val="ListParagraph"/>
+        <w:tabs>
+          <w:tab w:val="left" w:pos="3828"/>
+        </w:tabs>
+        <w:ind w:left="1498"/>
+        <w:rPr>
+          <w:sz w:val="24"/>
+          <w:szCs w:val="24"/>
+        </w:rPr>
+      </w:pPr>
+      <w:r>
+        <w:rPr>
+          <w:sz w:val="24"/>
+          <w:szCs w:val="24"/>
+        </w:rPr>
+        <w:t xml:space="preserve"> </w:t>
+      </w:r>
+    </w:p>
+    <w:p>
+      <w:pPr>
+        <w:pStyle w:val="ListParagraph"/>
+        <w:numPr>
+          <w:ilvl w:val="0"/>
+          <w:numId w:val="10"/>
+        </w:numPr>
+        <w:tabs>
+          <w:tab w:val="left" w:pos="3828"/>
+        </w:tabs>
+        <w:rPr>
+          <w:sz w:val="24"/>
+          <w:szCs w:val="24"/>
+        </w:rPr>
+      </w:pPr>
+      <w:r>
+        <w:rPr>
+          <w:noProof/>
+          <w:sz w:val="24"/>
+          <w:szCs w:val="24"/>
+        </w:rPr>
+        <w:drawing>
+          <wp:anchor distT="0" distB="0" distL="114300" distR="114300" simplePos="0" relativeHeight="251741184" behindDoc="0" locked="0" layoutInCell="1" allowOverlap="1" wp14:anchorId="63CA7A03" wp14:editId="79FF6474">
+            <wp:simplePos x="0" y="0"/>
+            <wp:positionH relativeFrom="column">
+              <wp:posOffset>1119505</wp:posOffset>
+            </wp:positionH>
+            <wp:positionV relativeFrom="paragraph">
+              <wp:posOffset>57785</wp:posOffset>
+            </wp:positionV>
+            <wp:extent cx="2219960" cy="335280"/>
+            <wp:effectExtent l="0" t="0" r="8890" b="7620"/>
+            <wp:wrapSquare wrapText="bothSides"/>
+            <wp:docPr id="771913353" name="Picture 1"/>
+            <wp:cNvGraphicFramePr>
+              <a:graphicFrameLocks xmlns:a="http://schemas.openxmlformats.org/drawingml/2006/main" noChangeAspect="1"/>
+            </wp:cNvGraphicFramePr>
+            <a:graphic xmlns:a="http://schemas.openxmlformats.org/drawingml/2006/main">
+              <a:graphicData uri="http://schemas.openxmlformats.org/drawingml/2006/picture">
+                <pic:pic xmlns:pic="http://schemas.openxmlformats.org/drawingml/2006/picture">
+                  <pic:nvPicPr>
+                    <pic:cNvPr id="771913353" name=""/>
+                    <pic:cNvPicPr/>
+                  </pic:nvPicPr>
+                  <pic:blipFill>
+                    <a:blip r:embed="rId116" cstate="print">
+                      <a:extLst>
+                        <a:ext uri="{28A0092B-C50C-407E-A947-70E740481C1C}">
+                          <a14:useLocalDpi xmlns:a14="http://schemas.microsoft.com/office/drawing/2010/main" val="0"/>
+                        </a:ext>
+                      </a:extLst>
+                    </a:blip>
+                    <a:stretch>
+                      <a:fillRect/>
+                    </a:stretch>
+                  </pic:blipFill>
+                  <pic:spPr>
+                    <a:xfrm>
+                      <a:off x="0" y="0"/>
+                      <a:ext cx="2219960" cy="335280"/>
+                    </a:xfrm>
+                    <a:prstGeom prst="rect">
+                      <a:avLst/>
+                    </a:prstGeom>
+                  </pic:spPr>
+                </pic:pic>
+              </a:graphicData>
+            </a:graphic>
+            <wp14:sizeRelH relativeFrom="margin">
+              <wp14:pctWidth>0</wp14:pctWidth>
+            </wp14:sizeRelH>
+            <wp14:sizeRelV relativeFrom="margin">
+              <wp14:pctHeight>0</wp14:pctHeight>
+            </wp14:sizeRelV>
+          </wp:anchor>
+        </w:drawing>
+      </w:r>
+    </w:p>
+    <w:p>
+      <w:pPr>
+        <w:pStyle w:val="ListParagraph"/>
+        <w:tabs>
+          <w:tab w:val="left" w:pos="3828"/>
+        </w:tabs>
+        <w:ind w:left="1498"/>
+        <w:rPr>
+          <w:sz w:val="24"/>
+          <w:szCs w:val="24"/>
+        </w:rPr>
+      </w:pPr>
+      <w:r>
+        <w:rPr>
+          <w:sz w:val="24"/>
+          <w:szCs w:val="24"/>
+        </w:rPr>
+        <w:t xml:space="preserve"> </w:t>
+      </w:r>
+    </w:p>
+    <w:p>
+      <w:pPr>
+        <w:pStyle w:val="ListParagraph"/>
+        <w:numPr>
+          <w:ilvl w:val="0"/>
+          <w:numId w:val="10"/>
+        </w:numPr>
+        <w:tabs>
+          <w:tab w:val="left" w:pos="3828"/>
+        </w:tabs>
+        <w:rPr>
+          <w:sz w:val="24"/>
+          <w:szCs w:val="24"/>
+        </w:rPr>
+      </w:pPr>
+      <w:r>
+        <w:rPr>
+          <w:noProof/>
+          <w:sz w:val="24"/>
+          <w:szCs w:val="24"/>
+        </w:rPr>
+        <w:drawing>
+          <wp:anchor distT="0" distB="0" distL="114300" distR="114300" simplePos="0" relativeHeight="251742208" behindDoc="0" locked="0" layoutInCell="1" allowOverlap="1" wp14:anchorId="48748BDE" wp14:editId="484D3D68">
+            <wp:simplePos x="0" y="0"/>
+            <wp:positionH relativeFrom="column">
+              <wp:posOffset>2205036</wp:posOffset>
+            </wp:positionH>
+            <wp:positionV relativeFrom="paragraph">
+              <wp:posOffset>2540</wp:posOffset>
+            </wp:positionV>
+            <wp:extent cx="1031240" cy="591185"/>
+            <wp:effectExtent l="0" t="0" r="0" b="0"/>
+            <wp:wrapSquare wrapText="bothSides"/>
+            <wp:docPr id="1183172171" name="Picture 1"/>
+            <wp:cNvGraphicFramePr>
+              <a:graphicFrameLocks xmlns:a="http://schemas.openxmlformats.org/drawingml/2006/main" noChangeAspect="1"/>
+            </wp:cNvGraphicFramePr>
+            <a:graphic xmlns:a="http://schemas.openxmlformats.org/drawingml/2006/main">
+              <a:graphicData uri="http://schemas.openxmlformats.org/drawingml/2006/picture">
+                <pic:pic xmlns:pic="http://schemas.openxmlformats.org/drawingml/2006/picture">
+                  <pic:nvPicPr>
+                    <pic:cNvPr id="1183172171" name=""/>
+                    <pic:cNvPicPr/>
+                  </pic:nvPicPr>
+                  <pic:blipFill rotWithShape="1">
+                    <a:blip r:embed="rId117" cstate="print">
+                      <a:extLst>
+                        <a:ext uri="{28A0092B-C50C-407E-A947-70E740481C1C}">
+                          <a14:useLocalDpi xmlns:a14="http://schemas.microsoft.com/office/drawing/2010/main" val="0"/>
+                        </a:ext>
+                      </a:extLst>
+                    </a:blip>
+                    <a:srcRect l="3922" t="7949" r="5539"/>
+                    <a:stretch>
+                      <a:fillRect/>
+                    </a:stretch>
+                  </pic:blipFill>
+                  <pic:spPr bwMode="auto">
+                    <a:xfrm>
+                      <a:off x="0" y="0"/>
+                      <a:ext cx="1031240" cy="591185"/>
+                    </a:xfrm>
+                    <a:prstGeom prst="rect">
+                      <a:avLst/>
+                    </a:prstGeom>
+                    <a:ln>
+                      <a:noFill/>
+                    </a:ln>
+                    <a:extLst>
+                      <a:ext uri="{53640926-AAD7-44D8-BBD7-CCE9431645EC}">
+                        <a14:shadowObscured xmlns:a14="http://schemas.microsoft.com/office/drawing/2010/main"/>
+                      </a:ext>
+                    </a:extLst>
+                  </pic:spPr>
+                </pic:pic>
+              </a:graphicData>
+            </a:graphic>
+            <wp14:sizeRelH relativeFrom="margin">
+              <wp14:pctWidth>0</wp14:pctWidth>
+            </wp14:sizeRelH>
+            <wp14:sizeRelV relativeFrom="margin">
+              <wp14:pctHeight>0</wp14:pctHeight>
+            </wp14:sizeRelV>
+          </wp:anchor>
+        </w:drawing>
+      </w:r>
+      <w:r>
+        <w:rPr>
+          <w:sz w:val="24"/>
+          <w:szCs w:val="24"/>
+        </w:rPr>
+        <w:t>Discrete Staircase:</w:t>
+      </w:r>
+    </w:p>
+    <w:p>
+      <w:pPr>
+        <w:pStyle w:val="ListParagraph"/>
+        <w:tabs>
+          <w:tab w:val="left" w:pos="3828"/>
+        </w:tabs>
+        <w:ind w:left="1498"/>
+        <w:rPr>
+          <w:sz w:val="24"/>
+          <w:szCs w:val="24"/>
+        </w:rPr>
+      </w:pPr>
+      <w:r>
+        <w:rPr>
+          <w:sz w:val="24"/>
+          <w:szCs w:val="24"/>
+        </w:rPr>
+        <w:t xml:space="preserve"> </w:t>
+      </w:r>
+    </w:p>
+    <w:p>
+      <w:pPr>
+        <w:pStyle w:val="ListParagraph"/>
+        <w:tabs>
+          <w:tab w:val="left" w:pos="3828"/>
+        </w:tabs>
+        <w:ind w:left="1498"/>
+        <w:rPr>
+          <w:sz w:val="24"/>
+          <w:szCs w:val="24"/>
+        </w:rPr>
+      </w:pPr>
+      <w:r>
+        <w:rPr>
+          <w:sz w:val="24"/>
+          <w:szCs w:val="24"/>
+        </w:rPr>
+        <w:t xml:space="preserve"> </w:t>
+      </w:r>
+    </w:p>
+    <w:p>
+      <w:pPr>
+        <w:pStyle w:val="ListParagraph"/>
+        <w:numPr>
+          <w:ilvl w:val="0"/>
+          <w:numId w:val="10"/>
+        </w:numPr>
+        <w:tabs>
+          <w:tab w:val="left" w:pos="3828"/>
+        </w:tabs>
+        <w:rPr>
+          <w:sz w:val="24"/>
+          <w:szCs w:val="24"/>
+        </w:rPr>
+      </w:pPr>
+      <w:r>
+        <w:rPr>
+          <w:sz w:val="24"/>
+          <w:szCs w:val="24"/>
+        </w:rPr>
+        <w:t>Manual Decay</w:t>
+      </w:r>
+    </w:p>
+    <w:p>
+      <w:pPr>
+        <w:tabs>
+          <w:tab w:val="left" w:pos="3828"/>
+        </w:tabs>
+        <w:rPr>
+          <w:sz w:val="24"/>
+          <w:szCs w:val="24"/>
+        </w:rPr>
+      </w:pPr>
+    </w:p>
+    <w:p>
+      <w:pPr>
+        <w:pStyle w:val="ListParagraph"/>
+        <w:numPr>
+          <w:ilvl w:val="0"/>
+          <w:numId w:val="9"/>
+        </w:numPr>
+        <w:tabs>
+          <w:tab w:val="left" w:pos="3828"/>
+        </w:tabs>
+        <w:rPr>
+          <w:sz w:val="24"/>
+          <w:szCs w:val="24"/>
+        </w:rPr>
+      </w:pPr>
+      <w:r>
+        <w:rPr>
+          <w:rFonts w:cstheme="minorHAnsi"/>
+          <w:sz w:val="24"/>
+          <w:szCs w:val="24"/>
+        </w:rPr>
+        <w:t>α</w:t>
+      </w:r>
+      <w:r>
+        <w:rPr>
+          <w:sz w:val="24"/>
+          <w:szCs w:val="24"/>
+        </w:rPr>
+        <w:t xml:space="preserve"> is </w:t>
+      </w:r>
+      <w:r>
+        <w:rPr>
+          <w:sz w:val="24"/>
+          <w:szCs w:val="24"/>
+        </w:rPr>
+        <w:t>one of the most important hyperparameter to be tuned.</w:t>
+      </w:r>
+      <w:r>
+        <w:rPr>
+          <w:sz w:val="24"/>
+          <w:szCs w:val="24"/>
+        </w:rPr>
+        <w:t xml:space="preserve"> Followed by mini-batch-size, </w:t>
+      </w:r>
+      <w:r>
+        <w:rPr>
+          <w:rFonts w:cstheme="minorHAnsi"/>
+          <w:sz w:val="24"/>
+          <w:szCs w:val="24"/>
+        </w:rPr>
+        <w:t>β</w:t>
+      </w:r>
+      <w:r>
+        <w:rPr>
+          <w:sz w:val="24"/>
+          <w:szCs w:val="24"/>
+        </w:rPr>
+        <w:t xml:space="preserve">, </w:t>
+      </w:r>
+      <w:r>
+        <w:rPr>
+          <w:sz w:val="24"/>
+          <w:szCs w:val="24"/>
+        </w:rPr>
+        <w:t xml:space="preserve">and number of hidden layers. </w:t>
+      </w:r>
+    </w:p>
+    <w:p>
+      <w:pPr>
+        <w:pStyle w:val="ListParagraph"/>
+        <w:tabs>
+          <w:tab w:val="left" w:pos="3828"/>
+        </w:tabs>
+        <w:rPr>
+          <w:sz w:val="24"/>
+          <w:szCs w:val="24"/>
+        </w:rPr>
+      </w:pPr>
+      <w:r>
+        <w:rPr>
+          <w:sz w:val="24"/>
+          <w:szCs w:val="24"/>
+        </w:rPr>
+        <w:t>For hyperparameter tuning, choose random values and try</w:t>
+      </w:r>
+      <w:r>
+        <w:rPr>
+          <w:sz w:val="24"/>
+          <w:szCs w:val="24"/>
+        </w:rPr>
+        <w:t>, don’t follow grid.</w:t>
+      </w:r>
+    </w:p>
+    <w:p>
+      <w:pPr>
+        <w:pStyle w:val="ListParagraph"/>
+        <w:tabs>
+          <w:tab w:val="left" w:pos="3828"/>
+        </w:tabs>
+        <w:rPr>
+          <w:sz w:val="24"/>
+          <w:szCs w:val="24"/>
+        </w:rPr>
+      </w:pPr>
+    </w:p>
+    <w:p>
+      <w:pPr>
+        <w:pStyle w:val="ListParagraph"/>
+        <w:numPr>
+          <w:ilvl w:val="0"/>
+          <w:numId w:val="9"/>
+        </w:numPr>
+        <w:tabs>
+          <w:tab w:val="left" w:pos="3828"/>
+        </w:tabs>
+        <w:rPr>
+          <w:sz w:val="24"/>
+          <w:szCs w:val="24"/>
+        </w:rPr>
+      </w:pPr>
+      <w:r>
+        <w:rPr>
+          <w:sz w:val="24"/>
+          <w:szCs w:val="24"/>
+        </w:rPr>
+        <w:t>Choosing right scale is important while tuning hyperparameters.</w:t>
+      </w:r>
+    </w:p>
+    <w:p>
+      <w:pPr>
+        <w:pStyle w:val="ListParagraph"/>
+        <w:tabs>
+          <w:tab w:val="left" w:pos="3828"/>
+        </w:tabs>
+        <w:rPr>
+          <w:rFonts w:eastAsiaTheme="minorEastAsia"/>
+          <w:sz w:val="24"/>
+          <w:szCs w:val="24"/>
+        </w:rPr>
+      </w:pPr>
+      <w:r>
+        <w:rPr>
+          <w:sz w:val="24"/>
+          <w:szCs w:val="24"/>
+        </w:rPr>
+        <w:t xml:space="preserve">Logarithmic scale can be </w:t>
+      </w:r>
+      <w:r>
+        <w:rPr>
+          <w:sz w:val="24"/>
+          <w:szCs w:val="24"/>
+        </w:rPr>
+        <w:t xml:space="preserve">taken </w:t>
+      </w:r>
+      <w:r>
+        <w:rPr>
+          <w:sz w:val="24"/>
+          <w:szCs w:val="24"/>
+        </w:rPr>
+        <w:t xml:space="preserve">by </w:t>
+      </w:r>
+      <w:r>
+        <w:rPr>
+          <w:sz w:val="24"/>
+          <w:szCs w:val="24"/>
+        </w:rPr>
+        <w:t>picking</w:t>
+      </w:r>
+      <w:r>
+        <w:rPr>
+          <w:sz w:val="24"/>
+          <w:szCs w:val="24"/>
+        </w:rPr>
+        <w:t xml:space="preserve"> a random </w:t>
+      </w:r>
+      <w:r>
+        <w:rPr>
+          <w:sz w:val="24"/>
+          <w:szCs w:val="24"/>
+        </w:rPr>
+        <w:t xml:space="preserve">number r </w:t>
+      </w:r>
+      <w:r>
+        <w:rPr>
+          <w:sz w:val="24"/>
+          <w:szCs w:val="24"/>
+        </w:rPr>
+        <w:t xml:space="preserve">(using </w:t>
+      </w:r>
+      <w:proofErr w:type="spellStart"/>
+      <w:proofErr w:type="gramStart"/>
+      <w:r>
+        <w:rPr>
+          <w:sz w:val="24"/>
+          <w:szCs w:val="24"/>
+        </w:rPr>
+        <w:t>random.rand</w:t>
+      </w:r>
+      <w:proofErr w:type="spellEnd"/>
+      <w:proofErr w:type="gramEnd"/>
+      <w:r>
+        <w:rPr>
+          <w:sz w:val="24"/>
+          <w:szCs w:val="24"/>
+        </w:rPr>
+        <w:t>(</w:t>
+      </w:r>
+      <w:proofErr w:type="gramStart"/>
+      <w:r>
+        <w:rPr>
+          <w:sz w:val="24"/>
+          <w:szCs w:val="24"/>
+        </w:rPr>
+        <w:t>) )</w:t>
+      </w:r>
+      <w:proofErr w:type="gramEnd"/>
+      <w:r>
+        <w:rPr>
+          <w:sz w:val="24"/>
+          <w:szCs w:val="24"/>
+        </w:rPr>
+        <w:t xml:space="preserve"> and then taking </w:t>
+      </w:r>
+      <m:oMath>
+        <m:sSup>
+          <m:sSupPr>
+            <m:ctrlPr>
+              <w:rPr>
+                <w:rFonts w:ascii="Cambria Math" w:hAnsi="Cambria Math"/>
+                <w:i/>
+                <w:sz w:val="24"/>
+                <w:szCs w:val="24"/>
+              </w:rPr>
+            </m:ctrlPr>
+          </m:sSupPr>
+          <m:e>
+            <m:r>
+              <w:rPr>
+                <w:rFonts w:ascii="Cambria Math" w:hAnsi="Cambria Math"/>
+                <w:sz w:val="24"/>
+                <w:szCs w:val="24"/>
+              </w:rPr>
+              <m:t>10</m:t>
+            </m:r>
+          </m:e>
+          <m:sup>
+            <m:r>
+              <w:rPr>
+                <w:rFonts w:ascii="Cambria Math" w:hAnsi="Cambria Math"/>
+                <w:sz w:val="24"/>
+                <w:szCs w:val="24"/>
+              </w:rPr>
+              <m:t>r</m:t>
+            </m:r>
+          </m:sup>
+        </m:sSup>
+      </m:oMath>
+      <w:r>
+        <w:rPr>
+          <w:rFonts w:eastAsiaTheme="minorEastAsia"/>
+          <w:sz w:val="24"/>
+          <w:szCs w:val="24"/>
+        </w:rPr>
+        <w:t>.</w:t>
+      </w:r>
+    </w:p>
+    <w:p>
+      <w:pPr>
+        <w:tabs>
+          <w:tab w:val="left" w:pos="3828"/>
+        </w:tabs>
+        <w:rPr>
+          <w:sz w:val="24"/>
+          <w:szCs w:val="24"/>
+        </w:rPr>
+      </w:pPr>
+    </w:p>
+    <w:p>
+      <w:pPr>
+        <w:tabs>
+          <w:tab w:val="left" w:pos="3828"/>
+        </w:tabs>
+        <w:rPr>
+          <w:sz w:val="24"/>
+          <w:szCs w:val="24"/>
+        </w:rPr>
+      </w:pPr>
+    </w:p>
+    <w:p>
+      <w:pPr>
+        <w:tabs>
+          <w:tab w:val="left" w:pos="3828"/>
+        </w:tabs>
+        <w:rPr>
+          <w:sz w:val="24"/>
+          <w:szCs w:val="24"/>
+        </w:rPr>
+      </w:pPr>
+    </w:p>
+    <w:p>
+      <w:pPr>
+        <w:tabs>
+          <w:tab w:val="left" w:pos="3828"/>
+        </w:tabs>
+        <w:rPr>
+          <w:sz w:val="24"/>
+          <w:szCs w:val="24"/>
+        </w:rPr>
+      </w:pPr>
+      <w:r>
+        <w:rPr>
+          <w:sz w:val="24"/>
+          <w:szCs w:val="24"/>
+        </w:rPr>
+        <w:t xml:space="preserve">  </w:t>
+      </w:r>
+    </w:p>
+    <w:p>
+      <w:pPr>
+        <w:tabs>
+          <w:tab w:val="left" w:pos="3828"/>
+        </w:tabs>
+        <w:rPr>
+          <w:sz w:val="24"/>
+          <w:szCs w:val="24"/>
+        </w:rPr>
+      </w:pPr>
+    </w:p>
     <w:sectPr>
       <w:pgSz w:w="11906" w:h="16838"/>
       <w:pgMar w:top="1440" w:right="1440" w:bottom="1276" w:left="1440" w:header="708" w:footer="708" w:gutter="0"/>
@@ -7404,6 +8823,56 @@
     </w:sectPr>
   </w:body>
 </w:document>
+</file>
+
+<file path=word/endnotes.xml><?xml version="1.0" encoding="utf-8"?>
+<w:endnotes xmlns:wpc="http://schemas.microsoft.com/office/word/2010/wordprocessingCanvas" xmlns:cx="http://schemas.microsoft.com/office/drawing/2014/chartex" xmlns:cx1="http://schemas.microsoft.com/office/drawing/2015/9/8/chartex" xmlns:cx2="http://schemas.microsoft.com/office/drawing/2015/10/21/chartex" xmlns:cx3="http://schemas.microsoft.com/office/drawing/2016/5/9/chartex" xmlns:cx4="http://schemas.microsoft.com/office/drawing/2016/5/10/chartex" xmlns:cx5="http://schemas.microsoft.com/office/drawing/2016/5/11/chartex" xmlns:cx6="http://schemas.microsoft.com/office/drawing/2016/5/12/chartex" xmlns:cx7="http://schemas.microsoft.com/office/drawing/2016/5/13/chartex" xmlns:cx8="http://schemas.microsoft.com/office/drawing/2016/5/14/chartex" xmlns:mc="http://schemas.openxmlformats.org/markup-compatibility/2006" xmlns:aink="http://schemas.microsoft.com/office/drawing/2016/ink" xmlns:am3d="http://schemas.microsoft.com/office/drawing/2017/model3d" xmlns:o="urn:schemas-microsoft-com:office:office" xmlns:oel="http://schemas.microsoft.com/office/2019/extlst" xmlns:r="http://schemas.openxmlformats.org/officeDocument/2006/relationships" xmlns:m="http://schemas.openxmlformats.org/officeDocument/2006/math" xmlns:v="urn:schemas-microsoft-com:vml" xmlns:wp14="http://schemas.microsoft.com/office/word/2010/wordprocessingDrawing" xmlns:wp="http://schemas.openxmlformats.org/drawingml/2006/wordprocessingDrawing" xmlns:w10="urn:schemas-microsoft-com:office:word" xmlns:w="http://schemas.openxmlformats.org/wordprocessingml/2006/main" xmlns:w14="http://schemas.microsoft.com/office/word/2010/wordml" xmlns:w15="http://schemas.microsoft.com/office/word/2012/wordml" xmlns:w16cex="http://schemas.microsoft.com/office/word/2018/wordml/cex" xmlns:w16cid="http://schemas.microsoft.com/office/word/2016/wordml/cid" xmlns:w16="http://schemas.microsoft.com/office/word/2018/wordml" xmlns:w16du="http://schemas.microsoft.com/office/word/2023/wordml/word16du" xmlns:w16sdtdh="http://schemas.microsoft.com/office/word/2020/wordml/sdtdatahash" xmlns:w16sdtfl="http://schemas.microsoft.com/office/word/2024/wordml/sdtformatlock" xmlns:w16se="http://schemas.microsoft.com/office/word/2015/wordml/symex" xmlns:wpg="http://schemas.microsoft.com/office/word/2010/wordprocessingGroup" xmlns:wpi="http://schemas.microsoft.com/office/word/2010/wordprocessingInk" xmlns:wne="http://schemas.microsoft.com/office/word/2006/wordml" xmlns:wps="http://schemas.microsoft.com/office/word/2010/wordprocessingShape" mc:Ignorable="w14 w15 w16se w16cid w16 w16cex w16sdtdh w16sdtfl w16du wp14">
+  <w:endnote w:type="separator" w:id="-1">
+    <w:p>
+      <w:pPr>
+        <w:spacing w:after="0" w:line="240" w:lineRule="auto"/>
+      </w:pPr>
+      <w:r>
+        <w:separator/>
+      </w:r>
+    </w:p>
+  </w:endnote>
+  <w:endnote w:type="continuationSeparator" w:id="0">
+    <w:p>
+      <w:pPr>
+        <w:spacing w:after="0" w:line="240" w:lineRule="auto"/>
+      </w:pPr>
+      <w:r>
+        <w:continuationSeparator/>
+      </w:r>
+    </w:p>
+  </w:endnote>
+</w:endnotes>
+</file>
+
+<file path=word/footnotes.xml><?xml version="1.0" encoding="utf-8"?>
+<w:footnotes xmlns:wpc="http://schemas.microsoft.com/office/word/2010/wordprocessingCanvas" xmlns:cx="http://schemas.microsoft.com/office/drawing/2014/chartex" xmlns:cx1="http://schemas.microsoft.com/office/drawing/2015/9/8/chartex" xmlns:cx2="http://schemas.microsoft.com/office/drawing/2015/10/21/chartex" xmlns:cx3="http://schemas.microsoft.com/office/drawing/2016/5/9/chartex" xmlns:cx4="http://schemas.microsoft.com/office/drawing/2016/5/10/chartex" xmlns:cx5="http://schemas.microsoft.com/office/drawing/2016/5/11/chartex" xmlns:cx6="http://schemas.microsoft.com/office/drawing/2016/5/12/chartex" xmlns:cx7="http://schemas.microsoft.com/office/drawing/2016/5/13/chartex" xmlns:cx8="http://schemas.microsoft.com/office/drawing/2016/5/14/chartex" xmlns:mc="http://schemas.openxmlformats.org/markup-compatibility/2006" xmlns:aink="http://schemas.microsoft.com/office/drawing/2016/ink" xmlns:am3d="http://schemas.microsoft.com/office/drawing/2017/model3d" xmlns:o="urn:schemas-microsoft-com:office:office" xmlns:oel="http://schemas.microsoft.com/office/2019/extlst" xmlns:r="http://schemas.openxmlformats.org/officeDocument/2006/relationships" xmlns:m="http://schemas.openxmlformats.org/officeDocument/2006/math" xmlns:v="urn:schemas-microsoft-com:vml" xmlns:wp14="http://schemas.microsoft.com/office/word/2010/wordprocessingDrawing" xmlns:wp="http://schemas.openxmlformats.org/drawingml/2006/wordprocessingDrawing" xmlns:w10="urn:schemas-microsoft-com:office:word" xmlns:w="http://schemas.openxmlformats.org/wordprocessingml/2006/main" xmlns:w14="http://schemas.microsoft.com/office/word/2010/wordml" xmlns:w15="http://schemas.microsoft.com/office/word/2012/wordml" xmlns:w16cex="http://schemas.microsoft.com/office/word/2018/wordml/cex" xmlns:w16cid="http://schemas.microsoft.com/office/word/2016/wordml/cid" xmlns:w16="http://schemas.microsoft.com/office/word/2018/wordml" xmlns:w16du="http://schemas.microsoft.com/office/word/2023/wordml/word16du" xmlns:w16sdtdh="http://schemas.microsoft.com/office/word/2020/wordml/sdtdatahash" xmlns:w16sdtfl="http://schemas.microsoft.com/office/word/2024/wordml/sdtformatlock" xmlns:w16se="http://schemas.microsoft.com/office/word/2015/wordml/symex" xmlns:wpg="http://schemas.microsoft.com/office/word/2010/wordprocessingGroup" xmlns:wpi="http://schemas.microsoft.com/office/word/2010/wordprocessingInk" xmlns:wne="http://schemas.microsoft.com/office/word/2006/wordml" xmlns:wps="http://schemas.microsoft.com/office/word/2010/wordprocessingShape" mc:Ignorable="w14 w15 w16se w16cid w16 w16cex w16sdtdh w16sdtfl w16du wp14">
+  <w:footnote w:type="separator" w:id="-1">
+    <w:p>
+      <w:pPr>
+        <w:spacing w:after="0" w:line="240" w:lineRule="auto"/>
+      </w:pPr>
+      <w:r>
+        <w:separator/>
+      </w:r>
+    </w:p>
+  </w:footnote>
+  <w:footnote w:type="continuationSeparator" w:id="0">
+    <w:p>
+      <w:pPr>
+        <w:spacing w:after="0" w:line="240" w:lineRule="auto"/>
+      </w:pPr>
+      <w:r>
+        <w:continuationSeparator/>
+      </w:r>
+    </w:p>
+  </w:footnote>
+</w:footnotes>
 </file>
 
 <file path=word/numbering.xml><?xml version="1.0" encoding="utf-8"?>
@@ -7635,6 +9104,119 @@
     </w:lvl>
   </w:abstractNum>
   <w:abstractNum w:abstractNumId="2" w15:restartNumberingAfterBreak="0">
+    <w:nsid w:val="2EB35822"/>
+    <w:multiLevelType w:val="hybridMultilevel"/>
+    <w:tmpl w:val="95542E44"/>
+    <w:lvl w:ilvl="0" w:tplc="40090003">
+      <w:start w:val="1"/>
+      <w:numFmt w:val="bullet"/>
+      <w:lvlText w:val="o"/>
+      <w:lvlJc w:val="left"/>
+      <w:pPr>
+        <w:ind w:left="1498" w:hanging="360"/>
+      </w:pPr>
+      <w:rPr>
+        <w:rFonts w:ascii="Courier New" w:hAnsi="Courier New" w:cs="Courier New" w:hint="default"/>
+      </w:rPr>
+    </w:lvl>
+    <w:lvl w:ilvl="1" w:tplc="40090003" w:tentative="1">
+      <w:start w:val="1"/>
+      <w:numFmt w:val="bullet"/>
+      <w:lvlText w:val="o"/>
+      <w:lvlJc w:val="left"/>
+      <w:pPr>
+        <w:ind w:left="2218" w:hanging="360"/>
+      </w:pPr>
+      <w:rPr>
+        <w:rFonts w:ascii="Courier New" w:hAnsi="Courier New" w:cs="Courier New" w:hint="default"/>
+      </w:rPr>
+    </w:lvl>
+    <w:lvl w:ilvl="2" w:tplc="40090005" w:tentative="1">
+      <w:start w:val="1"/>
+      <w:numFmt w:val="bullet"/>
+      <w:lvlText w:val=""/>
+      <w:lvlJc w:val="left"/>
+      <w:pPr>
+        <w:ind w:left="2938" w:hanging="360"/>
+      </w:pPr>
+      <w:rPr>
+        <w:rFonts w:ascii="Wingdings" w:hAnsi="Wingdings" w:hint="default"/>
+      </w:rPr>
+    </w:lvl>
+    <w:lvl w:ilvl="3" w:tplc="40090001" w:tentative="1">
+      <w:start w:val="1"/>
+      <w:numFmt w:val="bullet"/>
+      <w:lvlText w:val=""/>
+      <w:lvlJc w:val="left"/>
+      <w:pPr>
+        <w:ind w:left="3658" w:hanging="360"/>
+      </w:pPr>
+      <w:rPr>
+        <w:rFonts w:ascii="Symbol" w:hAnsi="Symbol" w:hint="default"/>
+      </w:rPr>
+    </w:lvl>
+    <w:lvl w:ilvl="4" w:tplc="40090003" w:tentative="1">
+      <w:start w:val="1"/>
+      <w:numFmt w:val="bullet"/>
+      <w:lvlText w:val="o"/>
+      <w:lvlJc w:val="left"/>
+      <w:pPr>
+        <w:ind w:left="4378" w:hanging="360"/>
+      </w:pPr>
+      <w:rPr>
+        <w:rFonts w:ascii="Courier New" w:hAnsi="Courier New" w:cs="Courier New" w:hint="default"/>
+      </w:rPr>
+    </w:lvl>
+    <w:lvl w:ilvl="5" w:tplc="40090005" w:tentative="1">
+      <w:start w:val="1"/>
+      <w:numFmt w:val="bullet"/>
+      <w:lvlText w:val=""/>
+      <w:lvlJc w:val="left"/>
+      <w:pPr>
+        <w:ind w:left="5098" w:hanging="360"/>
+      </w:pPr>
+      <w:rPr>
+        <w:rFonts w:ascii="Wingdings" w:hAnsi="Wingdings" w:hint="default"/>
+      </w:rPr>
+    </w:lvl>
+    <w:lvl w:ilvl="6" w:tplc="40090001" w:tentative="1">
+      <w:start w:val="1"/>
+      <w:numFmt w:val="bullet"/>
+      <w:lvlText w:val=""/>
+      <w:lvlJc w:val="left"/>
+      <w:pPr>
+        <w:ind w:left="5818" w:hanging="360"/>
+      </w:pPr>
+      <w:rPr>
+        <w:rFonts w:ascii="Symbol" w:hAnsi="Symbol" w:hint="default"/>
+      </w:rPr>
+    </w:lvl>
+    <w:lvl w:ilvl="7" w:tplc="40090003" w:tentative="1">
+      <w:start w:val="1"/>
+      <w:numFmt w:val="bullet"/>
+      <w:lvlText w:val="o"/>
+      <w:lvlJc w:val="left"/>
+      <w:pPr>
+        <w:ind w:left="6538" w:hanging="360"/>
+      </w:pPr>
+      <w:rPr>
+        <w:rFonts w:ascii="Courier New" w:hAnsi="Courier New" w:cs="Courier New" w:hint="default"/>
+      </w:rPr>
+    </w:lvl>
+    <w:lvl w:ilvl="8" w:tplc="40090005" w:tentative="1">
+      <w:start w:val="1"/>
+      <w:numFmt w:val="bullet"/>
+      <w:lvlText w:val=""/>
+      <w:lvlJc w:val="left"/>
+      <w:pPr>
+        <w:ind w:left="7258" w:hanging="360"/>
+      </w:pPr>
+      <w:rPr>
+        <w:rFonts w:ascii="Wingdings" w:hAnsi="Wingdings" w:hint="default"/>
+      </w:rPr>
+    </w:lvl>
+  </w:abstractNum>
+  <w:abstractNum w:abstractNumId="3" w15:restartNumberingAfterBreak="0">
     <w:nsid w:val="2F2151BC"/>
     <w:multiLevelType w:val="hybridMultilevel"/>
     <w:tmpl w:val="57803CE2"/>
@@ -7747,7 +9329,7 @@
       </w:rPr>
     </w:lvl>
   </w:abstractNum>
-  <w:abstractNum w:abstractNumId="3" w15:restartNumberingAfterBreak="0">
+  <w:abstractNum w:abstractNumId="4" w15:restartNumberingAfterBreak="0">
     <w:nsid w:val="3545588B"/>
     <w:multiLevelType w:val="hybridMultilevel"/>
     <w:tmpl w:val="27821E04"/>
@@ -7859,7 +9441,7 @@
       </w:rPr>
     </w:lvl>
   </w:abstractNum>
-  <w:abstractNum w:abstractNumId="4" w15:restartNumberingAfterBreak="0">
+  <w:abstractNum w:abstractNumId="5" w15:restartNumberingAfterBreak="0">
     <w:nsid w:val="53180537"/>
     <w:multiLevelType w:val="hybridMultilevel"/>
     <w:tmpl w:val="A844D7DA"/>
@@ -7971,7 +9553,7 @@
       </w:rPr>
     </w:lvl>
   </w:abstractNum>
-  <w:abstractNum w:abstractNumId="5" w15:restartNumberingAfterBreak="0">
+  <w:abstractNum w:abstractNumId="6" w15:restartNumberingAfterBreak="0">
     <w:nsid w:val="55ED3347"/>
     <w:multiLevelType w:val="hybridMultilevel"/>
     <w:tmpl w:val="7C9C0A3C"/>
@@ -8083,7 +9665,7 @@
       </w:rPr>
     </w:lvl>
   </w:abstractNum>
-  <w:abstractNum w:abstractNumId="6" w15:restartNumberingAfterBreak="0">
+  <w:abstractNum w:abstractNumId="7" w15:restartNumberingAfterBreak="0">
     <w:nsid w:val="660D5106"/>
     <w:multiLevelType w:val="hybridMultilevel"/>
     <w:tmpl w:val="4896FB80"/>
@@ -8195,7 +9777,7 @@
       </w:rPr>
     </w:lvl>
   </w:abstractNum>
-  <w:abstractNum w:abstractNumId="7" w15:restartNumberingAfterBreak="0">
+  <w:abstractNum w:abstractNumId="8" w15:restartNumberingAfterBreak="0">
     <w:nsid w:val="6CC46432"/>
     <w:multiLevelType w:val="hybridMultilevel"/>
     <w:tmpl w:val="AAC85134"/>
@@ -8308,10 +9890,10 @@
       </w:rPr>
     </w:lvl>
   </w:abstractNum>
-  <w:abstractNum w:abstractNumId="8" w15:restartNumberingAfterBreak="0">
+  <w:abstractNum w:abstractNumId="9" w15:restartNumberingAfterBreak="0">
     <w:nsid w:val="7145254E"/>
     <w:multiLevelType w:val="hybridMultilevel"/>
-    <w:tmpl w:val="B562E7EE"/>
+    <w:tmpl w:val="18586392"/>
     <w:lvl w:ilvl="0" w:tplc="40090001">
       <w:start w:val="1"/>
       <w:numFmt w:val="bullet"/>
@@ -8422,16 +10004,16 @@
     </w:lvl>
   </w:abstractNum>
   <w:num w:numId="1" w16cid:durableId="2145268574">
-    <w:abstractNumId w:val="7"/>
+    <w:abstractNumId w:val="8"/>
   </w:num>
   <w:num w:numId="2" w16cid:durableId="703671815">
-    <w:abstractNumId w:val="4"/>
+    <w:abstractNumId w:val="5"/>
   </w:num>
   <w:num w:numId="3" w16cid:durableId="2066367043">
-    <w:abstractNumId w:val="5"/>
+    <w:abstractNumId w:val="6"/>
   </w:num>
   <w:num w:numId="4" w16cid:durableId="2063289578">
-    <w:abstractNumId w:val="6"/>
+    <w:abstractNumId w:val="7"/>
   </w:num>
   <w:num w:numId="5" w16cid:durableId="2146847128">
     <w:abstractNumId w:val="0"/>
@@ -8440,13 +10022,16 @@
     <w:abstractNumId w:val="1"/>
   </w:num>
   <w:num w:numId="7" w16cid:durableId="184363635">
-    <w:abstractNumId w:val="2"/>
+    <w:abstractNumId w:val="3"/>
   </w:num>
   <w:num w:numId="8" w16cid:durableId="1106265886">
-    <w:abstractNumId w:val="3"/>
+    <w:abstractNumId w:val="4"/>
   </w:num>
   <w:num w:numId="9" w16cid:durableId="509567989">
-    <w:abstractNumId w:val="8"/>
+    <w:abstractNumId w:val="9"/>
+  </w:num>
+  <w:num w:numId="10" w16cid:durableId="323703817">
+    <w:abstractNumId w:val="2"/>
   </w:num>
 </w:numbering>
 </file>
@@ -9377,6 +10962,50 @@
     <w:rPr>
       <w:color w:val="666666"/>
     </w:rPr>
+  </w:style>
+  <w:style w:type="paragraph" w:styleId="Header">
+    <w:name w:val="header"/>
+    <w:basedOn w:val="Normal"/>
+    <w:link w:val="HeaderChar"/>
+    <w:uiPriority w:val="99"/>
+    <w:unhideWhenUsed/>
+    <w:rsid w:val="00E52558"/>
+    <w:pPr>
+      <w:tabs>
+        <w:tab w:val="center" w:pos="4513"/>
+        <w:tab w:val="right" w:pos="9026"/>
+      </w:tabs>
+      <w:spacing w:after="0" w:line="240" w:lineRule="auto"/>
+    </w:pPr>
+  </w:style>
+  <w:style w:type="character" w:customStyle="1" w:styleId="HeaderChar">
+    <w:name w:val="Header Char"/>
+    <w:basedOn w:val="DefaultParagraphFont"/>
+    <w:link w:val="Header"/>
+    <w:uiPriority w:val="99"/>
+    <w:rsid w:val="00E52558"/>
+  </w:style>
+  <w:style w:type="paragraph" w:styleId="Footer">
+    <w:name w:val="footer"/>
+    <w:basedOn w:val="Normal"/>
+    <w:link w:val="FooterChar"/>
+    <w:uiPriority w:val="99"/>
+    <w:unhideWhenUsed/>
+    <w:rsid w:val="00E52558"/>
+    <w:pPr>
+      <w:tabs>
+        <w:tab w:val="center" w:pos="4513"/>
+        <w:tab w:val="right" w:pos="9026"/>
+      </w:tabs>
+      <w:spacing w:after="0" w:line="240" w:lineRule="auto"/>
+    </w:pPr>
+  </w:style>
+  <w:style w:type="character" w:customStyle="1" w:styleId="FooterChar">
+    <w:name w:val="Footer Char"/>
+    <w:basedOn w:val="DefaultParagraphFont"/>
+    <w:link w:val="Footer"/>
+    <w:uiPriority w:val="99"/>
+    <w:rsid w:val="00E52558"/>
   </w:style>
 </w:styles>
 </file>

--- a/Notes/Notes_Pratyush.docx
+++ b/Notes/Notes_Pratyush.docx
@@ -105,7 +105,6 @@
         </w:rPr>
         <w:t>, x</w:t>
       </w:r>
-      <w:proofErr w:type="gramStart"/>
       <w:r>
         <w:rPr>
           <w:sz w:val="24"/>
@@ -119,15 +118,7 @@
           <w:sz w:val="24"/>
           <w:szCs w:val="24"/>
         </w:rPr>
-        <w:t>,...</w:t>
-      </w:r>
-      <w:proofErr w:type="gramEnd"/>
-      <w:r>
-        <w:rPr>
-          <w:sz w:val="24"/>
-          <w:szCs w:val="24"/>
-        </w:rPr>
-        <w:t>). It consists of neurons which take decisions and lead to an output.</w:t>
+        <w:t>,...). It consists of neurons which take decisions and lead to an output.</w:t>
       </w:r>
     </w:p>
     <w:p>
@@ -853,7 +844,7 @@
           <w:szCs w:val="24"/>
         </w:rPr>
         <w:drawing>
-          <wp:anchor distT="0" distB="0" distL="114300" distR="114300" simplePos="0" relativeHeight="251662336" behindDoc="1" locked="0" layoutInCell="1" allowOverlap="1" wp14:anchorId="73F0B2D2" wp14:editId="7D91FB8C">
+          <wp:anchor distT="0" distB="0" distL="114300" distR="114300" simplePos="0" relativeHeight="251662336" behindDoc="1" locked="0" layoutInCell="1" allowOverlap="1" wp14:anchorId="73F0B2D2" wp14:editId="310A6610">
             <wp:simplePos x="0" y="0"/>
             <wp:positionH relativeFrom="column">
               <wp:posOffset>730250</wp:posOffset>
@@ -4847,7 +4838,7 @@
           <w:szCs w:val="24"/>
         </w:rPr>
         <w:drawing>
-          <wp:anchor distT="0" distB="0" distL="114300" distR="114300" simplePos="0" relativeHeight="251697152" behindDoc="1" locked="0" layoutInCell="1" allowOverlap="1" wp14:anchorId="359AAE0D" wp14:editId="5639AC40">
+          <wp:anchor distT="0" distB="0" distL="114300" distR="114300" simplePos="0" relativeHeight="251697152" behindDoc="1" locked="0" layoutInCell="1" allowOverlap="1" wp14:anchorId="359AAE0D" wp14:editId="489C58E0">
             <wp:simplePos x="0" y="0"/>
             <wp:positionH relativeFrom="page">
               <wp:posOffset>1256665</wp:posOffset>
@@ -5725,19 +5716,8 @@
           <w:sz w:val="24"/>
           <w:szCs w:val="24"/>
         </w:rPr>
-        <w:t xml:space="preserve">Weight </w:t>
-      </w:r>
-      <w:proofErr w:type="gramStart"/>
-      <w:r>
-        <w:rPr>
-          <w:b/>
-          <w:bCs/>
-          <w:sz w:val="24"/>
-          <w:szCs w:val="24"/>
-        </w:rPr>
-        <w:t>Initialization:-</w:t>
-      </w:r>
-      <w:proofErr w:type="gramEnd"/>
+        <w:t>Weight Initialization:-</w:t>
+      </w:r>
     </w:p>
     <w:p>
       <w:pPr>
@@ -6113,15 +6093,7 @@
           <w:sz w:val="24"/>
           <w:szCs w:val="24"/>
         </w:rPr>
-        <w:t>forming a single vector of all the parameters (</w:t>
-      </w:r>
-      <w:proofErr w:type="gramStart"/>
-      <w:r>
-        <w:rPr>
-          <w:sz w:val="24"/>
-          <w:szCs w:val="24"/>
-        </w:rPr>
-        <w:t>W</w:t>
+        <w:t>forming a single vector of all the parameters (W</w:t>
       </w:r>
       <w:r>
         <w:rPr>
@@ -6160,7 +6132,6 @@
         </w:rPr>
         <w:t>i</w:t>
       </w:r>
-      <w:proofErr w:type="gramEnd"/>
       <w:r>
         <w:rPr>
           <w:sz w:val="24"/>
@@ -6235,7 +6206,6 @@
         </w:rPr>
         <w:tab/>
       </w:r>
-      <w:proofErr w:type="spellStart"/>
       <w:r>
         <w:rPr>
           <w:rFonts w:ascii="Ink Free" w:hAnsi="Ink Free"/>
@@ -6257,7 +6227,6 @@
         </w:rPr>
         <w:t>exp</w:t>
       </w:r>
-      <w:proofErr w:type="spellEnd"/>
       <w:r>
         <w:rPr>
           <w:rFonts w:ascii="Ink Free" w:hAnsi="Ink Free"/>
@@ -6299,7 +6268,6 @@
         </w:rPr>
         <w:t>(Ѳ+</w:t>
       </w:r>
-      <w:proofErr w:type="gramStart"/>
       <w:r>
         <w:rPr>
           <w:rFonts w:ascii="Cambria" w:hAnsi="Cambria" w:cs="Cambria"/>
@@ -6314,16 +6282,7 @@
           <w:sz w:val="32"/>
           <w:szCs w:val="32"/>
         </w:rPr>
-        <w:t>)-(</w:t>
-      </w:r>
-      <w:proofErr w:type="gramEnd"/>
-      <w:r>
-        <w:rPr>
-          <w:rFonts w:ascii="Ink Free" w:hAnsi="Ink Free"/>
-          <w:sz w:val="32"/>
-          <w:szCs w:val="32"/>
-        </w:rPr>
-        <w:t xml:space="preserve"> Ѳ-</w:t>
+        <w:t>)-( Ѳ-</w:t>
       </w:r>
       <w:r>
         <w:rPr>
@@ -8341,7 +8300,7 @@
           <w:szCs w:val="24"/>
         </w:rPr>
         <w:drawing>
-          <wp:anchor distT="0" distB="0" distL="114300" distR="114300" simplePos="0" relativeHeight="251742208" behindDoc="0" locked="0" layoutInCell="1" allowOverlap="1" wp14:anchorId="48748BDE" wp14:editId="484D3D68">
+          <wp:anchor distT="0" distB="0" distL="114300" distR="114300" simplePos="0" relativeHeight="251742208" behindDoc="0" locked="0" layoutInCell="1" allowOverlap="1" wp14:anchorId="48748BDE" wp14:editId="3DFDB1D7">
             <wp:simplePos x="0" y="0"/>
             <wp:positionH relativeFrom="column">
               <wp:posOffset>2205036</wp:posOffset>
@@ -8674,41 +8633,7 @@
           <w:sz w:val="24"/>
           <w:szCs w:val="24"/>
         </w:rPr>
-        <w:t xml:space="preserve">(using </w:t>
-      </w:r>
-      <w:proofErr w:type="spellStart"/>
-      <w:proofErr w:type="gramStart"/>
-      <w:r>
-        <w:rPr>
-          <w:sz w:val="24"/>
-          <w:szCs w:val="24"/>
-        </w:rPr>
-        <w:t>random.rand</w:t>
-      </w:r>
-      <w:proofErr w:type="spellEnd"/>
-      <w:proofErr w:type="gramEnd"/>
-      <w:r>
-        <w:rPr>
-          <w:sz w:val="24"/>
-          <w:szCs w:val="24"/>
-        </w:rPr>
-        <w:t>(</w:t>
-      </w:r>
-      <w:proofErr w:type="gramStart"/>
-      <w:r>
-        <w:rPr>
-          <w:sz w:val="24"/>
-          <w:szCs w:val="24"/>
-        </w:rPr>
-        <w:t>) )</w:t>
-      </w:r>
-      <w:proofErr w:type="gramEnd"/>
-      <w:r>
-        <w:rPr>
-          <w:sz w:val="24"/>
-          <w:szCs w:val="24"/>
-        </w:rPr>
-        <w:t xml:space="preserve"> and then taking </w:t>
+        <w:t xml:space="preserve">(using random.rand() ) and then taking </w:t>
       </w:r>
       <m:oMath>
         <m:sSup>
@@ -8755,6 +8680,515 @@
     </w:p>
     <w:p>
       <w:pPr>
+        <w:pStyle w:val="ListParagraph"/>
+        <w:tabs>
+          <w:tab w:val="left" w:pos="3828"/>
+        </w:tabs>
+        <w:rPr>
+          <w:rFonts w:eastAsiaTheme="minorEastAsia"/>
+          <w:sz w:val="24"/>
+          <w:szCs w:val="24"/>
+        </w:rPr>
+      </w:pPr>
+    </w:p>
+    <w:p>
+      <w:pPr>
+        <w:pStyle w:val="ListParagraph"/>
+        <w:numPr>
+          <w:ilvl w:val="0"/>
+          <w:numId w:val="9"/>
+        </w:numPr>
+        <w:tabs>
+          <w:tab w:val="left" w:pos="3828"/>
+        </w:tabs>
+        <w:rPr>
+          <w:rFonts w:eastAsiaTheme="minorEastAsia"/>
+          <w:b/>
+          <w:bCs/>
+          <w:sz w:val="24"/>
+          <w:szCs w:val="24"/>
+        </w:rPr>
+      </w:pPr>
+      <w:r>
+        <w:rPr>
+          <w:rFonts w:eastAsiaTheme="minorEastAsia"/>
+          <w:b/>
+          <w:bCs/>
+          <w:sz w:val="24"/>
+          <w:szCs w:val="24"/>
+        </w:rPr>
+        <w:t>Batch Normalization</w:t>
+      </w:r>
+      <w:r>
+        <w:rPr>
+          <w:rFonts w:eastAsiaTheme="minorEastAsia"/>
+          <w:b/>
+          <w:bCs/>
+          <w:sz w:val="24"/>
+          <w:szCs w:val="24"/>
+        </w:rPr>
+        <w:t xml:space="preserve"> </w:t>
+      </w:r>
+      <w:r>
+        <w:rPr>
+          <w:rFonts w:eastAsiaTheme="minorEastAsia"/>
+          <w:sz w:val="24"/>
+          <w:szCs w:val="24"/>
+        </w:rPr>
+        <w:t xml:space="preserve">involves normalization (subtracting mean and dividing by variance) of </w:t>
+      </w:r>
+      <w:r>
+        <w:rPr>
+          <w:rFonts w:eastAsiaTheme="minorEastAsia"/>
+          <w:i/>
+          <w:iCs/>
+          <w:sz w:val="28"/>
+          <w:szCs w:val="28"/>
+        </w:rPr>
+        <w:t>z</w:t>
+      </w:r>
+      <w:r>
+        <w:t xml:space="preserve"> vector after every layer before calculating </w:t>
+      </w:r>
+      <w:r>
+        <w:rPr>
+          <w:i/>
+          <w:iCs/>
+          <w:sz w:val="24"/>
+          <w:szCs w:val="24"/>
+        </w:rPr>
+        <w:t>a</w:t>
+      </w:r>
+      <w:r>
+        <w:t xml:space="preserve">. </w:t>
+      </w:r>
+    </w:p>
+    <w:p>
+      <w:pPr>
+        <w:pStyle w:val="ListParagraph"/>
+        <w:tabs>
+          <w:tab w:val="left" w:pos="3828"/>
+        </w:tabs>
+        <w:rPr>
+          <w:rFonts w:eastAsiaTheme="minorEastAsia"/>
+          <w:b/>
+          <w:bCs/>
+          <w:sz w:val="24"/>
+          <w:szCs w:val="24"/>
+        </w:rPr>
+      </w:pPr>
+      <m:oMathPara>
+        <m:oMath>
+          <m:sSub>
+            <m:sSubPr>
+              <m:ctrlPr>
+                <w:rPr>
+                  <w:rFonts w:ascii="Cambria Math" w:eastAsiaTheme="minorEastAsia" w:hAnsi="Cambria Math"/>
+                  <w:b/>
+                  <w:bCs/>
+                  <w:i/>
+                  <w:sz w:val="24"/>
+                  <w:szCs w:val="24"/>
+                </w:rPr>
+              </m:ctrlPr>
+            </m:sSubPr>
+            <m:e>
+              <m:r>
+                <m:rPr>
+                  <m:sty m:val="bi"/>
+                </m:rPr>
+                <w:rPr>
+                  <w:rFonts w:ascii="Cambria Math" w:eastAsiaTheme="minorEastAsia" w:hAnsi="Cambria Math"/>
+                  <w:sz w:val="24"/>
+                  <w:szCs w:val="24"/>
+                </w:rPr>
+                <m:t>z</m:t>
+              </m:r>
+            </m:e>
+            <m:sub>
+              <m:r>
+                <m:rPr>
+                  <m:sty m:val="bi"/>
+                </m:rPr>
+                <w:rPr>
+                  <w:rFonts w:ascii="Cambria Math" w:eastAsiaTheme="minorEastAsia" w:hAnsi="Cambria Math"/>
+                  <w:sz w:val="24"/>
+                  <w:szCs w:val="24"/>
+                </w:rPr>
+                <m:t>norm</m:t>
+              </m:r>
+            </m:sub>
+          </m:sSub>
+          <m:r>
+            <m:rPr>
+              <m:sty m:val="bi"/>
+            </m:rPr>
+            <w:rPr>
+              <w:rFonts w:ascii="Cambria Math" w:eastAsiaTheme="minorEastAsia" w:hAnsi="Cambria Math"/>
+              <w:sz w:val="24"/>
+              <w:szCs w:val="24"/>
+            </w:rPr>
+            <m:t>=</m:t>
+          </m:r>
+          <m:f>
+            <m:fPr>
+              <m:ctrlPr>
+                <w:rPr>
+                  <w:rFonts w:ascii="Cambria Math" w:eastAsiaTheme="minorEastAsia" w:hAnsi="Cambria Math"/>
+                  <w:b/>
+                  <w:bCs/>
+                  <w:i/>
+                  <w:sz w:val="24"/>
+                  <w:szCs w:val="24"/>
+                </w:rPr>
+              </m:ctrlPr>
+            </m:fPr>
+            <m:num>
+              <m:r>
+                <m:rPr>
+                  <m:sty m:val="bi"/>
+                </m:rPr>
+                <w:rPr>
+                  <w:rFonts w:ascii="Cambria Math" w:eastAsiaTheme="minorEastAsia" w:hAnsi="Cambria Math"/>
+                  <w:sz w:val="24"/>
+                  <w:szCs w:val="24"/>
+                </w:rPr>
+                <m:t>z-μ</m:t>
+              </m:r>
+            </m:num>
+            <m:den>
+              <m:rad>
+                <m:radPr>
+                  <m:degHide m:val="1"/>
+                  <m:ctrlPr>
+                    <w:rPr>
+                      <w:rFonts w:ascii="Cambria Math" w:eastAsiaTheme="minorEastAsia" w:hAnsi="Cambria Math"/>
+                      <w:b/>
+                      <w:bCs/>
+                      <w:i/>
+                      <w:sz w:val="24"/>
+                      <w:szCs w:val="24"/>
+                    </w:rPr>
+                  </m:ctrlPr>
+                </m:radPr>
+                <m:deg/>
+                <m:e>
+                  <m:sSup>
+                    <m:sSupPr>
+                      <m:ctrlPr>
+                        <w:rPr>
+                          <w:rFonts w:ascii="Cambria Math" w:eastAsiaTheme="minorEastAsia" w:hAnsi="Cambria Math"/>
+                          <w:b/>
+                          <w:bCs/>
+                          <w:i/>
+                          <w:sz w:val="24"/>
+                          <w:szCs w:val="24"/>
+                        </w:rPr>
+                      </m:ctrlPr>
+                    </m:sSupPr>
+                    <m:e>
+                      <m:r>
+                        <m:rPr>
+                          <m:sty m:val="bi"/>
+                        </m:rPr>
+                        <w:rPr>
+                          <w:rFonts w:ascii="Cambria Math" w:eastAsiaTheme="minorEastAsia" w:hAnsi="Cambria Math"/>
+                          <w:sz w:val="24"/>
+                          <w:szCs w:val="24"/>
+                        </w:rPr>
+                        <m:t>σ</m:t>
+                      </m:r>
+                    </m:e>
+                    <m:sup>
+                      <m:r>
+                        <m:rPr>
+                          <m:sty m:val="bi"/>
+                        </m:rPr>
+                        <w:rPr>
+                          <w:rFonts w:ascii="Cambria Math" w:eastAsiaTheme="minorEastAsia" w:hAnsi="Cambria Math"/>
+                          <w:sz w:val="24"/>
+                          <w:szCs w:val="24"/>
+                        </w:rPr>
+                        <m:t>2</m:t>
+                      </m:r>
+                    </m:sup>
+                  </m:sSup>
+                  <m:r>
+                    <m:rPr>
+                      <m:sty m:val="bi"/>
+                    </m:rPr>
+                    <w:rPr>
+                      <w:rFonts w:ascii="Cambria Math" w:eastAsiaTheme="minorEastAsia" w:hAnsi="Cambria Math"/>
+                      <w:sz w:val="24"/>
+                      <w:szCs w:val="24"/>
+                    </w:rPr>
+                    <m:t>+ε</m:t>
+                  </m:r>
+                </m:e>
+              </m:rad>
+            </m:den>
+          </m:f>
+        </m:oMath>
+      </m:oMathPara>
+    </w:p>
+    <w:p>
+      <w:pPr>
+        <w:pStyle w:val="ListParagraph"/>
+        <w:tabs>
+          <w:tab w:val="left" w:pos="3828"/>
+        </w:tabs>
+        <w:rPr>
+          <w:rFonts w:eastAsiaTheme="minorEastAsia"/>
+          <w:b/>
+          <w:bCs/>
+          <w:sz w:val="24"/>
+          <w:szCs w:val="24"/>
+        </w:rPr>
+      </w:pPr>
+      <w:r>
+        <w:rPr>
+          <w:rFonts w:eastAsiaTheme="minorEastAsia"/>
+          <w:b/>
+          <w:bCs/>
+          <w:sz w:val="24"/>
+          <w:szCs w:val="24"/>
+        </w:rPr>
+        <w:tab/>
+        <w:t xml:space="preserve">      </w:t>
+      </w:r>
+      <m:oMath>
+        <m:acc>
+          <m:accPr>
+            <m:chr m:val="̃"/>
+            <m:ctrlPr>
+              <w:rPr>
+                <w:rFonts w:ascii="Cambria Math" w:eastAsiaTheme="minorEastAsia" w:hAnsi="Cambria Math"/>
+                <w:b/>
+                <w:bCs/>
+                <w:i/>
+                <w:sz w:val="24"/>
+                <w:szCs w:val="24"/>
+              </w:rPr>
+            </m:ctrlPr>
+          </m:accPr>
+          <m:e>
+            <m:r>
+              <m:rPr>
+                <m:sty m:val="bi"/>
+              </m:rPr>
+              <w:rPr>
+                <w:rFonts w:ascii="Cambria Math" w:eastAsiaTheme="minorEastAsia" w:hAnsi="Cambria Math"/>
+                <w:sz w:val="24"/>
+                <w:szCs w:val="24"/>
+              </w:rPr>
+              <m:t>z</m:t>
+            </m:r>
+          </m:e>
+        </m:acc>
+        <m:r>
+          <m:rPr>
+            <m:sty m:val="bi"/>
+          </m:rPr>
+          <w:rPr>
+            <w:rFonts w:ascii="Cambria Math" w:eastAsiaTheme="minorEastAsia" w:hAnsi="Cambria Math"/>
+            <w:sz w:val="24"/>
+            <w:szCs w:val="24"/>
+          </w:rPr>
+          <m:t>=β</m:t>
+        </m:r>
+        <m:sSub>
+          <m:sSubPr>
+            <m:ctrlPr>
+              <w:rPr>
+                <w:rFonts w:ascii="Cambria Math" w:eastAsiaTheme="minorEastAsia" w:hAnsi="Cambria Math"/>
+                <w:b/>
+                <w:bCs/>
+                <w:i/>
+                <w:sz w:val="24"/>
+                <w:szCs w:val="24"/>
+              </w:rPr>
+            </m:ctrlPr>
+          </m:sSubPr>
+          <m:e>
+            <m:r>
+              <m:rPr>
+                <m:sty m:val="bi"/>
+              </m:rPr>
+              <w:rPr>
+                <w:rFonts w:ascii="Cambria Math" w:eastAsiaTheme="minorEastAsia" w:hAnsi="Cambria Math"/>
+                <w:sz w:val="24"/>
+                <w:szCs w:val="24"/>
+              </w:rPr>
+              <m:t>z</m:t>
+            </m:r>
+          </m:e>
+          <m:sub>
+            <m:r>
+              <m:rPr>
+                <m:sty m:val="bi"/>
+              </m:rPr>
+              <w:rPr>
+                <w:rFonts w:ascii="Cambria Math" w:eastAsiaTheme="minorEastAsia" w:hAnsi="Cambria Math"/>
+                <w:sz w:val="24"/>
+                <w:szCs w:val="24"/>
+              </w:rPr>
+              <m:t>norm</m:t>
+            </m:r>
+          </m:sub>
+        </m:sSub>
+        <m:r>
+          <m:rPr>
+            <m:sty m:val="bi"/>
+          </m:rPr>
+          <w:rPr>
+            <w:rFonts w:ascii="Cambria Math" w:eastAsiaTheme="minorEastAsia" w:hAnsi="Cambria Math"/>
+            <w:sz w:val="24"/>
+            <w:szCs w:val="24"/>
+          </w:rPr>
+          <m:t>+γ</m:t>
+        </m:r>
+      </m:oMath>
+    </w:p>
+    <w:p>
+      <w:pPr>
+        <w:pStyle w:val="ListParagraph"/>
+        <w:tabs>
+          <w:tab w:val="left" w:pos="3828"/>
+        </w:tabs>
+        <w:rPr>
+          <w:rFonts w:eastAsiaTheme="minorEastAsia"/>
+          <w:sz w:val="24"/>
+          <w:szCs w:val="24"/>
+        </w:rPr>
+      </w:pPr>
+      <w:r>
+        <w:rPr>
+          <w:rFonts w:eastAsiaTheme="minorEastAsia" w:cstheme="minorHAnsi"/>
+          <w:sz w:val="24"/>
+          <w:szCs w:val="24"/>
+        </w:rPr>
+        <w:t>β</w:t>
+      </w:r>
+      <w:r>
+        <w:rPr>
+          <w:rFonts w:eastAsiaTheme="minorEastAsia"/>
+          <w:sz w:val="24"/>
+          <w:szCs w:val="24"/>
+        </w:rPr>
+        <w:t xml:space="preserve"> </w:t>
+      </w:r>
+      <w:r>
+        <w:rPr>
+          <w:rFonts w:eastAsiaTheme="minorEastAsia"/>
+          <w:sz w:val="24"/>
+          <w:szCs w:val="24"/>
+        </w:rPr>
+        <w:t>are</w:t>
+      </w:r>
+      <w:r>
+        <w:rPr>
+          <w:rFonts w:eastAsiaTheme="minorEastAsia"/>
+          <w:sz w:val="24"/>
+          <w:szCs w:val="24"/>
+        </w:rPr>
+        <w:t xml:space="preserve"> </w:t>
+      </w:r>
+      <m:oMath>
+        <m:r>
+          <w:rPr>
+            <w:rFonts w:ascii="Cambria Math" w:eastAsiaTheme="minorEastAsia" w:hAnsi="Cambria Math"/>
+            <w:sz w:val="24"/>
+            <w:szCs w:val="24"/>
+          </w:rPr>
+          <m:t>γ</m:t>
+        </m:r>
+      </m:oMath>
+      <w:r>
+        <w:rPr>
+          <w:rFonts w:eastAsiaTheme="minorEastAsia"/>
+          <w:sz w:val="24"/>
+          <w:szCs w:val="24"/>
+        </w:rPr>
+        <w:t xml:space="preserve"> </w:t>
+      </w:r>
+      <w:r>
+        <w:rPr>
+          <w:rFonts w:eastAsiaTheme="minorEastAsia"/>
+          <w:sz w:val="24"/>
+          <w:szCs w:val="24"/>
+        </w:rPr>
+        <w:t>are tunable parameters</w:t>
+      </w:r>
+      <w:r>
+        <w:rPr>
+          <w:rFonts w:eastAsiaTheme="minorEastAsia"/>
+          <w:sz w:val="24"/>
+          <w:szCs w:val="24"/>
+        </w:rPr>
+        <w:t xml:space="preserve"> like weights and biases. In batch norm, </w:t>
+      </w:r>
+      <w:r>
+        <w:rPr>
+          <w:rFonts w:eastAsiaTheme="minorEastAsia"/>
+          <w:i/>
+          <w:iCs/>
+          <w:sz w:val="24"/>
+          <w:szCs w:val="24"/>
+        </w:rPr>
+        <w:t>b</w:t>
+      </w:r>
+      <w:r>
+        <w:rPr>
+          <w:rFonts w:eastAsiaTheme="minorEastAsia"/>
+          <w:sz w:val="24"/>
+          <w:szCs w:val="24"/>
+        </w:rPr>
+        <w:t xml:space="preserve"> (bias vector) can be ignored.</w:t>
+      </w:r>
+    </w:p>
+    <w:p>
+      <w:pPr>
+        <w:pStyle w:val="ListParagraph"/>
+        <w:tabs>
+          <w:tab w:val="left" w:pos="3828"/>
+        </w:tabs>
+        <w:rPr>
+          <w:rFonts w:eastAsiaTheme="minorEastAsia"/>
+          <w:sz w:val="24"/>
+          <w:szCs w:val="24"/>
+        </w:rPr>
+      </w:pPr>
+      <w:r>
+        <w:rPr>
+          <w:rFonts w:eastAsiaTheme="minorEastAsia"/>
+          <w:sz w:val="24"/>
+          <w:szCs w:val="24"/>
+        </w:rPr>
+        <w:t xml:space="preserve">Batch Norm </w:t>
+      </w:r>
+      <w:r>
+        <w:rPr>
+          <w:rFonts w:eastAsiaTheme="minorEastAsia"/>
+          <w:sz w:val="24"/>
+          <w:szCs w:val="24"/>
+        </w:rPr>
+        <w:t>makes it easier to train the later layers much similar to how Normalization of input affects training. Also, Batch norm has slight regularization effects.</w:t>
+      </w:r>
+    </w:p>
+    <w:p>
+      <w:pPr>
+        <w:tabs>
+          <w:tab w:val="left" w:pos="3828"/>
+        </w:tabs>
+        <w:rPr>
+          <w:rFonts w:eastAsiaTheme="minorEastAsia"/>
+          <w:sz w:val="24"/>
+          <w:szCs w:val="24"/>
+        </w:rPr>
+      </w:pPr>
+    </w:p>
+    <w:p>
+      <w:pPr>
         <w:tabs>
           <w:tab w:val="left" w:pos="3828"/>
         </w:tabs>
@@ -9893,7 +10327,7 @@
   <w:abstractNum w:abstractNumId="9" w15:restartNumberingAfterBreak="0">
     <w:nsid w:val="7145254E"/>
     <w:multiLevelType w:val="hybridMultilevel"/>
-    <w:tmpl w:val="18586392"/>
+    <w:tmpl w:val="73B0C9FC"/>
     <w:lvl w:ilvl="0" w:tplc="40090001">
       <w:start w:val="1"/>
       <w:numFmt w:val="bullet"/>
@@ -10639,7 +11073,6 @@
   <w:style w:type="character" w:default="1" w:styleId="DefaultParagraphFont">
     <w:name w:val="Default Paragraph Font"/>
     <w:uiPriority w:val="1"/>
-    <w:semiHidden/>
     <w:unhideWhenUsed/>
   </w:style>
   <w:style w:type="table" w:default="1" w:styleId="TableNormal">

--- a/Notes/Notes_Pratyush.docx
+++ b/Notes/Notes_Pratyush.docx
@@ -105,6 +105,7 @@
         </w:rPr>
         <w:t>, x</w:t>
       </w:r>
+      <w:proofErr w:type="gramStart"/>
       <w:r>
         <w:rPr>
           <w:sz w:val="24"/>
@@ -118,7 +119,15 @@
           <w:sz w:val="24"/>
           <w:szCs w:val="24"/>
         </w:rPr>
-        <w:t>,...). It consists of neurons which take decisions and lead to an output.</w:t>
+        <w:t>,...</w:t>
+      </w:r>
+      <w:proofErr w:type="gramEnd"/>
+      <w:r>
+        <w:rPr>
+          <w:sz w:val="24"/>
+          <w:szCs w:val="24"/>
+        </w:rPr>
+        <w:t>). It consists of neurons which take decisions and lead to an output.</w:t>
       </w:r>
     </w:p>
     <w:p>
@@ -844,7 +853,7 @@
           <w:szCs w:val="24"/>
         </w:rPr>
         <w:drawing>
-          <wp:anchor distT="0" distB="0" distL="114300" distR="114300" simplePos="0" relativeHeight="251662336" behindDoc="1" locked="0" layoutInCell="1" allowOverlap="1" wp14:anchorId="73F0B2D2" wp14:editId="310A6610">
+          <wp:anchor distT="0" distB="0" distL="114300" distR="114300" simplePos="0" relativeHeight="251662336" behindDoc="1" locked="0" layoutInCell="1" allowOverlap="1" wp14:anchorId="73F0B2D2" wp14:editId="7DEA42A9">
             <wp:simplePos x="0" y="0"/>
             <wp:positionH relativeFrom="column">
               <wp:posOffset>730250</wp:posOffset>
@@ -4838,7 +4847,7 @@
           <w:szCs w:val="24"/>
         </w:rPr>
         <w:drawing>
-          <wp:anchor distT="0" distB="0" distL="114300" distR="114300" simplePos="0" relativeHeight="251697152" behindDoc="1" locked="0" layoutInCell="1" allowOverlap="1" wp14:anchorId="359AAE0D" wp14:editId="489C58E0">
+          <wp:anchor distT="0" distB="0" distL="114300" distR="114300" simplePos="0" relativeHeight="251697152" behindDoc="1" locked="0" layoutInCell="1" allowOverlap="1" wp14:anchorId="359AAE0D" wp14:editId="3C32A4D5">
             <wp:simplePos x="0" y="0"/>
             <wp:positionH relativeFrom="page">
               <wp:posOffset>1256665</wp:posOffset>
@@ -5716,8 +5725,19 @@
           <w:sz w:val="24"/>
           <w:szCs w:val="24"/>
         </w:rPr>
-        <w:t>Weight Initialization:-</w:t>
-      </w:r>
+        <w:t xml:space="preserve">Weight </w:t>
+      </w:r>
+      <w:proofErr w:type="gramStart"/>
+      <w:r>
+        <w:rPr>
+          <w:b/>
+          <w:bCs/>
+          <w:sz w:val="24"/>
+          <w:szCs w:val="24"/>
+        </w:rPr>
+        <w:t>Initialization:-</w:t>
+      </w:r>
+      <w:proofErr w:type="gramEnd"/>
     </w:p>
     <w:p>
       <w:pPr>
@@ -6093,7 +6113,15 @@
           <w:sz w:val="24"/>
           <w:szCs w:val="24"/>
         </w:rPr>
-        <w:t>forming a single vector of all the parameters (W</w:t>
+        <w:t>forming a single vector of all the parameters (</w:t>
+      </w:r>
+      <w:proofErr w:type="gramStart"/>
+      <w:r>
+        <w:rPr>
+          <w:sz w:val="24"/>
+          <w:szCs w:val="24"/>
+        </w:rPr>
+        <w:t>W</w:t>
       </w:r>
       <w:r>
         <w:rPr>
@@ -6132,6 +6160,7 @@
         </w:rPr>
         <w:t>i</w:t>
       </w:r>
+      <w:proofErr w:type="gramEnd"/>
       <w:r>
         <w:rPr>
           <w:sz w:val="24"/>
@@ -6206,6 +6235,7 @@
         </w:rPr>
         <w:tab/>
       </w:r>
+      <w:proofErr w:type="spellStart"/>
       <w:r>
         <w:rPr>
           <w:rFonts w:ascii="Ink Free" w:hAnsi="Ink Free"/>
@@ -6227,6 +6257,7 @@
         </w:rPr>
         <w:t>exp</w:t>
       </w:r>
+      <w:proofErr w:type="spellEnd"/>
       <w:r>
         <w:rPr>
           <w:rFonts w:ascii="Ink Free" w:hAnsi="Ink Free"/>
@@ -6268,6 +6299,7 @@
         </w:rPr>
         <w:t>(Ѳ+</w:t>
       </w:r>
+      <w:proofErr w:type="gramStart"/>
       <w:r>
         <w:rPr>
           <w:rFonts w:ascii="Cambria" w:hAnsi="Cambria" w:cs="Cambria"/>
@@ -6282,7 +6314,16 @@
           <w:sz w:val="32"/>
           <w:szCs w:val="32"/>
         </w:rPr>
-        <w:t>)-( Ѳ-</w:t>
+        <w:t>)-(</w:t>
+      </w:r>
+      <w:proofErr w:type="gramEnd"/>
+      <w:r>
+        <w:rPr>
+          <w:rFonts w:ascii="Ink Free" w:hAnsi="Ink Free"/>
+          <w:sz w:val="32"/>
+          <w:szCs w:val="32"/>
+        </w:rPr>
+        <w:t xml:space="preserve"> Ѳ-</w:t>
       </w:r>
       <w:r>
         <w:rPr>
@@ -8300,7 +8341,7 @@
           <w:szCs w:val="24"/>
         </w:rPr>
         <w:drawing>
-          <wp:anchor distT="0" distB="0" distL="114300" distR="114300" simplePos="0" relativeHeight="251742208" behindDoc="0" locked="0" layoutInCell="1" allowOverlap="1" wp14:anchorId="48748BDE" wp14:editId="3DFDB1D7">
+          <wp:anchor distT="0" distB="0" distL="114300" distR="114300" simplePos="0" relativeHeight="251742208" behindDoc="0" locked="0" layoutInCell="1" allowOverlap="1" wp14:anchorId="48748BDE" wp14:editId="3D31D7DA">
             <wp:simplePos x="0" y="0"/>
             <wp:positionH relativeFrom="column">
               <wp:posOffset>2205036</wp:posOffset>
@@ -8633,7 +8674,41 @@
           <w:sz w:val="24"/>
           <w:szCs w:val="24"/>
         </w:rPr>
-        <w:t xml:space="preserve">(using random.rand() ) and then taking </w:t>
+        <w:t xml:space="preserve">(using </w:t>
+      </w:r>
+      <w:proofErr w:type="spellStart"/>
+      <w:proofErr w:type="gramStart"/>
+      <w:r>
+        <w:rPr>
+          <w:sz w:val="24"/>
+          <w:szCs w:val="24"/>
+        </w:rPr>
+        <w:t>random.rand</w:t>
+      </w:r>
+      <w:proofErr w:type="spellEnd"/>
+      <w:proofErr w:type="gramEnd"/>
+      <w:r>
+        <w:rPr>
+          <w:sz w:val="24"/>
+          <w:szCs w:val="24"/>
+        </w:rPr>
+        <w:t>(</w:t>
+      </w:r>
+      <w:proofErr w:type="gramStart"/>
+      <w:r>
+        <w:rPr>
+          <w:sz w:val="24"/>
+          <w:szCs w:val="24"/>
+        </w:rPr>
+        <w:t>) )</w:t>
+      </w:r>
+      <w:proofErr w:type="gramEnd"/>
+      <w:r>
+        <w:rPr>
+          <w:sz w:val="24"/>
+          <w:szCs w:val="24"/>
+        </w:rPr>
+        <w:t xml:space="preserve"> and then taking </w:t>
       </w:r>
       <m:oMath>
         <m:sSup>
@@ -8940,7 +9015,6 @@
         <w:rPr>
           <w:rFonts w:eastAsiaTheme="minorEastAsia"/>
           <w:b/>
-          <w:bCs/>
           <w:sz w:val="24"/>
           <w:szCs w:val="24"/>
         </w:rPr>
@@ -9111,13 +9185,41 @@
         </w:rPr>
         <w:t xml:space="preserve"> </w:t>
       </w:r>
+      <w:proofErr w:type="spellStart"/>
       <w:r>
         <w:rPr>
           <w:rFonts w:eastAsiaTheme="minorEastAsia"/>
           <w:sz w:val="24"/>
           <w:szCs w:val="24"/>
         </w:rPr>
-        <w:t>are tunable parameters</w:t>
+        <w:t>are</w:t>
+      </w:r>
+      <w:proofErr w:type="spellEnd"/>
+      <w:r>
+        <w:rPr>
+          <w:rFonts w:eastAsiaTheme="minorEastAsia"/>
+          <w:sz w:val="24"/>
+          <w:szCs w:val="24"/>
+        </w:rPr>
+        <w:t xml:space="preserve"> </w:t>
+      </w:r>
+      <w:proofErr w:type="spellStart"/>
+      <w:r>
+        <w:rPr>
+          <w:rFonts w:eastAsiaTheme="minorEastAsia"/>
+          <w:sz w:val="24"/>
+          <w:szCs w:val="24"/>
+        </w:rPr>
+        <w:t>tunable</w:t>
+      </w:r>
+      <w:proofErr w:type="spellEnd"/>
+      <w:r>
+        <w:rPr>
+          <w:rFonts w:eastAsiaTheme="minorEastAsia"/>
+          <w:sz w:val="24"/>
+          <w:szCs w:val="24"/>
+        </w:rPr>
+        <w:t xml:space="preserve"> parameters</w:t>
       </w:r>
       <w:r>
         <w:rPr>
@@ -9177,6 +9279,7 @@
     </w:p>
     <w:p>
       <w:pPr>
+        <w:pStyle w:val="ListParagraph"/>
         <w:tabs>
           <w:tab w:val="left" w:pos="3828"/>
         </w:tabs>
@@ -9189,57 +9292,325 @@
     </w:p>
     <w:p>
       <w:pPr>
+        <w:pStyle w:val="ListParagraph"/>
+        <w:numPr>
+          <w:ilvl w:val="0"/>
+          <w:numId w:val="9"/>
+        </w:numPr>
         <w:tabs>
           <w:tab w:val="left" w:pos="3828"/>
         </w:tabs>
         <w:rPr>
-          <w:sz w:val="24"/>
-          <w:szCs w:val="24"/>
-        </w:rPr>
-      </w:pPr>
-    </w:p>
-    <w:p>
-      <w:pPr>
+          <w:rFonts w:eastAsiaTheme="minorEastAsia"/>
+          <w:sz w:val="24"/>
+          <w:szCs w:val="24"/>
+        </w:rPr>
+      </w:pPr>
+      <w:proofErr w:type="spellStart"/>
+      <w:r>
+        <w:rPr>
+          <w:rFonts w:eastAsiaTheme="minorEastAsia"/>
+          <w:b/>
+          <w:bCs/>
+          <w:sz w:val="24"/>
+          <w:szCs w:val="24"/>
+        </w:rPr>
+        <w:t>Softmax</w:t>
+      </w:r>
+      <w:proofErr w:type="spellEnd"/>
+      <w:r>
+        <w:rPr>
+          <w:rFonts w:eastAsiaTheme="minorEastAsia"/>
+          <w:b/>
+          <w:bCs/>
+          <w:sz w:val="24"/>
+          <w:szCs w:val="24"/>
+        </w:rPr>
+        <w:t xml:space="preserve"> Classifier </w:t>
+      </w:r>
+      <w:r>
+        <w:rPr>
+          <w:rFonts w:eastAsiaTheme="minorEastAsia"/>
+          <w:sz w:val="24"/>
+          <w:szCs w:val="24"/>
+        </w:rPr>
+        <w:t>is used to classify</w:t>
+      </w:r>
+      <w:r>
+        <w:rPr>
+          <w:rFonts w:eastAsiaTheme="minorEastAsia"/>
+          <w:sz w:val="24"/>
+          <w:szCs w:val="24"/>
+        </w:rPr>
+        <w:t xml:space="preserve"> into</w:t>
+      </w:r>
+      <w:r>
+        <w:rPr>
+          <w:rFonts w:eastAsiaTheme="minorEastAsia"/>
+          <w:sz w:val="24"/>
+          <w:szCs w:val="24"/>
+        </w:rPr>
+        <w:t xml:space="preserve"> more tha</w:t>
+      </w:r>
+      <w:r>
+        <w:rPr>
+          <w:rFonts w:eastAsiaTheme="minorEastAsia"/>
+          <w:sz w:val="24"/>
+          <w:szCs w:val="24"/>
+        </w:rPr>
+        <w:t>n one classes.</w:t>
+      </w:r>
+    </w:p>
+    <w:p>
+      <w:pPr>
+        <w:pStyle w:val="ListParagraph"/>
         <w:tabs>
           <w:tab w:val="left" w:pos="3828"/>
         </w:tabs>
         <w:rPr>
-          <w:sz w:val="24"/>
-          <w:szCs w:val="24"/>
-        </w:rPr>
-      </w:pPr>
-    </w:p>
-    <w:p>
-      <w:pPr>
+          <w:rFonts w:eastAsiaTheme="minorEastAsia"/>
+          <w:b/>
+          <w:bCs/>
+          <w:sz w:val="24"/>
+          <w:szCs w:val="24"/>
+        </w:rPr>
+      </w:pPr>
+      <w:r>
+        <w:rPr>
+          <w:rFonts w:eastAsiaTheme="minorEastAsia"/>
+          <w:b/>
+          <w:bCs/>
+          <w:sz w:val="24"/>
+          <w:szCs w:val="24"/>
+        </w:rPr>
+        <w:tab/>
+      </w:r>
+      <m:oMath>
+        <m:sSub>
+          <m:sSubPr>
+            <m:ctrlPr>
+              <w:rPr>
+                <w:rFonts w:ascii="Cambria Math" w:eastAsiaTheme="minorEastAsia" w:hAnsi="Cambria Math"/>
+                <w:b/>
+                <w:bCs/>
+                <w:i/>
+                <w:sz w:val="24"/>
+                <w:szCs w:val="24"/>
+              </w:rPr>
+            </m:ctrlPr>
+          </m:sSubPr>
+          <m:e>
+            <m:r>
+              <m:rPr>
+                <m:sty m:val="bi"/>
+              </m:rPr>
+              <w:rPr>
+                <w:rFonts w:ascii="Cambria Math" w:eastAsiaTheme="minorEastAsia" w:hAnsi="Cambria Math"/>
+                <w:sz w:val="24"/>
+                <w:szCs w:val="24"/>
+              </w:rPr>
+              <m:t>a</m:t>
+            </m:r>
+          </m:e>
+          <m:sub>
+            <m:r>
+              <m:rPr>
+                <m:sty m:val="bi"/>
+              </m:rPr>
+              <w:rPr>
+                <w:rFonts w:ascii="Cambria Math" w:eastAsiaTheme="minorEastAsia" w:hAnsi="Cambria Math"/>
+                <w:sz w:val="24"/>
+                <w:szCs w:val="24"/>
+              </w:rPr>
+              <m:t>i</m:t>
+            </m:r>
+          </m:sub>
+        </m:sSub>
+        <m:r>
+          <m:rPr>
+            <m:sty m:val="bi"/>
+          </m:rPr>
+          <w:rPr>
+            <w:rFonts w:ascii="Cambria Math" w:eastAsiaTheme="minorEastAsia" w:hAnsi="Cambria Math"/>
+            <w:sz w:val="24"/>
+            <w:szCs w:val="24"/>
+          </w:rPr>
+          <m:t>=</m:t>
+        </m:r>
+        <m:f>
+          <m:fPr>
+            <m:ctrlPr>
+              <w:rPr>
+                <w:rFonts w:ascii="Cambria Math" w:eastAsiaTheme="minorEastAsia" w:hAnsi="Cambria Math"/>
+                <w:b/>
+                <w:bCs/>
+                <w:i/>
+                <w:sz w:val="24"/>
+                <w:szCs w:val="24"/>
+              </w:rPr>
+            </m:ctrlPr>
+          </m:fPr>
+          <m:num>
+            <m:sSubSup>
+              <m:sSubSupPr>
+                <m:ctrlPr>
+                  <w:rPr>
+                    <w:rFonts w:ascii="Cambria Math" w:eastAsiaTheme="minorEastAsia" w:hAnsi="Cambria Math"/>
+                    <w:b/>
+                    <w:bCs/>
+                    <w:i/>
+                    <w:sz w:val="24"/>
+                    <w:szCs w:val="24"/>
+                  </w:rPr>
+                </m:ctrlPr>
+              </m:sSubSupPr>
+              <m:e>
+                <m:r>
+                  <m:rPr>
+                    <m:sty m:val="bi"/>
+                  </m:rPr>
+                  <w:rPr>
+                    <w:rFonts w:ascii="Cambria Math" w:eastAsiaTheme="minorEastAsia" w:hAnsi="Cambria Math"/>
+                    <w:sz w:val="24"/>
+                    <w:szCs w:val="24"/>
+                  </w:rPr>
+                  <m:t>e</m:t>
+                </m:r>
+              </m:e>
+              <m:sub>
+                <m:r>
+                  <m:rPr>
+                    <m:sty m:val="bi"/>
+                  </m:rPr>
+                  <w:rPr>
+                    <w:rFonts w:ascii="Cambria Math" w:eastAsiaTheme="minorEastAsia" w:hAnsi="Cambria Math"/>
+                    <w:sz w:val="24"/>
+                    <w:szCs w:val="24"/>
+                  </w:rPr>
+                  <m:t>i</m:t>
+                </m:r>
+              </m:sub>
+              <m:sup>
+                <m:r>
+                  <m:rPr>
+                    <m:sty m:val="bi"/>
+                  </m:rPr>
+                  <w:rPr>
+                    <w:rFonts w:ascii="Cambria Math" w:eastAsiaTheme="minorEastAsia" w:hAnsi="Cambria Math"/>
+                    <w:sz w:val="24"/>
+                    <w:szCs w:val="24"/>
+                  </w:rPr>
+                  <m:t>z</m:t>
+                </m:r>
+              </m:sup>
+            </m:sSubSup>
+          </m:num>
+          <m:den>
+            <m:r>
+              <m:rPr>
+                <m:sty m:val="bi"/>
+              </m:rPr>
+              <w:rPr>
+                <w:rFonts w:ascii="Cambria Math" w:eastAsiaTheme="minorEastAsia" w:hAnsi="Cambria Math"/>
+                <w:sz w:val="24"/>
+                <w:szCs w:val="24"/>
+              </w:rPr>
+              <m:t>∑</m:t>
+            </m:r>
+            <m:sSubSup>
+              <m:sSubSupPr>
+                <m:ctrlPr>
+                  <w:rPr>
+                    <w:rFonts w:ascii="Cambria Math" w:eastAsiaTheme="minorEastAsia" w:hAnsi="Cambria Math"/>
+                    <w:b/>
+                    <w:bCs/>
+                    <w:i/>
+                    <w:sz w:val="24"/>
+                    <w:szCs w:val="24"/>
+                  </w:rPr>
+                </m:ctrlPr>
+              </m:sSubSupPr>
+              <m:e>
+                <m:r>
+                  <m:rPr>
+                    <m:sty m:val="bi"/>
+                  </m:rPr>
+                  <w:rPr>
+                    <w:rFonts w:ascii="Cambria Math" w:eastAsiaTheme="minorEastAsia" w:hAnsi="Cambria Math"/>
+                    <w:sz w:val="24"/>
+                    <w:szCs w:val="24"/>
+                  </w:rPr>
+                  <m:t>e</m:t>
+                </m:r>
+              </m:e>
+              <m:sub>
+                <m:r>
+                  <m:rPr>
+                    <m:sty m:val="bi"/>
+                  </m:rPr>
+                  <w:rPr>
+                    <w:rFonts w:ascii="Cambria Math" w:eastAsiaTheme="minorEastAsia" w:hAnsi="Cambria Math"/>
+                    <w:sz w:val="24"/>
+                    <w:szCs w:val="24"/>
+                  </w:rPr>
+                  <m:t>j</m:t>
+                </m:r>
+              </m:sub>
+              <m:sup>
+                <m:r>
+                  <m:rPr>
+                    <m:sty m:val="bi"/>
+                  </m:rPr>
+                  <w:rPr>
+                    <w:rFonts w:ascii="Cambria Math" w:eastAsiaTheme="minorEastAsia" w:hAnsi="Cambria Math"/>
+                    <w:sz w:val="24"/>
+                    <w:szCs w:val="24"/>
+                  </w:rPr>
+                  <m:t>z</m:t>
+                </m:r>
+              </m:sup>
+            </m:sSubSup>
+          </m:den>
+        </m:f>
+      </m:oMath>
+    </w:p>
+    <w:p>
+      <w:pPr>
+        <w:pStyle w:val="ListParagraph"/>
         <w:tabs>
           <w:tab w:val="left" w:pos="3828"/>
         </w:tabs>
         <w:rPr>
-          <w:sz w:val="24"/>
-          <w:szCs w:val="24"/>
-        </w:rPr>
-      </w:pPr>
-    </w:p>
-    <w:p>
-      <w:pPr>
+          <w:rFonts w:eastAsiaTheme="minorEastAsia"/>
+          <w:b/>
+          <w:bCs/>
+          <w:sz w:val="24"/>
+          <w:szCs w:val="24"/>
+        </w:rPr>
+      </w:pPr>
+    </w:p>
+    <w:p>
+      <w:pPr>
+        <w:pStyle w:val="ListParagraph"/>
         <w:tabs>
           <w:tab w:val="left" w:pos="3828"/>
         </w:tabs>
         <w:rPr>
-          <w:sz w:val="24"/>
-          <w:szCs w:val="24"/>
-        </w:rPr>
-      </w:pPr>
-      <w:r>
-        <w:rPr>
-          <w:sz w:val="24"/>
-          <w:szCs w:val="24"/>
-        </w:rPr>
-        <w:t xml:space="preserve">  </w:t>
-      </w:r>
-    </w:p>
-    <w:p>
-      <w:pPr>
+          <w:rFonts w:eastAsiaTheme="minorEastAsia"/>
+          <w:b/>
+          <w:bCs/>
+          <w:sz w:val="24"/>
+          <w:szCs w:val="24"/>
+        </w:rPr>
+      </w:pPr>
+    </w:p>
+    <w:p>
+      <w:pPr>
+        <w:pStyle w:val="ListParagraph"/>
+        <w:numPr>
+          <w:ilvl w:val="0"/>
+          <w:numId w:val="9"/>
+        </w:numPr>
         <w:tabs>
           <w:tab w:val="left" w:pos="3828"/>
         </w:tabs>
@@ -9248,6 +9619,45 @@
           <w:szCs w:val="24"/>
         </w:rPr>
       </w:pPr>
+      <w:r>
+        <w:rPr>
+          <w:rFonts w:eastAsiaTheme="minorEastAsia"/>
+          <w:sz w:val="24"/>
+          <w:szCs w:val="24"/>
+        </w:rPr>
+        <w:t>The derivative can be zero at local minima or saddle points too, apart from global minima.</w:t>
+      </w:r>
+      <w:r>
+        <w:rPr>
+          <w:rFonts w:eastAsiaTheme="minorEastAsia"/>
+          <w:sz w:val="24"/>
+          <w:szCs w:val="24"/>
+        </w:rPr>
+        <w:t xml:space="preserve"> </w:t>
+      </w:r>
+      <w:r>
+        <w:rPr>
+          <w:rFonts w:eastAsiaTheme="minorEastAsia"/>
+          <w:sz w:val="24"/>
+          <w:szCs w:val="24"/>
+        </w:rPr>
+        <w:t xml:space="preserve">Plateaus are regions where the </w:t>
+      </w:r>
+      <w:r>
+        <w:rPr>
+          <w:rFonts w:eastAsiaTheme="minorEastAsia"/>
+          <w:sz w:val="24"/>
+          <w:szCs w:val="24"/>
+        </w:rPr>
+        <w:t>derivative is almost zero, so this makes the training slower.</w:t>
+      </w:r>
+      <w:r>
+        <w:rPr>
+          <w:sz w:val="24"/>
+          <w:szCs w:val="24"/>
+        </w:rPr>
+        <w:t xml:space="preserve">  </w:t>
+      </w:r>
     </w:p>
     <w:sectPr>
       <w:pgSz w:w="11906" w:h="16838"/>
@@ -10327,7 +10737,7 @@
   <w:abstractNum w:abstractNumId="9" w15:restartNumberingAfterBreak="0">
     <w:nsid w:val="7145254E"/>
     <w:multiLevelType w:val="hybridMultilevel"/>
-    <w:tmpl w:val="73B0C9FC"/>
+    <w:tmpl w:val="DC648CEA"/>
     <w:lvl w:ilvl="0" w:tplc="40090001">
       <w:start w:val="1"/>
       <w:numFmt w:val="bullet"/>
@@ -11073,6 +11483,7 @@
   <w:style w:type="character" w:default="1" w:styleId="DefaultParagraphFont">
     <w:name w:val="Default Paragraph Font"/>
     <w:uiPriority w:val="1"/>
+    <w:semiHidden/>
     <w:unhideWhenUsed/>
   </w:style>
   <w:style w:type="table" w:default="1" w:styleId="TableNormal">

--- a/Notes/Notes_Pratyush.docx
+++ b/Notes/Notes_Pratyush.docx
@@ -853,7 +853,7 @@
           <w:szCs w:val="24"/>
         </w:rPr>
         <w:drawing>
-          <wp:anchor distT="0" distB="0" distL="114300" distR="114300" simplePos="0" relativeHeight="251662336" behindDoc="1" locked="0" layoutInCell="1" allowOverlap="1" wp14:anchorId="73F0B2D2" wp14:editId="7DEA42A9">
+          <wp:anchor distT="0" distB="0" distL="114300" distR="114300" simplePos="0" relativeHeight="251662336" behindDoc="1" locked="0" layoutInCell="1" allowOverlap="1" wp14:anchorId="73F0B2D2" wp14:editId="7C878755">
             <wp:simplePos x="0" y="0"/>
             <wp:positionH relativeFrom="column">
               <wp:posOffset>730250</wp:posOffset>
@@ -4847,7 +4847,7 @@
           <w:szCs w:val="24"/>
         </w:rPr>
         <w:drawing>
-          <wp:anchor distT="0" distB="0" distL="114300" distR="114300" simplePos="0" relativeHeight="251697152" behindDoc="1" locked="0" layoutInCell="1" allowOverlap="1" wp14:anchorId="359AAE0D" wp14:editId="3C32A4D5">
+          <wp:anchor distT="0" distB="0" distL="114300" distR="114300" simplePos="0" relativeHeight="251697152" behindDoc="1" locked="0" layoutInCell="1" allowOverlap="1" wp14:anchorId="359AAE0D" wp14:editId="12666042">
             <wp:simplePos x="0" y="0"/>
             <wp:positionH relativeFrom="page">
               <wp:posOffset>1256665</wp:posOffset>
@@ -8341,7 +8341,7 @@
           <w:szCs w:val="24"/>
         </w:rPr>
         <w:drawing>
-          <wp:anchor distT="0" distB="0" distL="114300" distR="114300" simplePos="0" relativeHeight="251742208" behindDoc="0" locked="0" layoutInCell="1" allowOverlap="1" wp14:anchorId="48748BDE" wp14:editId="3D31D7DA">
+          <wp:anchor distT="0" distB="0" distL="114300" distR="114300" simplePos="0" relativeHeight="251742208" behindDoc="0" locked="0" layoutInCell="1" allowOverlap="1" wp14:anchorId="48748BDE" wp14:editId="774E502A">
             <wp:simplePos x="0" y="0"/>
             <wp:positionH relativeFrom="column">
               <wp:posOffset>2205036</wp:posOffset>
@@ -9659,6 +9659,1751 @@
         <w:t xml:space="preserve">  </w:t>
       </w:r>
     </w:p>
+    <w:p>
+      <w:pPr>
+        <w:pStyle w:val="ListParagraph"/>
+        <w:tabs>
+          <w:tab w:val="left" w:pos="3828"/>
+        </w:tabs>
+        <w:jc w:val="center"/>
+        <w:rPr>
+          <w:sz w:val="36"/>
+          <w:szCs w:val="36"/>
+          <w:u w:val="single"/>
+        </w:rPr>
+      </w:pPr>
+      <w:r>
+        <w:rPr>
+          <w:sz w:val="36"/>
+          <w:szCs w:val="36"/>
+          <w:u w:val="single"/>
+        </w:rPr>
+        <w:t xml:space="preserve">Course </w:t>
+      </w:r>
+      <w:r>
+        <w:rPr>
+          <w:sz w:val="36"/>
+          <w:szCs w:val="36"/>
+          <w:u w:val="single"/>
+        </w:rPr>
+        <w:t>5</w:t>
+      </w:r>
+      <w:r>
+        <w:rPr>
+          <w:sz w:val="36"/>
+          <w:szCs w:val="36"/>
+          <w:u w:val="single"/>
+        </w:rPr>
+        <w:t xml:space="preserve">: </w:t>
+      </w:r>
+      <w:r>
+        <w:rPr>
+          <w:sz w:val="36"/>
+          <w:szCs w:val="36"/>
+          <w:u w:val="single"/>
+        </w:rPr>
+        <w:t>Sequence Models</w:t>
+      </w:r>
+    </w:p>
+    <w:p>
+      <w:pPr>
+        <w:pStyle w:val="ListParagraph"/>
+        <w:tabs>
+          <w:tab w:val="left" w:pos="3828"/>
+        </w:tabs>
+        <w:rPr>
+          <w:sz w:val="36"/>
+          <w:szCs w:val="36"/>
+          <w:u w:val="single"/>
+        </w:rPr>
+      </w:pPr>
+    </w:p>
+    <w:p>
+      <w:pPr>
+        <w:pStyle w:val="ListParagraph"/>
+        <w:numPr>
+          <w:ilvl w:val="0"/>
+          <w:numId w:val="9"/>
+        </w:numPr>
+        <w:tabs>
+          <w:tab w:val="left" w:pos="3828"/>
+        </w:tabs>
+        <w:rPr>
+          <w:rFonts w:eastAsiaTheme="minorEastAsia"/>
+          <w:sz w:val="24"/>
+          <w:szCs w:val="24"/>
+        </w:rPr>
+      </w:pPr>
+      <w:r>
+        <w:rPr>
+          <w:rFonts w:eastAsiaTheme="minorEastAsia"/>
+          <w:sz w:val="24"/>
+          <w:szCs w:val="24"/>
+        </w:rPr>
+        <w:t>Sequence Models are used for working on sequence data (at least input or output contains a sequence data)</w:t>
+      </w:r>
+      <w:r>
+        <w:rPr>
+          <w:rFonts w:eastAsiaTheme="minorEastAsia"/>
+          <w:sz w:val="24"/>
+          <w:szCs w:val="24"/>
+        </w:rPr>
+        <w:t xml:space="preserve">. This involves Text2Speech, Music Generation, DNA Analysis, </w:t>
+      </w:r>
+      <w:r>
+        <w:rPr>
+          <w:rFonts w:eastAsiaTheme="minorEastAsia"/>
+          <w:sz w:val="24"/>
+          <w:szCs w:val="24"/>
+        </w:rPr>
+        <w:t>Sentiment Classification, etc.</w:t>
+      </w:r>
+    </w:p>
+    <w:p>
+      <w:pPr>
+        <w:pStyle w:val="ListParagraph"/>
+        <w:tabs>
+          <w:tab w:val="left" w:pos="3828"/>
+        </w:tabs>
+        <w:rPr>
+          <w:rFonts w:eastAsiaTheme="minorEastAsia"/>
+          <w:sz w:val="24"/>
+          <w:szCs w:val="24"/>
+        </w:rPr>
+      </w:pPr>
+    </w:p>
+    <w:p>
+      <w:pPr>
+        <w:pStyle w:val="ListParagraph"/>
+        <w:numPr>
+          <w:ilvl w:val="0"/>
+          <w:numId w:val="9"/>
+        </w:numPr>
+        <w:tabs>
+          <w:tab w:val="left" w:pos="3828"/>
+        </w:tabs>
+        <w:rPr>
+          <w:rFonts w:eastAsiaTheme="minorEastAsia"/>
+          <w:sz w:val="24"/>
+          <w:szCs w:val="24"/>
+        </w:rPr>
+      </w:pPr>
+      <w:r>
+        <w:rPr>
+          <w:rFonts w:eastAsiaTheme="minorEastAsia"/>
+          <w:sz w:val="24"/>
+          <w:szCs w:val="24"/>
+        </w:rPr>
+        <w:t xml:space="preserve">Words in a sentence can be described by a </w:t>
+      </w:r>
+      <w:r>
+        <w:rPr>
+          <w:rFonts w:eastAsiaTheme="minorEastAsia"/>
+          <w:sz w:val="24"/>
+          <w:szCs w:val="24"/>
+        </w:rPr>
+        <w:t>vocabulary and one-hot encoding can be used to denote it in vector form.</w:t>
+      </w:r>
+    </w:p>
+    <w:p>
+      <w:pPr>
+        <w:pStyle w:val="ListParagraph"/>
+        <w:rPr>
+          <w:rFonts w:eastAsiaTheme="minorEastAsia"/>
+          <w:sz w:val="24"/>
+          <w:szCs w:val="24"/>
+        </w:rPr>
+      </w:pPr>
+    </w:p>
+    <w:p>
+      <w:pPr>
+        <w:pStyle w:val="ListParagraph"/>
+        <w:numPr>
+          <w:ilvl w:val="0"/>
+          <w:numId w:val="9"/>
+        </w:numPr>
+        <w:tabs>
+          <w:tab w:val="left" w:pos="3828"/>
+        </w:tabs>
+        <w:rPr>
+          <w:rFonts w:eastAsiaTheme="minorEastAsia"/>
+          <w:sz w:val="24"/>
+          <w:szCs w:val="24"/>
+        </w:rPr>
+      </w:pPr>
+      <w:r>
+        <w:rPr>
+          <w:rFonts w:eastAsiaTheme="minorEastAsia"/>
+          <w:sz w:val="24"/>
+          <w:szCs w:val="24"/>
+        </w:rPr>
+        <w:t>R</w:t>
+      </w:r>
+      <w:r>
+        <w:rPr>
+          <w:rFonts w:eastAsiaTheme="minorEastAsia"/>
+          <w:sz w:val="24"/>
+          <w:szCs w:val="24"/>
+        </w:rPr>
+        <w:t>ecurrent Neural Networks:</w:t>
+      </w:r>
+    </w:p>
+    <w:p>
+      <w:pPr>
+        <w:pStyle w:val="ListParagraph"/>
+        <w:rPr>
+          <w:rFonts w:eastAsiaTheme="minorEastAsia"/>
+          <w:sz w:val="24"/>
+          <w:szCs w:val="24"/>
+        </w:rPr>
+      </w:pPr>
+    </w:p>
+    <w:p>
+      <w:pPr>
+        <w:pStyle w:val="ListParagraph"/>
+        <w:tabs>
+          <w:tab w:val="left" w:pos="3828"/>
+        </w:tabs>
+        <w:rPr>
+          <w:rFonts w:eastAsiaTheme="minorEastAsia"/>
+          <w:sz w:val="24"/>
+          <w:szCs w:val="24"/>
+        </w:rPr>
+      </w:pPr>
+      <w:r>
+        <w:rPr>
+          <w:rFonts w:eastAsiaTheme="minorEastAsia"/>
+          <w:noProof/>
+          <w:sz w:val="24"/>
+          <w:szCs w:val="24"/>
+        </w:rPr>
+        <w:drawing>
+          <wp:anchor distT="0" distB="0" distL="114300" distR="114300" simplePos="0" relativeHeight="251744256" behindDoc="0" locked="0" layoutInCell="1" allowOverlap="1" wp14:anchorId="22A45227" wp14:editId="6E822813">
+            <wp:simplePos x="0" y="0"/>
+            <wp:positionH relativeFrom="column">
+              <wp:posOffset>556260</wp:posOffset>
+            </wp:positionH>
+            <wp:positionV relativeFrom="paragraph">
+              <wp:posOffset>5780</wp:posOffset>
+            </wp:positionV>
+            <wp:extent cx="2930525" cy="1261110"/>
+            <wp:effectExtent l="0" t="0" r="3175" b="0"/>
+            <wp:wrapSquare wrapText="bothSides"/>
+            <wp:docPr id="1193992652" name="Picture 1"/>
+            <wp:cNvGraphicFramePr>
+              <a:graphicFrameLocks xmlns:a="http://schemas.openxmlformats.org/drawingml/2006/main" noChangeAspect="1"/>
+            </wp:cNvGraphicFramePr>
+            <a:graphic xmlns:a="http://schemas.openxmlformats.org/drawingml/2006/main">
+              <a:graphicData uri="http://schemas.openxmlformats.org/drawingml/2006/picture">
+                <pic:pic xmlns:pic="http://schemas.openxmlformats.org/drawingml/2006/picture">
+                  <pic:nvPicPr>
+                    <pic:cNvPr id="1193992652" name=""/>
+                    <pic:cNvPicPr/>
+                  </pic:nvPicPr>
+                  <pic:blipFill>
+                    <a:blip r:embed="rId118" cstate="print">
+                      <a:extLst>
+                        <a:ext uri="{28A0092B-C50C-407E-A947-70E740481C1C}">
+                          <a14:useLocalDpi xmlns:a14="http://schemas.microsoft.com/office/drawing/2010/main" val="0"/>
+                        </a:ext>
+                      </a:extLst>
+                    </a:blip>
+                    <a:stretch>
+                      <a:fillRect/>
+                    </a:stretch>
+                  </pic:blipFill>
+                  <pic:spPr>
+                    <a:xfrm>
+                      <a:off x="0" y="0"/>
+                      <a:ext cx="2930525" cy="1261110"/>
+                    </a:xfrm>
+                    <a:prstGeom prst="rect">
+                      <a:avLst/>
+                    </a:prstGeom>
+                  </pic:spPr>
+                </pic:pic>
+              </a:graphicData>
+            </a:graphic>
+            <wp14:sizeRelH relativeFrom="margin">
+              <wp14:pctWidth>0</wp14:pctWidth>
+            </wp14:sizeRelH>
+            <wp14:sizeRelV relativeFrom="margin">
+              <wp14:pctHeight>0</wp14:pctHeight>
+            </wp14:sizeRelV>
+          </wp:anchor>
+        </w:drawing>
+      </w:r>
+    </w:p>
+    <w:p>
+      <w:pPr>
+        <w:pStyle w:val="ListParagraph"/>
+        <w:rPr>
+          <w:rFonts w:eastAsiaTheme="minorEastAsia"/>
+          <w:sz w:val="24"/>
+          <w:szCs w:val="24"/>
+        </w:rPr>
+      </w:pPr>
+      <w:r>
+        <w:rPr>
+          <w:rFonts w:eastAsiaTheme="minorEastAsia"/>
+          <w:noProof/>
+          <w:sz w:val="24"/>
+          <w:szCs w:val="24"/>
+        </w:rPr>
+        <w:drawing>
+          <wp:anchor distT="0" distB="0" distL="114300" distR="114300" simplePos="0" relativeHeight="251743232" behindDoc="0" locked="0" layoutInCell="1" allowOverlap="1" wp14:anchorId="1C389DE1" wp14:editId="670F9E3F">
+            <wp:simplePos x="0" y="0"/>
+            <wp:positionH relativeFrom="column">
+              <wp:posOffset>3543429</wp:posOffset>
+            </wp:positionH>
+            <wp:positionV relativeFrom="paragraph">
+              <wp:posOffset>250818</wp:posOffset>
+            </wp:positionV>
+            <wp:extent cx="2607459" cy="743802"/>
+            <wp:effectExtent l="0" t="0" r="2540" b="0"/>
+            <wp:wrapSquare wrapText="bothSides"/>
+            <wp:docPr id="651673037" name="Picture 1"/>
+            <wp:cNvGraphicFramePr>
+              <a:graphicFrameLocks xmlns:a="http://schemas.openxmlformats.org/drawingml/2006/main" noChangeAspect="1"/>
+            </wp:cNvGraphicFramePr>
+            <a:graphic xmlns:a="http://schemas.openxmlformats.org/drawingml/2006/main">
+              <a:graphicData uri="http://schemas.openxmlformats.org/drawingml/2006/picture">
+                <pic:pic xmlns:pic="http://schemas.openxmlformats.org/drawingml/2006/picture">
+                  <pic:nvPicPr>
+                    <pic:cNvPr id="651673037" name=""/>
+                    <pic:cNvPicPr/>
+                  </pic:nvPicPr>
+                  <pic:blipFill rotWithShape="1">
+                    <a:blip r:embed="rId119">
+                      <a:extLst>
+                        <a:ext uri="{28A0092B-C50C-407E-A947-70E740481C1C}">
+                          <a14:useLocalDpi xmlns:a14="http://schemas.microsoft.com/office/drawing/2010/main" val="0"/>
+                        </a:ext>
+                      </a:extLst>
+                    </a:blip>
+                    <a:srcRect t="6329" b="9266"/>
+                    <a:stretch>
+                      <a:fillRect/>
+                    </a:stretch>
+                  </pic:blipFill>
+                  <pic:spPr bwMode="auto">
+                    <a:xfrm>
+                      <a:off x="0" y="0"/>
+                      <a:ext cx="2607459" cy="743802"/>
+                    </a:xfrm>
+                    <a:prstGeom prst="rect">
+                      <a:avLst/>
+                    </a:prstGeom>
+                    <a:ln>
+                      <a:noFill/>
+                    </a:ln>
+                    <a:extLst>
+                      <a:ext uri="{53640926-AAD7-44D8-BBD7-CCE9431645EC}">
+                        <a14:shadowObscured xmlns:a14="http://schemas.microsoft.com/office/drawing/2010/main"/>
+                      </a:ext>
+                    </a:extLst>
+                  </pic:spPr>
+                </pic:pic>
+              </a:graphicData>
+            </a:graphic>
+          </wp:anchor>
+        </w:drawing>
+      </w:r>
+    </w:p>
+    <w:p>
+      <w:pPr>
+        <w:pStyle w:val="ListParagraph"/>
+        <w:tabs>
+          <w:tab w:val="left" w:pos="3828"/>
+        </w:tabs>
+        <w:rPr>
+          <w:rFonts w:eastAsiaTheme="minorEastAsia"/>
+          <w:sz w:val="24"/>
+          <w:szCs w:val="24"/>
+        </w:rPr>
+      </w:pPr>
+    </w:p>
+    <w:p>
+      <w:pPr>
+        <w:pStyle w:val="ListParagraph"/>
+        <w:tabs>
+          <w:tab w:val="left" w:pos="3828"/>
+        </w:tabs>
+        <w:rPr>
+          <w:rFonts w:eastAsiaTheme="minorEastAsia"/>
+          <w:sz w:val="24"/>
+          <w:szCs w:val="24"/>
+        </w:rPr>
+      </w:pPr>
+      <w:r>
+        <w:rPr>
+          <w:rFonts w:eastAsiaTheme="minorEastAsia"/>
+          <w:noProof/>
+          <w:sz w:val="24"/>
+          <w:szCs w:val="24"/>
+        </w:rPr>
+        <w:drawing>
+          <wp:anchor distT="0" distB="0" distL="114300" distR="114300" simplePos="0" relativeHeight="251745280" behindDoc="0" locked="0" layoutInCell="1" allowOverlap="1" wp14:anchorId="399E8B9D" wp14:editId="11CB1844">
+            <wp:simplePos x="0" y="0"/>
+            <wp:positionH relativeFrom="column">
+              <wp:posOffset>1163320</wp:posOffset>
+            </wp:positionH>
+            <wp:positionV relativeFrom="paragraph">
+              <wp:posOffset>185420</wp:posOffset>
+            </wp:positionV>
+            <wp:extent cx="3495675" cy="494030"/>
+            <wp:effectExtent l="0" t="0" r="9525" b="1270"/>
+            <wp:wrapSquare wrapText="bothSides"/>
+            <wp:docPr id="882447458" name="Picture 1"/>
+            <wp:cNvGraphicFramePr>
+              <a:graphicFrameLocks xmlns:a="http://schemas.openxmlformats.org/drawingml/2006/main" noChangeAspect="1"/>
+            </wp:cNvGraphicFramePr>
+            <a:graphic xmlns:a="http://schemas.openxmlformats.org/drawingml/2006/main">
+              <a:graphicData uri="http://schemas.openxmlformats.org/drawingml/2006/picture">
+                <pic:pic xmlns:pic="http://schemas.openxmlformats.org/drawingml/2006/picture">
+                  <pic:nvPicPr>
+                    <pic:cNvPr id="882447458" name=""/>
+                    <pic:cNvPicPr/>
+                  </pic:nvPicPr>
+                  <pic:blipFill>
+                    <a:blip r:embed="rId120">
+                      <a:extLst>
+                        <a:ext uri="{28A0092B-C50C-407E-A947-70E740481C1C}">
+                          <a14:useLocalDpi xmlns:a14="http://schemas.microsoft.com/office/drawing/2010/main" val="0"/>
+                        </a:ext>
+                      </a:extLst>
+                    </a:blip>
+                    <a:stretch>
+                      <a:fillRect/>
+                    </a:stretch>
+                  </pic:blipFill>
+                  <pic:spPr>
+                    <a:xfrm>
+                      <a:off x="0" y="0"/>
+                      <a:ext cx="3495675" cy="494030"/>
+                    </a:xfrm>
+                    <a:prstGeom prst="rect">
+                      <a:avLst/>
+                    </a:prstGeom>
+                  </pic:spPr>
+                </pic:pic>
+              </a:graphicData>
+            </a:graphic>
+            <wp14:sizeRelH relativeFrom="margin">
+              <wp14:pctWidth>0</wp14:pctWidth>
+            </wp14:sizeRelH>
+            <wp14:sizeRelV relativeFrom="margin">
+              <wp14:pctHeight>0</wp14:pctHeight>
+            </wp14:sizeRelV>
+          </wp:anchor>
+        </w:drawing>
+      </w:r>
+    </w:p>
+    <w:p>
+      <w:pPr>
+        <w:pStyle w:val="ListParagraph"/>
+        <w:tabs>
+          <w:tab w:val="left" w:pos="3828"/>
+        </w:tabs>
+        <w:rPr>
+          <w:rFonts w:eastAsiaTheme="minorEastAsia"/>
+          <w:sz w:val="24"/>
+          <w:szCs w:val="24"/>
+        </w:rPr>
+      </w:pPr>
+      <w:r>
+        <w:rPr>
+          <w:rFonts w:eastAsiaTheme="minorEastAsia"/>
+          <w:sz w:val="24"/>
+          <w:szCs w:val="24"/>
+        </w:rPr>
+        <w:t xml:space="preserve">Loss </w:t>
+      </w:r>
+      <w:proofErr w:type="spellStart"/>
+      <w:proofErr w:type="gramStart"/>
+      <w:r>
+        <w:rPr>
+          <w:rFonts w:eastAsiaTheme="minorEastAsia"/>
+          <w:sz w:val="24"/>
+          <w:szCs w:val="24"/>
+        </w:rPr>
+        <w:t>F</w:t>
+      </w:r>
+      <w:r>
+        <w:rPr>
+          <w:rFonts w:eastAsiaTheme="minorEastAsia"/>
+          <w:sz w:val="24"/>
+          <w:szCs w:val="24"/>
+          <w:vertAlign w:val="superscript"/>
+        </w:rPr>
+        <w:t>n</w:t>
+      </w:r>
+      <w:proofErr w:type="spellEnd"/>
+      <w:r>
+        <w:rPr>
+          <w:rFonts w:eastAsiaTheme="minorEastAsia"/>
+          <w:sz w:val="24"/>
+          <w:szCs w:val="24"/>
+          <w:vertAlign w:val="superscript"/>
+        </w:rPr>
+        <w:t xml:space="preserve"> </w:t>
+      </w:r>
+      <w:r>
+        <w:rPr>
+          <w:rFonts w:eastAsiaTheme="minorEastAsia"/>
+          <w:sz w:val="24"/>
+          <w:szCs w:val="24"/>
+        </w:rPr>
+        <w:t>:</w:t>
+      </w:r>
+      <w:proofErr w:type="gramEnd"/>
+      <w:r>
+        <w:rPr>
+          <w:rFonts w:eastAsiaTheme="minorEastAsia"/>
+          <w:sz w:val="24"/>
+          <w:szCs w:val="24"/>
+        </w:rPr>
+        <w:t xml:space="preserve">- </w:t>
+      </w:r>
+    </w:p>
+    <w:p>
+      <w:pPr>
+        <w:pStyle w:val="ListParagraph"/>
+        <w:tabs>
+          <w:tab w:val="left" w:pos="3828"/>
+        </w:tabs>
+        <w:rPr>
+          <w:rFonts w:eastAsiaTheme="minorEastAsia"/>
+          <w:sz w:val="24"/>
+          <w:szCs w:val="24"/>
+        </w:rPr>
+      </w:pPr>
+      <w:r>
+        <w:rPr>
+          <w:rFonts w:eastAsiaTheme="minorEastAsia"/>
+          <w:noProof/>
+          <w:sz w:val="24"/>
+          <w:szCs w:val="24"/>
+        </w:rPr>
+        <mc:AlternateContent>
+          <mc:Choice Requires="aink">
+            <w:drawing>
+              <wp:anchor distT="0" distB="0" distL="114300" distR="114300" simplePos="0" relativeHeight="251755520" behindDoc="0" locked="0" layoutInCell="1" allowOverlap="1" wp14:anchorId="45E16363" wp14:editId="02D4BD01">
+                <wp:simplePos x="0" y="0"/>
+                <wp:positionH relativeFrom="column">
+                  <wp:posOffset>1461135</wp:posOffset>
+                </wp:positionH>
+                <wp:positionV relativeFrom="paragraph">
+                  <wp:posOffset>81915</wp:posOffset>
+                </wp:positionV>
+                <wp:extent cx="64970" cy="36720"/>
+                <wp:effectExtent l="38100" t="38100" r="49530" b="40005"/>
+                <wp:wrapNone/>
+                <wp:docPr id="2005628601" name="Ink 28"/>
+                <wp:cNvGraphicFramePr/>
+                <a:graphic xmlns:a="http://schemas.openxmlformats.org/drawingml/2006/main">
+                  <a:graphicData uri="http://schemas.microsoft.com/office/word/2010/wordprocessingInk">
+                    <w14:contentPart bwMode="auto" r:id="rId121">
+                      <w14:nvContentPartPr>
+                        <w14:cNvContentPartPr/>
+                      </w14:nvContentPartPr>
+                      <w14:xfrm>
+                        <a:off x="0" y="0"/>
+                        <a:ext cx="64970" cy="36720"/>
+                      </w14:xfrm>
+                    </w14:contentPart>
+                  </a:graphicData>
+                </a:graphic>
+              </wp:anchor>
+            </w:drawing>
+          </mc:Choice>
+          <mc:Fallback>
+            <w:drawing>
+              <wp:anchor distT="0" distB="0" distL="114300" distR="114300" simplePos="0" relativeHeight="251755520" behindDoc="0" locked="0" layoutInCell="1" allowOverlap="1" wp14:anchorId="45E16363" wp14:editId="02D4BD01">
+                <wp:simplePos x="0" y="0"/>
+                <wp:positionH relativeFrom="column">
+                  <wp:posOffset>1461135</wp:posOffset>
+                </wp:positionH>
+                <wp:positionV relativeFrom="paragraph">
+                  <wp:posOffset>81915</wp:posOffset>
+                </wp:positionV>
+                <wp:extent cx="64970" cy="36720"/>
+                <wp:effectExtent l="38100" t="38100" r="49530" b="40005"/>
+                <wp:wrapNone/>
+                <wp:docPr id="2005628601" name="Ink 28"/>
+                <wp:cNvGraphicFramePr/>
+                <a:graphic xmlns:a="http://schemas.openxmlformats.org/drawingml/2006/main">
+                  <a:graphicData uri="http://schemas.openxmlformats.org/drawingml/2006/picture">
+                    <pic:pic xmlns:pic="http://schemas.openxmlformats.org/drawingml/2006/picture">
+                      <pic:nvPicPr>
+                        <pic:cNvPr id="2005628601" name="Ink 28"/>
+                        <pic:cNvPicPr/>
+                      </pic:nvPicPr>
+                      <pic:blipFill>
+                        <a:blip r:embed="rId122"/>
+                        <a:stretch>
+                          <a:fillRect/>
+                        </a:stretch>
+                      </pic:blipFill>
+                      <pic:spPr>
+                        <a:xfrm>
+                          <a:off x="0" y="0"/>
+                          <a:ext cx="82755" cy="144360"/>
+                        </a:xfrm>
+                        <a:prstGeom prst="rect">
+                          <a:avLst/>
+                        </a:prstGeom>
+                      </pic:spPr>
+                    </pic:pic>
+                  </a:graphicData>
+                </a:graphic>
+              </wp:anchor>
+            </w:drawing>
+          </mc:Fallback>
+        </mc:AlternateContent>
+      </w:r>
+      <w:r>
+        <w:rPr>
+          <w:rFonts w:eastAsiaTheme="minorEastAsia"/>
+          <w:noProof/>
+          <w:sz w:val="24"/>
+          <w:szCs w:val="24"/>
+        </w:rPr>
+        <mc:AlternateContent>
+          <mc:Choice Requires="wpi">
+            <w:drawing>
+              <wp:anchor distT="0" distB="0" distL="114300" distR="114300" simplePos="0" relativeHeight="251751424" behindDoc="0" locked="0" layoutInCell="1" allowOverlap="1" wp14:anchorId="743A4B7F" wp14:editId="1C8E2489">
+                <wp:simplePos x="0" y="0"/>
+                <wp:positionH relativeFrom="column">
+                  <wp:posOffset>1975345</wp:posOffset>
+                </wp:positionH>
+                <wp:positionV relativeFrom="paragraph">
+                  <wp:posOffset>150911</wp:posOffset>
+                </wp:positionV>
+                <wp:extent cx="360" cy="360"/>
+                <wp:effectExtent l="95250" t="152400" r="95250" b="152400"/>
+                <wp:wrapNone/>
+                <wp:docPr id="221189510" name="Ink 6"/>
+                <wp:cNvGraphicFramePr/>
+                <a:graphic xmlns:a="http://schemas.openxmlformats.org/drawingml/2006/main">
+                  <a:graphicData uri="http://schemas.microsoft.com/office/word/2010/wordprocessingInk">
+                    <w14:contentPart bwMode="auto" r:id="rId123">
+                      <w14:nvContentPartPr>
+                        <w14:cNvContentPartPr/>
+                      </w14:nvContentPartPr>
+                      <w14:xfrm>
+                        <a:off x="0" y="0"/>
+                        <a:ext cx="360" cy="360"/>
+                      </w14:xfrm>
+                    </w14:contentPart>
+                  </a:graphicData>
+                </a:graphic>
+              </wp:anchor>
+            </w:drawing>
+          </mc:Choice>
+          <mc:Fallback>
+            <w:pict>
+              <v:shapetype w14:anchorId="2CFD7C54" id="_x0000_t75" coordsize="21600,21600" o:spt="75" o:preferrelative="t" path="m@4@5l@4@11@9@11@9@5xe" filled="f" stroked="f">
+                <v:stroke joinstyle="miter"/>
+                <v:formulas>
+                  <v:f eqn="if lineDrawn pixelLineWidth 0"/>
+                  <v:f eqn="sum @0 1 0"/>
+                  <v:f eqn="sum 0 0 @1"/>
+                  <v:f eqn="prod @2 1 2"/>
+                  <v:f eqn="prod @3 21600 pixelWidth"/>
+                  <v:f eqn="prod @3 21600 pixelHeight"/>
+                  <v:f eqn="sum @0 0 1"/>
+                  <v:f eqn="prod @6 1 2"/>
+                  <v:f eqn="prod @7 21600 pixelWidth"/>
+                  <v:f eqn="sum @8 21600 0"/>
+                  <v:f eqn="prod @7 21600 pixelHeight"/>
+                  <v:f eqn="sum @10 21600 0"/>
+                </v:formulas>
+                <v:path o:extrusionok="f" gradientshapeok="t" o:connecttype="rect"/>
+                <o:lock v:ext="edit" aspectratio="t"/>
+              </v:shapetype>
+              <v:shape id="Ink 6" o:spid="_x0000_s1026" type="#_x0000_t75" style="position:absolute;margin-left:151.3pt;margin-top:3.4pt;width:8.55pt;height:17.05pt;z-index:251751424;visibility:visible;mso-wrap-style:square;mso-wrap-distance-left:9pt;mso-wrap-distance-top:0;mso-wrap-distance-right:9pt;mso-wrap-distance-bottom:0;mso-position-horizontal:absolute;mso-position-horizontal-relative:text;mso-position-vertical:absolute;mso-position-vertical-relative:text" o:gfxdata="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">
+                <v:imagedata r:id="rId124" o:title=""/>
+              </v:shape>
+            </w:pict>
+          </mc:Fallback>
+        </mc:AlternateContent>
+      </w:r>
+    </w:p>
+    <w:p>
+      <w:pPr>
+        <w:pStyle w:val="ListParagraph"/>
+        <w:tabs>
+          <w:tab w:val="left" w:pos="3828"/>
+        </w:tabs>
+        <w:rPr>
+          <w:rFonts w:eastAsiaTheme="minorEastAsia"/>
+          <w:sz w:val="24"/>
+          <w:szCs w:val="24"/>
+        </w:rPr>
+      </w:pPr>
+      <w:r>
+        <w:rPr>
+          <w:rFonts w:eastAsiaTheme="minorEastAsia"/>
+          <w:noProof/>
+          <w:sz w:val="24"/>
+          <w:szCs w:val="24"/>
+        </w:rPr>
+        <mc:AlternateContent>
+          <mc:Choice Requires="aink">
+            <w:drawing>
+              <wp:anchor distT="0" distB="0" distL="114300" distR="114300" simplePos="0" relativeHeight="251756544" behindDoc="0" locked="0" layoutInCell="1" allowOverlap="1" wp14:anchorId="628C9184" wp14:editId="4CF893E3">
+                <wp:simplePos x="0" y="0"/>
+                <wp:positionH relativeFrom="column">
+                  <wp:posOffset>1760065</wp:posOffset>
+                </wp:positionH>
+                <wp:positionV relativeFrom="paragraph">
+                  <wp:posOffset>-113469</wp:posOffset>
+                </wp:positionV>
+                <wp:extent cx="89280" cy="242640"/>
+                <wp:effectExtent l="38100" t="38100" r="44450" b="43180"/>
+                <wp:wrapNone/>
+                <wp:docPr id="215771663" name="Ink 29"/>
+                <wp:cNvGraphicFramePr/>
+                <a:graphic xmlns:a="http://schemas.openxmlformats.org/drawingml/2006/main">
+                  <a:graphicData uri="http://schemas.microsoft.com/office/word/2010/wordprocessingInk">
+                    <w14:contentPart bwMode="auto" r:id="rId125">
+                      <w14:nvContentPartPr>
+                        <w14:cNvContentPartPr/>
+                      </w14:nvContentPartPr>
+                      <w14:xfrm>
+                        <a:off x="0" y="0"/>
+                        <a:ext cx="89280" cy="242640"/>
+                      </w14:xfrm>
+                    </w14:contentPart>
+                  </a:graphicData>
+                </a:graphic>
+              </wp:anchor>
+            </w:drawing>
+          </mc:Choice>
+          <mc:Fallback>
+            <w:drawing>
+              <wp:anchor distT="0" distB="0" distL="114300" distR="114300" simplePos="0" relativeHeight="251756544" behindDoc="0" locked="0" layoutInCell="1" allowOverlap="1" wp14:anchorId="628C9184" wp14:editId="4CF893E3">
+                <wp:simplePos x="0" y="0"/>
+                <wp:positionH relativeFrom="column">
+                  <wp:posOffset>1760065</wp:posOffset>
+                </wp:positionH>
+                <wp:positionV relativeFrom="paragraph">
+                  <wp:posOffset>-113469</wp:posOffset>
+                </wp:positionV>
+                <wp:extent cx="89280" cy="242640"/>
+                <wp:effectExtent l="38100" t="38100" r="44450" b="43180"/>
+                <wp:wrapNone/>
+                <wp:docPr id="215771663" name="Ink 29"/>
+                <wp:cNvGraphicFramePr/>
+                <a:graphic xmlns:a="http://schemas.openxmlformats.org/drawingml/2006/main">
+                  <a:graphicData uri="http://schemas.openxmlformats.org/drawingml/2006/picture">
+                    <pic:pic xmlns:pic="http://schemas.openxmlformats.org/drawingml/2006/picture">
+                      <pic:nvPicPr>
+                        <pic:cNvPr id="215771663" name="Ink 29"/>
+                        <pic:cNvPicPr/>
+                      </pic:nvPicPr>
+                      <pic:blipFill>
+                        <a:blip r:embed="rId126"/>
+                        <a:stretch>
+                          <a:fillRect/>
+                        </a:stretch>
+                      </pic:blipFill>
+                      <pic:spPr>
+                        <a:xfrm>
+                          <a:off x="0" y="0"/>
+                          <a:ext cx="106920" cy="350280"/>
+                        </a:xfrm>
+                        <a:prstGeom prst="rect">
+                          <a:avLst/>
+                        </a:prstGeom>
+                      </pic:spPr>
+                    </pic:pic>
+                  </a:graphicData>
+                </a:graphic>
+              </wp:anchor>
+            </w:drawing>
+          </mc:Fallback>
+        </mc:AlternateContent>
+      </w:r>
+      <w:r>
+        <w:rPr>
+          <w:rFonts w:eastAsiaTheme="minorEastAsia"/>
+          <w:noProof/>
+          <w:sz w:val="24"/>
+          <w:szCs w:val="24"/>
+        </w:rPr>
+        <mc:AlternateContent>
+          <mc:Choice Requires="aink">
+            <w:drawing>
+              <wp:anchor distT="0" distB="0" distL="114300" distR="114300" simplePos="0" relativeHeight="251752448" behindDoc="0" locked="0" layoutInCell="1" allowOverlap="1" wp14:anchorId="6D98A5F4" wp14:editId="7FD85660">
+                <wp:simplePos x="0" y="0"/>
+                <wp:positionH relativeFrom="column">
+                  <wp:posOffset>1631905</wp:posOffset>
+                </wp:positionH>
+                <wp:positionV relativeFrom="paragraph">
+                  <wp:posOffset>-64509</wp:posOffset>
+                </wp:positionV>
+                <wp:extent cx="182160" cy="276480"/>
+                <wp:effectExtent l="38100" t="38100" r="0" b="47625"/>
+                <wp:wrapNone/>
+                <wp:docPr id="1036099161" name="Ink 23"/>
+                <wp:cNvGraphicFramePr/>
+                <a:graphic xmlns:a="http://schemas.openxmlformats.org/drawingml/2006/main">
+                  <a:graphicData uri="http://schemas.microsoft.com/office/word/2010/wordprocessingInk">
+                    <w14:contentPart bwMode="auto" r:id="rId127">
+                      <w14:nvContentPartPr>
+                        <w14:cNvContentPartPr/>
+                      </w14:nvContentPartPr>
+                      <w14:xfrm>
+                        <a:off x="0" y="0"/>
+                        <a:ext cx="182160" cy="276480"/>
+                      </w14:xfrm>
+                    </w14:contentPart>
+                  </a:graphicData>
+                </a:graphic>
+              </wp:anchor>
+            </w:drawing>
+          </mc:Choice>
+          <mc:Fallback>
+            <w:drawing>
+              <wp:anchor distT="0" distB="0" distL="114300" distR="114300" simplePos="0" relativeHeight="251752448" behindDoc="0" locked="0" layoutInCell="1" allowOverlap="1" wp14:anchorId="6D98A5F4" wp14:editId="7FD85660">
+                <wp:simplePos x="0" y="0"/>
+                <wp:positionH relativeFrom="column">
+                  <wp:posOffset>1631905</wp:posOffset>
+                </wp:positionH>
+                <wp:positionV relativeFrom="paragraph">
+                  <wp:posOffset>-64509</wp:posOffset>
+                </wp:positionV>
+                <wp:extent cx="182160" cy="276480"/>
+                <wp:effectExtent l="38100" t="38100" r="0" b="47625"/>
+                <wp:wrapNone/>
+                <wp:docPr id="1036099161" name="Ink 23"/>
+                <wp:cNvGraphicFramePr/>
+                <a:graphic xmlns:a="http://schemas.openxmlformats.org/drawingml/2006/main">
+                  <a:graphicData uri="http://schemas.openxmlformats.org/drawingml/2006/picture">
+                    <pic:pic xmlns:pic="http://schemas.openxmlformats.org/drawingml/2006/picture">
+                      <pic:nvPicPr>
+                        <pic:cNvPr id="1036099161" name="Ink 23"/>
+                        <pic:cNvPicPr/>
+                      </pic:nvPicPr>
+                      <pic:blipFill>
+                        <a:blip r:embed="rId128"/>
+                        <a:stretch>
+                          <a:fillRect/>
+                        </a:stretch>
+                      </pic:blipFill>
+                      <pic:spPr>
+                        <a:xfrm>
+                          <a:off x="0" y="0"/>
+                          <a:ext cx="199800" cy="384120"/>
+                        </a:xfrm>
+                        <a:prstGeom prst="rect">
+                          <a:avLst/>
+                        </a:prstGeom>
+                      </pic:spPr>
+                    </pic:pic>
+                  </a:graphicData>
+                </a:graphic>
+              </wp:anchor>
+            </w:drawing>
+          </mc:Fallback>
+        </mc:AlternateContent>
+      </w:r>
+    </w:p>
+    <w:p>
+      <w:pPr>
+        <w:pStyle w:val="ListParagraph"/>
+        <w:tabs>
+          <w:tab w:val="left" w:pos="3828"/>
+        </w:tabs>
+        <w:rPr>
+          <w:rFonts w:eastAsiaTheme="minorEastAsia"/>
+          <w:sz w:val="24"/>
+          <w:szCs w:val="24"/>
+        </w:rPr>
+      </w:pPr>
+      <w:r>
+        <w:rPr>
+          <w:rFonts w:eastAsiaTheme="minorEastAsia"/>
+          <w:sz w:val="24"/>
+          <w:szCs w:val="24"/>
+        </w:rPr>
+        <w:t>Backpropagation through time here occurs in the opposite direction of forward prop.</w:t>
+      </w:r>
+    </w:p>
+    <w:p>
+      <w:pPr>
+        <w:pStyle w:val="ListParagraph"/>
+        <w:tabs>
+          <w:tab w:val="left" w:pos="3828"/>
+        </w:tabs>
+        <w:rPr>
+          <w:rFonts w:eastAsiaTheme="minorEastAsia"/>
+          <w:sz w:val="24"/>
+          <w:szCs w:val="24"/>
+        </w:rPr>
+      </w:pPr>
+    </w:p>
+    <w:p>
+      <w:pPr>
+        <w:pStyle w:val="ListParagraph"/>
+        <w:numPr>
+          <w:ilvl w:val="0"/>
+          <w:numId w:val="9"/>
+        </w:numPr>
+        <w:tabs>
+          <w:tab w:val="left" w:pos="3828"/>
+        </w:tabs>
+        <w:rPr>
+          <w:rFonts w:eastAsiaTheme="minorEastAsia"/>
+          <w:sz w:val="24"/>
+          <w:szCs w:val="24"/>
+        </w:rPr>
+      </w:pPr>
+      <w:r>
+        <w:rPr>
+          <w:rFonts w:eastAsiaTheme="minorEastAsia"/>
+          <w:sz w:val="24"/>
+          <w:szCs w:val="24"/>
+        </w:rPr>
+        <w:t>Types of RNN</w:t>
+      </w:r>
+      <w:r>
+        <w:rPr>
+          <w:rFonts w:eastAsiaTheme="minorEastAsia"/>
+          <w:sz w:val="24"/>
+          <w:szCs w:val="24"/>
+        </w:rPr>
+        <w:t>:</w:t>
+      </w:r>
+    </w:p>
+    <w:p>
+      <w:pPr>
+        <w:pStyle w:val="ListParagraph"/>
+        <w:tabs>
+          <w:tab w:val="left" w:pos="3828"/>
+        </w:tabs>
+        <w:rPr>
+          <w:rFonts w:eastAsiaTheme="minorEastAsia"/>
+          <w:sz w:val="24"/>
+          <w:szCs w:val="24"/>
+        </w:rPr>
+      </w:pPr>
+      <w:r>
+        <w:rPr>
+          <w:rFonts w:eastAsiaTheme="minorEastAsia"/>
+          <w:sz w:val="24"/>
+          <w:szCs w:val="24"/>
+        </w:rPr>
+        <w:drawing>
+          <wp:anchor distT="0" distB="0" distL="114300" distR="114300" simplePos="0" relativeHeight="251757568" behindDoc="0" locked="0" layoutInCell="1" allowOverlap="1" wp14:anchorId="11FF9B81" wp14:editId="4A028DCC">
+            <wp:simplePos x="0" y="0"/>
+            <wp:positionH relativeFrom="column">
+              <wp:posOffset>459105</wp:posOffset>
+            </wp:positionH>
+            <wp:positionV relativeFrom="paragraph">
+              <wp:posOffset>33594</wp:posOffset>
+            </wp:positionV>
+            <wp:extent cx="4647565" cy="2077720"/>
+            <wp:effectExtent l="0" t="0" r="635" b="0"/>
+            <wp:wrapSquare wrapText="bothSides"/>
+            <wp:docPr id="1659137218" name="Picture 1"/>
+            <wp:cNvGraphicFramePr>
+              <a:graphicFrameLocks xmlns:a="http://schemas.openxmlformats.org/drawingml/2006/main" noChangeAspect="1"/>
+            </wp:cNvGraphicFramePr>
+            <a:graphic xmlns:a="http://schemas.openxmlformats.org/drawingml/2006/main">
+              <a:graphicData uri="http://schemas.openxmlformats.org/drawingml/2006/picture">
+                <pic:pic xmlns:pic="http://schemas.openxmlformats.org/drawingml/2006/picture">
+                  <pic:nvPicPr>
+                    <pic:cNvPr id="1659137218" name=""/>
+                    <pic:cNvPicPr/>
+                  </pic:nvPicPr>
+                  <pic:blipFill>
+                    <a:blip r:embed="rId129">
+                      <a:extLst>
+                        <a:ext uri="{28A0092B-C50C-407E-A947-70E740481C1C}">
+                          <a14:useLocalDpi xmlns:a14="http://schemas.microsoft.com/office/drawing/2010/main" val="0"/>
+                        </a:ext>
+                      </a:extLst>
+                    </a:blip>
+                    <a:stretch>
+                      <a:fillRect/>
+                    </a:stretch>
+                  </pic:blipFill>
+                  <pic:spPr>
+                    <a:xfrm>
+                      <a:off x="0" y="0"/>
+                      <a:ext cx="4647565" cy="2077720"/>
+                    </a:xfrm>
+                    <a:prstGeom prst="rect">
+                      <a:avLst/>
+                    </a:prstGeom>
+                  </pic:spPr>
+                </pic:pic>
+              </a:graphicData>
+            </a:graphic>
+            <wp14:sizeRelH relativeFrom="margin">
+              <wp14:pctWidth>0</wp14:pctWidth>
+            </wp14:sizeRelH>
+            <wp14:sizeRelV relativeFrom="margin">
+              <wp14:pctHeight>0</wp14:pctHeight>
+            </wp14:sizeRelV>
+          </wp:anchor>
+        </w:drawing>
+      </w:r>
+    </w:p>
+    <w:p>
+      <w:pPr>
+        <w:tabs>
+          <w:tab w:val="left" w:pos="3828"/>
+        </w:tabs>
+        <w:rPr>
+          <w:rFonts w:eastAsiaTheme="minorEastAsia"/>
+          <w:sz w:val="24"/>
+          <w:szCs w:val="24"/>
+        </w:rPr>
+      </w:pPr>
+    </w:p>
+    <w:p>
+      <w:pPr>
+        <w:tabs>
+          <w:tab w:val="left" w:pos="3828"/>
+        </w:tabs>
+        <w:rPr>
+          <w:rFonts w:eastAsiaTheme="minorEastAsia"/>
+          <w:sz w:val="24"/>
+          <w:szCs w:val="24"/>
+        </w:rPr>
+      </w:pPr>
+    </w:p>
+    <w:p>
+      <w:pPr>
+        <w:tabs>
+          <w:tab w:val="left" w:pos="3828"/>
+        </w:tabs>
+        <w:rPr>
+          <w:rFonts w:eastAsiaTheme="minorEastAsia"/>
+          <w:sz w:val="24"/>
+          <w:szCs w:val="24"/>
+        </w:rPr>
+      </w:pPr>
+    </w:p>
+    <w:p>
+      <w:pPr>
+        <w:tabs>
+          <w:tab w:val="left" w:pos="3828"/>
+        </w:tabs>
+        <w:rPr>
+          <w:rFonts w:eastAsiaTheme="minorEastAsia"/>
+          <w:sz w:val="24"/>
+          <w:szCs w:val="24"/>
+        </w:rPr>
+      </w:pPr>
+    </w:p>
+    <w:p>
+      <w:pPr>
+        <w:tabs>
+          <w:tab w:val="left" w:pos="3828"/>
+        </w:tabs>
+        <w:rPr>
+          <w:rFonts w:eastAsiaTheme="minorEastAsia"/>
+          <w:sz w:val="24"/>
+          <w:szCs w:val="24"/>
+        </w:rPr>
+      </w:pPr>
+    </w:p>
+    <w:p>
+      <w:pPr>
+        <w:tabs>
+          <w:tab w:val="left" w:pos="3828"/>
+        </w:tabs>
+        <w:rPr>
+          <w:rFonts w:eastAsiaTheme="minorEastAsia"/>
+          <w:sz w:val="24"/>
+          <w:szCs w:val="24"/>
+        </w:rPr>
+      </w:pPr>
+    </w:p>
+    <w:p>
+      <w:pPr>
+        <w:tabs>
+          <w:tab w:val="left" w:pos="3828"/>
+        </w:tabs>
+        <w:rPr>
+          <w:rFonts w:eastAsiaTheme="minorEastAsia"/>
+          <w:sz w:val="24"/>
+          <w:szCs w:val="24"/>
+        </w:rPr>
+      </w:pPr>
+    </w:p>
+    <w:p>
+      <w:pPr>
+        <w:pStyle w:val="ListParagraph"/>
+        <w:numPr>
+          <w:ilvl w:val="0"/>
+          <w:numId w:val="9"/>
+        </w:numPr>
+        <w:tabs>
+          <w:tab w:val="left" w:pos="3828"/>
+        </w:tabs>
+        <w:rPr>
+          <w:rFonts w:eastAsiaTheme="minorEastAsia"/>
+          <w:sz w:val="24"/>
+          <w:szCs w:val="24"/>
+        </w:rPr>
+      </w:pPr>
+      <w:r>
+        <w:rPr>
+          <w:rFonts w:eastAsiaTheme="minorEastAsia"/>
+          <w:b/>
+          <w:bCs/>
+          <w:sz w:val="24"/>
+          <w:szCs w:val="24"/>
+        </w:rPr>
+        <w:t xml:space="preserve">Language Models: </w:t>
+      </w:r>
+    </w:p>
+    <w:p>
+      <w:pPr>
+        <w:pStyle w:val="ListParagraph"/>
+        <w:tabs>
+          <w:tab w:val="left" w:pos="3828"/>
+        </w:tabs>
+        <w:rPr>
+          <w:rFonts w:eastAsiaTheme="minorEastAsia"/>
+          <w:sz w:val="24"/>
+          <w:szCs w:val="24"/>
+        </w:rPr>
+      </w:pPr>
+      <w:r>
+        <w:rPr>
+          <w:rFonts w:eastAsiaTheme="minorEastAsia"/>
+          <w:sz w:val="24"/>
+          <w:szCs w:val="24"/>
+        </w:rPr>
+        <w:t xml:space="preserve">For training first tokenize the words. Then </w:t>
+      </w:r>
+      <w:r>
+        <w:rPr>
+          <w:rFonts w:eastAsiaTheme="minorEastAsia"/>
+          <w:sz w:val="24"/>
+          <w:szCs w:val="24"/>
+        </w:rPr>
+        <w:t xml:space="preserve">use the RNN structure and at each token, it should output a prediction of the word being </w:t>
+      </w:r>
+      <w:r>
+        <w:rPr>
+          <w:rFonts w:eastAsiaTheme="minorEastAsia"/>
+          <w:sz w:val="24"/>
+          <w:szCs w:val="24"/>
+        </w:rPr>
+        <w:t>one of the vocabulary words</w:t>
+      </w:r>
+      <w:r>
+        <w:rPr>
+          <w:rFonts w:eastAsiaTheme="minorEastAsia"/>
+          <w:sz w:val="24"/>
+          <w:szCs w:val="24"/>
+        </w:rPr>
+        <w:t xml:space="preserve">. The input to each node is </w:t>
+      </w:r>
+      <w:r>
+        <w:rPr>
+          <w:rFonts w:eastAsiaTheme="minorEastAsia"/>
+          <w:sz w:val="24"/>
+          <w:szCs w:val="24"/>
+        </w:rPr>
+        <w:t>the previous words (correct ones).</w:t>
+      </w:r>
+    </w:p>
+    <w:p>
+      <w:pPr>
+        <w:tabs>
+          <w:tab w:val="left" w:pos="3828"/>
+        </w:tabs>
+        <w:rPr>
+          <w:rFonts w:eastAsiaTheme="minorEastAsia"/>
+          <w:sz w:val="24"/>
+          <w:szCs w:val="24"/>
+        </w:rPr>
+      </w:pPr>
+    </w:p>
+    <w:p>
+      <w:pPr>
+        <w:pStyle w:val="ListParagraph"/>
+        <w:numPr>
+          <w:ilvl w:val="0"/>
+          <w:numId w:val="9"/>
+        </w:numPr>
+        <w:tabs>
+          <w:tab w:val="left" w:pos="3828"/>
+        </w:tabs>
+        <w:rPr>
+          <w:rFonts w:eastAsiaTheme="minorEastAsia"/>
+          <w:b/>
+          <w:bCs/>
+          <w:sz w:val="24"/>
+          <w:szCs w:val="24"/>
+        </w:rPr>
+      </w:pPr>
+      <w:r>
+        <w:rPr>
+          <w:rFonts w:eastAsiaTheme="minorEastAsia"/>
+          <w:b/>
+          <w:bCs/>
+          <w:sz w:val="24"/>
+          <w:szCs w:val="24"/>
+        </w:rPr>
+        <w:t>Sampling a sequence in RNN model</w:t>
+      </w:r>
+      <w:r>
+        <w:rPr>
+          <w:rFonts w:eastAsiaTheme="minorEastAsia"/>
+          <w:sz w:val="24"/>
+          <w:szCs w:val="24"/>
+        </w:rPr>
+        <w:t>: At every token, the output</w:t>
+      </w:r>
+      <w:r>
+        <w:rPr>
+          <w:rFonts w:eastAsiaTheme="minorEastAsia"/>
+          <w:sz w:val="24"/>
+          <w:szCs w:val="24"/>
+        </w:rPr>
+        <w:t>,</w:t>
+      </w:r>
+      <w:r>
+        <w:rPr>
+          <w:rFonts w:eastAsiaTheme="minorEastAsia"/>
+          <w:sz w:val="24"/>
+          <w:szCs w:val="24"/>
+        </w:rPr>
+        <w:t xml:space="preserve"> </w:t>
+      </w:r>
+      <m:oMath>
+        <m:acc>
+          <m:accPr>
+            <m:ctrlPr>
+              <w:rPr>
+                <w:rFonts w:ascii="Cambria Math" w:eastAsiaTheme="minorEastAsia" w:hAnsi="Cambria Math"/>
+                <w:i/>
+                <w:sz w:val="24"/>
+                <w:szCs w:val="24"/>
+              </w:rPr>
+            </m:ctrlPr>
+          </m:accPr>
+          <m:e>
+            <m:r>
+              <w:rPr>
+                <w:rFonts w:ascii="Cambria Math" w:eastAsiaTheme="minorEastAsia" w:hAnsi="Cambria Math"/>
+                <w:sz w:val="24"/>
+                <w:szCs w:val="24"/>
+              </w:rPr>
+              <m:t>y</m:t>
+            </m:r>
+          </m:e>
+        </m:acc>
+      </m:oMath>
+      <w:r>
+        <w:rPr>
+          <w:rFonts w:eastAsiaTheme="minorEastAsia"/>
+          <w:sz w:val="24"/>
+          <w:szCs w:val="24"/>
+        </w:rPr>
+        <w:t xml:space="preserve">, </w:t>
+      </w:r>
+      <w:r>
+        <w:rPr>
+          <w:rFonts w:eastAsiaTheme="minorEastAsia"/>
+          <w:sz w:val="24"/>
+          <w:szCs w:val="24"/>
+        </w:rPr>
+        <w:t>will be generated in form of probabilities. A random probability o</w:t>
+      </w:r>
+      <w:r>
+        <w:rPr>
+          <w:rFonts w:eastAsiaTheme="minorEastAsia"/>
+          <w:sz w:val="24"/>
+          <w:szCs w:val="24"/>
+        </w:rPr>
+        <w:t>utput will be chosen out of those and then passed as an input to the next token.</w:t>
+      </w:r>
+      <w:r>
+        <w:rPr>
+          <w:rFonts w:eastAsiaTheme="minorEastAsia"/>
+          <w:sz w:val="24"/>
+          <w:szCs w:val="24"/>
+        </w:rPr>
+        <w:t xml:space="preserve"> Following the chain and output will be generated.</w:t>
+      </w:r>
+    </w:p>
+    <w:p>
+      <w:pPr>
+        <w:pStyle w:val="ListParagraph"/>
+        <w:tabs>
+          <w:tab w:val="left" w:pos="3828"/>
+        </w:tabs>
+        <w:rPr>
+          <w:rFonts w:eastAsiaTheme="minorEastAsia"/>
+          <w:b/>
+          <w:bCs/>
+          <w:sz w:val="24"/>
+          <w:szCs w:val="24"/>
+        </w:rPr>
+      </w:pPr>
+    </w:p>
+    <w:p>
+      <w:pPr>
+        <w:pStyle w:val="ListParagraph"/>
+        <w:numPr>
+          <w:ilvl w:val="0"/>
+          <w:numId w:val="9"/>
+        </w:numPr>
+        <w:tabs>
+          <w:tab w:val="left" w:pos="3828"/>
+        </w:tabs>
+        <w:rPr>
+          <w:rFonts w:eastAsiaTheme="minorEastAsia"/>
+          <w:b/>
+          <w:bCs/>
+          <w:sz w:val="24"/>
+          <w:szCs w:val="24"/>
+        </w:rPr>
+      </w:pPr>
+      <w:r>
+        <w:rPr>
+          <w:rFonts w:eastAsiaTheme="minorEastAsia"/>
+          <w:sz w:val="24"/>
+          <w:szCs w:val="24"/>
+        </w:rPr>
+        <w:t xml:space="preserve">Instead of word vocabulary, we can also do character level encoding, </w:t>
+      </w:r>
+      <w:r>
+        <w:rPr>
+          <w:rFonts w:eastAsiaTheme="minorEastAsia"/>
+          <w:sz w:val="24"/>
+          <w:szCs w:val="24"/>
+        </w:rPr>
+        <w:t xml:space="preserve">the vocabulary will then contain all the possible alphabets, </w:t>
+      </w:r>
+      <w:r>
+        <w:rPr>
+          <w:rFonts w:eastAsiaTheme="minorEastAsia"/>
+          <w:sz w:val="24"/>
+          <w:szCs w:val="24"/>
+        </w:rPr>
+        <w:t>characters,</w:t>
+      </w:r>
+      <w:r>
+        <w:rPr>
+          <w:rFonts w:eastAsiaTheme="minorEastAsia"/>
+          <w:sz w:val="24"/>
+          <w:szCs w:val="24"/>
+        </w:rPr>
+        <w:t xml:space="preserve"> </w:t>
+      </w:r>
+      <w:r>
+        <w:rPr>
+          <w:rFonts w:eastAsiaTheme="minorEastAsia"/>
+          <w:sz w:val="24"/>
+          <w:szCs w:val="24"/>
+        </w:rPr>
+        <w:t>etc.</w:t>
+      </w:r>
+      <w:r>
+        <w:rPr>
+          <w:rFonts w:eastAsiaTheme="minorEastAsia"/>
+          <w:sz w:val="24"/>
+          <w:szCs w:val="24"/>
+        </w:rPr>
+        <w:t xml:space="preserve"> One advantage of this is that there won’t be any unknown tokens.</w:t>
+      </w:r>
+    </w:p>
+    <w:p>
+      <w:pPr>
+        <w:pStyle w:val="ListParagraph"/>
+        <w:rPr>
+          <w:rFonts w:eastAsiaTheme="minorEastAsia"/>
+          <w:b/>
+          <w:bCs/>
+          <w:sz w:val="24"/>
+          <w:szCs w:val="24"/>
+        </w:rPr>
+      </w:pPr>
+    </w:p>
+    <w:p>
+      <w:pPr>
+        <w:pStyle w:val="ListParagraph"/>
+        <w:numPr>
+          <w:ilvl w:val="0"/>
+          <w:numId w:val="9"/>
+        </w:numPr>
+        <w:tabs>
+          <w:tab w:val="left" w:pos="3828"/>
+        </w:tabs>
+        <w:rPr>
+          <w:rFonts w:eastAsiaTheme="minorEastAsia"/>
+          <w:b/>
+          <w:bCs/>
+          <w:sz w:val="24"/>
+          <w:szCs w:val="24"/>
+        </w:rPr>
+      </w:pPr>
+      <w:r>
+        <w:rPr>
+          <w:rFonts w:eastAsiaTheme="minorEastAsia"/>
+          <w:b/>
+          <w:bCs/>
+          <w:sz w:val="24"/>
+          <w:szCs w:val="24"/>
+        </w:rPr>
+        <w:t xml:space="preserve">Vanishing Gradients in RNN: </w:t>
+      </w:r>
+      <w:r>
+        <w:rPr>
+          <w:rFonts w:eastAsiaTheme="minorEastAsia"/>
+          <w:sz w:val="24"/>
+          <w:szCs w:val="24"/>
+        </w:rPr>
+        <w:t>In t</w:t>
+      </w:r>
+      <w:r>
+        <w:rPr>
+          <w:rFonts w:eastAsiaTheme="minorEastAsia"/>
+          <w:sz w:val="24"/>
+          <w:szCs w:val="24"/>
+        </w:rPr>
+        <w:t>he RNN model</w:t>
+      </w:r>
+      <w:r>
+        <w:rPr>
+          <w:rFonts w:eastAsiaTheme="minorEastAsia"/>
+          <w:sz w:val="24"/>
+          <w:szCs w:val="24"/>
+        </w:rPr>
+        <w:t xml:space="preserve">, long-term dependencies across sentences </w:t>
+      </w:r>
+      <w:r>
+        <w:rPr>
+          <w:rFonts w:eastAsiaTheme="minorEastAsia"/>
+          <w:sz w:val="24"/>
+          <w:szCs w:val="24"/>
+        </w:rPr>
+        <w:t>(which is crucial in language models) are</w:t>
+      </w:r>
+      <w:r>
+        <w:rPr>
+          <w:rFonts w:eastAsiaTheme="minorEastAsia"/>
+          <w:sz w:val="24"/>
+          <w:szCs w:val="24"/>
+        </w:rPr>
+        <w:t xml:space="preserve"> hard to achieve </w:t>
+      </w:r>
+      <w:r>
+        <w:rPr>
+          <w:rFonts w:eastAsiaTheme="minorEastAsia"/>
+          <w:sz w:val="24"/>
+          <w:szCs w:val="24"/>
+        </w:rPr>
+        <w:t xml:space="preserve">due to vanishing gradients problem. Exploding gradients can </w:t>
+      </w:r>
+      <w:r>
+        <w:rPr>
+          <w:rFonts w:eastAsiaTheme="minorEastAsia"/>
+          <w:sz w:val="24"/>
+          <w:szCs w:val="24"/>
+        </w:rPr>
+        <w:t>be solved by gradient clipping.</w:t>
+      </w:r>
+    </w:p>
+    <w:p>
+      <w:pPr>
+        <w:pStyle w:val="ListParagraph"/>
+        <w:rPr>
+          <w:rFonts w:eastAsiaTheme="minorEastAsia"/>
+          <w:b/>
+          <w:bCs/>
+          <w:sz w:val="24"/>
+          <w:szCs w:val="24"/>
+        </w:rPr>
+      </w:pPr>
+    </w:p>
+    <w:p>
+      <w:pPr>
+        <w:pStyle w:val="ListParagraph"/>
+        <w:numPr>
+          <w:ilvl w:val="0"/>
+          <w:numId w:val="9"/>
+        </w:numPr>
+        <w:tabs>
+          <w:tab w:val="left" w:pos="3828"/>
+        </w:tabs>
+        <w:rPr>
+          <w:rFonts w:eastAsiaTheme="minorEastAsia"/>
+          <w:b/>
+          <w:bCs/>
+          <w:sz w:val="24"/>
+          <w:szCs w:val="24"/>
+        </w:rPr>
+      </w:pPr>
+      <w:r>
+        <w:rPr>
+          <w:rFonts w:eastAsiaTheme="minorEastAsia"/>
+          <w:sz w:val="24"/>
+          <w:szCs w:val="24"/>
+        </w:rPr>
+        <w:drawing>
+          <wp:anchor distT="0" distB="0" distL="114300" distR="114300" simplePos="0" relativeHeight="251759616" behindDoc="0" locked="0" layoutInCell="1" allowOverlap="1" wp14:anchorId="7C42BC62" wp14:editId="506A699D">
+            <wp:simplePos x="0" y="0"/>
+            <wp:positionH relativeFrom="column">
+              <wp:posOffset>620395</wp:posOffset>
+            </wp:positionH>
+            <wp:positionV relativeFrom="paragraph">
+              <wp:posOffset>803275</wp:posOffset>
+            </wp:positionV>
+            <wp:extent cx="2647950" cy="1393190"/>
+            <wp:effectExtent l="0" t="0" r="0" b="0"/>
+            <wp:wrapSquare wrapText="bothSides"/>
+            <wp:docPr id="907059465" name="Picture 1"/>
+            <wp:cNvGraphicFramePr>
+              <a:graphicFrameLocks xmlns:a="http://schemas.openxmlformats.org/drawingml/2006/main" noChangeAspect="1"/>
+            </wp:cNvGraphicFramePr>
+            <a:graphic xmlns:a="http://schemas.openxmlformats.org/drawingml/2006/main">
+              <a:graphicData uri="http://schemas.openxmlformats.org/drawingml/2006/picture">
+                <pic:pic xmlns:pic="http://schemas.openxmlformats.org/drawingml/2006/picture">
+                  <pic:nvPicPr>
+                    <pic:cNvPr id="907059465" name=""/>
+                    <pic:cNvPicPr/>
+                  </pic:nvPicPr>
+                  <pic:blipFill>
+                    <a:blip r:embed="rId130">
+                      <a:extLst>
+                        <a:ext uri="{28A0092B-C50C-407E-A947-70E740481C1C}">
+                          <a14:useLocalDpi xmlns:a14="http://schemas.microsoft.com/office/drawing/2010/main" val="0"/>
+                        </a:ext>
+                      </a:extLst>
+                    </a:blip>
+                    <a:stretch>
+                      <a:fillRect/>
+                    </a:stretch>
+                  </pic:blipFill>
+                  <pic:spPr>
+                    <a:xfrm>
+                      <a:off x="0" y="0"/>
+                      <a:ext cx="2647950" cy="1393190"/>
+                    </a:xfrm>
+                    <a:prstGeom prst="rect">
+                      <a:avLst/>
+                    </a:prstGeom>
+                  </pic:spPr>
+                </pic:pic>
+              </a:graphicData>
+            </a:graphic>
+            <wp14:sizeRelH relativeFrom="margin">
+              <wp14:pctWidth>0</wp14:pctWidth>
+            </wp14:sizeRelH>
+            <wp14:sizeRelV relativeFrom="margin">
+              <wp14:pctHeight>0</wp14:pctHeight>
+            </wp14:sizeRelV>
+          </wp:anchor>
+        </w:drawing>
+      </w:r>
+      <w:r>
+        <w:rPr>
+          <w:rFonts w:eastAsiaTheme="minorEastAsia"/>
+          <w:sz w:val="24"/>
+          <w:szCs w:val="24"/>
+        </w:rPr>
+        <w:drawing>
+          <wp:anchor distT="0" distB="0" distL="114300" distR="114300" simplePos="0" relativeHeight="251758592" behindDoc="1" locked="0" layoutInCell="1" allowOverlap="1" wp14:anchorId="4897CFD0" wp14:editId="6FD3F077">
+            <wp:simplePos x="0" y="0"/>
+            <wp:positionH relativeFrom="column">
+              <wp:posOffset>3857625</wp:posOffset>
+            </wp:positionH>
+            <wp:positionV relativeFrom="paragraph">
+              <wp:posOffset>74930</wp:posOffset>
+            </wp:positionV>
+            <wp:extent cx="1593850" cy="1029335"/>
+            <wp:effectExtent l="0" t="0" r="6350" b="0"/>
+            <wp:wrapTight wrapText="bothSides">
+              <wp:wrapPolygon edited="0">
+                <wp:start x="0" y="0"/>
+                <wp:lineTo x="0" y="21187"/>
+                <wp:lineTo x="21428" y="21187"/>
+                <wp:lineTo x="21428" y="0"/>
+                <wp:lineTo x="0" y="0"/>
+              </wp:wrapPolygon>
+            </wp:wrapTight>
+            <wp:docPr id="2109973114" name="Picture 1"/>
+            <wp:cNvGraphicFramePr>
+              <a:graphicFrameLocks xmlns:a="http://schemas.openxmlformats.org/drawingml/2006/main" noChangeAspect="1"/>
+            </wp:cNvGraphicFramePr>
+            <a:graphic xmlns:a="http://schemas.openxmlformats.org/drawingml/2006/main">
+              <a:graphicData uri="http://schemas.openxmlformats.org/drawingml/2006/picture">
+                <pic:pic xmlns:pic="http://schemas.openxmlformats.org/drawingml/2006/picture">
+                  <pic:nvPicPr>
+                    <pic:cNvPr id="2109973114" name=""/>
+                    <pic:cNvPicPr/>
+                  </pic:nvPicPr>
+                  <pic:blipFill>
+                    <a:blip r:embed="rId131" cstate="print">
+                      <a:extLst>
+                        <a:ext uri="{28A0092B-C50C-407E-A947-70E740481C1C}">
+                          <a14:useLocalDpi xmlns:a14="http://schemas.microsoft.com/office/drawing/2010/main" val="0"/>
+                        </a:ext>
+                      </a:extLst>
+                    </a:blip>
+                    <a:stretch>
+                      <a:fillRect/>
+                    </a:stretch>
+                  </pic:blipFill>
+                  <pic:spPr>
+                    <a:xfrm>
+                      <a:off x="0" y="0"/>
+                      <a:ext cx="1593850" cy="1029335"/>
+                    </a:xfrm>
+                    <a:prstGeom prst="rect">
+                      <a:avLst/>
+                    </a:prstGeom>
+                  </pic:spPr>
+                </pic:pic>
+              </a:graphicData>
+            </a:graphic>
+            <wp14:sizeRelH relativeFrom="margin">
+              <wp14:pctWidth>0</wp14:pctWidth>
+            </wp14:sizeRelH>
+            <wp14:sizeRelV relativeFrom="margin">
+              <wp14:pctHeight>0</wp14:pctHeight>
+            </wp14:sizeRelV>
+          </wp:anchor>
+        </w:drawing>
+      </w:r>
+      <w:r>
+        <w:rPr>
+          <w:rFonts w:eastAsiaTheme="minorEastAsia"/>
+          <w:b/>
+          <w:bCs/>
+          <w:sz w:val="24"/>
+          <w:szCs w:val="24"/>
+        </w:rPr>
+        <w:t xml:space="preserve">Gated Recurrent Unit (GRU) </w:t>
+      </w:r>
+      <w:r>
+        <w:rPr>
+          <w:rFonts w:eastAsiaTheme="minorEastAsia"/>
+          <w:sz w:val="24"/>
+          <w:szCs w:val="24"/>
+        </w:rPr>
+        <w:t xml:space="preserve">uses memory cells to maintain the memory of a particular token or word till it </w:t>
+      </w:r>
+      <w:r>
+        <w:rPr>
+          <w:rFonts w:eastAsiaTheme="minorEastAsia"/>
+          <w:sz w:val="24"/>
+          <w:szCs w:val="24"/>
+        </w:rPr>
+        <w:t xml:space="preserve">is relevant. </w:t>
+      </w:r>
+    </w:p>
+    <w:p>
+      <w:pPr>
+        <w:pStyle w:val="ListParagraph"/>
+        <w:rPr>
+          <w:rFonts w:eastAsiaTheme="minorEastAsia"/>
+          <w:b/>
+          <w:bCs/>
+          <w:sz w:val="24"/>
+          <w:szCs w:val="24"/>
+        </w:rPr>
+      </w:pPr>
+    </w:p>
+    <w:p>
+      <w:pPr>
+        <w:tabs>
+          <w:tab w:val="left" w:pos="3828"/>
+        </w:tabs>
+        <w:rPr>
+          <w:rFonts w:eastAsiaTheme="minorEastAsia"/>
+          <w:sz w:val="24"/>
+          <w:szCs w:val="24"/>
+        </w:rPr>
+      </w:pPr>
+    </w:p>
+    <w:p>
+      <w:pPr>
+        <w:tabs>
+          <w:tab w:val="left" w:pos="3828"/>
+        </w:tabs>
+        <w:rPr>
+          <w:rFonts w:eastAsiaTheme="minorEastAsia"/>
+          <w:sz w:val="24"/>
+          <w:szCs w:val="24"/>
+        </w:rPr>
+      </w:pPr>
+    </w:p>
+    <w:p>
+      <w:pPr>
+        <w:tabs>
+          <w:tab w:val="left" w:pos="3828"/>
+        </w:tabs>
+        <w:rPr>
+          <w:rFonts w:eastAsiaTheme="minorEastAsia"/>
+          <w:sz w:val="24"/>
+          <w:szCs w:val="24"/>
+        </w:rPr>
+      </w:pPr>
+    </w:p>
+    <w:p>
+      <w:pPr>
+        <w:tabs>
+          <w:tab w:val="left" w:pos="3828"/>
+        </w:tabs>
+        <w:rPr>
+          <w:rFonts w:eastAsiaTheme="minorEastAsia"/>
+          <w:sz w:val="24"/>
+          <w:szCs w:val="24"/>
+        </w:rPr>
+      </w:pPr>
+    </w:p>
+    <w:p>
+      <w:pPr>
+        <w:tabs>
+          <w:tab w:val="left" w:pos="3828"/>
+        </w:tabs>
+        <w:rPr>
+          <w:rFonts w:eastAsiaTheme="minorEastAsia"/>
+          <w:sz w:val="24"/>
+          <w:szCs w:val="24"/>
+        </w:rPr>
+      </w:pPr>
+    </w:p>
+    <w:p>
+      <w:pPr>
+        <w:tabs>
+          <w:tab w:val="left" w:pos="3828"/>
+        </w:tabs>
+        <w:rPr>
+          <w:rFonts w:eastAsiaTheme="minorEastAsia"/>
+          <w:sz w:val="24"/>
+          <w:szCs w:val="24"/>
+        </w:rPr>
+      </w:pPr>
+    </w:p>
+    <w:p>
+      <w:pPr>
+        <w:tabs>
+          <w:tab w:val="left" w:pos="3828"/>
+        </w:tabs>
+        <w:rPr>
+          <w:rFonts w:eastAsiaTheme="minorEastAsia"/>
+          <w:b/>
+          <w:bCs/>
+          <w:sz w:val="24"/>
+          <w:szCs w:val="24"/>
+        </w:rPr>
+      </w:pPr>
+    </w:p>
     <w:sectPr>
       <w:pgSz w:w="11906" w:h="16838"/>
       <w:pgMar w:top="1440" w:right="1440" w:bottom="1276" w:left="1440" w:header="708" w:footer="708" w:gutter="0"/>
@@ -10737,7 +12482,7 @@
   <w:abstractNum w:abstractNumId="9" w15:restartNumberingAfterBreak="0">
     <w:nsid w:val="7145254E"/>
     <w:multiLevelType w:val="hybridMultilevel"/>
-    <w:tmpl w:val="DC648CEA"/>
+    <w:tmpl w:val="90D0046A"/>
     <w:lvl w:ilvl="0" w:tplc="40090001">
       <w:start w:val="1"/>
       <w:numFmt w:val="bullet"/>
@@ -12884,6 +14629,120 @@
 </inkml:ink>
 </file>
 
+<file path=word/ink/ink42.xml><?xml version="1.0" encoding="utf-8"?>
+<inkml:ink xmlns:inkml="http://www.w3.org/2003/InkML">
+  <inkml:definitions>
+    <inkml:context xml:id="ctx0">
+      <inkml:inkSource xml:id="inkSrc0">
+        <inkml:traceFormat>
+          <inkml:channel name="X" type="integer" min="-2.14748E9" max="2.14748E9" units="cm"/>
+          <inkml:channel name="Y" type="integer" min="-2.14748E9" max="2.14748E9" units="cm"/>
+        </inkml:traceFormat>
+        <inkml:channelProperties>
+          <inkml:channelProperty channel="X" name="resolution" value="1000" units="1/cm"/>
+          <inkml:channelProperty channel="Y" name="resolution" value="1000" units="1/cm"/>
+        </inkml:channelProperties>
+      </inkml:inkSource>
+      <inkml:timestamp xml:id="ts0" timeString="2025-08-13T15:11:22.867"/>
+    </inkml:context>
+    <inkml:brush xml:id="br0">
+      <inkml:brushProperty name="width" value="0.05" units="cm"/>
+      <inkml:brushProperty name="height" value="0.3" units="cm"/>
+      <inkml:brushProperty name="color" value="#36C0E6"/>
+      <inkml:brushProperty name="ignorePressure" value="1"/>
+      <inkml:brushProperty name="inkEffects" value="pencil"/>
+    </inkml:brush>
+  </inkml:definitions>
+  <inkml:trace contextRef="#ctx0" brushRef="#br0">1 70,'5'-5,"6"-1,5-2,3 0,3 2,-3-3,-4 0</inkml:trace>
+  <inkml:trace contextRef="#ctx0" brushRef="#br0" timeOffset="1093.86">123 1,'0'2,"0"4,5 4,3 6,1 3,4-3,-2 1,-1-2</inkml:trace>
+</inkml:ink>
+</file>
+
+<file path=word/ink/ink43.xml><?xml version="1.0" encoding="utf-8"?>
+<inkml:ink xmlns:inkml="http://www.w3.org/2003/InkML">
+  <inkml:definitions>
+    <inkml:context xml:id="ctx0">
+      <inkml:inkSource xml:id="inkSrc0">
+        <inkml:traceFormat>
+          <inkml:channel name="X" type="integer" min="-2.14748E9" max="2.14748E9" units="cm"/>
+          <inkml:channel name="Y" type="integer" min="-2.14748E9" max="2.14748E9" units="cm"/>
+        </inkml:traceFormat>
+        <inkml:channelProperties>
+          <inkml:channelProperty channel="X" name="resolution" value="1000" units="1/cm"/>
+          <inkml:channelProperty channel="Y" name="resolution" value="1000" units="1/cm"/>
+        </inkml:channelProperties>
+      </inkml:inkSource>
+      <inkml:timestamp xml:id="ts0" timeString="2025-08-13T15:10:39.839"/>
+    </inkml:context>
+    <inkml:brush xml:id="br0">
+      <inkml:brushProperty name="width" value="0.3" units="cm"/>
+      <inkml:brushProperty name="height" value="0.6" units="cm"/>
+      <inkml:brushProperty name="color" value="#FFFFFF"/>
+      <inkml:brushProperty name="tip" value="rectangle"/>
+      <inkml:brushProperty name="rasterOp" value="maskPen"/>
+      <inkml:brushProperty name="ignorePressure" value="1"/>
+    </inkml:brush>
+  </inkml:definitions>
+  <inkml:trace contextRef="#ctx0" brushRef="#br0">0 0,'0'0</inkml:trace>
+</inkml:ink>
+</file>
+
+<file path=word/ink/ink44.xml><?xml version="1.0" encoding="utf-8"?>
+<inkml:ink xmlns:inkml="http://www.w3.org/2003/InkML">
+  <inkml:definitions>
+    <inkml:context xml:id="ctx0">
+      <inkml:inkSource xml:id="inkSrc0">
+        <inkml:traceFormat>
+          <inkml:channel name="X" type="integer" min="-2.14748E9" max="2.14748E9" units="cm"/>
+          <inkml:channel name="Y" type="integer" min="-2.14748E9" max="2.14748E9" units="cm"/>
+        </inkml:traceFormat>
+        <inkml:channelProperties>
+          <inkml:channelProperty channel="X" name="resolution" value="1000" units="1/cm"/>
+          <inkml:channelProperty channel="Y" name="resolution" value="1000" units="1/cm"/>
+        </inkml:channelProperties>
+      </inkml:inkSource>
+      <inkml:timestamp xml:id="ts0" timeString="2025-08-13T15:11:26.422"/>
+    </inkml:context>
+    <inkml:brush xml:id="br0">
+      <inkml:brushProperty name="width" value="0.05" units="cm"/>
+      <inkml:brushProperty name="height" value="0.3" units="cm"/>
+      <inkml:brushProperty name="color" value="#36C0E6"/>
+      <inkml:brushProperty name="ignorePressure" value="1"/>
+      <inkml:brushProperty name="inkEffects" value="pencil"/>
+    </inkml:brush>
+  </inkml:definitions>
+  <inkml:trace contextRef="#ctx0" brushRef="#br0">1 1,'2'0,"6"4,3 7,5 1,0 1,1 3,0 3,2 0,-2 3,-4 6,0 0,8 1,-1 0,-2-1,-6-2,-2-2,-2 1,-3 0,-2 2,-2 3,-1-1,0-2,-1-1,1-1,-1-2,1 0,0 0,-1 6,1 0,0-5</inkml:trace>
+</inkml:ink>
+</file>
+
+<file path=word/ink/ink45.xml><?xml version="1.0" encoding="utf-8"?>
+<inkml:ink xmlns:inkml="http://www.w3.org/2003/InkML">
+  <inkml:definitions>
+    <inkml:context xml:id="ctx0">
+      <inkml:inkSource xml:id="inkSrc0">
+        <inkml:traceFormat>
+          <inkml:channel name="X" type="integer" min="-2.14748E9" max="2.14748E9" units="cm"/>
+          <inkml:channel name="Y" type="integer" min="-2.14748E9" max="2.14748E9" units="cm"/>
+        </inkml:traceFormat>
+        <inkml:channelProperties>
+          <inkml:channelProperty channel="X" name="resolution" value="1000" units="1/cm"/>
+          <inkml:channelProperty channel="Y" name="resolution" value="1000" units="1/cm"/>
+        </inkml:channelProperties>
+      </inkml:inkSource>
+      <inkml:timestamp xml:id="ts0" timeString="2025-08-13T15:11:01.266"/>
+    </inkml:context>
+    <inkml:brush xml:id="br0">
+      <inkml:brushProperty name="width" value="0.05" units="cm"/>
+      <inkml:brushProperty name="height" value="0.3" units="cm"/>
+      <inkml:brushProperty name="color" value="#36C0E6"/>
+      <inkml:brushProperty name="ignorePressure" value="1"/>
+      <inkml:brushProperty name="inkEffects" value="pencil"/>
+    </inkml:brush>
+  </inkml:definitions>
+  <inkml:trace contextRef="#ctx0" brushRef="#br0">72 0,'0'3,"0"2,0 6,0 5,0 2,0 3,0 2,0 0,0 5,0 3,0 0,0-3,4-1,7-5,6-7,2-6,2-4,3-3,-1-2,1-1,5 0,-2-2,-6-4,-7-4,-5-6,-4-8,-4-3,-1-1,-1-1,-7 6,-2 4,0 10,2 11,3 9,1 10,3 8,0 3,1-1,0-2,1 0,-1-3,1-1,-1 0,0-2,0 5,0 2,0 1,0-2,0-2,0 0,0-2,0-1,0 0,0 4,0 1,-5 1,-3-5,-6-6,-4-6,-2-6,-2-3,-2-2,-1-2,1 0,0 0,-1 0,5-2,4-6,4 0,4-6,3-6,2-3,2 0,1 0,0-2,1 3,0-1,-1 0,1-5,3 2,3 3,3 6,3 6,4 5,3 4,4 2,-1 2,1 0,1 0,-2 0,0 0,5-1,1 1,-1-1,0 0,0 0,-3 0,-5-5,-2-1,1 0,-1 1,7 2,-2 1</inkml:trace>
+</inkml:ink>
+</file>
+
 <file path=word/ink/ink5.xml><?xml version="1.0" encoding="utf-8"?>
 <inkml:ink xmlns:inkml="http://www.w3.org/2003/InkML">
   <inkml:definitions>
